--- a/docs/report/supporting_materials.docx
+++ b/docs/report/supporting_materials.docx
@@ -543,7 +543,7 @@
         <w:jc w:val="both"/>
       </w:pPr>
       <w:r>
-        <w:t xml:space="preserve">The second is the modality gap. None of these models accepts audio. A pipeline component that transcribes speech cannot be replaced by a model that cannot hear it — a claim that is obvious stated plainly and that the benchmark nonetheless quantifies (0.000–0.034 ROUGE-L; 613 of 615 predictions empty for Qwen3-VL-4B-Instruct), because "obvious" is not a result and a reviewer is entitled to the number.</w:t>
+        <w:t xml:space="preserve">The second is the modality gap. None of these models accepts audio. A pipeline component that transcribes speech cannot be replaced by a model that cannot hear it — a claim that is obvious stated plainly and that the benchmark nonetheless quantifies (0.000–0.034 ROUGE-L, with three of seven models scoring exactly 0.000 by abstaining rather than guessing), because "obvious" is not a result and a reviewer is entitled to the number.</w:t>
       </w:r>
     </w:p>
     <w:p>
@@ -1932,7 +1932,7 @@
               <w:spacing w:after="0"/>
             </w:pPr>
             <w:r>
-              <w:t xml:space="preserve">Runs seven VLMs over the clips, one at a time, checkpointed and resumable</w:t>
+              <w:t xml:space="preserve">Runs seven VLMs over all 626 clips, one at a time, checkpointed and resumable; also scores them, builds the comparison and coverage tables, the per-model agreement-tier charts and the qualitative spot-checks</w:t>
             </w:r>
           </w:p>
         </w:tc>
@@ -2090,7 +2090,7 @@
         <w:t xml:space="preserve">n</w:t>
       </w:r>
       <w:r>
-        <w:t xml:space="preserve"> = 615, 21,140 scores).</w:t>
+        <w:t xml:space="preserve"> = 626, 21,489 scores).</w:t>
       </w:r>
     </w:p>
     <w:p>
@@ -2133,7 +2133,7 @@
         <w:jc w:val="both"/>
       </w:pPr>
       <w:r>
-        <w:t xml:space="preserve">Per-clip checkpointing made iteration cheap: a change to the agreement rules re-ran scoring without re-running inference. Failures were recorded against clip identifiers rather than suppressed — the final pipeline run recorded 626 successes and 0 failures, and the benchmark recorded which clips each model was actually scored on (615/615 on every field except people count at 560/615) so that a score computed from fewer clips is visible rather than hidden.</w:t>
+        <w:t xml:space="preserve">Per-clip checkpointing made iteration cheap: a change to the agreement rules re-ran scoring without re-running inference. Failures were recorded against clip identifiers rather than suppressed — the final pipeline run recorded 626 successes and 0 failures, and the benchmark recorded which clips each model was actually scored on (626/626 for five of seven models on the free-text and tag fields, 625 and 624 for the two that lost clips to JSON parse failure, and 566–568/626 on people count) so that a score computed from fewer clips is visible rather than hidden.</w:t>
       </w:r>
     </w:p>
     <w:p>
@@ -3024,24 +3024,47 @@
         <w:rPr>
           <w:b/>
           <w:bCs/>
+        </w:rPr>
+        <w:t xml:space="preserve">Resolved.</w:t>
+      </w:r>
+      <w:r>
+        <w:t xml:space="preserve"> The benchmark's final run reads a 626-clip ground truth and reports 626 clips total, 626 usable and 626 with a video file on disk — a three-way match between the ground truth, the clips on disk and the manifest. The earlier 615-clip file is superseded; no result in either document now depends on it.</w:t>
+      </w:r>
+    </w:p>
+    <w:p>
+      <w:pPr>
+        <w:pStyle w:val="ListParagraph"/>
+        <w:numPr>
+          <w:ilvl w:val="0"/>
+          <w:numId w:val="1"/>
+        </w:numPr>
+        <w:spacing w:after="90" w:line="276"/>
+      </w:pPr>
+      <w:r>
+        <w:t xml:space="preserve">The prediction cache for Qwen3-VL-4B-Thinking carries four </w:t>
+      </w:r>
+      <w:r>
+        <w:rPr>
+          <w:rFonts w:ascii="Consolas" w:cs="Consolas" w:eastAsia="Consolas" w:hAnsi="Consolas"/>
+          <w:sz w:val="18"/>
+          <w:szCs w:val="18"/>
+        </w:rPr>
+        <w:t xml:space="preserve">backup_before_repair_*</w:t>
+      </w:r>
+      <w:r>
+        <w:t xml:space="preserve"> snapshots (2026-09-11 through 2026-09-14). </w:t>
+      </w:r>
+      <w:r>
+        <w:rPr>
+          <w:b/>
+          <w:bCs/>
           <w:highlight w:val="yellow"/>
           <w:highlightCs w:val="yellow"/>
         </w:rPr>
-        <w:t xml:space="preserve">`[TO FILL]`</w:t>
-      </w:r>
-      <w:r>
-        <w:t xml:space="preserve"> Confirm that clip IDs in </w:t>
-      </w:r>
-      <w:r>
-        <w:rPr>
-          <w:rFonts w:ascii="Consolas" w:cs="Consolas" w:eastAsia="Consolas" w:hAnsi="Consolas"/>
-          <w:sz w:val="18"/>
-          <w:szCs w:val="18"/>
-        </w:rPr>
-        <w:t xml:space="preserve">ground_truth_metadata_615.json</w:t>
-      </w:r>
-      <w:r>
-        <w:t xml:space="preserve">, the embeddings/frames on disk and the prediction caches are a three-way exact match, and reconcile 626 generated against 615 scored.</w:t>
+        <w:t xml:space="preserve">`[TO FILL: state what the repair corrected and confirm the reported scores come from the post-repair cache.]`</w:t>
+      </w:r>
+      <w:r>
+        <w:t xml:space="preserve"> A results file with an undocumented repair history is the kind of thing an examiner asks about.</w:t>
       </w:r>
     </w:p>
     <w:p>
@@ -4715,19 +4738,21 @@
           <w:b/>
           <w:bCs/>
         </w:rPr>
-        <w:t xml:space="preserve">Two corpus sizes.</w:t>
-      </w:r>
-      <w:r>
-        <w:t xml:space="preserve"> The pipeline generated 626 clips; the benchmark scored 615. </w:t>
-      </w:r>
-      <w:r>
-        <w:rPr>
-          <w:b/>
-          <w:bCs/>
-          <w:highlight w:val="yellow"/>
-          <w:highlightCs w:val="yellow"/>
-        </w:rPr>
-        <w:t xml:space="preserve">`[TO FILL: reconcile, and state the reason in both documents.]`</w:t>
+        <w:t xml:space="preserve">Two corpus sizes, resolved.</w:t>
+      </w:r>
+      <w:r>
+        <w:t xml:space="preserve"> An earlier benchmark run scored 615 clips against </w:t>
+      </w:r>
+      <w:r>
+        <w:rPr>
+          <w:rFonts w:ascii="Consolas" w:cs="Consolas" w:eastAsia="Consolas" w:hAnsi="Consolas"/>
+          <w:sz w:val="18"/>
+          <w:szCs w:val="18"/>
+        </w:rPr>
+        <w:t xml:space="preserve">ground_truth_metadata_615.json</w:t>
+      </w:r>
+      <w:r>
+        <w:t xml:space="preserve"> while the pipeline had generated 626. The final run rebuilt the benchmark against the full 626-clip ground truth, and both documents now report 626 throughout. The earlier numbers differ only in the third decimal place and no conclusion changed, but the superseded run should not be cited.</w:t>
       </w:r>
     </w:p>
     <w:p>
@@ -4968,7 +4993,7 @@
         <w:t xml:space="preserve">Delivered.</w:t>
       </w:r>
       <w:r>
-        <w:t xml:space="preserve"> A resumable, checkpointed, provenance-tracked pipeline; 626 clips at zero failures; five fields per clip from heterogeneous families; explicit per-field status and agreement; four experiments; a 7-model, 21,140-score benchmark; a read-only browser exposing the evidence.</w:t>
+        <w:t xml:space="preserve"> A resumable, checkpointed, provenance-tracked pipeline; 626 clips at zero failures; five fields per clip from heterogeneous families; explicit per-field status and agreement; four experiments; a 7-model, 21,489-score benchmark; a read-only browser exposing the evidence.</w:t>
       </w:r>
     </w:p>
     <w:p>
@@ -5172,7 +5197,59 @@
         <w:t xml:space="preserve">that error is not random</w:t>
       </w:r>
       <w:r>
-        <w:t xml:space="preserve">: it will fall hardest on speakers with the strongest regional accents, who in a community archive are often the community members the archive exists to represent. The project does not measure this, which is a real gap rather than a formality. </w:t>
+        <w:t xml:space="preserve">: it will fall hardest on speakers with the strongest regional accents, who in a community archive are often the community members the archive exists to represent. The project does not measure this systematically, which is a real gap rather than a formality.</w:t>
+      </w:r>
+    </w:p>
+    <w:p>
+      <w:pPr>
+        <w:spacing w:after="140" w:line="276"/>
+        <w:jc w:val="both"/>
+      </w:pPr>
+      <w:r>
+        <w:t xml:space="preserve">The benchmark spot-checks contain direct evidence that the problem is live. On a Belfast arts clip the pipeline's own reference keywords, derived from the Whisper transcript, include </w:t>
+      </w:r>
+      <w:r>
+        <w:rPr>
+          <w:rFonts w:ascii="Consolas" w:cs="Consolas" w:eastAsia="Consolas" w:hAnsi="Consolas"/>
+          <w:sz w:val="18"/>
+          <w:szCs w:val="18"/>
+        </w:rPr>
+        <w:t xml:space="preserve">pethau felly</w:t>
+      </w:r>
+      <w:r>
+        <w:t xml:space="preserve">, </w:t>
+      </w:r>
+      <w:r>
+        <w:rPr>
+          <w:rFonts w:ascii="Consolas" w:cs="Consolas" w:eastAsia="Consolas" w:hAnsi="Consolas"/>
+          <w:sz w:val="18"/>
+          <w:szCs w:val="18"/>
+        </w:rPr>
+        <w:t xml:space="preserve">cyfnodau yw</w:t>
+      </w:r>
+      <w:r>
+        <w:t xml:space="preserve"> and </w:t>
+      </w:r>
+      <w:r>
+        <w:rPr>
+          <w:rFonts w:ascii="Consolas" w:cs="Consolas" w:eastAsia="Consolas" w:hAnsi="Consolas"/>
+          <w:sz w:val="18"/>
+          <w:szCs w:val="18"/>
+        </w:rPr>
+        <w:t xml:space="preserve">custinia rheidd</w:t>
+      </w:r>
+      <w:r>
+        <w:t xml:space="preserve"> — Welsh-looking strings with no Welsh in the audio. Whisper has mis-identified the language on accented English and produced fluent nonsense, and because keywords are extracted downstream of the transcript, that nonsense propagated into the published catalogue field. It is not flagged, because the keyword sources (KeyBERT, YAKE, TF-IDF) agree with each other about the text they were given: </w:t>
+      </w:r>
+      <w:r>
+        <w:rPr>
+          <w:b/>
+          <w:bCs/>
+        </w:rPr>
+        <w:t xml:space="preserve">three sources corroborating one another cannot detect an error introduced upstream of all three.</w:t>
+      </w:r>
+      <w:r>
+        <w:t xml:space="preserve"> This is the clearest demonstration in the project of what the agreement score does not measure. </w:t>
       </w:r>
       <w:r>
         <w:rPr>
@@ -5181,7 +5258,7 @@
           <w:highlight w:val="yellow"/>
           <w:highlightCs w:val="yellow"/>
         </w:rPr>
-        <w:t xml:space="preserve">`[TO FILL: if the SYNOPSES folder contains any human transcript, compare WER on those clips against Whisper's published English WER and report the difference.]`</w:t>
+        <w:t xml:space="preserve">`[TO FILL: count how many clips contain non-English tokens in the transcript or keyword fields, and report it — this converts an anecdote into a measurement.]`</w:t>
       </w:r>
     </w:p>
     <w:p>
@@ -6996,7 +7073,7 @@
         <w:t xml:space="preserve">n</w:t>
       </w:r>
       <w:r>
-        <w:t xml:space="preserve"> = 615, 21,140 scores).</w:t>
+        <w:t xml:space="preserve"> = 626, 21,489 scores).</w:t>
       </w:r>
     </w:p>
     <w:p>
@@ -7048,7 +7125,7 @@
         <w:t xml:space="preserve">D.6</w:t>
       </w:r>
       <w:r>
-        <w:t xml:space="preserve"> Benchmark coverage — 615/615 all fields except people count 560/615, all seven models.</w:t>
+        <w:t xml:space="preserve"> Benchmark coverage — 626/626 on free-text and tag fields for five models; 625 (Qwen3-VL-2B-Instruct) and 624 (-2B-Thinking); people count 566–568/626.</w:t>
       </w:r>
     </w:p>
     <w:p>
@@ -7068,7 +7145,58 @@
         <w:t xml:space="preserve">D.7</w:t>
       </w:r>
       <w:r>
-        <w:t xml:space="preserve"> Transcript-field breakdown, Qwen3-VL-4B-Instruct — mean 0.00014347; 613/615 empty predictions; 1 non-zero score; maximum 0.0882.</w:t>
+        <w:t xml:space="preserve"> Transcript field — exactly 0.000 for InternVL3-2B, Qwen3-VL-4B-Instruct and Qwen3-VL-8B-Instruct; 0.013–0.034 for the rest.</w:t>
+      </w:r>
+    </w:p>
+    <w:p>
+      <w:pPr>
+        <w:pStyle w:val="ListParagraph"/>
+        <w:numPr>
+          <w:ilvl w:val="0"/>
+          <w:numId w:val="1"/>
+        </w:numPr>
+        <w:spacing w:after="90" w:line="276"/>
+      </w:pPr>
+      <w:r>
+        <w:rPr>
+          <w:b/>
+          <w:bCs/>
+        </w:rPr>
+        <w:t xml:space="preserve">D.8</w:t>
+      </w:r>
+      <w:r>
+        <w:t xml:space="preserve"> Per-model agreement-tier charts — Section 11 of </w:t>
+      </w:r>
+      <w:r>
+        <w:rPr>
+          <w:rFonts w:ascii="Consolas" w:cs="Consolas" w:eastAsia="Consolas" w:hAnsi="Consolas"/>
+          <w:sz w:val="18"/>
+          <w:szCs w:val="18"/>
+        </w:rPr>
+        <w:t xml:space="preserve">02_vlm_benchmark_run.ipynb</w:t>
+      </w:r>
+      <w:r>
+        <w:t xml:space="preserve"> writes one PNG per model (</w:t>
+      </w:r>
+      <w:r>
+        <w:rPr>
+          <w:rFonts w:ascii="Consolas" w:cs="Consolas" w:eastAsia="Consolas" w:hAnsi="Consolas"/>
+          <w:sz w:val="18"/>
+          <w:szCs w:val="18"/>
+        </w:rPr>
+        <w:t xml:space="preserve">&lt;model&gt;_vs_agreement_tier.png</w:t>
+      </w:r>
+      <w:r>
+        <w:t xml:space="preserve">). </w:t>
+      </w:r>
+      <w:r>
+        <w:rPr>
+          <w:b/>
+          <w:bCs/>
+          <w:highlight w:val="yellow"/>
+          <w:highlightCs w:val="yellow"/>
+        </w:rPr>
+        <w:t xml:space="preserve">`[TO FILL: the sampled rows carry `agreement_tier = not_scored`. Check whether enough fields are tiered for these charts to say anything; if most rows are `not_scored`, report that as the finding and drop the charts.]`</w:t>
       </w:r>
     </w:p>
     <w:p>
@@ -7092,13 +7220,843 @@
         <w:jc w:val="both"/>
       </w:pPr>
       <w:r>
+        <w:t xml:space="preserve">From Section 12 of </w:t>
+      </w:r>
+      <w:r>
+        <w:rPr>
+          <w:rFonts w:ascii="Consolas" w:cs="Consolas" w:eastAsia="Consolas" w:hAnsi="Consolas"/>
+          <w:sz w:val="18"/>
+          <w:szCs w:val="18"/>
+        </w:rPr>
+        <w:t xml:space="preserve">02_vlm_benchmark_run.ipynb</w:t>
+      </w:r>
+      <w:r>
+        <w:t xml:space="preserve">, which prints the reference metadata beside every model's prediction. Two clips are reproduced here because each shows something the aggregate tables cannot.</w:t>
+      </w:r>
+    </w:p>
+    <w:p>
+      <w:pPr>
+        <w:spacing w:after="140" w:line="276"/>
+        <w:jc w:val="both"/>
+      </w:pPr>
+      <w:r>
+        <w:rPr>
+          <w:b/>
+          <w:bCs/>
+        </w:rPr>
+        <w:t xml:space="preserve">E.1 — `11_Poor_Mental_Health_on_Peace_Lines_150416…clip0003`: the OCR veto's false negatives.</w:t>
+      </w:r>
+    </w:p>
+    <w:tbl>
+      <w:tblPr>
+        <w:tblW w:type="dxa" w:w="9360"/>
+        <w:tblBorders>
+          <w:top w:val="single" w:color="auto" w:sz="4"/>
+          <w:left w:val="single" w:color="auto" w:sz="4"/>
+          <w:bottom w:val="single" w:color="auto" w:sz="4"/>
+          <w:right w:val="single" w:color="auto" w:sz="4"/>
+          <w:insideH w:val="single" w:color="auto" w:sz="4"/>
+          <w:insideV w:val="single" w:color="auto" w:sz="4"/>
+        </w:tblBorders>
+      </w:tblPr>
+      <w:tblGrid>
+        <w:gridCol w:w="4680"/>
+        <w:gridCol w:w="4680"/>
+      </w:tblGrid>
+      <w:tr>
+        <w:trPr>
+          <w:tblHeader/>
+        </w:trPr>
+        <w:tc>
+          <w:tcPr>
+            <w:tcW w:type="dxa" w:w="4680"/>
+            <w:shd w:fill="EFEFEF" w:color="auto" w:val="clear"/>
+            <w:tcMar>
+              <w:top w:type="dxa" w:w="60"/>
+              <w:left w:type="dxa" w:w="90"/>
+              <w:bottom w:type="dxa" w:w="60"/>
+              <w:right w:type="dxa" w:w="90"/>
+            </w:tcMar>
+          </w:tcPr>
+          <w:p>
+            <w:pPr>
+              <w:spacing w:after="0"/>
+            </w:pPr>
+            <w:r>
+              <w:rPr>
+                <w:b/>
+                <w:bCs/>
+              </w:rPr>
+              <w:t xml:space="preserve">Source</w:t>
+            </w:r>
+          </w:p>
+        </w:tc>
+        <w:tc>
+          <w:tcPr>
+            <w:tcW w:type="dxa" w:w="4680"/>
+            <w:shd w:fill="EFEFEF" w:color="auto" w:val="clear"/>
+            <w:tcMar>
+              <w:top w:type="dxa" w:w="60"/>
+              <w:left w:type="dxa" w:w="90"/>
+              <w:bottom w:type="dxa" w:w="60"/>
+              <w:right w:type="dxa" w:w="90"/>
+            </w:tcMar>
+          </w:tcPr>
+          <w:p>
+            <w:pPr>
+              <w:spacing w:after="0"/>
+            </w:pPr>
+            <w:r>
+              <w:rPr>
+                <w:b/>
+                <w:bCs/>
+              </w:rPr>
+              <w:t xml:space="preserve">On-screen text</w:t>
+            </w:r>
+          </w:p>
+        </w:tc>
+      </w:tr>
+      <w:tr>
+        <w:trPr>
+          <w:tblHeader w:val="false"/>
+        </w:trPr>
+        <w:tc>
+          <w:tcPr>
+            <w:tcW w:type="dxa" w:w="4680"/>
+            <w:tcMar>
+              <w:top w:type="dxa" w:w="60"/>
+              <w:left w:type="dxa" w:w="90"/>
+              <w:bottom w:type="dxa" w:w="60"/>
+              <w:right w:type="dxa" w:w="90"/>
+            </w:tcMar>
+          </w:tcPr>
+          <w:p>
+            <w:pPr>
+              <w:spacing w:after="0"/>
+            </w:pPr>
+            <w:r>
+              <w:t xml:space="preserve">Reference (pipeline)</w:t>
+            </w:r>
+          </w:p>
+        </w:tc>
+        <w:tc>
+          <w:tcPr>
+            <w:tcW w:type="dxa" w:w="4680"/>
+            <w:tcMar>
+              <w:top w:type="dxa" w:w="60"/>
+              <w:left w:type="dxa" w:w="90"/>
+              <w:bottom w:type="dxa" w:w="60"/>
+              <w:right w:type="dxa" w:w="90"/>
+            </w:tcMar>
+          </w:tcPr>
+          <w:p>
+            <w:pPr>
+              <w:spacing w:after="0"/>
+            </w:pPr>
+            <w:r>
+              <w:rPr>
+                <w:i/>
+                <w:iCs/>
+              </w:rPr>
+              <w:t xml:space="preserve">(empty)</w:t>
+            </w:r>
+          </w:p>
+        </w:tc>
+      </w:tr>
+      <w:tr>
+        <w:trPr>
+          <w:tblHeader w:val="false"/>
+        </w:trPr>
+        <w:tc>
+          <w:tcPr>
+            <w:tcW w:type="dxa" w:w="4680"/>
+            <w:tcMar>
+              <w:top w:type="dxa" w:w="60"/>
+              <w:left w:type="dxa" w:w="90"/>
+              <w:bottom w:type="dxa" w:w="60"/>
+              <w:right w:type="dxa" w:w="90"/>
+            </w:tcMar>
+          </w:tcPr>
+          <w:p>
+            <w:pPr>
+              <w:spacing w:after="0"/>
+            </w:pPr>
+            <w:r>
+              <w:t xml:space="preserve">InternVL3-2B</w:t>
+            </w:r>
+          </w:p>
+        </w:tc>
+        <w:tc>
+          <w:tcPr>
+            <w:tcW w:type="dxa" w:w="4680"/>
+            <w:tcMar>
+              <w:top w:type="dxa" w:w="60"/>
+              <w:left w:type="dxa" w:w="90"/>
+              <w:bottom w:type="dxa" w:w="60"/>
+              <w:right w:type="dxa" w:w="90"/>
+            </w:tcMar>
+          </w:tcPr>
+          <w:p>
+            <w:pPr>
+              <w:spacing w:after="0"/>
+            </w:pPr>
+            <w:r>
+              <w:rPr>
+                <w:rFonts w:ascii="Consolas" w:cs="Consolas" w:eastAsia="Consolas" w:hAnsi="Consolas"/>
+                <w:sz w:val="18"/>
+                <w:szCs w:val="18"/>
+              </w:rPr>
+              <w:t xml:space="preserve">NVTV</w:t>
+            </w:r>
+            <w:r>
+              <w:t xml:space="preserve">, </w:t>
+            </w:r>
+            <w:r>
+              <w:rPr>
+                <w:rFonts w:ascii="Consolas" w:cs="Consolas" w:eastAsia="Consolas" w:hAnsi="Consolas"/>
+                <w:sz w:val="18"/>
+                <w:szCs w:val="18"/>
+              </w:rPr>
+              <w:t xml:space="preserve">BELFAST LOCAL TELEVISION</w:t>
+            </w:r>
+          </w:p>
+        </w:tc>
+      </w:tr>
+      <w:tr>
+        <w:trPr>
+          <w:tblHeader w:val="false"/>
+        </w:trPr>
+        <w:tc>
+          <w:tcPr>
+            <w:tcW w:type="dxa" w:w="4680"/>
+            <w:tcMar>
+              <w:top w:type="dxa" w:w="60"/>
+              <w:left w:type="dxa" w:w="90"/>
+              <w:bottom w:type="dxa" w:w="60"/>
+              <w:right w:type="dxa" w:w="90"/>
+            </w:tcMar>
+          </w:tcPr>
+          <w:p>
+            <w:pPr>
+              <w:spacing w:after="0"/>
+            </w:pPr>
+            <w:r>
+              <w:t xml:space="preserve">InternVL3-8B</w:t>
+            </w:r>
+          </w:p>
+        </w:tc>
+        <w:tc>
+          <w:tcPr>
+            <w:tcW w:type="dxa" w:w="4680"/>
+            <w:tcMar>
+              <w:top w:type="dxa" w:w="60"/>
+              <w:left w:type="dxa" w:w="90"/>
+              <w:bottom w:type="dxa" w:w="60"/>
+              <w:right w:type="dxa" w:w="90"/>
+            </w:tcMar>
+          </w:tcPr>
+          <w:p>
+            <w:pPr>
+              <w:spacing w:after="0"/>
+            </w:pPr>
+            <w:r>
+              <w:rPr>
+                <w:rFonts w:ascii="Consolas" w:cs="Consolas" w:eastAsia="Consolas" w:hAnsi="Consolas"/>
+                <w:sz w:val="18"/>
+                <w:szCs w:val="18"/>
+              </w:rPr>
+              <w:t xml:space="preserve">NVTW BELFAST LOCAL TELEVISION</w:t>
+            </w:r>
+          </w:p>
+        </w:tc>
+      </w:tr>
+      <w:tr>
+        <w:trPr>
+          <w:tblHeader w:val="false"/>
+        </w:trPr>
+        <w:tc>
+          <w:tcPr>
+            <w:tcW w:type="dxa" w:w="4680"/>
+            <w:tcMar>
+              <w:top w:type="dxa" w:w="60"/>
+              <w:left w:type="dxa" w:w="90"/>
+              <w:bottom w:type="dxa" w:w="60"/>
+              <w:right w:type="dxa" w:w="90"/>
+            </w:tcMar>
+          </w:tcPr>
+          <w:p>
+            <w:pPr>
+              <w:spacing w:after="0"/>
+            </w:pPr>
+            <w:r>
+              <w:t xml:space="preserve">Qwen3-VL-2B-Instruct</w:t>
+            </w:r>
+          </w:p>
+        </w:tc>
+        <w:tc>
+          <w:tcPr>
+            <w:tcW w:type="dxa" w:w="4680"/>
+            <w:tcMar>
+              <w:top w:type="dxa" w:w="60"/>
+              <w:left w:type="dxa" w:w="90"/>
+              <w:bottom w:type="dxa" w:w="60"/>
+              <w:right w:type="dxa" w:w="90"/>
+            </w:tcMar>
+          </w:tcPr>
+          <w:p>
+            <w:pPr>
+              <w:spacing w:after="0"/>
+            </w:pPr>
+            <w:r>
+              <w:rPr>
+                <w:rFonts w:ascii="Consolas" w:cs="Consolas" w:eastAsia="Consolas" w:hAnsi="Consolas"/>
+                <w:sz w:val="18"/>
+                <w:szCs w:val="18"/>
+              </w:rPr>
+              <w:t xml:space="preserve">NVTV</w:t>
+            </w:r>
+            <w:r>
+              <w:t xml:space="preserve">, </w:t>
+            </w:r>
+            <w:r>
+              <w:rPr>
+                <w:rFonts w:ascii="Consolas" w:cs="Consolas" w:eastAsia="Consolas" w:hAnsi="Consolas"/>
+                <w:sz w:val="18"/>
+                <w:szCs w:val="18"/>
+              </w:rPr>
+              <w:t xml:space="preserve">BELFAST LOCAL TELEVISION</w:t>
+            </w:r>
+          </w:p>
+        </w:tc>
+      </w:tr>
+      <w:tr>
+        <w:trPr>
+          <w:tblHeader w:val="false"/>
+        </w:trPr>
+        <w:tc>
+          <w:tcPr>
+            <w:tcW w:type="dxa" w:w="4680"/>
+            <w:tcMar>
+              <w:top w:type="dxa" w:w="60"/>
+              <w:left w:type="dxa" w:w="90"/>
+              <w:bottom w:type="dxa" w:w="60"/>
+              <w:right w:type="dxa" w:w="90"/>
+            </w:tcMar>
+          </w:tcPr>
+          <w:p>
+            <w:pPr>
+              <w:spacing w:after="0"/>
+            </w:pPr>
+            <w:r>
+              <w:t xml:space="preserve">Qwen3-VL-2B-Thinking</w:t>
+            </w:r>
+          </w:p>
+        </w:tc>
+        <w:tc>
+          <w:tcPr>
+            <w:tcW w:type="dxa" w:w="4680"/>
+            <w:tcMar>
+              <w:top w:type="dxa" w:w="60"/>
+              <w:left w:type="dxa" w:w="90"/>
+              <w:bottom w:type="dxa" w:w="60"/>
+              <w:right w:type="dxa" w:w="90"/>
+            </w:tcMar>
+          </w:tcPr>
+          <w:p>
+            <w:pPr>
+              <w:spacing w:after="0"/>
+            </w:pPr>
+            <w:r>
+              <w:rPr>
+                <w:rFonts w:ascii="Consolas" w:cs="Consolas" w:eastAsia="Consolas" w:hAnsi="Consolas"/>
+                <w:sz w:val="18"/>
+                <w:szCs w:val="18"/>
+              </w:rPr>
+              <w:t xml:space="preserve">NVTV</w:t>
+            </w:r>
+            <w:r>
+              <w:t xml:space="preserve">, </w:t>
+            </w:r>
+            <w:r>
+              <w:rPr>
+                <w:rFonts w:ascii="Consolas" w:cs="Consolas" w:eastAsia="Consolas" w:hAnsi="Consolas"/>
+                <w:sz w:val="18"/>
+                <w:szCs w:val="18"/>
+              </w:rPr>
+              <w:t xml:space="preserve">BELFAST LOCAL TELEVISION</w:t>
+            </w:r>
+          </w:p>
+        </w:tc>
+      </w:tr>
+      <w:tr>
+        <w:trPr>
+          <w:tblHeader w:val="false"/>
+        </w:trPr>
+        <w:tc>
+          <w:tcPr>
+            <w:tcW w:type="dxa" w:w="4680"/>
+            <w:tcMar>
+              <w:top w:type="dxa" w:w="60"/>
+              <w:left w:type="dxa" w:w="90"/>
+              <w:bottom w:type="dxa" w:w="60"/>
+              <w:right w:type="dxa" w:w="90"/>
+            </w:tcMar>
+          </w:tcPr>
+          <w:p>
+            <w:pPr>
+              <w:spacing w:after="0"/>
+            </w:pPr>
+            <w:r>
+              <w:t xml:space="preserve">Qwen3-VL-4B-Instruct</w:t>
+            </w:r>
+          </w:p>
+        </w:tc>
+        <w:tc>
+          <w:tcPr>
+            <w:tcW w:type="dxa" w:w="4680"/>
+            <w:tcMar>
+              <w:top w:type="dxa" w:w="60"/>
+              <w:left w:type="dxa" w:w="90"/>
+              <w:bottom w:type="dxa" w:w="60"/>
+              <w:right w:type="dxa" w:w="90"/>
+            </w:tcMar>
+          </w:tcPr>
+          <w:p>
+            <w:pPr>
+              <w:spacing w:after="0"/>
+            </w:pPr>
+            <w:r>
+              <w:rPr>
+                <w:rFonts w:ascii="Consolas" w:cs="Consolas" w:eastAsia="Consolas" w:hAnsi="Consolas"/>
+                <w:sz w:val="18"/>
+                <w:szCs w:val="18"/>
+              </w:rPr>
+              <w:t xml:space="preserve">NVTV</w:t>
+            </w:r>
+            <w:r>
+              <w:t xml:space="preserve">, </w:t>
+            </w:r>
+            <w:r>
+              <w:rPr>
+                <w:rFonts w:ascii="Consolas" w:cs="Consolas" w:eastAsia="Consolas" w:hAnsi="Consolas"/>
+                <w:sz w:val="18"/>
+                <w:szCs w:val="18"/>
+              </w:rPr>
+              <w:t xml:space="preserve">BELFAST LOCAL TELEVISION</w:t>
+            </w:r>
+          </w:p>
+        </w:tc>
+      </w:tr>
+      <w:tr>
+        <w:trPr>
+          <w:tblHeader w:val="false"/>
+        </w:trPr>
+        <w:tc>
+          <w:tcPr>
+            <w:tcW w:type="dxa" w:w="4680"/>
+            <w:tcMar>
+              <w:top w:type="dxa" w:w="60"/>
+              <w:left w:type="dxa" w:w="90"/>
+              <w:bottom w:type="dxa" w:w="60"/>
+              <w:right w:type="dxa" w:w="90"/>
+            </w:tcMar>
+          </w:tcPr>
+          <w:p>
+            <w:pPr>
+              <w:spacing w:after="0"/>
+            </w:pPr>
+            <w:r>
+              <w:t xml:space="preserve">Qwen3-VL-4B-Thinking</w:t>
+            </w:r>
+          </w:p>
+        </w:tc>
+        <w:tc>
+          <w:tcPr>
+            <w:tcW w:type="dxa" w:w="4680"/>
+            <w:tcMar>
+              <w:top w:type="dxa" w:w="60"/>
+              <w:left w:type="dxa" w:w="90"/>
+              <w:bottom w:type="dxa" w:w="60"/>
+              <w:right w:type="dxa" w:w="90"/>
+            </w:tcMar>
+          </w:tcPr>
+          <w:p>
+            <w:pPr>
+              <w:spacing w:after="0"/>
+            </w:pPr>
+            <w:r>
+              <w:rPr>
+                <w:rFonts w:ascii="Consolas" w:cs="Consolas" w:eastAsia="Consolas" w:hAnsi="Consolas"/>
+                <w:sz w:val="18"/>
+                <w:szCs w:val="18"/>
+              </w:rPr>
+              <w:t xml:space="preserve">NVTV</w:t>
+            </w:r>
+            <w:r>
+              <w:t xml:space="preserve">, </w:t>
+            </w:r>
+            <w:r>
+              <w:rPr>
+                <w:rFonts w:ascii="Consolas" w:cs="Consolas" w:eastAsia="Consolas" w:hAnsi="Consolas"/>
+                <w:sz w:val="18"/>
+                <w:szCs w:val="18"/>
+              </w:rPr>
+              <w:t xml:space="preserve">BELFAST LOCAL TELEVISION</w:t>
+            </w:r>
+          </w:p>
+        </w:tc>
+      </w:tr>
+      <w:tr>
+        <w:trPr>
+          <w:tblHeader w:val="false"/>
+        </w:trPr>
+        <w:tc>
+          <w:tcPr>
+            <w:tcW w:type="dxa" w:w="4680"/>
+            <w:tcMar>
+              <w:top w:type="dxa" w:w="60"/>
+              <w:left w:type="dxa" w:w="90"/>
+              <w:bottom w:type="dxa" w:w="60"/>
+              <w:right w:type="dxa" w:w="90"/>
+            </w:tcMar>
+          </w:tcPr>
+          <w:p>
+            <w:pPr>
+              <w:spacing w:after="0"/>
+            </w:pPr>
+            <w:r>
+              <w:t xml:space="preserve">Qwen3-VL-8B-Instruct</w:t>
+            </w:r>
+          </w:p>
+        </w:tc>
+        <w:tc>
+          <w:tcPr>
+            <w:tcW w:type="dxa" w:w="4680"/>
+            <w:tcMar>
+              <w:top w:type="dxa" w:w="60"/>
+              <w:left w:type="dxa" w:w="90"/>
+              <w:bottom w:type="dxa" w:w="60"/>
+              <w:right w:type="dxa" w:w="90"/>
+            </w:tcMar>
+          </w:tcPr>
+          <w:p>
+            <w:pPr>
+              <w:spacing w:after="0"/>
+            </w:pPr>
+            <w:r>
+              <w:rPr>
+                <w:rFonts w:ascii="Consolas" w:cs="Consolas" w:eastAsia="Consolas" w:hAnsi="Consolas"/>
+                <w:sz w:val="18"/>
+                <w:szCs w:val="18"/>
+              </w:rPr>
+              <w:t xml:space="preserve">NVTY</w:t>
+            </w:r>
+            <w:r>
+              <w:t xml:space="preserve">, </w:t>
+            </w:r>
+            <w:r>
+              <w:rPr>
+                <w:rFonts w:ascii="Consolas" w:cs="Consolas" w:eastAsia="Consolas" w:hAnsi="Consolas"/>
+                <w:sz w:val="18"/>
+                <w:szCs w:val="18"/>
+              </w:rPr>
+              <w:t xml:space="preserve">BELFAST LOCAL TELEVISION</w:t>
+            </w:r>
+          </w:p>
+        </w:tc>
+      </w:tr>
+    </w:tbl>
+    <w:p>
+      <w:pPr>
+        <w:spacing w:after="160"/>
+      </w:pPr>
+    </w:p>
+    <w:p>
+      <w:pPr>
+        <w:spacing w:after="140" w:line="276"/>
+        <w:jc w:val="both"/>
+      </w:pPr>
+      <w:r>
+        <w:t xml:space="preserve">All seven models read the station ident; the published reference is empty. Disagreement between them is confined to one character of the call sign. The text was on screen and the strict dual-engine rule rejected it — the clearest available illustration of what the veto costs, and a case where every model is penalised by ROUGE-L for being more accurate than the reference.</w:t>
+      </w:r>
+    </w:p>
+    <w:p>
+      <w:pPr>
+        <w:spacing w:after="140" w:line="276"/>
+        <w:jc w:val="both"/>
+      </w:pPr>
+      <w:r>
+        <w:t xml:space="preserve">The same clip also shows the keyword modality mismatch. Reference (from the transcript): </w:t>
+      </w:r>
+      <w:r>
+        <w:rPr>
+          <w:rFonts w:ascii="Consolas" w:cs="Consolas" w:eastAsia="Consolas" w:hAnsi="Consolas"/>
+          <w:sz w:val="18"/>
+          <w:szCs w:val="18"/>
+        </w:rPr>
+        <w:t xml:space="preserve">medication</w:t>
+      </w:r>
+      <w:r>
+        <w:t xml:space="preserve">, </w:t>
+      </w:r>
+      <w:r>
+        <w:rPr>
+          <w:rFonts w:ascii="Consolas" w:cs="Consolas" w:eastAsia="Consolas" w:hAnsi="Consolas"/>
+          <w:sz w:val="18"/>
+          <w:szCs w:val="18"/>
+        </w:rPr>
+        <w:t xml:space="preserve">population</w:t>
+      </w:r>
+      <w:r>
+        <w:t xml:space="preserve">, </w:t>
+      </w:r>
+      <w:r>
+        <w:rPr>
+          <w:rFonts w:ascii="Consolas" w:cs="Consolas" w:eastAsia="Consolas" w:hAnsi="Consolas"/>
+          <w:sz w:val="18"/>
+          <w:szCs w:val="18"/>
+        </w:rPr>
+        <w:t xml:space="preserve">Northern Ireland</w:t>
+      </w:r>
+      <w:r>
+        <w:t xml:space="preserve">, </w:t>
+      </w:r>
+      <w:r>
+        <w:rPr>
+          <w:rFonts w:ascii="Consolas" w:cs="Consolas" w:eastAsia="Consolas" w:hAnsi="Consolas"/>
+          <w:sz w:val="18"/>
+          <w:szCs w:val="18"/>
+        </w:rPr>
+        <w:t xml:space="preserve">peaceline areas</w:t>
+      </w:r>
+      <w:r>
+        <w:t xml:space="preserve">. Models (from frames): </w:t>
+      </w:r>
+      <w:r>
+        <w:rPr>
+          <w:rFonts w:ascii="Consolas" w:cs="Consolas" w:eastAsia="Consolas" w:hAnsi="Consolas"/>
+          <w:sz w:val="18"/>
+          <w:szCs w:val="18"/>
+        </w:rPr>
+        <w:t xml:space="preserve">interview</w:t>
+      </w:r>
+      <w:r>
+        <w:t xml:space="preserve">, </w:t>
+      </w:r>
+      <w:r>
+        <w:rPr>
+          <w:rFonts w:ascii="Consolas" w:cs="Consolas" w:eastAsia="Consolas" w:hAnsi="Consolas"/>
+          <w:sz w:val="18"/>
+          <w:szCs w:val="18"/>
+        </w:rPr>
+        <w:t xml:space="preserve">talk show format</w:t>
+      </w:r>
+      <w:r>
+        <w:t xml:space="preserve">, </w:t>
+      </w:r>
+      <w:r>
+        <w:rPr>
+          <w:rFonts w:ascii="Consolas" w:cs="Consolas" w:eastAsia="Consolas" w:hAnsi="Consolas"/>
+          <w:sz w:val="18"/>
+          <w:szCs w:val="18"/>
+        </w:rPr>
+        <w:t xml:space="preserve">studio audience</w:t>
+      </w:r>
+      <w:r>
+        <w:t xml:space="preserve">, </w:t>
+      </w:r>
+      <w:r>
+        <w:rPr>
+          <w:rFonts w:ascii="Consolas" w:cs="Consolas" w:eastAsia="Consolas" w:hAnsi="Consolas"/>
+          <w:sz w:val="18"/>
+          <w:szCs w:val="18"/>
+        </w:rPr>
+        <w:t xml:space="preserve">Belfast cityscape</w:t>
+      </w:r>
+      <w:r>
+        <w:t xml:space="preserve">. Both are correct descriptions of different modalities of the same 30 seconds.</w:t>
+      </w:r>
+    </w:p>
+    <w:p>
+      <w:pPr>
+        <w:spacing w:after="140" w:line="276"/>
+        <w:jc w:val="both"/>
+      </w:pPr>
+      <w:r>
+        <w:t xml:space="preserve">And the transcript field: against a 90-word reference on a population-wide medication study, InternVL3-2B, InternVL3-8B, Qwen3-VL-4B-Instruct and Qwen3-VL-8B-Instruct returned an empty string, while the three Qwen variants that did answer produced generic visual paraphrase — </w:t>
+      </w:r>
+      <w:r>
+        <w:rPr>
+          <w:i/>
+          <w:iCs/>
+        </w:rPr>
+        <w:t xml:space="preserve">"The interviewer is asking a question about local issues."</w:t>
+      </w:r>
+      <w:r>
+        <w:t xml:space="preserve"> Neither behaviour recovers the content; only the first is honest about it.</w:t>
+      </w:r>
+    </w:p>
+    <w:p>
+      <w:pPr>
+        <w:spacing w:after="140" w:line="276"/>
+        <w:jc w:val="both"/>
+      </w:pPr>
+      <w:r>
+        <w:rPr>
+          <w:b/>
+          <w:bCs/>
+        </w:rPr>
+        <w:t xml:space="preserve">E.2 — `20_Writers_on_Writers_Festival_100516…clip0004`: reference fragmentation, and a Whisper failure.</w:t>
+      </w:r>
+    </w:p>
+    <w:p>
+      <w:pPr>
+        <w:spacing w:after="140" w:line="276"/>
+        <w:jc w:val="both"/>
+      </w:pPr>
+      <w:r>
+        <w:t xml:space="preserve">The reference on-screen text is the single fragment </w:t>
+      </w:r>
+      <w:r>
+        <w:rPr>
+          <w:rFonts w:ascii="Consolas" w:cs="Consolas" w:eastAsia="Consolas" w:hAnsi="Consolas"/>
+          <w:sz w:val="18"/>
+          <w:szCs w:val="18"/>
+        </w:rPr>
+        <w:t xml:space="preserve">TIVAL</w:t>
+      </w:r>
+      <w:r>
+        <w:t xml:space="preserve"> — the tail of "FESTIVAL" caught by the dual-engine rule. The models returned the theatre poster in the frame: </w:t>
+      </w:r>
+      <w:r>
+        <w:rPr>
+          <w:i/>
+          <w:iCs/>
+        </w:rPr>
+        <w:t xml:space="preserve">THE BELLE OF THE BELFAST CITY</w:t>
+      </w:r>
+      <w:r>
+        <w:t xml:space="preserve">, </w:t>
+      </w:r>
+      <w:r>
+        <w:rPr>
+          <w:i/>
+          <w:iCs/>
+        </w:rPr>
+        <w:t xml:space="preserve">BY CHRISTINA REID</w:t>
+      </w:r>
+      <w:r>
+        <w:t xml:space="preserve">, director, designer, ticket prices, run dates and the box-office number. Qwen3-VL-8B-Instruct additionally recovered a pull-quote. Recall against </w:t>
+      </w:r>
+      <w:r>
+        <w:rPr>
+          <w:rFonts w:ascii="Consolas" w:cs="Consolas" w:eastAsia="Consolas" w:hAnsi="Consolas"/>
+          <w:sz w:val="18"/>
+          <w:szCs w:val="18"/>
+        </w:rPr>
+        <w:t xml:space="preserve">TIVAL</w:t>
+      </w:r>
+      <w:r>
+        <w:t xml:space="preserve"> cannot express any of this.</w:t>
+      </w:r>
+    </w:p>
+    <w:p>
+      <w:pPr>
+        <w:spacing w:after="140" w:line="276"/>
+        <w:jc w:val="both"/>
+      </w:pPr>
+      <w:r>
+        <w:t xml:space="preserve">This clip also contains the fairness evidence discussed in §6.3. The reference keywords are </w:t>
+      </w:r>
+      <w:r>
+        <w:rPr>
+          <w:rFonts w:ascii="Consolas" w:cs="Consolas" w:eastAsia="Consolas" w:hAnsi="Consolas"/>
+          <w:sz w:val="18"/>
+          <w:szCs w:val="18"/>
+        </w:rPr>
+        <w:t xml:space="preserve">Reid</w:t>
+      </w:r>
+      <w:r>
+        <w:t xml:space="preserve">, </w:t>
+      </w:r>
+      <w:r>
+        <w:rPr>
+          <w:rFonts w:ascii="Consolas" w:cs="Consolas" w:eastAsia="Consolas" w:hAnsi="Consolas"/>
+          <w:sz w:val="18"/>
+          <w:szCs w:val="18"/>
+        </w:rPr>
+        <w:t xml:space="preserve">Christina Reid</w:t>
+      </w:r>
+      <w:r>
+        <w:t xml:space="preserve">, </w:t>
+      </w:r>
+      <w:r>
+        <w:rPr>
+          <w:rFonts w:ascii="Consolas" w:cs="Consolas" w:eastAsia="Consolas" w:hAnsi="Consolas"/>
+          <w:sz w:val="18"/>
+          <w:szCs w:val="18"/>
+        </w:rPr>
+        <w:t xml:space="preserve">Belfast Street</w:t>
+      </w:r>
+      <w:r>
+        <w:t xml:space="preserve">, </w:t>
+      </w:r>
+      <w:r>
+        <w:rPr>
+          <w:rFonts w:ascii="Consolas" w:cs="Consolas" w:eastAsia="Consolas" w:hAnsi="Consolas"/>
+          <w:sz w:val="18"/>
+          <w:szCs w:val="18"/>
+        </w:rPr>
+        <w:t xml:space="preserve">pethau felly</w:t>
+      </w:r>
+      <w:r>
+        <w:t xml:space="preserve">, </w:t>
+      </w:r>
+      <w:r>
+        <w:rPr>
+          <w:rFonts w:ascii="Consolas" w:cs="Consolas" w:eastAsia="Consolas" w:hAnsi="Consolas"/>
+          <w:sz w:val="18"/>
+          <w:szCs w:val="18"/>
+        </w:rPr>
+        <w:t xml:space="preserve">cyfnodau yw</w:t>
+      </w:r>
+      <w:r>
+        <w:t xml:space="preserve">, </w:t>
+      </w:r>
+      <w:r>
+        <w:rPr>
+          <w:rFonts w:ascii="Consolas" w:cs="Consolas" w:eastAsia="Consolas" w:hAnsi="Consolas"/>
+          <w:sz w:val="18"/>
+          <w:szCs w:val="18"/>
+        </w:rPr>
+        <w:t xml:space="preserve">custinia rheidd</w:t>
+      </w:r>
+      <w:r>
+        <w:t xml:space="preserve"> — the last three Welsh-looking strings produced by Whisper on Northern Irish accented English, then carried into the published keyword field by all three keyword extractors without any source disagreeing.</w:t>
+      </w:r>
+    </w:p>
+    <w:p>
+      <w:pPr>
+        <w:spacing w:after="140" w:line="276"/>
+        <w:jc w:val="both"/>
+      </w:pPr>
+      <w:r>
+        <w:t xml:space="preserve">People count on this clip is the opposite case: reference 1, and all seven models 1. Where the evidence is unambiguous, independent systems converge exactly — which is the premise the whole agreement design rests on.</w:t>
+      </w:r>
+    </w:p>
+    <w:p>
+      <w:pPr>
+        <w:spacing w:after="140" w:line="276"/>
+        <w:jc w:val="both"/>
+      </w:pPr>
+      <w:r>
         <w:rPr>
           <w:b/>
           <w:bCs/>
           <w:highlight w:val="yellow"/>
           <w:highlightCs w:val="yellow"/>
         </w:rPr>
-        <w:t xml:space="preserve">`[TO FILL: 5–8 clips, each with the reference metadata alongside every model's prediction, and one sentence on what the example shows. Include at least one clip where the hosted annotator changed the visual tags, since that is the paper's most consequential unresolved result — the qualitative evidence is what a reader will want when the quantitative evidence cannot settle it. Section 12 of `02_vlm_benchmark_run.ipynb` produces these.]`</w:t>
+        <w:t xml:space="preserve">`[TO FILL: add 3–4 more clips, chosen to include at least one where the hosted annotator changed the published visual tags (paper §IV-F), since that is the most consequential unresolved result and the aggregate numbers cannot settle it.]`</w:t>
       </w:r>
     </w:p>
     <w:p>

--- a/docs/report/supporting_materials.docx
+++ b/docs/report/supporting_materials.docx
@@ -164,7 +164,7 @@
           <w:i/>
           <w:iCs/>
         </w:rPr>
-        <w:t xml:space="preserve">video retrieval</w:t>
+        <w:t xml:space="preserve">archival description</w:t>
       </w:r>
       <w:r>
         <w:t xml:space="preserve">, </w:t>
@@ -5021,7 +5021,7 @@
         <w:t xml:space="preserve">`[TO FILL]`</w:t>
       </w:r>
       <w:r>
-        <w:t xml:space="preserve">; adequately powered ablations; retrieval evaluation; the fine-tuning the notebook's rules cell describes.</w:t>
+        <w:t xml:space="preserve">; adequately powered ablations; sub-clip temporal localisation; speaker attribution; the fine-tuning the notebook's rules cell describes.</w:t>
       </w:r>
     </w:p>
     <w:p>

--- a/docs/report/supporting_materials.docx
+++ b/docs/report/supporting_materials.docx
@@ -5021,7 +5021,71 @@
         <w:t xml:space="preserve">`[TO FILL]`</w:t>
       </w:r>
       <w:r>
-        <w:t xml:space="preserve">; adequately powered ablations; sub-clip temporal localisation; speaker attribution; the fine-tuning the notebook's rules cell describes.</w:t>
+        <w:t xml:space="preserve">; adequately powered ablations; speaker attribution; the fine-tuning the notebook's rules cell describes.</w:t>
+      </w:r>
+    </w:p>
+    <w:p>
+      <w:pPr>
+        <w:spacing w:after="140" w:line="276"/>
+        <w:jc w:val="both"/>
+      </w:pPr>
+      <w:r>
+        <w:t xml:space="preserve">Sub-clip temporal localisation belongs on a separate line, because it is nearer than it looks. </w:t>
+      </w:r>
+      <w:r>
+        <w:rPr>
+          <w:rFonts w:ascii="Consolas" w:cs="Consolas" w:eastAsia="Consolas" w:hAnsi="Consolas"/>
+          <w:sz w:val="18"/>
+          <w:szCs w:val="18"/>
+        </w:rPr>
+        <w:t xml:space="preserve">transcribe_clip</w:t>
+      </w:r>
+      <w:r>
+        <w:t xml:space="preserve"> stores every Whisper segment with </w:t>
+      </w:r>
+      <w:r>
+        <w:rPr>
+          <w:rFonts w:ascii="Consolas" w:cs="Consolas" w:eastAsia="Consolas" w:hAnsi="Consolas"/>
+          <w:sz w:val="18"/>
+          <w:szCs w:val="18"/>
+        </w:rPr>
+        <w:t xml:space="preserve">start</w:t>
+      </w:r>
+      <w:r>
+        <w:t xml:space="preserve"> and </w:t>
+      </w:r>
+      <w:r>
+        <w:rPr>
+          <w:rFonts w:ascii="Consolas" w:cs="Consolas" w:eastAsia="Consolas" w:hAnsi="Consolas"/>
+          <w:sz w:val="18"/>
+          <w:szCs w:val="18"/>
+        </w:rPr>
+        <w:t xml:space="preserve">end</w:t>
+      </w:r>
+      <w:r>
+        <w:t xml:space="preserve"> times, and the OCR consensus stores </w:t>
+      </w:r>
+      <w:r>
+        <w:rPr>
+          <w:rFonts w:ascii="Consolas" w:cs="Consolas" w:eastAsia="Consolas" w:hAnsi="Consolas"/>
+          <w:sz w:val="18"/>
+          <w:szCs w:val="18"/>
+        </w:rPr>
+        <w:t xml:space="preserve">frames_detected</w:t>
+      </w:r>
+      <w:r>
+        <w:t xml:space="preserve"> for each accepted string. Both survive into the per-clip prediction records; only the focused five-field export drops them. Publishing them is a change to </w:t>
+      </w:r>
+      <w:r>
+        <w:rPr>
+          <w:rFonts w:ascii="Consolas" w:cs="Consolas" w:eastAsia="Consolas" w:hAnsi="Consolas"/>
+          <w:sz w:val="18"/>
+          <w:szCs w:val="18"/>
+        </w:rPr>
+        <w:t xml:space="preserve">build_automatic_ground_truth</w:t>
+      </w:r>
+      <w:r>
+        <w:t xml:space="preserve">, not new inference — the cheapest unclaimed capability in the project.</w:t>
       </w:r>
     </w:p>
     <w:p>

--- a/docs/report/supporting_materials.docx
+++ b/docs/report/supporting_materials.docx
@@ -1734,7 +1734,29 @@
         <w:t xml:space="preserve">Source-level splitting</w:t>
       </w:r>
       <w:r>
-        <w:t xml:space="preserve"> was chosen over clip-level: 9 programmes to calibration, 38 to evaluation. Clip-level splitting would have leaked, because consecutive clips from one programme share a studio, a caption template, a speaker and a lighting setup. Only the calibration split was inspected while choosing the sampling policy and thresholds.</w:t>
+        <w:t xml:space="preserve"> was chosen over clip-level: 9 programmes (123 clips) to calibration, 38 (503 clips) to evaluation — a 19.6% calibration share against the configured </w:t>
+      </w:r>
+      <w:r>
+        <w:rPr>
+          <w:rFonts w:ascii="Consolas" w:cs="Consolas" w:eastAsia="Consolas" w:hAnsi="Consolas"/>
+          <w:sz w:val="18"/>
+          <w:szCs w:val="18"/>
+        </w:rPr>
+        <w:t xml:space="preserve">calibration_fraction</w:t>
+      </w:r>
+      <w:r>
+        <w:t xml:space="preserve"> of 0.20, since </w:t>
+      </w:r>
+      <w:r>
+        <w:rPr>
+          <w:rFonts w:ascii="Consolas" w:cs="Consolas" w:eastAsia="Consolas" w:hAnsi="Consolas"/>
+          <w:sz w:val="18"/>
+          <w:szCs w:val="18"/>
+        </w:rPr>
+        <w:t xml:space="preserve">round(47 × 0.20) = 9</w:t>
+      </w:r>
+      <w:r>
+        <w:t xml:space="preserve">. Clip-level splitting would have leaked, because consecutive clips from one programme share a studio, a caption template, a speaker and a lighting setup. Only the calibration split was inspected while choosing the sampling policy and thresholds.</w:t>
       </w:r>
     </w:p>
     <w:p>
@@ -2327,6 +2349,51 @@
         <w:spacing w:after="90" w:line="276"/>
       </w:pPr>
       <w:r>
+        <w:t xml:space="preserve">Clip counts per split: calibration 123, evaluation 503, summing to 626. The split is assigned by </w:t>
+      </w:r>
+      <w:r>
+        <w:rPr>
+          <w:rFonts w:ascii="Consolas" w:cs="Consolas" w:eastAsia="Consolas" w:hAnsi="Consolas"/>
+          <w:sz w:val="18"/>
+          <w:szCs w:val="18"/>
+        </w:rPr>
+        <w:t xml:space="preserve">assign_source_splits</w:t>
+      </w:r>
+      <w:r>
+        <w:t xml:space="preserve">, which seeds </w:t>
+      </w:r>
+      <w:r>
+        <w:rPr>
+          <w:rFonts w:ascii="Consolas" w:cs="Consolas" w:eastAsia="Consolas" w:hAnsi="Consolas"/>
+          <w:sz w:val="18"/>
+          <w:szCs w:val="18"/>
+        </w:rPr>
+        <w:t xml:space="preserve">np.random.default_rng(SEED)</w:t>
+      </w:r>
+      <w:r>
+        <w:t xml:space="preserve"> and permutes a </w:t>
+      </w:r>
+      <w:r>
+        <w:rPr>
+          <w:b/>
+          <w:bCs/>
+        </w:rPr>
+        <w:t xml:space="preserve">sorted</w:t>
+      </w:r>
+      <w:r>
+        <w:t xml:space="preserve"> unique-identifier list, so it is deterministic across runs and independent of file discovery order.</w:t>
+      </w:r>
+    </w:p>
+    <w:p>
+      <w:pPr>
+        <w:pStyle w:val="ListParagraph"/>
+        <w:numPr>
+          <w:ilvl w:val="0"/>
+          <w:numId w:val="1"/>
+        </w:numPr>
+        <w:spacing w:after="90" w:line="276"/>
+      </w:pPr>
+      <w:r>
         <w:rPr>
           <w:b/>
           <w:bCs/>
@@ -2336,7 +2403,7 @@
         <w:t xml:space="preserve">`[TO FILL]`</w:t>
       </w:r>
       <w:r>
-        <w:t xml:space="preserve"> Confirm programmatically that the intersection of source IDs across splits is empty, and report the clip counts per split.</w:t>
+        <w:t xml:space="preserve"> Confirm programmatically that the intersection of source IDs across splits is empty. The assignment builds one label per source so this should hold by construction, but it is a one-line assertion and worth having in the record.</w:t>
       </w:r>
     </w:p>
     <w:p>
@@ -6993,7 +7060,56 @@
         <w:jc w:val="both"/>
       </w:pPr>
       <w:r>
-        <w:t xml:space="preserve">47 programmes, NVTV, 2016. Subjects span festival launches, a fire-service industrial dispute, protest and parade footage, blue-plaque unveilings, political panels, arts and community-health programming, education and youth forums. Clips per programme range 10–22. </w:t>
+        <w:t xml:space="preserve">47 programmes, NVTV, 2016. Subjects span festival launches, a fire-service industrial dispute, protest and parade footage, blue-plaque unveilings, political panels, arts and community-health programming, education and youth forums.</w:t>
+      </w:r>
+    </w:p>
+    <w:p>
+      <w:pPr>
+        <w:spacing w:after="140" w:line="276"/>
+        <w:jc w:val="both"/>
+      </w:pPr>
+      <w:r>
+        <w:t xml:space="preserve">Clips per programme range 8–22 (mean 13.3, median 12, SD 3.1), with most programmes at 11–13. The shortest are </w:t>
+      </w:r>
+      <w:r>
+        <w:rPr>
+          <w:i/>
+          <w:iCs/>
+        </w:rPr>
+        <w:t xml:space="preserve">REFRESH – PSNI Young Digital Team</w:t>
+      </w:r>
+      <w:r>
+        <w:t xml:space="preserve"> (8) and </w:t>
+      </w:r>
+      <w:r>
+        <w:rPr>
+          <w:i/>
+          <w:iCs/>
+        </w:rPr>
+        <w:t xml:space="preserve">Adrian Ismay Vigil</w:t>
+      </w:r>
+      <w:r>
+        <w:t xml:space="preserve"> (9); the longest are </w:t>
+      </w:r>
+      <w:r>
+        <w:rPr>
+          <w:i/>
+          <w:iCs/>
+        </w:rPr>
+        <w:t xml:space="preserve">Political Special</w:t>
+      </w:r>
+      <w:r>
+        <w:t xml:space="preserve"> (22) and </w:t>
+      </w:r>
+      <w:r>
+        <w:rPr>
+          <w:i/>
+          <w:iCs/>
+        </w:rPr>
+        <w:t xml:space="preserve">Tourette Alliance First Annual Conference</w:t>
+      </w:r>
+      <w:r>
+        <w:t xml:space="preserve"> (21). Because clips are a fixed 30 s, this distribution is a direct proxy for programme length: the corpus is short-form, and no single programme dominates it. </w:t>
       </w:r>
       <w:r>
         <w:rPr>

--- a/docs/report/supporting_materials.docx
+++ b/docs/report/supporting_materials.docx
@@ -7163,7 +7163,29 @@
         <w:t xml:space="preserve">n</w:t>
       </w:r>
       <w:r>
-        <w:t xml:space="preserve"> = 8).</w:t>
+        <w:t xml:space="preserve"> = 8). Note when citing the OCR column that </w:t>
+      </w:r>
+      <w:r>
+        <w:rPr>
+          <w:rFonts w:ascii="Consolas" w:cs="Consolas" w:eastAsia="Consolas" w:hAnsi="Consolas"/>
+          <w:sz w:val="18"/>
+          <w:szCs w:val="18"/>
+        </w:rPr>
+        <w:t xml:space="preserve">aggregate_temporal_ocr</w:t>
+      </w:r>
+      <w:r>
+        <w:t xml:space="preserve"> derives its persistence threshold from the frame count (</w:t>
+      </w:r>
+      <w:r>
+        <w:rPr>
+          <w:rFonts w:ascii="Consolas" w:cs="Consolas" w:eastAsia="Consolas" w:hAnsi="Consolas"/>
+          <w:sz w:val="18"/>
+          <w:szCs w:val="18"/>
+        </w:rPr>
+        <w:t xml:space="preserve">required_frames = 1 if len(frame_outputs) == 1 else min(ocr_min_frame_occurrences, n)</w:t>
+      </w:r>
+      <w:r>
+        <w:t xml:space="preserve">), so the centre-frame count is unfiltered and the other two are filtered at two occurrences. Only the fixed-three and scene-aware figures are directly comparable.</w:t>
       </w:r>
     </w:p>
     <w:p>

--- a/docs/report/supporting_materials.docx
+++ b/docs/report/supporting_materials.docx
@@ -7061,6 +7061,25 @@
       </w:pPr>
       <w:r>
         <w:t xml:space="preserve">47 programmes, NVTV, 2016. Subjects span festival launches, a fire-service industrial dispute, protest and parade footage, blue-plaque unveilings, political panels, arts and community-health programming, education and youth forums.</w:t>
+      </w:r>
+    </w:p>
+    <w:p>
+      <w:pPr>
+        <w:spacing w:after="140" w:line="276"/>
+        <w:jc w:val="both"/>
+      </w:pPr>
+      <w:r>
+        <w:t xml:space="preserve">The corpus totals </w:t>
+      </w:r>
+      <w:r>
+        <w:rPr>
+          <w:b/>
+          <w:bCs/>
+        </w:rPr>
+        <w:t xml:space="preserve">5.09 h</w:t>
+      </w:r>
+      <w:r>
+        <w:t xml:space="preserve"> (18,312 s) across 626 clips, at a mean clip length of 29.25 s — 579 clips run the full 30 s, and the 47 trailing fragments average 20.0 s, which accounts for the 468 s shortfall against a nominal 626 × 30 s.</w:t>
       </w:r>
     </w:p>
     <w:p>

--- a/docs/report/supporting_materials.docx
+++ b/docs/report/supporting_materials.docx
@@ -2271,33 +2271,11 @@
         <w:rPr>
           <w:b/>
           <w:bCs/>
-          <w:highlight w:val="yellow"/>
-          <w:highlightCs w:val="yellow"/>
-        </w:rPr>
-        <w:t xml:space="preserve">`[TO FILL: boundary check.]`</w:t>
-      </w:r>
-      <w:r>
-        <w:t xml:space="preserve"> Sample 10 clips, confirm that clip </w:t>
-      </w:r>
-      <w:r>
-        <w:rPr>
-          <w:i/>
-          <w:iCs/>
-        </w:rPr>
-        <w:t xml:space="preserve">n</w:t>
-      </w:r>
-      <w:r>
-        <w:t xml:space="preserve"> starts exactly where clip </w:t>
-      </w:r>
-      <w:r>
-        <w:rPr>
-          <w:i/>
-          <w:iCs/>
-        </w:rPr>
-        <w:t xml:space="preserve">n</w:t>
-      </w:r>
-      <w:r>
-        <w:t xml:space="preserve">−1 ends and that the reported </w:t>
+        </w:rPr>
+        <w:t xml:space="preserve">Boundary continuity — verified.</w:t>
+      </w:r>
+      <w:r>
+        <w:t xml:space="preserve"> Across all 579 adjacent clip pairs in the manifest, the maximum |</w:t>
       </w:r>
       <w:r>
         <w:rPr>
@@ -2308,7 +2286,28 @@
         <w:t xml:space="preserve">start_sec</w:t>
       </w:r>
       <w:r>
-        <w:t xml:space="preserve"> matches the source timecode. Report the maximum observed drift. This is the check that catches a timestamp-reset bug, and it has not been run.</w:t>
+        <w:t xml:space="preserve">(n) − </w:t>
+      </w:r>
+      <w:r>
+        <w:rPr>
+          <w:rFonts w:ascii="Consolas" w:cs="Consolas" w:eastAsia="Consolas" w:hAnsi="Consolas"/>
+          <w:sz w:val="18"/>
+          <w:szCs w:val="18"/>
+        </w:rPr>
+        <w:t xml:space="preserve">end_sec</w:t>
+      </w:r>
+      <w:r>
+        <w:t xml:space="preserve">(n−1)| is </w:t>
+      </w:r>
+      <w:r>
+        <w:rPr>
+          <w:b/>
+          <w:bCs/>
+        </w:rPr>
+        <w:t xml:space="preserve">0.0000 s</w:t>
+      </w:r>
+      <w:r>
+        <w:t xml:space="preserve">, mean 0.0000 s. Segment boundaries are exact; no timestamp drift or reset is present.</w:t>
       </w:r>
     </w:p>
     <w:p>
@@ -2397,13 +2396,21 @@
         <w:rPr>
           <w:b/>
           <w:bCs/>
-          <w:highlight w:val="yellow"/>
-          <w:highlightCs w:val="yellow"/>
-        </w:rPr>
-        <w:t xml:space="preserve">`[TO FILL]`</w:t>
-      </w:r>
-      <w:r>
-        <w:t xml:space="preserve"> Confirm programmatically that the intersection of source IDs across splits is empty. The assignment builds one label per source so this should hold by construction, but it is a one-line assertion and worth having in the record.</w:t>
+        </w:rPr>
+        <w:t xml:space="preserve">Split disjointness — verified.</w:t>
+      </w:r>
+      <w:r>
+        <w:t xml:space="preserve"> 9 calibration source IDs, 38 evaluation, intersection of size </w:t>
+      </w:r>
+      <w:r>
+        <w:rPr>
+          <w:b/>
+          <w:bCs/>
+        </w:rPr>
+        <w:t xml:space="preserve">0</w:t>
+      </w:r>
+      <w:r>
+        <w:t xml:space="preserve">. No programme contributes clips to both sides.</w:t>
       </w:r>
     </w:p>
     <w:p>
@@ -2969,13 +2976,577 @@
         <w:rPr>
           <w:b/>
           <w:bCs/>
+        </w:rPr>
+        <w:t xml:space="preserve">Partially measured.</w:t>
+      </w:r>
+      <w:r>
+        <w:t xml:space="preserve"> The audit runs only where the artefact stores per-model candidate lists, which is </w:t>
+      </w:r>
+      <w:r>
+        <w:rPr>
+          <w:b/>
+          <w:bCs/>
+        </w:rPr>
+        <w:t xml:space="preserve">keywords alone</w:t>
+      </w:r>
+      <w:r>
+        <w:t xml:space="preserve">. There the pairwise agreements are:</w:t>
+      </w:r>
+    </w:p>
+    <w:tbl>
+      <w:tblPr>
+        <w:tblW w:type="dxa" w:w="9360"/>
+        <w:tblBorders>
+          <w:top w:val="single" w:color="auto" w:sz="4"/>
+          <w:left w:val="single" w:color="auto" w:sz="4"/>
+          <w:bottom w:val="single" w:color="auto" w:sz="4"/>
+          <w:right w:val="single" w:color="auto" w:sz="4"/>
+          <w:insideH w:val="single" w:color="auto" w:sz="4"/>
+          <w:insideV w:val="single" w:color="auto" w:sz="4"/>
+        </w:tblBorders>
+      </w:tblPr>
+      <w:tblGrid>
+        <w:gridCol w:w="2340"/>
+        <w:gridCol w:w="2340"/>
+        <w:gridCol w:w="2340"/>
+        <w:gridCol w:w="2340"/>
+      </w:tblGrid>
+      <w:tr>
+        <w:trPr>
+          <w:tblHeader/>
+        </w:trPr>
+        <w:tc>
+          <w:tcPr>
+            <w:tcW w:type="dxa" w:w="2340"/>
+            <w:shd w:fill="EFEFEF" w:color="auto" w:val="clear"/>
+            <w:tcMar>
+              <w:top w:type="dxa" w:w="60"/>
+              <w:left w:type="dxa" w:w="90"/>
+              <w:bottom w:type="dxa" w:w="60"/>
+              <w:right w:type="dxa" w:w="90"/>
+            </w:tcMar>
+          </w:tcPr>
+          <w:p>
+            <w:pPr>
+              <w:spacing w:after="0"/>
+            </w:pPr>
+            <w:r>
+              <w:rPr>
+                <w:b/>
+                <w:bCs/>
+              </w:rPr>
+              <w:t xml:space="preserve">Pair</w:t>
+            </w:r>
+          </w:p>
+        </w:tc>
+        <w:tc>
+          <w:tcPr>
+            <w:tcW w:type="dxa" w:w="2340"/>
+            <w:shd w:fill="EFEFEF" w:color="auto" w:val="clear"/>
+            <w:tcMar>
+              <w:top w:type="dxa" w:w="60"/>
+              <w:left w:type="dxa" w:w="90"/>
+              <w:bottom w:type="dxa" w:w="60"/>
+              <w:right w:type="dxa" w:w="90"/>
+            </w:tcMar>
+          </w:tcPr>
+          <w:p>
+            <w:pPr>
+              <w:spacing w:after="0"/>
+            </w:pPr>
+            <w:r>
+              <w:rPr>
+                <w:b/>
+                <w:bCs/>
+              </w:rPr>
+              <w:t xml:space="preserve">Mechanism</w:t>
+            </w:r>
+          </w:p>
+        </w:tc>
+        <w:tc>
+          <w:tcPr>
+            <w:tcW w:type="dxa" w:w="2340"/>
+            <w:shd w:fill="EFEFEF" w:color="auto" w:val="clear"/>
+            <w:tcMar>
+              <w:top w:type="dxa" w:w="60"/>
+              <w:left w:type="dxa" w:w="90"/>
+              <w:bottom w:type="dxa" w:w="60"/>
+              <w:right w:type="dxa" w:w="90"/>
+            </w:tcMar>
+          </w:tcPr>
+          <w:p>
+            <w:pPr>
+              <w:spacing w:after="0"/>
+            </w:pPr>
+            <w:r>
+              <w:rPr>
+                <w:b/>
+                <w:bCs/>
+                <w:i/>
+                <w:iCs/>
+              </w:rPr>
+              <w:t xml:space="preserve">n</w:t>
+            </w:r>
+          </w:p>
+        </w:tc>
+        <w:tc>
+          <w:tcPr>
+            <w:tcW w:type="dxa" w:w="2340"/>
+            <w:shd w:fill="EFEFEF" w:color="auto" w:val="clear"/>
+            <w:tcMar>
+              <w:top w:type="dxa" w:w="60"/>
+              <w:left w:type="dxa" w:w="90"/>
+              <w:bottom w:type="dxa" w:w="60"/>
+              <w:right w:type="dxa" w:w="90"/>
+            </w:tcMar>
+          </w:tcPr>
+          <w:p>
+            <w:pPr>
+              <w:spacing w:after="0"/>
+            </w:pPr>
+            <w:r>
+              <w:rPr>
+                <w:b/>
+                <w:bCs/>
+              </w:rPr>
+              <w:t xml:space="preserve">Mean agreement</w:t>
+            </w:r>
+          </w:p>
+        </w:tc>
+      </w:tr>
+      <w:tr>
+        <w:trPr>
+          <w:tblHeader w:val="false"/>
+        </w:trPr>
+        <w:tc>
+          <w:tcPr>
+            <w:tcW w:type="dxa" w:w="2340"/>
+            <w:tcMar>
+              <w:top w:type="dxa" w:w="60"/>
+              <w:left w:type="dxa" w:w="90"/>
+              <w:bottom w:type="dxa" w:w="60"/>
+              <w:right w:type="dxa" w:w="90"/>
+            </w:tcMar>
+          </w:tcPr>
+          <w:p>
+            <w:pPr>
+              <w:spacing w:after="0"/>
+            </w:pPr>
+            <w:r>
+              <w:t xml:space="preserve">TF-IDF / YAKE</w:t>
+            </w:r>
+          </w:p>
+        </w:tc>
+        <w:tc>
+          <w:tcPr>
+            <w:tcW w:type="dxa" w:w="2340"/>
+            <w:tcMar>
+              <w:top w:type="dxa" w:w="60"/>
+              <w:left w:type="dxa" w:w="90"/>
+              <w:bottom w:type="dxa" w:w="60"/>
+              <w:right w:type="dxa" w:w="90"/>
+            </w:tcMar>
+          </w:tcPr>
+          <w:p>
+            <w:pPr>
+              <w:spacing w:after="0"/>
+            </w:pPr>
+            <w:r>
+              <w:t xml:space="preserve">both statistical</w:t>
+            </w:r>
+          </w:p>
+        </w:tc>
+        <w:tc>
+          <w:tcPr>
+            <w:tcW w:type="dxa" w:w="2340"/>
+            <w:tcMar>
+              <w:top w:type="dxa" w:w="60"/>
+              <w:left w:type="dxa" w:w="90"/>
+              <w:bottom w:type="dxa" w:w="60"/>
+              <w:right w:type="dxa" w:w="90"/>
+            </w:tcMar>
+          </w:tcPr>
+          <w:p>
+            <w:pPr>
+              <w:spacing w:after="0"/>
+            </w:pPr>
+            <w:r>
+              <w:t xml:space="preserve">624</w:t>
+            </w:r>
+          </w:p>
+        </w:tc>
+        <w:tc>
+          <w:tcPr>
+            <w:tcW w:type="dxa" w:w="2340"/>
+            <w:tcMar>
+              <w:top w:type="dxa" w:w="60"/>
+              <w:left w:type="dxa" w:w="90"/>
+              <w:bottom w:type="dxa" w:w="60"/>
+              <w:right w:type="dxa" w:w="90"/>
+            </w:tcMar>
+          </w:tcPr>
+          <w:p>
+            <w:pPr>
+              <w:spacing w:after="0"/>
+            </w:pPr>
+            <w:r>
+              <w:rPr>
+                <w:b/>
+                <w:bCs/>
+              </w:rPr>
+              <w:t xml:space="preserve">0.327</w:t>
+            </w:r>
+          </w:p>
+        </w:tc>
+      </w:tr>
+      <w:tr>
+        <w:trPr>
+          <w:tblHeader w:val="false"/>
+        </w:trPr>
+        <w:tc>
+          <w:tcPr>
+            <w:tcW w:type="dxa" w:w="2340"/>
+            <w:tcMar>
+              <w:top w:type="dxa" w:w="60"/>
+              <w:left w:type="dxa" w:w="90"/>
+              <w:bottom w:type="dxa" w:w="60"/>
+              <w:right w:type="dxa" w:w="90"/>
+            </w:tcMar>
+          </w:tcPr>
+          <w:p>
+            <w:pPr>
+              <w:spacing w:after="0"/>
+            </w:pPr>
+            <w:r>
+              <w:t xml:space="preserve">KeyBERT / YAKE</w:t>
+            </w:r>
+          </w:p>
+        </w:tc>
+        <w:tc>
+          <w:tcPr>
+            <w:tcW w:type="dxa" w:w="2340"/>
+            <w:tcMar>
+              <w:top w:type="dxa" w:w="60"/>
+              <w:left w:type="dxa" w:w="90"/>
+              <w:bottom w:type="dxa" w:w="60"/>
+              <w:right w:type="dxa" w:w="90"/>
+            </w:tcMar>
+          </w:tcPr>
+          <w:p>
+            <w:pPr>
+              <w:spacing w:after="0"/>
+            </w:pPr>
+            <w:r>
+              <w:t xml:space="preserve">embedding vs statistical</w:t>
+            </w:r>
+          </w:p>
+        </w:tc>
+        <w:tc>
+          <w:tcPr>
+            <w:tcW w:type="dxa" w:w="2340"/>
+            <w:tcMar>
+              <w:top w:type="dxa" w:w="60"/>
+              <w:left w:type="dxa" w:w="90"/>
+              <w:bottom w:type="dxa" w:w="60"/>
+              <w:right w:type="dxa" w:w="90"/>
+            </w:tcMar>
+          </w:tcPr>
+          <w:p>
+            <w:pPr>
+              <w:spacing w:after="0"/>
+            </w:pPr>
+            <w:r>
+              <w:t xml:space="preserve">622</w:t>
+            </w:r>
+          </w:p>
+        </w:tc>
+        <w:tc>
+          <w:tcPr>
+            <w:tcW w:type="dxa" w:w="2340"/>
+            <w:tcMar>
+              <w:top w:type="dxa" w:w="60"/>
+              <w:left w:type="dxa" w:w="90"/>
+              <w:bottom w:type="dxa" w:w="60"/>
+              <w:right w:type="dxa" w:w="90"/>
+            </w:tcMar>
+          </w:tcPr>
+          <w:p>
+            <w:pPr>
+              <w:spacing w:after="0"/>
+            </w:pPr>
+            <w:r>
+              <w:t xml:space="preserve">0.108</w:t>
+            </w:r>
+          </w:p>
+        </w:tc>
+      </w:tr>
+      <w:tr>
+        <w:trPr>
+          <w:tblHeader w:val="false"/>
+        </w:trPr>
+        <w:tc>
+          <w:tcPr>
+            <w:tcW w:type="dxa" w:w="2340"/>
+            <w:tcMar>
+              <w:top w:type="dxa" w:w="60"/>
+              <w:left w:type="dxa" w:w="90"/>
+              <w:bottom w:type="dxa" w:w="60"/>
+              <w:right w:type="dxa" w:w="90"/>
+            </w:tcMar>
+          </w:tcPr>
+          <w:p>
+            <w:pPr>
+              <w:spacing w:after="0"/>
+            </w:pPr>
+            <w:r>
+              <w:t xml:space="preserve">KeyBERT / TF-IDF</w:t>
+            </w:r>
+          </w:p>
+        </w:tc>
+        <w:tc>
+          <w:tcPr>
+            <w:tcW w:type="dxa" w:w="2340"/>
+            <w:tcMar>
+              <w:top w:type="dxa" w:w="60"/>
+              <w:left w:type="dxa" w:w="90"/>
+              <w:bottom w:type="dxa" w:w="60"/>
+              <w:right w:type="dxa" w:w="90"/>
+            </w:tcMar>
+          </w:tcPr>
+          <w:p>
+            <w:pPr>
+              <w:spacing w:after="0"/>
+            </w:pPr>
+            <w:r>
+              <w:t xml:space="preserve">embedding vs statistical</w:t>
+            </w:r>
+          </w:p>
+        </w:tc>
+        <w:tc>
+          <w:tcPr>
+            <w:tcW w:type="dxa" w:w="2340"/>
+            <w:tcMar>
+              <w:top w:type="dxa" w:w="60"/>
+              <w:left w:type="dxa" w:w="90"/>
+              <w:bottom w:type="dxa" w:w="60"/>
+              <w:right w:type="dxa" w:w="90"/>
+            </w:tcMar>
+          </w:tcPr>
+          <w:p>
+            <w:pPr>
+              <w:spacing w:after="0"/>
+            </w:pPr>
+            <w:r>
+              <w:t xml:space="preserve">622</w:t>
+            </w:r>
+          </w:p>
+        </w:tc>
+        <w:tc>
+          <w:tcPr>
+            <w:tcW w:type="dxa" w:w="2340"/>
+            <w:tcMar>
+              <w:top w:type="dxa" w:w="60"/>
+              <w:left w:type="dxa" w:w="90"/>
+              <w:bottom w:type="dxa" w:w="60"/>
+              <w:right w:type="dxa" w:w="90"/>
+            </w:tcMar>
+          </w:tcPr>
+          <w:p>
+            <w:pPr>
+              <w:spacing w:after="0"/>
+            </w:pPr>
+            <w:r>
+              <w:t xml:space="preserve">0.078</w:t>
+            </w:r>
+          </w:p>
+        </w:tc>
+      </w:tr>
+    </w:tbl>
+    <w:p>
+      <w:pPr>
+        <w:spacing w:after="160"/>
+      </w:pPr>
+    </w:p>
+    <w:p>
+      <w:pPr>
+        <w:spacing w:after="140" w:line="276"/>
+        <w:jc w:val="both"/>
+      </w:pPr>
+      <w:r>
+        <w:t xml:space="preserve">The two statistical extractors agree with each other roughly four times as often as either agrees with the embedding-based one — mechanism similarity predicting agreement, on the one field where it can be measured. This is the inflation effect in miniature, and it is why the keyword field's headline 0.173 must not be read as three-way corroboration.</w:t>
+      </w:r>
+    </w:p>
+    <w:p>
+      <w:pPr>
+        <w:spacing w:after="140" w:line="276"/>
+        <w:jc w:val="both"/>
+      </w:pPr>
+      <w:r>
+        <w:rPr>
+          <w:b/>
+          <w:bCs/>
+        </w:rPr>
+        <w:t xml:space="preserve">Why the other fields could not be audited.</w:t>
+      </w:r>
+      <w:r>
+        <w:t xml:space="preserve"> For </w:t>
+      </w:r>
+      <w:r>
+        <w:rPr>
+          <w:rFonts w:ascii="Consolas" w:cs="Consolas" w:eastAsia="Consolas" w:hAnsi="Consolas"/>
+          <w:sz w:val="18"/>
+          <w:szCs w:val="18"/>
+        </w:rPr>
+        <w:t xml:space="preserve">visual_tags</w:t>
+      </w:r>
+      <w:r>
+        <w:t xml:space="preserve">, </w:t>
+      </w:r>
+      <w:r>
+        <w:rPr>
+          <w:rFonts w:ascii="Consolas" w:cs="Consolas" w:eastAsia="Consolas" w:hAnsi="Consolas"/>
+          <w:sz w:val="18"/>
+          <w:szCs w:val="18"/>
+        </w:rPr>
+        <w:t xml:space="preserve">on_screen_text</w:t>
+      </w:r>
+      <w:r>
+        <w:t xml:space="preserve">, </w:t>
+      </w:r>
+      <w:r>
+        <w:rPr>
+          <w:rFonts w:ascii="Consolas" w:cs="Consolas" w:eastAsia="Consolas" w:hAnsi="Consolas"/>
+          <w:sz w:val="18"/>
+          <w:szCs w:val="18"/>
+        </w:rPr>
+        <w:t xml:space="preserve">people_count</w:t>
+      </w:r>
+      <w:r>
+        <w:t xml:space="preserve"> and </w:t>
+      </w:r>
+      <w:r>
+        <w:rPr>
+          <w:rFonts w:ascii="Consolas" w:cs="Consolas" w:eastAsia="Consolas" w:hAnsi="Consolas"/>
+          <w:sz w:val="18"/>
+          <w:szCs w:val="18"/>
+        </w:rPr>
+        <w:t xml:space="preserve">transcript</w:t>
+      </w:r>
+      <w:r>
+        <w:t xml:space="preserve"> the </w:t>
+      </w:r>
+      <w:r>
+        <w:rPr>
+          <w:rFonts w:ascii="Consolas" w:cs="Consolas" w:eastAsia="Consolas" w:hAnsi="Consolas"/>
+          <w:sz w:val="18"/>
+          <w:szCs w:val="18"/>
+        </w:rPr>
+        <w:t xml:space="preserve">candidates</w:t>
+      </w:r>
+      <w:r>
+        <w:t xml:space="preserve"> dictionary holds </w:t>
+      </w:r>
+      <w:r>
+        <w:rPr>
+          <w:i/>
+          <w:iCs/>
+        </w:rPr>
+        <w:t xml:space="preserve">method</w:t>
+      </w:r>
+      <w:r>
+        <w:t xml:space="preserve"> labels — </w:t>
+      </w:r>
+      <w:r>
+        <w:rPr>
+          <w:rFonts w:ascii="Consolas" w:cs="Consolas" w:eastAsia="Consolas" w:hAnsi="Consolas"/>
+          <w:sz w:val="18"/>
+          <w:szCs w:val="18"/>
+        </w:rPr>
+        <w:t xml:space="preserve">centre_frame_diagnostic</w:t>
+      </w:r>
+      <w:r>
+        <w:t xml:space="preserve">, </w:t>
+      </w:r>
+      <w:r>
+        <w:rPr>
+          <w:rFonts w:ascii="Consolas" w:cs="Consolas" w:eastAsia="Consolas" w:hAnsi="Consolas"/>
+          <w:sz w:val="18"/>
+          <w:szCs w:val="18"/>
+        </w:rPr>
+        <w:t xml:space="preserve">cross_engine_matching</w:t>
+      </w:r>
+      <w:r>
+        <w:t xml:space="preserve">, </w:t>
+      </w:r>
+      <w:r>
+        <w:rPr>
+          <w:rFonts w:ascii="Consolas" w:cs="Consolas" w:eastAsia="Consolas" w:hAnsi="Consolas"/>
+          <w:sz w:val="18"/>
+          <w:szCs w:val="18"/>
+        </w:rPr>
+        <w:t xml:space="preserve">temporal_evidence</w:t>
+      </w:r>
+      <w:r>
+        <w:t xml:space="preserve">, </w:t>
+      </w:r>
+      <w:r>
+        <w:rPr>
+          <w:rFonts w:ascii="Consolas" w:cs="Consolas" w:eastAsia="Consolas" w:hAnsi="Consolas"/>
+          <w:sz w:val="18"/>
+          <w:szCs w:val="18"/>
+        </w:rPr>
+        <w:t xml:space="preserve">temporally_persistent</w:t>
+      </w:r>
+      <w:r>
+        <w:t xml:space="preserve">, </w:t>
+      </w:r>
+      <w:r>
+        <w:rPr>
+          <w:rFonts w:ascii="Consolas" w:cs="Consolas" w:eastAsia="Consolas" w:hAnsi="Consolas"/>
+          <w:sz w:val="18"/>
+          <w:szCs w:val="18"/>
+        </w:rPr>
+        <w:t xml:space="preserve">scene_aware</w:t>
+      </w:r>
+      <w:r>
+        <w:t xml:space="preserve">, </w:t>
+      </w:r>
+      <w:r>
+        <w:rPr>
+          <w:rFonts w:ascii="Consolas" w:cs="Consolas" w:eastAsia="Consolas" w:hAnsi="Consolas"/>
+          <w:sz w:val="18"/>
+          <w:szCs w:val="18"/>
+        </w:rPr>
+        <w:t xml:space="preserve">model_level_votes</w:t>
+      </w:r>
+      <w:r>
+        <w:t xml:space="preserve">, </w:t>
+      </w:r>
+      <w:r>
+        <w:rPr>
+          <w:rFonts w:ascii="Consolas" w:cs="Consolas" w:eastAsia="Consolas" w:hAnsi="Consolas"/>
+          <w:sz w:val="18"/>
+          <w:szCs w:val="18"/>
+        </w:rPr>
+        <w:t xml:space="preserve">raw</w:t>
+      </w:r>
+      <w:r>
+        <w:t xml:space="preserve"> — not the model families that produced them. Per-model outputs are consumed inside the consensus functions and not retained. So the CLIP ViT-B/32 vs ViT-L/14 comparison, the one the limitations most need a number for, cannot be computed from the stored artefacts.</w:t>
+      </w:r>
+    </w:p>
+    <w:p>
+      <w:pPr>
+        <w:spacing w:after="140" w:line="276"/>
+        <w:jc w:val="both"/>
+      </w:pPr>
+      <w:r>
+        <w:rPr>
+          <w:b/>
+          <w:bCs/>
           <w:highlight w:val="yellow"/>
           <w:highlightCs w:val="yellow"/>
         </w:rPr>
-        <w:t xml:space="preserve">`[TO FILL]`</w:t>
-      </w:r>
-      <w:r>
-        <w:t xml:space="preserve"> Quantify this: report mean agreement within the correlated pair against mean agreement between an unrelated pair (e.g. Tesseract/EasyOCR, or BLIP-VQA/DETR). If the correlated pairs score systematically higher, the size of that gap is the inflation factor, and it belongs in the paper's limitations with a number attached rather than as a qualitative caveat.</w:t>
+        <w:t xml:space="preserve">`[TO FILL: to close this, persist the per-family candidate lists under their model names in `make_consensus_field` alongside the method labels, and re-run Section 14. That single change would let the CLIP-pair and Whisper-pair inflation be quantified directly, converting the correlated-source limitation from a caveat into a measurement.]`</w:t>
       </w:r>
     </w:p>
     <w:p>
@@ -5076,19 +5647,7 @@
         <w:t xml:space="preserve">Not delivered.</w:t>
       </w:r>
       <w:r>
-        <w:t xml:space="preserve"> Any validity measurement (structurally impossible without a human reference); RQ2's agreement distribution </w:t>
-      </w:r>
-      <w:r>
-        <w:rPr>
-          <w:b/>
-          <w:bCs/>
-          <w:highlight w:val="yellow"/>
-          <w:highlightCs w:val="yellow"/>
-        </w:rPr>
-        <w:t xml:space="preserve">`[TO FILL]`</w:t>
-      </w:r>
-      <w:r>
-        <w:t xml:space="preserve">; adequately powered ablations; speaker attribution; the fine-tuning the notebook's rules cell describes.</w:t>
+        <w:t xml:space="preserve"> Any validity measurement (structurally impossible without a human reference); adequately powered ablations; speaker attribution; model-level provenance for the correlated-source audit; the fine-tuning the notebook's rules cell describes.</w:t>
       </w:r>
     </w:p>
     <w:p>
@@ -5252,7 +5811,242 @@
         <w:t xml:space="preserve">firefighter</w:t>
       </w:r>
       <w:r>
-        <w:t xml:space="preserve">, and what it omits is as consequential as what it includes, because a concept outside the list cannot be expressed by any model in the system. Underlying models carry their own web-scale training biases, which this project does not measure. </w:t>
+        <w:t xml:space="preserve">, and what it omits is as consequential as what it includes, because a concept outside the list cannot be expressed by any model in the system. Underlying models carry their own web-scale training biases, which this project does not measure.</w:t>
+      </w:r>
+    </w:p>
+    <w:p>
+      <w:pPr>
+        <w:spacing w:after="140" w:line="276"/>
+        <w:jc w:val="both"/>
+      </w:pPr>
+      <w:r>
+        <w:rPr>
+          <w:b/>
+          <w:bCs/>
+        </w:rPr>
+        <w:t xml:space="preserve">Tag frequency across the 626 clips confirms the vocabulary is badly balanced for this corpus.</w:t>
+      </w:r>
+      <w:r>
+        <w:t xml:space="preserve"> Three labels fire on the majority of clips — </w:t>
+      </w:r>
+      <w:r>
+        <w:rPr>
+          <w:rFonts w:ascii="Consolas" w:cs="Consolas" w:eastAsia="Consolas" w:hAnsi="Consolas"/>
+          <w:sz w:val="18"/>
+          <w:szCs w:val="18"/>
+        </w:rPr>
+        <w:t xml:space="preserve">person speaking</w:t>
+      </w:r>
+      <w:r>
+        <w:t xml:space="preserve"> 94.9%, </w:t>
+      </w:r>
+      <w:r>
+        <w:rPr>
+          <w:rFonts w:ascii="Consolas" w:cs="Consolas" w:eastAsia="Consolas" w:hAnsi="Consolas"/>
+          <w:sz w:val="18"/>
+          <w:szCs w:val="18"/>
+        </w:rPr>
+        <w:t xml:space="preserve">interview</w:t>
+      </w:r>
+      <w:r>
+        <w:t xml:space="preserve"> 85.8%, </w:t>
+      </w:r>
+      <w:r>
+        <w:rPr>
+          <w:rFonts w:ascii="Consolas" w:cs="Consolas" w:eastAsia="Consolas" w:hAnsi="Consolas"/>
+          <w:sz w:val="18"/>
+          <w:szCs w:val="18"/>
+        </w:rPr>
+        <w:t xml:space="preserve">reporter</w:t>
+      </w:r>
+      <w:r>
+        <w:t xml:space="preserve"> 63.4% — and therefore carry almost no discriminative information: knowing that a clip is tagged </w:t>
+      </w:r>
+      <w:r>
+        <w:rPr>
+          <w:rFonts w:ascii="Consolas" w:cs="Consolas" w:eastAsia="Consolas" w:hAnsi="Consolas"/>
+          <w:sz w:val="18"/>
+          <w:szCs w:val="18"/>
+        </w:rPr>
+        <w:t xml:space="preserve">person speaking</w:t>
+      </w:r>
+      <w:r>
+        <w:t xml:space="preserve"> excludes almost nothing. At the other end, </w:t>
+      </w:r>
+      <w:r>
+        <w:rPr>
+          <w:b/>
+          <w:bCs/>
+        </w:rPr>
+        <w:t xml:space="preserve">two of the 34 labels never fire at all</w:t>
+      </w:r>
+      <w:r>
+        <w:t xml:space="preserve"> (</w:t>
+      </w:r>
+      <w:r>
+        <w:rPr>
+          <w:rFonts w:ascii="Consolas" w:cs="Consolas" w:eastAsia="Consolas" w:hAnsi="Consolas"/>
+          <w:sz w:val="18"/>
+          <w:szCs w:val="18"/>
+        </w:rPr>
+        <w:t xml:space="preserve">landscape</w:t>
+      </w:r>
+      <w:r>
+        <w:t xml:space="preserve"> and </w:t>
+      </w:r>
+      <w:r>
+        <w:rPr>
+          <w:rFonts w:ascii="Consolas" w:cs="Consolas" w:eastAsia="Consolas" w:hAnsi="Consolas"/>
+          <w:sz w:val="18"/>
+          <w:szCs w:val="18"/>
+        </w:rPr>
+        <w:t xml:space="preserve">rural countryside</w:t>
+      </w:r>
+      <w:r>
+        <w:t xml:space="preserve"> — plausible for Northern Ireland in general, absent from this urban, civic-events corpus), and eight more fire on under 1.5% of clips: </w:t>
+      </w:r>
+      <w:r>
+        <w:rPr>
+          <w:rFonts w:ascii="Consolas" w:cs="Consolas" w:eastAsia="Consolas" w:hAnsi="Consolas"/>
+          <w:sz w:val="18"/>
+          <w:szCs w:val="18"/>
+        </w:rPr>
+        <w:t xml:space="preserve">public meeting</w:t>
+      </w:r>
+      <w:r>
+        <w:t xml:space="preserve"> 1.3%, </w:t>
+      </w:r>
+      <w:r>
+        <w:rPr>
+          <w:rFonts w:ascii="Consolas" w:cs="Consolas" w:eastAsia="Consolas" w:hAnsi="Consolas"/>
+          <w:sz w:val="18"/>
+          <w:szCs w:val="18"/>
+        </w:rPr>
+        <w:t xml:space="preserve">police</w:t>
+      </w:r>
+      <w:r>
+        <w:t xml:space="preserve"> 1.1%, </w:t>
+      </w:r>
+      <w:r>
+        <w:rPr>
+          <w:rFonts w:ascii="Consolas" w:cs="Consolas" w:eastAsia="Consolas" w:hAnsi="Consolas"/>
+          <w:sz w:val="18"/>
+          <w:szCs w:val="18"/>
+        </w:rPr>
+        <w:t xml:space="preserve">road</w:t>
+      </w:r>
+      <w:r>
+        <w:t xml:space="preserve"> 1.0%, </w:t>
+      </w:r>
+      <w:r>
+        <w:rPr>
+          <w:rFonts w:ascii="Consolas" w:cs="Consolas" w:eastAsia="Consolas" w:hAnsi="Consolas"/>
+          <w:sz w:val="18"/>
+          <w:szCs w:val="18"/>
+        </w:rPr>
+        <w:t xml:space="preserve">stage</w:t>
+      </w:r>
+      <w:r>
+        <w:t xml:space="preserve"> 0.6%, </w:t>
+      </w:r>
+      <w:r>
+        <w:rPr>
+          <w:rFonts w:ascii="Consolas" w:cs="Consolas" w:eastAsia="Consolas" w:hAnsi="Consolas"/>
+          <w:sz w:val="18"/>
+          <w:szCs w:val="18"/>
+        </w:rPr>
+        <w:t xml:space="preserve">office</w:t>
+      </w:r>
+      <w:r>
+        <w:t xml:space="preserve"> 0.6%, </w:t>
+      </w:r>
+      <w:r>
+        <w:rPr>
+          <w:rFonts w:ascii="Consolas" w:cs="Consolas" w:eastAsia="Consolas" w:hAnsi="Consolas"/>
+          <w:sz w:val="18"/>
+          <w:szCs w:val="18"/>
+        </w:rPr>
+        <w:t xml:space="preserve">firefighter</w:t>
+      </w:r>
+      <w:r>
+        <w:t xml:space="preserve"> 0.5%, </w:t>
+      </w:r>
+      <w:r>
+        <w:rPr>
+          <w:rFonts w:ascii="Consolas" w:cs="Consolas" w:eastAsia="Consolas" w:hAnsi="Consolas"/>
+          <w:sz w:val="18"/>
+          <w:szCs w:val="18"/>
+        </w:rPr>
+        <w:t xml:space="preserve">fire engine</w:t>
+      </w:r>
+      <w:r>
+        <w:t xml:space="preserve"> 0.2%, </w:t>
+      </w:r>
+      <w:r>
+        <w:rPr>
+          <w:rFonts w:ascii="Consolas" w:cs="Consolas" w:eastAsia="Consolas" w:hAnsi="Consolas"/>
+          <w:sz w:val="18"/>
+          <w:szCs w:val="18"/>
+        </w:rPr>
+        <w:t xml:space="preserve">hospital</w:t>
+      </w:r>
+      <w:r>
+        <w:t xml:space="preserve"> 0.2%. The effective vocabulary is roughly a dozen labels, not 34.</w:t>
+      </w:r>
+    </w:p>
+    <w:p>
+      <w:pPr>
+        <w:spacing w:after="140" w:line="276"/>
+        <w:jc w:val="both"/>
+      </w:pPr>
+      <w:r>
+        <w:t xml:space="preserve">Three consequences follow. It inflates the benchmark's multi-label accuracy column (§4.4), because a model predicting only the three common labels already matches most of the reference. It shows the vocabulary was authored against an imagined corpus rather than this one — </w:t>
+      </w:r>
+      <w:r>
+        <w:rPr>
+          <w:rFonts w:ascii="Consolas" w:cs="Consolas" w:eastAsia="Consolas" w:hAnsi="Consolas"/>
+          <w:sz w:val="18"/>
+          <w:szCs w:val="18"/>
+        </w:rPr>
+        <w:t xml:space="preserve">fire engine</w:t>
+      </w:r>
+      <w:r>
+        <w:t xml:space="preserve"> and </w:t>
+      </w:r>
+      <w:r>
+        <w:rPr>
+          <w:rFonts w:ascii="Consolas" w:cs="Consolas" w:eastAsia="Consolas" w:hAnsi="Consolas"/>
+          <w:sz w:val="18"/>
+          <w:szCs w:val="18"/>
+        </w:rPr>
+        <w:t xml:space="preserve">hospital</w:t>
+      </w:r>
+      <w:r>
+        <w:t xml:space="preserve"> earn their places from a single clip each. And a label that never fires can never be wrong, so the vocabulary's apparent breadth overstates what the catalogue can actually express.</w:t>
+      </w:r>
+    </w:p>
+    <w:p>
+      <w:pPr>
+        <w:pStyle w:val="Heading2"/>
+        <w:spacing w:after="140" w:before="260"/>
+      </w:pPr>
+      <w:r>
+        <w:rPr>
+          <w:b/>
+          <w:bCs/>
+          <w:sz w:val="24"/>
+          <w:szCs w:val="24"/>
+        </w:rPr>
+        <w:t xml:space="preserve">6.2 Privacy</w:t>
+      </w:r>
+    </w:p>
+    <w:p>
+      <w:pPr>
+        <w:spacing w:after="140" w:line="276"/>
+        <w:jc w:val="both"/>
+      </w:pPr>
+      <w:r>
+        <w:t xml:space="preserve">The footage shows identifiable members of the public in public settings, recorded for broadcast. Controls: no identity inference anywhere in the pipeline, and the hosted annotator is explicitly prompted against it; people count published as an integer only, never demographic attributes; the hosted API is optional and gated on licence and data-governance approval, with full local-only operation supported; API keys never written to artefacts. </w:t>
       </w:r>
       <w:r>
         <w:rPr>
@@ -5261,7 +6055,7 @@
           <w:highlight w:val="yellow"/>
           <w:highlightCs w:val="yellow"/>
         </w:rPr>
-        <w:t xml:space="preserve">`[TO FILL: report tag frequency across the corpus. A label that never fires, or one that fires on most clips, is evidence about the vocabulary rather than about the footage.]`</w:t>
+        <w:t xml:space="preserve">`[TO FILL: NVTV licence terms; QUB ethics/data-governance reference; whether the reported run used the hosted API.]`</w:t>
       </w:r>
     </w:p>
     <w:p>
@@ -5276,7 +6070,7 @@
           <w:sz w:val="24"/>
           <w:szCs w:val="24"/>
         </w:rPr>
-        <w:t xml:space="preserve">6.2 Privacy</w:t>
+        <w:t xml:space="preserve">6.3 Fairness</w:t>
       </w:r>
     </w:p>
     <w:p>
@@ -5285,7 +6079,69 @@
         <w:jc w:val="both"/>
       </w:pPr>
       <w:r>
-        <w:t xml:space="preserve">The footage shows identifiable members of the public in public settings, recorded for broadcast. Controls: no identity inference anywhere in the pipeline, and the hosted annotator is explicitly prompted against it; people count published as an integer only, never demographic attributes; the hosted API is optional and gated on licence and data-governance approval, with full local-only operation supported; API keys never written to artefacts. </w:t>
+        <w:t xml:space="preserve">Whisper's accuracy varies by accent, and this corpus is predominantly Northern Irish English — a distribution under-represented in training data relative to General American. Transcript quality is therefore likely to be systematically lower here than published WER figures suggest, and </w:t>
+      </w:r>
+      <w:r>
+        <w:rPr>
+          <w:i/>
+          <w:iCs/>
+        </w:rPr>
+        <w:t xml:space="preserve">that error is not random</w:t>
+      </w:r>
+      <w:r>
+        <w:t xml:space="preserve">: it will fall hardest on speakers with the strongest regional accents, who in a community archive are often the community members the archive exists to represent. The project does not measure this systematically, which is a real gap rather than a formality.</w:t>
+      </w:r>
+    </w:p>
+    <w:p>
+      <w:pPr>
+        <w:spacing w:after="140" w:line="276"/>
+        <w:jc w:val="both"/>
+      </w:pPr>
+      <w:r>
+        <w:t xml:space="preserve">The benchmark spot-checks contain direct evidence that the problem is live. On a Belfast arts clip the pipeline's own reference keywords, derived from the Whisper transcript, include </w:t>
+      </w:r>
+      <w:r>
+        <w:rPr>
+          <w:rFonts w:ascii="Consolas" w:cs="Consolas" w:eastAsia="Consolas" w:hAnsi="Consolas"/>
+          <w:sz w:val="18"/>
+          <w:szCs w:val="18"/>
+        </w:rPr>
+        <w:t xml:space="preserve">pethau felly</w:t>
+      </w:r>
+      <w:r>
+        <w:t xml:space="preserve">, </w:t>
+      </w:r>
+      <w:r>
+        <w:rPr>
+          <w:rFonts w:ascii="Consolas" w:cs="Consolas" w:eastAsia="Consolas" w:hAnsi="Consolas"/>
+          <w:sz w:val="18"/>
+          <w:szCs w:val="18"/>
+        </w:rPr>
+        <w:t xml:space="preserve">cyfnodau yw</w:t>
+      </w:r>
+      <w:r>
+        <w:t xml:space="preserve"> and </w:t>
+      </w:r>
+      <w:r>
+        <w:rPr>
+          <w:rFonts w:ascii="Consolas" w:cs="Consolas" w:eastAsia="Consolas" w:hAnsi="Consolas"/>
+          <w:sz w:val="18"/>
+          <w:szCs w:val="18"/>
+        </w:rPr>
+        <w:t xml:space="preserve">custinia rheidd</w:t>
+      </w:r>
+      <w:r>
+        <w:t xml:space="preserve"> — Welsh-looking strings with no Welsh in the audio. Whisper has mis-identified the language on accented English and produced fluent nonsense, and because keywords are extracted downstream of the transcript, that nonsense propagated into the published catalogue field. It is not flagged, because the keyword sources (KeyBERT, YAKE, TF-IDF) agree with each other about the text they were given: </w:t>
+      </w:r>
+      <w:r>
+        <w:rPr>
+          <w:b/>
+          <w:bCs/>
+        </w:rPr>
+        <w:t xml:space="preserve">three sources corroborating one another cannot detect an error introduced upstream of all three.</w:t>
+      </w:r>
+      <w:r>
+        <w:t xml:space="preserve"> This is the clearest demonstration in the project of what the agreement score does not measure. </w:t>
       </w:r>
       <w:r>
         <w:rPr>
@@ -5294,102 +6150,7 @@
           <w:highlight w:val="yellow"/>
           <w:highlightCs w:val="yellow"/>
         </w:rPr>
-        <w:t xml:space="preserve">`[TO FILL: NVTV licence terms; QUB ethics/data-governance reference; whether the reported run used the hosted API.]`</w:t>
-      </w:r>
-    </w:p>
-    <w:p>
-      <w:pPr>
-        <w:pStyle w:val="Heading2"/>
-        <w:spacing w:after="140" w:before="260"/>
-      </w:pPr>
-      <w:r>
-        <w:rPr>
-          <w:b/>
-          <w:bCs/>
-          <w:sz w:val="24"/>
-          <w:szCs w:val="24"/>
-        </w:rPr>
-        <w:t xml:space="preserve">6.3 Fairness</w:t>
-      </w:r>
-    </w:p>
-    <w:p>
-      <w:pPr>
-        <w:spacing w:after="140" w:line="276"/>
-        <w:jc w:val="both"/>
-      </w:pPr>
-      <w:r>
-        <w:t xml:space="preserve">Whisper's accuracy varies by accent, and this corpus is predominantly Northern Irish English — a distribution under-represented in training data relative to General American. Transcript quality is therefore likely to be systematically lower here than published WER figures suggest, and </w:t>
-      </w:r>
-      <w:r>
-        <w:rPr>
-          <w:i/>
-          <w:iCs/>
-        </w:rPr>
-        <w:t xml:space="preserve">that error is not random</w:t>
-      </w:r>
-      <w:r>
-        <w:t xml:space="preserve">: it will fall hardest on speakers with the strongest regional accents, who in a community archive are often the community members the archive exists to represent. The project does not measure this systematically, which is a real gap rather than a formality.</w:t>
-      </w:r>
-    </w:p>
-    <w:p>
-      <w:pPr>
-        <w:spacing w:after="140" w:line="276"/>
-        <w:jc w:val="both"/>
-      </w:pPr>
-      <w:r>
-        <w:t xml:space="preserve">The benchmark spot-checks contain direct evidence that the problem is live. On a Belfast arts clip the pipeline's own reference keywords, derived from the Whisper transcript, include </w:t>
-      </w:r>
-      <w:r>
-        <w:rPr>
-          <w:rFonts w:ascii="Consolas" w:cs="Consolas" w:eastAsia="Consolas" w:hAnsi="Consolas"/>
-          <w:sz w:val="18"/>
-          <w:szCs w:val="18"/>
-        </w:rPr>
-        <w:t xml:space="preserve">pethau felly</w:t>
-      </w:r>
-      <w:r>
-        <w:t xml:space="preserve">, </w:t>
-      </w:r>
-      <w:r>
-        <w:rPr>
-          <w:rFonts w:ascii="Consolas" w:cs="Consolas" w:eastAsia="Consolas" w:hAnsi="Consolas"/>
-          <w:sz w:val="18"/>
-          <w:szCs w:val="18"/>
-        </w:rPr>
-        <w:t xml:space="preserve">cyfnodau yw</w:t>
-      </w:r>
-      <w:r>
-        <w:t xml:space="preserve"> and </w:t>
-      </w:r>
-      <w:r>
-        <w:rPr>
-          <w:rFonts w:ascii="Consolas" w:cs="Consolas" w:eastAsia="Consolas" w:hAnsi="Consolas"/>
-          <w:sz w:val="18"/>
-          <w:szCs w:val="18"/>
-        </w:rPr>
-        <w:t xml:space="preserve">custinia rheidd</w:t>
-      </w:r>
-      <w:r>
-        <w:t xml:space="preserve"> — Welsh-looking strings with no Welsh in the audio. Whisper has mis-identified the language on accented English and produced fluent nonsense, and because keywords are extracted downstream of the transcript, that nonsense propagated into the published catalogue field. It is not flagged, because the keyword sources (KeyBERT, YAKE, TF-IDF) agree with each other about the text they were given: </w:t>
-      </w:r>
-      <w:r>
-        <w:rPr>
-          <w:b/>
-          <w:bCs/>
-        </w:rPr>
-        <w:t xml:space="preserve">three sources corroborating one another cannot detect an error introduced upstream of all three.</w:t>
-      </w:r>
-      <w:r>
-        <w:t xml:space="preserve"> This is the clearest demonstration in the project of what the agreement score does not measure. </w:t>
-      </w:r>
-      <w:r>
-        <w:rPr>
-          <w:b/>
-          <w:bCs/>
-          <w:highlight w:val="yellow"/>
-          <w:highlightCs w:val="yellow"/>
-        </w:rPr>
-        <w:t xml:space="preserve">`[TO FILL: count how many clips contain non-English tokens in the transcript or keyword fields, and report it — this converts an anecdote into a measurement.]`</w:t>
+        <w:t xml:space="preserve">`[TO FILL: this measurement was attempted and the probe failed. Reading `asr["language"]` from the prediction cache returned a label for only 3 of 626 clips, all `en`, so language is not populated at clip level in the stored records. The Welsh-looking tokens are demonstrably present in the keyword field, so the right probe is lexical rather than metadata-based: scan the transcript and keyword strings of all 626 clips for tokens absent from an English lexicon and report the clip count. Until that runs, §6.3 rests on the single worked example in Appendix E.2 and must be phrased as resting on it.]`</w:t>
       </w:r>
     </w:p>
     <w:p>
@@ -7314,19 +8075,17 @@
         <w:t xml:space="preserve">D.5</w:t>
       </w:r>
       <w:r>
-        <w:t xml:space="preserve"> Per-field agreement distribution — </w:t>
-      </w:r>
-      <w:r>
-        <w:rPr>
-          <w:b/>
-          <w:bCs/>
-          <w:highlight w:val="yellow"/>
-          <w:highlightCs w:val="yellow"/>
-        </w:rPr>
-        <w:t xml:space="preserve">`[TO FILL]`</w:t>
-      </w:r>
-      <w:r>
-        <w:t xml:space="preserve">.</w:t>
+        <w:t xml:space="preserve"> Per-field agreement distribution — paper Table IV (</w:t>
+      </w:r>
+      <w:r>
+        <w:rPr>
+          <w:i/>
+          <w:iCs/>
+        </w:rPr>
+        <w:t xml:space="preserve">n</w:t>
+      </w:r>
+      <w:r>
+        <w:t xml:space="preserve"> = 626, all five fields).</w:t>
       </w:r>
     </w:p>
     <w:p>
@@ -7386,38 +8145,126 @@
         <w:t xml:space="preserve">D.8</w:t>
       </w:r>
       <w:r>
-        <w:t xml:space="preserve"> Per-model agreement-tier charts — Section 11 of </w:t>
-      </w:r>
-      <w:r>
-        <w:rPr>
-          <w:rFonts w:ascii="Consolas" w:cs="Consolas" w:eastAsia="Consolas" w:hAnsi="Consolas"/>
-          <w:sz w:val="18"/>
-          <w:szCs w:val="18"/>
-        </w:rPr>
-        <w:t xml:space="preserve">02_vlm_benchmark_run.ipynb</w:t>
-      </w:r>
-      <w:r>
-        <w:t xml:space="preserve"> writes one PNG per model (</w:t>
-      </w:r>
-      <w:r>
-        <w:rPr>
-          <w:rFonts w:ascii="Consolas" w:cs="Consolas" w:eastAsia="Consolas" w:hAnsi="Consolas"/>
-          <w:sz w:val="18"/>
-          <w:szCs w:val="18"/>
-        </w:rPr>
-        <w:t xml:space="preserve">&lt;model&gt;_vs_agreement_tier.png</w:t>
-      </w:r>
-      <w:r>
-        <w:t xml:space="preserve">). </w:t>
-      </w:r>
-      <w:r>
-        <w:rPr>
-          <w:b/>
-          <w:bCs/>
-          <w:highlight w:val="yellow"/>
-          <w:highlightCs w:val="yellow"/>
-        </w:rPr>
-        <w:t xml:space="preserve">`[TO FILL: the sampled rows carry `agreement_tier = not_scored`. Check whether enough fields are tiered for these charts to say anything; if most rows are `not_scored`, report that as the finding and drop the charts.]`</w:t>
+        <w:t xml:space="preserve"> Per-model agreement-tier charts — </w:t>
+      </w:r>
+      <w:r>
+        <w:rPr>
+          <w:b/>
+          <w:bCs/>
+        </w:rPr>
+        <w:t xml:space="preserve">vacuous; do not include them.</w:t>
+      </w:r>
+      <w:r>
+        <w:t xml:space="preserve"> All </w:t>
+      </w:r>
+      <w:r>
+        <w:rPr>
+          <w:b/>
+          <w:bCs/>
+        </w:rPr>
+        <w:t xml:space="preserve">21,489</w:t>
+      </w:r>
+      <w:r>
+        <w:t xml:space="preserve"> rows of the benchmark accuracy report carry </w:t>
+      </w:r>
+      <w:r>
+        <w:rPr>
+          <w:rFonts w:ascii="Consolas" w:cs="Consolas" w:eastAsia="Consolas" w:hAnsi="Consolas"/>
+          <w:sz w:val="18"/>
+          <w:szCs w:val="18"/>
+        </w:rPr>
+        <w:t xml:space="preserve">ground_truth_agreement_tier = not_scored</w:t>
+      </w:r>
+      <w:r>
+        <w:t xml:space="preserve">, a proportion of 1.000. The cause is structural, not a bug: </w:t>
+      </w:r>
+      <w:r>
+        <w:rPr>
+          <w:rFonts w:ascii="Consolas" w:cs="Consolas" w:eastAsia="Consolas" w:hAnsi="Consolas"/>
+          <w:sz w:val="18"/>
+          <w:szCs w:val="18"/>
+        </w:rPr>
+        <w:t xml:space="preserve">build_focused_ground_truth</w:t>
+      </w:r>
+      <w:r>
+        <w:t xml:space="preserve"> flattens each field to its bare value via </w:t>
+      </w:r>
+      <w:r>
+        <w:rPr>
+          <w:rFonts w:ascii="Consolas" w:cs="Consolas" w:eastAsia="Consolas" w:hAnsi="Consolas"/>
+          <w:sz w:val="18"/>
+          <w:szCs w:val="18"/>
+        </w:rPr>
+        <w:t xml:space="preserve">focused_field_value</w:t>
+      </w:r>
+      <w:r>
+        <w:t xml:space="preserve">, discarding </w:t>
+      </w:r>
+      <w:r>
+        <w:rPr>
+          <w:rFonts w:ascii="Consolas" w:cs="Consolas" w:eastAsia="Consolas" w:hAnsi="Consolas"/>
+          <w:sz w:val="18"/>
+          <w:szCs w:val="18"/>
+        </w:rPr>
+        <w:t xml:space="preserve">status</w:t>
+      </w:r>
+      <w:r>
+        <w:t xml:space="preserve">, </w:t>
+      </w:r>
+      <w:r>
+        <w:rPr>
+          <w:rFonts w:ascii="Consolas" w:cs="Consolas" w:eastAsia="Consolas" w:hAnsi="Consolas"/>
+          <w:sz w:val="18"/>
+          <w:szCs w:val="18"/>
+        </w:rPr>
+        <w:t xml:space="preserve">agreement_score</w:t>
+      </w:r>
+      <w:r>
+        <w:t xml:space="preserve">, </w:t>
+      </w:r>
+      <w:r>
+        <w:rPr>
+          <w:rFonts w:ascii="Consolas" w:cs="Consolas" w:eastAsia="Consolas" w:hAnsi="Consolas"/>
+          <w:sz w:val="18"/>
+          <w:szCs w:val="18"/>
+        </w:rPr>
+        <w:t xml:space="preserve">agreement_tier</w:t>
+      </w:r>
+      <w:r>
+        <w:t xml:space="preserve">, </w:t>
+      </w:r>
+      <w:r>
+        <w:rPr>
+          <w:rFonts w:ascii="Consolas" w:cs="Consolas" w:eastAsia="Consolas" w:hAnsi="Consolas"/>
+          <w:sz w:val="18"/>
+          <w:szCs w:val="18"/>
+        </w:rPr>
+        <w:t xml:space="preserve">needs_caution</w:t>
+      </w:r>
+      <w:r>
+        <w:t xml:space="preserve"> and </w:t>
+      </w:r>
+      <w:r>
+        <w:rPr>
+          <w:rFonts w:ascii="Consolas" w:cs="Consolas" w:eastAsia="Consolas" w:hAnsi="Consolas"/>
+          <w:sz w:val="18"/>
+          <w:szCs w:val="18"/>
+        </w:rPr>
+        <w:t xml:space="preserve">support_models</w:t>
+      </w:r>
+      <w:r>
+        <w:t xml:space="preserve">, and the benchmark scores against that flattened file. Section 11's seven PNGs plot a single constant category. Answering "does the pipeline's own agreement predict how close each model gets" requires re-scoring the benchmark against </w:t>
+      </w:r>
+      <w:r>
+        <w:rPr>
+          <w:rFonts w:ascii="Consolas" w:cs="Consolas" w:eastAsia="Consolas" w:hAnsi="Consolas"/>
+          <w:sz w:val="18"/>
+          <w:szCs w:val="18"/>
+        </w:rPr>
+        <w:t xml:space="preserve">ground_truth_metadata.json</w:t>
+      </w:r>
+      <w:r>
+        <w:t xml:space="preserve">, which retains the consensus dicts — a worthwhile experiment that the current artefacts cannot support.</w:t>
       </w:r>
     </w:p>
     <w:p>

--- a/docs/report/supporting_materials.docx
+++ b/docs/report/supporting_materials.docx
@@ -271,11 +271,46 @@
           <w:b/>
           <w:bCs/>
         </w:rPr>
-        <w:t xml:space="preserve">Cultural-heritage and community archives.</w:t>
-      </w:r>
-      <w:r>
-        <w:t xml:space="preserve"> </w:t>
-      </w:r>
+        <w:t xml:space="preserve">Cultural-heritage and broadcast archives.</w:t>
+      </w:r>
+      <w:r>
+        <w:t xml:space="preserve"> The German Broadcasting Archive supplies the closest published analogue to this project. Mühling </w:t>
+      </w:r>
+      <w:r>
+        <w:rPr>
+          <w:i/>
+          <w:iCs/>
+        </w:rPr>
+        <w:t xml:space="preserve">et al.</w:t>
+      </w:r>
+      <w:r>
+        <w:t xml:space="preserve"> [2] built a distributed content-analysis and retrieval system over roughly 34,000 hours of GDR television, combining shot-boundary detection, concept classification, person recognition, text recognition and similarity search. The later VIVA system [3], on the same collection, extended coverage to 91 archive-specific concepts and 98 personalities and added a semi-automatic acquisition workflow — a web crawler, image similarity search, and review and user-feedback components — explicitly to cut the manual cost of assembling training data. Pessanha and Akdag Salah [4] survey the parallel development in oral-history archives, where speech recognition and language processing have made large interview collections tractable, and note what is lost when aural material is reduced to text.</w:t>
+      </w:r>
+    </w:p>
+    <w:p>
+      <w:pPr>
+        <w:spacing w:after="140" w:line="276"/>
+        <w:jc w:val="both"/>
+      </w:pPr>
+      <w:r>
+        <w:t xml:space="preserve">Read against this project's claim, the pattern is consistent but the wording must be careful. These systems report </w:t>
+      </w:r>
+      <w:r>
+        <w:rPr>
+          <w:b/>
+          <w:bCs/>
+        </w:rPr>
+        <w:t xml:space="preserve">system-level</w:t>
+      </w:r>
+      <w:r>
+        <w:t xml:space="preserve"> effectiveness — retrieval accuracy over an evaluated concept set — rather than a per-record reliability signal. VIVA does confront unreliability, and its answer is a human in the loop: review and feedback components that correct the model's output. That is a different and entirely legitimate response to the same problem, and it is the right comparison for the present work, which has no reviewer available and therefore publishes corroboration instead.</w:t>
+      </w:r>
+    </w:p>
+    <w:p>
+      <w:pPr>
+        <w:spacing w:after="140" w:line="276"/>
+        <w:jc w:val="both"/>
+      </w:pPr>
       <w:r>
         <w:rPr>
           <w:b/>
@@ -283,7 +318,7 @@
           <w:highlight w:val="yellow"/>
           <w:highlightCs w:val="yellow"/>
         </w:rPr>
-        <w:t xml:space="preserve">`[TO FILL: 4–6 sources. Search terms that work: "audiovisual archive automatic metadata", "cultural heritage video access", "community archive digitisation AI". Look for EUscreen, the Netherlands Institute for Sound and Vision's published work, and BBC R&amp;D archive-indexing output. For each, record: the collection, whether a human reference was collected, and what reliability signal (if any) accompanied the published metadata. The claim this section must support is that per-field reliability signals are rare in this literature — verify that claim rather than assuming it.]`</w:t>
+        <w:t xml:space="preserve">`[TO FILL: this characterisation rests on the abstracts and project descriptions, since the publisher sites were not reachable during drafting. Read [2], [3] and [4] in full via the QUB library and confirm that none attaches a per-field confidence or reliability estimate to its published records. If one does, cite it as the exception and position against it — that would strengthen §1.8 rather than weaken it.]`</w:t>
       </w:r>
     </w:p>
     <w:p>
@@ -333,7 +368,7 @@
         <w:jc w:val="both"/>
       </w:pPr>
       <w:r>
-        <w:t xml:space="preserve">Contrastive image–text pretraining [2] removed the requirement for task-specific training data in visual labelling, turning annotation into a matter of writing a label vocabulary. Large-scale weakly supervised speech recognition [3] did the same for transcription. BLIP [4] and ViLT [5] brought open-ended visual question answering, and end-to-end set-prediction detection [6] supplies an architecturally unrelated route to counting.</w:t>
+        <w:t xml:space="preserve">Contrastive image–text pretraining [5] removed the requirement for task-specific training data in visual labelling, turning annotation into a matter of writing a label vocabulary. Large-scale weakly supervised speech recognition [6] did the same for transcription. BLIP [7] and ViLT [8] brought open-ended visual question answering, and end-to-end set-prediction detection [9] supplies an architecturally unrelated route to counting.</w:t>
       </w:r>
     </w:p>
     <w:p>
@@ -386,7 +421,7 @@
         <w:jc w:val="both"/>
       </w:pPr>
       <w:r>
-        <w:t xml:space="preserve">Programmatic weak supervision [7] formalised combining noisy, correlated labelling sources of unknown accuracy into probabilistic labels, learning source accuracies from agreement patterns without ground truth. That last property is what makes it relevant here, and its central assumption — that sources are conditionally independent given the true label — is precisely the assumption two CLIP variants violate.</w:t>
+        <w:t xml:space="preserve">Programmatic weak supervision [10] formalised combining noisy, correlated labelling sources of unknown accuracy into probabilistic labels, learning source accuracies from agreement patterns without ground truth. That last property is what makes it relevant here, and its central assumption — that sources are conditionally independent given the true label — is precisely the assumption two CLIP variants violate.</w:t>
       </w:r>
     </w:p>
     <w:p>
@@ -445,7 +480,7 @@
         <w:jc w:val="both"/>
       </w:pPr>
       <w:r>
-        <w:t xml:space="preserve">Corpus linguistics has quantified annotation trustworthiness for decades [8]. The useful import is conceptual: agreement statistics measure the </w:t>
+        <w:t xml:space="preserve">Corpus linguistics has quantified annotation trustworthiness for decades [11]. The useful import is conceptual: agreement statistics measure the </w:t>
       </w:r>
       <w:r>
         <w:rPr>
@@ -525,7 +560,7 @@
         <w:jc w:val="both"/>
       </w:pPr>
       <w:r>
-        <w:t xml:space="preserve">Open-weight multimodal models — Qwen3-VL [9], InternVL3 [10] — accept interleaved image sequences and emit schema-constrained JSON, making a single-prompt replacement for a multi-component pipeline architecturally plausible. Two concerns motivated benchmarking them rather than adopting them.</w:t>
+        <w:t xml:space="preserve">Open-weight multimodal models — Qwen3-VL [12], InternVL3 [13] — accept interleaved image sequences and emit schema-constrained JSON, making a single-prompt replacement for a multi-component pipeline architecturally plausible. Two concerns motivated benchmarking them rather than adopting them.</w:t>
       </w:r>
     </w:p>
     <w:p>
@@ -534,7 +569,7 @@
         <w:jc w:val="both"/>
       </w:pPr>
       <w:r>
-        <w:t xml:space="preserve">The first is hallucination [11]: fluent description of content that is not present. For a catalogue record this is worse than omission, because it is indistinguishable from a correct record without checking the footage.</w:t>
+        <w:t xml:space="preserve">The first is hallucination [14]: fluent description of content that is not present. For a catalogue record this is worse than omission, because it is indistinguishable from a correct record without checking the footage.</w:t>
       </w:r>
     </w:p>
     <w:p>
@@ -868,7 +903,7 @@
               <w:spacing w:after="0"/>
             </w:pPr>
             <w:r>
-              <w:t xml:space="preserve">CLIP [2]</w:t>
+              <w:t xml:space="preserve">CLIP [5]</w:t>
             </w:r>
           </w:p>
         </w:tc>
@@ -987,7 +1022,7 @@
               <w:spacing w:after="0"/>
             </w:pPr>
             <w:r>
-              <w:t xml:space="preserve">Whisper [3]</w:t>
+              <w:t xml:space="preserve">Whisper [6]</w:t>
             </w:r>
           </w:p>
         </w:tc>
@@ -1106,7 +1141,7 @@
               <w:spacing w:after="0"/>
             </w:pPr>
             <w:r>
-              <w:t xml:space="preserve">Snorkel [7]</w:t>
+              <w:t xml:space="preserve">Snorkel [10]</w:t>
             </w:r>
           </w:p>
         </w:tc>
@@ -1225,7 +1260,7 @@
               <w:spacing w:after="0"/>
             </w:pPr>
             <w:r>
-              <w:t xml:space="preserve">Artstein &amp; Poesio [8]</w:t>
+              <w:t xml:space="preserve">Artstein &amp; Poesio [11]</w:t>
             </w:r>
           </w:p>
         </w:tc>
@@ -1344,7 +1379,7 @@
               <w:spacing w:after="0"/>
             </w:pPr>
             <w:r>
-              <w:t xml:space="preserve">Qwen3-VL [9] / InternVL3 [10]</w:t>
+              <w:t xml:space="preserve">Qwen3-VL [12] / InternVL3 [13]</w:t>
             </w:r>
           </w:p>
         </w:tc>

--- a/docs/report/supporting_materials.docx
+++ b/docs/report/supporting_materials.docx
@@ -4618,6 +4618,9 @@
               </w:rPr>
               <w:t xml:space="preserve">whisper-small</w:t>
             </w:r>
+            <w:r>
+              <w:t xml:space="preserve"> [6]</w:t>
+            </w:r>
           </w:p>
         </w:tc>
         <w:tc>
@@ -4685,6 +4688,9 @@
               </w:rPr>
               <w:t xml:space="preserve">whisper-turbo</w:t>
             </w:r>
+            <w:r>
+              <w:t xml:space="preserve"> [6]</w:t>
+            </w:r>
           </w:p>
         </w:tc>
         <w:tc>
@@ -4745,7 +4751,7 @@
               <w:spacing w:after="0"/>
             </w:pPr>
             <w:r>
-              <w:t xml:space="preserve">Tesseract; EasyOCR</w:t>
+              <w:t xml:space="preserve">Tesseract [17]; EasyOCR</w:t>
             </w:r>
           </w:p>
         </w:tc>
@@ -4814,6 +4820,9 @@
               </w:rPr>
               <w:t xml:space="preserve">openai/clip-vit-base-patch32</w:t>
             </w:r>
+            <w:r>
+              <w:t xml:space="preserve"> [5]</w:t>
+            </w:r>
           </w:p>
         </w:tc>
         <w:tc>
@@ -4881,6 +4890,9 @@
               </w:rPr>
               <w:t xml:space="preserve">openai/clip-vit-large-patch14</w:t>
             </w:r>
+            <w:r>
+              <w:t xml:space="preserve"> [5]</w:t>
+            </w:r>
           </w:p>
         </w:tc>
         <w:tc>
@@ -4946,10 +4958,10 @@
                 <w:sz w:val="18"/>
                 <w:szCs w:val="18"/>
               </w:rPr>
-              <w:t xml:space="preserve">Salesforce/blip-vqa-base</w:t>
-            </w:r>
-            <w:r>
-              <w:t xml:space="preserve">; </w:t>
+              <w:t xml:space="preserve">blip-vqa-base</w:t>
+            </w:r>
+            <w:r>
+              <w:t xml:space="preserve"> [7]; </w:t>
             </w:r>
             <w:r>
               <w:rPr>
@@ -4957,10 +4969,10 @@
                 <w:sz w:val="18"/>
                 <w:szCs w:val="18"/>
               </w:rPr>
-              <w:t xml:space="preserve">dandelin/vilt-b32-finetuned-vqa</w:t>
-            </w:r>
-            <w:r>
-              <w:t xml:space="preserve">; </w:t>
+              <w:t xml:space="preserve">vilt-b32-finetuned-vqa</w:t>
+            </w:r>
+            <w:r>
+              <w:t xml:space="preserve"> [8]; </w:t>
             </w:r>
             <w:r>
               <w:rPr>
@@ -4968,7 +4980,10 @@
                 <w:sz w:val="18"/>
                 <w:szCs w:val="18"/>
               </w:rPr>
-              <w:t xml:space="preserve">facebook/detr-resnet-50</w:t>
+              <w:t xml:space="preserve">detr-resnet-50</w:t>
+            </w:r>
+            <w:r>
+              <w:t xml:space="preserve"> [9]</w:t>
             </w:r>
           </w:p>
         </w:tc>
@@ -5030,7 +5045,7 @@
               <w:spacing w:after="0"/>
             </w:pPr>
             <w:r>
-              <w:t xml:space="preserve">KeyBERT (</w:t>
+              <w:t xml:space="preserve">KeyBERT [20] (</w:t>
             </w:r>
             <w:r>
               <w:rPr>
@@ -5041,7 +5056,7 @@
               <w:t xml:space="preserve">all-MiniLM-L6-v2</w:t>
             </w:r>
             <w:r>
-              <w:t xml:space="preserve">); YAKE; TF-IDF</w:t>
+              <w:t xml:space="preserve"> [18]); YAKE [19]; TF-IDF</w:t>
             </w:r>
           </w:p>
         </w:tc>
@@ -5180,7 +5195,7 @@
               <w:spacing w:after="0"/>
             </w:pPr>
             <w:r>
-              <w:t xml:space="preserve">Qwen3-VL 2B/4B/8B (Instruct, Thinking); InternVL3-2B/-8B</w:t>
+              <w:t xml:space="preserve">Qwen3-VL [12] 2B/4B/8B (Instruct, Thinking); InternVL3 [13] -2B/-8B</w:t>
             </w:r>
           </w:p>
         </w:tc>
@@ -5199,7 +5214,7 @@
               <w:spacing w:after="0"/>
             </w:pPr>
             <w:r>
-              <w:t xml:space="preserve">8B models int4</w:t>
+              <w:t xml:space="preserve">8B models int4, loaded through the Transformers image-text-to-text interface [23]</w:t>
             </w:r>
           </w:p>
         </w:tc>
@@ -5209,6 +5224,15 @@
       <w:pPr>
         <w:spacing w:after="160"/>
       </w:pPr>
+    </w:p>
+    <w:p>
+      <w:pPr>
+        <w:spacing w:after="140" w:line="276"/>
+        <w:jc w:val="both"/>
+      </w:pPr>
+      <w:r>
+        <w:t xml:space="preserve">Scene detection uses PySceneDetect [15]; the benchmark's free-text fields are scored with ROUGE-L recall [16]. A video-native model such as PPLLaVA [22], run through the video-text-to-text interface [24], would remove the fixed frame budget discussed in §4.4, and metadata-aware retrieval work [21] motivates publishing per-field structure rather than a flat caption.</w:t>
+      </w:r>
     </w:p>
     <w:p>
       <w:pPr>
@@ -9234,6 +9258,468 @@
       </w:pPr>
       <w:r>
         <w:t xml:space="preserve">Run 01 top to bottom on a GPU runtime with the Drive layout in its header cell; run 02 on a GPU node; run 03 anywhere. All three are resumable and skip completed work.</w:t>
+      </w:r>
+    </w:p>
+    <w:p>
+      <w:pPr>
+        <w:pStyle w:val="Heading1"/>
+        <w:pageBreakBefore/>
+        <w:spacing w:after="140" w:before="400"/>
+      </w:pPr>
+      <w:r>
+        <w:rPr>
+          <w:b/>
+          <w:bCs/>
+          <w:sz w:val="28"/>
+          <w:szCs w:val="28"/>
+        </w:rPr>
+        <w:t xml:space="preserve">References</w:t>
+      </w:r>
+    </w:p>
+    <w:p>
+      <w:pPr>
+        <w:spacing w:after="140" w:line="276"/>
+        <w:jc w:val="both"/>
+      </w:pPr>
+      <w:r>
+        <w:t xml:space="preserve">[1] A. F. Smeaton, P. Over, and W. Kraaij, "Evaluation campaigns and TRECVid," in </w:t>
+      </w:r>
+      <w:r>
+        <w:rPr>
+          <w:i/>
+          <w:iCs/>
+        </w:rPr>
+        <w:t xml:space="preserve">Proc. 8th ACM Int. Workshop on Multimedia Information Retrieval (MIR)</w:t>
+      </w:r>
+      <w:r>
+        <w:t xml:space="preserve">, 2006, pp. 321–330.</w:t>
+      </w:r>
+    </w:p>
+    <w:p>
+      <w:pPr>
+        <w:spacing w:after="140" w:line="276"/>
+        <w:jc w:val="both"/>
+      </w:pPr>
+      <w:r>
+        <w:t xml:space="preserve">[2] M. Mühling, M. Meister, N. Korfhage, J. Wehling, A. Hörth, R. Ewerth, and B. Freisleben, "Content-based video retrieval in historical collections of the German Broadcasting Archive," </w:t>
+      </w:r>
+      <w:r>
+        <w:rPr>
+          <w:i/>
+          <w:iCs/>
+        </w:rPr>
+        <w:t xml:space="preserve">Int. J. on Digital Libraries</w:t>
+      </w:r>
+      <w:r>
+        <w:t xml:space="preserve">, vol. 20, no. 2, pp. 167–183, 2019, doi: 10.1007/s00799-018-0236-z.</w:t>
+      </w:r>
+    </w:p>
+    <w:p>
+      <w:pPr>
+        <w:spacing w:after="140" w:line="276"/>
+        <w:jc w:val="both"/>
+      </w:pPr>
+      <w:r>
+        <w:t xml:space="preserve">[3] M. Mühling, N. Korfhage, K. Pustu-Iren, J. Bars, M. Knapp, H. Bellafkir, M. Vogelbacher, D. Schneider, A. Hörth, R. Ewerth, and B. Freisleben, "VIVA: Visual information retrieval in video archives," </w:t>
+      </w:r>
+      <w:r>
+        <w:rPr>
+          <w:i/>
+          <w:iCs/>
+        </w:rPr>
+        <w:t xml:space="preserve">Int. J. on Digital Libraries</w:t>
+      </w:r>
+      <w:r>
+        <w:t xml:space="preserve">, vol. 23, no. 4, pp. 319–333, 2022, doi: 10.1007/s00799-022-00337-y.</w:t>
+      </w:r>
+    </w:p>
+    <w:p>
+      <w:pPr>
+        <w:spacing w:after="140" w:line="276"/>
+        <w:jc w:val="both"/>
+      </w:pPr>
+      <w:r>
+        <w:t xml:space="preserve">[4] F. Pessanha and A. Akdag Salah, "A computational look at oral history archives," </w:t>
+      </w:r>
+      <w:r>
+        <w:rPr>
+          <w:i/>
+          <w:iCs/>
+        </w:rPr>
+        <w:t xml:space="preserve">ACM J. on Computing and Cultural Heritage</w:t>
+      </w:r>
+      <w:r>
+        <w:t xml:space="preserve">, vol. 15, no. 1, art. 6, pp. 1–16, 2022, doi: 10.1145/3477605.</w:t>
+      </w:r>
+    </w:p>
+    <w:p>
+      <w:pPr>
+        <w:spacing w:after="140" w:line="276"/>
+        <w:jc w:val="both"/>
+      </w:pPr>
+      <w:r>
+        <w:t xml:space="preserve">[5] A. Radford </w:t>
+      </w:r>
+      <w:r>
+        <w:rPr>
+          <w:i/>
+          <w:iCs/>
+        </w:rPr>
+        <w:t xml:space="preserve">et al.</w:t>
+      </w:r>
+      <w:r>
+        <w:t xml:space="preserve">, "Learning transferable visual models from natural language supervision," in </w:t>
+      </w:r>
+      <w:r>
+        <w:rPr>
+          <w:i/>
+          <w:iCs/>
+        </w:rPr>
+        <w:t xml:space="preserve">Proc. 38th Int. Conf. Machine Learning (ICML)</w:t>
+      </w:r>
+      <w:r>
+        <w:t xml:space="preserve">, 2021, pp. 8748–8763.</w:t>
+      </w:r>
+    </w:p>
+    <w:p>
+      <w:pPr>
+        <w:spacing w:after="140" w:line="276"/>
+        <w:jc w:val="both"/>
+      </w:pPr>
+      <w:r>
+        <w:t xml:space="preserve">[6] A. Radford </w:t>
+      </w:r>
+      <w:r>
+        <w:rPr>
+          <w:i/>
+          <w:iCs/>
+        </w:rPr>
+        <w:t xml:space="preserve">et al.</w:t>
+      </w:r>
+      <w:r>
+        <w:t xml:space="preserve">, "Robust speech recognition via large-scale weak supervision," in </w:t>
+      </w:r>
+      <w:r>
+        <w:rPr>
+          <w:i/>
+          <w:iCs/>
+        </w:rPr>
+        <w:t xml:space="preserve">Proc. 40th Int. Conf. Machine Learning (ICML)</w:t>
+      </w:r>
+      <w:r>
+        <w:t xml:space="preserve">, 2023, pp. 28492–28518.</w:t>
+      </w:r>
+    </w:p>
+    <w:p>
+      <w:pPr>
+        <w:spacing w:after="140" w:line="276"/>
+        <w:jc w:val="both"/>
+      </w:pPr>
+      <w:r>
+        <w:t xml:space="preserve">[7] J. Li, D. Li, C. Xiong, and S. Hoi, "BLIP: Bootstrapping language-image pre-training for unified vision-language understanding and generation," in </w:t>
+      </w:r>
+      <w:r>
+        <w:rPr>
+          <w:i/>
+          <w:iCs/>
+        </w:rPr>
+        <w:t xml:space="preserve">Proc. 39th Int. Conf. Machine Learning (ICML)</w:t>
+      </w:r>
+      <w:r>
+        <w:t xml:space="preserve">, 2022, pp. 12888–12900.</w:t>
+      </w:r>
+    </w:p>
+    <w:p>
+      <w:pPr>
+        <w:spacing w:after="140" w:line="276"/>
+        <w:jc w:val="both"/>
+      </w:pPr>
+      <w:r>
+        <w:t xml:space="preserve">[8] W. Kim, B. Son, and I. Kim, "ViLT: Vision-and-language transformer without convolution or region supervision," in </w:t>
+      </w:r>
+      <w:r>
+        <w:rPr>
+          <w:i/>
+          <w:iCs/>
+        </w:rPr>
+        <w:t xml:space="preserve">Proc. 38th Int. Conf. Machine Learning (ICML)</w:t>
+      </w:r>
+      <w:r>
+        <w:t xml:space="preserve">, 2021, pp. 5583–5594.</w:t>
+      </w:r>
+    </w:p>
+    <w:p>
+      <w:pPr>
+        <w:spacing w:after="140" w:line="276"/>
+        <w:jc w:val="both"/>
+      </w:pPr>
+      <w:r>
+        <w:t xml:space="preserve">[9] N. Carion </w:t>
+      </w:r>
+      <w:r>
+        <w:rPr>
+          <w:i/>
+          <w:iCs/>
+        </w:rPr>
+        <w:t xml:space="preserve">et al.</w:t>
+      </w:r>
+      <w:r>
+        <w:t xml:space="preserve">, "End-to-end object detection with transformers," in </w:t>
+      </w:r>
+      <w:r>
+        <w:rPr>
+          <w:i/>
+          <w:iCs/>
+        </w:rPr>
+        <w:t xml:space="preserve">Proc. European Conf. Computer Vision (ECCV)</w:t>
+      </w:r>
+      <w:r>
+        <w:t xml:space="preserve">, 2020, pp. 213–229.</w:t>
+      </w:r>
+    </w:p>
+    <w:p>
+      <w:pPr>
+        <w:spacing w:after="140" w:line="276"/>
+        <w:jc w:val="both"/>
+      </w:pPr>
+      <w:r>
+        <w:t xml:space="preserve">[10] A. Ratner </w:t>
+      </w:r>
+      <w:r>
+        <w:rPr>
+          <w:i/>
+          <w:iCs/>
+        </w:rPr>
+        <w:t xml:space="preserve">et al.</w:t>
+      </w:r>
+      <w:r>
+        <w:t xml:space="preserve">, "Snorkel: Rapid training data creation with weak supervision," </w:t>
+      </w:r>
+      <w:r>
+        <w:rPr>
+          <w:i/>
+          <w:iCs/>
+        </w:rPr>
+        <w:t xml:space="preserve">Proc. VLDB Endowment</w:t>
+      </w:r>
+      <w:r>
+        <w:t xml:space="preserve">, vol. 11, no. 3, pp. 269–282, 2017.</w:t>
+      </w:r>
+    </w:p>
+    <w:p>
+      <w:pPr>
+        <w:spacing w:after="140" w:line="276"/>
+        <w:jc w:val="both"/>
+      </w:pPr>
+      <w:r>
+        <w:t xml:space="preserve">[11] R. Artstein and M. Poesio, "Inter-coder agreement for computational linguistics," </w:t>
+      </w:r>
+      <w:r>
+        <w:rPr>
+          <w:i/>
+          <w:iCs/>
+        </w:rPr>
+        <w:t xml:space="preserve">Computational Linguistics</w:t>
+      </w:r>
+      <w:r>
+        <w:t xml:space="preserve">, vol. 34, no. 4, pp. 555–596, 2008.</w:t>
+      </w:r>
+    </w:p>
+    <w:p>
+      <w:pPr>
+        <w:spacing w:after="140" w:line="276"/>
+        <w:jc w:val="both"/>
+      </w:pPr>
+      <w:r>
+        <w:t xml:space="preserve">[12] Qwen Team, "Qwen3-VL technical report," arXiv:2511.21631, 2025.</w:t>
+      </w:r>
+    </w:p>
+    <w:p>
+      <w:pPr>
+        <w:spacing w:after="140" w:line="276"/>
+        <w:jc w:val="both"/>
+      </w:pPr>
+      <w:r>
+        <w:t xml:space="preserve">[13] J. Zhu </w:t>
+      </w:r>
+      <w:r>
+        <w:rPr>
+          <w:i/>
+          <w:iCs/>
+        </w:rPr>
+        <w:t xml:space="preserve">et al.</w:t>
+      </w:r>
+      <w:r>
+        <w:t xml:space="preserve">, "InternVL3: Exploring advanced training and test-time recipes for open-source multimodal models," arXiv:2504.10479, 2025.</w:t>
+      </w:r>
+    </w:p>
+    <w:p>
+      <w:pPr>
+        <w:spacing w:after="140" w:line="276"/>
+        <w:jc w:val="both"/>
+      </w:pPr>
+      <w:r>
+        <w:t xml:space="preserve">[14] A. Rohrbach </w:t>
+      </w:r>
+      <w:r>
+        <w:rPr>
+          <w:i/>
+          <w:iCs/>
+        </w:rPr>
+        <w:t xml:space="preserve">et al.</w:t>
+      </w:r>
+      <w:r>
+        <w:t xml:space="preserve">, "Object hallucination in image captioning," in </w:t>
+      </w:r>
+      <w:r>
+        <w:rPr>
+          <w:i/>
+          <w:iCs/>
+        </w:rPr>
+        <w:t xml:space="preserve">Proc. Conf. Empirical Methods in Natural Language Processing (EMNLP)</w:t>
+      </w:r>
+      <w:r>
+        <w:t xml:space="preserve">, 2018, pp. 4035–4045.</w:t>
+      </w:r>
+    </w:p>
+    <w:p>
+      <w:pPr>
+        <w:spacing w:after="140" w:line="276"/>
+        <w:jc w:val="both"/>
+      </w:pPr>
+      <w:r>
+        <w:t xml:space="preserve">[15] B. Castellano, "PySceneDetect: Video scene cut detection and analysis tool," 2014–2025. [Online]. Available: https://www.scenedetect.com</w:t>
+      </w:r>
+    </w:p>
+    <w:p>
+      <w:pPr>
+        <w:spacing w:after="140" w:line="276"/>
+        <w:jc w:val="both"/>
+      </w:pPr>
+      <w:r>
+        <w:t xml:space="preserve">[16] C.-Y. Lin, "ROUGE: A package for automatic evaluation of summaries," in </w:t>
+      </w:r>
+      <w:r>
+        <w:rPr>
+          <w:i/>
+          <w:iCs/>
+        </w:rPr>
+        <w:t xml:space="preserve">Text Summarization Branches Out</w:t>
+      </w:r>
+      <w:r>
+        <w:t xml:space="preserve">, ACL Workshop, 2004, pp. 74–81.</w:t>
+      </w:r>
+    </w:p>
+    <w:p>
+      <w:pPr>
+        <w:spacing w:after="140" w:line="276"/>
+        <w:jc w:val="both"/>
+      </w:pPr>
+      <w:r>
+        <w:t xml:space="preserve">[17] R. Smith, "An overview of the Tesseract OCR engine," in </w:t>
+      </w:r>
+      <w:r>
+        <w:rPr>
+          <w:i/>
+          <w:iCs/>
+        </w:rPr>
+        <w:t xml:space="preserve">Proc. 9th Int. Conf. Document Analysis and Recognition (ICDAR)</w:t>
+      </w:r>
+      <w:r>
+        <w:t xml:space="preserve">, 2007, pp. 629–633.</w:t>
+      </w:r>
+    </w:p>
+    <w:p>
+      <w:pPr>
+        <w:spacing w:after="140" w:line="276"/>
+        <w:jc w:val="both"/>
+      </w:pPr>
+      <w:r>
+        <w:t xml:space="preserve">[18] N. Reimers and I. Gurevych, "Sentence-BERT: Sentence embeddings using Siamese BERT-networks," in </w:t>
+      </w:r>
+      <w:r>
+        <w:rPr>
+          <w:i/>
+          <w:iCs/>
+        </w:rPr>
+        <w:t xml:space="preserve">Proc. EMNLP-IJCNLP</w:t>
+      </w:r>
+      <w:r>
+        <w:t xml:space="preserve">, 2019, pp. 3982–3992.</w:t>
+      </w:r>
+    </w:p>
+    <w:p>
+      <w:pPr>
+        <w:spacing w:after="140" w:line="276"/>
+        <w:jc w:val="both"/>
+      </w:pPr>
+      <w:r>
+        <w:t xml:space="preserve">[19] R. Campos </w:t>
+      </w:r>
+      <w:r>
+        <w:rPr>
+          <w:i/>
+          <w:iCs/>
+        </w:rPr>
+        <w:t xml:space="preserve">et al.</w:t>
+      </w:r>
+      <w:r>
+        <w:t xml:space="preserve">, "YAKE! Keyword extraction from single documents using multiple local features," </w:t>
+      </w:r>
+      <w:r>
+        <w:rPr>
+          <w:i/>
+          <w:iCs/>
+        </w:rPr>
+        <w:t xml:space="preserve">Information Sciences</w:t>
+      </w:r>
+      <w:r>
+        <w:t xml:space="preserve">, vol. 509, pp. 257–289, 2020.</w:t>
+      </w:r>
+    </w:p>
+    <w:p>
+      <w:pPr>
+        <w:spacing w:after="140" w:line="276"/>
+        <w:jc w:val="both"/>
+      </w:pPr>
+      <w:r>
+        <w:t xml:space="preserve">[20] M. Grootendorst, "KeyBERT: Minimal keyword extraction with BERT," 2020. [Online]. Available: https://github.com/MaartenGr/KeyBERT</w:t>
+      </w:r>
+    </w:p>
+    <w:p>
+      <w:pPr>
+        <w:spacing w:after="140" w:line="276"/>
+        <w:jc w:val="both"/>
+      </w:pPr>
+      <w:r>
+        <w:t xml:space="preserve">[21] R. B. Yousuf, S. Xu, M. Sharma, A. Neeser, C. Latimer, and N. Ramakrishnan, "Utilizing metadata for better retrieval-augmented generation," arXiv:2601.11863, 2026.</w:t>
+      </w:r>
+    </w:p>
+    <w:p>
+      <w:pPr>
+        <w:spacing w:after="140" w:line="276"/>
+        <w:jc w:val="both"/>
+      </w:pPr>
+      <w:r>
+        <w:t xml:space="preserve">[22] R. Liu, H. Tang, H. Liu, Y. Ge, Y. Shan, C. Li, and J. Yang, "PPLLaVA: Varied video sequence understanding with prompt guidance," arXiv:2411.02327, 2024.</w:t>
+      </w:r>
+    </w:p>
+    <w:p>
+      <w:pPr>
+        <w:spacing w:after="140" w:line="276"/>
+        <w:jc w:val="both"/>
+      </w:pPr>
+      <w:r>
+        <w:t xml:space="preserve">[23] Hugging Face, "Image-text-to-text," Transformers documentation, 2026. [Online]. Available: https://huggingface.co/docs/transformers/tasks/image_text_to_text</w:t>
+      </w:r>
+    </w:p>
+    <w:p>
+      <w:pPr>
+        <w:spacing w:after="140" w:line="276"/>
+        <w:jc w:val="both"/>
+      </w:pPr>
+      <w:r>
+        <w:t xml:space="preserve">[24] Hugging Face, "Video-text-to-text," Transformers documentation, 2026. [Online]. Available: https://huggingface.co/docs/transformers/tasks/video_text_to_text</w:t>
       </w:r>
     </w:p>
     <w:sectPr>

--- a/docs/report/supporting_materials.docx
+++ b/docs/report/supporting_materials.docx
@@ -258,7 +258,7 @@
         <w:t xml:space="preserve">Benchmark infrastructure.</w:t>
       </w:r>
       <w:r>
-        <w:t xml:space="preserve"> TRECVid [1] defined the task vocabulary this project inherits — shot boundary detection, semantic concept annotation, ad-hoc search — and with it the methodological expectation that systems be scored against human-annotated references. That infrastructure was built for research collections with annotation budgets. The structural problem for working archives is that the collections most in need of description are the least likely to attract such a budget, so the evaluation apparatus the field standardised on is unavailable exactly where the technology is most needed.</w:t>
+        <w:t xml:space="preserve"> TRECVid [1], [30] defined the task vocabulary this project inherits — shot boundary detection, semantic concept annotation, ad-hoc search — and with it the methodological expectation that systems be scored against human-annotated references. That infrastructure was built for research collections with annotation budgets. The structural problem for working archives is that the collections most in need of description are the least likely to attract such a budget, so the evaluation apparatus the field standardised on is unavailable exactly where the technology is most needed.</w:t>
       </w:r>
     </w:p>
     <w:p>
@@ -331,16 +331,42 @@
           <w:b/>
           <w:bCs/>
         </w:rPr>
-        <w:t xml:space="preserve">The gap this project addresses.</w:t>
-      </w:r>
-      <w:r>
-        <w:t xml:space="preserve"> Automatic description of archives is well established; publishing it </w:t>
+        <w:t xml:space="preserve">Metadata standards.</w:t>
+      </w:r>
+      <w:r>
+        <w:t xml:space="preserve"> Descriptive metadata for broadcast archives is normally expressed in a controlled schema rather than free text: PBCore [37] in US public broadcasting, EBUCore [38] in European broadcasting, both layered over Dublin Core [40]. These specify </w:t>
       </w:r>
       <w:r>
         <w:rPr>
           <w:i/>
           <w:iCs/>
         </w:rPr>
+        <w:t xml:space="preserve">which</w:t>
+      </w:r>
+      <w:r>
+        <w:t xml:space="preserve"> fields a record carries and how they are exchanged, but not how a field generated by a model should be qualified when its support is weak. The five fields published here map onto PBCore's descriptive elements; the evidence status and agreement score attached to each are additions that no current standard provides a slot for, which is itself a finding worth recording.</w:t>
+      </w:r>
+    </w:p>
+    <w:p>
+      <w:pPr>
+        <w:spacing w:after="140" w:line="276"/>
+        <w:jc w:val="both"/>
+      </w:pPr>
+      <w:r>
+        <w:rPr>
+          <w:b/>
+          <w:bCs/>
+        </w:rPr>
+        <w:t xml:space="preserve">The gap this project addresses.</w:t>
+      </w:r>
+      <w:r>
+        <w:t xml:space="preserve"> Automatic description of archives is well established; publishing it </w:t>
+      </w:r>
+      <w:r>
+        <w:rPr>
+          <w:i/>
+          <w:iCs/>
+        </w:rPr>
         <w:t xml:space="preserve">with an auditable per-field reliability estimate</w:t>
       </w:r>
       <w:r>
@@ -421,7 +447,7 @@
         <w:jc w:val="both"/>
       </w:pPr>
       <w:r>
-        <w:t xml:space="preserve">Programmatic weak supervision [10] formalised combining noisy, correlated labelling sources of unknown accuracy into probabilistic labels, learning source accuracies from agreement patterns without ground truth. That last property is what makes it relevant here, and its central assumption — that sources are conditionally independent given the true label — is precisely the assumption two CLIP variants violate.</w:t>
+        <w:t xml:space="preserve">Programmatic weak supervision [10], [28] formalised combining noisy, correlated labelling sources of unknown accuracy into probabilistic labels, learning source accuracies from agreement patterns without ground truth. The idea predates it: Dawid and Skene [27] estimated per-observer error rates by expectation-maximisation with no reference labels at all, which is the ancestor of every later consensus scheme, this one included. That last property is what makes it relevant here, and its central assumption — that sources are conditionally independent given the true label — is precisely the assumption two CLIP variants violate.</w:t>
       </w:r>
     </w:p>
     <w:p>
@@ -523,6 +549,22 @@
           <w:b/>
           <w:bCs/>
         </w:rPr>
+        <w:t xml:space="preserve">Why agreement is not published as a probability.</w:t>
+      </w:r>
+      <w:r>
+        <w:t xml:space="preserve"> Modern neural networks are systematically overconfident, and their softmax outputs do not match empirical correctness frequencies without explicit recalibration [29]. Two consequences follow for this design. CLIP's per-label scores are ranking scores, not probabilities, so they cannot be averaged into anything resembling a confidence. And an agreement score built from such outputs inherits the problem: calling it a probability of correctness would require a validation set this project does not have.</w:t>
+      </w:r>
+    </w:p>
+    <w:p>
+      <w:pPr>
+        <w:spacing w:after="140" w:line="276"/>
+        <w:jc w:val="both"/>
+      </w:pPr>
+      <w:r>
+        <w:rPr>
+          <w:b/>
+          <w:bCs/>
+        </w:rPr>
         <w:t xml:space="preserve">Reported thresholds.</w:t>
       </w:r>
       <w:r>
@@ -560,7 +602,7 @@
         <w:jc w:val="both"/>
       </w:pPr>
       <w:r>
-        <w:t xml:space="preserve">Open-weight multimodal models — Qwen3-VL [12], InternVL3 [13] — accept interleaved image sequences and emit schema-constrained JSON, making a single-prompt replacement for a multi-component pipeline architecturally plausible. Two concerns motivated benchmarking them rather than adopting them.</w:t>
+        <w:t xml:space="preserve">Open-weight multimodal models — Qwen3-VL [12], InternVL3 [13], descended from the visual instruction-tuning line opened by LLaVA [34] and the frozen-encoder bridging of BLIP-2 [33] — accept interleaved image sequences and emit schema-constrained JSON, making a single-prompt replacement for a multi-component pipeline architecturally plausible. Two concerns motivated benchmarking them rather than adopting them.</w:t>
       </w:r>
     </w:p>
     <w:p>
@@ -4751,7 +4793,7 @@
               <w:spacing w:after="0"/>
             </w:pPr>
             <w:r>
-              <w:t xml:space="preserve">Tesseract [17]; EasyOCR</w:t>
+              <w:t xml:space="preserve">Tesseract [17]; EasyOCR [39]</w:t>
             </w:r>
           </w:p>
         </w:tc>
@@ -5293,7 +5335,7 @@
         <w:t xml:space="preserve">int4 quantisation for both 8B models.</w:t>
       </w:r>
       <w:r>
-        <w:t xml:space="preserve"> bf16 8.77B parameters (~17.5 GB) left no headroom on a 20 GB slice. This confounds the scale comparison and is disclosed at every mention.</w:t>
+        <w:t xml:space="preserve"> bf16 8.77B parameters (~17.5 GB) left no headroom on a 20 GB slice. Low-bit inference is well characterised for transformers [31], but it is not lossless, and the benchmark's 8B rows inherit that. This confounds the scale comparison and is disclosed at every mention.</w:t>
       </w:r>
     </w:p>
     <w:p>
@@ -5403,7 +5445,7 @@
         <w:t xml:space="preserve">Fine-tuning not reported.</w:t>
       </w:r>
       <w:r>
-        <w:t xml:space="preserve"> The pipeline notebook's methodological-rules cell describes LoRA fine-tuning of CLIP's vision tower and BLIP-VQA's answer decoder on calibration-split human labels (its Sections 18B–18E). </w:t>
+        <w:t xml:space="preserve"> The pipeline notebook's methodological-rules cell describes low-rank adaptation [32], LoRA, fine-tuning of CLIP's vision tower and BLIP-VQA's answer decoder on calibration-split human labels (its Sections 18B–18E). </w:t>
       </w:r>
       <w:r>
         <w:rPr>
@@ -5715,7 +5757,7 @@
         <w:jc w:val="both"/>
       </w:pPr>
       <w:r>
-        <w:t xml:space="preserve">Sub-clip temporal localisation belongs on a separate line, because it is nearer than it looks. </w:t>
+        <w:t xml:space="preserve">Sub-clip temporal localisation belongs on a separate line, because it is nearer than it looks. Forced alignment at word level, as in WhisperX [36], would sharpen it further and supplies the diarisation the transcript field currently lacks; shot-boundary detection could likewise move from the adaptive detector used here to a learned one such as TransNet V2 [35]. </w:t>
       </w:r>
       <w:r>
         <w:rPr>
@@ -6138,7 +6180,7 @@
         <w:jc w:val="both"/>
       </w:pPr>
       <w:r>
-        <w:t xml:space="preserve">Whisper's accuracy varies by accent, and this corpus is predominantly Northern Irish English — a distribution under-represented in training data relative to General American. Transcript quality is therefore likely to be systematically lower here than published WER figures suggest, and </w:t>
+        <w:t xml:space="preserve">Whisper's accuracy varies by accent, and this corpus is predominantly Northern Irish English — a distribution under-represented in training data relative to General American. This is a measured effect, not a supposition: commercial ASR systems have been shown to roughly double their word error rate for speakers of African American Vernacular English relative to white speakers [25], and the mechanism — under-representation in training audio — applies equally to regional accents outside the training distribution. Transcript quality is therefore likely to be systematically lower here than published WER figures suggest, and </w:t>
       </w:r>
       <w:r>
         <w:rPr>
@@ -6190,7 +6232,7 @@
         <w:t xml:space="preserve">custinia rheidd</w:t>
       </w:r>
       <w:r>
-        <w:t xml:space="preserve"> — Welsh-looking strings with no Welsh in the audio. Whisper has mis-identified the language on accented English and produced fluent nonsense, and because keywords are extracted downstream of the transcript, that nonsense propagated into the published catalogue field. It is not flagged, because the keyword sources (KeyBERT, YAKE, TF-IDF) agree with each other about the text they were given: </w:t>
+        <w:t xml:space="preserve"> — Welsh-looking strings with no Welsh in the audio. Whisper has mis-identified the language on accented English and produced fluent nonsense, and because keywords are extracted downstream of the transcript, that nonsense propagated into the published catalogue field. This failure mode is documented: roughly 1% of Whisper transcriptions contain entire hallucinated phrases absent from the audio, and a substantial share of those carry explicit harms [26]. Here it is not flagged, because the keyword sources (KeyBERT, YAKE, TF-IDF) agree with each other about the text they were given: </w:t>
       </w:r>
       <w:r>
         <w:rPr>
@@ -9282,6 +9324,15 @@
         <w:jc w:val="both"/>
       </w:pPr>
       <w:r>
+        <w:t xml:space="preserve">Entries [1]–[24] share their numbering with the research paper; [25]–[40] are cited only here.</w:t>
+      </w:r>
+    </w:p>
+    <w:p>
+      <w:pPr>
+        <w:spacing w:after="140" w:line="276"/>
+        <w:jc w:val="both"/>
+      </w:pPr>
+      <w:r>
         <w:t xml:space="preserve">[1] A. F. Smeaton, P. Over, and W. Kraaij, "Evaluation campaigns and TRECVid," in </w:t>
       </w:r>
       <w:r>
@@ -9720,6 +9771,280 @@
       </w:pPr>
       <w:r>
         <w:t xml:space="preserve">[24] Hugging Face, "Video-text-to-text," Transformers documentation, 2026. [Online]. Available: https://huggingface.co/docs/transformers/tasks/video_text_to_text</w:t>
+      </w:r>
+    </w:p>
+    <w:p>
+      <w:pPr>
+        <w:spacing w:after="140" w:line="276"/>
+        <w:jc w:val="both"/>
+      </w:pPr>
+      <w:r>
+        <w:t xml:space="preserve">[25] A. Koenecke, A. Nam, E. Lake, J. Nudell, M. Quartey, Z. Mengesha, C. Toups, J. R. Rickford, D. Jurafsky, and S. Goel, "Racial disparities in automated speech recognition," </w:t>
+      </w:r>
+      <w:r>
+        <w:rPr>
+          <w:i/>
+          <w:iCs/>
+        </w:rPr>
+        <w:t xml:space="preserve">Proc. Nat. Acad. Sci.</w:t>
+      </w:r>
+      <w:r>
+        <w:t xml:space="preserve">, vol. 117, no. 14, pp. 7684–7689, 2020, doi: 10.1073/pnas.1915768117.</w:t>
+      </w:r>
+    </w:p>
+    <w:p>
+      <w:pPr>
+        <w:spacing w:after="140" w:line="276"/>
+        <w:jc w:val="both"/>
+      </w:pPr>
+      <w:r>
+        <w:t xml:space="preserve">[26] A. Koenecke, A. S. G. Choi, K. X. Mei, H. Schellmann, and M. Sloane, "Careless Whisper: Speech-to-text hallucination harms," in </w:t>
+      </w:r>
+      <w:r>
+        <w:rPr>
+          <w:i/>
+          <w:iCs/>
+        </w:rPr>
+        <w:t xml:space="preserve">Proc. ACM Conf. Fairness, Accountability, and Transparency (FAccT)</w:t>
+      </w:r>
+      <w:r>
+        <w:t xml:space="preserve">, 2024, pp. 1672–1681, doi: 10.1145/3630106.3658996.</w:t>
+      </w:r>
+    </w:p>
+    <w:p>
+      <w:pPr>
+        <w:spacing w:after="140" w:line="276"/>
+        <w:jc w:val="both"/>
+      </w:pPr>
+      <w:r>
+        <w:t xml:space="preserve">[27] A. P. Dawid and A. M. Skene, "Maximum likelihood estimation of observer error-rates using the EM algorithm," </w:t>
+      </w:r>
+      <w:r>
+        <w:rPr>
+          <w:i/>
+          <w:iCs/>
+        </w:rPr>
+        <w:t xml:space="preserve">J. Roy. Statist. Soc. Ser. C (Appl. Statist.)</w:t>
+      </w:r>
+      <w:r>
+        <w:t xml:space="preserve">, vol. 28, no. 1, pp. 20–28, 1979.</w:t>
+      </w:r>
+    </w:p>
+    <w:p>
+      <w:pPr>
+        <w:spacing w:after="140" w:line="276"/>
+        <w:jc w:val="both"/>
+      </w:pPr>
+      <w:r>
+        <w:t xml:space="preserve">[28] A. Ratner, C. De Sa, S. Wu, D. Selsam, and C. Ré, "Data programming: Creating large training sets, quickly," in </w:t>
+      </w:r>
+      <w:r>
+        <w:rPr>
+          <w:i/>
+          <w:iCs/>
+        </w:rPr>
+        <w:t xml:space="preserve">Adv. Neural Inf. Process. Syst. (NeurIPS)</w:t>
+      </w:r>
+      <w:r>
+        <w:t xml:space="preserve">, 2016.</w:t>
+      </w:r>
+    </w:p>
+    <w:p>
+      <w:pPr>
+        <w:spacing w:after="140" w:line="276"/>
+        <w:jc w:val="both"/>
+      </w:pPr>
+      <w:r>
+        <w:t xml:space="preserve">[29] C. Guo, G. Pleiss, Y. Sun, and K. Q. Weinberger, "On calibration of modern neural networks," in </w:t>
+      </w:r>
+      <w:r>
+        <w:rPr>
+          <w:i/>
+          <w:iCs/>
+        </w:rPr>
+        <w:t xml:space="preserve">Proc. 34th Int. Conf. Machine Learning (ICML)</w:t>
+      </w:r>
+      <w:r>
+        <w:t xml:space="preserve">, 2017, pp. 1321–1330.</w:t>
+      </w:r>
+    </w:p>
+    <w:p>
+      <w:pPr>
+        <w:spacing w:after="140" w:line="276"/>
+        <w:jc w:val="both"/>
+      </w:pPr>
+      <w:r>
+        <w:t xml:space="preserve">[30] G. Awad </w:t>
+      </w:r>
+      <w:r>
+        <w:rPr>
+          <w:i/>
+          <w:iCs/>
+        </w:rPr>
+        <w:t xml:space="preserve">et al.</w:t>
+      </w:r>
+      <w:r>
+        <w:t xml:space="preserve">, "TRECVID 2019: An evaluation campaign to benchmark video activity detection, video captioning and matching, and video search and retrieval," in </w:t>
+      </w:r>
+      <w:r>
+        <w:rPr>
+          <w:i/>
+          <w:iCs/>
+        </w:rPr>
+        <w:t xml:space="preserve">Proc. TRECVID Workshop</w:t>
+      </w:r>
+      <w:r>
+        <w:t xml:space="preserve">, 2019, arXiv:2009.09984.</w:t>
+      </w:r>
+    </w:p>
+    <w:p>
+      <w:pPr>
+        <w:spacing w:after="140" w:line="276"/>
+        <w:jc w:val="both"/>
+      </w:pPr>
+      <w:r>
+        <w:t xml:space="preserve">[31] T. Dettmers, M. Lewis, Y. Belkada, and L. Zettlemoyer, "LLM.int8(): 8-bit matrix multiplication for transformers at scale," in </w:t>
+      </w:r>
+      <w:r>
+        <w:rPr>
+          <w:i/>
+          <w:iCs/>
+        </w:rPr>
+        <w:t xml:space="preserve">Adv. Neural Inf. Process. Syst. (NeurIPS)</w:t>
+      </w:r>
+      <w:r>
+        <w:t xml:space="preserve">, 2022, arXiv:2208.07339.</w:t>
+      </w:r>
+    </w:p>
+    <w:p>
+      <w:pPr>
+        <w:spacing w:after="140" w:line="276"/>
+        <w:jc w:val="both"/>
+      </w:pPr>
+      <w:r>
+        <w:t xml:space="preserve">[32] E. J. Hu </w:t>
+      </w:r>
+      <w:r>
+        <w:rPr>
+          <w:i/>
+          <w:iCs/>
+        </w:rPr>
+        <w:t xml:space="preserve">et al.</w:t>
+      </w:r>
+      <w:r>
+        <w:t xml:space="preserve">, "LoRA: Low-rank adaptation of large language models," in </w:t>
+      </w:r>
+      <w:r>
+        <w:rPr>
+          <w:i/>
+          <w:iCs/>
+        </w:rPr>
+        <w:t xml:space="preserve">Proc. Int. Conf. Learning Representations (ICLR)</w:t>
+      </w:r>
+      <w:r>
+        <w:t xml:space="preserve">, 2022, arXiv:2106.09685.</w:t>
+      </w:r>
+    </w:p>
+    <w:p>
+      <w:pPr>
+        <w:spacing w:after="140" w:line="276"/>
+        <w:jc w:val="both"/>
+      </w:pPr>
+      <w:r>
+        <w:t xml:space="preserve">[33] J. Li, D. Li, S. Savarese, and S. Hoi, "BLIP-2: Bootstrapping language-image pre-training with frozen image encoders and large language models," in </w:t>
+      </w:r>
+      <w:r>
+        <w:rPr>
+          <w:i/>
+          <w:iCs/>
+        </w:rPr>
+        <w:t xml:space="preserve">Proc. 40th Int. Conf. Machine Learning (ICML)</w:t>
+      </w:r>
+      <w:r>
+        <w:t xml:space="preserve">, 2023, arXiv:2301.12597.</w:t>
+      </w:r>
+    </w:p>
+    <w:p>
+      <w:pPr>
+        <w:spacing w:after="140" w:line="276"/>
+        <w:jc w:val="both"/>
+      </w:pPr>
+      <w:r>
+        <w:t xml:space="preserve">[34] H. Liu, C. Li, Q. Wu, and Y. J. Lee, "Visual instruction tuning," in </w:t>
+      </w:r>
+      <w:r>
+        <w:rPr>
+          <w:i/>
+          <w:iCs/>
+        </w:rPr>
+        <w:t xml:space="preserve">Adv. Neural Inf. Process. Syst. (NeurIPS)</w:t>
+      </w:r>
+      <w:r>
+        <w:t xml:space="preserve">, 2023, arXiv:2304.08485.</w:t>
+      </w:r>
+    </w:p>
+    <w:p>
+      <w:pPr>
+        <w:spacing w:after="140" w:line="276"/>
+        <w:jc w:val="both"/>
+      </w:pPr>
+      <w:r>
+        <w:t xml:space="preserve">[35] T. Souček and J. Lokoč, "TransNet V2: An effective deep network architecture for fast shot transition detection," arXiv:2008.04838, 2020.</w:t>
+      </w:r>
+    </w:p>
+    <w:p>
+      <w:pPr>
+        <w:spacing w:after="140" w:line="276"/>
+        <w:jc w:val="both"/>
+      </w:pPr>
+      <w:r>
+        <w:t xml:space="preserve">[36] M. Bain, J. Huh, T. Han, and A. Zisserman, "WhisperX: Time-accurate speech transcription of long-form audio," in </w:t>
+      </w:r>
+      <w:r>
+        <w:rPr>
+          <w:i/>
+          <w:iCs/>
+        </w:rPr>
+        <w:t xml:space="preserve">Proc. Interspeech</w:t>
+      </w:r>
+      <w:r>
+        <w:t xml:space="preserve">, 2023.</w:t>
+      </w:r>
+    </w:p>
+    <w:p>
+      <w:pPr>
+        <w:spacing w:after="140" w:line="276"/>
+        <w:jc w:val="both"/>
+      </w:pPr>
+      <w:r>
+        <w:t xml:space="preserve">[37] PBCore, "PBCore metadata standard," Public Broadcasting Metadata Dictionary. [Online]. Available: https://pbcore.org</w:t>
+      </w:r>
+    </w:p>
+    <w:p>
+      <w:pPr>
+        <w:spacing w:after="140" w:line="276"/>
+        <w:jc w:val="both"/>
+      </w:pPr>
+      <w:r>
+        <w:t xml:space="preserve">[38] European Broadcasting Union, "EBUCore: Core metadata for radio and television," EBU Tech 3293. [Online]. Available: https://tech.ebu.ch/metadata/ebucore</w:t>
+      </w:r>
+    </w:p>
+    <w:p>
+      <w:pPr>
+        <w:spacing w:after="140" w:line="276"/>
+        <w:jc w:val="both"/>
+      </w:pPr>
+      <w:r>
+        <w:t xml:space="preserve">[39] JaidedAI, "EasyOCR: Ready-to-use OCR with 80+ supported languages," 2020–2026. [Online]. Available: https://github.com/JaidedAI/EasyOCR</w:t>
+      </w:r>
+    </w:p>
+    <w:p>
+      <w:pPr>
+        <w:spacing w:after="140" w:line="276"/>
+        <w:jc w:val="both"/>
+      </w:pPr>
+      <w:r>
+        <w:t xml:space="preserve">[40] Dublin Core Metadata Initiative, "Dublin Core metadata element set, version 1.1." [Online]. Available: https://www.dublincore.org/specifications/dublin-core/dces/</w:t>
       </w:r>
     </w:p>
     <w:sectPr>

--- a/docs/report/supporting_materials.docx
+++ b/docs/report/supporting_materials.docx
@@ -27,7 +27,7 @@
           <w:sz w:val="28"/>
           <w:szCs w:val="28"/>
         </w:rPr>
-        <w:t xml:space="preserve">Reliability-Aware Multi-Model Metadata Generation for Archival Community Television</w:t>
+        <w:t xml:space="preserve">Leveraging Foundational Models for Video Archival Data</w:t>
       </w:r>
     </w:p>
     <w:p>
@@ -3784,22 +3784,6 @@
     </w:p>
     <w:p>
       <w:pPr>
-        <w:pStyle w:val="Heading1"/>
-        <w:pageBreakBefore/>
-        <w:spacing w:after="140" w:before="400"/>
-      </w:pPr>
-      <w:r>
-        <w:rPr>
-          <w:b/>
-          <w:bCs/>
-          <w:sz w:val="28"/>
-          <w:szCs w:val="28"/>
-        </w:rPr>
-        <w:t xml:space="preserve">4. Tooling and Environment</w:t>
-      </w:r>
-    </w:p>
-    <w:p>
-      <w:pPr>
         <w:pStyle w:val="Heading2"/>
         <w:spacing w:after="140" w:before="260"/>
       </w:pPr>
@@ -3810,7 +3794,147 @@
           <w:sz w:val="24"/>
           <w:szCs w:val="24"/>
         </w:rPr>
-        <w:t xml:space="preserve">4.1 Compute</w:t>
+        <w:t xml:space="preserve">3.8 Fixed-Grid Segmentation Diagnostic</w:t>
+      </w:r>
+    </w:p>
+    <w:p>
+      <w:pPr>
+        <w:spacing w:after="140" w:line="276"/>
+        <w:jc w:val="both"/>
+      </w:pPr>
+      <w:r>
+        <w:t xml:space="preserve">Both documents declare fixed 30-second segmentation a design boundary and list shot-aware segmentation as future work. This subsection replaces that assertion with a measurement.</w:t>
+      </w:r>
+    </w:p>
+    <w:p>
+      <w:pPr>
+        <w:spacing w:after="140" w:line="276"/>
+        <w:jc w:val="both"/>
+      </w:pPr>
+      <w:r>
+        <w:rPr>
+          <w:b/>
+          <w:bCs/>
+        </w:rPr>
+        <w:t xml:space="preserve">Method.</w:t>
+      </w:r>
+      <w:r>
+        <w:t xml:space="preserve"> </w:t>
+      </w:r>
+      <w:r>
+        <w:rPr>
+          <w:rFonts w:ascii="Consolas" w:cs="Consolas" w:eastAsia="Consolas" w:hAnsi="Consolas"/>
+          <w:sz w:val="18"/>
+          <w:szCs w:val="18"/>
+        </w:rPr>
+        <w:t xml:space="preserve">scripts/detect_scenes.py</w:t>
+      </w:r>
+      <w:r>
+        <w:t xml:space="preserve"> runs PySceneDetect's </w:t>
+      </w:r>
+      <w:r>
+        <w:rPr>
+          <w:rFonts w:ascii="Consolas" w:cs="Consolas" w:eastAsia="Consolas" w:hAnsi="Consolas"/>
+          <w:sz w:val="18"/>
+          <w:szCs w:val="18"/>
+        </w:rPr>
+        <w:t xml:space="preserve">ContentDetector</w:t>
+      </w:r>
+      <w:r>
+        <w:t xml:space="preserve"> [15] over the source programmes at </w:t>
+      </w:r>
+      <w:r>
+        <w:rPr>
+          <w:rFonts w:ascii="Consolas" w:cs="Consolas" w:eastAsia="Consolas" w:hAnsi="Consolas"/>
+          <w:sz w:val="18"/>
+          <w:szCs w:val="18"/>
+        </w:rPr>
+        <w:t xml:space="preserve">threshold = 27.0</w:t>
+      </w:r>
+      <w:r>
+        <w:t xml:space="preserve"> and </w:t>
+      </w:r>
+      <w:r>
+        <w:rPr>
+          <w:rFonts w:ascii="Consolas" w:cs="Consolas" w:eastAsia="Consolas" w:hAnsi="Consolas"/>
+          <w:sz w:val="18"/>
+          <w:szCs w:val="18"/>
+        </w:rPr>
+        <w:t xml:space="preserve">min_scene_len = 10.0 s × fps</w:t>
+      </w:r>
+      <w:r>
+        <w:t xml:space="preserve">, writing one CSV row per detected scene (</w:t>
+      </w:r>
+      <w:r>
+        <w:rPr>
+          <w:rFonts w:ascii="Consolas" w:cs="Consolas" w:eastAsia="Consolas" w:hAnsi="Consolas"/>
+          <w:sz w:val="18"/>
+          <w:szCs w:val="18"/>
+        </w:rPr>
+        <w:t xml:space="preserve">video, scene, start_sec, end_sec, length_sec</w:t>
+      </w:r>
+      <w:r>
+        <w:t xml:space="preserve">). It is CPU-only and writes timestamps rather than clips, so no re-encoding occurs and the source media is untouched. </w:t>
+      </w:r>
+      <w:r>
+        <w:rPr>
+          <w:rFonts w:ascii="Consolas" w:cs="Consolas" w:eastAsia="Consolas" w:hAnsi="Consolas"/>
+          <w:sz w:val="18"/>
+          <w:szCs w:val="18"/>
+        </w:rPr>
+        <w:t xml:space="preserve">scripts/segmentation_diagnostic.py</w:t>
+      </w:r>
+      <w:r>
+        <w:t xml:space="preserve"> then reconstructs the production 30-second grid over the same programmes and compares the two partitions. Both are deterministic and need no GPU.</w:t>
+      </w:r>
+    </w:p>
+    <w:p>
+      <w:pPr>
+        <w:spacing w:after="140" w:line="276"/>
+        <w:jc w:val="both"/>
+      </w:pPr>
+      <w:r>
+        <w:rPr>
+          <w:b/>
+          <w:bCs/>
+        </w:rPr>
+        <w:t xml:space="preserve">Coverage.</w:t>
+      </w:r>
+      <w:r>
+        <w:t xml:space="preserve"> 641 scenes were detected across </w:t>
+      </w:r>
+      <w:r>
+        <w:rPr>
+          <w:b/>
+          <w:bCs/>
+        </w:rPr>
+        <w:t xml:space="preserve">46 of the 47 programmes</w:t>
+      </w:r>
+      <w:r>
+        <w:t xml:space="preserve"> — programme 32 was not processed and is absent from the CSV — totalling 5.00 h against the corpus's 5.09 h. Reconstructing the fixed grid over those same 46 programmes yields </w:t>
+      </w:r>
+      <w:r>
+        <w:rPr>
+          <w:b/>
+          <w:bCs/>
+        </w:rPr>
+        <w:t xml:space="preserve">622 clips</w:t>
+      </w:r>
+      <w:r>
+        <w:t xml:space="preserve"> against the 626 actually published across 47; the four-clip difference is the unprocessed programme, which confirms the reconstruction reproduces the production segmentation exactly.</w:t>
+      </w:r>
+    </w:p>
+    <w:p>
+      <w:pPr>
+        <w:spacing w:after="140" w:line="276"/>
+        <w:jc w:val="both"/>
+      </w:pPr>
+      <w:r>
+        <w:rPr>
+          <w:b/>
+          <w:bCs/>
+        </w:rPr>
+        <w:t xml:space="preserve">Segment-length distribution.</w:t>
       </w:r>
     </w:p>
     <w:tbl>
@@ -3874,7 +3998,7 @@
                 <w:b/>
                 <w:bCs/>
               </w:rPr>
-              <w:t xml:space="preserve">Pipeline</w:t>
+              <w:t xml:space="preserve">Fixed grid</w:t>
             </w:r>
           </w:p>
         </w:tc>
@@ -3898,7 +4022,7 @@
                 <w:b/>
                 <w:bCs/>
               </w:rPr>
-              <w:t xml:space="preserve">VLM benchmark</w:t>
+              <w:t xml:space="preserve">Scene-aware</w:t>
             </w:r>
           </w:p>
         </w:tc>
@@ -3922,7 +4046,7 @@
               <w:spacing w:after="0"/>
             </w:pPr>
             <w:r>
-              <w:t xml:space="preserve">Platform</w:t>
+              <w:t xml:space="preserve">Segments (46 programmes)</w:t>
             </w:r>
           </w:p>
         </w:tc>
@@ -3941,7 +4065,7 @@
               <w:spacing w:after="0"/>
             </w:pPr>
             <w:r>
-              <w:t xml:space="preserve">Google Colab</w:t>
+              <w:t xml:space="preserve">622</w:t>
             </w:r>
           </w:p>
         </w:tc>
@@ -3960,7 +4084,7 @@
               <w:spacing w:after="0"/>
             </w:pPr>
             <w:r>
-              <w:t xml:space="preserve">Kelvin2 HPC (QUB)</w:t>
+              <w:t xml:space="preserve">641</w:t>
             </w:r>
           </w:p>
         </w:tc>
@@ -3984,7 +4108,7 @@
               <w:spacing w:after="0"/>
             </w:pPr>
             <w:r>
-              <w:t xml:space="preserve">GPU</w:t>
+              <w:t xml:space="preserve">Mean length</w:t>
             </w:r>
           </w:p>
         </w:tc>
@@ -4003,7 +4127,7 @@
               <w:spacing w:after="0"/>
             </w:pPr>
             <w:r>
-              <w:t xml:space="preserve">NVIDIA A100-SXM4-40GB</w:t>
+              <w:t xml:space="preserve">30.00 s (29.4 s incl. tails)</w:t>
             </w:r>
           </w:p>
         </w:tc>
@@ -4022,18 +4146,7 @@
               <w:spacing w:after="0"/>
             </w:pPr>
             <w:r>
-              <w:t xml:space="preserve">A100 MIG </w:t>
-            </w:r>
-            <w:r>
-              <w:rPr>
-                <w:rFonts w:ascii="Consolas" w:cs="Consolas" w:eastAsia="Consolas" w:hAnsi="Consolas"/>
-                <w:sz w:val="18"/>
-                <w:szCs w:val="18"/>
-              </w:rPr>
-              <w:t xml:space="preserve">2g.20gb</w:t>
-            </w:r>
-            <w:r>
-              <w:t xml:space="preserve"> slice</w:t>
+              <w:t xml:space="preserve">28.06 s</w:t>
             </w:r>
           </w:p>
         </w:tc>
@@ -4057,7 +4170,7 @@
               <w:spacing w:after="0"/>
             </w:pPr>
             <w:r>
-              <w:t xml:space="preserve">CPUs</w:t>
+              <w:t xml:space="preserve">Median length</w:t>
             </w:r>
           </w:p>
         </w:tc>
@@ -4076,7 +4189,7 @@
               <w:spacing w:after="0"/>
             </w:pPr>
             <w:r>
-              <w:t xml:space="preserve">12</w:t>
+              <w:t xml:space="preserve">30.00 s</w:t>
             </w:r>
           </w:p>
         </w:tc>
@@ -4095,13 +4208,7 @@
               <w:spacing w:after="0"/>
             </w:pPr>
             <w:r>
-              <w:rPr>
-                <w:b/>
-                <w:bCs/>
-                <w:highlight w:val="yellow"/>
-                <w:highlightCs w:val="yellow"/>
-              </w:rPr>
-              <w:t xml:space="preserve">`[TO FILL]`</w:t>
+              <w:t xml:space="preserve">22.48 s</w:t>
             </w:r>
           </w:p>
         </w:tc>
@@ -4125,7 +4232,7 @@
               <w:spacing w:after="0"/>
             </w:pPr>
             <w:r>
-              <w:t xml:space="preserve">Python</w:t>
+              <w:t xml:space="preserve">Standard deviation</w:t>
             </w:r>
           </w:p>
         </w:tc>
@@ -4144,7 +4251,7 @@
               <w:spacing w:after="0"/>
             </w:pPr>
             <w:r>
-              <w:t xml:space="preserve">3.13.15</w:t>
+              <w:t xml:space="preserve">0.00 s (excl. tails)</w:t>
             </w:r>
           </w:p>
         </w:tc>
@@ -4166,10 +4273,8 @@
               <w:rPr>
                 <w:b/>
                 <w:bCs/>
-                <w:highlight w:val="yellow"/>
-                <w:highlightCs w:val="yellow"/>
               </w:rPr>
-              <w:t xml:space="preserve">`[TO FILL]`</w:t>
+              <w:t xml:space="preserve">20.58 s</w:t>
             </w:r>
           </w:p>
         </w:tc>
@@ -4193,7 +4298,7 @@
               <w:spacing w:after="0"/>
             </w:pPr>
             <w:r>
-              <w:t xml:space="preserve">PyTorch</w:t>
+              <w:t xml:space="preserve">Range</w:t>
             </w:r>
           </w:p>
         </w:tc>
@@ -4212,7 +4317,7 @@
               <w:spacing w:after="0"/>
             </w:pPr>
             <w:r>
-              <w:t xml:space="preserve">2.11.0+cu128</w:t>
+              <w:t xml:space="preserve">30.00 s</w:t>
             </w:r>
           </w:p>
         </w:tc>
@@ -4231,7 +4336,7 @@
               <w:spacing w:after="0"/>
             </w:pPr>
             <w:r>
-              <w:t xml:space="preserve">2.7.1+cu118</w:t>
+              <w:t xml:space="preserve">0.04 – 219.20 s</w:t>
             </w:r>
           </w:p>
         </w:tc>
@@ -4255,7 +4360,7 @@
               <w:spacing w:after="0"/>
             </w:pPr>
             <w:r>
-              <w:t xml:space="preserve">Persistence</w:t>
+              <w:t xml:space="preserve">Segments &gt; 60 s</w:t>
             </w:r>
           </w:p>
         </w:tc>
@@ -4274,7 +4379,7 @@
               <w:spacing w:after="0"/>
             </w:pPr>
             <w:r>
-              <w:t xml:space="preserve">Google Drive</w:t>
+              <w:t xml:space="preserve">0</w:t>
             </w:r>
           </w:p>
         </w:tc>
@@ -4293,12 +4398,131 @@
               <w:spacing w:after="0"/>
             </w:pPr>
             <w:r>
-              <w:rPr>
-                <w:rFonts w:ascii="Consolas" w:cs="Consolas" w:eastAsia="Consolas" w:hAnsi="Consolas"/>
-                <w:sz w:val="18"/>
-                <w:szCs w:val="18"/>
-              </w:rPr>
-              <w:t xml:space="preserve">~/sharedscratch</w:t>
+              <w:t xml:space="preserve">41</w:t>
+            </w:r>
+          </w:p>
+        </w:tc>
+      </w:tr>
+      <w:tr>
+        <w:trPr>
+          <w:tblHeader w:val="false"/>
+        </w:trPr>
+        <w:tc>
+          <w:tcPr>
+            <w:tcW w:type="dxa" w:w="3120"/>
+            <w:tcMar>
+              <w:top w:type="dxa" w:w="60"/>
+              <w:left w:type="dxa" w:w="90"/>
+              <w:bottom w:type="dxa" w:w="60"/>
+              <w:right w:type="dxa" w:w="90"/>
+            </w:tcMar>
+          </w:tcPr>
+          <w:p>
+            <w:pPr>
+              <w:spacing w:after="0"/>
+            </w:pPr>
+            <w:r>
+              <w:t xml:space="preserve">Segments &gt; 120 s</w:t>
+            </w:r>
+          </w:p>
+        </w:tc>
+        <w:tc>
+          <w:tcPr>
+            <w:tcW w:type="dxa" w:w="3120"/>
+            <w:tcMar>
+              <w:top w:type="dxa" w:w="60"/>
+              <w:left w:type="dxa" w:w="90"/>
+              <w:bottom w:type="dxa" w:w="60"/>
+              <w:right w:type="dxa" w:w="90"/>
+            </w:tcMar>
+          </w:tcPr>
+          <w:p>
+            <w:pPr>
+              <w:spacing w:after="0"/>
+            </w:pPr>
+            <w:r>
+              <w:t xml:space="preserve">0</w:t>
+            </w:r>
+          </w:p>
+        </w:tc>
+        <w:tc>
+          <w:tcPr>
+            <w:tcW w:type="dxa" w:w="3120"/>
+            <w:tcMar>
+              <w:top w:type="dxa" w:w="60"/>
+              <w:left w:type="dxa" w:w="90"/>
+              <w:bottom w:type="dxa" w:w="60"/>
+              <w:right w:type="dxa" w:w="90"/>
+            </w:tcMar>
+          </w:tcPr>
+          <w:p>
+            <w:pPr>
+              <w:spacing w:after="0"/>
+            </w:pPr>
+            <w:r>
+              <w:t xml:space="preserve">4</w:t>
+            </w:r>
+          </w:p>
+        </w:tc>
+      </w:tr>
+      <w:tr>
+        <w:trPr>
+          <w:tblHeader w:val="false"/>
+        </w:trPr>
+        <w:tc>
+          <w:tcPr>
+            <w:tcW w:type="dxa" w:w="3120"/>
+            <w:tcMar>
+              <w:top w:type="dxa" w:w="60"/>
+              <w:left w:type="dxa" w:w="90"/>
+              <w:bottom w:type="dxa" w:w="60"/>
+              <w:right w:type="dxa" w:w="90"/>
+            </w:tcMar>
+          </w:tcPr>
+          <w:p>
+            <w:pPr>
+              <w:spacing w:after="0"/>
+            </w:pPr>
+            <w:r>
+              <w:t xml:space="preserve">Segments &lt; 10 s</w:t>
+            </w:r>
+          </w:p>
+        </w:tc>
+        <w:tc>
+          <w:tcPr>
+            <w:tcW w:type="dxa" w:w="3120"/>
+            <w:tcMar>
+              <w:top w:type="dxa" w:w="60"/>
+              <w:left w:type="dxa" w:w="90"/>
+              <w:bottom w:type="dxa" w:w="60"/>
+              <w:right w:type="dxa" w:w="90"/>
+            </w:tcMar>
+          </w:tcPr>
+          <w:p>
+            <w:pPr>
+              <w:spacing w:after="0"/>
+            </w:pPr>
+            <w:r>
+              <w:t xml:space="preserve">0</w:t>
+            </w:r>
+          </w:p>
+        </w:tc>
+        <w:tc>
+          <w:tcPr>
+            <w:tcW w:type="dxa" w:w="3120"/>
+            <w:tcMar>
+              <w:top w:type="dxa" w:w="60"/>
+              <w:left w:type="dxa" w:w="90"/>
+              <w:bottom w:type="dxa" w:w="60"/>
+              <w:right w:type="dxa" w:w="90"/>
+            </w:tcMar>
+          </w:tcPr>
+          <w:p>
+            <w:pPr>
+              <w:spacing w:after="0"/>
+            </w:pPr>
+            <w:r>
+              <w:t xml:space="preserve">14</w:t>
             </w:r>
           </w:p>
         </w:tc>
@@ -4311,214 +4535,48 @@
     </w:p>
     <w:p>
       <w:pPr>
-        <w:pStyle w:val="Heading2"/>
-        <w:spacing w:after="140" w:before="260"/>
-      </w:pPr>
-      <w:r>
-        <w:rPr>
-          <w:b/>
-          <w:bCs/>
-          <w:sz w:val="24"/>
-          <w:szCs w:val="24"/>
-        </w:rPr>
-        <w:t xml:space="preserve">4.2 Pinned Packages</w:t>
-      </w:r>
-    </w:p>
-    <w:p>
-      <w:pPr>
-        <w:spacing w:after="140" w:line="276"/>
-        <w:jc w:val="both"/>
-      </w:pPr>
-      <w:r>
-        <w:rPr>
-          <w:rFonts w:ascii="Consolas" w:cs="Consolas" w:eastAsia="Consolas" w:hAnsi="Consolas"/>
-          <w:sz w:val="18"/>
-          <w:szCs w:val="18"/>
-        </w:rPr>
-        <w:t xml:space="preserve">transformers==4.50.3</w:t>
-      </w:r>
-      <w:r>
-        <w:t xml:space="preserve">, </w:t>
-      </w:r>
-      <w:r>
-        <w:rPr>
-          <w:rFonts w:ascii="Consolas" w:cs="Consolas" w:eastAsia="Consolas" w:hAnsi="Consolas"/>
-          <w:sz w:val="18"/>
-          <w:szCs w:val="18"/>
-        </w:rPr>
-        <w:t xml:space="preserve">openai-whisper==20250625</w:t>
-      </w:r>
-      <w:r>
-        <w:t xml:space="preserve">, </w:t>
-      </w:r>
-      <w:r>
-        <w:rPr>
-          <w:rFonts w:ascii="Consolas" w:cs="Consolas" w:eastAsia="Consolas" w:hAnsi="Consolas"/>
-          <w:sz w:val="18"/>
-          <w:szCs w:val="18"/>
-        </w:rPr>
-        <w:t xml:space="preserve">sentence-transformers==3.4.1</w:t>
-      </w:r>
-      <w:r>
-        <w:t xml:space="preserve">, </w:t>
-      </w:r>
-      <w:r>
-        <w:rPr>
-          <w:rFonts w:ascii="Consolas" w:cs="Consolas" w:eastAsia="Consolas" w:hAnsi="Consolas"/>
-          <w:sz w:val="18"/>
-          <w:szCs w:val="18"/>
-        </w:rPr>
-        <w:t xml:space="preserve">keybert==0.9.0</w:t>
-      </w:r>
-      <w:r>
-        <w:t xml:space="preserve">, </w:t>
-      </w:r>
-      <w:r>
-        <w:rPr>
-          <w:rFonts w:ascii="Consolas" w:cs="Consolas" w:eastAsia="Consolas" w:hAnsi="Consolas"/>
-          <w:sz w:val="18"/>
-          <w:szCs w:val="18"/>
-        </w:rPr>
-        <w:t xml:space="preserve">jiwer==4.0.0</w:t>
-      </w:r>
-      <w:r>
-        <w:t xml:space="preserve">, </w:t>
-      </w:r>
-      <w:r>
-        <w:rPr>
-          <w:rFonts w:ascii="Consolas" w:cs="Consolas" w:eastAsia="Consolas" w:hAnsi="Consolas"/>
-          <w:sz w:val="18"/>
-          <w:szCs w:val="18"/>
-        </w:rPr>
-        <w:t xml:space="preserve">pytesseract==0.3.13</w:t>
-      </w:r>
-      <w:r>
-        <w:t xml:space="preserve">, </w:t>
-      </w:r>
-      <w:r>
-        <w:rPr>
-          <w:rFonts w:ascii="Consolas" w:cs="Consolas" w:eastAsia="Consolas" w:hAnsi="Consolas"/>
-          <w:sz w:val="18"/>
-          <w:szCs w:val="18"/>
-        </w:rPr>
-        <w:t xml:space="preserve">easyocr==1.7.2</w:t>
-      </w:r>
-      <w:r>
-        <w:t xml:space="preserve">, </w:t>
-      </w:r>
-      <w:r>
-        <w:rPr>
-          <w:rFonts w:ascii="Consolas" w:cs="Consolas" w:eastAsia="Consolas" w:hAnsi="Consolas"/>
-          <w:sz w:val="18"/>
-          <w:szCs w:val="18"/>
-        </w:rPr>
-        <w:t xml:space="preserve">yake==0.6.0</w:t>
-      </w:r>
-      <w:r>
-        <w:t xml:space="preserve">, </w:t>
-      </w:r>
-      <w:r>
-        <w:rPr>
-          <w:rFonts w:ascii="Consolas" w:cs="Consolas" w:eastAsia="Consolas" w:hAnsi="Consolas"/>
-          <w:sz w:val="18"/>
-          <w:szCs w:val="18"/>
-        </w:rPr>
-        <w:t xml:space="preserve">scenedetect==0.7.1</w:t>
-      </w:r>
-      <w:r>
-        <w:t xml:space="preserve">, </w:t>
-      </w:r>
-      <w:r>
-        <w:rPr>
-          <w:rFonts w:ascii="Consolas" w:cs="Consolas" w:eastAsia="Consolas" w:hAnsi="Consolas"/>
-          <w:sz w:val="18"/>
-          <w:szCs w:val="18"/>
-        </w:rPr>
-        <w:t xml:space="preserve">jsonschema==4.26.0</w:t>
-      </w:r>
-      <w:r>
-        <w:t xml:space="preserve">, </w:t>
-      </w:r>
-      <w:r>
-        <w:rPr>
-          <w:rFonts w:ascii="Consolas" w:cs="Consolas" w:eastAsia="Consolas" w:hAnsi="Consolas"/>
-          <w:sz w:val="18"/>
-          <w:szCs w:val="18"/>
-        </w:rPr>
-        <w:t xml:space="preserve">flask==3.1.3</w:t>
-      </w:r>
-      <w:r>
-        <w:t xml:space="preserve">, </w:t>
-      </w:r>
-      <w:r>
-        <w:rPr>
-          <w:rFonts w:ascii="Consolas" w:cs="Consolas" w:eastAsia="Consolas" w:hAnsi="Consolas"/>
-          <w:sz w:val="18"/>
-          <w:szCs w:val="18"/>
-        </w:rPr>
-        <w:t xml:space="preserve">pydantic==2.12.5</w:t>
-      </w:r>
-      <w:r>
-        <w:t xml:space="preserve">, </w:t>
-      </w:r>
-      <w:r>
-        <w:rPr>
-          <w:rFonts w:ascii="Consolas" w:cs="Consolas" w:eastAsia="Consolas" w:hAnsi="Consolas"/>
-          <w:sz w:val="18"/>
-          <w:szCs w:val="18"/>
-        </w:rPr>
-        <w:t xml:space="preserve">google-genai==2.17.0</w:t>
-      </w:r>
-      <w:r>
-        <w:t xml:space="preserve">, </w:t>
-      </w:r>
-      <w:r>
-        <w:rPr>
-          <w:rFonts w:ascii="Consolas" w:cs="Consolas" w:eastAsia="Consolas" w:hAnsi="Consolas"/>
-          <w:sz w:val="18"/>
-          <w:szCs w:val="18"/>
-        </w:rPr>
-        <w:t xml:space="preserve">seaborn==0.13.2</w:t>
-      </w:r>
-      <w:r>
-        <w:t xml:space="preserve">, </w:t>
-      </w:r>
-      <w:r>
-        <w:rPr>
-          <w:rFonts w:ascii="Consolas" w:cs="Consolas" w:eastAsia="Consolas" w:hAnsi="Consolas"/>
-          <w:sz w:val="18"/>
-          <w:szCs w:val="18"/>
-        </w:rPr>
-        <w:t xml:space="preserve">rouge-score==0.1.2</w:t>
-      </w:r>
-      <w:r>
-        <w:t xml:space="preserve">. System: FFmpeg, Tesseract via </w:t>
-      </w:r>
-      <w:r>
-        <w:rPr>
-          <w:rFonts w:ascii="Consolas" w:cs="Consolas" w:eastAsia="Consolas" w:hAnsi="Consolas"/>
-          <w:sz w:val="18"/>
-          <w:szCs w:val="18"/>
-        </w:rPr>
-        <w:t xml:space="preserve">apt</w:t>
-      </w:r>
-      <w:r>
-        <w:t xml:space="preserve">.</w:t>
-      </w:r>
-    </w:p>
-    <w:p>
-      <w:pPr>
-        <w:pStyle w:val="Heading2"/>
-        <w:spacing w:after="140" w:before="260"/>
-      </w:pPr>
-      <w:r>
-        <w:rPr>
-          <w:b/>
-          <w:bCs/>
-          <w:sz w:val="24"/>
-          <w:szCs w:val="24"/>
-        </w:rPr>
-        <w:t xml:space="preserve">4.3 Models</w:t>
+        <w:spacing w:after="140" w:line="276"/>
+        <w:jc w:val="both"/>
+      </w:pPr>
+      <w:r>
+        <w:t xml:space="preserve">The 14 sub-10 s scenes are </w:t>
+      </w:r>
+      <w:r>
+        <w:rPr>
+          <w:b/>
+          <w:bCs/>
+        </w:rPr>
+        <w:t xml:space="preserve">all final-scene tail remainders</w:t>
+      </w:r>
+      <w:r>
+        <w:t xml:space="preserve"> — the residue after the last detected cut in a programme — not violations of </w:t>
+      </w:r>
+      <w:r>
+        <w:rPr>
+          <w:rFonts w:ascii="Consolas" w:cs="Consolas" w:eastAsia="Consolas" w:hAnsi="Consolas"/>
+          <w:sz w:val="18"/>
+          <w:szCs w:val="18"/>
+        </w:rPr>
+        <w:t xml:space="preserve">min_scene_len</w:t>
+      </w:r>
+      <w:r>
+        <w:t xml:space="preserve">, which constrains only the interval between detected cuts. The fixed grid produces a comparable tail at the end of each programme.</w:t>
+      </w:r>
+    </w:p>
+    <w:p>
+      <w:pPr>
+        <w:spacing w:after="140" w:line="276"/>
+        <w:jc w:val="both"/>
+      </w:pPr>
+      <w:r>
+        <w:rPr>
+          <w:b/>
+          <w:bCs/>
+        </w:rPr>
+        <w:t xml:space="preserve">Shot-cut contamination.</w:t>
+      </w:r>
+      <w:r>
+        <w:t xml:space="preserve"> The detector places 595 internal cuts across the 46 programmes. Mapping those cuts onto the fixed grid:</w:t>
       </w:r>
     </w:p>
     <w:tbl>
@@ -4562,6 +4620,1836 @@
                 <w:b/>
                 <w:bCs/>
               </w:rPr>
+              <w:t xml:space="preserve">Measure</w:t>
+            </w:r>
+          </w:p>
+        </w:tc>
+        <w:tc>
+          <w:tcPr>
+            <w:tcW w:type="dxa" w:w="3120"/>
+            <w:shd w:fill="EFEFEF" w:color="auto" w:val="clear"/>
+            <w:tcMar>
+              <w:top w:type="dxa" w:w="60"/>
+              <w:left w:type="dxa" w:w="90"/>
+              <w:bottom w:type="dxa" w:w="60"/>
+              <w:right w:type="dxa" w:w="90"/>
+            </w:tcMar>
+          </w:tcPr>
+          <w:p>
+            <w:pPr>
+              <w:spacing w:after="0"/>
+            </w:pPr>
+            <w:r>
+              <w:rPr>
+                <w:b/>
+                <w:bCs/>
+              </w:rPr>
+              <w:t xml:space="preserve">Count</w:t>
+            </w:r>
+          </w:p>
+        </w:tc>
+        <w:tc>
+          <w:tcPr>
+            <w:tcW w:type="dxa" w:w="3120"/>
+            <w:shd w:fill="EFEFEF" w:color="auto" w:val="clear"/>
+            <w:tcMar>
+              <w:top w:type="dxa" w:w="60"/>
+              <w:left w:type="dxa" w:w="90"/>
+              <w:bottom w:type="dxa" w:w="60"/>
+              <w:right w:type="dxa" w:w="90"/>
+            </w:tcMar>
+          </w:tcPr>
+          <w:p>
+            <w:pPr>
+              <w:spacing w:after="0"/>
+            </w:pPr>
+            <w:r>
+              <w:rPr>
+                <w:b/>
+                <w:bCs/>
+              </w:rPr>
+              <w:t xml:space="preserve">Share</w:t>
+            </w:r>
+          </w:p>
+        </w:tc>
+      </w:tr>
+      <w:tr>
+        <w:trPr>
+          <w:tblHeader w:val="false"/>
+        </w:trPr>
+        <w:tc>
+          <w:tcPr>
+            <w:tcW w:type="dxa" w:w="3120"/>
+            <w:tcMar>
+              <w:top w:type="dxa" w:w="60"/>
+              <w:left w:type="dxa" w:w="90"/>
+              <w:bottom w:type="dxa" w:w="60"/>
+              <w:right w:type="dxa" w:w="90"/>
+            </w:tcMar>
+          </w:tcPr>
+          <w:p>
+            <w:pPr>
+              <w:spacing w:after="0"/>
+            </w:pPr>
+            <w:r>
+              <w:t xml:space="preserve">Fixed clips containing </w:t>
+            </w:r>
+            <w:r>
+              <w:rPr>
+                <w:b/>
+                <w:bCs/>
+              </w:rPr>
+              <w:t xml:space="preserve">≥ 1</w:t>
+            </w:r>
+            <w:r>
+              <w:t xml:space="preserve"> shot cut</w:t>
+            </w:r>
+          </w:p>
+        </w:tc>
+        <w:tc>
+          <w:tcPr>
+            <w:tcW w:type="dxa" w:w="3120"/>
+            <w:tcMar>
+              <w:top w:type="dxa" w:w="60"/>
+              <w:left w:type="dxa" w:w="90"/>
+              <w:bottom w:type="dxa" w:w="60"/>
+              <w:right w:type="dxa" w:w="90"/>
+            </w:tcMar>
+          </w:tcPr>
+          <w:p>
+            <w:pPr>
+              <w:spacing w:after="0"/>
+            </w:pPr>
+            <w:r>
+              <w:t xml:space="preserve">449 / 622</w:t>
+            </w:r>
+          </w:p>
+        </w:tc>
+        <w:tc>
+          <w:tcPr>
+            <w:tcW w:type="dxa" w:w="3120"/>
+            <w:tcMar>
+              <w:top w:type="dxa" w:w="60"/>
+              <w:left w:type="dxa" w:w="90"/>
+              <w:bottom w:type="dxa" w:w="60"/>
+              <w:right w:type="dxa" w:w="90"/>
+            </w:tcMar>
+          </w:tcPr>
+          <w:p>
+            <w:pPr>
+              <w:spacing w:after="0"/>
+            </w:pPr>
+            <w:r>
+              <w:rPr>
+                <w:b/>
+                <w:bCs/>
+              </w:rPr>
+              <w:t xml:space="preserve">72.2 %</w:t>
+            </w:r>
+          </w:p>
+        </w:tc>
+      </w:tr>
+      <w:tr>
+        <w:trPr>
+          <w:tblHeader w:val="false"/>
+        </w:trPr>
+        <w:tc>
+          <w:tcPr>
+            <w:tcW w:type="dxa" w:w="3120"/>
+            <w:tcMar>
+              <w:top w:type="dxa" w:w="60"/>
+              <w:left w:type="dxa" w:w="90"/>
+              <w:bottom w:type="dxa" w:w="60"/>
+              <w:right w:type="dxa" w:w="90"/>
+            </w:tcMar>
+          </w:tcPr>
+          <w:p>
+            <w:pPr>
+              <w:spacing w:after="0"/>
+            </w:pPr>
+            <w:r>
+              <w:t xml:space="preserve">Fixed clips containing </w:t>
+            </w:r>
+            <w:r>
+              <w:rPr>
+                <w:b/>
+                <w:bCs/>
+              </w:rPr>
+              <w:t xml:space="preserve">≥ 2</w:t>
+            </w:r>
+            <w:r>
+              <w:t xml:space="preserve"> shot cuts</w:t>
+            </w:r>
+          </w:p>
+        </w:tc>
+        <w:tc>
+          <w:tcPr>
+            <w:tcW w:type="dxa" w:w="3120"/>
+            <w:tcMar>
+              <w:top w:type="dxa" w:w="60"/>
+              <w:left w:type="dxa" w:w="90"/>
+              <w:bottom w:type="dxa" w:w="60"/>
+              <w:right w:type="dxa" w:w="90"/>
+            </w:tcMar>
+          </w:tcPr>
+          <w:p>
+            <w:pPr>
+              <w:spacing w:after="0"/>
+            </w:pPr>
+            <w:r>
+              <w:t xml:space="preserve">142 / 622</w:t>
+            </w:r>
+          </w:p>
+        </w:tc>
+        <w:tc>
+          <w:tcPr>
+            <w:tcW w:type="dxa" w:w="3120"/>
+            <w:tcMar>
+              <w:top w:type="dxa" w:w="60"/>
+              <w:left w:type="dxa" w:w="90"/>
+              <w:bottom w:type="dxa" w:w="60"/>
+              <w:right w:type="dxa" w:w="90"/>
+            </w:tcMar>
+          </w:tcPr>
+          <w:p>
+            <w:pPr>
+              <w:spacing w:after="0"/>
+            </w:pPr>
+            <w:r>
+              <w:t xml:space="preserve">22.8 %</w:t>
+            </w:r>
+          </w:p>
+        </w:tc>
+      </w:tr>
+      <w:tr>
+        <w:trPr>
+          <w:tblHeader w:val="false"/>
+        </w:trPr>
+        <w:tc>
+          <w:tcPr>
+            <w:tcW w:type="dxa" w:w="3120"/>
+            <w:tcMar>
+              <w:top w:type="dxa" w:w="60"/>
+              <w:left w:type="dxa" w:w="90"/>
+              <w:bottom w:type="dxa" w:w="60"/>
+              <w:right w:type="dxa" w:w="90"/>
+            </w:tcMar>
+          </w:tcPr>
+          <w:p>
+            <w:pPr>
+              <w:spacing w:after="0"/>
+            </w:pPr>
+            <w:r>
+              <w:t xml:space="preserve">Fixed clips containing 3 shot cuts</w:t>
+            </w:r>
+          </w:p>
+        </w:tc>
+        <w:tc>
+          <w:tcPr>
+            <w:tcW w:type="dxa" w:w="3120"/>
+            <w:tcMar>
+              <w:top w:type="dxa" w:w="60"/>
+              <w:left w:type="dxa" w:w="90"/>
+              <w:bottom w:type="dxa" w:w="60"/>
+              <w:right w:type="dxa" w:w="90"/>
+            </w:tcMar>
+          </w:tcPr>
+          <w:p>
+            <w:pPr>
+              <w:spacing w:after="0"/>
+            </w:pPr>
+            <w:r>
+              <w:t xml:space="preserve">4 / 622</w:t>
+            </w:r>
+          </w:p>
+        </w:tc>
+        <w:tc>
+          <w:tcPr>
+            <w:tcW w:type="dxa" w:w="3120"/>
+            <w:tcMar>
+              <w:top w:type="dxa" w:w="60"/>
+              <w:left w:type="dxa" w:w="90"/>
+              <w:bottom w:type="dxa" w:w="60"/>
+              <w:right w:type="dxa" w:w="90"/>
+            </w:tcMar>
+          </w:tcPr>
+          <w:p>
+            <w:pPr>
+              <w:spacing w:after="0"/>
+            </w:pPr>
+            <w:r>
+              <w:t xml:space="preserve">0.6 %</w:t>
+            </w:r>
+          </w:p>
+        </w:tc>
+      </w:tr>
+      <w:tr>
+        <w:trPr>
+          <w:tblHeader w:val="false"/>
+        </w:trPr>
+        <w:tc>
+          <w:tcPr>
+            <w:tcW w:type="dxa" w:w="3120"/>
+            <w:tcMar>
+              <w:top w:type="dxa" w:w="60"/>
+              <w:left w:type="dxa" w:w="90"/>
+              <w:bottom w:type="dxa" w:w="60"/>
+              <w:right w:type="dxa" w:w="90"/>
+            </w:tcMar>
+          </w:tcPr>
+          <w:p>
+            <w:pPr>
+              <w:spacing w:after="0"/>
+            </w:pPr>
+            <w:r>
+              <w:t xml:space="preserve">Fixed clips wholly inside one shot</w:t>
+            </w:r>
+          </w:p>
+        </w:tc>
+        <w:tc>
+          <w:tcPr>
+            <w:tcW w:type="dxa" w:w="3120"/>
+            <w:tcMar>
+              <w:top w:type="dxa" w:w="60"/>
+              <w:left w:type="dxa" w:w="90"/>
+              <w:bottom w:type="dxa" w:w="60"/>
+              <w:right w:type="dxa" w:w="90"/>
+            </w:tcMar>
+          </w:tcPr>
+          <w:p>
+            <w:pPr>
+              <w:spacing w:after="0"/>
+            </w:pPr>
+            <w:r>
+              <w:t xml:space="preserve">173 / 622</w:t>
+            </w:r>
+          </w:p>
+        </w:tc>
+        <w:tc>
+          <w:tcPr>
+            <w:tcW w:type="dxa" w:w="3120"/>
+            <w:tcMar>
+              <w:top w:type="dxa" w:w="60"/>
+              <w:left w:type="dxa" w:w="90"/>
+              <w:bottom w:type="dxa" w:w="60"/>
+              <w:right w:type="dxa" w:w="90"/>
+            </w:tcMar>
+          </w:tcPr>
+          <w:p>
+            <w:pPr>
+              <w:spacing w:after="0"/>
+            </w:pPr>
+            <w:r>
+              <w:t xml:space="preserve">27.8 %</w:t>
+            </w:r>
+          </w:p>
+        </w:tc>
+      </w:tr>
+      <w:tr>
+        <w:trPr>
+          <w:tblHeader w:val="false"/>
+        </w:trPr>
+        <w:tc>
+          <w:tcPr>
+            <w:tcW w:type="dxa" w:w="3120"/>
+            <w:tcMar>
+              <w:top w:type="dxa" w:w="60"/>
+              <w:left w:type="dxa" w:w="90"/>
+              <w:bottom w:type="dxa" w:w="60"/>
+              <w:right w:type="dxa" w:w="90"/>
+            </w:tcMar>
+          </w:tcPr>
+          <w:p>
+            <w:pPr>
+              <w:spacing w:after="0"/>
+            </w:pPr>
+            <w:r>
+              <w:t xml:space="preserve">Scenes split across </w:t>
+            </w:r>
+            <w:r>
+              <w:rPr>
+                <w:b/>
+                <w:bCs/>
+              </w:rPr>
+              <w:t xml:space="preserve">≥ 1</w:t>
+            </w:r>
+            <w:r>
+              <w:t xml:space="preserve"> fixed boundary</w:t>
+            </w:r>
+          </w:p>
+        </w:tc>
+        <w:tc>
+          <w:tcPr>
+            <w:tcW w:type="dxa" w:w="3120"/>
+            <w:tcMar>
+              <w:top w:type="dxa" w:w="60"/>
+              <w:left w:type="dxa" w:w="90"/>
+              <w:bottom w:type="dxa" w:w="60"/>
+              <w:right w:type="dxa" w:w="90"/>
+            </w:tcMar>
+          </w:tcPr>
+          <w:p>
+            <w:pPr>
+              <w:spacing w:after="0"/>
+            </w:pPr>
+            <w:r>
+              <w:t xml:space="preserve">458 / 641</w:t>
+            </w:r>
+          </w:p>
+        </w:tc>
+        <w:tc>
+          <w:tcPr>
+            <w:tcW w:type="dxa" w:w="3120"/>
+            <w:tcMar>
+              <w:top w:type="dxa" w:w="60"/>
+              <w:left w:type="dxa" w:w="90"/>
+              <w:bottom w:type="dxa" w:w="60"/>
+              <w:right w:type="dxa" w:w="90"/>
+            </w:tcMar>
+          </w:tcPr>
+          <w:p>
+            <w:pPr>
+              <w:spacing w:after="0"/>
+            </w:pPr>
+            <w:r>
+              <w:rPr>
+                <w:b/>
+                <w:bCs/>
+              </w:rPr>
+              <w:t xml:space="preserve">71.5 %</w:t>
+            </w:r>
+          </w:p>
+        </w:tc>
+      </w:tr>
+    </w:tbl>
+    <w:p>
+      <w:pPr>
+        <w:spacing w:after="160"/>
+      </w:pPr>
+    </w:p>
+    <w:p>
+      <w:pPr>
+        <w:spacing w:after="140" w:line="276"/>
+        <w:jc w:val="both"/>
+      </w:pPr>
+      <w:r>
+        <w:rPr>
+          <w:b/>
+          <w:bCs/>
+        </w:rPr>
+        <w:t xml:space="preserve">Why this matters for the reported agreement.</w:t>
+      </w:r>
+      <w:r>
+        <w:t xml:space="preserve"> Per-clip consensus over </w:t>
+      </w:r>
+      <w:r>
+        <w:rPr>
+          <w:rFonts w:ascii="Consolas" w:cs="Consolas" w:eastAsia="Consolas" w:hAnsi="Consolas"/>
+          <w:sz w:val="18"/>
+          <w:szCs w:val="18"/>
+        </w:rPr>
+        <w:t xml:space="preserve">visual_tags</w:t>
+      </w:r>
+      <w:r>
+        <w:t xml:space="preserve">, </w:t>
+      </w:r>
+      <w:r>
+        <w:rPr>
+          <w:rFonts w:ascii="Consolas" w:cs="Consolas" w:eastAsia="Consolas" w:hAnsi="Consolas"/>
+          <w:sz w:val="18"/>
+          <w:szCs w:val="18"/>
+        </w:rPr>
+        <w:t xml:space="preserve">on_screen_text</w:t>
+      </w:r>
+      <w:r>
+        <w:t xml:space="preserve"> and </w:t>
+      </w:r>
+      <w:r>
+        <w:rPr>
+          <w:rFonts w:ascii="Consolas" w:cs="Consolas" w:eastAsia="Consolas" w:hAnsi="Consolas"/>
+          <w:sz w:val="18"/>
+          <w:szCs w:val="18"/>
+        </w:rPr>
+        <w:t xml:space="preserve">people_count</w:t>
+      </w:r>
+      <w:r>
+        <w:t xml:space="preserve"> implicitly assumes one visual context per clip. In 72.2 % of clips that assumption does not hold. Two consequences follow mechanically. First, on visual tags, CLIP ViT-B/32 and ViT-L/14 sampling different frames of a two-shot clip can each be correct about a different shot and still be recorded as disagreeing — model disagreement and segmentation contamination are indistinguishable in the stored artefacts. Second, on on-screen text, the temporal-persistence veto requires a string to survive at least two frames at confidence ≥ 0.82; a caption present through only one of two shots in a clip fails that test and is discarded as transient, which is consistent with the field's 0.000 high-agreement rate and 53.4 % conflict rate. Segmentation contamination is therefore a live alternative explanation for part of the 0.509 and 0.156 figures, and the current design cannot separate it from model error.</w:t>
+      </w:r>
+    </w:p>
+    <w:p>
+      <w:pPr>
+        <w:spacing w:after="140" w:line="276"/>
+        <w:jc w:val="both"/>
+      </w:pPr>
+      <w:r>
+        <w:rPr>
+          <w:b/>
+          <w:bCs/>
+        </w:rPr>
+        <w:t xml:space="preserve">What this does not establish.</w:t>
+      </w:r>
+      <w:r>
+        <w:t xml:space="preserve"> This is a property of the partition, not an accuracy result. No human annotation exists on the scene grid — the 38-clip calibration set is indexed to fixed clips — so no like-for-like accuracy comparison between the two segmentations is available. The correct conclusion is that the fixed grid violates its own one-shot-per-clip assumption in roughly three-quarters of cases, </w:t>
+      </w:r>
+      <w:r>
+        <w:rPr>
+          <w:b/>
+          <w:bCs/>
+        </w:rPr>
+        <w:t xml:space="preserve">not</w:t>
+      </w:r>
+      <w:r>
+        <w:t xml:space="preserve"> that scene-aware segmentation would raise agreement. Establishing the latter requires re-annotating the scene partition and re-scoring against fresh human labels, which is the form the future-work item should take.</w:t>
+      </w:r>
+    </w:p>
+    <w:p>
+      <w:pPr>
+        <w:spacing w:after="140" w:line="276"/>
+        <w:jc w:val="both"/>
+      </w:pPr>
+      <w:r>
+        <w:rPr>
+          <w:b/>
+          <w:bCs/>
+        </w:rPr>
+        <w:t xml:space="preserve">Hosted-annotator feasibility run on the scene partition.</w:t>
+      </w:r>
+      <w:r>
+        <w:t xml:space="preserve"> A single-model Gemini pass over the detected scenes was run as a feasibility check, not as an experiment. It annotated </w:t>
+      </w:r>
+      <w:r>
+        <w:rPr>
+          <w:b/>
+          <w:bCs/>
+        </w:rPr>
+        <w:t xml:space="preserve">577 of the 641 scenes (90.0 %) across 42 of the 47 programmes</w:t>
+      </w:r>
+      <w:r>
+        <w:t xml:space="preserve">, covering 4.61 h and sampling 16,709 frames at 1 fps (mean 29 per scene, max 220). Nine scenes failed: eight </w:t>
+      </w:r>
+      <w:r>
+        <w:rPr>
+          <w:rFonts w:ascii="Consolas" w:cs="Consolas" w:eastAsia="Consolas" w:hAnsi="Consolas"/>
+          <w:sz w:val="18"/>
+          <w:szCs w:val="18"/>
+        </w:rPr>
+        <w:t xml:space="preserve">429 RESOURCE_EXHAUSTED</w:t>
+      </w:r>
+      <w:r>
+        <w:t xml:space="preserve"> on one programme and one </w:t>
+      </w:r>
+      <w:r>
+        <w:rPr>
+          <w:rFonts w:ascii="Consolas" w:cs="Consolas" w:eastAsia="Consolas" w:hAnsi="Consolas"/>
+          <w:sz w:val="18"/>
+          <w:szCs w:val="18"/>
+        </w:rPr>
+        <w:t xml:space="preserve">503 UNAVAILABLE</w:t>
+      </w:r>
+      <w:r>
+        <w:t xml:space="preserve">. Field coverage over the 577 annotated scenes:</w:t>
+      </w:r>
+    </w:p>
+    <w:tbl>
+      <w:tblPr>
+        <w:tblW w:type="dxa" w:w="9360"/>
+        <w:tblBorders>
+          <w:top w:val="single" w:color="auto" w:sz="4"/>
+          <w:left w:val="single" w:color="auto" w:sz="4"/>
+          <w:bottom w:val="single" w:color="auto" w:sz="4"/>
+          <w:right w:val="single" w:color="auto" w:sz="4"/>
+          <w:insideH w:val="single" w:color="auto" w:sz="4"/>
+          <w:insideV w:val="single" w:color="auto" w:sz="4"/>
+        </w:tblBorders>
+      </w:tblPr>
+      <w:tblGrid>
+        <w:gridCol w:w="3120"/>
+        <w:gridCol w:w="3120"/>
+        <w:gridCol w:w="3120"/>
+      </w:tblGrid>
+      <w:tr>
+        <w:trPr>
+          <w:tblHeader/>
+        </w:trPr>
+        <w:tc>
+          <w:tcPr>
+            <w:tcW w:type="dxa" w:w="3120"/>
+            <w:shd w:fill="EFEFEF" w:color="auto" w:val="clear"/>
+            <w:tcMar>
+              <w:top w:type="dxa" w:w="60"/>
+              <w:left w:type="dxa" w:w="90"/>
+              <w:bottom w:type="dxa" w:w="60"/>
+              <w:right w:type="dxa" w:w="90"/>
+            </w:tcMar>
+          </w:tcPr>
+          <w:p>
+            <w:pPr>
+              <w:spacing w:after="0"/>
+            </w:pPr>
+            <w:r>
+              <w:rPr>
+                <w:b/>
+                <w:bCs/>
+              </w:rPr>
+              <w:t xml:space="preserve">Field</w:t>
+            </w:r>
+          </w:p>
+        </w:tc>
+        <w:tc>
+          <w:tcPr>
+            <w:tcW w:type="dxa" w:w="3120"/>
+            <w:shd w:fill="EFEFEF" w:color="auto" w:val="clear"/>
+            <w:tcMar>
+              <w:top w:type="dxa" w:w="60"/>
+              <w:left w:type="dxa" w:w="90"/>
+              <w:bottom w:type="dxa" w:w="60"/>
+              <w:right w:type="dxa" w:w="90"/>
+            </w:tcMar>
+          </w:tcPr>
+          <w:p>
+            <w:pPr>
+              <w:spacing w:after="0"/>
+            </w:pPr>
+            <w:r>
+              <w:rPr>
+                <w:b/>
+                <w:bCs/>
+              </w:rPr>
+              <w:t xml:space="preserve">Non-empty</w:t>
+            </w:r>
+          </w:p>
+        </w:tc>
+        <w:tc>
+          <w:tcPr>
+            <w:tcW w:type="dxa" w:w="3120"/>
+            <w:shd w:fill="EFEFEF" w:color="auto" w:val="clear"/>
+            <w:tcMar>
+              <w:top w:type="dxa" w:w="60"/>
+              <w:left w:type="dxa" w:w="90"/>
+              <w:bottom w:type="dxa" w:w="60"/>
+              <w:right w:type="dxa" w:w="90"/>
+            </w:tcMar>
+          </w:tcPr>
+          <w:p>
+            <w:pPr>
+              <w:spacing w:after="0"/>
+            </w:pPr>
+            <w:r>
+              <w:rPr>
+                <w:b/>
+                <w:bCs/>
+              </w:rPr>
+              <w:t xml:space="preserve">Share</w:t>
+            </w:r>
+          </w:p>
+        </w:tc>
+      </w:tr>
+      <w:tr>
+        <w:trPr>
+          <w:tblHeader w:val="false"/>
+        </w:trPr>
+        <w:tc>
+          <w:tcPr>
+            <w:tcW w:type="dxa" w:w="3120"/>
+            <w:tcMar>
+              <w:top w:type="dxa" w:w="60"/>
+              <w:left w:type="dxa" w:w="90"/>
+              <w:bottom w:type="dxa" w:w="60"/>
+              <w:right w:type="dxa" w:w="90"/>
+            </w:tcMar>
+          </w:tcPr>
+          <w:p>
+            <w:pPr>
+              <w:spacing w:after="0"/>
+            </w:pPr>
+            <w:r>
+              <w:rPr>
+                <w:rFonts w:ascii="Consolas" w:cs="Consolas" w:eastAsia="Consolas" w:hAnsi="Consolas"/>
+                <w:sz w:val="18"/>
+                <w:szCs w:val="18"/>
+              </w:rPr>
+              <w:t xml:space="preserve">people_count_numeric</w:t>
+            </w:r>
+            <w:r>
+              <w:t xml:space="preserve">, </w:t>
+            </w:r>
+            <w:r>
+              <w:rPr>
+                <w:rFonts w:ascii="Consolas" w:cs="Consolas" w:eastAsia="Consolas" w:hAnsi="Consolas"/>
+                <w:sz w:val="18"/>
+                <w:szCs w:val="18"/>
+              </w:rPr>
+              <w:t xml:space="preserve">description</w:t>
+            </w:r>
+            <w:r>
+              <w:t xml:space="preserve">, </w:t>
+            </w:r>
+            <w:r>
+              <w:rPr>
+                <w:rFonts w:ascii="Consolas" w:cs="Consolas" w:eastAsia="Consolas" w:hAnsi="Consolas"/>
+                <w:sz w:val="18"/>
+                <w:szCs w:val="18"/>
+              </w:rPr>
+              <w:t xml:space="preserve">activity</w:t>
+            </w:r>
+            <w:r>
+              <w:t xml:space="preserve">, </w:t>
+            </w:r>
+            <w:r>
+              <w:rPr>
+                <w:rFonts w:ascii="Consolas" w:cs="Consolas" w:eastAsia="Consolas" w:hAnsi="Consolas"/>
+                <w:sz w:val="18"/>
+                <w:szCs w:val="18"/>
+              </w:rPr>
+              <w:t xml:space="preserve">shot_type</w:t>
+            </w:r>
+            <w:r>
+              <w:t xml:space="preserve">, </w:t>
+            </w:r>
+            <w:r>
+              <w:rPr>
+                <w:rFonts w:ascii="Consolas" w:cs="Consolas" w:eastAsia="Consolas" w:hAnsi="Consolas"/>
+                <w:sz w:val="18"/>
+                <w:szCs w:val="18"/>
+              </w:rPr>
+              <w:t xml:space="preserve">content_type</w:t>
+            </w:r>
+          </w:p>
+        </w:tc>
+        <w:tc>
+          <w:tcPr>
+            <w:tcW w:type="dxa" w:w="3120"/>
+            <w:tcMar>
+              <w:top w:type="dxa" w:w="60"/>
+              <w:left w:type="dxa" w:w="90"/>
+              <w:bottom w:type="dxa" w:w="60"/>
+              <w:right w:type="dxa" w:w="90"/>
+            </w:tcMar>
+          </w:tcPr>
+          <w:p>
+            <w:pPr>
+              <w:spacing w:after="0"/>
+            </w:pPr>
+            <w:r>
+              <w:t xml:space="preserve">577</w:t>
+            </w:r>
+          </w:p>
+        </w:tc>
+        <w:tc>
+          <w:tcPr>
+            <w:tcW w:type="dxa" w:w="3120"/>
+            <w:tcMar>
+              <w:top w:type="dxa" w:w="60"/>
+              <w:left w:type="dxa" w:w="90"/>
+              <w:bottom w:type="dxa" w:w="60"/>
+              <w:right w:type="dxa" w:w="90"/>
+            </w:tcMar>
+          </w:tcPr>
+          <w:p>
+            <w:pPr>
+              <w:spacing w:after="0"/>
+            </w:pPr>
+            <w:r>
+              <w:t xml:space="preserve">100.0 %</w:t>
+            </w:r>
+          </w:p>
+        </w:tc>
+      </w:tr>
+      <w:tr>
+        <w:trPr>
+          <w:tblHeader w:val="false"/>
+        </w:trPr>
+        <w:tc>
+          <w:tcPr>
+            <w:tcW w:type="dxa" w:w="3120"/>
+            <w:tcMar>
+              <w:top w:type="dxa" w:w="60"/>
+              <w:left w:type="dxa" w:w="90"/>
+              <w:bottom w:type="dxa" w:w="60"/>
+              <w:right w:type="dxa" w:w="90"/>
+            </w:tcMar>
+          </w:tcPr>
+          <w:p>
+            <w:pPr>
+              <w:spacing w:after="0"/>
+            </w:pPr>
+            <w:r>
+              <w:rPr>
+                <w:rFonts w:ascii="Consolas" w:cs="Consolas" w:eastAsia="Consolas" w:hAnsi="Consolas"/>
+                <w:sz w:val="18"/>
+                <w:szCs w:val="18"/>
+              </w:rPr>
+              <w:t xml:space="preserve">visual_tags</w:t>
+            </w:r>
+          </w:p>
+        </w:tc>
+        <w:tc>
+          <w:tcPr>
+            <w:tcW w:type="dxa" w:w="3120"/>
+            <w:tcMar>
+              <w:top w:type="dxa" w:w="60"/>
+              <w:left w:type="dxa" w:w="90"/>
+              <w:bottom w:type="dxa" w:w="60"/>
+              <w:right w:type="dxa" w:w="90"/>
+            </w:tcMar>
+          </w:tcPr>
+          <w:p>
+            <w:pPr>
+              <w:spacing w:after="0"/>
+            </w:pPr>
+            <w:r>
+              <w:t xml:space="preserve">574</w:t>
+            </w:r>
+          </w:p>
+        </w:tc>
+        <w:tc>
+          <w:tcPr>
+            <w:tcW w:type="dxa" w:w="3120"/>
+            <w:tcMar>
+              <w:top w:type="dxa" w:w="60"/>
+              <w:left w:type="dxa" w:w="90"/>
+              <w:bottom w:type="dxa" w:w="60"/>
+              <w:right w:type="dxa" w:w="90"/>
+            </w:tcMar>
+          </w:tcPr>
+          <w:p>
+            <w:pPr>
+              <w:spacing w:after="0"/>
+            </w:pPr>
+            <w:r>
+              <w:t xml:space="preserve">99.5 %</w:t>
+            </w:r>
+          </w:p>
+        </w:tc>
+      </w:tr>
+      <w:tr>
+        <w:trPr>
+          <w:tblHeader w:val="false"/>
+        </w:trPr>
+        <w:tc>
+          <w:tcPr>
+            <w:tcW w:type="dxa" w:w="3120"/>
+            <w:tcMar>
+              <w:top w:type="dxa" w:w="60"/>
+              <w:left w:type="dxa" w:w="90"/>
+              <w:bottom w:type="dxa" w:w="60"/>
+              <w:right w:type="dxa" w:w="90"/>
+            </w:tcMar>
+          </w:tcPr>
+          <w:p>
+            <w:pPr>
+              <w:spacing w:after="0"/>
+            </w:pPr>
+            <w:r>
+              <w:rPr>
+                <w:rFonts w:ascii="Consolas" w:cs="Consolas" w:eastAsia="Consolas" w:hAnsi="Consolas"/>
+                <w:sz w:val="18"/>
+                <w:szCs w:val="18"/>
+              </w:rPr>
+              <w:t xml:space="preserve">on_screen_text</w:t>
+            </w:r>
+          </w:p>
+        </w:tc>
+        <w:tc>
+          <w:tcPr>
+            <w:tcW w:type="dxa" w:w="3120"/>
+            <w:tcMar>
+              <w:top w:type="dxa" w:w="60"/>
+              <w:left w:type="dxa" w:w="90"/>
+              <w:bottom w:type="dxa" w:w="60"/>
+              <w:right w:type="dxa" w:w="90"/>
+            </w:tcMar>
+          </w:tcPr>
+          <w:p>
+            <w:pPr>
+              <w:spacing w:after="0"/>
+            </w:pPr>
+            <w:r>
+              <w:t xml:space="preserve">418</w:t>
+            </w:r>
+          </w:p>
+        </w:tc>
+        <w:tc>
+          <w:tcPr>
+            <w:tcW w:type="dxa" w:w="3120"/>
+            <w:tcMar>
+              <w:top w:type="dxa" w:w="60"/>
+              <w:left w:type="dxa" w:w="90"/>
+              <w:bottom w:type="dxa" w:w="60"/>
+              <w:right w:type="dxa" w:w="90"/>
+            </w:tcMar>
+          </w:tcPr>
+          <w:p>
+            <w:pPr>
+              <w:spacing w:after="0"/>
+            </w:pPr>
+            <w:r>
+              <w:t xml:space="preserve">72.4 %</w:t>
+            </w:r>
+          </w:p>
+        </w:tc>
+      </w:tr>
+      <w:tr>
+        <w:trPr>
+          <w:tblHeader w:val="false"/>
+        </w:trPr>
+        <w:tc>
+          <w:tcPr>
+            <w:tcW w:type="dxa" w:w="3120"/>
+            <w:tcMar>
+              <w:top w:type="dxa" w:w="60"/>
+              <w:left w:type="dxa" w:w="90"/>
+              <w:bottom w:type="dxa" w:w="60"/>
+              <w:right w:type="dxa" w:w="90"/>
+            </w:tcMar>
+          </w:tcPr>
+          <w:p>
+            <w:pPr>
+              <w:spacing w:after="0"/>
+            </w:pPr>
+            <w:r>
+              <w:rPr>
+                <w:rFonts w:ascii="Consolas" w:cs="Consolas" w:eastAsia="Consolas" w:hAnsi="Consolas"/>
+                <w:sz w:val="18"/>
+                <w:szCs w:val="18"/>
+              </w:rPr>
+              <w:t xml:space="preserve">geographical_location</w:t>
+            </w:r>
+          </w:p>
+        </w:tc>
+        <w:tc>
+          <w:tcPr>
+            <w:tcW w:type="dxa" w:w="3120"/>
+            <w:tcMar>
+              <w:top w:type="dxa" w:w="60"/>
+              <w:left w:type="dxa" w:w="90"/>
+              <w:bottom w:type="dxa" w:w="60"/>
+              <w:right w:type="dxa" w:w="90"/>
+            </w:tcMar>
+          </w:tcPr>
+          <w:p>
+            <w:pPr>
+              <w:spacing w:after="0"/>
+            </w:pPr>
+            <w:r>
+              <w:t xml:space="preserve">225</w:t>
+            </w:r>
+          </w:p>
+        </w:tc>
+        <w:tc>
+          <w:tcPr>
+            <w:tcW w:type="dxa" w:w="3120"/>
+            <w:tcMar>
+              <w:top w:type="dxa" w:w="60"/>
+              <w:left w:type="dxa" w:w="90"/>
+              <w:bottom w:type="dxa" w:w="60"/>
+              <w:right w:type="dxa" w:w="90"/>
+            </w:tcMar>
+          </w:tcPr>
+          <w:p>
+            <w:pPr>
+              <w:spacing w:after="0"/>
+            </w:pPr>
+            <w:r>
+              <w:t xml:space="preserve">39.0 %</w:t>
+            </w:r>
+          </w:p>
+        </w:tc>
+      </w:tr>
+      <w:tr>
+        <w:trPr>
+          <w:tblHeader w:val="false"/>
+        </w:trPr>
+        <w:tc>
+          <w:tcPr>
+            <w:tcW w:type="dxa" w:w="3120"/>
+            <w:tcMar>
+              <w:top w:type="dxa" w:w="60"/>
+              <w:left w:type="dxa" w:w="90"/>
+              <w:bottom w:type="dxa" w:w="60"/>
+              <w:right w:type="dxa" w:w="90"/>
+            </w:tcMar>
+          </w:tcPr>
+          <w:p>
+            <w:pPr>
+              <w:spacing w:after="0"/>
+            </w:pPr>
+            <w:r>
+              <w:rPr>
+                <w:rFonts w:ascii="Consolas" w:cs="Consolas" w:eastAsia="Consolas" w:hAnsi="Consolas"/>
+                <w:sz w:val="18"/>
+                <w:szCs w:val="18"/>
+              </w:rPr>
+              <w:t xml:space="preserve">uncertainty_notes</w:t>
+            </w:r>
+          </w:p>
+        </w:tc>
+        <w:tc>
+          <w:tcPr>
+            <w:tcW w:type="dxa" w:w="3120"/>
+            <w:tcMar>
+              <w:top w:type="dxa" w:w="60"/>
+              <w:left w:type="dxa" w:w="90"/>
+              <w:bottom w:type="dxa" w:w="60"/>
+              <w:right w:type="dxa" w:w="90"/>
+            </w:tcMar>
+          </w:tcPr>
+          <w:p>
+            <w:pPr>
+              <w:spacing w:after="0"/>
+            </w:pPr>
+            <w:r>
+              <w:t xml:space="preserve">176</w:t>
+            </w:r>
+          </w:p>
+        </w:tc>
+        <w:tc>
+          <w:tcPr>
+            <w:tcW w:type="dxa" w:w="3120"/>
+            <w:tcMar>
+              <w:top w:type="dxa" w:w="60"/>
+              <w:left w:type="dxa" w:w="90"/>
+              <w:bottom w:type="dxa" w:w="60"/>
+              <w:right w:type="dxa" w:w="90"/>
+            </w:tcMar>
+          </w:tcPr>
+          <w:p>
+            <w:pPr>
+              <w:spacing w:after="0"/>
+            </w:pPr>
+            <w:r>
+              <w:t xml:space="preserve">30.5 %</w:t>
+            </w:r>
+          </w:p>
+        </w:tc>
+      </w:tr>
+    </w:tbl>
+    <w:p>
+      <w:pPr>
+        <w:spacing w:after="160"/>
+      </w:pPr>
+    </w:p>
+    <w:p>
+      <w:pPr>
+        <w:spacing w:after="140" w:line="276"/>
+        <w:jc w:val="both"/>
+      </w:pPr>
+      <w:r>
+        <w:t xml:space="preserve">The run is reported here for completeness and is </w:t>
+      </w:r>
+      <w:r>
+        <w:rPr>
+          <w:b/>
+          <w:bCs/>
+        </w:rPr>
+        <w:t xml:space="preserve">excluded from every headline result</w:t>
+      </w:r>
+      <w:r>
+        <w:t xml:space="preserve">, for three reasons. It confounds three variables at once — segmentation, annotator and schema (nine fields against the pipeline's five) — so it is not a segmentation ablation. It carries 10 % missing data with two distinct failure modes. And its </w:t>
+      </w:r>
+      <w:r>
+        <w:rPr>
+          <w:rFonts w:ascii="Consolas" w:cs="Consolas" w:eastAsia="Consolas" w:hAnsi="Consolas"/>
+          <w:sz w:val="18"/>
+          <w:szCs w:val="18"/>
+        </w:rPr>
+        <w:t xml:space="preserve">people_count_numeric</w:t>
+      </w:r>
+      <w:r>
+        <w:t xml:space="preserve"> uses </w:t>
+      </w:r>
+      <w:r>
+        <w:rPr>
+          <w:rFonts w:ascii="Consolas" w:cs="Consolas" w:eastAsia="Consolas" w:hAnsi="Consolas"/>
+          <w:sz w:val="18"/>
+          <w:szCs w:val="18"/>
+        </w:rPr>
+        <w:t xml:space="preserve">-1</w:t>
+      </w:r>
+      <w:r>
+        <w:t xml:space="preserve"> as an abstention sentinel for uncountable crowds in 173 of 577 scenes (30.0 %), which is not commensurable with the pipeline's numeric people-count field and cannot be folded into the 0.812 agreement figure.</w:t>
+      </w:r>
+    </w:p>
+    <w:p>
+      <w:pPr>
+        <w:pStyle w:val="Heading1"/>
+        <w:pageBreakBefore/>
+        <w:spacing w:after="140" w:before="400"/>
+      </w:pPr>
+      <w:r>
+        <w:rPr>
+          <w:b/>
+          <w:bCs/>
+          <w:sz w:val="28"/>
+          <w:szCs w:val="28"/>
+        </w:rPr>
+        <w:t xml:space="preserve">4. Tooling and Environment</w:t>
+      </w:r>
+    </w:p>
+    <w:p>
+      <w:pPr>
+        <w:pStyle w:val="Heading2"/>
+        <w:spacing w:after="140" w:before="260"/>
+      </w:pPr>
+      <w:r>
+        <w:rPr>
+          <w:b/>
+          <w:bCs/>
+          <w:sz w:val="24"/>
+          <w:szCs w:val="24"/>
+        </w:rPr>
+        <w:t xml:space="preserve">4.1 Compute</w:t>
+      </w:r>
+    </w:p>
+    <w:tbl>
+      <w:tblPr>
+        <w:tblW w:type="dxa" w:w="9360"/>
+        <w:tblBorders>
+          <w:top w:val="single" w:color="auto" w:sz="4"/>
+          <w:left w:val="single" w:color="auto" w:sz="4"/>
+          <w:bottom w:val="single" w:color="auto" w:sz="4"/>
+          <w:right w:val="single" w:color="auto" w:sz="4"/>
+          <w:insideH w:val="single" w:color="auto" w:sz="4"/>
+          <w:insideV w:val="single" w:color="auto" w:sz="4"/>
+        </w:tblBorders>
+      </w:tblPr>
+      <w:tblGrid>
+        <w:gridCol w:w="3120"/>
+        <w:gridCol w:w="3120"/>
+        <w:gridCol w:w="3120"/>
+      </w:tblGrid>
+      <w:tr>
+        <w:trPr>
+          <w:tblHeader/>
+        </w:trPr>
+        <w:tc>
+          <w:tcPr>
+            <w:tcW w:type="dxa" w:w="3120"/>
+            <w:shd w:fill="EFEFEF" w:color="auto" w:val="clear"/>
+            <w:tcMar>
+              <w:top w:type="dxa" w:w="60"/>
+              <w:left w:type="dxa" w:w="90"/>
+              <w:bottom w:type="dxa" w:w="60"/>
+              <w:right w:type="dxa" w:w="90"/>
+            </w:tcMar>
+          </w:tcPr>
+          <w:p>
+            <w:pPr>
+              <w:spacing w:after="0"/>
+            </w:pPr>
+            <w:r>
+              <w:t xml:space="preserve"/>
+            </w:r>
+          </w:p>
+        </w:tc>
+        <w:tc>
+          <w:tcPr>
+            <w:tcW w:type="dxa" w:w="3120"/>
+            <w:shd w:fill="EFEFEF" w:color="auto" w:val="clear"/>
+            <w:tcMar>
+              <w:top w:type="dxa" w:w="60"/>
+              <w:left w:type="dxa" w:w="90"/>
+              <w:bottom w:type="dxa" w:w="60"/>
+              <w:right w:type="dxa" w:w="90"/>
+            </w:tcMar>
+          </w:tcPr>
+          <w:p>
+            <w:pPr>
+              <w:spacing w:after="0"/>
+            </w:pPr>
+            <w:r>
+              <w:rPr>
+                <w:b/>
+                <w:bCs/>
+              </w:rPr>
+              <w:t xml:space="preserve">Pipeline</w:t>
+            </w:r>
+          </w:p>
+        </w:tc>
+        <w:tc>
+          <w:tcPr>
+            <w:tcW w:type="dxa" w:w="3120"/>
+            <w:shd w:fill="EFEFEF" w:color="auto" w:val="clear"/>
+            <w:tcMar>
+              <w:top w:type="dxa" w:w="60"/>
+              <w:left w:type="dxa" w:w="90"/>
+              <w:bottom w:type="dxa" w:w="60"/>
+              <w:right w:type="dxa" w:w="90"/>
+            </w:tcMar>
+          </w:tcPr>
+          <w:p>
+            <w:pPr>
+              <w:spacing w:after="0"/>
+            </w:pPr>
+            <w:r>
+              <w:rPr>
+                <w:b/>
+                <w:bCs/>
+              </w:rPr>
+              <w:t xml:space="preserve">VLM benchmark</w:t>
+            </w:r>
+          </w:p>
+        </w:tc>
+      </w:tr>
+      <w:tr>
+        <w:trPr>
+          <w:tblHeader w:val="false"/>
+        </w:trPr>
+        <w:tc>
+          <w:tcPr>
+            <w:tcW w:type="dxa" w:w="3120"/>
+            <w:tcMar>
+              <w:top w:type="dxa" w:w="60"/>
+              <w:left w:type="dxa" w:w="90"/>
+              <w:bottom w:type="dxa" w:w="60"/>
+              <w:right w:type="dxa" w:w="90"/>
+            </w:tcMar>
+          </w:tcPr>
+          <w:p>
+            <w:pPr>
+              <w:spacing w:after="0"/>
+            </w:pPr>
+            <w:r>
+              <w:t xml:space="preserve">Platform</w:t>
+            </w:r>
+          </w:p>
+        </w:tc>
+        <w:tc>
+          <w:tcPr>
+            <w:tcW w:type="dxa" w:w="3120"/>
+            <w:tcMar>
+              <w:top w:type="dxa" w:w="60"/>
+              <w:left w:type="dxa" w:w="90"/>
+              <w:bottom w:type="dxa" w:w="60"/>
+              <w:right w:type="dxa" w:w="90"/>
+            </w:tcMar>
+          </w:tcPr>
+          <w:p>
+            <w:pPr>
+              <w:spacing w:after="0"/>
+            </w:pPr>
+            <w:r>
+              <w:t xml:space="preserve">Google Colab</w:t>
+            </w:r>
+          </w:p>
+        </w:tc>
+        <w:tc>
+          <w:tcPr>
+            <w:tcW w:type="dxa" w:w="3120"/>
+            <w:tcMar>
+              <w:top w:type="dxa" w:w="60"/>
+              <w:left w:type="dxa" w:w="90"/>
+              <w:bottom w:type="dxa" w:w="60"/>
+              <w:right w:type="dxa" w:w="90"/>
+            </w:tcMar>
+          </w:tcPr>
+          <w:p>
+            <w:pPr>
+              <w:spacing w:after="0"/>
+            </w:pPr>
+            <w:r>
+              <w:t xml:space="preserve">Kelvin2 HPC (QUB)</w:t>
+            </w:r>
+          </w:p>
+        </w:tc>
+      </w:tr>
+      <w:tr>
+        <w:trPr>
+          <w:tblHeader w:val="false"/>
+        </w:trPr>
+        <w:tc>
+          <w:tcPr>
+            <w:tcW w:type="dxa" w:w="3120"/>
+            <w:tcMar>
+              <w:top w:type="dxa" w:w="60"/>
+              <w:left w:type="dxa" w:w="90"/>
+              <w:bottom w:type="dxa" w:w="60"/>
+              <w:right w:type="dxa" w:w="90"/>
+            </w:tcMar>
+          </w:tcPr>
+          <w:p>
+            <w:pPr>
+              <w:spacing w:after="0"/>
+            </w:pPr>
+            <w:r>
+              <w:t xml:space="preserve">GPU</w:t>
+            </w:r>
+          </w:p>
+        </w:tc>
+        <w:tc>
+          <w:tcPr>
+            <w:tcW w:type="dxa" w:w="3120"/>
+            <w:tcMar>
+              <w:top w:type="dxa" w:w="60"/>
+              <w:left w:type="dxa" w:w="90"/>
+              <w:bottom w:type="dxa" w:w="60"/>
+              <w:right w:type="dxa" w:w="90"/>
+            </w:tcMar>
+          </w:tcPr>
+          <w:p>
+            <w:pPr>
+              <w:spacing w:after="0"/>
+            </w:pPr>
+            <w:r>
+              <w:t xml:space="preserve">NVIDIA A100-SXM4-40GB</w:t>
+            </w:r>
+          </w:p>
+        </w:tc>
+        <w:tc>
+          <w:tcPr>
+            <w:tcW w:type="dxa" w:w="3120"/>
+            <w:tcMar>
+              <w:top w:type="dxa" w:w="60"/>
+              <w:left w:type="dxa" w:w="90"/>
+              <w:bottom w:type="dxa" w:w="60"/>
+              <w:right w:type="dxa" w:w="90"/>
+            </w:tcMar>
+          </w:tcPr>
+          <w:p>
+            <w:pPr>
+              <w:spacing w:after="0"/>
+            </w:pPr>
+            <w:r>
+              <w:t xml:space="preserve">A100 MIG </w:t>
+            </w:r>
+            <w:r>
+              <w:rPr>
+                <w:rFonts w:ascii="Consolas" w:cs="Consolas" w:eastAsia="Consolas" w:hAnsi="Consolas"/>
+                <w:sz w:val="18"/>
+                <w:szCs w:val="18"/>
+              </w:rPr>
+              <w:t xml:space="preserve">2g.20gb</w:t>
+            </w:r>
+            <w:r>
+              <w:t xml:space="preserve"> slice</w:t>
+            </w:r>
+          </w:p>
+        </w:tc>
+      </w:tr>
+      <w:tr>
+        <w:trPr>
+          <w:tblHeader w:val="false"/>
+        </w:trPr>
+        <w:tc>
+          <w:tcPr>
+            <w:tcW w:type="dxa" w:w="3120"/>
+            <w:tcMar>
+              <w:top w:type="dxa" w:w="60"/>
+              <w:left w:type="dxa" w:w="90"/>
+              <w:bottom w:type="dxa" w:w="60"/>
+              <w:right w:type="dxa" w:w="90"/>
+            </w:tcMar>
+          </w:tcPr>
+          <w:p>
+            <w:pPr>
+              <w:spacing w:after="0"/>
+            </w:pPr>
+            <w:r>
+              <w:t xml:space="preserve">CPUs</w:t>
+            </w:r>
+          </w:p>
+        </w:tc>
+        <w:tc>
+          <w:tcPr>
+            <w:tcW w:type="dxa" w:w="3120"/>
+            <w:tcMar>
+              <w:top w:type="dxa" w:w="60"/>
+              <w:left w:type="dxa" w:w="90"/>
+              <w:bottom w:type="dxa" w:w="60"/>
+              <w:right w:type="dxa" w:w="90"/>
+            </w:tcMar>
+          </w:tcPr>
+          <w:p>
+            <w:pPr>
+              <w:spacing w:after="0"/>
+            </w:pPr>
+            <w:r>
+              <w:t xml:space="preserve">12</w:t>
+            </w:r>
+          </w:p>
+        </w:tc>
+        <w:tc>
+          <w:tcPr>
+            <w:tcW w:type="dxa" w:w="3120"/>
+            <w:tcMar>
+              <w:top w:type="dxa" w:w="60"/>
+              <w:left w:type="dxa" w:w="90"/>
+              <w:bottom w:type="dxa" w:w="60"/>
+              <w:right w:type="dxa" w:w="90"/>
+            </w:tcMar>
+          </w:tcPr>
+          <w:p>
+            <w:pPr>
+              <w:spacing w:after="0"/>
+            </w:pPr>
+            <w:r>
+              <w:rPr>
+                <w:b/>
+                <w:bCs/>
+                <w:highlight w:val="yellow"/>
+                <w:highlightCs w:val="yellow"/>
+              </w:rPr>
+              <w:t xml:space="preserve">`[TO FILL]`</w:t>
+            </w:r>
+          </w:p>
+        </w:tc>
+      </w:tr>
+      <w:tr>
+        <w:trPr>
+          <w:tblHeader w:val="false"/>
+        </w:trPr>
+        <w:tc>
+          <w:tcPr>
+            <w:tcW w:type="dxa" w:w="3120"/>
+            <w:tcMar>
+              <w:top w:type="dxa" w:w="60"/>
+              <w:left w:type="dxa" w:w="90"/>
+              <w:bottom w:type="dxa" w:w="60"/>
+              <w:right w:type="dxa" w:w="90"/>
+            </w:tcMar>
+          </w:tcPr>
+          <w:p>
+            <w:pPr>
+              <w:spacing w:after="0"/>
+            </w:pPr>
+            <w:r>
+              <w:t xml:space="preserve">Python</w:t>
+            </w:r>
+          </w:p>
+        </w:tc>
+        <w:tc>
+          <w:tcPr>
+            <w:tcW w:type="dxa" w:w="3120"/>
+            <w:tcMar>
+              <w:top w:type="dxa" w:w="60"/>
+              <w:left w:type="dxa" w:w="90"/>
+              <w:bottom w:type="dxa" w:w="60"/>
+              <w:right w:type="dxa" w:w="90"/>
+            </w:tcMar>
+          </w:tcPr>
+          <w:p>
+            <w:pPr>
+              <w:spacing w:after="0"/>
+            </w:pPr>
+            <w:r>
+              <w:t xml:space="preserve">3.13.15</w:t>
+            </w:r>
+          </w:p>
+        </w:tc>
+        <w:tc>
+          <w:tcPr>
+            <w:tcW w:type="dxa" w:w="3120"/>
+            <w:tcMar>
+              <w:top w:type="dxa" w:w="60"/>
+              <w:left w:type="dxa" w:w="90"/>
+              <w:bottom w:type="dxa" w:w="60"/>
+              <w:right w:type="dxa" w:w="90"/>
+            </w:tcMar>
+          </w:tcPr>
+          <w:p>
+            <w:pPr>
+              <w:spacing w:after="0"/>
+            </w:pPr>
+            <w:r>
+              <w:rPr>
+                <w:b/>
+                <w:bCs/>
+                <w:highlight w:val="yellow"/>
+                <w:highlightCs w:val="yellow"/>
+              </w:rPr>
+              <w:t xml:space="preserve">`[TO FILL]`</w:t>
+            </w:r>
+          </w:p>
+        </w:tc>
+      </w:tr>
+      <w:tr>
+        <w:trPr>
+          <w:tblHeader w:val="false"/>
+        </w:trPr>
+        <w:tc>
+          <w:tcPr>
+            <w:tcW w:type="dxa" w:w="3120"/>
+            <w:tcMar>
+              <w:top w:type="dxa" w:w="60"/>
+              <w:left w:type="dxa" w:w="90"/>
+              <w:bottom w:type="dxa" w:w="60"/>
+              <w:right w:type="dxa" w:w="90"/>
+            </w:tcMar>
+          </w:tcPr>
+          <w:p>
+            <w:pPr>
+              <w:spacing w:after="0"/>
+            </w:pPr>
+            <w:r>
+              <w:t xml:space="preserve">PyTorch</w:t>
+            </w:r>
+          </w:p>
+        </w:tc>
+        <w:tc>
+          <w:tcPr>
+            <w:tcW w:type="dxa" w:w="3120"/>
+            <w:tcMar>
+              <w:top w:type="dxa" w:w="60"/>
+              <w:left w:type="dxa" w:w="90"/>
+              <w:bottom w:type="dxa" w:w="60"/>
+              <w:right w:type="dxa" w:w="90"/>
+            </w:tcMar>
+          </w:tcPr>
+          <w:p>
+            <w:pPr>
+              <w:spacing w:after="0"/>
+            </w:pPr>
+            <w:r>
+              <w:t xml:space="preserve">2.11.0+cu128</w:t>
+            </w:r>
+          </w:p>
+        </w:tc>
+        <w:tc>
+          <w:tcPr>
+            <w:tcW w:type="dxa" w:w="3120"/>
+            <w:tcMar>
+              <w:top w:type="dxa" w:w="60"/>
+              <w:left w:type="dxa" w:w="90"/>
+              <w:bottom w:type="dxa" w:w="60"/>
+              <w:right w:type="dxa" w:w="90"/>
+            </w:tcMar>
+          </w:tcPr>
+          <w:p>
+            <w:pPr>
+              <w:spacing w:after="0"/>
+            </w:pPr>
+            <w:r>
+              <w:t xml:space="preserve">2.7.1+cu118</w:t>
+            </w:r>
+          </w:p>
+        </w:tc>
+      </w:tr>
+      <w:tr>
+        <w:trPr>
+          <w:tblHeader w:val="false"/>
+        </w:trPr>
+        <w:tc>
+          <w:tcPr>
+            <w:tcW w:type="dxa" w:w="3120"/>
+            <w:tcMar>
+              <w:top w:type="dxa" w:w="60"/>
+              <w:left w:type="dxa" w:w="90"/>
+              <w:bottom w:type="dxa" w:w="60"/>
+              <w:right w:type="dxa" w:w="90"/>
+            </w:tcMar>
+          </w:tcPr>
+          <w:p>
+            <w:pPr>
+              <w:spacing w:after="0"/>
+            </w:pPr>
+            <w:r>
+              <w:t xml:space="preserve">Persistence</w:t>
+            </w:r>
+          </w:p>
+        </w:tc>
+        <w:tc>
+          <w:tcPr>
+            <w:tcW w:type="dxa" w:w="3120"/>
+            <w:tcMar>
+              <w:top w:type="dxa" w:w="60"/>
+              <w:left w:type="dxa" w:w="90"/>
+              <w:bottom w:type="dxa" w:w="60"/>
+              <w:right w:type="dxa" w:w="90"/>
+            </w:tcMar>
+          </w:tcPr>
+          <w:p>
+            <w:pPr>
+              <w:spacing w:after="0"/>
+            </w:pPr>
+            <w:r>
+              <w:t xml:space="preserve">Google Drive</w:t>
+            </w:r>
+          </w:p>
+        </w:tc>
+        <w:tc>
+          <w:tcPr>
+            <w:tcW w:type="dxa" w:w="3120"/>
+            <w:tcMar>
+              <w:top w:type="dxa" w:w="60"/>
+              <w:left w:type="dxa" w:w="90"/>
+              <w:bottom w:type="dxa" w:w="60"/>
+              <w:right w:type="dxa" w:w="90"/>
+            </w:tcMar>
+          </w:tcPr>
+          <w:p>
+            <w:pPr>
+              <w:spacing w:after="0"/>
+            </w:pPr>
+            <w:r>
+              <w:rPr>
+                <w:rFonts w:ascii="Consolas" w:cs="Consolas" w:eastAsia="Consolas" w:hAnsi="Consolas"/>
+                <w:sz w:val="18"/>
+                <w:szCs w:val="18"/>
+              </w:rPr>
+              <w:t xml:space="preserve">~/sharedscratch</w:t>
+            </w:r>
+          </w:p>
+        </w:tc>
+      </w:tr>
+    </w:tbl>
+    <w:p>
+      <w:pPr>
+        <w:spacing w:after="160"/>
+      </w:pPr>
+    </w:p>
+    <w:p>
+      <w:pPr>
+        <w:pStyle w:val="Heading2"/>
+        <w:spacing w:after="140" w:before="260"/>
+      </w:pPr>
+      <w:r>
+        <w:rPr>
+          <w:b/>
+          <w:bCs/>
+          <w:sz w:val="24"/>
+          <w:szCs w:val="24"/>
+        </w:rPr>
+        <w:t xml:space="preserve">4.2 Pinned Packages</w:t>
+      </w:r>
+    </w:p>
+    <w:p>
+      <w:pPr>
+        <w:spacing w:after="140" w:line="276"/>
+        <w:jc w:val="both"/>
+      </w:pPr>
+      <w:r>
+        <w:rPr>
+          <w:rFonts w:ascii="Consolas" w:cs="Consolas" w:eastAsia="Consolas" w:hAnsi="Consolas"/>
+          <w:sz w:val="18"/>
+          <w:szCs w:val="18"/>
+        </w:rPr>
+        <w:t xml:space="preserve">transformers==4.50.3</w:t>
+      </w:r>
+      <w:r>
+        <w:t xml:space="preserve">, </w:t>
+      </w:r>
+      <w:r>
+        <w:rPr>
+          <w:rFonts w:ascii="Consolas" w:cs="Consolas" w:eastAsia="Consolas" w:hAnsi="Consolas"/>
+          <w:sz w:val="18"/>
+          <w:szCs w:val="18"/>
+        </w:rPr>
+        <w:t xml:space="preserve">openai-whisper==20250625</w:t>
+      </w:r>
+      <w:r>
+        <w:t xml:space="preserve">, </w:t>
+      </w:r>
+      <w:r>
+        <w:rPr>
+          <w:rFonts w:ascii="Consolas" w:cs="Consolas" w:eastAsia="Consolas" w:hAnsi="Consolas"/>
+          <w:sz w:val="18"/>
+          <w:szCs w:val="18"/>
+        </w:rPr>
+        <w:t xml:space="preserve">sentence-transformers==3.4.1</w:t>
+      </w:r>
+      <w:r>
+        <w:t xml:space="preserve">, </w:t>
+      </w:r>
+      <w:r>
+        <w:rPr>
+          <w:rFonts w:ascii="Consolas" w:cs="Consolas" w:eastAsia="Consolas" w:hAnsi="Consolas"/>
+          <w:sz w:val="18"/>
+          <w:szCs w:val="18"/>
+        </w:rPr>
+        <w:t xml:space="preserve">keybert==0.9.0</w:t>
+      </w:r>
+      <w:r>
+        <w:t xml:space="preserve">, </w:t>
+      </w:r>
+      <w:r>
+        <w:rPr>
+          <w:rFonts w:ascii="Consolas" w:cs="Consolas" w:eastAsia="Consolas" w:hAnsi="Consolas"/>
+          <w:sz w:val="18"/>
+          <w:szCs w:val="18"/>
+        </w:rPr>
+        <w:t xml:space="preserve">jiwer==4.0.0</w:t>
+      </w:r>
+      <w:r>
+        <w:t xml:space="preserve">, </w:t>
+      </w:r>
+      <w:r>
+        <w:rPr>
+          <w:rFonts w:ascii="Consolas" w:cs="Consolas" w:eastAsia="Consolas" w:hAnsi="Consolas"/>
+          <w:sz w:val="18"/>
+          <w:szCs w:val="18"/>
+        </w:rPr>
+        <w:t xml:space="preserve">pytesseract==0.3.13</w:t>
+      </w:r>
+      <w:r>
+        <w:t xml:space="preserve">, </w:t>
+      </w:r>
+      <w:r>
+        <w:rPr>
+          <w:rFonts w:ascii="Consolas" w:cs="Consolas" w:eastAsia="Consolas" w:hAnsi="Consolas"/>
+          <w:sz w:val="18"/>
+          <w:szCs w:val="18"/>
+        </w:rPr>
+        <w:t xml:space="preserve">easyocr==1.7.2</w:t>
+      </w:r>
+      <w:r>
+        <w:t xml:space="preserve">, </w:t>
+      </w:r>
+      <w:r>
+        <w:rPr>
+          <w:rFonts w:ascii="Consolas" w:cs="Consolas" w:eastAsia="Consolas" w:hAnsi="Consolas"/>
+          <w:sz w:val="18"/>
+          <w:szCs w:val="18"/>
+        </w:rPr>
+        <w:t xml:space="preserve">yake==0.6.0</w:t>
+      </w:r>
+      <w:r>
+        <w:t xml:space="preserve">, </w:t>
+      </w:r>
+      <w:r>
+        <w:rPr>
+          <w:rFonts w:ascii="Consolas" w:cs="Consolas" w:eastAsia="Consolas" w:hAnsi="Consolas"/>
+          <w:sz w:val="18"/>
+          <w:szCs w:val="18"/>
+        </w:rPr>
+        <w:t xml:space="preserve">scenedetect==0.7.1</w:t>
+      </w:r>
+      <w:r>
+        <w:t xml:space="preserve">, </w:t>
+      </w:r>
+      <w:r>
+        <w:rPr>
+          <w:rFonts w:ascii="Consolas" w:cs="Consolas" w:eastAsia="Consolas" w:hAnsi="Consolas"/>
+          <w:sz w:val="18"/>
+          <w:szCs w:val="18"/>
+        </w:rPr>
+        <w:t xml:space="preserve">jsonschema==4.26.0</w:t>
+      </w:r>
+      <w:r>
+        <w:t xml:space="preserve">, </w:t>
+      </w:r>
+      <w:r>
+        <w:rPr>
+          <w:rFonts w:ascii="Consolas" w:cs="Consolas" w:eastAsia="Consolas" w:hAnsi="Consolas"/>
+          <w:sz w:val="18"/>
+          <w:szCs w:val="18"/>
+        </w:rPr>
+        <w:t xml:space="preserve">flask==3.1.3</w:t>
+      </w:r>
+      <w:r>
+        <w:t xml:space="preserve">, </w:t>
+      </w:r>
+      <w:r>
+        <w:rPr>
+          <w:rFonts w:ascii="Consolas" w:cs="Consolas" w:eastAsia="Consolas" w:hAnsi="Consolas"/>
+          <w:sz w:val="18"/>
+          <w:szCs w:val="18"/>
+        </w:rPr>
+        <w:t xml:space="preserve">pydantic==2.12.5</w:t>
+      </w:r>
+      <w:r>
+        <w:t xml:space="preserve">, </w:t>
+      </w:r>
+      <w:r>
+        <w:rPr>
+          <w:rFonts w:ascii="Consolas" w:cs="Consolas" w:eastAsia="Consolas" w:hAnsi="Consolas"/>
+          <w:sz w:val="18"/>
+          <w:szCs w:val="18"/>
+        </w:rPr>
+        <w:t xml:space="preserve">google-genai==2.17.0</w:t>
+      </w:r>
+      <w:r>
+        <w:t xml:space="preserve">, </w:t>
+      </w:r>
+      <w:r>
+        <w:rPr>
+          <w:rFonts w:ascii="Consolas" w:cs="Consolas" w:eastAsia="Consolas" w:hAnsi="Consolas"/>
+          <w:sz w:val="18"/>
+          <w:szCs w:val="18"/>
+        </w:rPr>
+        <w:t xml:space="preserve">seaborn==0.13.2</w:t>
+      </w:r>
+      <w:r>
+        <w:t xml:space="preserve">, </w:t>
+      </w:r>
+      <w:r>
+        <w:rPr>
+          <w:rFonts w:ascii="Consolas" w:cs="Consolas" w:eastAsia="Consolas" w:hAnsi="Consolas"/>
+          <w:sz w:val="18"/>
+          <w:szCs w:val="18"/>
+        </w:rPr>
+        <w:t xml:space="preserve">rouge-score==0.1.2</w:t>
+      </w:r>
+      <w:r>
+        <w:t xml:space="preserve">. System: FFmpeg, Tesseract via </w:t>
+      </w:r>
+      <w:r>
+        <w:rPr>
+          <w:rFonts w:ascii="Consolas" w:cs="Consolas" w:eastAsia="Consolas" w:hAnsi="Consolas"/>
+          <w:sz w:val="18"/>
+          <w:szCs w:val="18"/>
+        </w:rPr>
+        <w:t xml:space="preserve">apt</w:t>
+      </w:r>
+      <w:r>
+        <w:t xml:space="preserve">.</w:t>
+      </w:r>
+    </w:p>
+    <w:p>
+      <w:pPr>
+        <w:pStyle w:val="Heading2"/>
+        <w:spacing w:after="140" w:before="260"/>
+      </w:pPr>
+      <w:r>
+        <w:rPr>
+          <w:b/>
+          <w:bCs/>
+          <w:sz w:val="24"/>
+          <w:szCs w:val="24"/>
+        </w:rPr>
+        <w:t xml:space="preserve">4.3 Models</w:t>
+      </w:r>
+    </w:p>
+    <w:tbl>
+      <w:tblPr>
+        <w:tblW w:type="dxa" w:w="9360"/>
+        <w:tblBorders>
+          <w:top w:val="single" w:color="auto" w:sz="4"/>
+          <w:left w:val="single" w:color="auto" w:sz="4"/>
+          <w:bottom w:val="single" w:color="auto" w:sz="4"/>
+          <w:right w:val="single" w:color="auto" w:sz="4"/>
+          <w:insideH w:val="single" w:color="auto" w:sz="4"/>
+          <w:insideV w:val="single" w:color="auto" w:sz="4"/>
+        </w:tblBorders>
+      </w:tblPr>
+      <w:tblGrid>
+        <w:gridCol w:w="3120"/>
+        <w:gridCol w:w="3120"/>
+        <w:gridCol w:w="3120"/>
+      </w:tblGrid>
+      <w:tr>
+        <w:trPr>
+          <w:tblHeader/>
+        </w:trPr>
+        <w:tc>
+          <w:tcPr>
+            <w:tcW w:type="dxa" w:w="3120"/>
+            <w:shd w:fill="EFEFEF" w:color="auto" w:val="clear"/>
+            <w:tcMar>
+              <w:top w:type="dxa" w:w="60"/>
+              <w:left w:type="dxa" w:w="90"/>
+              <w:bottom w:type="dxa" w:w="60"/>
+              <w:right w:type="dxa" w:w="90"/>
+            </w:tcMar>
+          </w:tcPr>
+          <w:p>
+            <w:pPr>
+              <w:spacing w:after="0"/>
+            </w:pPr>
+            <w:r>
+              <w:rPr>
+                <w:b/>
+                <w:bCs/>
+              </w:rPr>
               <w:t xml:space="preserve">Role</w:t>
             </w:r>
           </w:p>
@@ -5570,7 +7458,7 @@
         <w:t xml:space="preserve">Why fixed 30-second clips.</w:t>
       </w:r>
       <w:r>
-        <w:t xml:space="preserve"> Uniform, content-independent boundaries make clip identity stable across pipeline versions. Shot-boundary segmentation would produce clips better aligned to content but would make every clip ID version-dependent, breaking cached predictions on every change to the detector.</w:t>
+        <w:t xml:space="preserve"> Uniform, content-independent boundaries make clip identity stable across pipeline versions. Shot-boundary segmentation would produce clips better aligned to content but would make every clip ID version-dependent, breaking cached predictions on every change to the detector. The measured cost of that trade is in §3.8: 72.2 % of published clips span at least one shot cut, so the stability was bought at the price of a one-shot-per-clip assumption that mostly does not hold.</w:t>
       </w:r>
     </w:p>
     <w:p>
@@ -9290,6 +11178,36 @@
     </w:p>
     <w:p>
       <w:pPr>
+        <w:shd w:fill="F4F4F4" w:color="auto" w:val="clear"/>
+        <w:spacing w:after="0"/>
+        <w:ind w:left="360"/>
+      </w:pPr>
+      <w:r>
+        <w:rPr>
+          <w:rFonts w:ascii="Consolas" w:cs="Consolas" w:eastAsia="Consolas" w:hAnsi="Consolas"/>
+          <w:sz w:val="18"/>
+          <w:szCs w:val="18"/>
+        </w:rPr>
+        <w:t xml:space="preserve">scripts/detect_scenes.py                      # shot boundaries -&gt; _all_scenes.csv (CPU only)</w:t>
+      </w:r>
+    </w:p>
+    <w:p>
+      <w:pPr>
+        <w:shd w:fill="F4F4F4" w:color="auto" w:val="clear"/>
+        <w:spacing w:after="0"/>
+        <w:ind w:left="360"/>
+      </w:pPr>
+      <w:r>
+        <w:rPr>
+          <w:rFonts w:ascii="Consolas" w:cs="Consolas" w:eastAsia="Consolas" w:hAnsi="Consolas"/>
+          <w:sz w:val="18"/>
+          <w:szCs w:val="18"/>
+        </w:rPr>
+        <w:t xml:space="preserve">scripts/segmentation_diagnostic.py            # Section 3.8 tables from that CSV (CPU only)</w:t>
+      </w:r>
+    </w:p>
+    <w:p>
+      <w:pPr>
         <w:spacing w:after="140"/>
       </w:pPr>
     </w:p>
@@ -9299,8 +11217,43 @@
         <w:jc w:val="both"/>
       </w:pPr>
       <w:r>
-        <w:t xml:space="preserve">Run 01 top to bottom on a GPU runtime with the Drive layout in its header cell; run 02 on a GPU node; run 03 anywhere. All three are resumable and skip completed work.</w:t>
-      </w:r>
+        <w:t xml:space="preserve">Run 01 top to bottom on a GPU runtime with the Drive layout in its header cell; run 02 on a GPU node; run 03 anywhere. All three are resumable and skip completed work. The two scripts are independent of the notebooks and reproduce §3.8 from the source programmes alone:</w:t>
+      </w:r>
+    </w:p>
+    <w:p>
+      <w:pPr>
+        <w:shd w:fill="F4F4F4" w:color="auto" w:val="clear"/>
+        <w:spacing w:after="0"/>
+        <w:ind w:left="360"/>
+      </w:pPr>
+      <w:r>
+        <w:rPr>
+          <w:rFonts w:ascii="Consolas" w:cs="Consolas" w:eastAsia="Consolas" w:hAnsi="Consolas"/>
+          <w:sz w:val="18"/>
+          <w:szCs w:val="18"/>
+        </w:rPr>
+        <w:t xml:space="preserve">python scripts/detect_scenes.py /path/to/VIDEO_FILES _all_scenes.csv</w:t>
+      </w:r>
+    </w:p>
+    <w:p>
+      <w:pPr>
+        <w:shd w:fill="F4F4F4" w:color="auto" w:val="clear"/>
+        <w:spacing w:after="0"/>
+        <w:ind w:left="360"/>
+      </w:pPr>
+      <w:r>
+        <w:rPr>
+          <w:rFonts w:ascii="Consolas" w:cs="Consolas" w:eastAsia="Consolas" w:hAnsi="Consolas"/>
+          <w:sz w:val="18"/>
+          <w:szCs w:val="18"/>
+        </w:rPr>
+        <w:t xml:space="preserve">python scripts/segmentation_diagnostic.py _all_scenes.csv</w:t>
+      </w:r>
+    </w:p>
+    <w:p>
+      <w:pPr>
+        <w:spacing w:after="140"/>
+      </w:pPr>
     </w:p>
     <w:p>
       <w:pPr>

--- a/docs/report/supporting_materials.docx
+++ b/docs/report/supporting_materials.docx
@@ -651,12 +651,12 @@
         </w:tblBorders>
       </w:tblPr>
       <w:tblGrid>
-        <w:gridCol w:w="1560"/>
-        <w:gridCol w:w="1560"/>
-        <w:gridCol w:w="1560"/>
-        <w:gridCol w:w="1560"/>
-        <w:gridCol w:w="1560"/>
-        <w:gridCol w:w="1560"/>
+        <w:gridCol w:w="1525"/>
+        <w:gridCol w:w="1276"/>
+        <w:gridCol w:w="1499"/>
+        <w:gridCol w:w="1804"/>
+        <w:gridCol w:w="1364"/>
+        <w:gridCol w:w="1892"/>
       </w:tblGrid>
       <w:tr>
         <w:trPr>
@@ -664,7 +664,7 @@
         </w:trPr>
         <w:tc>
           <w:tcPr>
-            <w:tcW w:type="dxa" w:w="1560"/>
+            <w:tcW w:type="dxa" w:w="1525"/>
             <w:shd w:fill="EFEFEF" w:color="auto" w:val="clear"/>
             <w:tcMar>
               <w:top w:type="dxa" w:w="60"/>
@@ -688,7 +688,7 @@
         </w:tc>
         <w:tc>
           <w:tcPr>
-            <w:tcW w:type="dxa" w:w="1560"/>
+            <w:tcW w:type="dxa" w:w="1276"/>
             <w:shd w:fill="EFEFEF" w:color="auto" w:val="clear"/>
             <w:tcMar>
               <w:top w:type="dxa" w:w="60"/>
@@ -712,7 +712,7 @@
         </w:tc>
         <w:tc>
           <w:tcPr>
-            <w:tcW w:type="dxa" w:w="1560"/>
+            <w:tcW w:type="dxa" w:w="1499"/>
             <w:shd w:fill="EFEFEF" w:color="auto" w:val="clear"/>
             <w:tcMar>
               <w:top w:type="dxa" w:w="60"/>
@@ -736,7 +736,7 @@
         </w:tc>
         <w:tc>
           <w:tcPr>
-            <w:tcW w:type="dxa" w:w="1560"/>
+            <w:tcW w:type="dxa" w:w="1804"/>
             <w:shd w:fill="EFEFEF" w:color="auto" w:val="clear"/>
             <w:tcMar>
               <w:top w:type="dxa" w:w="60"/>
@@ -760,7 +760,7 @@
         </w:tc>
         <w:tc>
           <w:tcPr>
-            <w:tcW w:type="dxa" w:w="1560"/>
+            <w:tcW w:type="dxa" w:w="1364"/>
             <w:shd w:fill="EFEFEF" w:color="auto" w:val="clear"/>
             <w:tcMar>
               <w:top w:type="dxa" w:w="60"/>
@@ -784,7 +784,7 @@
         </w:tc>
         <w:tc>
           <w:tcPr>
-            <w:tcW w:type="dxa" w:w="1560"/>
+            <w:tcW w:type="dxa" w:w="1892"/>
             <w:shd w:fill="EFEFEF" w:color="auto" w:val="clear"/>
             <w:tcMar>
               <w:top w:type="dxa" w:w="60"/>
@@ -813,7 +813,7 @@
         </w:trPr>
         <w:tc>
           <w:tcPr>
-            <w:tcW w:type="dxa" w:w="1560"/>
+            <w:tcW w:type="dxa" w:w="1525"/>
             <w:tcMar>
               <w:top w:type="dxa" w:w="60"/>
               <w:left w:type="dxa" w:w="90"/>
@@ -832,7 +832,7 @@
         </w:tc>
         <w:tc>
           <w:tcPr>
-            <w:tcW w:type="dxa" w:w="1560"/>
+            <w:tcW w:type="dxa" w:w="1276"/>
             <w:tcMar>
               <w:top w:type="dxa" w:w="60"/>
               <w:left w:type="dxa" w:w="90"/>
@@ -851,7 +851,7 @@
         </w:tc>
         <w:tc>
           <w:tcPr>
-            <w:tcW w:type="dxa" w:w="1560"/>
+            <w:tcW w:type="dxa" w:w="1499"/>
             <w:tcMar>
               <w:top w:type="dxa" w:w="60"/>
               <w:left w:type="dxa" w:w="90"/>
@@ -870,7 +870,7 @@
         </w:tc>
         <w:tc>
           <w:tcPr>
-            <w:tcW w:type="dxa" w:w="1560"/>
+            <w:tcW w:type="dxa" w:w="1804"/>
             <w:tcMar>
               <w:top w:type="dxa" w:w="60"/>
               <w:left w:type="dxa" w:w="90"/>
@@ -889,7 +889,7 @@
         </w:tc>
         <w:tc>
           <w:tcPr>
-            <w:tcW w:type="dxa" w:w="1560"/>
+            <w:tcW w:type="dxa" w:w="1364"/>
             <w:tcMar>
               <w:top w:type="dxa" w:w="60"/>
               <w:left w:type="dxa" w:w="90"/>
@@ -908,7 +908,7 @@
         </w:tc>
         <w:tc>
           <w:tcPr>
-            <w:tcW w:type="dxa" w:w="1560"/>
+            <w:tcW w:type="dxa" w:w="1892"/>
             <w:tcMar>
               <w:top w:type="dxa" w:w="60"/>
               <w:left w:type="dxa" w:w="90"/>
@@ -932,7 +932,7 @@
         </w:trPr>
         <w:tc>
           <w:tcPr>
-            <w:tcW w:type="dxa" w:w="1560"/>
+            <w:tcW w:type="dxa" w:w="1525"/>
             <w:tcMar>
               <w:top w:type="dxa" w:w="60"/>
               <w:left w:type="dxa" w:w="90"/>
@@ -951,7 +951,7 @@
         </w:tc>
         <w:tc>
           <w:tcPr>
-            <w:tcW w:type="dxa" w:w="1560"/>
+            <w:tcW w:type="dxa" w:w="1276"/>
             <w:tcMar>
               <w:top w:type="dxa" w:w="60"/>
               <w:left w:type="dxa" w:w="90"/>
@@ -970,7 +970,7 @@
         </w:tc>
         <w:tc>
           <w:tcPr>
-            <w:tcW w:type="dxa" w:w="1560"/>
+            <w:tcW w:type="dxa" w:w="1499"/>
             <w:tcMar>
               <w:top w:type="dxa" w:w="60"/>
               <w:left w:type="dxa" w:w="90"/>
@@ -989,7 +989,7 @@
         </w:tc>
         <w:tc>
           <w:tcPr>
-            <w:tcW w:type="dxa" w:w="1560"/>
+            <w:tcW w:type="dxa" w:w="1804"/>
             <w:tcMar>
               <w:top w:type="dxa" w:w="60"/>
               <w:left w:type="dxa" w:w="90"/>
@@ -1008,7 +1008,7 @@
         </w:tc>
         <w:tc>
           <w:tcPr>
-            <w:tcW w:type="dxa" w:w="1560"/>
+            <w:tcW w:type="dxa" w:w="1364"/>
             <w:tcMar>
               <w:top w:type="dxa" w:w="60"/>
               <w:left w:type="dxa" w:w="90"/>
@@ -1027,7 +1027,7 @@
         </w:tc>
         <w:tc>
           <w:tcPr>
-            <w:tcW w:type="dxa" w:w="1560"/>
+            <w:tcW w:type="dxa" w:w="1892"/>
             <w:tcMar>
               <w:top w:type="dxa" w:w="60"/>
               <w:left w:type="dxa" w:w="90"/>
@@ -1051,7 +1051,7 @@
         </w:trPr>
         <w:tc>
           <w:tcPr>
-            <w:tcW w:type="dxa" w:w="1560"/>
+            <w:tcW w:type="dxa" w:w="1525"/>
             <w:tcMar>
               <w:top w:type="dxa" w:w="60"/>
               <w:left w:type="dxa" w:w="90"/>
@@ -1070,7 +1070,7 @@
         </w:tc>
         <w:tc>
           <w:tcPr>
-            <w:tcW w:type="dxa" w:w="1560"/>
+            <w:tcW w:type="dxa" w:w="1276"/>
             <w:tcMar>
               <w:top w:type="dxa" w:w="60"/>
               <w:left w:type="dxa" w:w="90"/>
@@ -1089,7 +1089,7 @@
         </w:tc>
         <w:tc>
           <w:tcPr>
-            <w:tcW w:type="dxa" w:w="1560"/>
+            <w:tcW w:type="dxa" w:w="1499"/>
             <w:tcMar>
               <w:top w:type="dxa" w:w="60"/>
               <w:left w:type="dxa" w:w="90"/>
@@ -1108,7 +1108,7 @@
         </w:tc>
         <w:tc>
           <w:tcPr>
-            <w:tcW w:type="dxa" w:w="1560"/>
+            <w:tcW w:type="dxa" w:w="1804"/>
             <w:tcMar>
               <w:top w:type="dxa" w:w="60"/>
               <w:left w:type="dxa" w:w="90"/>
@@ -1127,7 +1127,7 @@
         </w:tc>
         <w:tc>
           <w:tcPr>
-            <w:tcW w:type="dxa" w:w="1560"/>
+            <w:tcW w:type="dxa" w:w="1364"/>
             <w:tcMar>
               <w:top w:type="dxa" w:w="60"/>
               <w:left w:type="dxa" w:w="90"/>
@@ -1146,7 +1146,7 @@
         </w:tc>
         <w:tc>
           <w:tcPr>
-            <w:tcW w:type="dxa" w:w="1560"/>
+            <w:tcW w:type="dxa" w:w="1892"/>
             <w:tcMar>
               <w:top w:type="dxa" w:w="60"/>
               <w:left w:type="dxa" w:w="90"/>
@@ -1170,7 +1170,7 @@
         </w:trPr>
         <w:tc>
           <w:tcPr>
-            <w:tcW w:type="dxa" w:w="1560"/>
+            <w:tcW w:type="dxa" w:w="1525"/>
             <w:tcMar>
               <w:top w:type="dxa" w:w="60"/>
               <w:left w:type="dxa" w:w="90"/>
@@ -1189,7 +1189,7 @@
         </w:tc>
         <w:tc>
           <w:tcPr>
-            <w:tcW w:type="dxa" w:w="1560"/>
+            <w:tcW w:type="dxa" w:w="1276"/>
             <w:tcMar>
               <w:top w:type="dxa" w:w="60"/>
               <w:left w:type="dxa" w:w="90"/>
@@ -1208,7 +1208,7 @@
         </w:tc>
         <w:tc>
           <w:tcPr>
-            <w:tcW w:type="dxa" w:w="1560"/>
+            <w:tcW w:type="dxa" w:w="1499"/>
             <w:tcMar>
               <w:top w:type="dxa" w:w="60"/>
               <w:left w:type="dxa" w:w="90"/>
@@ -1227,7 +1227,7 @@
         </w:tc>
         <w:tc>
           <w:tcPr>
-            <w:tcW w:type="dxa" w:w="1560"/>
+            <w:tcW w:type="dxa" w:w="1804"/>
             <w:tcMar>
               <w:top w:type="dxa" w:w="60"/>
               <w:left w:type="dxa" w:w="90"/>
@@ -1246,7 +1246,7 @@
         </w:tc>
         <w:tc>
           <w:tcPr>
-            <w:tcW w:type="dxa" w:w="1560"/>
+            <w:tcW w:type="dxa" w:w="1364"/>
             <w:tcMar>
               <w:top w:type="dxa" w:w="60"/>
               <w:left w:type="dxa" w:w="90"/>
@@ -1265,7 +1265,7 @@
         </w:tc>
         <w:tc>
           <w:tcPr>
-            <w:tcW w:type="dxa" w:w="1560"/>
+            <w:tcW w:type="dxa" w:w="1892"/>
             <w:tcMar>
               <w:top w:type="dxa" w:w="60"/>
               <w:left w:type="dxa" w:w="90"/>
@@ -1289,7 +1289,7 @@
         </w:trPr>
         <w:tc>
           <w:tcPr>
-            <w:tcW w:type="dxa" w:w="1560"/>
+            <w:tcW w:type="dxa" w:w="1525"/>
             <w:tcMar>
               <w:top w:type="dxa" w:w="60"/>
               <w:left w:type="dxa" w:w="90"/>
@@ -1308,7 +1308,7 @@
         </w:tc>
         <w:tc>
           <w:tcPr>
-            <w:tcW w:type="dxa" w:w="1560"/>
+            <w:tcW w:type="dxa" w:w="1276"/>
             <w:tcMar>
               <w:top w:type="dxa" w:w="60"/>
               <w:left w:type="dxa" w:w="90"/>
@@ -1327,7 +1327,7 @@
         </w:tc>
         <w:tc>
           <w:tcPr>
-            <w:tcW w:type="dxa" w:w="1560"/>
+            <w:tcW w:type="dxa" w:w="1499"/>
             <w:tcMar>
               <w:top w:type="dxa" w:w="60"/>
               <w:left w:type="dxa" w:w="90"/>
@@ -1346,7 +1346,7 @@
         </w:tc>
         <w:tc>
           <w:tcPr>
-            <w:tcW w:type="dxa" w:w="1560"/>
+            <w:tcW w:type="dxa" w:w="1804"/>
             <w:tcMar>
               <w:top w:type="dxa" w:w="60"/>
               <w:left w:type="dxa" w:w="90"/>
@@ -1365,7 +1365,7 @@
         </w:tc>
         <w:tc>
           <w:tcPr>
-            <w:tcW w:type="dxa" w:w="1560"/>
+            <w:tcW w:type="dxa" w:w="1364"/>
             <w:tcMar>
               <w:top w:type="dxa" w:w="60"/>
               <w:left w:type="dxa" w:w="90"/>
@@ -1384,7 +1384,7 @@
         </w:tc>
         <w:tc>
           <w:tcPr>
-            <w:tcW w:type="dxa" w:w="1560"/>
+            <w:tcW w:type="dxa" w:w="1892"/>
             <w:tcMar>
               <w:top w:type="dxa" w:w="60"/>
               <w:left w:type="dxa" w:w="90"/>
@@ -1408,7 +1408,7 @@
         </w:trPr>
         <w:tc>
           <w:tcPr>
-            <w:tcW w:type="dxa" w:w="1560"/>
+            <w:tcW w:type="dxa" w:w="1525"/>
             <w:tcMar>
               <w:top w:type="dxa" w:w="60"/>
               <w:left w:type="dxa" w:w="90"/>
@@ -1427,7 +1427,7 @@
         </w:tc>
         <w:tc>
           <w:tcPr>
-            <w:tcW w:type="dxa" w:w="1560"/>
+            <w:tcW w:type="dxa" w:w="1276"/>
             <w:tcMar>
               <w:top w:type="dxa" w:w="60"/>
               <w:left w:type="dxa" w:w="90"/>
@@ -1446,7 +1446,7 @@
         </w:tc>
         <w:tc>
           <w:tcPr>
-            <w:tcW w:type="dxa" w:w="1560"/>
+            <w:tcW w:type="dxa" w:w="1499"/>
             <w:tcMar>
               <w:top w:type="dxa" w:w="60"/>
               <w:left w:type="dxa" w:w="90"/>
@@ -1465,7 +1465,7 @@
         </w:tc>
         <w:tc>
           <w:tcPr>
-            <w:tcW w:type="dxa" w:w="1560"/>
+            <w:tcW w:type="dxa" w:w="1804"/>
             <w:tcMar>
               <w:top w:type="dxa" w:w="60"/>
               <w:left w:type="dxa" w:w="90"/>
@@ -1484,7 +1484,7 @@
         </w:tc>
         <w:tc>
           <w:tcPr>
-            <w:tcW w:type="dxa" w:w="1560"/>
+            <w:tcW w:type="dxa" w:w="1364"/>
             <w:tcMar>
               <w:top w:type="dxa" w:w="60"/>
               <w:left w:type="dxa" w:w="90"/>
@@ -1503,7 +1503,7 @@
         </w:tc>
         <w:tc>
           <w:tcPr>
-            <w:tcW w:type="dxa" w:w="1560"/>
+            <w:tcW w:type="dxa" w:w="1892"/>
             <w:tcMar>
               <w:top w:type="dxa" w:w="60"/>
               <w:left w:type="dxa" w:w="90"/>
@@ -1527,7 +1527,7 @@
         </w:trPr>
         <w:tc>
           <w:tcPr>
-            <w:tcW w:type="dxa" w:w="1560"/>
+            <w:tcW w:type="dxa" w:w="1525"/>
             <w:tcMar>
               <w:top w:type="dxa" w:w="60"/>
               <w:left w:type="dxa" w:w="90"/>
@@ -1550,7 +1550,7 @@
         </w:tc>
         <w:tc>
           <w:tcPr>
-            <w:tcW w:type="dxa" w:w="1560"/>
+            <w:tcW w:type="dxa" w:w="1276"/>
             <w:tcMar>
               <w:top w:type="dxa" w:w="60"/>
               <w:left w:type="dxa" w:w="90"/>
@@ -1569,7 +1569,7 @@
         </w:tc>
         <w:tc>
           <w:tcPr>
-            <w:tcW w:type="dxa" w:w="1560"/>
+            <w:tcW w:type="dxa" w:w="1499"/>
             <w:tcMar>
               <w:top w:type="dxa" w:w="60"/>
               <w:left w:type="dxa" w:w="90"/>
@@ -1592,7 +1592,7 @@
         </w:tc>
         <w:tc>
           <w:tcPr>
-            <w:tcW w:type="dxa" w:w="1560"/>
+            <w:tcW w:type="dxa" w:w="1804"/>
             <w:tcMar>
               <w:top w:type="dxa" w:w="60"/>
               <w:left w:type="dxa" w:w="90"/>
@@ -1615,7 +1615,7 @@
         </w:tc>
         <w:tc>
           <w:tcPr>
-            <w:tcW w:type="dxa" w:w="1560"/>
+            <w:tcW w:type="dxa" w:w="1364"/>
             <w:tcMar>
               <w:top w:type="dxa" w:w="60"/>
               <w:left w:type="dxa" w:w="90"/>
@@ -1634,7 +1634,7 @@
         </w:tc>
         <w:tc>
           <w:tcPr>
-            <w:tcW w:type="dxa" w:w="1560"/>
+            <w:tcW w:type="dxa" w:w="1892"/>
             <w:tcMar>
               <w:top w:type="dxa" w:w="60"/>
               <w:left w:type="dxa" w:w="90"/>
@@ -1884,8 +1884,8 @@
         </w:tblBorders>
       </w:tblPr>
       <w:tblGrid>
-        <w:gridCol w:w="4680"/>
-        <w:gridCol w:w="4680"/>
+        <w:gridCol w:w="2670"/>
+        <w:gridCol w:w="6690"/>
       </w:tblGrid>
       <w:tr>
         <w:trPr>
@@ -1893,7 +1893,7 @@
         </w:trPr>
         <w:tc>
           <w:tcPr>
-            <w:tcW w:type="dxa" w:w="4680"/>
+            <w:tcW w:type="dxa" w:w="2670"/>
             <w:shd w:fill="EFEFEF" w:color="auto" w:val="clear"/>
             <w:tcMar>
               <w:top w:type="dxa" w:w="60"/>
@@ -1917,7 +1917,7 @@
         </w:tc>
         <w:tc>
           <w:tcPr>
-            <w:tcW w:type="dxa" w:w="4680"/>
+            <w:tcW w:type="dxa" w:w="6690"/>
             <w:shd w:fill="EFEFEF" w:color="auto" w:val="clear"/>
             <w:tcMar>
               <w:top w:type="dxa" w:w="60"/>
@@ -1946,7 +1946,7 @@
         </w:trPr>
         <w:tc>
           <w:tcPr>
-            <w:tcW w:type="dxa" w:w="4680"/>
+            <w:tcW w:type="dxa" w:w="2670"/>
             <w:tcMar>
               <w:top w:type="dxa" w:w="60"/>
               <w:left w:type="dxa" w:w="90"/>
@@ -1970,7 +1970,7 @@
         </w:tc>
         <w:tc>
           <w:tcPr>
-            <w:tcW w:type="dxa" w:w="4680"/>
+            <w:tcW w:type="dxa" w:w="6690"/>
             <w:tcMar>
               <w:top w:type="dxa" w:w="60"/>
               <w:left w:type="dxa" w:w="90"/>
@@ -1994,7 +1994,7 @@
         </w:trPr>
         <w:tc>
           <w:tcPr>
-            <w:tcW w:type="dxa" w:w="4680"/>
+            <w:tcW w:type="dxa" w:w="2670"/>
             <w:tcMar>
               <w:top w:type="dxa" w:w="60"/>
               <w:left w:type="dxa" w:w="90"/>
@@ -2018,7 +2018,7 @@
         </w:tc>
         <w:tc>
           <w:tcPr>
-            <w:tcW w:type="dxa" w:w="4680"/>
+            <w:tcW w:type="dxa" w:w="6690"/>
             <w:tcMar>
               <w:top w:type="dxa" w:w="60"/>
               <w:left w:type="dxa" w:w="90"/>
@@ -2042,7 +2042,7 @@
         </w:trPr>
         <w:tc>
           <w:tcPr>
-            <w:tcW w:type="dxa" w:w="4680"/>
+            <w:tcW w:type="dxa" w:w="2670"/>
             <w:tcMar>
               <w:top w:type="dxa" w:w="60"/>
               <w:left w:type="dxa" w:w="90"/>
@@ -2066,7 +2066,7 @@
         </w:tc>
         <w:tc>
           <w:tcPr>
-            <w:tcW w:type="dxa" w:w="4680"/>
+            <w:tcW w:type="dxa" w:w="6690"/>
             <w:tcMar>
               <w:top w:type="dxa" w:w="60"/>
               <w:left w:type="dxa" w:w="90"/>
@@ -2833,9 +2833,9 @@
         </w:tblBorders>
       </w:tblPr>
       <w:tblGrid>
-        <w:gridCol w:w="3120"/>
-        <w:gridCol w:w="3120"/>
-        <w:gridCol w:w="3120"/>
+        <w:gridCol w:w="2604"/>
+        <w:gridCol w:w="3796"/>
+        <w:gridCol w:w="2960"/>
       </w:tblGrid>
       <w:tr>
         <w:trPr>
@@ -2843,7 +2843,7 @@
         </w:trPr>
         <w:tc>
           <w:tcPr>
-            <w:tcW w:type="dxa" w:w="3120"/>
+            <w:tcW w:type="dxa" w:w="2604"/>
             <w:shd w:fill="EFEFEF" w:color="auto" w:val="clear"/>
             <w:tcMar>
               <w:top w:type="dxa" w:w="60"/>
@@ -2867,7 +2867,7 @@
         </w:tc>
         <w:tc>
           <w:tcPr>
-            <w:tcW w:type="dxa" w:w="3120"/>
+            <w:tcW w:type="dxa" w:w="3796"/>
             <w:shd w:fill="EFEFEF" w:color="auto" w:val="clear"/>
             <w:tcMar>
               <w:top w:type="dxa" w:w="60"/>
@@ -2891,7 +2891,7 @@
         </w:tc>
         <w:tc>
           <w:tcPr>
-            <w:tcW w:type="dxa" w:w="3120"/>
+            <w:tcW w:type="dxa" w:w="2960"/>
             <w:shd w:fill="EFEFEF" w:color="auto" w:val="clear"/>
             <w:tcMar>
               <w:top w:type="dxa" w:w="60"/>
@@ -2920,7 +2920,7 @@
         </w:trPr>
         <w:tc>
           <w:tcPr>
-            <w:tcW w:type="dxa" w:w="3120"/>
+            <w:tcW w:type="dxa" w:w="2604"/>
             <w:tcMar>
               <w:top w:type="dxa" w:w="60"/>
               <w:left w:type="dxa" w:w="90"/>
@@ -2939,7 +2939,7 @@
         </w:tc>
         <w:tc>
           <w:tcPr>
-            <w:tcW w:type="dxa" w:w="3120"/>
+            <w:tcW w:type="dxa" w:w="3796"/>
             <w:tcMar>
               <w:top w:type="dxa" w:w="60"/>
               <w:left w:type="dxa" w:w="90"/>
@@ -2958,7 +2958,7 @@
         </w:tc>
         <w:tc>
           <w:tcPr>
-            <w:tcW w:type="dxa" w:w="3120"/>
+            <w:tcW w:type="dxa" w:w="2960"/>
             <w:tcMar>
               <w:top w:type="dxa" w:w="60"/>
               <w:left w:type="dxa" w:w="90"/>
@@ -2982,7 +2982,7 @@
         </w:trPr>
         <w:tc>
           <w:tcPr>
-            <w:tcW w:type="dxa" w:w="3120"/>
+            <w:tcW w:type="dxa" w:w="2604"/>
             <w:tcMar>
               <w:top w:type="dxa" w:w="60"/>
               <w:left w:type="dxa" w:w="90"/>
@@ -3001,7 +3001,7 @@
         </w:tc>
         <w:tc>
           <w:tcPr>
-            <w:tcW w:type="dxa" w:w="3120"/>
+            <w:tcW w:type="dxa" w:w="3796"/>
             <w:tcMar>
               <w:top w:type="dxa" w:w="60"/>
               <w:left w:type="dxa" w:w="90"/>
@@ -3020,7 +3020,7 @@
         </w:tc>
         <w:tc>
           <w:tcPr>
-            <w:tcW w:type="dxa" w:w="3120"/>
+            <w:tcW w:type="dxa" w:w="2960"/>
             <w:tcMar>
               <w:top w:type="dxa" w:w="60"/>
               <w:left w:type="dxa" w:w="90"/>
@@ -3083,10 +3083,10 @@
         </w:tblBorders>
       </w:tblPr>
       <w:tblGrid>
-        <w:gridCol w:w="2340"/>
-        <w:gridCol w:w="2340"/>
-        <w:gridCol w:w="2340"/>
-        <w:gridCol w:w="2340"/>
+        <w:gridCol w:w="2604"/>
+        <w:gridCol w:w="3190"/>
+        <w:gridCol w:w="1127"/>
+        <w:gridCol w:w="2439"/>
       </w:tblGrid>
       <w:tr>
         <w:trPr>
@@ -3094,7 +3094,7 @@
         </w:trPr>
         <w:tc>
           <w:tcPr>
-            <w:tcW w:type="dxa" w:w="2340"/>
+            <w:tcW w:type="dxa" w:w="2604"/>
             <w:shd w:fill="EFEFEF" w:color="auto" w:val="clear"/>
             <w:tcMar>
               <w:top w:type="dxa" w:w="60"/>
@@ -3118,7 +3118,7 @@
         </w:tc>
         <w:tc>
           <w:tcPr>
-            <w:tcW w:type="dxa" w:w="2340"/>
+            <w:tcW w:type="dxa" w:w="3190"/>
             <w:shd w:fill="EFEFEF" w:color="auto" w:val="clear"/>
             <w:tcMar>
               <w:top w:type="dxa" w:w="60"/>
@@ -3142,7 +3142,7 @@
         </w:tc>
         <w:tc>
           <w:tcPr>
-            <w:tcW w:type="dxa" w:w="2340"/>
+            <w:tcW w:type="dxa" w:w="1127"/>
             <w:shd w:fill="EFEFEF" w:color="auto" w:val="clear"/>
             <w:tcMar>
               <w:top w:type="dxa" w:w="60"/>
@@ -3168,7 +3168,7 @@
         </w:tc>
         <w:tc>
           <w:tcPr>
-            <w:tcW w:type="dxa" w:w="2340"/>
+            <w:tcW w:type="dxa" w:w="2439"/>
             <w:shd w:fill="EFEFEF" w:color="auto" w:val="clear"/>
             <w:tcMar>
               <w:top w:type="dxa" w:w="60"/>
@@ -3197,7 +3197,7 @@
         </w:trPr>
         <w:tc>
           <w:tcPr>
-            <w:tcW w:type="dxa" w:w="2340"/>
+            <w:tcW w:type="dxa" w:w="2604"/>
             <w:tcMar>
               <w:top w:type="dxa" w:w="60"/>
               <w:left w:type="dxa" w:w="90"/>
@@ -3216,7 +3216,7 @@
         </w:tc>
         <w:tc>
           <w:tcPr>
-            <w:tcW w:type="dxa" w:w="2340"/>
+            <w:tcW w:type="dxa" w:w="3190"/>
             <w:tcMar>
               <w:top w:type="dxa" w:w="60"/>
               <w:left w:type="dxa" w:w="90"/>
@@ -3235,7 +3235,7 @@
         </w:tc>
         <w:tc>
           <w:tcPr>
-            <w:tcW w:type="dxa" w:w="2340"/>
+            <w:tcW w:type="dxa" w:w="1127"/>
             <w:tcMar>
               <w:top w:type="dxa" w:w="60"/>
               <w:left w:type="dxa" w:w="90"/>
@@ -3254,7 +3254,7 @@
         </w:tc>
         <w:tc>
           <w:tcPr>
-            <w:tcW w:type="dxa" w:w="2340"/>
+            <w:tcW w:type="dxa" w:w="2439"/>
             <w:tcMar>
               <w:top w:type="dxa" w:w="60"/>
               <w:left w:type="dxa" w:w="90"/>
@@ -3282,7 +3282,7 @@
         </w:trPr>
         <w:tc>
           <w:tcPr>
-            <w:tcW w:type="dxa" w:w="2340"/>
+            <w:tcW w:type="dxa" w:w="2604"/>
             <w:tcMar>
               <w:top w:type="dxa" w:w="60"/>
               <w:left w:type="dxa" w:w="90"/>
@@ -3301,7 +3301,7 @@
         </w:tc>
         <w:tc>
           <w:tcPr>
-            <w:tcW w:type="dxa" w:w="2340"/>
+            <w:tcW w:type="dxa" w:w="3190"/>
             <w:tcMar>
               <w:top w:type="dxa" w:w="60"/>
               <w:left w:type="dxa" w:w="90"/>
@@ -3320,7 +3320,7 @@
         </w:tc>
         <w:tc>
           <w:tcPr>
-            <w:tcW w:type="dxa" w:w="2340"/>
+            <w:tcW w:type="dxa" w:w="1127"/>
             <w:tcMar>
               <w:top w:type="dxa" w:w="60"/>
               <w:left w:type="dxa" w:w="90"/>
@@ -3339,7 +3339,7 @@
         </w:tc>
         <w:tc>
           <w:tcPr>
-            <w:tcW w:type="dxa" w:w="2340"/>
+            <w:tcW w:type="dxa" w:w="2439"/>
             <w:tcMar>
               <w:top w:type="dxa" w:w="60"/>
               <w:left w:type="dxa" w:w="90"/>
@@ -3363,7 +3363,7 @@
         </w:trPr>
         <w:tc>
           <w:tcPr>
-            <w:tcW w:type="dxa" w:w="2340"/>
+            <w:tcW w:type="dxa" w:w="2604"/>
             <w:tcMar>
               <w:top w:type="dxa" w:w="60"/>
               <w:left w:type="dxa" w:w="90"/>
@@ -3382,7 +3382,7 @@
         </w:tc>
         <w:tc>
           <w:tcPr>
-            <w:tcW w:type="dxa" w:w="2340"/>
+            <w:tcW w:type="dxa" w:w="3190"/>
             <w:tcMar>
               <w:top w:type="dxa" w:w="60"/>
               <w:left w:type="dxa" w:w="90"/>
@@ -3401,7 +3401,7 @@
         </w:tc>
         <w:tc>
           <w:tcPr>
-            <w:tcW w:type="dxa" w:w="2340"/>
+            <w:tcW w:type="dxa" w:w="1127"/>
             <w:tcMar>
               <w:top w:type="dxa" w:w="60"/>
               <w:left w:type="dxa" w:w="90"/>
@@ -3420,7 +3420,7 @@
         </w:tc>
         <w:tc>
           <w:tcPr>
-            <w:tcW w:type="dxa" w:w="2340"/>
+            <w:tcW w:type="dxa" w:w="2439"/>
             <w:tcMar>
               <w:top w:type="dxa" w:w="60"/>
               <w:left w:type="dxa" w:w="90"/>
@@ -3950,9 +3950,9 @@
         </w:tblBorders>
       </w:tblPr>
       <w:tblGrid>
-        <w:gridCol w:w="3120"/>
-        <w:gridCol w:w="3120"/>
-        <w:gridCol w:w="3120"/>
+        <w:gridCol w:w="3260"/>
+        <w:gridCol w:w="3521"/>
+        <w:gridCol w:w="2579"/>
       </w:tblGrid>
       <w:tr>
         <w:trPr>
@@ -3960,7 +3960,7 @@
         </w:trPr>
         <w:tc>
           <w:tcPr>
-            <w:tcW w:type="dxa" w:w="3120"/>
+            <w:tcW w:type="dxa" w:w="3260"/>
             <w:shd w:fill="EFEFEF" w:color="auto" w:val="clear"/>
             <w:tcMar>
               <w:top w:type="dxa" w:w="60"/>
@@ -3980,7 +3980,7 @@
         </w:tc>
         <w:tc>
           <w:tcPr>
-            <w:tcW w:type="dxa" w:w="3120"/>
+            <w:tcW w:type="dxa" w:w="3521"/>
             <w:shd w:fill="EFEFEF" w:color="auto" w:val="clear"/>
             <w:tcMar>
               <w:top w:type="dxa" w:w="60"/>
@@ -4004,7 +4004,7 @@
         </w:tc>
         <w:tc>
           <w:tcPr>
-            <w:tcW w:type="dxa" w:w="3120"/>
+            <w:tcW w:type="dxa" w:w="2579"/>
             <w:shd w:fill="EFEFEF" w:color="auto" w:val="clear"/>
             <w:tcMar>
               <w:top w:type="dxa" w:w="60"/>
@@ -4033,7 +4033,7 @@
         </w:trPr>
         <w:tc>
           <w:tcPr>
-            <w:tcW w:type="dxa" w:w="3120"/>
+            <w:tcW w:type="dxa" w:w="3260"/>
             <w:tcMar>
               <w:top w:type="dxa" w:w="60"/>
               <w:left w:type="dxa" w:w="90"/>
@@ -4052,7 +4052,7 @@
         </w:tc>
         <w:tc>
           <w:tcPr>
-            <w:tcW w:type="dxa" w:w="3120"/>
+            <w:tcW w:type="dxa" w:w="3521"/>
             <w:tcMar>
               <w:top w:type="dxa" w:w="60"/>
               <w:left w:type="dxa" w:w="90"/>
@@ -4071,7 +4071,7 @@
         </w:tc>
         <w:tc>
           <w:tcPr>
-            <w:tcW w:type="dxa" w:w="3120"/>
+            <w:tcW w:type="dxa" w:w="2579"/>
             <w:tcMar>
               <w:top w:type="dxa" w:w="60"/>
               <w:left w:type="dxa" w:w="90"/>
@@ -4095,7 +4095,7 @@
         </w:trPr>
         <w:tc>
           <w:tcPr>
-            <w:tcW w:type="dxa" w:w="3120"/>
+            <w:tcW w:type="dxa" w:w="3260"/>
             <w:tcMar>
               <w:top w:type="dxa" w:w="60"/>
               <w:left w:type="dxa" w:w="90"/>
@@ -4114,7 +4114,7 @@
         </w:tc>
         <w:tc>
           <w:tcPr>
-            <w:tcW w:type="dxa" w:w="3120"/>
+            <w:tcW w:type="dxa" w:w="3521"/>
             <w:tcMar>
               <w:top w:type="dxa" w:w="60"/>
               <w:left w:type="dxa" w:w="90"/>
@@ -4133,7 +4133,7 @@
         </w:tc>
         <w:tc>
           <w:tcPr>
-            <w:tcW w:type="dxa" w:w="3120"/>
+            <w:tcW w:type="dxa" w:w="2579"/>
             <w:tcMar>
               <w:top w:type="dxa" w:w="60"/>
               <w:left w:type="dxa" w:w="90"/>
@@ -4157,7 +4157,7 @@
         </w:trPr>
         <w:tc>
           <w:tcPr>
-            <w:tcW w:type="dxa" w:w="3120"/>
+            <w:tcW w:type="dxa" w:w="3260"/>
             <w:tcMar>
               <w:top w:type="dxa" w:w="60"/>
               <w:left w:type="dxa" w:w="90"/>
@@ -4176,7 +4176,7 @@
         </w:tc>
         <w:tc>
           <w:tcPr>
-            <w:tcW w:type="dxa" w:w="3120"/>
+            <w:tcW w:type="dxa" w:w="3521"/>
             <w:tcMar>
               <w:top w:type="dxa" w:w="60"/>
               <w:left w:type="dxa" w:w="90"/>
@@ -4195,7 +4195,7 @@
         </w:tc>
         <w:tc>
           <w:tcPr>
-            <w:tcW w:type="dxa" w:w="3120"/>
+            <w:tcW w:type="dxa" w:w="2579"/>
             <w:tcMar>
               <w:top w:type="dxa" w:w="60"/>
               <w:left w:type="dxa" w:w="90"/>
@@ -4219,7 +4219,7 @@
         </w:trPr>
         <w:tc>
           <w:tcPr>
-            <w:tcW w:type="dxa" w:w="3120"/>
+            <w:tcW w:type="dxa" w:w="3260"/>
             <w:tcMar>
               <w:top w:type="dxa" w:w="60"/>
               <w:left w:type="dxa" w:w="90"/>
@@ -4238,7 +4238,7 @@
         </w:tc>
         <w:tc>
           <w:tcPr>
-            <w:tcW w:type="dxa" w:w="3120"/>
+            <w:tcW w:type="dxa" w:w="3521"/>
             <w:tcMar>
               <w:top w:type="dxa" w:w="60"/>
               <w:left w:type="dxa" w:w="90"/>
@@ -4257,7 +4257,7 @@
         </w:tc>
         <w:tc>
           <w:tcPr>
-            <w:tcW w:type="dxa" w:w="3120"/>
+            <w:tcW w:type="dxa" w:w="2579"/>
             <w:tcMar>
               <w:top w:type="dxa" w:w="60"/>
               <w:left w:type="dxa" w:w="90"/>
@@ -4285,7 +4285,7 @@
         </w:trPr>
         <w:tc>
           <w:tcPr>
-            <w:tcW w:type="dxa" w:w="3120"/>
+            <w:tcW w:type="dxa" w:w="3260"/>
             <w:tcMar>
               <w:top w:type="dxa" w:w="60"/>
               <w:left w:type="dxa" w:w="90"/>
@@ -4304,7 +4304,7 @@
         </w:tc>
         <w:tc>
           <w:tcPr>
-            <w:tcW w:type="dxa" w:w="3120"/>
+            <w:tcW w:type="dxa" w:w="3521"/>
             <w:tcMar>
               <w:top w:type="dxa" w:w="60"/>
               <w:left w:type="dxa" w:w="90"/>
@@ -4323,7 +4323,7 @@
         </w:tc>
         <w:tc>
           <w:tcPr>
-            <w:tcW w:type="dxa" w:w="3120"/>
+            <w:tcW w:type="dxa" w:w="2579"/>
             <w:tcMar>
               <w:top w:type="dxa" w:w="60"/>
               <w:left w:type="dxa" w:w="90"/>
@@ -4347,7 +4347,7 @@
         </w:trPr>
         <w:tc>
           <w:tcPr>
-            <w:tcW w:type="dxa" w:w="3120"/>
+            <w:tcW w:type="dxa" w:w="3260"/>
             <w:tcMar>
               <w:top w:type="dxa" w:w="60"/>
               <w:left w:type="dxa" w:w="90"/>
@@ -4366,7 +4366,7 @@
         </w:tc>
         <w:tc>
           <w:tcPr>
-            <w:tcW w:type="dxa" w:w="3120"/>
+            <w:tcW w:type="dxa" w:w="3521"/>
             <w:tcMar>
               <w:top w:type="dxa" w:w="60"/>
               <w:left w:type="dxa" w:w="90"/>
@@ -4385,7 +4385,7 @@
         </w:tc>
         <w:tc>
           <w:tcPr>
-            <w:tcW w:type="dxa" w:w="3120"/>
+            <w:tcW w:type="dxa" w:w="2579"/>
             <w:tcMar>
               <w:top w:type="dxa" w:w="60"/>
               <w:left w:type="dxa" w:w="90"/>
@@ -4409,7 +4409,7 @@
         </w:trPr>
         <w:tc>
           <w:tcPr>
-            <w:tcW w:type="dxa" w:w="3120"/>
+            <w:tcW w:type="dxa" w:w="3260"/>
             <w:tcMar>
               <w:top w:type="dxa" w:w="60"/>
               <w:left w:type="dxa" w:w="90"/>
@@ -4428,7 +4428,7 @@
         </w:tc>
         <w:tc>
           <w:tcPr>
-            <w:tcW w:type="dxa" w:w="3120"/>
+            <w:tcW w:type="dxa" w:w="3521"/>
             <w:tcMar>
               <w:top w:type="dxa" w:w="60"/>
               <w:left w:type="dxa" w:w="90"/>
@@ -4447,7 +4447,7 @@
         </w:tc>
         <w:tc>
           <w:tcPr>
-            <w:tcW w:type="dxa" w:w="3120"/>
+            <w:tcW w:type="dxa" w:w="2579"/>
             <w:tcMar>
               <w:top w:type="dxa" w:w="60"/>
               <w:left w:type="dxa" w:w="90"/>
@@ -4471,7 +4471,7 @@
         </w:trPr>
         <w:tc>
           <w:tcPr>
-            <w:tcW w:type="dxa" w:w="3120"/>
+            <w:tcW w:type="dxa" w:w="3260"/>
             <w:tcMar>
               <w:top w:type="dxa" w:w="60"/>
               <w:left w:type="dxa" w:w="90"/>
@@ -4490,7 +4490,7 @@
         </w:tc>
         <w:tc>
           <w:tcPr>
-            <w:tcW w:type="dxa" w:w="3120"/>
+            <w:tcW w:type="dxa" w:w="3521"/>
             <w:tcMar>
               <w:top w:type="dxa" w:w="60"/>
               <w:left w:type="dxa" w:w="90"/>
@@ -4509,7 +4509,7 @@
         </w:tc>
         <w:tc>
           <w:tcPr>
-            <w:tcW w:type="dxa" w:w="3120"/>
+            <w:tcW w:type="dxa" w:w="2579"/>
             <w:tcMar>
               <w:top w:type="dxa" w:w="60"/>
               <w:left w:type="dxa" w:w="90"/>
@@ -4592,9 +4592,9 @@
         </w:tblBorders>
       </w:tblPr>
       <w:tblGrid>
-        <w:gridCol w:w="3120"/>
-        <w:gridCol w:w="3120"/>
-        <w:gridCol w:w="3120"/>
+        <w:gridCol w:w="4968"/>
+        <w:gridCol w:w="2417"/>
+        <w:gridCol w:w="1975"/>
       </w:tblGrid>
       <w:tr>
         <w:trPr>
@@ -4602,7 +4602,7 @@
         </w:trPr>
         <w:tc>
           <w:tcPr>
-            <w:tcW w:type="dxa" w:w="3120"/>
+            <w:tcW w:type="dxa" w:w="4968"/>
             <w:shd w:fill="EFEFEF" w:color="auto" w:val="clear"/>
             <w:tcMar>
               <w:top w:type="dxa" w:w="60"/>
@@ -4626,7 +4626,7 @@
         </w:tc>
         <w:tc>
           <w:tcPr>
-            <w:tcW w:type="dxa" w:w="3120"/>
+            <w:tcW w:type="dxa" w:w="2417"/>
             <w:shd w:fill="EFEFEF" w:color="auto" w:val="clear"/>
             <w:tcMar>
               <w:top w:type="dxa" w:w="60"/>
@@ -4650,7 +4650,7 @@
         </w:tc>
         <w:tc>
           <w:tcPr>
-            <w:tcW w:type="dxa" w:w="3120"/>
+            <w:tcW w:type="dxa" w:w="1975"/>
             <w:shd w:fill="EFEFEF" w:color="auto" w:val="clear"/>
             <w:tcMar>
               <w:top w:type="dxa" w:w="60"/>
@@ -4679,7 +4679,7 @@
         </w:trPr>
         <w:tc>
           <w:tcPr>
-            <w:tcW w:type="dxa" w:w="3120"/>
+            <w:tcW w:type="dxa" w:w="4968"/>
             <w:tcMar>
               <w:top w:type="dxa" w:w="60"/>
               <w:left w:type="dxa" w:w="90"/>
@@ -4708,7 +4708,7 @@
         </w:tc>
         <w:tc>
           <w:tcPr>
-            <w:tcW w:type="dxa" w:w="3120"/>
+            <w:tcW w:type="dxa" w:w="2417"/>
             <w:tcMar>
               <w:top w:type="dxa" w:w="60"/>
               <w:left w:type="dxa" w:w="90"/>
@@ -4727,7 +4727,7 @@
         </w:tc>
         <w:tc>
           <w:tcPr>
-            <w:tcW w:type="dxa" w:w="3120"/>
+            <w:tcW w:type="dxa" w:w="1975"/>
             <w:tcMar>
               <w:top w:type="dxa" w:w="60"/>
               <w:left w:type="dxa" w:w="90"/>
@@ -4755,7 +4755,7 @@
         </w:trPr>
         <w:tc>
           <w:tcPr>
-            <w:tcW w:type="dxa" w:w="3120"/>
+            <w:tcW w:type="dxa" w:w="4968"/>
             <w:tcMar>
               <w:top w:type="dxa" w:w="60"/>
               <w:left w:type="dxa" w:w="90"/>
@@ -4784,7 +4784,7 @@
         </w:tc>
         <w:tc>
           <w:tcPr>
-            <w:tcW w:type="dxa" w:w="3120"/>
+            <w:tcW w:type="dxa" w:w="2417"/>
             <w:tcMar>
               <w:top w:type="dxa" w:w="60"/>
               <w:left w:type="dxa" w:w="90"/>
@@ -4803,7 +4803,7 @@
         </w:tc>
         <w:tc>
           <w:tcPr>
-            <w:tcW w:type="dxa" w:w="3120"/>
+            <w:tcW w:type="dxa" w:w="1975"/>
             <w:tcMar>
               <w:top w:type="dxa" w:w="60"/>
               <w:left w:type="dxa" w:w="90"/>
@@ -4827,7 +4827,7 @@
         </w:trPr>
         <w:tc>
           <w:tcPr>
-            <w:tcW w:type="dxa" w:w="3120"/>
+            <w:tcW w:type="dxa" w:w="4968"/>
             <w:tcMar>
               <w:top w:type="dxa" w:w="60"/>
               <w:left w:type="dxa" w:w="90"/>
@@ -4846,7 +4846,7 @@
         </w:tc>
         <w:tc>
           <w:tcPr>
-            <w:tcW w:type="dxa" w:w="3120"/>
+            <w:tcW w:type="dxa" w:w="2417"/>
             <w:tcMar>
               <w:top w:type="dxa" w:w="60"/>
               <w:left w:type="dxa" w:w="90"/>
@@ -4865,7 +4865,7 @@
         </w:tc>
         <w:tc>
           <w:tcPr>
-            <w:tcW w:type="dxa" w:w="3120"/>
+            <w:tcW w:type="dxa" w:w="1975"/>
             <w:tcMar>
               <w:top w:type="dxa" w:w="60"/>
               <w:left w:type="dxa" w:w="90"/>
@@ -4889,7 +4889,7 @@
         </w:trPr>
         <w:tc>
           <w:tcPr>
-            <w:tcW w:type="dxa" w:w="3120"/>
+            <w:tcW w:type="dxa" w:w="4968"/>
             <w:tcMar>
               <w:top w:type="dxa" w:w="60"/>
               <w:left w:type="dxa" w:w="90"/>
@@ -4908,7 +4908,7 @@
         </w:tc>
         <w:tc>
           <w:tcPr>
-            <w:tcW w:type="dxa" w:w="3120"/>
+            <w:tcW w:type="dxa" w:w="2417"/>
             <w:tcMar>
               <w:top w:type="dxa" w:w="60"/>
               <w:left w:type="dxa" w:w="90"/>
@@ -4927,7 +4927,7 @@
         </w:tc>
         <w:tc>
           <w:tcPr>
-            <w:tcW w:type="dxa" w:w="3120"/>
+            <w:tcW w:type="dxa" w:w="1975"/>
             <w:tcMar>
               <w:top w:type="dxa" w:w="60"/>
               <w:left w:type="dxa" w:w="90"/>
@@ -4951,7 +4951,7 @@
         </w:trPr>
         <w:tc>
           <w:tcPr>
-            <w:tcW w:type="dxa" w:w="3120"/>
+            <w:tcW w:type="dxa" w:w="4968"/>
             <w:tcMar>
               <w:top w:type="dxa" w:w="60"/>
               <w:left w:type="dxa" w:w="90"/>
@@ -4980,7 +4980,7 @@
         </w:tc>
         <w:tc>
           <w:tcPr>
-            <w:tcW w:type="dxa" w:w="3120"/>
+            <w:tcW w:type="dxa" w:w="2417"/>
             <w:tcMar>
               <w:top w:type="dxa" w:w="60"/>
               <w:left w:type="dxa" w:w="90"/>
@@ -4999,7 +4999,7 @@
         </w:tc>
         <w:tc>
           <w:tcPr>
-            <w:tcW w:type="dxa" w:w="3120"/>
+            <w:tcW w:type="dxa" w:w="1975"/>
             <w:tcMar>
               <w:top w:type="dxa" w:w="60"/>
               <w:left w:type="dxa" w:w="90"/>
@@ -5163,9 +5163,9 @@
         </w:tblBorders>
       </w:tblPr>
       <w:tblGrid>
-        <w:gridCol w:w="3120"/>
-        <w:gridCol w:w="3120"/>
-        <w:gridCol w:w="3120"/>
+        <w:gridCol w:w="5556"/>
+        <w:gridCol w:w="2021"/>
+        <w:gridCol w:w="1783"/>
       </w:tblGrid>
       <w:tr>
         <w:trPr>
@@ -5173,7 +5173,7 @@
         </w:trPr>
         <w:tc>
           <w:tcPr>
-            <w:tcW w:type="dxa" w:w="3120"/>
+            <w:tcW w:type="dxa" w:w="5556"/>
             <w:shd w:fill="EFEFEF" w:color="auto" w:val="clear"/>
             <w:tcMar>
               <w:top w:type="dxa" w:w="60"/>
@@ -5197,7 +5197,7 @@
         </w:tc>
         <w:tc>
           <w:tcPr>
-            <w:tcW w:type="dxa" w:w="3120"/>
+            <w:tcW w:type="dxa" w:w="2021"/>
             <w:shd w:fill="EFEFEF" w:color="auto" w:val="clear"/>
             <w:tcMar>
               <w:top w:type="dxa" w:w="60"/>
@@ -5221,7 +5221,7 @@
         </w:tc>
         <w:tc>
           <w:tcPr>
-            <w:tcW w:type="dxa" w:w="3120"/>
+            <w:tcW w:type="dxa" w:w="1783"/>
             <w:shd w:fill="EFEFEF" w:color="auto" w:val="clear"/>
             <w:tcMar>
               <w:top w:type="dxa" w:w="60"/>
@@ -5250,7 +5250,7 @@
         </w:trPr>
         <w:tc>
           <w:tcPr>
-            <w:tcW w:type="dxa" w:w="3120"/>
+            <w:tcW w:type="dxa" w:w="5556"/>
             <w:tcMar>
               <w:top w:type="dxa" w:w="60"/>
               <w:left w:type="dxa" w:w="90"/>
@@ -5318,7 +5318,7 @@
         </w:tc>
         <w:tc>
           <w:tcPr>
-            <w:tcW w:type="dxa" w:w="3120"/>
+            <w:tcW w:type="dxa" w:w="2021"/>
             <w:tcMar>
               <w:top w:type="dxa" w:w="60"/>
               <w:left w:type="dxa" w:w="90"/>
@@ -5337,7 +5337,7 @@
         </w:tc>
         <w:tc>
           <w:tcPr>
-            <w:tcW w:type="dxa" w:w="3120"/>
+            <w:tcW w:type="dxa" w:w="1783"/>
             <w:tcMar>
               <w:top w:type="dxa" w:w="60"/>
               <w:left w:type="dxa" w:w="90"/>
@@ -5361,7 +5361,7 @@
         </w:trPr>
         <w:tc>
           <w:tcPr>
-            <w:tcW w:type="dxa" w:w="3120"/>
+            <w:tcW w:type="dxa" w:w="5556"/>
             <w:tcMar>
               <w:top w:type="dxa" w:w="60"/>
               <w:left w:type="dxa" w:w="90"/>
@@ -5385,7 +5385,7 @@
         </w:tc>
         <w:tc>
           <w:tcPr>
-            <w:tcW w:type="dxa" w:w="3120"/>
+            <w:tcW w:type="dxa" w:w="2021"/>
             <w:tcMar>
               <w:top w:type="dxa" w:w="60"/>
               <w:left w:type="dxa" w:w="90"/>
@@ -5404,7 +5404,7 @@
         </w:tc>
         <w:tc>
           <w:tcPr>
-            <w:tcW w:type="dxa" w:w="3120"/>
+            <w:tcW w:type="dxa" w:w="1783"/>
             <w:tcMar>
               <w:top w:type="dxa" w:w="60"/>
               <w:left w:type="dxa" w:w="90"/>
@@ -5428,7 +5428,7 @@
         </w:trPr>
         <w:tc>
           <w:tcPr>
-            <w:tcW w:type="dxa" w:w="3120"/>
+            <w:tcW w:type="dxa" w:w="5556"/>
             <w:tcMar>
               <w:top w:type="dxa" w:w="60"/>
               <w:left w:type="dxa" w:w="90"/>
@@ -5452,7 +5452,7 @@
         </w:tc>
         <w:tc>
           <w:tcPr>
-            <w:tcW w:type="dxa" w:w="3120"/>
+            <w:tcW w:type="dxa" w:w="2021"/>
             <w:tcMar>
               <w:top w:type="dxa" w:w="60"/>
               <w:left w:type="dxa" w:w="90"/>
@@ -5471,7 +5471,7 @@
         </w:tc>
         <w:tc>
           <w:tcPr>
-            <w:tcW w:type="dxa" w:w="3120"/>
+            <w:tcW w:type="dxa" w:w="1783"/>
             <w:tcMar>
               <w:top w:type="dxa" w:w="60"/>
               <w:left w:type="dxa" w:w="90"/>
@@ -5495,7 +5495,7 @@
         </w:trPr>
         <w:tc>
           <w:tcPr>
-            <w:tcW w:type="dxa" w:w="3120"/>
+            <w:tcW w:type="dxa" w:w="5556"/>
             <w:tcMar>
               <w:top w:type="dxa" w:w="60"/>
               <w:left w:type="dxa" w:w="90"/>
@@ -5519,7 +5519,7 @@
         </w:tc>
         <w:tc>
           <w:tcPr>
-            <w:tcW w:type="dxa" w:w="3120"/>
+            <w:tcW w:type="dxa" w:w="2021"/>
             <w:tcMar>
               <w:top w:type="dxa" w:w="60"/>
               <w:left w:type="dxa" w:w="90"/>
@@ -5538,7 +5538,7 @@
         </w:tc>
         <w:tc>
           <w:tcPr>
-            <w:tcW w:type="dxa" w:w="3120"/>
+            <w:tcW w:type="dxa" w:w="1783"/>
             <w:tcMar>
               <w:top w:type="dxa" w:w="60"/>
               <w:left w:type="dxa" w:w="90"/>
@@ -5562,7 +5562,7 @@
         </w:trPr>
         <w:tc>
           <w:tcPr>
-            <w:tcW w:type="dxa" w:w="3120"/>
+            <w:tcW w:type="dxa" w:w="5556"/>
             <w:tcMar>
               <w:top w:type="dxa" w:w="60"/>
               <w:left w:type="dxa" w:w="90"/>
@@ -5586,7 +5586,7 @@
         </w:tc>
         <w:tc>
           <w:tcPr>
-            <w:tcW w:type="dxa" w:w="3120"/>
+            <w:tcW w:type="dxa" w:w="2021"/>
             <w:tcMar>
               <w:top w:type="dxa" w:w="60"/>
               <w:left w:type="dxa" w:w="90"/>
@@ -5605,7 +5605,7 @@
         </w:tc>
         <w:tc>
           <w:tcPr>
-            <w:tcW w:type="dxa" w:w="3120"/>
+            <w:tcW w:type="dxa" w:w="1783"/>
             <w:tcMar>
               <w:top w:type="dxa" w:w="60"/>
               <w:left w:type="dxa" w:w="90"/>
@@ -5714,9 +5714,9 @@
         </w:tblBorders>
       </w:tblPr>
       <w:tblGrid>
-        <w:gridCol w:w="3120"/>
-        <w:gridCol w:w="3120"/>
-        <w:gridCol w:w="3120"/>
+        <w:gridCol w:w="2465"/>
+        <w:gridCol w:w="3407"/>
+        <w:gridCol w:w="3488"/>
       </w:tblGrid>
       <w:tr>
         <w:trPr>
@@ -5724,7 +5724,7 @@
         </w:trPr>
         <w:tc>
           <w:tcPr>
-            <w:tcW w:type="dxa" w:w="3120"/>
+            <w:tcW w:type="dxa" w:w="2465"/>
             <w:shd w:fill="EFEFEF" w:color="auto" w:val="clear"/>
             <w:tcMar>
               <w:top w:type="dxa" w:w="60"/>
@@ -5744,7 +5744,7 @@
         </w:tc>
         <w:tc>
           <w:tcPr>
-            <w:tcW w:type="dxa" w:w="3120"/>
+            <w:tcW w:type="dxa" w:w="3407"/>
             <w:shd w:fill="EFEFEF" w:color="auto" w:val="clear"/>
             <w:tcMar>
               <w:top w:type="dxa" w:w="60"/>
@@ -5768,7 +5768,7 @@
         </w:tc>
         <w:tc>
           <w:tcPr>
-            <w:tcW w:type="dxa" w:w="3120"/>
+            <w:tcW w:type="dxa" w:w="3488"/>
             <w:shd w:fill="EFEFEF" w:color="auto" w:val="clear"/>
             <w:tcMar>
               <w:top w:type="dxa" w:w="60"/>
@@ -5797,7 +5797,7 @@
         </w:trPr>
         <w:tc>
           <w:tcPr>
-            <w:tcW w:type="dxa" w:w="3120"/>
+            <w:tcW w:type="dxa" w:w="2465"/>
             <w:tcMar>
               <w:top w:type="dxa" w:w="60"/>
               <w:left w:type="dxa" w:w="90"/>
@@ -5816,7 +5816,7 @@
         </w:tc>
         <w:tc>
           <w:tcPr>
-            <w:tcW w:type="dxa" w:w="3120"/>
+            <w:tcW w:type="dxa" w:w="3407"/>
             <w:tcMar>
               <w:top w:type="dxa" w:w="60"/>
               <w:left w:type="dxa" w:w="90"/>
@@ -5835,7 +5835,7 @@
         </w:tc>
         <w:tc>
           <w:tcPr>
-            <w:tcW w:type="dxa" w:w="3120"/>
+            <w:tcW w:type="dxa" w:w="3488"/>
             <w:tcMar>
               <w:top w:type="dxa" w:w="60"/>
               <w:left w:type="dxa" w:w="90"/>
@@ -5859,7 +5859,7 @@
         </w:trPr>
         <w:tc>
           <w:tcPr>
-            <w:tcW w:type="dxa" w:w="3120"/>
+            <w:tcW w:type="dxa" w:w="2465"/>
             <w:tcMar>
               <w:top w:type="dxa" w:w="60"/>
               <w:left w:type="dxa" w:w="90"/>
@@ -5878,7 +5878,7 @@
         </w:tc>
         <w:tc>
           <w:tcPr>
-            <w:tcW w:type="dxa" w:w="3120"/>
+            <w:tcW w:type="dxa" w:w="3407"/>
             <w:tcMar>
               <w:top w:type="dxa" w:w="60"/>
               <w:left w:type="dxa" w:w="90"/>
@@ -5897,7 +5897,7 @@
         </w:tc>
         <w:tc>
           <w:tcPr>
-            <w:tcW w:type="dxa" w:w="3120"/>
+            <w:tcW w:type="dxa" w:w="3488"/>
             <w:tcMar>
               <w:top w:type="dxa" w:w="60"/>
               <w:left w:type="dxa" w:w="90"/>
@@ -5932,7 +5932,7 @@
         </w:trPr>
         <w:tc>
           <w:tcPr>
-            <w:tcW w:type="dxa" w:w="3120"/>
+            <w:tcW w:type="dxa" w:w="2465"/>
             <w:tcMar>
               <w:top w:type="dxa" w:w="60"/>
               <w:left w:type="dxa" w:w="90"/>
@@ -5951,7 +5951,7 @@
         </w:tc>
         <w:tc>
           <w:tcPr>
-            <w:tcW w:type="dxa" w:w="3120"/>
+            <w:tcW w:type="dxa" w:w="3407"/>
             <w:tcMar>
               <w:top w:type="dxa" w:w="60"/>
               <w:left w:type="dxa" w:w="90"/>
@@ -5970,7 +5970,7 @@
         </w:tc>
         <w:tc>
           <w:tcPr>
-            <w:tcW w:type="dxa" w:w="3120"/>
+            <w:tcW w:type="dxa" w:w="3488"/>
             <w:tcMar>
               <w:top w:type="dxa" w:w="60"/>
               <w:left w:type="dxa" w:w="90"/>
@@ -6000,7 +6000,7 @@
         </w:trPr>
         <w:tc>
           <w:tcPr>
-            <w:tcW w:type="dxa" w:w="3120"/>
+            <w:tcW w:type="dxa" w:w="2465"/>
             <w:tcMar>
               <w:top w:type="dxa" w:w="60"/>
               <w:left w:type="dxa" w:w="90"/>
@@ -6019,7 +6019,7 @@
         </w:tc>
         <w:tc>
           <w:tcPr>
-            <w:tcW w:type="dxa" w:w="3120"/>
+            <w:tcW w:type="dxa" w:w="3407"/>
             <w:tcMar>
               <w:top w:type="dxa" w:w="60"/>
               <w:left w:type="dxa" w:w="90"/>
@@ -6038,7 +6038,7 @@
         </w:tc>
         <w:tc>
           <w:tcPr>
-            <w:tcW w:type="dxa" w:w="3120"/>
+            <w:tcW w:type="dxa" w:w="3488"/>
             <w:tcMar>
               <w:top w:type="dxa" w:w="60"/>
               <w:left w:type="dxa" w:w="90"/>
@@ -6068,7 +6068,7 @@
         </w:trPr>
         <w:tc>
           <w:tcPr>
-            <w:tcW w:type="dxa" w:w="3120"/>
+            <w:tcW w:type="dxa" w:w="2465"/>
             <w:tcMar>
               <w:top w:type="dxa" w:w="60"/>
               <w:left w:type="dxa" w:w="90"/>
@@ -6087,7 +6087,7 @@
         </w:tc>
         <w:tc>
           <w:tcPr>
-            <w:tcW w:type="dxa" w:w="3120"/>
+            <w:tcW w:type="dxa" w:w="3407"/>
             <w:tcMar>
               <w:top w:type="dxa" w:w="60"/>
               <w:left w:type="dxa" w:w="90"/>
@@ -6106,7 +6106,7 @@
         </w:tc>
         <w:tc>
           <w:tcPr>
-            <w:tcW w:type="dxa" w:w="3120"/>
+            <w:tcW w:type="dxa" w:w="3488"/>
             <w:tcMar>
               <w:top w:type="dxa" w:w="60"/>
               <w:left w:type="dxa" w:w="90"/>
@@ -6130,7 +6130,7 @@
         </w:trPr>
         <w:tc>
           <w:tcPr>
-            <w:tcW w:type="dxa" w:w="3120"/>
+            <w:tcW w:type="dxa" w:w="2465"/>
             <w:tcMar>
               <w:top w:type="dxa" w:w="60"/>
               <w:left w:type="dxa" w:w="90"/>
@@ -6149,7 +6149,7 @@
         </w:tc>
         <w:tc>
           <w:tcPr>
-            <w:tcW w:type="dxa" w:w="3120"/>
+            <w:tcW w:type="dxa" w:w="3407"/>
             <w:tcMar>
               <w:top w:type="dxa" w:w="60"/>
               <w:left w:type="dxa" w:w="90"/>
@@ -6168,7 +6168,7 @@
         </w:tc>
         <w:tc>
           <w:tcPr>
-            <w:tcW w:type="dxa" w:w="3120"/>
+            <w:tcW w:type="dxa" w:w="3488"/>
             <w:tcMar>
               <w:top w:type="dxa" w:w="60"/>
               <w:left w:type="dxa" w:w="90"/>
@@ -6422,9 +6422,9 @@
         </w:tblBorders>
       </w:tblPr>
       <w:tblGrid>
-        <w:gridCol w:w="3120"/>
-        <w:gridCol w:w="3120"/>
-        <w:gridCol w:w="3120"/>
+        <w:gridCol w:w="2006"/>
+        <w:gridCol w:w="3502"/>
+        <w:gridCol w:w="3852"/>
       </w:tblGrid>
       <w:tr>
         <w:trPr>
@@ -6432,7 +6432,7 @@
         </w:trPr>
         <w:tc>
           <w:tcPr>
-            <w:tcW w:type="dxa" w:w="3120"/>
+            <w:tcW w:type="dxa" w:w="2006"/>
             <w:shd w:fill="EFEFEF" w:color="auto" w:val="clear"/>
             <w:tcMar>
               <w:top w:type="dxa" w:w="60"/>
@@ -6456,7 +6456,7 @@
         </w:tc>
         <w:tc>
           <w:tcPr>
-            <w:tcW w:type="dxa" w:w="3120"/>
+            <w:tcW w:type="dxa" w:w="3502"/>
             <w:shd w:fill="EFEFEF" w:color="auto" w:val="clear"/>
             <w:tcMar>
               <w:top w:type="dxa" w:w="60"/>
@@ -6480,7 +6480,7 @@
         </w:tc>
         <w:tc>
           <w:tcPr>
-            <w:tcW w:type="dxa" w:w="3120"/>
+            <w:tcW w:type="dxa" w:w="3852"/>
             <w:shd w:fill="EFEFEF" w:color="auto" w:val="clear"/>
             <w:tcMar>
               <w:top w:type="dxa" w:w="60"/>
@@ -6509,7 +6509,7 @@
         </w:trPr>
         <w:tc>
           <w:tcPr>
-            <w:tcW w:type="dxa" w:w="3120"/>
+            <w:tcW w:type="dxa" w:w="2006"/>
             <w:tcMar>
               <w:top w:type="dxa" w:w="60"/>
               <w:left w:type="dxa" w:w="90"/>
@@ -6528,7 +6528,7 @@
         </w:tc>
         <w:tc>
           <w:tcPr>
-            <w:tcW w:type="dxa" w:w="3120"/>
+            <w:tcW w:type="dxa" w:w="3502"/>
             <w:tcMar>
               <w:top w:type="dxa" w:w="60"/>
               <w:left w:type="dxa" w:w="90"/>
@@ -6555,7 +6555,7 @@
         </w:tc>
         <w:tc>
           <w:tcPr>
-            <w:tcW w:type="dxa" w:w="3120"/>
+            <w:tcW w:type="dxa" w:w="3852"/>
             <w:tcMar>
               <w:top w:type="dxa" w:w="60"/>
               <w:left w:type="dxa" w:w="90"/>
@@ -6579,7 +6579,7 @@
         </w:trPr>
         <w:tc>
           <w:tcPr>
-            <w:tcW w:type="dxa" w:w="3120"/>
+            <w:tcW w:type="dxa" w:w="2006"/>
             <w:tcMar>
               <w:top w:type="dxa" w:w="60"/>
               <w:left w:type="dxa" w:w="90"/>
@@ -6598,7 +6598,7 @@
         </w:tc>
         <w:tc>
           <w:tcPr>
-            <w:tcW w:type="dxa" w:w="3120"/>
+            <w:tcW w:type="dxa" w:w="3502"/>
             <w:tcMar>
               <w:top w:type="dxa" w:w="60"/>
               <w:left w:type="dxa" w:w="90"/>
@@ -6625,7 +6625,7 @@
         </w:tc>
         <w:tc>
           <w:tcPr>
-            <w:tcW w:type="dxa" w:w="3120"/>
+            <w:tcW w:type="dxa" w:w="3852"/>
             <w:tcMar>
               <w:top w:type="dxa" w:w="60"/>
               <w:left w:type="dxa" w:w="90"/>
@@ -6649,7 +6649,7 @@
         </w:trPr>
         <w:tc>
           <w:tcPr>
-            <w:tcW w:type="dxa" w:w="3120"/>
+            <w:tcW w:type="dxa" w:w="2006"/>
             <w:tcMar>
               <w:top w:type="dxa" w:w="60"/>
               <w:left w:type="dxa" w:w="90"/>
@@ -6668,7 +6668,7 @@
         </w:tc>
         <w:tc>
           <w:tcPr>
-            <w:tcW w:type="dxa" w:w="3120"/>
+            <w:tcW w:type="dxa" w:w="3502"/>
             <w:tcMar>
               <w:top w:type="dxa" w:w="60"/>
               <w:left w:type="dxa" w:w="90"/>
@@ -6687,7 +6687,7 @@
         </w:tc>
         <w:tc>
           <w:tcPr>
-            <w:tcW w:type="dxa" w:w="3120"/>
+            <w:tcW w:type="dxa" w:w="3852"/>
             <w:tcMar>
               <w:top w:type="dxa" w:w="60"/>
               <w:left w:type="dxa" w:w="90"/>
@@ -6711,7 +6711,7 @@
         </w:trPr>
         <w:tc>
           <w:tcPr>
-            <w:tcW w:type="dxa" w:w="3120"/>
+            <w:tcW w:type="dxa" w:w="2006"/>
             <w:tcMar>
               <w:top w:type="dxa" w:w="60"/>
               <w:left w:type="dxa" w:w="90"/>
@@ -6730,7 +6730,7 @@
         </w:tc>
         <w:tc>
           <w:tcPr>
-            <w:tcW w:type="dxa" w:w="3120"/>
+            <w:tcW w:type="dxa" w:w="3502"/>
             <w:tcMar>
               <w:top w:type="dxa" w:w="60"/>
               <w:left w:type="dxa" w:w="90"/>
@@ -6757,7 +6757,7 @@
         </w:tc>
         <w:tc>
           <w:tcPr>
-            <w:tcW w:type="dxa" w:w="3120"/>
+            <w:tcW w:type="dxa" w:w="3852"/>
             <w:tcMar>
               <w:top w:type="dxa" w:w="60"/>
               <w:left w:type="dxa" w:w="90"/>
@@ -6781,7 +6781,7 @@
         </w:trPr>
         <w:tc>
           <w:tcPr>
-            <w:tcW w:type="dxa" w:w="3120"/>
+            <w:tcW w:type="dxa" w:w="2006"/>
             <w:tcMar>
               <w:top w:type="dxa" w:w="60"/>
               <w:left w:type="dxa" w:w="90"/>
@@ -6800,7 +6800,7 @@
         </w:tc>
         <w:tc>
           <w:tcPr>
-            <w:tcW w:type="dxa" w:w="3120"/>
+            <w:tcW w:type="dxa" w:w="3502"/>
             <w:tcMar>
               <w:top w:type="dxa" w:w="60"/>
               <w:left w:type="dxa" w:w="90"/>
@@ -6827,7 +6827,7 @@
         </w:tc>
         <w:tc>
           <w:tcPr>
-            <w:tcW w:type="dxa" w:w="3120"/>
+            <w:tcW w:type="dxa" w:w="3852"/>
             <w:tcMar>
               <w:top w:type="dxa" w:w="60"/>
               <w:left w:type="dxa" w:w="90"/>
@@ -6851,7 +6851,7 @@
         </w:trPr>
         <w:tc>
           <w:tcPr>
-            <w:tcW w:type="dxa" w:w="3120"/>
+            <w:tcW w:type="dxa" w:w="2006"/>
             <w:tcMar>
               <w:top w:type="dxa" w:w="60"/>
               <w:left w:type="dxa" w:w="90"/>
@@ -6870,7 +6870,7 @@
         </w:tc>
         <w:tc>
           <w:tcPr>
-            <w:tcW w:type="dxa" w:w="3120"/>
+            <w:tcW w:type="dxa" w:w="3502"/>
             <w:tcMar>
               <w:top w:type="dxa" w:w="60"/>
               <w:left w:type="dxa" w:w="90"/>
@@ -6919,7 +6919,7 @@
         </w:tc>
         <w:tc>
           <w:tcPr>
-            <w:tcW w:type="dxa" w:w="3120"/>
+            <w:tcW w:type="dxa" w:w="3852"/>
             <w:tcMar>
               <w:top w:type="dxa" w:w="60"/>
               <w:left w:type="dxa" w:w="90"/>
@@ -6943,7 +6943,7 @@
         </w:trPr>
         <w:tc>
           <w:tcPr>
-            <w:tcW w:type="dxa" w:w="3120"/>
+            <w:tcW w:type="dxa" w:w="2006"/>
             <w:tcMar>
               <w:top w:type="dxa" w:w="60"/>
               <w:left w:type="dxa" w:w="90"/>
@@ -6962,7 +6962,7 @@
         </w:tc>
         <w:tc>
           <w:tcPr>
-            <w:tcW w:type="dxa" w:w="3120"/>
+            <w:tcW w:type="dxa" w:w="3502"/>
             <w:tcMar>
               <w:top w:type="dxa" w:w="60"/>
               <w:left w:type="dxa" w:w="90"/>
@@ -6992,7 +6992,7 @@
         </w:tc>
         <w:tc>
           <w:tcPr>
-            <w:tcW w:type="dxa" w:w="3120"/>
+            <w:tcW w:type="dxa" w:w="3852"/>
             <w:tcMar>
               <w:top w:type="dxa" w:w="60"/>
               <w:left w:type="dxa" w:w="90"/>
@@ -7026,7 +7026,7 @@
         </w:trPr>
         <w:tc>
           <w:tcPr>
-            <w:tcW w:type="dxa" w:w="3120"/>
+            <w:tcW w:type="dxa" w:w="2006"/>
             <w:tcMar>
               <w:top w:type="dxa" w:w="60"/>
               <w:left w:type="dxa" w:w="90"/>
@@ -7045,7 +7045,7 @@
         </w:tc>
         <w:tc>
           <w:tcPr>
-            <w:tcW w:type="dxa" w:w="3120"/>
+            <w:tcW w:type="dxa" w:w="3502"/>
             <w:tcMar>
               <w:top w:type="dxa" w:w="60"/>
               <w:left w:type="dxa" w:w="90"/>
@@ -7069,7 +7069,7 @@
         </w:tc>
         <w:tc>
           <w:tcPr>
-            <w:tcW w:type="dxa" w:w="3120"/>
+            <w:tcW w:type="dxa" w:w="3852"/>
             <w:tcMar>
               <w:top w:type="dxa" w:w="60"/>
               <w:left w:type="dxa" w:w="90"/>
@@ -7093,7 +7093,7 @@
         </w:trPr>
         <w:tc>
           <w:tcPr>
-            <w:tcW w:type="dxa" w:w="3120"/>
+            <w:tcW w:type="dxa" w:w="2006"/>
             <w:tcMar>
               <w:top w:type="dxa" w:w="60"/>
               <w:left w:type="dxa" w:w="90"/>
@@ -7112,7 +7112,7 @@
         </w:tc>
         <w:tc>
           <w:tcPr>
-            <w:tcW w:type="dxa" w:w="3120"/>
+            <w:tcW w:type="dxa" w:w="3502"/>
             <w:tcMar>
               <w:top w:type="dxa" w:w="60"/>
               <w:left w:type="dxa" w:w="90"/>
@@ -7131,7 +7131,7 @@
         </w:tc>
         <w:tc>
           <w:tcPr>
-            <w:tcW w:type="dxa" w:w="3120"/>
+            <w:tcW w:type="dxa" w:w="3852"/>
             <w:tcMar>
               <w:top w:type="dxa" w:w="60"/>
               <w:left w:type="dxa" w:w="90"/>
@@ -8275,8 +8275,8 @@
         </w:tblBorders>
       </w:tblPr>
       <w:tblGrid>
-        <w:gridCol w:w="4680"/>
-        <w:gridCol w:w="4680"/>
+        <w:gridCol w:w="5008"/>
+        <w:gridCol w:w="4352"/>
       </w:tblGrid>
       <w:tr>
         <w:trPr>
@@ -8284,7 +8284,7 @@
         </w:trPr>
         <w:tc>
           <w:tcPr>
-            <w:tcW w:type="dxa" w:w="4680"/>
+            <w:tcW w:type="dxa" w:w="5008"/>
             <w:shd w:fill="EFEFEF" w:color="auto" w:val="clear"/>
             <w:tcMar>
               <w:top w:type="dxa" w:w="60"/>
@@ -8308,7 +8308,7 @@
         </w:tc>
         <w:tc>
           <w:tcPr>
-            <w:tcW w:type="dxa" w:w="4680"/>
+            <w:tcW w:type="dxa" w:w="4352"/>
             <w:shd w:fill="EFEFEF" w:color="auto" w:val="clear"/>
             <w:tcMar>
               <w:top w:type="dxa" w:w="60"/>
@@ -8337,7 +8337,7 @@
         </w:trPr>
         <w:tc>
           <w:tcPr>
-            <w:tcW w:type="dxa" w:w="4680"/>
+            <w:tcW w:type="dxa" w:w="5008"/>
             <w:tcMar>
               <w:top w:type="dxa" w:w="60"/>
               <w:left w:type="dxa" w:w="90"/>
@@ -8372,7 +8372,7 @@
         </w:tc>
         <w:tc>
           <w:tcPr>
-            <w:tcW w:type="dxa" w:w="4680"/>
+            <w:tcW w:type="dxa" w:w="4352"/>
             <w:tcMar>
               <w:top w:type="dxa" w:w="60"/>
               <w:left w:type="dxa" w:w="90"/>
@@ -8396,7 +8396,7 @@
         </w:trPr>
         <w:tc>
           <w:tcPr>
-            <w:tcW w:type="dxa" w:w="4680"/>
+            <w:tcW w:type="dxa" w:w="5008"/>
             <w:tcMar>
               <w:top w:type="dxa" w:w="60"/>
               <w:left w:type="dxa" w:w="90"/>
@@ -8431,7 +8431,7 @@
         </w:tc>
         <w:tc>
           <w:tcPr>
-            <w:tcW w:type="dxa" w:w="4680"/>
+            <w:tcW w:type="dxa" w:w="4352"/>
             <w:tcMar>
               <w:top w:type="dxa" w:w="60"/>
               <w:left w:type="dxa" w:w="90"/>
@@ -8455,7 +8455,7 @@
         </w:trPr>
         <w:tc>
           <w:tcPr>
-            <w:tcW w:type="dxa" w:w="4680"/>
+            <w:tcW w:type="dxa" w:w="5008"/>
             <w:tcMar>
               <w:top w:type="dxa" w:w="60"/>
               <w:left w:type="dxa" w:w="90"/>
@@ -8479,7 +8479,7 @@
         </w:tc>
         <w:tc>
           <w:tcPr>
-            <w:tcW w:type="dxa" w:w="4680"/>
+            <w:tcW w:type="dxa" w:w="4352"/>
             <w:tcMar>
               <w:top w:type="dxa" w:w="60"/>
               <w:left w:type="dxa" w:w="90"/>
@@ -8508,7 +8508,7 @@
         </w:trPr>
         <w:tc>
           <w:tcPr>
-            <w:tcW w:type="dxa" w:w="4680"/>
+            <w:tcW w:type="dxa" w:w="5008"/>
             <w:tcMar>
               <w:top w:type="dxa" w:w="60"/>
               <w:left w:type="dxa" w:w="90"/>
@@ -8535,7 +8535,7 @@
         </w:tc>
         <w:tc>
           <w:tcPr>
-            <w:tcW w:type="dxa" w:w="4680"/>
+            <w:tcW w:type="dxa" w:w="4352"/>
             <w:tcMar>
               <w:top w:type="dxa" w:w="60"/>
               <w:left w:type="dxa" w:w="90"/>
@@ -8559,7 +8559,7 @@
         </w:trPr>
         <w:tc>
           <w:tcPr>
-            <w:tcW w:type="dxa" w:w="4680"/>
+            <w:tcW w:type="dxa" w:w="5008"/>
             <w:tcMar>
               <w:top w:type="dxa" w:w="60"/>
               <w:left w:type="dxa" w:w="90"/>
@@ -8583,7 +8583,7 @@
         </w:tc>
         <w:tc>
           <w:tcPr>
-            <w:tcW w:type="dxa" w:w="4680"/>
+            <w:tcW w:type="dxa" w:w="4352"/>
             <w:tcMar>
               <w:top w:type="dxa" w:w="60"/>
               <w:left w:type="dxa" w:w="90"/>
@@ -8607,7 +8607,7 @@
         </w:trPr>
         <w:tc>
           <w:tcPr>
-            <w:tcW w:type="dxa" w:w="4680"/>
+            <w:tcW w:type="dxa" w:w="5008"/>
             <w:tcMar>
               <w:top w:type="dxa" w:w="60"/>
               <w:left w:type="dxa" w:w="90"/>
@@ -8642,7 +8642,7 @@
         </w:tc>
         <w:tc>
           <w:tcPr>
-            <w:tcW w:type="dxa" w:w="4680"/>
+            <w:tcW w:type="dxa" w:w="4352"/>
             <w:tcMar>
               <w:top w:type="dxa" w:w="60"/>
               <w:left w:type="dxa" w:w="90"/>
@@ -8666,7 +8666,7 @@
         </w:trPr>
         <w:tc>
           <w:tcPr>
-            <w:tcW w:type="dxa" w:w="4680"/>
+            <w:tcW w:type="dxa" w:w="5008"/>
             <w:tcMar>
               <w:top w:type="dxa" w:w="60"/>
               <w:left w:type="dxa" w:w="90"/>
@@ -8690,7 +8690,7 @@
         </w:tc>
         <w:tc>
           <w:tcPr>
-            <w:tcW w:type="dxa" w:w="4680"/>
+            <w:tcW w:type="dxa" w:w="4352"/>
             <w:tcMar>
               <w:top w:type="dxa" w:w="60"/>
               <w:left w:type="dxa" w:w="90"/>
@@ -8714,7 +8714,7 @@
         </w:trPr>
         <w:tc>
           <w:tcPr>
-            <w:tcW w:type="dxa" w:w="4680"/>
+            <w:tcW w:type="dxa" w:w="5008"/>
             <w:tcMar>
               <w:top w:type="dxa" w:w="60"/>
               <w:left w:type="dxa" w:w="90"/>
@@ -8738,7 +8738,7 @@
         </w:tc>
         <w:tc>
           <w:tcPr>
-            <w:tcW w:type="dxa" w:w="4680"/>
+            <w:tcW w:type="dxa" w:w="4352"/>
             <w:tcMar>
               <w:top w:type="dxa" w:w="60"/>
               <w:left w:type="dxa" w:w="90"/>
@@ -8762,7 +8762,7 @@
         </w:trPr>
         <w:tc>
           <w:tcPr>
-            <w:tcW w:type="dxa" w:w="4680"/>
+            <w:tcW w:type="dxa" w:w="5008"/>
             <w:tcMar>
               <w:top w:type="dxa" w:w="60"/>
               <w:left w:type="dxa" w:w="90"/>
@@ -8786,7 +8786,7 @@
         </w:tc>
         <w:tc>
           <w:tcPr>
-            <w:tcW w:type="dxa" w:w="4680"/>
+            <w:tcW w:type="dxa" w:w="4352"/>
             <w:tcMar>
               <w:top w:type="dxa" w:w="60"/>
               <w:left w:type="dxa" w:w="90"/>
@@ -8810,7 +8810,7 @@
         </w:trPr>
         <w:tc>
           <w:tcPr>
-            <w:tcW w:type="dxa" w:w="4680"/>
+            <w:tcW w:type="dxa" w:w="5008"/>
             <w:tcMar>
               <w:top w:type="dxa" w:w="60"/>
               <w:left w:type="dxa" w:w="90"/>
@@ -8834,7 +8834,7 @@
         </w:tc>
         <w:tc>
           <w:tcPr>
-            <w:tcW w:type="dxa" w:w="4680"/>
+            <w:tcW w:type="dxa" w:w="4352"/>
             <w:tcMar>
               <w:top w:type="dxa" w:w="60"/>
               <w:left w:type="dxa" w:w="90"/>
@@ -8858,7 +8858,7 @@
         </w:trPr>
         <w:tc>
           <w:tcPr>
-            <w:tcW w:type="dxa" w:w="4680"/>
+            <w:tcW w:type="dxa" w:w="5008"/>
             <w:tcMar>
               <w:top w:type="dxa" w:w="60"/>
               <w:left w:type="dxa" w:w="90"/>
@@ -8882,7 +8882,7 @@
         </w:tc>
         <w:tc>
           <w:tcPr>
-            <w:tcW w:type="dxa" w:w="4680"/>
+            <w:tcW w:type="dxa" w:w="4352"/>
             <w:tcMar>
               <w:top w:type="dxa" w:w="60"/>
               <w:left w:type="dxa" w:w="90"/>
@@ -8906,7 +8906,7 @@
         </w:trPr>
         <w:tc>
           <w:tcPr>
-            <w:tcW w:type="dxa" w:w="4680"/>
+            <w:tcW w:type="dxa" w:w="5008"/>
             <w:tcMar>
               <w:top w:type="dxa" w:w="60"/>
               <w:left w:type="dxa" w:w="90"/>
@@ -8930,7 +8930,7 @@
         </w:tc>
         <w:tc>
           <w:tcPr>
-            <w:tcW w:type="dxa" w:w="4680"/>
+            <w:tcW w:type="dxa" w:w="4352"/>
             <w:tcMar>
               <w:top w:type="dxa" w:w="60"/>
               <w:left w:type="dxa" w:w="90"/>
@@ -8954,7 +8954,7 @@
         </w:trPr>
         <w:tc>
           <w:tcPr>
-            <w:tcW w:type="dxa" w:w="4680"/>
+            <w:tcW w:type="dxa" w:w="5008"/>
             <w:tcMar>
               <w:top w:type="dxa" w:w="60"/>
               <w:left w:type="dxa" w:w="90"/>
@@ -9000,7 +9000,7 @@
         </w:tc>
         <w:tc>
           <w:tcPr>
-            <w:tcW w:type="dxa" w:w="4680"/>
+            <w:tcW w:type="dxa" w:w="4352"/>
             <w:tcMar>
               <w:top w:type="dxa" w:w="60"/>
               <w:left w:type="dxa" w:w="90"/>
@@ -9024,7 +9024,7 @@
         </w:trPr>
         <w:tc>
           <w:tcPr>
-            <w:tcW w:type="dxa" w:w="4680"/>
+            <w:tcW w:type="dxa" w:w="5008"/>
             <w:tcMar>
               <w:top w:type="dxa" w:w="60"/>
               <w:left w:type="dxa" w:w="90"/>
@@ -9048,7 +9048,7 @@
         </w:tc>
         <w:tc>
           <w:tcPr>
-            <w:tcW w:type="dxa" w:w="4680"/>
+            <w:tcW w:type="dxa" w:w="4352"/>
             <w:tcMar>
               <w:top w:type="dxa" w:w="60"/>
               <w:left w:type="dxa" w:w="90"/>
@@ -9072,7 +9072,7 @@
         </w:trPr>
         <w:tc>
           <w:tcPr>
-            <w:tcW w:type="dxa" w:w="4680"/>
+            <w:tcW w:type="dxa" w:w="5008"/>
             <w:tcMar>
               <w:top w:type="dxa" w:w="60"/>
               <w:left w:type="dxa" w:w="90"/>
@@ -9096,7 +9096,7 @@
         </w:tc>
         <w:tc>
           <w:tcPr>
-            <w:tcW w:type="dxa" w:w="4680"/>
+            <w:tcW w:type="dxa" w:w="4352"/>
             <w:tcMar>
               <w:top w:type="dxa" w:w="60"/>
               <w:left w:type="dxa" w:w="90"/>
@@ -9120,7 +9120,7 @@
         </w:trPr>
         <w:tc>
           <w:tcPr>
-            <w:tcW w:type="dxa" w:w="4680"/>
+            <w:tcW w:type="dxa" w:w="5008"/>
             <w:tcMar>
               <w:top w:type="dxa" w:w="60"/>
               <w:left w:type="dxa" w:w="90"/>
@@ -9155,7 +9155,7 @@
         </w:tc>
         <w:tc>
           <w:tcPr>
-            <w:tcW w:type="dxa" w:w="4680"/>
+            <w:tcW w:type="dxa" w:w="4352"/>
             <w:tcMar>
               <w:top w:type="dxa" w:w="60"/>
               <w:left w:type="dxa" w:w="90"/>
@@ -9187,7 +9187,7 @@
         </w:trPr>
         <w:tc>
           <w:tcPr>
-            <w:tcW w:type="dxa" w:w="4680"/>
+            <w:tcW w:type="dxa" w:w="5008"/>
             <w:tcMar>
               <w:top w:type="dxa" w:w="60"/>
               <w:left w:type="dxa" w:w="90"/>
@@ -9222,7 +9222,7 @@
         </w:tc>
         <w:tc>
           <w:tcPr>
-            <w:tcW w:type="dxa" w:w="4680"/>
+            <w:tcW w:type="dxa" w:w="4352"/>
             <w:tcMar>
               <w:top w:type="dxa" w:w="60"/>
               <w:left w:type="dxa" w:w="90"/>
@@ -9246,7 +9246,7 @@
         </w:trPr>
         <w:tc>
           <w:tcPr>
-            <w:tcW w:type="dxa" w:w="4680"/>
+            <w:tcW w:type="dxa" w:w="5008"/>
             <w:tcMar>
               <w:top w:type="dxa" w:w="60"/>
               <w:left w:type="dxa" w:w="90"/>
@@ -9265,7 +9265,7 @@
         </w:tc>
         <w:tc>
           <w:tcPr>
-            <w:tcW w:type="dxa" w:w="4680"/>
+            <w:tcW w:type="dxa" w:w="4352"/>
             <w:tcMar>
               <w:top w:type="dxa" w:w="60"/>
               <w:left w:type="dxa" w:w="90"/>
@@ -9289,7 +9289,7 @@
         </w:trPr>
         <w:tc>
           <w:tcPr>
-            <w:tcW w:type="dxa" w:w="4680"/>
+            <w:tcW w:type="dxa" w:w="5008"/>
             <w:tcMar>
               <w:top w:type="dxa" w:w="60"/>
               <w:left w:type="dxa" w:w="90"/>
@@ -9308,7 +9308,7 @@
         </w:tc>
         <w:tc>
           <w:tcPr>
-            <w:tcW w:type="dxa" w:w="4680"/>
+            <w:tcW w:type="dxa" w:w="4352"/>
             <w:tcMar>
               <w:top w:type="dxa" w:w="60"/>
               <w:left w:type="dxa" w:w="90"/>
@@ -9343,7 +9343,7 @@
         </w:trPr>
         <w:tc>
           <w:tcPr>
-            <w:tcW w:type="dxa" w:w="4680"/>
+            <w:tcW w:type="dxa" w:w="5008"/>
             <w:tcMar>
               <w:top w:type="dxa" w:w="60"/>
               <w:left w:type="dxa" w:w="90"/>
@@ -9370,7 +9370,7 @@
         </w:tc>
         <w:tc>
           <w:tcPr>
-            <w:tcW w:type="dxa" w:w="4680"/>
+            <w:tcW w:type="dxa" w:w="4352"/>
             <w:tcMar>
               <w:top w:type="dxa" w:w="60"/>
               <w:left w:type="dxa" w:w="90"/>
@@ -9878,430 +9878,7 @@
         <w:t xml:space="preserve">Tourette Alliance First Annual Conference</w:t>
       </w:r>
       <w:r>
-        <w:t xml:space="preserve"> (21). Because clips are a fixed 30 s, this distribution is a direct proxy for programme length: the corpus is short-form, and no single programme dominates it. </w:t>
-      </w:r>
-      <w:r>
-        <w:rPr>
-          <w:b/>
-          <w:bCs/>
-          <w:highlight w:val="yellow"/>
-          <w:highlightCs w:val="yellow"/>
-        </w:rPr>
-        <w:t xml:space="preserve">`[TO FILL: full table — title, duration, clip count, split.]`</w:t>
-      </w:r>
-    </w:p>
-    <w:p>
-      <w:pPr>
-        <w:pStyle w:val="Heading2"/>
-        <w:spacing w:after="140" w:before="260"/>
-      </w:pPr>
-      <w:r>
-        <w:rPr>
-          <w:b/>
-          <w:bCs/>
-          <w:sz w:val="24"/>
-          <w:szCs w:val="24"/>
-        </w:rPr>
-        <w:t xml:space="preserve">Appendix D — Full Result Tables</w:t>
-      </w:r>
-    </w:p>
-    <w:p>
-      <w:pPr>
-        <w:pStyle w:val="ListParagraph"/>
-        <w:numPr>
-          <w:ilvl w:val="0"/>
-          <w:numId w:val="1"/>
-        </w:numPr>
-        <w:spacing w:after="90" w:line="276"/>
-      </w:pPr>
-      <w:r>
-        <w:rPr>
-          <w:b/>
-          <w:bCs/>
-        </w:rPr>
-        <w:t xml:space="preserve">D.1</w:t>
-      </w:r>
-      <w:r>
-        <w:t xml:space="preserve"> Frame-sampling ablation — paper Table III (</w:t>
-      </w:r>
-      <w:r>
-        <w:rPr>
-          <w:i/>
-          <w:iCs/>
-        </w:rPr>
-        <w:t xml:space="preserve">n</w:t>
-      </w:r>
-      <w:r>
-        <w:t xml:space="preserve"> = 8). Note when citing the OCR column that </w:t>
-      </w:r>
-      <w:r>
-        <w:rPr>
-          <w:rFonts w:ascii="Consolas" w:cs="Consolas" w:eastAsia="Consolas" w:hAnsi="Consolas"/>
-          <w:sz w:val="18"/>
-          <w:szCs w:val="18"/>
-        </w:rPr>
-        <w:t xml:space="preserve">aggregate_temporal_ocr</w:t>
-      </w:r>
-      <w:r>
-        <w:t xml:space="preserve"> derives its persistence threshold from the frame count (</w:t>
-      </w:r>
-      <w:r>
-        <w:rPr>
-          <w:rFonts w:ascii="Consolas" w:cs="Consolas" w:eastAsia="Consolas" w:hAnsi="Consolas"/>
-          <w:sz w:val="18"/>
-          <w:szCs w:val="18"/>
-        </w:rPr>
-        <w:t xml:space="preserve">required_frames = 1 if len(frame_outputs) == 1 else min(ocr_min_frame_occurrences, n)</w:t>
-      </w:r>
-      <w:r>
-        <w:t xml:space="preserve">), so the centre-frame count is unfiltered and the other two are filtered at two occurrences. Only the fixed-three and scene-aware figures are directly comparable.</w:t>
-      </w:r>
-    </w:p>
-    <w:p>
-      <w:pPr>
-        <w:pStyle w:val="ListParagraph"/>
-        <w:numPr>
-          <w:ilvl w:val="0"/>
-          <w:numId w:val="1"/>
-        </w:numPr>
-        <w:spacing w:after="90" w:line="276"/>
-      </w:pPr>
-      <w:r>
-        <w:rPr>
-          <w:b/>
-          <w:bCs/>
-        </w:rPr>
-        <w:t xml:space="preserve">D.2</w:t>
-      </w:r>
-      <w:r>
-        <w:t xml:space="preserve"> Perturbation robustness — paper Table IV (</w:t>
-      </w:r>
-      <w:r>
-        <w:rPr>
-          <w:i/>
-          <w:iCs/>
-        </w:rPr>
-        <w:t xml:space="preserve">n</w:t>
-      </w:r>
-      <w:r>
-        <w:t xml:space="preserve"> = 5).</w:t>
-      </w:r>
-    </w:p>
-    <w:p>
-      <w:pPr>
-        <w:pStyle w:val="ListParagraph"/>
-        <w:numPr>
-          <w:ilvl w:val="0"/>
-          <w:numId w:val="1"/>
-        </w:numPr>
-        <w:spacing w:after="90" w:line="276"/>
-      </w:pPr>
-      <w:r>
-        <w:rPr>
-          <w:b/>
-          <w:bCs/>
-        </w:rPr>
-        <w:t xml:space="preserve">D.3</w:t>
-      </w:r>
-      <w:r>
-        <w:t xml:space="preserve"> Hosted-annotator ablation — paper Table V (</w:t>
-      </w:r>
-      <w:r>
-        <w:rPr>
-          <w:i/>
-          <w:iCs/>
-        </w:rPr>
-        <w:t xml:space="preserve">n</w:t>
-      </w:r>
-      <w:r>
-        <w:t xml:space="preserve"> = 626).</w:t>
-      </w:r>
-    </w:p>
-    <w:p>
-      <w:pPr>
-        <w:pStyle w:val="ListParagraph"/>
-        <w:numPr>
-          <w:ilvl w:val="0"/>
-          <w:numId w:val="1"/>
-        </w:numPr>
-        <w:spacing w:after="90" w:line="276"/>
-      </w:pPr>
-      <w:r>
-        <w:rPr>
-          <w:b/>
-          <w:bCs/>
-        </w:rPr>
-        <w:t xml:space="preserve">D.4</w:t>
-      </w:r>
-      <w:r>
-        <w:t xml:space="preserve"> VLM benchmark — paper Table VI (</w:t>
-      </w:r>
-      <w:r>
-        <w:rPr>
-          <w:i/>
-          <w:iCs/>
-        </w:rPr>
-        <w:t xml:space="preserve">n</w:t>
-      </w:r>
-      <w:r>
-        <w:t xml:space="preserve"> = 626, 21,489 scores).</w:t>
-      </w:r>
-    </w:p>
-    <w:p>
-      <w:pPr>
-        <w:pStyle w:val="ListParagraph"/>
-        <w:numPr>
-          <w:ilvl w:val="0"/>
-          <w:numId w:val="1"/>
-        </w:numPr>
-        <w:spacing w:after="90" w:line="276"/>
-      </w:pPr>
-      <w:r>
-        <w:rPr>
-          <w:b/>
-          <w:bCs/>
-        </w:rPr>
-        <w:t xml:space="preserve">D.5</w:t>
-      </w:r>
-      <w:r>
-        <w:t xml:space="preserve"> Per-field agreement distribution — paper Table IV (</w:t>
-      </w:r>
-      <w:r>
-        <w:rPr>
-          <w:i/>
-          <w:iCs/>
-        </w:rPr>
-        <w:t xml:space="preserve">n</w:t>
-      </w:r>
-      <w:r>
-        <w:t xml:space="preserve"> = 626, all five fields).</w:t>
-      </w:r>
-    </w:p>
-    <w:p>
-      <w:pPr>
-        <w:pStyle w:val="ListParagraph"/>
-        <w:numPr>
-          <w:ilvl w:val="0"/>
-          <w:numId w:val="1"/>
-        </w:numPr>
-        <w:spacing w:after="90" w:line="276"/>
-      </w:pPr>
-      <w:r>
-        <w:rPr>
-          <w:b/>
-          <w:bCs/>
-        </w:rPr>
-        <w:t xml:space="preserve">D.6</w:t>
-      </w:r>
-      <w:r>
-        <w:t xml:space="preserve"> Benchmark coverage — 626/626 on free-text and tag fields for five models; 625 (Qwen3-VL-2B-Instruct) and 624 (-2B-Thinking); people count 566–568/626.</w:t>
-      </w:r>
-    </w:p>
-    <w:p>
-      <w:pPr>
-        <w:pStyle w:val="ListParagraph"/>
-        <w:numPr>
-          <w:ilvl w:val="0"/>
-          <w:numId w:val="1"/>
-        </w:numPr>
-        <w:spacing w:after="90" w:line="276"/>
-      </w:pPr>
-      <w:r>
-        <w:rPr>
-          <w:b/>
-          <w:bCs/>
-        </w:rPr>
-        <w:t xml:space="preserve">D.7</w:t>
-      </w:r>
-      <w:r>
-        <w:t xml:space="preserve"> Transcript field — exactly 0.000 for InternVL3-2B, Qwen3-VL-4B-Instruct and Qwen3-VL-8B-Instruct; 0.013–0.034 for the rest.</w:t>
-      </w:r>
-    </w:p>
-    <w:p>
-      <w:pPr>
-        <w:pStyle w:val="ListParagraph"/>
-        <w:numPr>
-          <w:ilvl w:val="0"/>
-          <w:numId w:val="1"/>
-        </w:numPr>
-        <w:spacing w:after="90" w:line="276"/>
-      </w:pPr>
-      <w:r>
-        <w:rPr>
-          <w:b/>
-          <w:bCs/>
-        </w:rPr>
-        <w:t xml:space="preserve">D.8</w:t>
-      </w:r>
-      <w:r>
-        <w:t xml:space="preserve"> Per-model agreement-tier charts — </w:t>
-      </w:r>
-      <w:r>
-        <w:rPr>
-          <w:b/>
-          <w:bCs/>
-        </w:rPr>
-        <w:t xml:space="preserve">vacuous; do not include them.</w:t>
-      </w:r>
-      <w:r>
-        <w:t xml:space="preserve"> All </w:t>
-      </w:r>
-      <w:r>
-        <w:rPr>
-          <w:b/>
-          <w:bCs/>
-        </w:rPr>
-        <w:t xml:space="preserve">21,489</w:t>
-      </w:r>
-      <w:r>
-        <w:t xml:space="preserve"> rows of the benchmark accuracy report carry </w:t>
-      </w:r>
-      <w:r>
-        <w:rPr>
-          <w:rFonts w:ascii="Consolas" w:cs="Consolas" w:eastAsia="Consolas" w:hAnsi="Consolas"/>
-          <w:sz w:val="18"/>
-          <w:szCs w:val="18"/>
-        </w:rPr>
-        <w:t xml:space="preserve">ground_truth_agreement_tier = not_scored</w:t>
-      </w:r>
-      <w:r>
-        <w:t xml:space="preserve">, a proportion of 1.000. The cause is structural, not a bug: </w:t>
-      </w:r>
-      <w:r>
-        <w:rPr>
-          <w:rFonts w:ascii="Consolas" w:cs="Consolas" w:eastAsia="Consolas" w:hAnsi="Consolas"/>
-          <w:sz w:val="18"/>
-          <w:szCs w:val="18"/>
-        </w:rPr>
-        <w:t xml:space="preserve">build_focused_ground_truth</w:t>
-      </w:r>
-      <w:r>
-        <w:t xml:space="preserve"> flattens each field to its bare value via </w:t>
-      </w:r>
-      <w:r>
-        <w:rPr>
-          <w:rFonts w:ascii="Consolas" w:cs="Consolas" w:eastAsia="Consolas" w:hAnsi="Consolas"/>
-          <w:sz w:val="18"/>
-          <w:szCs w:val="18"/>
-        </w:rPr>
-        <w:t xml:space="preserve">focused_field_value</w:t>
-      </w:r>
-      <w:r>
-        <w:t xml:space="preserve">, discarding </w:t>
-      </w:r>
-      <w:r>
-        <w:rPr>
-          <w:rFonts w:ascii="Consolas" w:cs="Consolas" w:eastAsia="Consolas" w:hAnsi="Consolas"/>
-          <w:sz w:val="18"/>
-          <w:szCs w:val="18"/>
-        </w:rPr>
-        <w:t xml:space="preserve">status</w:t>
-      </w:r>
-      <w:r>
-        <w:t xml:space="preserve">, </w:t>
-      </w:r>
-      <w:r>
-        <w:rPr>
-          <w:rFonts w:ascii="Consolas" w:cs="Consolas" w:eastAsia="Consolas" w:hAnsi="Consolas"/>
-          <w:sz w:val="18"/>
-          <w:szCs w:val="18"/>
-        </w:rPr>
-        <w:t xml:space="preserve">agreement_score</w:t>
-      </w:r>
-      <w:r>
-        <w:t xml:space="preserve">, </w:t>
-      </w:r>
-      <w:r>
-        <w:rPr>
-          <w:rFonts w:ascii="Consolas" w:cs="Consolas" w:eastAsia="Consolas" w:hAnsi="Consolas"/>
-          <w:sz w:val="18"/>
-          <w:szCs w:val="18"/>
-        </w:rPr>
-        <w:t xml:space="preserve">agreement_tier</w:t>
-      </w:r>
-      <w:r>
-        <w:t xml:space="preserve">, </w:t>
-      </w:r>
-      <w:r>
-        <w:rPr>
-          <w:rFonts w:ascii="Consolas" w:cs="Consolas" w:eastAsia="Consolas" w:hAnsi="Consolas"/>
-          <w:sz w:val="18"/>
-          <w:szCs w:val="18"/>
-        </w:rPr>
-        <w:t xml:space="preserve">needs_caution</w:t>
-      </w:r>
-      <w:r>
-        <w:t xml:space="preserve"> and </w:t>
-      </w:r>
-      <w:r>
-        <w:rPr>
-          <w:rFonts w:ascii="Consolas" w:cs="Consolas" w:eastAsia="Consolas" w:hAnsi="Consolas"/>
-          <w:sz w:val="18"/>
-          <w:szCs w:val="18"/>
-        </w:rPr>
-        <w:t xml:space="preserve">support_models</w:t>
-      </w:r>
-      <w:r>
-        <w:t xml:space="preserve">, and the benchmark scores against that flattened file. Section 11's seven PNGs plot a single constant category. Answering "does the pipeline's own agreement predict how close each model gets" requires re-scoring the benchmark against </w:t>
-      </w:r>
-      <w:r>
-        <w:rPr>
-          <w:rFonts w:ascii="Consolas" w:cs="Consolas" w:eastAsia="Consolas" w:hAnsi="Consolas"/>
-          <w:sz w:val="18"/>
-          <w:szCs w:val="18"/>
-        </w:rPr>
-        <w:t xml:space="preserve">ground_truth_metadata.json</w:t>
-      </w:r>
-      <w:r>
-        <w:t xml:space="preserve">, which retains the consensus dicts — a worthwhile experiment that the current artefacts cannot support.</w:t>
-      </w:r>
-    </w:p>
-    <w:p>
-      <w:pPr>
-        <w:pStyle w:val="Heading2"/>
-        <w:spacing w:after="140" w:before="260"/>
-      </w:pPr>
-      <w:r>
-        <w:rPr>
-          <w:b/>
-          <w:bCs/>
-          <w:sz w:val="24"/>
-          <w:szCs w:val="24"/>
-        </w:rPr>
-        <w:t xml:space="preserve">Appendix E — Qualitative Spot-Checks</w:t>
-      </w:r>
-    </w:p>
-    <w:p>
-      <w:pPr>
-        <w:spacing w:after="140" w:line="276"/>
-        <w:jc w:val="both"/>
-      </w:pPr>
-      <w:r>
-        <w:t xml:space="preserve">From Section 12 of </w:t>
-      </w:r>
-      <w:r>
-        <w:rPr>
-          <w:rFonts w:ascii="Consolas" w:cs="Consolas" w:eastAsia="Consolas" w:hAnsi="Consolas"/>
-          <w:sz w:val="18"/>
-          <w:szCs w:val="18"/>
-        </w:rPr>
-        <w:t xml:space="preserve">02_vlm_benchmark_run.ipynb</w:t>
-      </w:r>
-      <w:r>
-        <w:t xml:space="preserve">, which prints the reference metadata beside every model's prediction. Two clips are reproduced here because each shows something the aggregate tables cannot.</w:t>
-      </w:r>
-    </w:p>
-    <w:p>
-      <w:pPr>
-        <w:spacing w:after="140" w:line="276"/>
-        <w:jc w:val="both"/>
-      </w:pPr>
-      <w:r>
-        <w:rPr>
-          <w:b/>
-          <w:bCs/>
-        </w:rPr>
-        <w:t xml:space="preserve">E.1 — `11_Poor_Mental_Health_on_Peace_Lines_150416…clip0003`: the OCR veto's false negatives.</w:t>
+        <w:t xml:space="preserve"> (21). Because clips are a fixed 30 s, this distribution is a direct proxy for programme length: the corpus is short-form, and no single programme dominates it. Nine programmes (123 clips) fall in the calibration split and 38 (503 clips) in the evaluation split; the split is assigned at source level, so no programme contributes to both.</w:t>
       </w:r>
     </w:p>
     <w:tbl>
@@ -10317,8 +9894,12 @@
         </w:tblBorders>
       </w:tblPr>
       <w:tblGrid>
-        <w:gridCol w:w="4680"/>
-        <w:gridCol w:w="4680"/>
+        <w:gridCol w:w="613"/>
+        <w:gridCol w:w="3807"/>
+        <w:gridCol w:w="1439"/>
+        <w:gridCol w:w="1227"/>
+        <w:gridCol w:w="970"/>
+        <w:gridCol w:w="1304"/>
       </w:tblGrid>
       <w:tr>
         <w:trPr>
@@ -10326,7 +9907,6442 @@
         </w:trPr>
         <w:tc>
           <w:tcPr>
-            <w:tcW w:type="dxa" w:w="4680"/>
+            <w:tcW w:type="dxa" w:w="613"/>
+            <w:shd w:fill="EFEFEF" w:color="auto" w:val="clear"/>
+            <w:tcMar>
+              <w:top w:type="dxa" w:w="60"/>
+              <w:left w:type="dxa" w:w="90"/>
+              <w:bottom w:type="dxa" w:w="60"/>
+              <w:right w:type="dxa" w:w="90"/>
+            </w:tcMar>
+          </w:tcPr>
+          <w:p>
+            <w:pPr>
+              <w:spacing w:after="0"/>
+            </w:pPr>
+            <w:r>
+              <w:rPr>
+                <w:b/>
+                <w:bCs/>
+              </w:rPr>
+              <w:t xml:space="preserve">#</w:t>
+            </w:r>
+          </w:p>
+        </w:tc>
+        <w:tc>
+          <w:tcPr>
+            <w:tcW w:type="dxa" w:w="3807"/>
+            <w:shd w:fill="EFEFEF" w:color="auto" w:val="clear"/>
+            <w:tcMar>
+              <w:top w:type="dxa" w:w="60"/>
+              <w:left w:type="dxa" w:w="90"/>
+              <w:bottom w:type="dxa" w:w="60"/>
+              <w:right w:type="dxa" w:w="90"/>
+            </w:tcMar>
+          </w:tcPr>
+          <w:p>
+            <w:pPr>
+              <w:spacing w:after="0"/>
+            </w:pPr>
+            <w:r>
+              <w:rPr>
+                <w:b/>
+                <w:bCs/>
+              </w:rPr>
+              <w:t xml:space="preserve">Programme</w:t>
+            </w:r>
+          </w:p>
+        </w:tc>
+        <w:tc>
+          <w:tcPr>
+            <w:tcW w:type="dxa" w:w="1439"/>
+            <w:shd w:fill="EFEFEF" w:color="auto" w:val="clear"/>
+            <w:tcMar>
+              <w:top w:type="dxa" w:w="60"/>
+              <w:left w:type="dxa" w:w="90"/>
+              <w:bottom w:type="dxa" w:w="60"/>
+              <w:right w:type="dxa" w:w="90"/>
+            </w:tcMar>
+          </w:tcPr>
+          <w:p>
+            <w:pPr>
+              <w:spacing w:after="0"/>
+            </w:pPr>
+            <w:r>
+              <w:rPr>
+                <w:b/>
+                <w:bCs/>
+              </w:rPr>
+              <w:t xml:space="preserve">Date</w:t>
+            </w:r>
+          </w:p>
+        </w:tc>
+        <w:tc>
+          <w:tcPr>
+            <w:tcW w:type="dxa" w:w="1227"/>
+            <w:shd w:fill="EFEFEF" w:color="auto" w:val="clear"/>
+            <w:tcMar>
+              <w:top w:type="dxa" w:w="60"/>
+              <w:left w:type="dxa" w:w="90"/>
+              <w:bottom w:type="dxa" w:w="60"/>
+              <w:right w:type="dxa" w:w="90"/>
+            </w:tcMar>
+          </w:tcPr>
+          <w:p>
+            <w:pPr>
+              <w:spacing w:after="0"/>
+            </w:pPr>
+            <w:r>
+              <w:rPr>
+                <w:b/>
+                <w:bCs/>
+              </w:rPr>
+              <w:t xml:space="preserve">Duration</w:t>
+            </w:r>
+          </w:p>
+        </w:tc>
+        <w:tc>
+          <w:tcPr>
+            <w:tcW w:type="dxa" w:w="970"/>
+            <w:shd w:fill="EFEFEF" w:color="auto" w:val="clear"/>
+            <w:tcMar>
+              <w:top w:type="dxa" w:w="60"/>
+              <w:left w:type="dxa" w:w="90"/>
+              <w:bottom w:type="dxa" w:w="60"/>
+              <w:right w:type="dxa" w:w="90"/>
+            </w:tcMar>
+          </w:tcPr>
+          <w:p>
+            <w:pPr>
+              <w:spacing w:after="0"/>
+            </w:pPr>
+            <w:r>
+              <w:rPr>
+                <w:b/>
+                <w:bCs/>
+              </w:rPr>
+              <w:t xml:space="preserve">Clips</w:t>
+            </w:r>
+          </w:p>
+        </w:tc>
+        <w:tc>
+          <w:tcPr>
+            <w:tcW w:type="dxa" w:w="1304"/>
+            <w:shd w:fill="EFEFEF" w:color="auto" w:val="clear"/>
+            <w:tcMar>
+              <w:top w:type="dxa" w:w="60"/>
+              <w:left w:type="dxa" w:w="90"/>
+              <w:bottom w:type="dxa" w:w="60"/>
+              <w:right w:type="dxa" w:w="90"/>
+            </w:tcMar>
+          </w:tcPr>
+          <w:p>
+            <w:pPr>
+              <w:spacing w:after="0"/>
+            </w:pPr>
+            <w:r>
+              <w:rPr>
+                <w:b/>
+                <w:bCs/>
+              </w:rPr>
+              <w:t xml:space="preserve">Split</w:t>
+            </w:r>
+          </w:p>
+        </w:tc>
+      </w:tr>
+      <w:tr>
+        <w:trPr>
+          <w:tblHeader w:val="false"/>
+        </w:trPr>
+        <w:tc>
+          <w:tcPr>
+            <w:tcW w:type="dxa" w:w="613"/>
+            <w:tcMar>
+              <w:top w:type="dxa" w:w="60"/>
+              <w:left w:type="dxa" w:w="90"/>
+              <w:bottom w:type="dxa" w:w="60"/>
+              <w:right w:type="dxa" w:w="90"/>
+            </w:tcMar>
+          </w:tcPr>
+          <w:p>
+            <w:pPr>
+              <w:spacing w:after="0"/>
+            </w:pPr>
+            <w:r>
+              <w:t xml:space="preserve">1</w:t>
+            </w:r>
+          </w:p>
+        </w:tc>
+        <w:tc>
+          <w:tcPr>
+            <w:tcW w:type="dxa" w:w="3807"/>
+            <w:tcMar>
+              <w:top w:type="dxa" w:w="60"/>
+              <w:left w:type="dxa" w:w="90"/>
+              <w:bottom w:type="dxa" w:w="60"/>
+              <w:right w:type="dxa" w:w="90"/>
+            </w:tcMar>
+          </w:tcPr>
+          <w:p>
+            <w:pPr>
+              <w:spacing w:after="0"/>
+            </w:pPr>
+            <w:r>
+              <w:t xml:space="preserve">Launch of Belfast Children's Festival 2016</w:t>
+            </w:r>
+          </w:p>
+        </w:tc>
+        <w:tc>
+          <w:tcPr>
+            <w:tcW w:type="dxa" w:w="1439"/>
+            <w:tcMar>
+              <w:top w:type="dxa" w:w="60"/>
+              <w:left w:type="dxa" w:w="90"/>
+              <w:bottom w:type="dxa" w:w="60"/>
+              <w:right w:type="dxa" w:w="90"/>
+            </w:tcMar>
+          </w:tcPr>
+          <w:p>
+            <w:pPr>
+              <w:spacing w:after="0"/>
+            </w:pPr>
+            <w:r>
+              <w:t xml:space="preserve">28 Jan 2016</w:t>
+            </w:r>
+          </w:p>
+        </w:tc>
+        <w:tc>
+          <w:tcPr>
+            <w:tcW w:type="dxa" w:w="1227"/>
+            <w:tcMar>
+              <w:top w:type="dxa" w:w="60"/>
+              <w:left w:type="dxa" w:w="90"/>
+              <w:bottom w:type="dxa" w:w="60"/>
+              <w:right w:type="dxa" w:w="90"/>
+            </w:tcMar>
+          </w:tcPr>
+          <w:p>
+            <w:pPr>
+              <w:spacing w:after="0"/>
+            </w:pPr>
+            <w:r>
+              <w:t xml:space="preserve">7:58</w:t>
+            </w:r>
+          </w:p>
+        </w:tc>
+        <w:tc>
+          <w:tcPr>
+            <w:tcW w:type="dxa" w:w="970"/>
+            <w:tcMar>
+              <w:top w:type="dxa" w:w="60"/>
+              <w:left w:type="dxa" w:w="90"/>
+              <w:bottom w:type="dxa" w:w="60"/>
+              <w:right w:type="dxa" w:w="90"/>
+            </w:tcMar>
+          </w:tcPr>
+          <w:p>
+            <w:pPr>
+              <w:spacing w:after="0"/>
+            </w:pPr>
+            <w:r>
+              <w:t xml:space="preserve">16</w:t>
+            </w:r>
+          </w:p>
+        </w:tc>
+        <w:tc>
+          <w:tcPr>
+            <w:tcW w:type="dxa" w:w="1304"/>
+            <w:tcMar>
+              <w:top w:type="dxa" w:w="60"/>
+              <w:left w:type="dxa" w:w="90"/>
+              <w:bottom w:type="dxa" w:w="60"/>
+              <w:right w:type="dxa" w:w="90"/>
+            </w:tcMar>
+          </w:tcPr>
+          <w:p>
+            <w:pPr>
+              <w:spacing w:after="0"/>
+            </w:pPr>
+            <w:r>
+              <w:t xml:space="preserve">Cal</w:t>
+            </w:r>
+          </w:p>
+        </w:tc>
+      </w:tr>
+      <w:tr>
+        <w:trPr>
+          <w:tblHeader w:val="false"/>
+        </w:trPr>
+        <w:tc>
+          <w:tcPr>
+            <w:tcW w:type="dxa" w:w="613"/>
+            <w:tcMar>
+              <w:top w:type="dxa" w:w="60"/>
+              <w:left w:type="dxa" w:w="90"/>
+              <w:bottom w:type="dxa" w:w="60"/>
+              <w:right w:type="dxa" w:w="90"/>
+            </w:tcMar>
+          </w:tcPr>
+          <w:p>
+            <w:pPr>
+              <w:spacing w:after="0"/>
+            </w:pPr>
+            <w:r>
+              <w:t xml:space="preserve">2</w:t>
+            </w:r>
+          </w:p>
+        </w:tc>
+        <w:tc>
+          <w:tcPr>
+            <w:tcW w:type="dxa" w:w="3807"/>
+            <w:tcMar>
+              <w:top w:type="dxa" w:w="60"/>
+              <w:left w:type="dxa" w:w="90"/>
+              <w:bottom w:type="dxa" w:w="60"/>
+              <w:right w:type="dxa" w:w="90"/>
+            </w:tcMar>
+          </w:tcPr>
+          <w:p>
+            <w:pPr>
+              <w:spacing w:after="0"/>
+            </w:pPr>
+            <w:r>
+              <w:t xml:space="preserve">Belfast's City Council - Step Up To Learn Programme</w:t>
+            </w:r>
+          </w:p>
+        </w:tc>
+        <w:tc>
+          <w:tcPr>
+            <w:tcW w:type="dxa" w:w="1439"/>
+            <w:tcMar>
+              <w:top w:type="dxa" w:w="60"/>
+              <w:left w:type="dxa" w:w="90"/>
+              <w:bottom w:type="dxa" w:w="60"/>
+              <w:right w:type="dxa" w:w="90"/>
+            </w:tcMar>
+          </w:tcPr>
+          <w:p>
+            <w:pPr>
+              <w:spacing w:after="0"/>
+            </w:pPr>
+            <w:r>
+              <w:t xml:space="preserve">28 Jan 2016</w:t>
+            </w:r>
+          </w:p>
+        </w:tc>
+        <w:tc>
+          <w:tcPr>
+            <w:tcW w:type="dxa" w:w="1227"/>
+            <w:tcMar>
+              <w:top w:type="dxa" w:w="60"/>
+              <w:left w:type="dxa" w:w="90"/>
+              <w:bottom w:type="dxa" w:w="60"/>
+              <w:right w:type="dxa" w:w="90"/>
+            </w:tcMar>
+          </w:tcPr>
+          <w:p>
+            <w:pPr>
+              <w:spacing w:after="0"/>
+            </w:pPr>
+            <w:r>
+              <w:t xml:space="preserve">5:51</w:t>
+            </w:r>
+          </w:p>
+        </w:tc>
+        <w:tc>
+          <w:tcPr>
+            <w:tcW w:type="dxa" w:w="970"/>
+            <w:tcMar>
+              <w:top w:type="dxa" w:w="60"/>
+              <w:left w:type="dxa" w:w="90"/>
+              <w:bottom w:type="dxa" w:w="60"/>
+              <w:right w:type="dxa" w:w="90"/>
+            </w:tcMar>
+          </w:tcPr>
+          <w:p>
+            <w:pPr>
+              <w:spacing w:after="0"/>
+            </w:pPr>
+            <w:r>
+              <w:t xml:space="preserve">12</w:t>
+            </w:r>
+          </w:p>
+        </w:tc>
+        <w:tc>
+          <w:tcPr>
+            <w:tcW w:type="dxa" w:w="1304"/>
+            <w:tcMar>
+              <w:top w:type="dxa" w:w="60"/>
+              <w:left w:type="dxa" w:w="90"/>
+              <w:bottom w:type="dxa" w:w="60"/>
+              <w:right w:type="dxa" w:w="90"/>
+            </w:tcMar>
+          </w:tcPr>
+          <w:p>
+            <w:pPr>
+              <w:spacing w:after="0"/>
+            </w:pPr>
+            <w:r>
+              <w:t xml:space="preserve">Eval</w:t>
+            </w:r>
+          </w:p>
+        </w:tc>
+      </w:tr>
+      <w:tr>
+        <w:trPr>
+          <w:tblHeader w:val="false"/>
+        </w:trPr>
+        <w:tc>
+          <w:tcPr>
+            <w:tcW w:type="dxa" w:w="613"/>
+            <w:tcMar>
+              <w:top w:type="dxa" w:w="60"/>
+              <w:left w:type="dxa" w:w="90"/>
+              <w:bottom w:type="dxa" w:w="60"/>
+              <w:right w:type="dxa" w:w="90"/>
+            </w:tcMar>
+          </w:tcPr>
+          <w:p>
+            <w:pPr>
+              <w:spacing w:after="0"/>
+            </w:pPr>
+            <w:r>
+              <w:t xml:space="preserve">3</w:t>
+            </w:r>
+          </w:p>
+        </w:tc>
+        <w:tc>
+          <w:tcPr>
+            <w:tcW w:type="dxa" w:w="3807"/>
+            <w:tcMar>
+              <w:top w:type="dxa" w:w="60"/>
+              <w:left w:type="dxa" w:w="90"/>
+              <w:bottom w:type="dxa" w:w="60"/>
+              <w:right w:type="dxa" w:w="90"/>
+            </w:tcMar>
+          </w:tcPr>
+          <w:p>
+            <w:pPr>
+              <w:spacing w:after="0"/>
+            </w:pPr>
+            <w:r>
+              <w:t xml:space="preserve">Fire Brigades Union Northern Ireland - Threats to the Fire and Rescue Service</w:t>
+            </w:r>
+          </w:p>
+        </w:tc>
+        <w:tc>
+          <w:tcPr>
+            <w:tcW w:type="dxa" w:w="1439"/>
+            <w:tcMar>
+              <w:top w:type="dxa" w:w="60"/>
+              <w:left w:type="dxa" w:w="90"/>
+              <w:bottom w:type="dxa" w:w="60"/>
+              <w:right w:type="dxa" w:w="90"/>
+            </w:tcMar>
+          </w:tcPr>
+          <w:p>
+            <w:pPr>
+              <w:spacing w:after="0"/>
+            </w:pPr>
+            <w:r>
+              <w:t xml:space="preserve">28 Jan 2016</w:t>
+            </w:r>
+          </w:p>
+        </w:tc>
+        <w:tc>
+          <w:tcPr>
+            <w:tcW w:type="dxa" w:w="1227"/>
+            <w:tcMar>
+              <w:top w:type="dxa" w:w="60"/>
+              <w:left w:type="dxa" w:w="90"/>
+              <w:bottom w:type="dxa" w:w="60"/>
+              <w:right w:type="dxa" w:w="90"/>
+            </w:tcMar>
+          </w:tcPr>
+          <w:p>
+            <w:pPr>
+              <w:spacing w:after="0"/>
+            </w:pPr>
+            <w:r>
+              <w:t xml:space="preserve">8:23</w:t>
+            </w:r>
+          </w:p>
+        </w:tc>
+        <w:tc>
+          <w:tcPr>
+            <w:tcW w:type="dxa" w:w="970"/>
+            <w:tcMar>
+              <w:top w:type="dxa" w:w="60"/>
+              <w:left w:type="dxa" w:w="90"/>
+              <w:bottom w:type="dxa" w:w="60"/>
+              <w:right w:type="dxa" w:w="90"/>
+            </w:tcMar>
+          </w:tcPr>
+          <w:p>
+            <w:pPr>
+              <w:spacing w:after="0"/>
+            </w:pPr>
+            <w:r>
+              <w:t xml:space="preserve">17</w:t>
+            </w:r>
+          </w:p>
+        </w:tc>
+        <w:tc>
+          <w:tcPr>
+            <w:tcW w:type="dxa" w:w="1304"/>
+            <w:tcMar>
+              <w:top w:type="dxa" w:w="60"/>
+              <w:left w:type="dxa" w:w="90"/>
+              <w:bottom w:type="dxa" w:w="60"/>
+              <w:right w:type="dxa" w:w="90"/>
+            </w:tcMar>
+          </w:tcPr>
+          <w:p>
+            <w:pPr>
+              <w:spacing w:after="0"/>
+            </w:pPr>
+            <w:r>
+              <w:t xml:space="preserve">Eval</w:t>
+            </w:r>
+          </w:p>
+        </w:tc>
+      </w:tr>
+      <w:tr>
+        <w:trPr>
+          <w:tblHeader w:val="false"/>
+        </w:trPr>
+        <w:tc>
+          <w:tcPr>
+            <w:tcW w:type="dxa" w:w="613"/>
+            <w:tcMar>
+              <w:top w:type="dxa" w:w="60"/>
+              <w:left w:type="dxa" w:w="90"/>
+              <w:bottom w:type="dxa" w:w="60"/>
+              <w:right w:type="dxa" w:w="90"/>
+            </w:tcMar>
+          </w:tcPr>
+          <w:p>
+            <w:pPr>
+              <w:spacing w:after="0"/>
+            </w:pPr>
+            <w:r>
+              <w:t xml:space="preserve">4</w:t>
+            </w:r>
+          </w:p>
+        </w:tc>
+        <w:tc>
+          <w:tcPr>
+            <w:tcW w:type="dxa" w:w="3807"/>
+            <w:tcMar>
+              <w:top w:type="dxa" w:w="60"/>
+              <w:left w:type="dxa" w:w="90"/>
+              <w:bottom w:type="dxa" w:w="60"/>
+              <w:right w:type="dxa" w:w="90"/>
+            </w:tcMar>
+          </w:tcPr>
+          <w:p>
+            <w:pPr>
+              <w:spacing w:after="0"/>
+            </w:pPr>
+            <w:r>
+              <w:t xml:space="preserve">Ballymena Protest</w:t>
+            </w:r>
+          </w:p>
+        </w:tc>
+        <w:tc>
+          <w:tcPr>
+            <w:tcW w:type="dxa" w:w="1439"/>
+            <w:tcMar>
+              <w:top w:type="dxa" w:w="60"/>
+              <w:left w:type="dxa" w:w="90"/>
+              <w:bottom w:type="dxa" w:w="60"/>
+              <w:right w:type="dxa" w:w="90"/>
+            </w:tcMar>
+          </w:tcPr>
+          <w:p>
+            <w:pPr>
+              <w:spacing w:after="0"/>
+            </w:pPr>
+            <w:r>
+              <w:t xml:space="preserve">4 Feb 2016</w:t>
+            </w:r>
+          </w:p>
+        </w:tc>
+        <w:tc>
+          <w:tcPr>
+            <w:tcW w:type="dxa" w:w="1227"/>
+            <w:tcMar>
+              <w:top w:type="dxa" w:w="60"/>
+              <w:left w:type="dxa" w:w="90"/>
+              <w:bottom w:type="dxa" w:w="60"/>
+              <w:right w:type="dxa" w:w="90"/>
+            </w:tcMar>
+          </w:tcPr>
+          <w:p>
+            <w:pPr>
+              <w:spacing w:after="0"/>
+            </w:pPr>
+            <w:r>
+              <w:t xml:space="preserve">8:21</w:t>
+            </w:r>
+          </w:p>
+        </w:tc>
+        <w:tc>
+          <w:tcPr>
+            <w:tcW w:type="dxa" w:w="970"/>
+            <w:tcMar>
+              <w:top w:type="dxa" w:w="60"/>
+              <w:left w:type="dxa" w:w="90"/>
+              <w:bottom w:type="dxa" w:w="60"/>
+              <w:right w:type="dxa" w:w="90"/>
+            </w:tcMar>
+          </w:tcPr>
+          <w:p>
+            <w:pPr>
+              <w:spacing w:after="0"/>
+            </w:pPr>
+            <w:r>
+              <w:t xml:space="preserve">17</w:t>
+            </w:r>
+          </w:p>
+        </w:tc>
+        <w:tc>
+          <w:tcPr>
+            <w:tcW w:type="dxa" w:w="1304"/>
+            <w:tcMar>
+              <w:top w:type="dxa" w:w="60"/>
+              <w:left w:type="dxa" w:w="90"/>
+              <w:bottom w:type="dxa" w:w="60"/>
+              <w:right w:type="dxa" w:w="90"/>
+            </w:tcMar>
+          </w:tcPr>
+          <w:p>
+            <w:pPr>
+              <w:spacing w:after="0"/>
+            </w:pPr>
+            <w:r>
+              <w:t xml:space="preserve">Cal</w:t>
+            </w:r>
+          </w:p>
+        </w:tc>
+      </w:tr>
+      <w:tr>
+        <w:trPr>
+          <w:tblHeader w:val="false"/>
+        </w:trPr>
+        <w:tc>
+          <w:tcPr>
+            <w:tcW w:type="dxa" w:w="613"/>
+            <w:tcMar>
+              <w:top w:type="dxa" w:w="60"/>
+              <w:left w:type="dxa" w:w="90"/>
+              <w:bottom w:type="dxa" w:w="60"/>
+              <w:right w:type="dxa" w:w="90"/>
+            </w:tcMar>
+          </w:tcPr>
+          <w:p>
+            <w:pPr>
+              <w:spacing w:after="0"/>
+            </w:pPr>
+            <w:r>
+              <w:t xml:space="preserve">5</w:t>
+            </w:r>
+          </w:p>
+        </w:tc>
+        <w:tc>
+          <w:tcPr>
+            <w:tcW w:type="dxa" w:w="3807"/>
+            <w:tcMar>
+              <w:top w:type="dxa" w:w="60"/>
+              <w:left w:type="dxa" w:w="90"/>
+              <w:bottom w:type="dxa" w:w="60"/>
+              <w:right w:type="dxa" w:w="90"/>
+            </w:tcMar>
+          </w:tcPr>
+          <w:p>
+            <w:pPr>
+              <w:spacing w:after="0"/>
+            </w:pPr>
+            <w:r>
+              <w:t xml:space="preserve">Listen to our young leaders - 4 Corners Festival</w:t>
+            </w:r>
+          </w:p>
+        </w:tc>
+        <w:tc>
+          <w:tcPr>
+            <w:tcW w:type="dxa" w:w="1439"/>
+            <w:tcMar>
+              <w:top w:type="dxa" w:w="60"/>
+              <w:left w:type="dxa" w:w="90"/>
+              <w:bottom w:type="dxa" w:w="60"/>
+              <w:right w:type="dxa" w:w="90"/>
+            </w:tcMar>
+          </w:tcPr>
+          <w:p>
+            <w:pPr>
+              <w:spacing w:after="0"/>
+            </w:pPr>
+            <w:r>
+              <w:t xml:space="preserve">4 Feb 2016</w:t>
+            </w:r>
+          </w:p>
+        </w:tc>
+        <w:tc>
+          <w:tcPr>
+            <w:tcW w:type="dxa" w:w="1227"/>
+            <w:tcMar>
+              <w:top w:type="dxa" w:w="60"/>
+              <w:left w:type="dxa" w:w="90"/>
+              <w:bottom w:type="dxa" w:w="60"/>
+              <w:right w:type="dxa" w:w="90"/>
+            </w:tcMar>
+          </w:tcPr>
+          <w:p>
+            <w:pPr>
+              <w:spacing w:after="0"/>
+            </w:pPr>
+            <w:r>
+              <w:t xml:space="preserve">6:45</w:t>
+            </w:r>
+          </w:p>
+        </w:tc>
+        <w:tc>
+          <w:tcPr>
+            <w:tcW w:type="dxa" w:w="970"/>
+            <w:tcMar>
+              <w:top w:type="dxa" w:w="60"/>
+              <w:left w:type="dxa" w:w="90"/>
+              <w:bottom w:type="dxa" w:w="60"/>
+              <w:right w:type="dxa" w:w="90"/>
+            </w:tcMar>
+          </w:tcPr>
+          <w:p>
+            <w:pPr>
+              <w:spacing w:after="0"/>
+            </w:pPr>
+            <w:r>
+              <w:t xml:space="preserve">14</w:t>
+            </w:r>
+          </w:p>
+        </w:tc>
+        <w:tc>
+          <w:tcPr>
+            <w:tcW w:type="dxa" w:w="1304"/>
+            <w:tcMar>
+              <w:top w:type="dxa" w:w="60"/>
+              <w:left w:type="dxa" w:w="90"/>
+              <w:bottom w:type="dxa" w:w="60"/>
+              <w:right w:type="dxa" w:w="90"/>
+            </w:tcMar>
+          </w:tcPr>
+          <w:p>
+            <w:pPr>
+              <w:spacing w:after="0"/>
+            </w:pPr>
+            <w:r>
+              <w:t xml:space="preserve">Eval</w:t>
+            </w:r>
+          </w:p>
+        </w:tc>
+      </w:tr>
+      <w:tr>
+        <w:trPr>
+          <w:tblHeader w:val="false"/>
+        </w:trPr>
+        <w:tc>
+          <w:tcPr>
+            <w:tcW w:type="dxa" w:w="613"/>
+            <w:tcMar>
+              <w:top w:type="dxa" w:w="60"/>
+              <w:left w:type="dxa" w:w="90"/>
+              <w:bottom w:type="dxa" w:w="60"/>
+              <w:right w:type="dxa" w:w="90"/>
+            </w:tcMar>
+          </w:tcPr>
+          <w:p>
+            <w:pPr>
+              <w:spacing w:after="0"/>
+            </w:pPr>
+            <w:r>
+              <w:t xml:space="preserve">6</w:t>
+            </w:r>
+          </w:p>
+        </w:tc>
+        <w:tc>
+          <w:tcPr>
+            <w:tcW w:type="dxa" w:w="3807"/>
+            <w:tcMar>
+              <w:top w:type="dxa" w:w="60"/>
+              <w:left w:type="dxa" w:w="90"/>
+              <w:bottom w:type="dxa" w:w="60"/>
+              <w:right w:type="dxa" w:w="90"/>
+            </w:tcMar>
+          </w:tcPr>
+          <w:p>
+            <w:pPr>
+              <w:spacing w:after="0"/>
+            </w:pPr>
+            <w:r>
+              <w:t xml:space="preserve">Pupils Challenge Racism - Integrated Education Fund</w:t>
+            </w:r>
+          </w:p>
+        </w:tc>
+        <w:tc>
+          <w:tcPr>
+            <w:tcW w:type="dxa" w:w="1439"/>
+            <w:tcMar>
+              <w:top w:type="dxa" w:w="60"/>
+              <w:left w:type="dxa" w:w="90"/>
+              <w:bottom w:type="dxa" w:w="60"/>
+              <w:right w:type="dxa" w:w="90"/>
+            </w:tcMar>
+          </w:tcPr>
+          <w:p>
+            <w:pPr>
+              <w:spacing w:after="0"/>
+            </w:pPr>
+            <w:r>
+              <w:t xml:space="preserve">4 Feb 2016</w:t>
+            </w:r>
+          </w:p>
+        </w:tc>
+        <w:tc>
+          <w:tcPr>
+            <w:tcW w:type="dxa" w:w="1227"/>
+            <w:tcMar>
+              <w:top w:type="dxa" w:w="60"/>
+              <w:left w:type="dxa" w:w="90"/>
+              <w:bottom w:type="dxa" w:w="60"/>
+              <w:right w:type="dxa" w:w="90"/>
+            </w:tcMar>
+          </w:tcPr>
+          <w:p>
+            <w:pPr>
+              <w:spacing w:after="0"/>
+            </w:pPr>
+            <w:r>
+              <w:t xml:space="preserve">8:07</w:t>
+            </w:r>
+          </w:p>
+        </w:tc>
+        <w:tc>
+          <w:tcPr>
+            <w:tcW w:type="dxa" w:w="970"/>
+            <w:tcMar>
+              <w:top w:type="dxa" w:w="60"/>
+              <w:left w:type="dxa" w:w="90"/>
+              <w:bottom w:type="dxa" w:w="60"/>
+              <w:right w:type="dxa" w:w="90"/>
+            </w:tcMar>
+          </w:tcPr>
+          <w:p>
+            <w:pPr>
+              <w:spacing w:after="0"/>
+            </w:pPr>
+            <w:r>
+              <w:t xml:space="preserve">17</w:t>
+            </w:r>
+          </w:p>
+        </w:tc>
+        <w:tc>
+          <w:tcPr>
+            <w:tcW w:type="dxa" w:w="1304"/>
+            <w:tcMar>
+              <w:top w:type="dxa" w:w="60"/>
+              <w:left w:type="dxa" w:w="90"/>
+              <w:bottom w:type="dxa" w:w="60"/>
+              <w:right w:type="dxa" w:w="90"/>
+            </w:tcMar>
+          </w:tcPr>
+          <w:p>
+            <w:pPr>
+              <w:spacing w:after="0"/>
+            </w:pPr>
+            <w:r>
+              <w:t xml:space="preserve">Eval</w:t>
+            </w:r>
+          </w:p>
+        </w:tc>
+      </w:tr>
+      <w:tr>
+        <w:trPr>
+          <w:tblHeader w:val="false"/>
+        </w:trPr>
+        <w:tc>
+          <w:tcPr>
+            <w:tcW w:type="dxa" w:w="613"/>
+            <w:tcMar>
+              <w:top w:type="dxa" w:w="60"/>
+              <w:left w:type="dxa" w:w="90"/>
+              <w:bottom w:type="dxa" w:w="60"/>
+              <w:right w:type="dxa" w:w="90"/>
+            </w:tcMar>
+          </w:tcPr>
+          <w:p>
+            <w:pPr>
+              <w:spacing w:after="0"/>
+            </w:pPr>
+            <w:r>
+              <w:t xml:space="preserve">7</w:t>
+            </w:r>
+          </w:p>
+        </w:tc>
+        <w:tc>
+          <w:tcPr>
+            <w:tcW w:type="dxa" w:w="3807"/>
+            <w:tcMar>
+              <w:top w:type="dxa" w:w="60"/>
+              <w:left w:type="dxa" w:w="90"/>
+              <w:bottom w:type="dxa" w:w="60"/>
+              <w:right w:type="dxa" w:w="90"/>
+            </w:tcMar>
+          </w:tcPr>
+          <w:p>
+            <w:pPr>
+              <w:spacing w:after="0"/>
+            </w:pPr>
+            <w:r>
+              <w:t xml:space="preserve">Adrian Ismay Vigil</w:t>
+            </w:r>
+          </w:p>
+        </w:tc>
+        <w:tc>
+          <w:tcPr>
+            <w:tcW w:type="dxa" w:w="1439"/>
+            <w:tcMar>
+              <w:top w:type="dxa" w:w="60"/>
+              <w:left w:type="dxa" w:w="90"/>
+              <w:bottom w:type="dxa" w:w="60"/>
+              <w:right w:type="dxa" w:w="90"/>
+            </w:tcMar>
+          </w:tcPr>
+          <w:p>
+            <w:pPr>
+              <w:spacing w:after="0"/>
+            </w:pPr>
+            <w:r>
+              <w:t xml:space="preserve">23 Mar 2016</w:t>
+            </w:r>
+          </w:p>
+        </w:tc>
+        <w:tc>
+          <w:tcPr>
+            <w:tcW w:type="dxa" w:w="1227"/>
+            <w:tcMar>
+              <w:top w:type="dxa" w:w="60"/>
+              <w:left w:type="dxa" w:w="90"/>
+              <w:bottom w:type="dxa" w:w="60"/>
+              <w:right w:type="dxa" w:w="90"/>
+            </w:tcMar>
+          </w:tcPr>
+          <w:p>
+            <w:pPr>
+              <w:spacing w:after="0"/>
+            </w:pPr>
+            <w:r>
+              <w:t xml:space="preserve">4:29</w:t>
+            </w:r>
+          </w:p>
+        </w:tc>
+        <w:tc>
+          <w:tcPr>
+            <w:tcW w:type="dxa" w:w="970"/>
+            <w:tcMar>
+              <w:top w:type="dxa" w:w="60"/>
+              <w:left w:type="dxa" w:w="90"/>
+              <w:bottom w:type="dxa" w:w="60"/>
+              <w:right w:type="dxa" w:w="90"/>
+            </w:tcMar>
+          </w:tcPr>
+          <w:p>
+            <w:pPr>
+              <w:spacing w:after="0"/>
+            </w:pPr>
+            <w:r>
+              <w:t xml:space="preserve">9</w:t>
+            </w:r>
+          </w:p>
+        </w:tc>
+        <w:tc>
+          <w:tcPr>
+            <w:tcW w:type="dxa" w:w="1304"/>
+            <w:tcMar>
+              <w:top w:type="dxa" w:w="60"/>
+              <w:left w:type="dxa" w:w="90"/>
+              <w:bottom w:type="dxa" w:w="60"/>
+              <w:right w:type="dxa" w:w="90"/>
+            </w:tcMar>
+          </w:tcPr>
+          <w:p>
+            <w:pPr>
+              <w:spacing w:after="0"/>
+            </w:pPr>
+            <w:r>
+              <w:t xml:space="preserve">Eval</w:t>
+            </w:r>
+          </w:p>
+        </w:tc>
+      </w:tr>
+      <w:tr>
+        <w:trPr>
+          <w:tblHeader w:val="false"/>
+        </w:trPr>
+        <w:tc>
+          <w:tcPr>
+            <w:tcW w:type="dxa" w:w="613"/>
+            <w:tcMar>
+              <w:top w:type="dxa" w:w="60"/>
+              <w:left w:type="dxa" w:w="90"/>
+              <w:bottom w:type="dxa" w:w="60"/>
+              <w:right w:type="dxa" w:w="90"/>
+            </w:tcMar>
+          </w:tcPr>
+          <w:p>
+            <w:pPr>
+              <w:spacing w:after="0"/>
+            </w:pPr>
+            <w:r>
+              <w:t xml:space="preserve">8</w:t>
+            </w:r>
+          </w:p>
+        </w:tc>
+        <w:tc>
+          <w:tcPr>
+            <w:tcW w:type="dxa" w:w="3807"/>
+            <w:tcMar>
+              <w:top w:type="dxa" w:w="60"/>
+              <w:left w:type="dxa" w:w="90"/>
+              <w:bottom w:type="dxa" w:w="60"/>
+              <w:right w:type="dxa" w:w="90"/>
+            </w:tcMar>
+          </w:tcPr>
+          <w:p>
+            <w:pPr>
+              <w:spacing w:after="0"/>
+            </w:pPr>
+            <w:r>
+              <w:t xml:space="preserve">REFRESH- PSNI Young Digital Team</w:t>
+            </w:r>
+          </w:p>
+        </w:tc>
+        <w:tc>
+          <w:tcPr>
+            <w:tcW w:type="dxa" w:w="1439"/>
+            <w:tcMar>
+              <w:top w:type="dxa" w:w="60"/>
+              <w:left w:type="dxa" w:w="90"/>
+              <w:bottom w:type="dxa" w:w="60"/>
+              <w:right w:type="dxa" w:w="90"/>
+            </w:tcMar>
+          </w:tcPr>
+          <w:p>
+            <w:pPr>
+              <w:spacing w:after="0"/>
+            </w:pPr>
+            <w:r>
+              <w:t xml:space="preserve">23 Mar 2016</w:t>
+            </w:r>
+          </w:p>
+        </w:tc>
+        <w:tc>
+          <w:tcPr>
+            <w:tcW w:type="dxa" w:w="1227"/>
+            <w:tcMar>
+              <w:top w:type="dxa" w:w="60"/>
+              <w:left w:type="dxa" w:w="90"/>
+              <w:bottom w:type="dxa" w:w="60"/>
+              <w:right w:type="dxa" w:w="90"/>
+            </w:tcMar>
+          </w:tcPr>
+          <w:p>
+            <w:pPr>
+              <w:spacing w:after="0"/>
+            </w:pPr>
+            <w:r>
+              <w:t xml:space="preserve">3:51</w:t>
+            </w:r>
+          </w:p>
+        </w:tc>
+        <w:tc>
+          <w:tcPr>
+            <w:tcW w:type="dxa" w:w="970"/>
+            <w:tcMar>
+              <w:top w:type="dxa" w:w="60"/>
+              <w:left w:type="dxa" w:w="90"/>
+              <w:bottom w:type="dxa" w:w="60"/>
+              <w:right w:type="dxa" w:w="90"/>
+            </w:tcMar>
+          </w:tcPr>
+          <w:p>
+            <w:pPr>
+              <w:spacing w:after="0"/>
+            </w:pPr>
+            <w:r>
+              <w:t xml:space="preserve">8</w:t>
+            </w:r>
+          </w:p>
+        </w:tc>
+        <w:tc>
+          <w:tcPr>
+            <w:tcW w:type="dxa" w:w="1304"/>
+            <w:tcMar>
+              <w:top w:type="dxa" w:w="60"/>
+              <w:left w:type="dxa" w:w="90"/>
+              <w:bottom w:type="dxa" w:w="60"/>
+              <w:right w:type="dxa" w:w="90"/>
+            </w:tcMar>
+          </w:tcPr>
+          <w:p>
+            <w:pPr>
+              <w:spacing w:after="0"/>
+            </w:pPr>
+            <w:r>
+              <w:t xml:space="preserve">Eval</w:t>
+            </w:r>
+          </w:p>
+        </w:tc>
+      </w:tr>
+      <w:tr>
+        <w:trPr>
+          <w:tblHeader w:val="false"/>
+        </w:trPr>
+        <w:tc>
+          <w:tcPr>
+            <w:tcW w:type="dxa" w:w="613"/>
+            <w:tcMar>
+              <w:top w:type="dxa" w:w="60"/>
+              <w:left w:type="dxa" w:w="90"/>
+              <w:bottom w:type="dxa" w:w="60"/>
+              <w:right w:type="dxa" w:w="90"/>
+            </w:tcMar>
+          </w:tcPr>
+          <w:p>
+            <w:pPr>
+              <w:spacing w:after="0"/>
+            </w:pPr>
+            <w:r>
+              <w:t xml:space="preserve">9</w:t>
+            </w:r>
+          </w:p>
+        </w:tc>
+        <w:tc>
+          <w:tcPr>
+            <w:tcW w:type="dxa" w:w="3807"/>
+            <w:tcMar>
+              <w:top w:type="dxa" w:w="60"/>
+              <w:left w:type="dxa" w:w="90"/>
+              <w:bottom w:type="dxa" w:w="60"/>
+              <w:right w:type="dxa" w:w="90"/>
+            </w:tcMar>
+          </w:tcPr>
+          <w:p>
+            <w:pPr>
+              <w:spacing w:after="0"/>
+            </w:pPr>
+            <w:r>
+              <w:t xml:space="preserve">KESS - Enabling Access to Justice</w:t>
+            </w:r>
+          </w:p>
+        </w:tc>
+        <w:tc>
+          <w:tcPr>
+            <w:tcW w:type="dxa" w:w="1439"/>
+            <w:tcMar>
+              <w:top w:type="dxa" w:w="60"/>
+              <w:left w:type="dxa" w:w="90"/>
+              <w:bottom w:type="dxa" w:w="60"/>
+              <w:right w:type="dxa" w:w="90"/>
+            </w:tcMar>
+          </w:tcPr>
+          <w:p>
+            <w:pPr>
+              <w:spacing w:after="0"/>
+            </w:pPr>
+            <w:r>
+              <w:t xml:space="preserve">23 Mar 2016</w:t>
+            </w:r>
+          </w:p>
+        </w:tc>
+        <w:tc>
+          <w:tcPr>
+            <w:tcW w:type="dxa" w:w="1227"/>
+            <w:tcMar>
+              <w:top w:type="dxa" w:w="60"/>
+              <w:left w:type="dxa" w:w="90"/>
+              <w:bottom w:type="dxa" w:w="60"/>
+              <w:right w:type="dxa" w:w="90"/>
+            </w:tcMar>
+          </w:tcPr>
+          <w:p>
+            <w:pPr>
+              <w:spacing w:after="0"/>
+            </w:pPr>
+            <w:r>
+              <w:t xml:space="preserve">6:11</w:t>
+            </w:r>
+          </w:p>
+        </w:tc>
+        <w:tc>
+          <w:tcPr>
+            <w:tcW w:type="dxa" w:w="970"/>
+            <w:tcMar>
+              <w:top w:type="dxa" w:w="60"/>
+              <w:left w:type="dxa" w:w="90"/>
+              <w:bottom w:type="dxa" w:w="60"/>
+              <w:right w:type="dxa" w:w="90"/>
+            </w:tcMar>
+          </w:tcPr>
+          <w:p>
+            <w:pPr>
+              <w:spacing w:after="0"/>
+            </w:pPr>
+            <w:r>
+              <w:t xml:space="preserve">13</w:t>
+            </w:r>
+          </w:p>
+        </w:tc>
+        <w:tc>
+          <w:tcPr>
+            <w:tcW w:type="dxa" w:w="1304"/>
+            <w:tcMar>
+              <w:top w:type="dxa" w:w="60"/>
+              <w:left w:type="dxa" w:w="90"/>
+              <w:bottom w:type="dxa" w:w="60"/>
+              <w:right w:type="dxa" w:w="90"/>
+            </w:tcMar>
+          </w:tcPr>
+          <w:p>
+            <w:pPr>
+              <w:spacing w:after="0"/>
+            </w:pPr>
+            <w:r>
+              <w:t xml:space="preserve">Cal</w:t>
+            </w:r>
+          </w:p>
+        </w:tc>
+      </w:tr>
+      <w:tr>
+        <w:trPr>
+          <w:tblHeader w:val="false"/>
+        </w:trPr>
+        <w:tc>
+          <w:tcPr>
+            <w:tcW w:type="dxa" w:w="613"/>
+            <w:tcMar>
+              <w:top w:type="dxa" w:w="60"/>
+              <w:left w:type="dxa" w:w="90"/>
+              <w:bottom w:type="dxa" w:w="60"/>
+              <w:right w:type="dxa" w:w="90"/>
+            </w:tcMar>
+          </w:tcPr>
+          <w:p>
+            <w:pPr>
+              <w:spacing w:after="0"/>
+            </w:pPr>
+            <w:r>
+              <w:t xml:space="preserve">10</w:t>
+            </w:r>
+          </w:p>
+        </w:tc>
+        <w:tc>
+          <w:tcPr>
+            <w:tcW w:type="dxa" w:w="3807"/>
+            <w:tcMar>
+              <w:top w:type="dxa" w:w="60"/>
+              <w:left w:type="dxa" w:w="90"/>
+              <w:bottom w:type="dxa" w:w="60"/>
+              <w:right w:type="dxa" w:w="90"/>
+            </w:tcMar>
+          </w:tcPr>
+          <w:p>
+            <w:pPr>
+              <w:spacing w:after="0"/>
+            </w:pPr>
+            <w:r>
+              <w:t xml:space="preserve">Jacobin Launch</w:t>
+            </w:r>
+          </w:p>
+        </w:tc>
+        <w:tc>
+          <w:tcPr>
+            <w:tcW w:type="dxa" w:w="1439"/>
+            <w:tcMar>
+              <w:top w:type="dxa" w:w="60"/>
+              <w:left w:type="dxa" w:w="90"/>
+              <w:bottom w:type="dxa" w:w="60"/>
+              <w:right w:type="dxa" w:w="90"/>
+            </w:tcMar>
+          </w:tcPr>
+          <w:p>
+            <w:pPr>
+              <w:spacing w:after="0"/>
+            </w:pPr>
+            <w:r>
+              <w:t xml:space="preserve">23 Mar 2016</w:t>
+            </w:r>
+          </w:p>
+        </w:tc>
+        <w:tc>
+          <w:tcPr>
+            <w:tcW w:type="dxa" w:w="1227"/>
+            <w:tcMar>
+              <w:top w:type="dxa" w:w="60"/>
+              <w:left w:type="dxa" w:w="90"/>
+              <w:bottom w:type="dxa" w:w="60"/>
+              <w:right w:type="dxa" w:w="90"/>
+            </w:tcMar>
+          </w:tcPr>
+          <w:p>
+            <w:pPr>
+              <w:spacing w:after="0"/>
+            </w:pPr>
+            <w:r>
+              <w:t xml:space="preserve">7:48</w:t>
+            </w:r>
+          </w:p>
+        </w:tc>
+        <w:tc>
+          <w:tcPr>
+            <w:tcW w:type="dxa" w:w="970"/>
+            <w:tcMar>
+              <w:top w:type="dxa" w:w="60"/>
+              <w:left w:type="dxa" w:w="90"/>
+              <w:bottom w:type="dxa" w:w="60"/>
+              <w:right w:type="dxa" w:w="90"/>
+            </w:tcMar>
+          </w:tcPr>
+          <w:p>
+            <w:pPr>
+              <w:spacing w:after="0"/>
+            </w:pPr>
+            <w:r>
+              <w:t xml:space="preserve">16</w:t>
+            </w:r>
+          </w:p>
+        </w:tc>
+        <w:tc>
+          <w:tcPr>
+            <w:tcW w:type="dxa" w:w="1304"/>
+            <w:tcMar>
+              <w:top w:type="dxa" w:w="60"/>
+              <w:left w:type="dxa" w:w="90"/>
+              <w:bottom w:type="dxa" w:w="60"/>
+              <w:right w:type="dxa" w:w="90"/>
+            </w:tcMar>
+          </w:tcPr>
+          <w:p>
+            <w:pPr>
+              <w:spacing w:after="0"/>
+            </w:pPr>
+            <w:r>
+              <w:t xml:space="preserve">Eval</w:t>
+            </w:r>
+          </w:p>
+        </w:tc>
+      </w:tr>
+      <w:tr>
+        <w:trPr>
+          <w:tblHeader w:val="false"/>
+        </w:trPr>
+        <w:tc>
+          <w:tcPr>
+            <w:tcW w:type="dxa" w:w="613"/>
+            <w:tcMar>
+              <w:top w:type="dxa" w:w="60"/>
+              <w:left w:type="dxa" w:w="90"/>
+              <w:bottom w:type="dxa" w:w="60"/>
+              <w:right w:type="dxa" w:w="90"/>
+            </w:tcMar>
+          </w:tcPr>
+          <w:p>
+            <w:pPr>
+              <w:spacing w:after="0"/>
+            </w:pPr>
+            <w:r>
+              <w:t xml:space="preserve">11</w:t>
+            </w:r>
+          </w:p>
+        </w:tc>
+        <w:tc>
+          <w:tcPr>
+            <w:tcW w:type="dxa" w:w="3807"/>
+            <w:tcMar>
+              <w:top w:type="dxa" w:w="60"/>
+              <w:left w:type="dxa" w:w="90"/>
+              <w:bottom w:type="dxa" w:w="60"/>
+              <w:right w:type="dxa" w:w="90"/>
+            </w:tcMar>
+          </w:tcPr>
+          <w:p>
+            <w:pPr>
+              <w:spacing w:after="0"/>
+            </w:pPr>
+            <w:r>
+              <w:t xml:space="preserve">Poor Mental Health on Peace Lines</w:t>
+            </w:r>
+          </w:p>
+        </w:tc>
+        <w:tc>
+          <w:tcPr>
+            <w:tcW w:type="dxa" w:w="1439"/>
+            <w:tcMar>
+              <w:top w:type="dxa" w:w="60"/>
+              <w:left w:type="dxa" w:w="90"/>
+              <w:bottom w:type="dxa" w:w="60"/>
+              <w:right w:type="dxa" w:w="90"/>
+            </w:tcMar>
+          </w:tcPr>
+          <w:p>
+            <w:pPr>
+              <w:spacing w:after="0"/>
+            </w:pPr>
+            <w:r>
+              <w:t xml:space="preserve">15 Apr 2016</w:t>
+            </w:r>
+          </w:p>
+        </w:tc>
+        <w:tc>
+          <w:tcPr>
+            <w:tcW w:type="dxa" w:w="1227"/>
+            <w:tcMar>
+              <w:top w:type="dxa" w:w="60"/>
+              <w:left w:type="dxa" w:w="90"/>
+              <w:bottom w:type="dxa" w:w="60"/>
+              <w:right w:type="dxa" w:w="90"/>
+            </w:tcMar>
+          </w:tcPr>
+          <w:p>
+            <w:pPr>
+              <w:spacing w:after="0"/>
+            </w:pPr>
+            <w:r>
+              <w:t xml:space="preserve">6:01</w:t>
+            </w:r>
+          </w:p>
+        </w:tc>
+        <w:tc>
+          <w:tcPr>
+            <w:tcW w:type="dxa" w:w="970"/>
+            <w:tcMar>
+              <w:top w:type="dxa" w:w="60"/>
+              <w:left w:type="dxa" w:w="90"/>
+              <w:bottom w:type="dxa" w:w="60"/>
+              <w:right w:type="dxa" w:w="90"/>
+            </w:tcMar>
+          </w:tcPr>
+          <w:p>
+            <w:pPr>
+              <w:spacing w:after="0"/>
+            </w:pPr>
+            <w:r>
+              <w:t xml:space="preserve">12</w:t>
+            </w:r>
+          </w:p>
+        </w:tc>
+        <w:tc>
+          <w:tcPr>
+            <w:tcW w:type="dxa" w:w="1304"/>
+            <w:tcMar>
+              <w:top w:type="dxa" w:w="60"/>
+              <w:left w:type="dxa" w:w="90"/>
+              <w:bottom w:type="dxa" w:w="60"/>
+              <w:right w:type="dxa" w:w="90"/>
+            </w:tcMar>
+          </w:tcPr>
+          <w:p>
+            <w:pPr>
+              <w:spacing w:after="0"/>
+            </w:pPr>
+            <w:r>
+              <w:t xml:space="preserve">Eval</w:t>
+            </w:r>
+          </w:p>
+        </w:tc>
+      </w:tr>
+      <w:tr>
+        <w:trPr>
+          <w:tblHeader w:val="false"/>
+        </w:trPr>
+        <w:tc>
+          <w:tcPr>
+            <w:tcW w:type="dxa" w:w="613"/>
+            <w:tcMar>
+              <w:top w:type="dxa" w:w="60"/>
+              <w:left w:type="dxa" w:w="90"/>
+              <w:bottom w:type="dxa" w:w="60"/>
+              <w:right w:type="dxa" w:w="90"/>
+            </w:tcMar>
+          </w:tcPr>
+          <w:p>
+            <w:pPr>
+              <w:spacing w:after="0"/>
+            </w:pPr>
+            <w:r>
+              <w:t xml:space="preserve">12</w:t>
+            </w:r>
+          </w:p>
+        </w:tc>
+        <w:tc>
+          <w:tcPr>
+            <w:tcW w:type="dxa" w:w="3807"/>
+            <w:tcMar>
+              <w:top w:type="dxa" w:w="60"/>
+              <w:left w:type="dxa" w:w="90"/>
+              <w:bottom w:type="dxa" w:w="60"/>
+              <w:right w:type="dxa" w:w="90"/>
+            </w:tcMar>
+          </w:tcPr>
+          <w:p>
+            <w:pPr>
+              <w:spacing w:after="0"/>
+            </w:pPr>
+            <w:r>
+              <w:t xml:space="preserve">Oliver Pollock Blue Plaque Unveiling</w:t>
+            </w:r>
+          </w:p>
+        </w:tc>
+        <w:tc>
+          <w:tcPr>
+            <w:tcW w:type="dxa" w:w="1439"/>
+            <w:tcMar>
+              <w:top w:type="dxa" w:w="60"/>
+              <w:left w:type="dxa" w:w="90"/>
+              <w:bottom w:type="dxa" w:w="60"/>
+              <w:right w:type="dxa" w:w="90"/>
+            </w:tcMar>
+          </w:tcPr>
+          <w:p>
+            <w:pPr>
+              <w:spacing w:after="0"/>
+            </w:pPr>
+            <w:r>
+              <w:t xml:space="preserve">15 Apr 2016</w:t>
+            </w:r>
+          </w:p>
+        </w:tc>
+        <w:tc>
+          <w:tcPr>
+            <w:tcW w:type="dxa" w:w="1227"/>
+            <w:tcMar>
+              <w:top w:type="dxa" w:w="60"/>
+              <w:left w:type="dxa" w:w="90"/>
+              <w:bottom w:type="dxa" w:w="60"/>
+              <w:right w:type="dxa" w:w="90"/>
+            </w:tcMar>
+          </w:tcPr>
+          <w:p>
+            <w:pPr>
+              <w:spacing w:after="0"/>
+            </w:pPr>
+            <w:r>
+              <w:t xml:space="preserve">5:29</w:t>
+            </w:r>
+          </w:p>
+        </w:tc>
+        <w:tc>
+          <w:tcPr>
+            <w:tcW w:type="dxa" w:w="970"/>
+            <w:tcMar>
+              <w:top w:type="dxa" w:w="60"/>
+              <w:left w:type="dxa" w:w="90"/>
+              <w:bottom w:type="dxa" w:w="60"/>
+              <w:right w:type="dxa" w:w="90"/>
+            </w:tcMar>
+          </w:tcPr>
+          <w:p>
+            <w:pPr>
+              <w:spacing w:after="0"/>
+            </w:pPr>
+            <w:r>
+              <w:t xml:space="preserve">11</w:t>
+            </w:r>
+          </w:p>
+        </w:tc>
+        <w:tc>
+          <w:tcPr>
+            <w:tcW w:type="dxa" w:w="1304"/>
+            <w:tcMar>
+              <w:top w:type="dxa" w:w="60"/>
+              <w:left w:type="dxa" w:w="90"/>
+              <w:bottom w:type="dxa" w:w="60"/>
+              <w:right w:type="dxa" w:w="90"/>
+            </w:tcMar>
+          </w:tcPr>
+          <w:p>
+            <w:pPr>
+              <w:spacing w:after="0"/>
+            </w:pPr>
+            <w:r>
+              <w:t xml:space="preserve">Eval</w:t>
+            </w:r>
+          </w:p>
+        </w:tc>
+      </w:tr>
+      <w:tr>
+        <w:trPr>
+          <w:tblHeader w:val="false"/>
+        </w:trPr>
+        <w:tc>
+          <w:tcPr>
+            <w:tcW w:type="dxa" w:w="613"/>
+            <w:tcMar>
+              <w:top w:type="dxa" w:w="60"/>
+              <w:left w:type="dxa" w:w="90"/>
+              <w:bottom w:type="dxa" w:w="60"/>
+              <w:right w:type="dxa" w:w="90"/>
+            </w:tcMar>
+          </w:tcPr>
+          <w:p>
+            <w:pPr>
+              <w:spacing w:after="0"/>
+            </w:pPr>
+            <w:r>
+              <w:t xml:space="preserve">13</w:t>
+            </w:r>
+          </w:p>
+        </w:tc>
+        <w:tc>
+          <w:tcPr>
+            <w:tcW w:type="dxa" w:w="3807"/>
+            <w:tcMar>
+              <w:top w:type="dxa" w:w="60"/>
+              <w:left w:type="dxa" w:w="90"/>
+              <w:bottom w:type="dxa" w:w="60"/>
+              <w:right w:type="dxa" w:w="90"/>
+            </w:tcMar>
+          </w:tcPr>
+          <w:p>
+            <w:pPr>
+              <w:spacing w:after="0"/>
+            </w:pPr>
+            <w:r>
+              <w:t xml:space="preserve">Reading Rooms at Open University</w:t>
+            </w:r>
+          </w:p>
+        </w:tc>
+        <w:tc>
+          <w:tcPr>
+            <w:tcW w:type="dxa" w:w="1439"/>
+            <w:tcMar>
+              <w:top w:type="dxa" w:w="60"/>
+              <w:left w:type="dxa" w:w="90"/>
+              <w:bottom w:type="dxa" w:w="60"/>
+              <w:right w:type="dxa" w:w="90"/>
+            </w:tcMar>
+          </w:tcPr>
+          <w:p>
+            <w:pPr>
+              <w:spacing w:after="0"/>
+            </w:pPr>
+            <w:r>
+              <w:t xml:space="preserve">15 Apr 2016</w:t>
+            </w:r>
+          </w:p>
+        </w:tc>
+        <w:tc>
+          <w:tcPr>
+            <w:tcW w:type="dxa" w:w="1227"/>
+            <w:tcMar>
+              <w:top w:type="dxa" w:w="60"/>
+              <w:left w:type="dxa" w:w="90"/>
+              <w:bottom w:type="dxa" w:w="60"/>
+              <w:right w:type="dxa" w:w="90"/>
+            </w:tcMar>
+          </w:tcPr>
+          <w:p>
+            <w:pPr>
+              <w:spacing w:after="0"/>
+            </w:pPr>
+            <w:r>
+              <w:t xml:space="preserve">5:22</w:t>
+            </w:r>
+          </w:p>
+        </w:tc>
+        <w:tc>
+          <w:tcPr>
+            <w:tcW w:type="dxa" w:w="970"/>
+            <w:tcMar>
+              <w:top w:type="dxa" w:w="60"/>
+              <w:left w:type="dxa" w:w="90"/>
+              <w:bottom w:type="dxa" w:w="60"/>
+              <w:right w:type="dxa" w:w="90"/>
+            </w:tcMar>
+          </w:tcPr>
+          <w:p>
+            <w:pPr>
+              <w:spacing w:after="0"/>
+            </w:pPr>
+            <w:r>
+              <w:t xml:space="preserve">11</w:t>
+            </w:r>
+          </w:p>
+        </w:tc>
+        <w:tc>
+          <w:tcPr>
+            <w:tcW w:type="dxa" w:w="1304"/>
+            <w:tcMar>
+              <w:top w:type="dxa" w:w="60"/>
+              <w:left w:type="dxa" w:w="90"/>
+              <w:bottom w:type="dxa" w:w="60"/>
+              <w:right w:type="dxa" w:w="90"/>
+            </w:tcMar>
+          </w:tcPr>
+          <w:p>
+            <w:pPr>
+              <w:spacing w:after="0"/>
+            </w:pPr>
+            <w:r>
+              <w:t xml:space="preserve">Eval</w:t>
+            </w:r>
+          </w:p>
+        </w:tc>
+      </w:tr>
+      <w:tr>
+        <w:trPr>
+          <w:tblHeader w:val="false"/>
+        </w:trPr>
+        <w:tc>
+          <w:tcPr>
+            <w:tcW w:type="dxa" w:w="613"/>
+            <w:tcMar>
+              <w:top w:type="dxa" w:w="60"/>
+              <w:left w:type="dxa" w:w="90"/>
+              <w:bottom w:type="dxa" w:w="60"/>
+              <w:right w:type="dxa" w:w="90"/>
+            </w:tcMar>
+          </w:tcPr>
+          <w:p>
+            <w:pPr>
+              <w:spacing w:after="0"/>
+            </w:pPr>
+            <w:r>
+              <w:t xml:space="preserve">14</w:t>
+            </w:r>
+          </w:p>
+        </w:tc>
+        <w:tc>
+          <w:tcPr>
+            <w:tcW w:type="dxa" w:w="3807"/>
+            <w:tcMar>
+              <w:top w:type="dxa" w:w="60"/>
+              <w:left w:type="dxa" w:w="90"/>
+              <w:bottom w:type="dxa" w:w="60"/>
+              <w:right w:type="dxa" w:w="90"/>
+            </w:tcMar>
+          </w:tcPr>
+          <w:p>
+            <w:pPr>
+              <w:spacing w:after="0"/>
+            </w:pPr>
+            <w:r>
+              <w:t xml:space="preserve">Kabosh - 1916 Community Play</w:t>
+            </w:r>
+          </w:p>
+        </w:tc>
+        <w:tc>
+          <w:tcPr>
+            <w:tcW w:type="dxa" w:w="1439"/>
+            <w:tcMar>
+              <w:top w:type="dxa" w:w="60"/>
+              <w:left w:type="dxa" w:w="90"/>
+              <w:bottom w:type="dxa" w:w="60"/>
+              <w:right w:type="dxa" w:w="90"/>
+            </w:tcMar>
+          </w:tcPr>
+          <w:p>
+            <w:pPr>
+              <w:spacing w:after="0"/>
+            </w:pPr>
+            <w:r>
+              <w:t xml:space="preserve">15 Apr 2016</w:t>
+            </w:r>
+          </w:p>
+        </w:tc>
+        <w:tc>
+          <w:tcPr>
+            <w:tcW w:type="dxa" w:w="1227"/>
+            <w:tcMar>
+              <w:top w:type="dxa" w:w="60"/>
+              <w:left w:type="dxa" w:w="90"/>
+              <w:bottom w:type="dxa" w:w="60"/>
+              <w:right w:type="dxa" w:w="90"/>
+            </w:tcMar>
+          </w:tcPr>
+          <w:p>
+            <w:pPr>
+              <w:spacing w:after="0"/>
+            </w:pPr>
+            <w:r>
+              <w:t xml:space="preserve">5:20</w:t>
+            </w:r>
+          </w:p>
+        </w:tc>
+        <w:tc>
+          <w:tcPr>
+            <w:tcW w:type="dxa" w:w="970"/>
+            <w:tcMar>
+              <w:top w:type="dxa" w:w="60"/>
+              <w:left w:type="dxa" w:w="90"/>
+              <w:bottom w:type="dxa" w:w="60"/>
+              <w:right w:type="dxa" w:w="90"/>
+            </w:tcMar>
+          </w:tcPr>
+          <w:p>
+            <w:pPr>
+              <w:spacing w:after="0"/>
+            </w:pPr>
+            <w:r>
+              <w:t xml:space="preserve">11</w:t>
+            </w:r>
+          </w:p>
+        </w:tc>
+        <w:tc>
+          <w:tcPr>
+            <w:tcW w:type="dxa" w:w="1304"/>
+            <w:tcMar>
+              <w:top w:type="dxa" w:w="60"/>
+              <w:left w:type="dxa" w:w="90"/>
+              <w:bottom w:type="dxa" w:w="60"/>
+              <w:right w:type="dxa" w:w="90"/>
+            </w:tcMar>
+          </w:tcPr>
+          <w:p>
+            <w:pPr>
+              <w:spacing w:after="0"/>
+            </w:pPr>
+            <w:r>
+              <w:t xml:space="preserve">Eval</w:t>
+            </w:r>
+          </w:p>
+        </w:tc>
+      </w:tr>
+      <w:tr>
+        <w:trPr>
+          <w:tblHeader w:val="false"/>
+        </w:trPr>
+        <w:tc>
+          <w:tcPr>
+            <w:tcW w:type="dxa" w:w="613"/>
+            <w:tcMar>
+              <w:top w:type="dxa" w:w="60"/>
+              <w:left w:type="dxa" w:w="90"/>
+              <w:bottom w:type="dxa" w:w="60"/>
+              <w:right w:type="dxa" w:w="90"/>
+            </w:tcMar>
+          </w:tcPr>
+          <w:p>
+            <w:pPr>
+              <w:spacing w:after="0"/>
+            </w:pPr>
+            <w:r>
+              <w:t xml:space="preserve">15</w:t>
+            </w:r>
+          </w:p>
+        </w:tc>
+        <w:tc>
+          <w:tcPr>
+            <w:tcW w:type="dxa" w:w="3807"/>
+            <w:tcMar>
+              <w:top w:type="dxa" w:w="60"/>
+              <w:left w:type="dxa" w:w="90"/>
+              <w:bottom w:type="dxa" w:w="60"/>
+              <w:right w:type="dxa" w:w="90"/>
+            </w:tcMar>
+          </w:tcPr>
+          <w:p>
+            <w:pPr>
+              <w:spacing w:after="0"/>
+            </w:pPr>
+            <w:r>
+              <w:t xml:space="preserve">May Day Parade</w:t>
+            </w:r>
+          </w:p>
+        </w:tc>
+        <w:tc>
+          <w:tcPr>
+            <w:tcW w:type="dxa" w:w="1439"/>
+            <w:tcMar>
+              <w:top w:type="dxa" w:w="60"/>
+              <w:left w:type="dxa" w:w="90"/>
+              <w:bottom w:type="dxa" w:w="60"/>
+              <w:right w:type="dxa" w:w="90"/>
+            </w:tcMar>
+          </w:tcPr>
+          <w:p>
+            <w:pPr>
+              <w:spacing w:after="0"/>
+            </w:pPr>
+            <w:r>
+              <w:t xml:space="preserve">2 May 2016</w:t>
+            </w:r>
+          </w:p>
+        </w:tc>
+        <w:tc>
+          <w:tcPr>
+            <w:tcW w:type="dxa" w:w="1227"/>
+            <w:tcMar>
+              <w:top w:type="dxa" w:w="60"/>
+              <w:left w:type="dxa" w:w="90"/>
+              <w:bottom w:type="dxa" w:w="60"/>
+              <w:right w:type="dxa" w:w="90"/>
+            </w:tcMar>
+          </w:tcPr>
+          <w:p>
+            <w:pPr>
+              <w:spacing w:after="0"/>
+            </w:pPr>
+            <w:r>
+              <w:t xml:space="preserve">8:40</w:t>
+            </w:r>
+          </w:p>
+        </w:tc>
+        <w:tc>
+          <w:tcPr>
+            <w:tcW w:type="dxa" w:w="970"/>
+            <w:tcMar>
+              <w:top w:type="dxa" w:w="60"/>
+              <w:left w:type="dxa" w:w="90"/>
+              <w:bottom w:type="dxa" w:w="60"/>
+              <w:right w:type="dxa" w:w="90"/>
+            </w:tcMar>
+          </w:tcPr>
+          <w:p>
+            <w:pPr>
+              <w:spacing w:after="0"/>
+            </w:pPr>
+            <w:r>
+              <w:t xml:space="preserve">18</w:t>
+            </w:r>
+          </w:p>
+        </w:tc>
+        <w:tc>
+          <w:tcPr>
+            <w:tcW w:type="dxa" w:w="1304"/>
+            <w:tcMar>
+              <w:top w:type="dxa" w:w="60"/>
+              <w:left w:type="dxa" w:w="90"/>
+              <w:bottom w:type="dxa" w:w="60"/>
+              <w:right w:type="dxa" w:w="90"/>
+            </w:tcMar>
+          </w:tcPr>
+          <w:p>
+            <w:pPr>
+              <w:spacing w:after="0"/>
+            </w:pPr>
+            <w:r>
+              <w:t xml:space="preserve">Cal</w:t>
+            </w:r>
+          </w:p>
+        </w:tc>
+      </w:tr>
+      <w:tr>
+        <w:trPr>
+          <w:tblHeader w:val="false"/>
+        </w:trPr>
+        <w:tc>
+          <w:tcPr>
+            <w:tcW w:type="dxa" w:w="613"/>
+            <w:tcMar>
+              <w:top w:type="dxa" w:w="60"/>
+              <w:left w:type="dxa" w:w="90"/>
+              <w:bottom w:type="dxa" w:w="60"/>
+              <w:right w:type="dxa" w:w="90"/>
+            </w:tcMar>
+          </w:tcPr>
+          <w:p>
+            <w:pPr>
+              <w:spacing w:after="0"/>
+            </w:pPr>
+            <w:r>
+              <w:t xml:space="preserve">16</w:t>
+            </w:r>
+          </w:p>
+        </w:tc>
+        <w:tc>
+          <w:tcPr>
+            <w:tcW w:type="dxa" w:w="3807"/>
+            <w:tcMar>
+              <w:top w:type="dxa" w:w="60"/>
+              <w:left w:type="dxa" w:w="90"/>
+              <w:bottom w:type="dxa" w:w="60"/>
+              <w:right w:type="dxa" w:w="90"/>
+            </w:tcMar>
+          </w:tcPr>
+          <w:p>
+            <w:pPr>
+              <w:spacing w:after="0"/>
+            </w:pPr>
+            <w:r>
+              <w:t xml:space="preserve">Political Special</w:t>
+            </w:r>
+          </w:p>
+        </w:tc>
+        <w:tc>
+          <w:tcPr>
+            <w:tcW w:type="dxa" w:w="1439"/>
+            <w:tcMar>
+              <w:top w:type="dxa" w:w="60"/>
+              <w:left w:type="dxa" w:w="90"/>
+              <w:bottom w:type="dxa" w:w="60"/>
+              <w:right w:type="dxa" w:w="90"/>
+            </w:tcMar>
+          </w:tcPr>
+          <w:p>
+            <w:pPr>
+              <w:spacing w:after="0"/>
+            </w:pPr>
+            <w:r>
+              <w:t xml:space="preserve">2 May 2016</w:t>
+            </w:r>
+          </w:p>
+        </w:tc>
+        <w:tc>
+          <w:tcPr>
+            <w:tcW w:type="dxa" w:w="1227"/>
+            <w:tcMar>
+              <w:top w:type="dxa" w:w="60"/>
+              <w:left w:type="dxa" w:w="90"/>
+              <w:bottom w:type="dxa" w:w="60"/>
+              <w:right w:type="dxa" w:w="90"/>
+            </w:tcMar>
+          </w:tcPr>
+          <w:p>
+            <w:pPr>
+              <w:spacing w:after="0"/>
+            </w:pPr>
+            <w:r>
+              <w:t xml:space="preserve">10:57</w:t>
+            </w:r>
+          </w:p>
+        </w:tc>
+        <w:tc>
+          <w:tcPr>
+            <w:tcW w:type="dxa" w:w="970"/>
+            <w:tcMar>
+              <w:top w:type="dxa" w:w="60"/>
+              <w:left w:type="dxa" w:w="90"/>
+              <w:bottom w:type="dxa" w:w="60"/>
+              <w:right w:type="dxa" w:w="90"/>
+            </w:tcMar>
+          </w:tcPr>
+          <w:p>
+            <w:pPr>
+              <w:spacing w:after="0"/>
+            </w:pPr>
+            <w:r>
+              <w:t xml:space="preserve">22</w:t>
+            </w:r>
+          </w:p>
+        </w:tc>
+        <w:tc>
+          <w:tcPr>
+            <w:tcW w:type="dxa" w:w="1304"/>
+            <w:tcMar>
+              <w:top w:type="dxa" w:w="60"/>
+              <w:left w:type="dxa" w:w="90"/>
+              <w:bottom w:type="dxa" w:w="60"/>
+              <w:right w:type="dxa" w:w="90"/>
+            </w:tcMar>
+          </w:tcPr>
+          <w:p>
+            <w:pPr>
+              <w:spacing w:after="0"/>
+            </w:pPr>
+            <w:r>
+              <w:t xml:space="preserve">Eval</w:t>
+            </w:r>
+          </w:p>
+        </w:tc>
+      </w:tr>
+      <w:tr>
+        <w:trPr>
+          <w:tblHeader w:val="false"/>
+        </w:trPr>
+        <w:tc>
+          <w:tcPr>
+            <w:tcW w:type="dxa" w:w="613"/>
+            <w:tcMar>
+              <w:top w:type="dxa" w:w="60"/>
+              <w:left w:type="dxa" w:w="90"/>
+              <w:bottom w:type="dxa" w:w="60"/>
+              <w:right w:type="dxa" w:w="90"/>
+            </w:tcMar>
+          </w:tcPr>
+          <w:p>
+            <w:pPr>
+              <w:spacing w:after="0"/>
+            </w:pPr>
+            <w:r>
+              <w:t xml:space="preserve">17</w:t>
+            </w:r>
+          </w:p>
+        </w:tc>
+        <w:tc>
+          <w:tcPr>
+            <w:tcW w:type="dxa" w:w="3807"/>
+            <w:tcMar>
+              <w:top w:type="dxa" w:w="60"/>
+              <w:left w:type="dxa" w:w="90"/>
+              <w:bottom w:type="dxa" w:w="60"/>
+              <w:right w:type="dxa" w:w="90"/>
+            </w:tcMar>
+          </w:tcPr>
+          <w:p>
+            <w:pPr>
+              <w:spacing w:after="0"/>
+            </w:pPr>
+            <w:r>
+              <w:t xml:space="preserve">Belfast Telegraph</w:t>
+            </w:r>
+          </w:p>
+        </w:tc>
+        <w:tc>
+          <w:tcPr>
+            <w:tcW w:type="dxa" w:w="1439"/>
+            <w:tcMar>
+              <w:top w:type="dxa" w:w="60"/>
+              <w:left w:type="dxa" w:w="90"/>
+              <w:bottom w:type="dxa" w:w="60"/>
+              <w:right w:type="dxa" w:w="90"/>
+            </w:tcMar>
+          </w:tcPr>
+          <w:p>
+            <w:pPr>
+              <w:spacing w:after="0"/>
+            </w:pPr>
+            <w:r>
+              <w:t xml:space="preserve">10 May 2016</w:t>
+            </w:r>
+          </w:p>
+        </w:tc>
+        <w:tc>
+          <w:tcPr>
+            <w:tcW w:type="dxa" w:w="1227"/>
+            <w:tcMar>
+              <w:top w:type="dxa" w:w="60"/>
+              <w:left w:type="dxa" w:w="90"/>
+              <w:bottom w:type="dxa" w:w="60"/>
+              <w:right w:type="dxa" w:w="90"/>
+            </w:tcMar>
+          </w:tcPr>
+          <w:p>
+            <w:pPr>
+              <w:spacing w:after="0"/>
+            </w:pPr>
+            <w:r>
+              <w:t xml:space="preserve">5:57</w:t>
+            </w:r>
+          </w:p>
+        </w:tc>
+        <w:tc>
+          <w:tcPr>
+            <w:tcW w:type="dxa" w:w="970"/>
+            <w:tcMar>
+              <w:top w:type="dxa" w:w="60"/>
+              <w:left w:type="dxa" w:w="90"/>
+              <w:bottom w:type="dxa" w:w="60"/>
+              <w:right w:type="dxa" w:w="90"/>
+            </w:tcMar>
+          </w:tcPr>
+          <w:p>
+            <w:pPr>
+              <w:spacing w:after="0"/>
+            </w:pPr>
+            <w:r>
+              <w:t xml:space="preserve">12</w:t>
+            </w:r>
+          </w:p>
+        </w:tc>
+        <w:tc>
+          <w:tcPr>
+            <w:tcW w:type="dxa" w:w="1304"/>
+            <w:tcMar>
+              <w:top w:type="dxa" w:w="60"/>
+              <w:left w:type="dxa" w:w="90"/>
+              <w:bottom w:type="dxa" w:w="60"/>
+              <w:right w:type="dxa" w:w="90"/>
+            </w:tcMar>
+          </w:tcPr>
+          <w:p>
+            <w:pPr>
+              <w:spacing w:after="0"/>
+            </w:pPr>
+            <w:r>
+              <w:t xml:space="preserve">Eval</w:t>
+            </w:r>
+          </w:p>
+        </w:tc>
+      </w:tr>
+      <w:tr>
+        <w:trPr>
+          <w:tblHeader w:val="false"/>
+        </w:trPr>
+        <w:tc>
+          <w:tcPr>
+            <w:tcW w:type="dxa" w:w="613"/>
+            <w:tcMar>
+              <w:top w:type="dxa" w:w="60"/>
+              <w:left w:type="dxa" w:w="90"/>
+              <w:bottom w:type="dxa" w:w="60"/>
+              <w:right w:type="dxa" w:w="90"/>
+            </w:tcMar>
+          </w:tcPr>
+          <w:p>
+            <w:pPr>
+              <w:spacing w:after="0"/>
+            </w:pPr>
+            <w:r>
+              <w:t xml:space="preserve">18</w:t>
+            </w:r>
+          </w:p>
+        </w:tc>
+        <w:tc>
+          <w:tcPr>
+            <w:tcW w:type="dxa" w:w="3807"/>
+            <w:tcMar>
+              <w:top w:type="dxa" w:w="60"/>
+              <w:left w:type="dxa" w:w="90"/>
+              <w:bottom w:type="dxa" w:w="60"/>
+              <w:right w:type="dxa" w:w="90"/>
+            </w:tcMar>
+          </w:tcPr>
+          <w:p>
+            <w:pPr>
+              <w:spacing w:after="0"/>
+            </w:pPr>
+            <w:r>
+              <w:t xml:space="preserve">Fergal McFerran</w:t>
+            </w:r>
+          </w:p>
+        </w:tc>
+        <w:tc>
+          <w:tcPr>
+            <w:tcW w:type="dxa" w:w="1439"/>
+            <w:tcMar>
+              <w:top w:type="dxa" w:w="60"/>
+              <w:left w:type="dxa" w:w="90"/>
+              <w:bottom w:type="dxa" w:w="60"/>
+              <w:right w:type="dxa" w:w="90"/>
+            </w:tcMar>
+          </w:tcPr>
+          <w:p>
+            <w:pPr>
+              <w:spacing w:after="0"/>
+            </w:pPr>
+            <w:r>
+              <w:t xml:space="preserve">10 May 2016</w:t>
+            </w:r>
+          </w:p>
+        </w:tc>
+        <w:tc>
+          <w:tcPr>
+            <w:tcW w:type="dxa" w:w="1227"/>
+            <w:tcMar>
+              <w:top w:type="dxa" w:w="60"/>
+              <w:left w:type="dxa" w:w="90"/>
+              <w:bottom w:type="dxa" w:w="60"/>
+              <w:right w:type="dxa" w:w="90"/>
+            </w:tcMar>
+          </w:tcPr>
+          <w:p>
+            <w:pPr>
+              <w:spacing w:after="0"/>
+            </w:pPr>
+            <w:r>
+              <w:t xml:space="preserve">6:01</w:t>
+            </w:r>
+          </w:p>
+        </w:tc>
+        <w:tc>
+          <w:tcPr>
+            <w:tcW w:type="dxa" w:w="970"/>
+            <w:tcMar>
+              <w:top w:type="dxa" w:w="60"/>
+              <w:left w:type="dxa" w:w="90"/>
+              <w:bottom w:type="dxa" w:w="60"/>
+              <w:right w:type="dxa" w:w="90"/>
+            </w:tcMar>
+          </w:tcPr>
+          <w:p>
+            <w:pPr>
+              <w:spacing w:after="0"/>
+            </w:pPr>
+            <w:r>
+              <w:t xml:space="preserve">12</w:t>
+            </w:r>
+          </w:p>
+        </w:tc>
+        <w:tc>
+          <w:tcPr>
+            <w:tcW w:type="dxa" w:w="1304"/>
+            <w:tcMar>
+              <w:top w:type="dxa" w:w="60"/>
+              <w:left w:type="dxa" w:w="90"/>
+              <w:bottom w:type="dxa" w:w="60"/>
+              <w:right w:type="dxa" w:w="90"/>
+            </w:tcMar>
+          </w:tcPr>
+          <w:p>
+            <w:pPr>
+              <w:spacing w:after="0"/>
+            </w:pPr>
+            <w:r>
+              <w:t xml:space="preserve">Eval</w:t>
+            </w:r>
+          </w:p>
+        </w:tc>
+      </w:tr>
+      <w:tr>
+        <w:trPr>
+          <w:tblHeader w:val="false"/>
+        </w:trPr>
+        <w:tc>
+          <w:tcPr>
+            <w:tcW w:type="dxa" w:w="613"/>
+            <w:tcMar>
+              <w:top w:type="dxa" w:w="60"/>
+              <w:left w:type="dxa" w:w="90"/>
+              <w:bottom w:type="dxa" w:w="60"/>
+              <w:right w:type="dxa" w:w="90"/>
+            </w:tcMar>
+          </w:tcPr>
+          <w:p>
+            <w:pPr>
+              <w:spacing w:after="0"/>
+            </w:pPr>
+            <w:r>
+              <w:t xml:space="preserve">19</w:t>
+            </w:r>
+          </w:p>
+        </w:tc>
+        <w:tc>
+          <w:tcPr>
+            <w:tcW w:type="dxa" w:w="3807"/>
+            <w:tcMar>
+              <w:top w:type="dxa" w:w="60"/>
+              <w:left w:type="dxa" w:w="90"/>
+              <w:bottom w:type="dxa" w:w="60"/>
+              <w:right w:type="dxa" w:w="90"/>
+            </w:tcMar>
+          </w:tcPr>
+          <w:p>
+            <w:pPr>
+              <w:spacing w:after="0"/>
+            </w:pPr>
+            <w:r>
+              <w:t xml:space="preserve">George McBride</w:t>
+            </w:r>
+          </w:p>
+        </w:tc>
+        <w:tc>
+          <w:tcPr>
+            <w:tcW w:type="dxa" w:w="1439"/>
+            <w:tcMar>
+              <w:top w:type="dxa" w:w="60"/>
+              <w:left w:type="dxa" w:w="90"/>
+              <w:bottom w:type="dxa" w:w="60"/>
+              <w:right w:type="dxa" w:w="90"/>
+            </w:tcMar>
+          </w:tcPr>
+          <w:p>
+            <w:pPr>
+              <w:spacing w:after="0"/>
+            </w:pPr>
+            <w:r>
+              <w:t xml:space="preserve">10 May 2016</w:t>
+            </w:r>
+          </w:p>
+        </w:tc>
+        <w:tc>
+          <w:tcPr>
+            <w:tcW w:type="dxa" w:w="1227"/>
+            <w:tcMar>
+              <w:top w:type="dxa" w:w="60"/>
+              <w:left w:type="dxa" w:w="90"/>
+              <w:bottom w:type="dxa" w:w="60"/>
+              <w:right w:type="dxa" w:w="90"/>
+            </w:tcMar>
+          </w:tcPr>
+          <w:p>
+            <w:pPr>
+              <w:spacing w:after="0"/>
+            </w:pPr>
+            <w:r>
+              <w:t xml:space="preserve">5:52</w:t>
+            </w:r>
+          </w:p>
+        </w:tc>
+        <w:tc>
+          <w:tcPr>
+            <w:tcW w:type="dxa" w:w="970"/>
+            <w:tcMar>
+              <w:top w:type="dxa" w:w="60"/>
+              <w:left w:type="dxa" w:w="90"/>
+              <w:bottom w:type="dxa" w:w="60"/>
+              <w:right w:type="dxa" w:w="90"/>
+            </w:tcMar>
+          </w:tcPr>
+          <w:p>
+            <w:pPr>
+              <w:spacing w:after="0"/>
+            </w:pPr>
+            <w:r>
+              <w:t xml:space="preserve">12</w:t>
+            </w:r>
+          </w:p>
+        </w:tc>
+        <w:tc>
+          <w:tcPr>
+            <w:tcW w:type="dxa" w:w="1304"/>
+            <w:tcMar>
+              <w:top w:type="dxa" w:w="60"/>
+              <w:left w:type="dxa" w:w="90"/>
+              <w:bottom w:type="dxa" w:w="60"/>
+              <w:right w:type="dxa" w:w="90"/>
+            </w:tcMar>
+          </w:tcPr>
+          <w:p>
+            <w:pPr>
+              <w:spacing w:after="0"/>
+            </w:pPr>
+            <w:r>
+              <w:t xml:space="preserve">Cal</w:t>
+            </w:r>
+          </w:p>
+        </w:tc>
+      </w:tr>
+      <w:tr>
+        <w:trPr>
+          <w:tblHeader w:val="false"/>
+        </w:trPr>
+        <w:tc>
+          <w:tcPr>
+            <w:tcW w:type="dxa" w:w="613"/>
+            <w:tcMar>
+              <w:top w:type="dxa" w:w="60"/>
+              <w:left w:type="dxa" w:w="90"/>
+              <w:bottom w:type="dxa" w:w="60"/>
+              <w:right w:type="dxa" w:w="90"/>
+            </w:tcMar>
+          </w:tcPr>
+          <w:p>
+            <w:pPr>
+              <w:spacing w:after="0"/>
+            </w:pPr>
+            <w:r>
+              <w:t xml:space="preserve">20</w:t>
+            </w:r>
+          </w:p>
+        </w:tc>
+        <w:tc>
+          <w:tcPr>
+            <w:tcW w:type="dxa" w:w="3807"/>
+            <w:tcMar>
+              <w:top w:type="dxa" w:w="60"/>
+              <w:left w:type="dxa" w:w="90"/>
+              <w:bottom w:type="dxa" w:w="60"/>
+              <w:right w:type="dxa" w:w="90"/>
+            </w:tcMar>
+          </w:tcPr>
+          <w:p>
+            <w:pPr>
+              <w:spacing w:after="0"/>
+            </w:pPr>
+            <w:r>
+              <w:t xml:space="preserve">Writers on Writers Festival</w:t>
+            </w:r>
+          </w:p>
+        </w:tc>
+        <w:tc>
+          <w:tcPr>
+            <w:tcW w:type="dxa" w:w="1439"/>
+            <w:tcMar>
+              <w:top w:type="dxa" w:w="60"/>
+              <w:left w:type="dxa" w:w="90"/>
+              <w:bottom w:type="dxa" w:w="60"/>
+              <w:right w:type="dxa" w:w="90"/>
+            </w:tcMar>
+          </w:tcPr>
+          <w:p>
+            <w:pPr>
+              <w:spacing w:after="0"/>
+            </w:pPr>
+            <w:r>
+              <w:t xml:space="preserve">10 May 2016</w:t>
+            </w:r>
+          </w:p>
+        </w:tc>
+        <w:tc>
+          <w:tcPr>
+            <w:tcW w:type="dxa" w:w="1227"/>
+            <w:tcMar>
+              <w:top w:type="dxa" w:w="60"/>
+              <w:left w:type="dxa" w:w="90"/>
+              <w:bottom w:type="dxa" w:w="60"/>
+              <w:right w:type="dxa" w:w="90"/>
+            </w:tcMar>
+          </w:tcPr>
+          <w:p>
+            <w:pPr>
+              <w:spacing w:after="0"/>
+            </w:pPr>
+            <w:r>
+              <w:t xml:space="preserve">4:41</w:t>
+            </w:r>
+          </w:p>
+        </w:tc>
+        <w:tc>
+          <w:tcPr>
+            <w:tcW w:type="dxa" w:w="970"/>
+            <w:tcMar>
+              <w:top w:type="dxa" w:w="60"/>
+              <w:left w:type="dxa" w:w="90"/>
+              <w:bottom w:type="dxa" w:w="60"/>
+              <w:right w:type="dxa" w:w="90"/>
+            </w:tcMar>
+          </w:tcPr>
+          <w:p>
+            <w:pPr>
+              <w:spacing w:after="0"/>
+            </w:pPr>
+            <w:r>
+              <w:t xml:space="preserve">10</w:t>
+            </w:r>
+          </w:p>
+        </w:tc>
+        <w:tc>
+          <w:tcPr>
+            <w:tcW w:type="dxa" w:w="1304"/>
+            <w:tcMar>
+              <w:top w:type="dxa" w:w="60"/>
+              <w:left w:type="dxa" w:w="90"/>
+              <w:bottom w:type="dxa" w:w="60"/>
+              <w:right w:type="dxa" w:w="90"/>
+            </w:tcMar>
+          </w:tcPr>
+          <w:p>
+            <w:pPr>
+              <w:spacing w:after="0"/>
+            </w:pPr>
+            <w:r>
+              <w:t xml:space="preserve">Eval</w:t>
+            </w:r>
+          </w:p>
+        </w:tc>
+      </w:tr>
+      <w:tr>
+        <w:trPr>
+          <w:tblHeader w:val="false"/>
+        </w:trPr>
+        <w:tc>
+          <w:tcPr>
+            <w:tcW w:type="dxa" w:w="613"/>
+            <w:tcMar>
+              <w:top w:type="dxa" w:w="60"/>
+              <w:left w:type="dxa" w:w="90"/>
+              <w:bottom w:type="dxa" w:w="60"/>
+              <w:right w:type="dxa" w:w="90"/>
+            </w:tcMar>
+          </w:tcPr>
+          <w:p>
+            <w:pPr>
+              <w:spacing w:after="0"/>
+            </w:pPr>
+            <w:r>
+              <w:t xml:space="preserve">24</w:t>
+            </w:r>
+          </w:p>
+        </w:tc>
+        <w:tc>
+          <w:tcPr>
+            <w:tcW w:type="dxa" w:w="3807"/>
+            <w:tcMar>
+              <w:top w:type="dxa" w:w="60"/>
+              <w:left w:type="dxa" w:w="90"/>
+              <w:bottom w:type="dxa" w:w="60"/>
+              <w:right w:type="dxa" w:w="90"/>
+            </w:tcMar>
+          </w:tcPr>
+          <w:p>
+            <w:pPr>
+              <w:spacing w:after="0"/>
+            </w:pPr>
+            <w:r>
+              <w:t xml:space="preserve">Fairtrade Campaign</w:t>
+            </w:r>
+          </w:p>
+        </w:tc>
+        <w:tc>
+          <w:tcPr>
+            <w:tcW w:type="dxa" w:w="1439"/>
+            <w:tcMar>
+              <w:top w:type="dxa" w:w="60"/>
+              <w:left w:type="dxa" w:w="90"/>
+              <w:bottom w:type="dxa" w:w="60"/>
+              <w:right w:type="dxa" w:w="90"/>
+            </w:tcMar>
+          </w:tcPr>
+          <w:p>
+            <w:pPr>
+              <w:spacing w:after="0"/>
+            </w:pPr>
+            <w:r>
+              <w:t xml:space="preserve">7 Jun 2016</w:t>
+            </w:r>
+          </w:p>
+        </w:tc>
+        <w:tc>
+          <w:tcPr>
+            <w:tcW w:type="dxa" w:w="1227"/>
+            <w:tcMar>
+              <w:top w:type="dxa" w:w="60"/>
+              <w:left w:type="dxa" w:w="90"/>
+              <w:bottom w:type="dxa" w:w="60"/>
+              <w:right w:type="dxa" w:w="90"/>
+            </w:tcMar>
+          </w:tcPr>
+          <w:p>
+            <w:pPr>
+              <w:spacing w:after="0"/>
+            </w:pPr>
+            <w:r>
+              <w:t xml:space="preserve">5:51</w:t>
+            </w:r>
+          </w:p>
+        </w:tc>
+        <w:tc>
+          <w:tcPr>
+            <w:tcW w:type="dxa" w:w="970"/>
+            <w:tcMar>
+              <w:top w:type="dxa" w:w="60"/>
+              <w:left w:type="dxa" w:w="90"/>
+              <w:bottom w:type="dxa" w:w="60"/>
+              <w:right w:type="dxa" w:w="90"/>
+            </w:tcMar>
+          </w:tcPr>
+          <w:p>
+            <w:pPr>
+              <w:spacing w:after="0"/>
+            </w:pPr>
+            <w:r>
+              <w:t xml:space="preserve">12</w:t>
+            </w:r>
+          </w:p>
+        </w:tc>
+        <w:tc>
+          <w:tcPr>
+            <w:tcW w:type="dxa" w:w="1304"/>
+            <w:tcMar>
+              <w:top w:type="dxa" w:w="60"/>
+              <w:left w:type="dxa" w:w="90"/>
+              <w:bottom w:type="dxa" w:w="60"/>
+              <w:right w:type="dxa" w:w="90"/>
+            </w:tcMar>
+          </w:tcPr>
+          <w:p>
+            <w:pPr>
+              <w:spacing w:after="0"/>
+            </w:pPr>
+            <w:r>
+              <w:t xml:space="preserve">Eval</w:t>
+            </w:r>
+          </w:p>
+        </w:tc>
+      </w:tr>
+      <w:tr>
+        <w:trPr>
+          <w:tblHeader w:val="false"/>
+        </w:trPr>
+        <w:tc>
+          <w:tcPr>
+            <w:tcW w:type="dxa" w:w="613"/>
+            <w:tcMar>
+              <w:top w:type="dxa" w:w="60"/>
+              <w:left w:type="dxa" w:w="90"/>
+              <w:bottom w:type="dxa" w:w="60"/>
+              <w:right w:type="dxa" w:w="90"/>
+            </w:tcMar>
+          </w:tcPr>
+          <w:p>
+            <w:pPr>
+              <w:spacing w:after="0"/>
+            </w:pPr>
+            <w:r>
+              <w:t xml:space="preserve">25</w:t>
+            </w:r>
+          </w:p>
+        </w:tc>
+        <w:tc>
+          <w:tcPr>
+            <w:tcW w:type="dxa" w:w="3807"/>
+            <w:tcMar>
+              <w:top w:type="dxa" w:w="60"/>
+              <w:left w:type="dxa" w:w="90"/>
+              <w:bottom w:type="dxa" w:w="60"/>
+              <w:right w:type="dxa" w:w="90"/>
+            </w:tcMar>
+          </w:tcPr>
+          <w:p>
+            <w:pPr>
+              <w:spacing w:after="0"/>
+            </w:pPr>
+            <w:r>
+              <w:t xml:space="preserve">Blue Plaque Unveiling</w:t>
+            </w:r>
+          </w:p>
+        </w:tc>
+        <w:tc>
+          <w:tcPr>
+            <w:tcW w:type="dxa" w:w="1439"/>
+            <w:tcMar>
+              <w:top w:type="dxa" w:w="60"/>
+              <w:left w:type="dxa" w:w="90"/>
+              <w:bottom w:type="dxa" w:w="60"/>
+              <w:right w:type="dxa" w:w="90"/>
+            </w:tcMar>
+          </w:tcPr>
+          <w:p>
+            <w:pPr>
+              <w:spacing w:after="0"/>
+            </w:pPr>
+            <w:r>
+              <w:t xml:space="preserve">1 Jul 2016</w:t>
+            </w:r>
+          </w:p>
+        </w:tc>
+        <w:tc>
+          <w:tcPr>
+            <w:tcW w:type="dxa" w:w="1227"/>
+            <w:tcMar>
+              <w:top w:type="dxa" w:w="60"/>
+              <w:left w:type="dxa" w:w="90"/>
+              <w:bottom w:type="dxa" w:w="60"/>
+              <w:right w:type="dxa" w:w="90"/>
+            </w:tcMar>
+          </w:tcPr>
+          <w:p>
+            <w:pPr>
+              <w:spacing w:after="0"/>
+            </w:pPr>
+            <w:r>
+              <w:t xml:space="preserve">8:12</w:t>
+            </w:r>
+          </w:p>
+        </w:tc>
+        <w:tc>
+          <w:tcPr>
+            <w:tcW w:type="dxa" w:w="970"/>
+            <w:tcMar>
+              <w:top w:type="dxa" w:w="60"/>
+              <w:left w:type="dxa" w:w="90"/>
+              <w:bottom w:type="dxa" w:w="60"/>
+              <w:right w:type="dxa" w:w="90"/>
+            </w:tcMar>
+          </w:tcPr>
+          <w:p>
+            <w:pPr>
+              <w:spacing w:after="0"/>
+            </w:pPr>
+            <w:r>
+              <w:t xml:space="preserve">17</w:t>
+            </w:r>
+          </w:p>
+        </w:tc>
+        <w:tc>
+          <w:tcPr>
+            <w:tcW w:type="dxa" w:w="1304"/>
+            <w:tcMar>
+              <w:top w:type="dxa" w:w="60"/>
+              <w:left w:type="dxa" w:w="90"/>
+              <w:bottom w:type="dxa" w:w="60"/>
+              <w:right w:type="dxa" w:w="90"/>
+            </w:tcMar>
+          </w:tcPr>
+          <w:p>
+            <w:pPr>
+              <w:spacing w:after="0"/>
+            </w:pPr>
+            <w:r>
+              <w:t xml:space="preserve">Eval</w:t>
+            </w:r>
+          </w:p>
+        </w:tc>
+      </w:tr>
+      <w:tr>
+        <w:trPr>
+          <w:tblHeader w:val="false"/>
+        </w:trPr>
+        <w:tc>
+          <w:tcPr>
+            <w:tcW w:type="dxa" w:w="613"/>
+            <w:tcMar>
+              <w:top w:type="dxa" w:w="60"/>
+              <w:left w:type="dxa" w:w="90"/>
+              <w:bottom w:type="dxa" w:w="60"/>
+              <w:right w:type="dxa" w:w="90"/>
+            </w:tcMar>
+          </w:tcPr>
+          <w:p>
+            <w:pPr>
+              <w:spacing w:after="0"/>
+            </w:pPr>
+            <w:r>
+              <w:t xml:space="preserve">26</w:t>
+            </w:r>
+          </w:p>
+        </w:tc>
+        <w:tc>
+          <w:tcPr>
+            <w:tcW w:type="dxa" w:w="3807"/>
+            <w:tcMar>
+              <w:top w:type="dxa" w:w="60"/>
+              <w:left w:type="dxa" w:w="90"/>
+              <w:bottom w:type="dxa" w:w="60"/>
+              <w:right w:type="dxa" w:w="90"/>
+            </w:tcMar>
+          </w:tcPr>
+          <w:p>
+            <w:pPr>
+              <w:spacing w:after="0"/>
+            </w:pPr>
+            <w:r>
+              <w:t xml:space="preserve">Sixteen South</w:t>
+            </w:r>
+          </w:p>
+        </w:tc>
+        <w:tc>
+          <w:tcPr>
+            <w:tcW w:type="dxa" w:w="1439"/>
+            <w:tcMar>
+              <w:top w:type="dxa" w:w="60"/>
+              <w:left w:type="dxa" w:w="90"/>
+              <w:bottom w:type="dxa" w:w="60"/>
+              <w:right w:type="dxa" w:w="90"/>
+            </w:tcMar>
+          </w:tcPr>
+          <w:p>
+            <w:pPr>
+              <w:spacing w:after="0"/>
+            </w:pPr>
+            <w:r>
+              <w:t xml:space="preserve">1 Jul 2016</w:t>
+            </w:r>
+          </w:p>
+        </w:tc>
+        <w:tc>
+          <w:tcPr>
+            <w:tcW w:type="dxa" w:w="1227"/>
+            <w:tcMar>
+              <w:top w:type="dxa" w:w="60"/>
+              <w:left w:type="dxa" w:w="90"/>
+              <w:bottom w:type="dxa" w:w="60"/>
+              <w:right w:type="dxa" w:w="90"/>
+            </w:tcMar>
+          </w:tcPr>
+          <w:p>
+            <w:pPr>
+              <w:spacing w:after="0"/>
+            </w:pPr>
+            <w:r>
+              <w:t xml:space="preserve">5:01</w:t>
+            </w:r>
+          </w:p>
+        </w:tc>
+        <w:tc>
+          <w:tcPr>
+            <w:tcW w:type="dxa" w:w="970"/>
+            <w:tcMar>
+              <w:top w:type="dxa" w:w="60"/>
+              <w:left w:type="dxa" w:w="90"/>
+              <w:bottom w:type="dxa" w:w="60"/>
+              <w:right w:type="dxa" w:w="90"/>
+            </w:tcMar>
+          </w:tcPr>
+          <w:p>
+            <w:pPr>
+              <w:spacing w:after="0"/>
+            </w:pPr>
+            <w:r>
+              <w:t xml:space="preserve">10</w:t>
+            </w:r>
+          </w:p>
+        </w:tc>
+        <w:tc>
+          <w:tcPr>
+            <w:tcW w:type="dxa" w:w="1304"/>
+            <w:tcMar>
+              <w:top w:type="dxa" w:w="60"/>
+              <w:left w:type="dxa" w:w="90"/>
+              <w:bottom w:type="dxa" w:w="60"/>
+              <w:right w:type="dxa" w:w="90"/>
+            </w:tcMar>
+          </w:tcPr>
+          <w:p>
+            <w:pPr>
+              <w:spacing w:after="0"/>
+            </w:pPr>
+            <w:r>
+              <w:t xml:space="preserve">Cal</w:t>
+            </w:r>
+          </w:p>
+        </w:tc>
+      </w:tr>
+      <w:tr>
+        <w:trPr>
+          <w:tblHeader w:val="false"/>
+        </w:trPr>
+        <w:tc>
+          <w:tcPr>
+            <w:tcW w:type="dxa" w:w="613"/>
+            <w:tcMar>
+              <w:top w:type="dxa" w:w="60"/>
+              <w:left w:type="dxa" w:w="90"/>
+              <w:bottom w:type="dxa" w:w="60"/>
+              <w:right w:type="dxa" w:w="90"/>
+            </w:tcMar>
+          </w:tcPr>
+          <w:p>
+            <w:pPr>
+              <w:spacing w:after="0"/>
+            </w:pPr>
+            <w:r>
+              <w:t xml:space="preserve">27</w:t>
+            </w:r>
+          </w:p>
+        </w:tc>
+        <w:tc>
+          <w:tcPr>
+            <w:tcW w:type="dxa" w:w="3807"/>
+            <w:tcMar>
+              <w:top w:type="dxa" w:w="60"/>
+              <w:left w:type="dxa" w:w="90"/>
+              <w:bottom w:type="dxa" w:w="60"/>
+              <w:right w:type="dxa" w:w="90"/>
+            </w:tcMar>
+          </w:tcPr>
+          <w:p>
+            <w:pPr>
+              <w:spacing w:after="0"/>
+            </w:pPr>
+            <w:r>
+              <w:t xml:space="preserve">Growing in a Shared City</w:t>
+            </w:r>
+          </w:p>
+        </w:tc>
+        <w:tc>
+          <w:tcPr>
+            <w:tcW w:type="dxa" w:w="1439"/>
+            <w:tcMar>
+              <w:top w:type="dxa" w:w="60"/>
+              <w:left w:type="dxa" w:w="90"/>
+              <w:bottom w:type="dxa" w:w="60"/>
+              <w:right w:type="dxa" w:w="90"/>
+            </w:tcMar>
+          </w:tcPr>
+          <w:p>
+            <w:pPr>
+              <w:spacing w:after="0"/>
+            </w:pPr>
+            <w:r>
+              <w:t xml:space="preserve">1 Jul 2016</w:t>
+            </w:r>
+          </w:p>
+        </w:tc>
+        <w:tc>
+          <w:tcPr>
+            <w:tcW w:type="dxa" w:w="1227"/>
+            <w:tcMar>
+              <w:top w:type="dxa" w:w="60"/>
+              <w:left w:type="dxa" w:w="90"/>
+              <w:bottom w:type="dxa" w:w="60"/>
+              <w:right w:type="dxa" w:w="90"/>
+            </w:tcMar>
+          </w:tcPr>
+          <w:p>
+            <w:pPr>
+              <w:spacing w:after="0"/>
+            </w:pPr>
+            <w:r>
+              <w:t xml:space="preserve">4:32</w:t>
+            </w:r>
+          </w:p>
+        </w:tc>
+        <w:tc>
+          <w:tcPr>
+            <w:tcW w:type="dxa" w:w="970"/>
+            <w:tcMar>
+              <w:top w:type="dxa" w:w="60"/>
+              <w:left w:type="dxa" w:w="90"/>
+              <w:bottom w:type="dxa" w:w="60"/>
+              <w:right w:type="dxa" w:w="90"/>
+            </w:tcMar>
+          </w:tcPr>
+          <w:p>
+            <w:pPr>
+              <w:spacing w:after="0"/>
+            </w:pPr>
+            <w:r>
+              <w:t xml:space="preserve">10</w:t>
+            </w:r>
+          </w:p>
+        </w:tc>
+        <w:tc>
+          <w:tcPr>
+            <w:tcW w:type="dxa" w:w="1304"/>
+            <w:tcMar>
+              <w:top w:type="dxa" w:w="60"/>
+              <w:left w:type="dxa" w:w="90"/>
+              <w:bottom w:type="dxa" w:w="60"/>
+              <w:right w:type="dxa" w:w="90"/>
+            </w:tcMar>
+          </w:tcPr>
+          <w:p>
+            <w:pPr>
+              <w:spacing w:after="0"/>
+            </w:pPr>
+            <w:r>
+              <w:t xml:space="preserve">Eval</w:t>
+            </w:r>
+          </w:p>
+        </w:tc>
+      </w:tr>
+      <w:tr>
+        <w:trPr>
+          <w:tblHeader w:val="false"/>
+        </w:trPr>
+        <w:tc>
+          <w:tcPr>
+            <w:tcW w:type="dxa" w:w="613"/>
+            <w:tcMar>
+              <w:top w:type="dxa" w:w="60"/>
+              <w:left w:type="dxa" w:w="90"/>
+              <w:bottom w:type="dxa" w:w="60"/>
+              <w:right w:type="dxa" w:w="90"/>
+            </w:tcMar>
+          </w:tcPr>
+          <w:p>
+            <w:pPr>
+              <w:spacing w:after="0"/>
+            </w:pPr>
+            <w:r>
+              <w:t xml:space="preserve">28</w:t>
+            </w:r>
+          </w:p>
+        </w:tc>
+        <w:tc>
+          <w:tcPr>
+            <w:tcW w:type="dxa" w:w="3807"/>
+            <w:tcMar>
+              <w:top w:type="dxa" w:w="60"/>
+              <w:left w:type="dxa" w:w="90"/>
+              <w:bottom w:type="dxa" w:w="60"/>
+              <w:right w:type="dxa" w:w="90"/>
+            </w:tcMar>
+          </w:tcPr>
+          <w:p>
+            <w:pPr>
+              <w:spacing w:after="0"/>
+            </w:pPr>
+            <w:r>
+              <w:t xml:space="preserve">Feile an Phobail launch</w:t>
+            </w:r>
+          </w:p>
+        </w:tc>
+        <w:tc>
+          <w:tcPr>
+            <w:tcW w:type="dxa" w:w="1439"/>
+            <w:tcMar>
+              <w:top w:type="dxa" w:w="60"/>
+              <w:left w:type="dxa" w:w="90"/>
+              <w:bottom w:type="dxa" w:w="60"/>
+              <w:right w:type="dxa" w:w="90"/>
+            </w:tcMar>
+          </w:tcPr>
+          <w:p>
+            <w:pPr>
+              <w:spacing w:after="0"/>
+            </w:pPr>
+            <w:r>
+              <w:t xml:space="preserve">1 Jul 2016</w:t>
+            </w:r>
+          </w:p>
+        </w:tc>
+        <w:tc>
+          <w:tcPr>
+            <w:tcW w:type="dxa" w:w="1227"/>
+            <w:tcMar>
+              <w:top w:type="dxa" w:w="60"/>
+              <w:left w:type="dxa" w:w="90"/>
+              <w:bottom w:type="dxa" w:w="60"/>
+              <w:right w:type="dxa" w:w="90"/>
+            </w:tcMar>
+          </w:tcPr>
+          <w:p>
+            <w:pPr>
+              <w:spacing w:after="0"/>
+            </w:pPr>
+            <w:r>
+              <w:t xml:space="preserve">5:00</w:t>
+            </w:r>
+          </w:p>
+        </w:tc>
+        <w:tc>
+          <w:tcPr>
+            <w:tcW w:type="dxa" w:w="970"/>
+            <w:tcMar>
+              <w:top w:type="dxa" w:w="60"/>
+              <w:left w:type="dxa" w:w="90"/>
+              <w:bottom w:type="dxa" w:w="60"/>
+              <w:right w:type="dxa" w:w="90"/>
+            </w:tcMar>
+          </w:tcPr>
+          <w:p>
+            <w:pPr>
+              <w:spacing w:after="0"/>
+            </w:pPr>
+            <w:r>
+              <w:t xml:space="preserve">10</w:t>
+            </w:r>
+          </w:p>
+        </w:tc>
+        <w:tc>
+          <w:tcPr>
+            <w:tcW w:type="dxa" w:w="1304"/>
+            <w:tcMar>
+              <w:top w:type="dxa" w:w="60"/>
+              <w:left w:type="dxa" w:w="90"/>
+              <w:bottom w:type="dxa" w:w="60"/>
+              <w:right w:type="dxa" w:w="90"/>
+            </w:tcMar>
+          </w:tcPr>
+          <w:p>
+            <w:pPr>
+              <w:spacing w:after="0"/>
+            </w:pPr>
+            <w:r>
+              <w:t xml:space="preserve">Eval</w:t>
+            </w:r>
+          </w:p>
+        </w:tc>
+      </w:tr>
+      <w:tr>
+        <w:trPr>
+          <w:tblHeader w:val="false"/>
+        </w:trPr>
+        <w:tc>
+          <w:tcPr>
+            <w:tcW w:type="dxa" w:w="613"/>
+            <w:tcMar>
+              <w:top w:type="dxa" w:w="60"/>
+              <w:left w:type="dxa" w:w="90"/>
+              <w:bottom w:type="dxa" w:w="60"/>
+              <w:right w:type="dxa" w:w="90"/>
+            </w:tcMar>
+          </w:tcPr>
+          <w:p>
+            <w:pPr>
+              <w:spacing w:after="0"/>
+            </w:pPr>
+            <w:r>
+              <w:t xml:space="preserve">29</w:t>
+            </w:r>
+          </w:p>
+        </w:tc>
+        <w:tc>
+          <w:tcPr>
+            <w:tcW w:type="dxa" w:w="3807"/>
+            <w:tcMar>
+              <w:top w:type="dxa" w:w="60"/>
+              <w:left w:type="dxa" w:w="90"/>
+              <w:bottom w:type="dxa" w:w="60"/>
+              <w:right w:type="dxa" w:w="90"/>
+            </w:tcMar>
+          </w:tcPr>
+          <w:p>
+            <w:pPr>
+              <w:spacing w:after="0"/>
+            </w:pPr>
+            <w:r>
+              <w:t xml:space="preserve">Blue Plaque Unveiling</w:t>
+            </w:r>
+          </w:p>
+        </w:tc>
+        <w:tc>
+          <w:tcPr>
+            <w:tcW w:type="dxa" w:w="1439"/>
+            <w:tcMar>
+              <w:top w:type="dxa" w:w="60"/>
+              <w:left w:type="dxa" w:w="90"/>
+              <w:bottom w:type="dxa" w:w="60"/>
+              <w:right w:type="dxa" w:w="90"/>
+            </w:tcMar>
+          </w:tcPr>
+          <w:p>
+            <w:pPr>
+              <w:spacing w:after="0"/>
+            </w:pPr>
+            <w:r>
+              <w:t xml:space="preserve">20 Jul 2016</w:t>
+            </w:r>
+          </w:p>
+        </w:tc>
+        <w:tc>
+          <w:tcPr>
+            <w:tcW w:type="dxa" w:w="1227"/>
+            <w:tcMar>
+              <w:top w:type="dxa" w:w="60"/>
+              <w:left w:type="dxa" w:w="90"/>
+              <w:bottom w:type="dxa" w:w="60"/>
+              <w:right w:type="dxa" w:w="90"/>
+            </w:tcMar>
+          </w:tcPr>
+          <w:p>
+            <w:pPr>
+              <w:spacing w:after="0"/>
+            </w:pPr>
+            <w:r>
+              <w:t xml:space="preserve">8:35</w:t>
+            </w:r>
+          </w:p>
+        </w:tc>
+        <w:tc>
+          <w:tcPr>
+            <w:tcW w:type="dxa" w:w="970"/>
+            <w:tcMar>
+              <w:top w:type="dxa" w:w="60"/>
+              <w:left w:type="dxa" w:w="90"/>
+              <w:bottom w:type="dxa" w:w="60"/>
+              <w:right w:type="dxa" w:w="90"/>
+            </w:tcMar>
+          </w:tcPr>
+          <w:p>
+            <w:pPr>
+              <w:spacing w:after="0"/>
+            </w:pPr>
+            <w:r>
+              <w:t xml:space="preserve">18</w:t>
+            </w:r>
+          </w:p>
+        </w:tc>
+        <w:tc>
+          <w:tcPr>
+            <w:tcW w:type="dxa" w:w="1304"/>
+            <w:tcMar>
+              <w:top w:type="dxa" w:w="60"/>
+              <w:left w:type="dxa" w:w="90"/>
+              <w:bottom w:type="dxa" w:w="60"/>
+              <w:right w:type="dxa" w:w="90"/>
+            </w:tcMar>
+          </w:tcPr>
+          <w:p>
+            <w:pPr>
+              <w:spacing w:after="0"/>
+            </w:pPr>
+            <w:r>
+              <w:t xml:space="preserve">Eval</w:t>
+            </w:r>
+          </w:p>
+        </w:tc>
+      </w:tr>
+      <w:tr>
+        <w:trPr>
+          <w:tblHeader w:val="false"/>
+        </w:trPr>
+        <w:tc>
+          <w:tcPr>
+            <w:tcW w:type="dxa" w:w="613"/>
+            <w:tcMar>
+              <w:top w:type="dxa" w:w="60"/>
+              <w:left w:type="dxa" w:w="90"/>
+              <w:bottom w:type="dxa" w:w="60"/>
+              <w:right w:type="dxa" w:w="90"/>
+            </w:tcMar>
+          </w:tcPr>
+          <w:p>
+            <w:pPr>
+              <w:spacing w:after="0"/>
+            </w:pPr>
+            <w:r>
+              <w:t xml:space="preserve">30</w:t>
+            </w:r>
+          </w:p>
+        </w:tc>
+        <w:tc>
+          <w:tcPr>
+            <w:tcW w:type="dxa" w:w="3807"/>
+            <w:tcMar>
+              <w:top w:type="dxa" w:w="60"/>
+              <w:left w:type="dxa" w:w="90"/>
+              <w:bottom w:type="dxa" w:w="60"/>
+              <w:right w:type="dxa" w:w="90"/>
+            </w:tcMar>
+          </w:tcPr>
+          <w:p>
+            <w:pPr>
+              <w:spacing w:after="0"/>
+            </w:pPr>
+            <w:r>
+              <w:t xml:space="preserve">Social Policy Association</w:t>
+            </w:r>
+          </w:p>
+        </w:tc>
+        <w:tc>
+          <w:tcPr>
+            <w:tcW w:type="dxa" w:w="1439"/>
+            <w:tcMar>
+              <w:top w:type="dxa" w:w="60"/>
+              <w:left w:type="dxa" w:w="90"/>
+              <w:bottom w:type="dxa" w:w="60"/>
+              <w:right w:type="dxa" w:w="90"/>
+            </w:tcMar>
+          </w:tcPr>
+          <w:p>
+            <w:pPr>
+              <w:spacing w:after="0"/>
+            </w:pPr>
+            <w:r>
+              <w:t xml:space="preserve">20 Jul 2016</w:t>
+            </w:r>
+          </w:p>
+        </w:tc>
+        <w:tc>
+          <w:tcPr>
+            <w:tcW w:type="dxa" w:w="1227"/>
+            <w:tcMar>
+              <w:top w:type="dxa" w:w="60"/>
+              <w:left w:type="dxa" w:w="90"/>
+              <w:bottom w:type="dxa" w:w="60"/>
+              <w:right w:type="dxa" w:w="90"/>
+            </w:tcMar>
+          </w:tcPr>
+          <w:p>
+            <w:pPr>
+              <w:spacing w:after="0"/>
+            </w:pPr>
+            <w:r>
+              <w:t xml:space="preserve">8:37</w:t>
+            </w:r>
+          </w:p>
+        </w:tc>
+        <w:tc>
+          <w:tcPr>
+            <w:tcW w:type="dxa" w:w="970"/>
+            <w:tcMar>
+              <w:top w:type="dxa" w:w="60"/>
+              <w:left w:type="dxa" w:w="90"/>
+              <w:bottom w:type="dxa" w:w="60"/>
+              <w:right w:type="dxa" w:w="90"/>
+            </w:tcMar>
+          </w:tcPr>
+          <w:p>
+            <w:pPr>
+              <w:spacing w:after="0"/>
+            </w:pPr>
+            <w:r>
+              <w:t xml:space="preserve">18</w:t>
+            </w:r>
+          </w:p>
+        </w:tc>
+        <w:tc>
+          <w:tcPr>
+            <w:tcW w:type="dxa" w:w="1304"/>
+            <w:tcMar>
+              <w:top w:type="dxa" w:w="60"/>
+              <w:left w:type="dxa" w:w="90"/>
+              <w:bottom w:type="dxa" w:w="60"/>
+              <w:right w:type="dxa" w:w="90"/>
+            </w:tcMar>
+          </w:tcPr>
+          <w:p>
+            <w:pPr>
+              <w:spacing w:after="0"/>
+            </w:pPr>
+            <w:r>
+              <w:t xml:space="preserve">Eval</w:t>
+            </w:r>
+          </w:p>
+        </w:tc>
+      </w:tr>
+      <w:tr>
+        <w:trPr>
+          <w:tblHeader w:val="false"/>
+        </w:trPr>
+        <w:tc>
+          <w:tcPr>
+            <w:tcW w:type="dxa" w:w="613"/>
+            <w:tcMar>
+              <w:top w:type="dxa" w:w="60"/>
+              <w:left w:type="dxa" w:w="90"/>
+              <w:bottom w:type="dxa" w:w="60"/>
+              <w:right w:type="dxa" w:w="90"/>
+            </w:tcMar>
+          </w:tcPr>
+          <w:p>
+            <w:pPr>
+              <w:spacing w:after="0"/>
+            </w:pPr>
+            <w:r>
+              <w:t xml:space="preserve">31</w:t>
+            </w:r>
+          </w:p>
+        </w:tc>
+        <w:tc>
+          <w:tcPr>
+            <w:tcW w:type="dxa" w:w="3807"/>
+            <w:tcMar>
+              <w:top w:type="dxa" w:w="60"/>
+              <w:left w:type="dxa" w:w="90"/>
+              <w:bottom w:type="dxa" w:w="60"/>
+              <w:right w:type="dxa" w:w="90"/>
+            </w:tcMar>
+          </w:tcPr>
+          <w:p>
+            <w:pPr>
+              <w:spacing w:after="0"/>
+            </w:pPr>
+            <w:r>
+              <w:t xml:space="preserve">Lilly and the Poppy Exhibition</w:t>
+            </w:r>
+          </w:p>
+        </w:tc>
+        <w:tc>
+          <w:tcPr>
+            <w:tcW w:type="dxa" w:w="1439"/>
+            <w:tcMar>
+              <w:top w:type="dxa" w:w="60"/>
+              <w:left w:type="dxa" w:w="90"/>
+              <w:bottom w:type="dxa" w:w="60"/>
+              <w:right w:type="dxa" w:w="90"/>
+            </w:tcMar>
+          </w:tcPr>
+          <w:p>
+            <w:pPr>
+              <w:spacing w:after="0"/>
+            </w:pPr>
+            <w:r>
+              <w:t xml:space="preserve">20 Jul 2016</w:t>
+            </w:r>
+          </w:p>
+        </w:tc>
+        <w:tc>
+          <w:tcPr>
+            <w:tcW w:type="dxa" w:w="1227"/>
+            <w:tcMar>
+              <w:top w:type="dxa" w:w="60"/>
+              <w:left w:type="dxa" w:w="90"/>
+              <w:bottom w:type="dxa" w:w="60"/>
+              <w:right w:type="dxa" w:w="90"/>
+            </w:tcMar>
+          </w:tcPr>
+          <w:p>
+            <w:pPr>
+              <w:spacing w:after="0"/>
+            </w:pPr>
+            <w:r>
+              <w:t xml:space="preserve">5:34</w:t>
+            </w:r>
+          </w:p>
+        </w:tc>
+        <w:tc>
+          <w:tcPr>
+            <w:tcW w:type="dxa" w:w="970"/>
+            <w:tcMar>
+              <w:top w:type="dxa" w:w="60"/>
+              <w:left w:type="dxa" w:w="90"/>
+              <w:bottom w:type="dxa" w:w="60"/>
+              <w:right w:type="dxa" w:w="90"/>
+            </w:tcMar>
+          </w:tcPr>
+          <w:p>
+            <w:pPr>
+              <w:spacing w:after="0"/>
+            </w:pPr>
+            <w:r>
+              <w:t xml:space="preserve">12</w:t>
+            </w:r>
+          </w:p>
+        </w:tc>
+        <w:tc>
+          <w:tcPr>
+            <w:tcW w:type="dxa" w:w="1304"/>
+            <w:tcMar>
+              <w:top w:type="dxa" w:w="60"/>
+              <w:left w:type="dxa" w:w="90"/>
+              <w:bottom w:type="dxa" w:w="60"/>
+              <w:right w:type="dxa" w:w="90"/>
+            </w:tcMar>
+          </w:tcPr>
+          <w:p>
+            <w:pPr>
+              <w:spacing w:after="0"/>
+            </w:pPr>
+            <w:r>
+              <w:t xml:space="preserve">Eval</w:t>
+            </w:r>
+          </w:p>
+        </w:tc>
+      </w:tr>
+      <w:tr>
+        <w:trPr>
+          <w:tblHeader w:val="false"/>
+        </w:trPr>
+        <w:tc>
+          <w:tcPr>
+            <w:tcW w:type="dxa" w:w="613"/>
+            <w:tcMar>
+              <w:top w:type="dxa" w:w="60"/>
+              <w:left w:type="dxa" w:w="90"/>
+              <w:bottom w:type="dxa" w:w="60"/>
+              <w:right w:type="dxa" w:w="90"/>
+            </w:tcMar>
+          </w:tcPr>
+          <w:p>
+            <w:pPr>
+              <w:spacing w:after="0"/>
+            </w:pPr>
+            <w:r>
+              <w:t xml:space="preserve">32</w:t>
+            </w:r>
+          </w:p>
+        </w:tc>
+        <w:tc>
+          <w:tcPr>
+            <w:tcW w:type="dxa" w:w="3807"/>
+            <w:tcMar>
+              <w:top w:type="dxa" w:w="60"/>
+              <w:left w:type="dxa" w:w="90"/>
+              <w:bottom w:type="dxa" w:w="60"/>
+              <w:right w:type="dxa" w:w="90"/>
+            </w:tcMar>
+          </w:tcPr>
+          <w:p>
+            <w:pPr>
+              <w:spacing w:after="0"/>
+            </w:pPr>
+            <w:r>
+              <w:t xml:space="preserve">Social Housing*</w:t>
+            </w:r>
+          </w:p>
+        </w:tc>
+        <w:tc>
+          <w:tcPr>
+            <w:tcW w:type="dxa" w:w="1439"/>
+            <w:tcMar>
+              <w:top w:type="dxa" w:w="60"/>
+              <w:left w:type="dxa" w:w="90"/>
+              <w:bottom w:type="dxa" w:w="60"/>
+              <w:right w:type="dxa" w:w="90"/>
+            </w:tcMar>
+          </w:tcPr>
+          <w:p>
+            <w:pPr>
+              <w:spacing w:after="0"/>
+            </w:pPr>
+            <w:r>
+              <w:t xml:space="preserve">1 Aug 2016</w:t>
+            </w:r>
+          </w:p>
+        </w:tc>
+        <w:tc>
+          <w:tcPr>
+            <w:tcW w:type="dxa" w:w="1227"/>
+            <w:tcMar>
+              <w:top w:type="dxa" w:w="60"/>
+              <w:left w:type="dxa" w:w="90"/>
+              <w:bottom w:type="dxa" w:w="60"/>
+              <w:right w:type="dxa" w:w="90"/>
+            </w:tcMar>
+          </w:tcPr>
+          <w:p>
+            <w:pPr>
+              <w:spacing w:after="0"/>
+            </w:pPr>
+            <w:r>
+              <w:t xml:space="preserve">5:24</w:t>
+            </w:r>
+          </w:p>
+        </w:tc>
+        <w:tc>
+          <w:tcPr>
+            <w:tcW w:type="dxa" w:w="970"/>
+            <w:tcMar>
+              <w:top w:type="dxa" w:w="60"/>
+              <w:left w:type="dxa" w:w="90"/>
+              <w:bottom w:type="dxa" w:w="60"/>
+              <w:right w:type="dxa" w:w="90"/>
+            </w:tcMar>
+          </w:tcPr>
+          <w:p>
+            <w:pPr>
+              <w:spacing w:after="0"/>
+            </w:pPr>
+            <w:r>
+              <w:t xml:space="preserve">11</w:t>
+            </w:r>
+          </w:p>
+        </w:tc>
+        <w:tc>
+          <w:tcPr>
+            <w:tcW w:type="dxa" w:w="1304"/>
+            <w:tcMar>
+              <w:top w:type="dxa" w:w="60"/>
+              <w:left w:type="dxa" w:w="90"/>
+              <w:bottom w:type="dxa" w:w="60"/>
+              <w:right w:type="dxa" w:w="90"/>
+            </w:tcMar>
+          </w:tcPr>
+          <w:p>
+            <w:pPr>
+              <w:spacing w:after="0"/>
+            </w:pPr>
+            <w:r>
+              <w:t xml:space="preserve">Eval</w:t>
+            </w:r>
+          </w:p>
+        </w:tc>
+      </w:tr>
+      <w:tr>
+        <w:trPr>
+          <w:tblHeader w:val="false"/>
+        </w:trPr>
+        <w:tc>
+          <w:tcPr>
+            <w:tcW w:type="dxa" w:w="613"/>
+            <w:tcMar>
+              <w:top w:type="dxa" w:w="60"/>
+              <w:left w:type="dxa" w:w="90"/>
+              <w:bottom w:type="dxa" w:w="60"/>
+              <w:right w:type="dxa" w:w="90"/>
+            </w:tcMar>
+          </w:tcPr>
+          <w:p>
+            <w:pPr>
+              <w:spacing w:after="0"/>
+            </w:pPr>
+            <w:r>
+              <w:t xml:space="preserve">33</w:t>
+            </w:r>
+          </w:p>
+        </w:tc>
+        <w:tc>
+          <w:tcPr>
+            <w:tcW w:type="dxa" w:w="3807"/>
+            <w:tcMar>
+              <w:top w:type="dxa" w:w="60"/>
+              <w:left w:type="dxa" w:w="90"/>
+              <w:bottom w:type="dxa" w:w="60"/>
+              <w:right w:type="dxa" w:w="90"/>
+            </w:tcMar>
+          </w:tcPr>
+          <w:p>
+            <w:pPr>
+              <w:spacing w:after="0"/>
+            </w:pPr>
+            <w:r>
+              <w:t xml:space="preserve">Sculpture celebrating World Boxer, Rinty Monaghan</w:t>
+            </w:r>
+          </w:p>
+        </w:tc>
+        <w:tc>
+          <w:tcPr>
+            <w:tcW w:type="dxa" w:w="1439"/>
+            <w:tcMar>
+              <w:top w:type="dxa" w:w="60"/>
+              <w:left w:type="dxa" w:w="90"/>
+              <w:bottom w:type="dxa" w:w="60"/>
+              <w:right w:type="dxa" w:w="90"/>
+            </w:tcMar>
+          </w:tcPr>
+          <w:p>
+            <w:pPr>
+              <w:spacing w:after="0"/>
+            </w:pPr>
+            <w:r>
+              <w:t xml:space="preserve">1 Aug 2016</w:t>
+            </w:r>
+          </w:p>
+        </w:tc>
+        <w:tc>
+          <w:tcPr>
+            <w:tcW w:type="dxa" w:w="1227"/>
+            <w:tcMar>
+              <w:top w:type="dxa" w:w="60"/>
+              <w:left w:type="dxa" w:w="90"/>
+              <w:bottom w:type="dxa" w:w="60"/>
+              <w:right w:type="dxa" w:w="90"/>
+            </w:tcMar>
+          </w:tcPr>
+          <w:p>
+            <w:pPr>
+              <w:spacing w:after="0"/>
+            </w:pPr>
+            <w:r>
+              <w:t xml:space="preserve">5:17</w:t>
+            </w:r>
+          </w:p>
+        </w:tc>
+        <w:tc>
+          <w:tcPr>
+            <w:tcW w:type="dxa" w:w="970"/>
+            <w:tcMar>
+              <w:top w:type="dxa" w:w="60"/>
+              <w:left w:type="dxa" w:w="90"/>
+              <w:bottom w:type="dxa" w:w="60"/>
+              <w:right w:type="dxa" w:w="90"/>
+            </w:tcMar>
+          </w:tcPr>
+          <w:p>
+            <w:pPr>
+              <w:spacing w:after="0"/>
+            </w:pPr>
+            <w:r>
+              <w:t xml:space="preserve">11</w:t>
+            </w:r>
+          </w:p>
+        </w:tc>
+        <w:tc>
+          <w:tcPr>
+            <w:tcW w:type="dxa" w:w="1304"/>
+            <w:tcMar>
+              <w:top w:type="dxa" w:w="60"/>
+              <w:left w:type="dxa" w:w="90"/>
+              <w:bottom w:type="dxa" w:w="60"/>
+              <w:right w:type="dxa" w:w="90"/>
+            </w:tcMar>
+          </w:tcPr>
+          <w:p>
+            <w:pPr>
+              <w:spacing w:after="0"/>
+            </w:pPr>
+            <w:r>
+              <w:t xml:space="preserve">Eval</w:t>
+            </w:r>
+          </w:p>
+        </w:tc>
+      </w:tr>
+      <w:tr>
+        <w:trPr>
+          <w:tblHeader w:val="false"/>
+        </w:trPr>
+        <w:tc>
+          <w:tcPr>
+            <w:tcW w:type="dxa" w:w="613"/>
+            <w:tcMar>
+              <w:top w:type="dxa" w:w="60"/>
+              <w:left w:type="dxa" w:w="90"/>
+              <w:bottom w:type="dxa" w:w="60"/>
+              <w:right w:type="dxa" w:w="90"/>
+            </w:tcMar>
+          </w:tcPr>
+          <w:p>
+            <w:pPr>
+              <w:spacing w:after="0"/>
+            </w:pPr>
+            <w:r>
+              <w:t xml:space="preserve">34</w:t>
+            </w:r>
+          </w:p>
+        </w:tc>
+        <w:tc>
+          <w:tcPr>
+            <w:tcW w:type="dxa" w:w="3807"/>
+            <w:tcMar>
+              <w:top w:type="dxa" w:w="60"/>
+              <w:left w:type="dxa" w:w="90"/>
+              <w:bottom w:type="dxa" w:w="60"/>
+              <w:right w:type="dxa" w:w="90"/>
+            </w:tcMar>
+          </w:tcPr>
+          <w:p>
+            <w:pPr>
+              <w:spacing w:after="0"/>
+            </w:pPr>
+            <w:r>
+              <w:t xml:space="preserve">Prince's Trust</w:t>
+            </w:r>
+          </w:p>
+        </w:tc>
+        <w:tc>
+          <w:tcPr>
+            <w:tcW w:type="dxa" w:w="1439"/>
+            <w:tcMar>
+              <w:top w:type="dxa" w:w="60"/>
+              <w:left w:type="dxa" w:w="90"/>
+              <w:bottom w:type="dxa" w:w="60"/>
+              <w:right w:type="dxa" w:w="90"/>
+            </w:tcMar>
+          </w:tcPr>
+          <w:p>
+            <w:pPr>
+              <w:spacing w:after="0"/>
+            </w:pPr>
+            <w:r>
+              <w:t xml:space="preserve">1 Aug 2016</w:t>
+            </w:r>
+          </w:p>
+        </w:tc>
+        <w:tc>
+          <w:tcPr>
+            <w:tcW w:type="dxa" w:w="1227"/>
+            <w:tcMar>
+              <w:top w:type="dxa" w:w="60"/>
+              <w:left w:type="dxa" w:w="90"/>
+              <w:bottom w:type="dxa" w:w="60"/>
+              <w:right w:type="dxa" w:w="90"/>
+            </w:tcMar>
+          </w:tcPr>
+          <w:p>
+            <w:pPr>
+              <w:spacing w:after="0"/>
+            </w:pPr>
+            <w:r>
+              <w:t xml:space="preserve">6:23</w:t>
+            </w:r>
+          </w:p>
+        </w:tc>
+        <w:tc>
+          <w:tcPr>
+            <w:tcW w:type="dxa" w:w="970"/>
+            <w:tcMar>
+              <w:top w:type="dxa" w:w="60"/>
+              <w:left w:type="dxa" w:w="90"/>
+              <w:bottom w:type="dxa" w:w="60"/>
+              <w:right w:type="dxa" w:w="90"/>
+            </w:tcMar>
+          </w:tcPr>
+          <w:p>
+            <w:pPr>
+              <w:spacing w:after="0"/>
+            </w:pPr>
+            <w:r>
+              <w:t xml:space="preserve">13</w:t>
+            </w:r>
+          </w:p>
+        </w:tc>
+        <w:tc>
+          <w:tcPr>
+            <w:tcW w:type="dxa" w:w="1304"/>
+            <w:tcMar>
+              <w:top w:type="dxa" w:w="60"/>
+              <w:left w:type="dxa" w:w="90"/>
+              <w:bottom w:type="dxa" w:w="60"/>
+              <w:right w:type="dxa" w:w="90"/>
+            </w:tcMar>
+          </w:tcPr>
+          <w:p>
+            <w:pPr>
+              <w:spacing w:after="0"/>
+            </w:pPr>
+            <w:r>
+              <w:t xml:space="preserve">Eval</w:t>
+            </w:r>
+          </w:p>
+        </w:tc>
+      </w:tr>
+      <w:tr>
+        <w:trPr>
+          <w:tblHeader w:val="false"/>
+        </w:trPr>
+        <w:tc>
+          <w:tcPr>
+            <w:tcW w:type="dxa" w:w="613"/>
+            <w:tcMar>
+              <w:top w:type="dxa" w:w="60"/>
+              <w:left w:type="dxa" w:w="90"/>
+              <w:bottom w:type="dxa" w:w="60"/>
+              <w:right w:type="dxa" w:w="90"/>
+            </w:tcMar>
+          </w:tcPr>
+          <w:p>
+            <w:pPr>
+              <w:spacing w:after="0"/>
+            </w:pPr>
+            <w:r>
+              <w:t xml:space="preserve">35</w:t>
+            </w:r>
+          </w:p>
+        </w:tc>
+        <w:tc>
+          <w:tcPr>
+            <w:tcW w:type="dxa" w:w="3807"/>
+            <w:tcMar>
+              <w:top w:type="dxa" w:w="60"/>
+              <w:left w:type="dxa" w:w="90"/>
+              <w:bottom w:type="dxa" w:w="60"/>
+              <w:right w:type="dxa" w:w="90"/>
+            </w:tcMar>
+          </w:tcPr>
+          <w:p>
+            <w:pPr>
+              <w:spacing w:after="0"/>
+            </w:pPr>
+            <w:r>
+              <w:t xml:space="preserve">Campa Chormaic</w:t>
+            </w:r>
+          </w:p>
+        </w:tc>
+        <w:tc>
+          <w:tcPr>
+            <w:tcW w:type="dxa" w:w="1439"/>
+            <w:tcMar>
+              <w:top w:type="dxa" w:w="60"/>
+              <w:left w:type="dxa" w:w="90"/>
+              <w:bottom w:type="dxa" w:w="60"/>
+              <w:right w:type="dxa" w:w="90"/>
+            </w:tcMar>
+          </w:tcPr>
+          <w:p>
+            <w:pPr>
+              <w:spacing w:after="0"/>
+            </w:pPr>
+            <w:r>
+              <w:t xml:space="preserve">1 Aug 2016</w:t>
+            </w:r>
+          </w:p>
+        </w:tc>
+        <w:tc>
+          <w:tcPr>
+            <w:tcW w:type="dxa" w:w="1227"/>
+            <w:tcMar>
+              <w:top w:type="dxa" w:w="60"/>
+              <w:left w:type="dxa" w:w="90"/>
+              <w:bottom w:type="dxa" w:w="60"/>
+              <w:right w:type="dxa" w:w="90"/>
+            </w:tcMar>
+          </w:tcPr>
+          <w:p>
+            <w:pPr>
+              <w:spacing w:after="0"/>
+            </w:pPr>
+            <w:r>
+              <w:t xml:space="preserve">5:50</w:t>
+            </w:r>
+          </w:p>
+        </w:tc>
+        <w:tc>
+          <w:tcPr>
+            <w:tcW w:type="dxa" w:w="970"/>
+            <w:tcMar>
+              <w:top w:type="dxa" w:w="60"/>
+              <w:left w:type="dxa" w:w="90"/>
+              <w:bottom w:type="dxa" w:w="60"/>
+              <w:right w:type="dxa" w:w="90"/>
+            </w:tcMar>
+          </w:tcPr>
+          <w:p>
+            <w:pPr>
+              <w:spacing w:after="0"/>
+            </w:pPr>
+            <w:r>
+              <w:t xml:space="preserve">12</w:t>
+            </w:r>
+          </w:p>
+        </w:tc>
+        <w:tc>
+          <w:tcPr>
+            <w:tcW w:type="dxa" w:w="1304"/>
+            <w:tcMar>
+              <w:top w:type="dxa" w:w="60"/>
+              <w:left w:type="dxa" w:w="90"/>
+              <w:bottom w:type="dxa" w:w="60"/>
+              <w:right w:type="dxa" w:w="90"/>
+            </w:tcMar>
+          </w:tcPr>
+          <w:p>
+            <w:pPr>
+              <w:spacing w:after="0"/>
+            </w:pPr>
+            <w:r>
+              <w:t xml:space="preserve">Eval</w:t>
+            </w:r>
+          </w:p>
+        </w:tc>
+      </w:tr>
+      <w:tr>
+        <w:trPr>
+          <w:tblHeader w:val="false"/>
+        </w:trPr>
+        <w:tc>
+          <w:tcPr>
+            <w:tcW w:type="dxa" w:w="613"/>
+            <w:tcMar>
+              <w:top w:type="dxa" w:w="60"/>
+              <w:left w:type="dxa" w:w="90"/>
+              <w:bottom w:type="dxa" w:w="60"/>
+              <w:right w:type="dxa" w:w="90"/>
+            </w:tcMar>
+          </w:tcPr>
+          <w:p>
+            <w:pPr>
+              <w:spacing w:after="0"/>
+            </w:pPr>
+            <w:r>
+              <w:t xml:space="preserve">36</w:t>
+            </w:r>
+          </w:p>
+        </w:tc>
+        <w:tc>
+          <w:tcPr>
+            <w:tcW w:type="dxa" w:w="3807"/>
+            <w:tcMar>
+              <w:top w:type="dxa" w:w="60"/>
+              <w:left w:type="dxa" w:w="90"/>
+              <w:bottom w:type="dxa" w:w="60"/>
+              <w:right w:type="dxa" w:w="90"/>
+            </w:tcMar>
+          </w:tcPr>
+          <w:p>
+            <w:pPr>
+              <w:spacing w:after="0"/>
+            </w:pPr>
+            <w:r>
+              <w:t xml:space="preserve">Tourette Alliance First Annual Conference</w:t>
+            </w:r>
+          </w:p>
+        </w:tc>
+        <w:tc>
+          <w:tcPr>
+            <w:tcW w:type="dxa" w:w="1439"/>
+            <w:tcMar>
+              <w:top w:type="dxa" w:w="60"/>
+              <w:left w:type="dxa" w:w="90"/>
+              <w:bottom w:type="dxa" w:w="60"/>
+              <w:right w:type="dxa" w:w="90"/>
+            </w:tcMar>
+          </w:tcPr>
+          <w:p>
+            <w:pPr>
+              <w:spacing w:after="0"/>
+            </w:pPr>
+            <w:r>
+              <w:t xml:space="preserve">9 Aug 2016</w:t>
+            </w:r>
+          </w:p>
+        </w:tc>
+        <w:tc>
+          <w:tcPr>
+            <w:tcW w:type="dxa" w:w="1227"/>
+            <w:tcMar>
+              <w:top w:type="dxa" w:w="60"/>
+              <w:left w:type="dxa" w:w="90"/>
+              <w:bottom w:type="dxa" w:w="60"/>
+              <w:right w:type="dxa" w:w="90"/>
+            </w:tcMar>
+          </w:tcPr>
+          <w:p>
+            <w:pPr>
+              <w:spacing w:after="0"/>
+            </w:pPr>
+            <w:r>
+              <w:t xml:space="preserve">10:25</w:t>
+            </w:r>
+          </w:p>
+        </w:tc>
+        <w:tc>
+          <w:tcPr>
+            <w:tcW w:type="dxa" w:w="970"/>
+            <w:tcMar>
+              <w:top w:type="dxa" w:w="60"/>
+              <w:left w:type="dxa" w:w="90"/>
+              <w:bottom w:type="dxa" w:w="60"/>
+              <w:right w:type="dxa" w:w="90"/>
+            </w:tcMar>
+          </w:tcPr>
+          <w:p>
+            <w:pPr>
+              <w:spacing w:after="0"/>
+            </w:pPr>
+            <w:r>
+              <w:t xml:space="preserve">21</w:t>
+            </w:r>
+          </w:p>
+        </w:tc>
+        <w:tc>
+          <w:tcPr>
+            <w:tcW w:type="dxa" w:w="1304"/>
+            <w:tcMar>
+              <w:top w:type="dxa" w:w="60"/>
+              <w:left w:type="dxa" w:w="90"/>
+              <w:bottom w:type="dxa" w:w="60"/>
+              <w:right w:type="dxa" w:w="90"/>
+            </w:tcMar>
+          </w:tcPr>
+          <w:p>
+            <w:pPr>
+              <w:spacing w:after="0"/>
+            </w:pPr>
+            <w:r>
+              <w:t xml:space="preserve">Eval</w:t>
+            </w:r>
+          </w:p>
+        </w:tc>
+      </w:tr>
+      <w:tr>
+        <w:trPr>
+          <w:tblHeader w:val="false"/>
+        </w:trPr>
+        <w:tc>
+          <w:tcPr>
+            <w:tcW w:type="dxa" w:w="613"/>
+            <w:tcMar>
+              <w:top w:type="dxa" w:w="60"/>
+              <w:left w:type="dxa" w:w="90"/>
+              <w:bottom w:type="dxa" w:w="60"/>
+              <w:right w:type="dxa" w:w="90"/>
+            </w:tcMar>
+          </w:tcPr>
+          <w:p>
+            <w:pPr>
+              <w:spacing w:after="0"/>
+            </w:pPr>
+            <w:r>
+              <w:t xml:space="preserve">37</w:t>
+            </w:r>
+          </w:p>
+        </w:tc>
+        <w:tc>
+          <w:tcPr>
+            <w:tcW w:type="dxa" w:w="3807"/>
+            <w:tcMar>
+              <w:top w:type="dxa" w:w="60"/>
+              <w:left w:type="dxa" w:w="90"/>
+              <w:bottom w:type="dxa" w:w="60"/>
+              <w:right w:type="dxa" w:w="90"/>
+            </w:tcMar>
+          </w:tcPr>
+          <w:p>
+            <w:pPr>
+              <w:spacing w:after="0"/>
+            </w:pPr>
+            <w:r>
+              <w:t xml:space="preserve">Clandeboye Festival</w:t>
+            </w:r>
+          </w:p>
+        </w:tc>
+        <w:tc>
+          <w:tcPr>
+            <w:tcW w:type="dxa" w:w="1439"/>
+            <w:tcMar>
+              <w:top w:type="dxa" w:w="60"/>
+              <w:left w:type="dxa" w:w="90"/>
+              <w:bottom w:type="dxa" w:w="60"/>
+              <w:right w:type="dxa" w:w="90"/>
+            </w:tcMar>
+          </w:tcPr>
+          <w:p>
+            <w:pPr>
+              <w:spacing w:after="0"/>
+            </w:pPr>
+            <w:r>
+              <w:t xml:space="preserve">9 Aug 2016</w:t>
+            </w:r>
+          </w:p>
+        </w:tc>
+        <w:tc>
+          <w:tcPr>
+            <w:tcW w:type="dxa" w:w="1227"/>
+            <w:tcMar>
+              <w:top w:type="dxa" w:w="60"/>
+              <w:left w:type="dxa" w:w="90"/>
+              <w:bottom w:type="dxa" w:w="60"/>
+              <w:right w:type="dxa" w:w="90"/>
+            </w:tcMar>
+          </w:tcPr>
+          <w:p>
+            <w:pPr>
+              <w:spacing w:after="0"/>
+            </w:pPr>
+            <w:r>
+              <w:t xml:space="preserve">6:13</w:t>
+            </w:r>
+          </w:p>
+        </w:tc>
+        <w:tc>
+          <w:tcPr>
+            <w:tcW w:type="dxa" w:w="970"/>
+            <w:tcMar>
+              <w:top w:type="dxa" w:w="60"/>
+              <w:left w:type="dxa" w:w="90"/>
+              <w:bottom w:type="dxa" w:w="60"/>
+              <w:right w:type="dxa" w:w="90"/>
+            </w:tcMar>
+          </w:tcPr>
+          <w:p>
+            <w:pPr>
+              <w:spacing w:after="0"/>
+            </w:pPr>
+            <w:r>
+              <w:t xml:space="preserve">13</w:t>
+            </w:r>
+          </w:p>
+        </w:tc>
+        <w:tc>
+          <w:tcPr>
+            <w:tcW w:type="dxa" w:w="1304"/>
+            <w:tcMar>
+              <w:top w:type="dxa" w:w="60"/>
+              <w:left w:type="dxa" w:w="90"/>
+              <w:bottom w:type="dxa" w:w="60"/>
+              <w:right w:type="dxa" w:w="90"/>
+            </w:tcMar>
+          </w:tcPr>
+          <w:p>
+            <w:pPr>
+              <w:spacing w:after="0"/>
+            </w:pPr>
+            <w:r>
+              <w:t xml:space="preserve">Eval</w:t>
+            </w:r>
+          </w:p>
+        </w:tc>
+      </w:tr>
+      <w:tr>
+        <w:trPr>
+          <w:tblHeader w:val="false"/>
+        </w:trPr>
+        <w:tc>
+          <w:tcPr>
+            <w:tcW w:type="dxa" w:w="613"/>
+            <w:tcMar>
+              <w:top w:type="dxa" w:w="60"/>
+              <w:left w:type="dxa" w:w="90"/>
+              <w:bottom w:type="dxa" w:w="60"/>
+              <w:right w:type="dxa" w:w="90"/>
+            </w:tcMar>
+          </w:tcPr>
+          <w:p>
+            <w:pPr>
+              <w:spacing w:after="0"/>
+            </w:pPr>
+            <w:r>
+              <w:t xml:space="preserve">38</w:t>
+            </w:r>
+          </w:p>
+        </w:tc>
+        <w:tc>
+          <w:tcPr>
+            <w:tcW w:type="dxa" w:w="3807"/>
+            <w:tcMar>
+              <w:top w:type="dxa" w:w="60"/>
+              <w:left w:type="dxa" w:w="90"/>
+              <w:bottom w:type="dxa" w:w="60"/>
+              <w:right w:type="dxa" w:w="90"/>
+            </w:tcMar>
+          </w:tcPr>
+          <w:p>
+            <w:pPr>
+              <w:spacing w:after="0"/>
+            </w:pPr>
+            <w:r>
+              <w:t xml:space="preserve">ArtisAnn Art Gallery</w:t>
+            </w:r>
+          </w:p>
+        </w:tc>
+        <w:tc>
+          <w:tcPr>
+            <w:tcW w:type="dxa" w:w="1439"/>
+            <w:tcMar>
+              <w:top w:type="dxa" w:w="60"/>
+              <w:left w:type="dxa" w:w="90"/>
+              <w:bottom w:type="dxa" w:w="60"/>
+              <w:right w:type="dxa" w:w="90"/>
+            </w:tcMar>
+          </w:tcPr>
+          <w:p>
+            <w:pPr>
+              <w:spacing w:after="0"/>
+            </w:pPr>
+            <w:r>
+              <w:t xml:space="preserve">9 Aug 2016</w:t>
+            </w:r>
+          </w:p>
+        </w:tc>
+        <w:tc>
+          <w:tcPr>
+            <w:tcW w:type="dxa" w:w="1227"/>
+            <w:tcMar>
+              <w:top w:type="dxa" w:w="60"/>
+              <w:left w:type="dxa" w:w="90"/>
+              <w:bottom w:type="dxa" w:w="60"/>
+              <w:right w:type="dxa" w:w="90"/>
+            </w:tcMar>
+          </w:tcPr>
+          <w:p>
+            <w:pPr>
+              <w:spacing w:after="0"/>
+            </w:pPr>
+            <w:r>
+              <w:t xml:space="preserve">6:37</w:t>
+            </w:r>
+          </w:p>
+        </w:tc>
+        <w:tc>
+          <w:tcPr>
+            <w:tcW w:type="dxa" w:w="970"/>
+            <w:tcMar>
+              <w:top w:type="dxa" w:w="60"/>
+              <w:left w:type="dxa" w:w="90"/>
+              <w:bottom w:type="dxa" w:w="60"/>
+              <w:right w:type="dxa" w:w="90"/>
+            </w:tcMar>
+          </w:tcPr>
+          <w:p>
+            <w:pPr>
+              <w:spacing w:after="0"/>
+            </w:pPr>
+            <w:r>
+              <w:t xml:space="preserve">14</w:t>
+            </w:r>
+          </w:p>
+        </w:tc>
+        <w:tc>
+          <w:tcPr>
+            <w:tcW w:type="dxa" w:w="1304"/>
+            <w:tcMar>
+              <w:top w:type="dxa" w:w="60"/>
+              <w:left w:type="dxa" w:w="90"/>
+              <w:bottom w:type="dxa" w:w="60"/>
+              <w:right w:type="dxa" w:w="90"/>
+            </w:tcMar>
+          </w:tcPr>
+          <w:p>
+            <w:pPr>
+              <w:spacing w:after="0"/>
+            </w:pPr>
+            <w:r>
+              <w:t xml:space="preserve">Cal</w:t>
+            </w:r>
+          </w:p>
+        </w:tc>
+      </w:tr>
+      <w:tr>
+        <w:trPr>
+          <w:tblHeader w:val="false"/>
+        </w:trPr>
+        <w:tc>
+          <w:tcPr>
+            <w:tcW w:type="dxa" w:w="613"/>
+            <w:tcMar>
+              <w:top w:type="dxa" w:w="60"/>
+              <w:left w:type="dxa" w:w="90"/>
+              <w:bottom w:type="dxa" w:w="60"/>
+              <w:right w:type="dxa" w:w="90"/>
+            </w:tcMar>
+          </w:tcPr>
+          <w:p>
+            <w:pPr>
+              <w:spacing w:after="0"/>
+            </w:pPr>
+            <w:r>
+              <w:t xml:space="preserve">39</w:t>
+            </w:r>
+          </w:p>
+        </w:tc>
+        <w:tc>
+          <w:tcPr>
+            <w:tcW w:type="dxa" w:w="3807"/>
+            <w:tcMar>
+              <w:top w:type="dxa" w:w="60"/>
+              <w:left w:type="dxa" w:w="90"/>
+              <w:bottom w:type="dxa" w:w="60"/>
+              <w:right w:type="dxa" w:w="90"/>
+            </w:tcMar>
+          </w:tcPr>
+          <w:p>
+            <w:pPr>
+              <w:spacing w:after="0"/>
+            </w:pPr>
+            <w:r>
+              <w:t xml:space="preserve">Child Poverty</w:t>
+            </w:r>
+          </w:p>
+        </w:tc>
+        <w:tc>
+          <w:tcPr>
+            <w:tcW w:type="dxa" w:w="1439"/>
+            <w:tcMar>
+              <w:top w:type="dxa" w:w="60"/>
+              <w:left w:type="dxa" w:w="90"/>
+              <w:bottom w:type="dxa" w:w="60"/>
+              <w:right w:type="dxa" w:w="90"/>
+            </w:tcMar>
+          </w:tcPr>
+          <w:p>
+            <w:pPr>
+              <w:spacing w:after="0"/>
+            </w:pPr>
+            <w:r>
+              <w:t xml:space="preserve">1 Sep 2016</w:t>
+            </w:r>
+          </w:p>
+        </w:tc>
+        <w:tc>
+          <w:tcPr>
+            <w:tcW w:type="dxa" w:w="1227"/>
+            <w:tcMar>
+              <w:top w:type="dxa" w:w="60"/>
+              <w:left w:type="dxa" w:w="90"/>
+              <w:bottom w:type="dxa" w:w="60"/>
+              <w:right w:type="dxa" w:w="90"/>
+            </w:tcMar>
+          </w:tcPr>
+          <w:p>
+            <w:pPr>
+              <w:spacing w:after="0"/>
+            </w:pPr>
+            <w:r>
+              <w:t xml:space="preserve">5:50</w:t>
+            </w:r>
+          </w:p>
+        </w:tc>
+        <w:tc>
+          <w:tcPr>
+            <w:tcW w:type="dxa" w:w="970"/>
+            <w:tcMar>
+              <w:top w:type="dxa" w:w="60"/>
+              <w:left w:type="dxa" w:w="90"/>
+              <w:bottom w:type="dxa" w:w="60"/>
+              <w:right w:type="dxa" w:w="90"/>
+            </w:tcMar>
+          </w:tcPr>
+          <w:p>
+            <w:pPr>
+              <w:spacing w:after="0"/>
+            </w:pPr>
+            <w:r>
+              <w:t xml:space="preserve">12</w:t>
+            </w:r>
+          </w:p>
+        </w:tc>
+        <w:tc>
+          <w:tcPr>
+            <w:tcW w:type="dxa" w:w="1304"/>
+            <w:tcMar>
+              <w:top w:type="dxa" w:w="60"/>
+              <w:left w:type="dxa" w:w="90"/>
+              <w:bottom w:type="dxa" w:w="60"/>
+              <w:right w:type="dxa" w:w="90"/>
+            </w:tcMar>
+          </w:tcPr>
+          <w:p>
+            <w:pPr>
+              <w:spacing w:after="0"/>
+            </w:pPr>
+            <w:r>
+              <w:t xml:space="preserve">Eval</w:t>
+            </w:r>
+          </w:p>
+        </w:tc>
+      </w:tr>
+      <w:tr>
+        <w:trPr>
+          <w:tblHeader w:val="false"/>
+        </w:trPr>
+        <w:tc>
+          <w:tcPr>
+            <w:tcW w:type="dxa" w:w="613"/>
+            <w:tcMar>
+              <w:top w:type="dxa" w:w="60"/>
+              <w:left w:type="dxa" w:w="90"/>
+              <w:bottom w:type="dxa" w:w="60"/>
+              <w:right w:type="dxa" w:w="90"/>
+            </w:tcMar>
+          </w:tcPr>
+          <w:p>
+            <w:pPr>
+              <w:spacing w:after="0"/>
+            </w:pPr>
+            <w:r>
+              <w:t xml:space="preserve">40</w:t>
+            </w:r>
+          </w:p>
+        </w:tc>
+        <w:tc>
+          <w:tcPr>
+            <w:tcW w:type="dxa" w:w="3807"/>
+            <w:tcMar>
+              <w:top w:type="dxa" w:w="60"/>
+              <w:left w:type="dxa" w:w="90"/>
+              <w:bottom w:type="dxa" w:w="60"/>
+              <w:right w:type="dxa" w:w="90"/>
+            </w:tcMar>
+          </w:tcPr>
+          <w:p>
+            <w:pPr>
+              <w:spacing w:after="0"/>
+            </w:pPr>
+            <w:r>
+              <w:t xml:space="preserve">Belfast Tattoo 2016</w:t>
+            </w:r>
+          </w:p>
+        </w:tc>
+        <w:tc>
+          <w:tcPr>
+            <w:tcW w:type="dxa" w:w="1439"/>
+            <w:tcMar>
+              <w:top w:type="dxa" w:w="60"/>
+              <w:left w:type="dxa" w:w="90"/>
+              <w:bottom w:type="dxa" w:w="60"/>
+              <w:right w:type="dxa" w:w="90"/>
+            </w:tcMar>
+          </w:tcPr>
+          <w:p>
+            <w:pPr>
+              <w:spacing w:after="0"/>
+            </w:pPr>
+            <w:r>
+              <w:t xml:space="preserve">1 Sep 2016</w:t>
+            </w:r>
+          </w:p>
+        </w:tc>
+        <w:tc>
+          <w:tcPr>
+            <w:tcW w:type="dxa" w:w="1227"/>
+            <w:tcMar>
+              <w:top w:type="dxa" w:w="60"/>
+              <w:left w:type="dxa" w:w="90"/>
+              <w:bottom w:type="dxa" w:w="60"/>
+              <w:right w:type="dxa" w:w="90"/>
+            </w:tcMar>
+          </w:tcPr>
+          <w:p>
+            <w:pPr>
+              <w:spacing w:after="0"/>
+            </w:pPr>
+            <w:r>
+              <w:t xml:space="preserve">5:55</w:t>
+            </w:r>
+          </w:p>
+        </w:tc>
+        <w:tc>
+          <w:tcPr>
+            <w:tcW w:type="dxa" w:w="970"/>
+            <w:tcMar>
+              <w:top w:type="dxa" w:w="60"/>
+              <w:left w:type="dxa" w:w="90"/>
+              <w:bottom w:type="dxa" w:w="60"/>
+              <w:right w:type="dxa" w:w="90"/>
+            </w:tcMar>
+          </w:tcPr>
+          <w:p>
+            <w:pPr>
+              <w:spacing w:after="0"/>
+            </w:pPr>
+            <w:r>
+              <w:t xml:space="preserve">12</w:t>
+            </w:r>
+          </w:p>
+        </w:tc>
+        <w:tc>
+          <w:tcPr>
+            <w:tcW w:type="dxa" w:w="1304"/>
+            <w:tcMar>
+              <w:top w:type="dxa" w:w="60"/>
+              <w:left w:type="dxa" w:w="90"/>
+              <w:bottom w:type="dxa" w:w="60"/>
+              <w:right w:type="dxa" w:w="90"/>
+            </w:tcMar>
+          </w:tcPr>
+          <w:p>
+            <w:pPr>
+              <w:spacing w:after="0"/>
+            </w:pPr>
+            <w:r>
+              <w:t xml:space="preserve">Eval</w:t>
+            </w:r>
+          </w:p>
+        </w:tc>
+      </w:tr>
+      <w:tr>
+        <w:trPr>
+          <w:tblHeader w:val="false"/>
+        </w:trPr>
+        <w:tc>
+          <w:tcPr>
+            <w:tcW w:type="dxa" w:w="613"/>
+            <w:tcMar>
+              <w:top w:type="dxa" w:w="60"/>
+              <w:left w:type="dxa" w:w="90"/>
+              <w:bottom w:type="dxa" w:w="60"/>
+              <w:right w:type="dxa" w:w="90"/>
+            </w:tcMar>
+          </w:tcPr>
+          <w:p>
+            <w:pPr>
+              <w:spacing w:after="0"/>
+            </w:pPr>
+            <w:r>
+              <w:t xml:space="preserve">41</w:t>
+            </w:r>
+          </w:p>
+        </w:tc>
+        <w:tc>
+          <w:tcPr>
+            <w:tcW w:type="dxa" w:w="3807"/>
+            <w:tcMar>
+              <w:top w:type="dxa" w:w="60"/>
+              <w:left w:type="dxa" w:w="90"/>
+              <w:bottom w:type="dxa" w:w="60"/>
+              <w:right w:type="dxa" w:w="90"/>
+            </w:tcMar>
+          </w:tcPr>
+          <w:p>
+            <w:pPr>
+              <w:spacing w:after="0"/>
+            </w:pPr>
+            <w:r>
+              <w:t xml:space="preserve">Healthy Lunches</w:t>
+            </w:r>
+          </w:p>
+        </w:tc>
+        <w:tc>
+          <w:tcPr>
+            <w:tcW w:type="dxa" w:w="1439"/>
+            <w:tcMar>
+              <w:top w:type="dxa" w:w="60"/>
+              <w:left w:type="dxa" w:w="90"/>
+              <w:bottom w:type="dxa" w:w="60"/>
+              <w:right w:type="dxa" w:w="90"/>
+            </w:tcMar>
+          </w:tcPr>
+          <w:p>
+            <w:pPr>
+              <w:spacing w:after="0"/>
+            </w:pPr>
+            <w:r>
+              <w:t xml:space="preserve">1 Sep 2016</w:t>
+            </w:r>
+          </w:p>
+        </w:tc>
+        <w:tc>
+          <w:tcPr>
+            <w:tcW w:type="dxa" w:w="1227"/>
+            <w:tcMar>
+              <w:top w:type="dxa" w:w="60"/>
+              <w:left w:type="dxa" w:w="90"/>
+              <w:bottom w:type="dxa" w:w="60"/>
+              <w:right w:type="dxa" w:w="90"/>
+            </w:tcMar>
+          </w:tcPr>
+          <w:p>
+            <w:pPr>
+              <w:spacing w:after="0"/>
+            </w:pPr>
+            <w:r>
+              <w:t xml:space="preserve">6:01</w:t>
+            </w:r>
+          </w:p>
+        </w:tc>
+        <w:tc>
+          <w:tcPr>
+            <w:tcW w:type="dxa" w:w="970"/>
+            <w:tcMar>
+              <w:top w:type="dxa" w:w="60"/>
+              <w:left w:type="dxa" w:w="90"/>
+              <w:bottom w:type="dxa" w:w="60"/>
+              <w:right w:type="dxa" w:w="90"/>
+            </w:tcMar>
+          </w:tcPr>
+          <w:p>
+            <w:pPr>
+              <w:spacing w:after="0"/>
+            </w:pPr>
+            <w:r>
+              <w:t xml:space="preserve">12</w:t>
+            </w:r>
+          </w:p>
+        </w:tc>
+        <w:tc>
+          <w:tcPr>
+            <w:tcW w:type="dxa" w:w="1304"/>
+            <w:tcMar>
+              <w:top w:type="dxa" w:w="60"/>
+              <w:left w:type="dxa" w:w="90"/>
+              <w:bottom w:type="dxa" w:w="60"/>
+              <w:right w:type="dxa" w:w="90"/>
+            </w:tcMar>
+          </w:tcPr>
+          <w:p>
+            <w:pPr>
+              <w:spacing w:after="0"/>
+            </w:pPr>
+            <w:r>
+              <w:t xml:space="preserve">Eval</w:t>
+            </w:r>
+          </w:p>
+        </w:tc>
+      </w:tr>
+      <w:tr>
+        <w:trPr>
+          <w:tblHeader w:val="false"/>
+        </w:trPr>
+        <w:tc>
+          <w:tcPr>
+            <w:tcW w:type="dxa" w:w="613"/>
+            <w:tcMar>
+              <w:top w:type="dxa" w:w="60"/>
+              <w:left w:type="dxa" w:w="90"/>
+              <w:bottom w:type="dxa" w:w="60"/>
+              <w:right w:type="dxa" w:w="90"/>
+            </w:tcMar>
+          </w:tcPr>
+          <w:p>
+            <w:pPr>
+              <w:spacing w:after="0"/>
+            </w:pPr>
+            <w:r>
+              <w:t xml:space="preserve">42</w:t>
+            </w:r>
+          </w:p>
+        </w:tc>
+        <w:tc>
+          <w:tcPr>
+            <w:tcW w:type="dxa" w:w="3807"/>
+            <w:tcMar>
+              <w:top w:type="dxa" w:w="60"/>
+              <w:left w:type="dxa" w:w="90"/>
+              <w:bottom w:type="dxa" w:w="60"/>
+              <w:right w:type="dxa" w:w="90"/>
+            </w:tcMar>
+          </w:tcPr>
+          <w:p>
+            <w:pPr>
+              <w:spacing w:after="0"/>
+            </w:pPr>
+            <w:r>
+              <w:t xml:space="preserve">Traffic Congestion in Belfast City Centre</w:t>
+            </w:r>
+          </w:p>
+        </w:tc>
+        <w:tc>
+          <w:tcPr>
+            <w:tcW w:type="dxa" w:w="1439"/>
+            <w:tcMar>
+              <w:top w:type="dxa" w:w="60"/>
+              <w:left w:type="dxa" w:w="90"/>
+              <w:bottom w:type="dxa" w:w="60"/>
+              <w:right w:type="dxa" w:w="90"/>
+            </w:tcMar>
+          </w:tcPr>
+          <w:p>
+            <w:pPr>
+              <w:spacing w:after="0"/>
+            </w:pPr>
+            <w:r>
+              <w:t xml:space="preserve">1 Sep 2016</w:t>
+            </w:r>
+          </w:p>
+        </w:tc>
+        <w:tc>
+          <w:tcPr>
+            <w:tcW w:type="dxa" w:w="1227"/>
+            <w:tcMar>
+              <w:top w:type="dxa" w:w="60"/>
+              <w:left w:type="dxa" w:w="90"/>
+              <w:bottom w:type="dxa" w:w="60"/>
+              <w:right w:type="dxa" w:w="90"/>
+            </w:tcMar>
+          </w:tcPr>
+          <w:p>
+            <w:pPr>
+              <w:spacing w:after="0"/>
+            </w:pPr>
+            <w:r>
+              <w:t xml:space="preserve">5:01</w:t>
+            </w:r>
+          </w:p>
+        </w:tc>
+        <w:tc>
+          <w:tcPr>
+            <w:tcW w:type="dxa" w:w="970"/>
+            <w:tcMar>
+              <w:top w:type="dxa" w:w="60"/>
+              <w:left w:type="dxa" w:w="90"/>
+              <w:bottom w:type="dxa" w:w="60"/>
+              <w:right w:type="dxa" w:w="90"/>
+            </w:tcMar>
+          </w:tcPr>
+          <w:p>
+            <w:pPr>
+              <w:spacing w:after="0"/>
+            </w:pPr>
+            <w:r>
+              <w:t xml:space="preserve">10</w:t>
+            </w:r>
+          </w:p>
+        </w:tc>
+        <w:tc>
+          <w:tcPr>
+            <w:tcW w:type="dxa" w:w="1304"/>
+            <w:tcMar>
+              <w:top w:type="dxa" w:w="60"/>
+              <w:left w:type="dxa" w:w="90"/>
+              <w:bottom w:type="dxa" w:w="60"/>
+              <w:right w:type="dxa" w:w="90"/>
+            </w:tcMar>
+          </w:tcPr>
+          <w:p>
+            <w:pPr>
+              <w:spacing w:after="0"/>
+            </w:pPr>
+            <w:r>
+              <w:t xml:space="preserve">Eval</w:t>
+            </w:r>
+          </w:p>
+        </w:tc>
+      </w:tr>
+      <w:tr>
+        <w:trPr>
+          <w:tblHeader w:val="false"/>
+        </w:trPr>
+        <w:tc>
+          <w:tcPr>
+            <w:tcW w:type="dxa" w:w="613"/>
+            <w:tcMar>
+              <w:top w:type="dxa" w:w="60"/>
+              <w:left w:type="dxa" w:w="90"/>
+              <w:bottom w:type="dxa" w:w="60"/>
+              <w:right w:type="dxa" w:w="90"/>
+            </w:tcMar>
+          </w:tcPr>
+          <w:p>
+            <w:pPr>
+              <w:spacing w:after="0"/>
+            </w:pPr>
+            <w:r>
+              <w:t xml:space="preserve">43</w:t>
+            </w:r>
+          </w:p>
+        </w:tc>
+        <w:tc>
+          <w:tcPr>
+            <w:tcW w:type="dxa" w:w="3807"/>
+            <w:tcMar>
+              <w:top w:type="dxa" w:w="60"/>
+              <w:left w:type="dxa" w:w="90"/>
+              <w:bottom w:type="dxa" w:w="60"/>
+              <w:right w:type="dxa" w:w="90"/>
+            </w:tcMar>
+          </w:tcPr>
+          <w:p>
+            <w:pPr>
+              <w:spacing w:after="0"/>
+            </w:pPr>
+            <w:r>
+              <w:t xml:space="preserve">Market Tunnels</w:t>
+            </w:r>
+          </w:p>
+        </w:tc>
+        <w:tc>
+          <w:tcPr>
+            <w:tcW w:type="dxa" w:w="1439"/>
+            <w:tcMar>
+              <w:top w:type="dxa" w:w="60"/>
+              <w:left w:type="dxa" w:w="90"/>
+              <w:bottom w:type="dxa" w:w="60"/>
+              <w:right w:type="dxa" w:w="90"/>
+            </w:tcMar>
+          </w:tcPr>
+          <w:p>
+            <w:pPr>
+              <w:spacing w:after="0"/>
+            </w:pPr>
+            <w:r>
+              <w:t xml:space="preserve">5 Sep 2016</w:t>
+            </w:r>
+          </w:p>
+        </w:tc>
+        <w:tc>
+          <w:tcPr>
+            <w:tcW w:type="dxa" w:w="1227"/>
+            <w:tcMar>
+              <w:top w:type="dxa" w:w="60"/>
+              <w:left w:type="dxa" w:w="90"/>
+              <w:bottom w:type="dxa" w:w="60"/>
+              <w:right w:type="dxa" w:w="90"/>
+            </w:tcMar>
+          </w:tcPr>
+          <w:p>
+            <w:pPr>
+              <w:spacing w:after="0"/>
+            </w:pPr>
+            <w:r>
+              <w:t xml:space="preserve">6:07</w:t>
+            </w:r>
+          </w:p>
+        </w:tc>
+        <w:tc>
+          <w:tcPr>
+            <w:tcW w:type="dxa" w:w="970"/>
+            <w:tcMar>
+              <w:top w:type="dxa" w:w="60"/>
+              <w:left w:type="dxa" w:w="90"/>
+              <w:bottom w:type="dxa" w:w="60"/>
+              <w:right w:type="dxa" w:w="90"/>
+            </w:tcMar>
+          </w:tcPr>
+          <w:p>
+            <w:pPr>
+              <w:spacing w:after="0"/>
+            </w:pPr>
+            <w:r>
+              <w:t xml:space="preserve">13</w:t>
+            </w:r>
+          </w:p>
+        </w:tc>
+        <w:tc>
+          <w:tcPr>
+            <w:tcW w:type="dxa" w:w="1304"/>
+            <w:tcMar>
+              <w:top w:type="dxa" w:w="60"/>
+              <w:left w:type="dxa" w:w="90"/>
+              <w:bottom w:type="dxa" w:w="60"/>
+              <w:right w:type="dxa" w:w="90"/>
+            </w:tcMar>
+          </w:tcPr>
+          <w:p>
+            <w:pPr>
+              <w:spacing w:after="0"/>
+            </w:pPr>
+            <w:r>
+              <w:t xml:space="preserve">Eval</w:t>
+            </w:r>
+          </w:p>
+        </w:tc>
+      </w:tr>
+      <w:tr>
+        <w:trPr>
+          <w:tblHeader w:val="false"/>
+        </w:trPr>
+        <w:tc>
+          <w:tcPr>
+            <w:tcW w:type="dxa" w:w="613"/>
+            <w:tcMar>
+              <w:top w:type="dxa" w:w="60"/>
+              <w:left w:type="dxa" w:w="90"/>
+              <w:bottom w:type="dxa" w:w="60"/>
+              <w:right w:type="dxa" w:w="90"/>
+            </w:tcMar>
+          </w:tcPr>
+          <w:p>
+            <w:pPr>
+              <w:spacing w:after="0"/>
+            </w:pPr>
+            <w:r>
+              <w:t xml:space="preserve">44</w:t>
+            </w:r>
+          </w:p>
+        </w:tc>
+        <w:tc>
+          <w:tcPr>
+            <w:tcW w:type="dxa" w:w="3807"/>
+            <w:tcMar>
+              <w:top w:type="dxa" w:w="60"/>
+              <w:left w:type="dxa" w:w="90"/>
+              <w:bottom w:type="dxa" w:w="60"/>
+              <w:right w:type="dxa" w:w="90"/>
+            </w:tcMar>
+          </w:tcPr>
+          <w:p>
+            <w:pPr>
+              <w:spacing w:after="0"/>
+            </w:pPr>
+            <w:r>
+              <w:t xml:space="preserve">Beat The Street</w:t>
+            </w:r>
+          </w:p>
+        </w:tc>
+        <w:tc>
+          <w:tcPr>
+            <w:tcW w:type="dxa" w:w="1439"/>
+            <w:tcMar>
+              <w:top w:type="dxa" w:w="60"/>
+              <w:left w:type="dxa" w:w="90"/>
+              <w:bottom w:type="dxa" w:w="60"/>
+              <w:right w:type="dxa" w:w="90"/>
+            </w:tcMar>
+          </w:tcPr>
+          <w:p>
+            <w:pPr>
+              <w:spacing w:after="0"/>
+            </w:pPr>
+            <w:r>
+              <w:t xml:space="preserve">5 Sep 2016</w:t>
+            </w:r>
+          </w:p>
+        </w:tc>
+        <w:tc>
+          <w:tcPr>
+            <w:tcW w:type="dxa" w:w="1227"/>
+            <w:tcMar>
+              <w:top w:type="dxa" w:w="60"/>
+              <w:left w:type="dxa" w:w="90"/>
+              <w:bottom w:type="dxa" w:w="60"/>
+              <w:right w:type="dxa" w:w="90"/>
+            </w:tcMar>
+          </w:tcPr>
+          <w:p>
+            <w:pPr>
+              <w:spacing w:after="0"/>
+            </w:pPr>
+            <w:r>
+              <w:t xml:space="preserve">5:59</w:t>
+            </w:r>
+          </w:p>
+        </w:tc>
+        <w:tc>
+          <w:tcPr>
+            <w:tcW w:type="dxa" w:w="970"/>
+            <w:tcMar>
+              <w:top w:type="dxa" w:w="60"/>
+              <w:left w:type="dxa" w:w="90"/>
+              <w:bottom w:type="dxa" w:w="60"/>
+              <w:right w:type="dxa" w:w="90"/>
+            </w:tcMar>
+          </w:tcPr>
+          <w:p>
+            <w:pPr>
+              <w:spacing w:after="0"/>
+            </w:pPr>
+            <w:r>
+              <w:t xml:space="preserve">12</w:t>
+            </w:r>
+          </w:p>
+        </w:tc>
+        <w:tc>
+          <w:tcPr>
+            <w:tcW w:type="dxa" w:w="1304"/>
+            <w:tcMar>
+              <w:top w:type="dxa" w:w="60"/>
+              <w:left w:type="dxa" w:w="90"/>
+              <w:bottom w:type="dxa" w:w="60"/>
+              <w:right w:type="dxa" w:w="90"/>
+            </w:tcMar>
+          </w:tcPr>
+          <w:p>
+            <w:pPr>
+              <w:spacing w:after="0"/>
+            </w:pPr>
+            <w:r>
+              <w:t xml:space="preserve">Cal</w:t>
+            </w:r>
+          </w:p>
+        </w:tc>
+      </w:tr>
+      <w:tr>
+        <w:trPr>
+          <w:tblHeader w:val="false"/>
+        </w:trPr>
+        <w:tc>
+          <w:tcPr>
+            <w:tcW w:type="dxa" w:w="613"/>
+            <w:tcMar>
+              <w:top w:type="dxa" w:w="60"/>
+              <w:left w:type="dxa" w:w="90"/>
+              <w:bottom w:type="dxa" w:w="60"/>
+              <w:right w:type="dxa" w:w="90"/>
+            </w:tcMar>
+          </w:tcPr>
+          <w:p>
+            <w:pPr>
+              <w:spacing w:after="0"/>
+            </w:pPr>
+            <w:r>
+              <w:t xml:space="preserve">45</w:t>
+            </w:r>
+          </w:p>
+        </w:tc>
+        <w:tc>
+          <w:tcPr>
+            <w:tcW w:type="dxa" w:w="3807"/>
+            <w:tcMar>
+              <w:top w:type="dxa" w:w="60"/>
+              <w:left w:type="dxa" w:w="90"/>
+              <w:bottom w:type="dxa" w:w="60"/>
+              <w:right w:type="dxa" w:w="90"/>
+            </w:tcMar>
+          </w:tcPr>
+          <w:p>
+            <w:pPr>
+              <w:spacing w:after="0"/>
+            </w:pPr>
+            <w:r>
+              <w:t xml:space="preserve">Relate NI</w:t>
+            </w:r>
+          </w:p>
+        </w:tc>
+        <w:tc>
+          <w:tcPr>
+            <w:tcW w:type="dxa" w:w="1439"/>
+            <w:tcMar>
+              <w:top w:type="dxa" w:w="60"/>
+              <w:left w:type="dxa" w:w="90"/>
+              <w:bottom w:type="dxa" w:w="60"/>
+              <w:right w:type="dxa" w:w="90"/>
+            </w:tcMar>
+          </w:tcPr>
+          <w:p>
+            <w:pPr>
+              <w:spacing w:after="0"/>
+            </w:pPr>
+            <w:r>
+              <w:t xml:space="preserve">5 Sep 2016</w:t>
+            </w:r>
+          </w:p>
+        </w:tc>
+        <w:tc>
+          <w:tcPr>
+            <w:tcW w:type="dxa" w:w="1227"/>
+            <w:tcMar>
+              <w:top w:type="dxa" w:w="60"/>
+              <w:left w:type="dxa" w:w="90"/>
+              <w:bottom w:type="dxa" w:w="60"/>
+              <w:right w:type="dxa" w:w="90"/>
+            </w:tcMar>
+          </w:tcPr>
+          <w:p>
+            <w:pPr>
+              <w:spacing w:after="0"/>
+            </w:pPr>
+            <w:r>
+              <w:t xml:space="preserve">5:19</w:t>
+            </w:r>
+          </w:p>
+        </w:tc>
+        <w:tc>
+          <w:tcPr>
+            <w:tcW w:type="dxa" w:w="970"/>
+            <w:tcMar>
+              <w:top w:type="dxa" w:w="60"/>
+              <w:left w:type="dxa" w:w="90"/>
+              <w:bottom w:type="dxa" w:w="60"/>
+              <w:right w:type="dxa" w:w="90"/>
+            </w:tcMar>
+          </w:tcPr>
+          <w:p>
+            <w:pPr>
+              <w:spacing w:after="0"/>
+            </w:pPr>
+            <w:r>
+              <w:t xml:space="preserve">11</w:t>
+            </w:r>
+          </w:p>
+        </w:tc>
+        <w:tc>
+          <w:tcPr>
+            <w:tcW w:type="dxa" w:w="1304"/>
+            <w:tcMar>
+              <w:top w:type="dxa" w:w="60"/>
+              <w:left w:type="dxa" w:w="90"/>
+              <w:bottom w:type="dxa" w:w="60"/>
+              <w:right w:type="dxa" w:w="90"/>
+            </w:tcMar>
+          </w:tcPr>
+          <w:p>
+            <w:pPr>
+              <w:spacing w:after="0"/>
+            </w:pPr>
+            <w:r>
+              <w:t xml:space="preserve">Cal</w:t>
+            </w:r>
+          </w:p>
+        </w:tc>
+      </w:tr>
+      <w:tr>
+        <w:trPr>
+          <w:tblHeader w:val="false"/>
+        </w:trPr>
+        <w:tc>
+          <w:tcPr>
+            <w:tcW w:type="dxa" w:w="613"/>
+            <w:tcMar>
+              <w:top w:type="dxa" w:w="60"/>
+              <w:left w:type="dxa" w:w="90"/>
+              <w:bottom w:type="dxa" w:w="60"/>
+              <w:right w:type="dxa" w:w="90"/>
+            </w:tcMar>
+          </w:tcPr>
+          <w:p>
+            <w:pPr>
+              <w:spacing w:after="0"/>
+            </w:pPr>
+            <w:r>
+              <w:t xml:space="preserve">46</w:t>
+            </w:r>
+          </w:p>
+        </w:tc>
+        <w:tc>
+          <w:tcPr>
+            <w:tcW w:type="dxa" w:w="3807"/>
+            <w:tcMar>
+              <w:top w:type="dxa" w:w="60"/>
+              <w:left w:type="dxa" w:w="90"/>
+              <w:bottom w:type="dxa" w:w="60"/>
+              <w:right w:type="dxa" w:w="90"/>
+            </w:tcMar>
+          </w:tcPr>
+          <w:p>
+            <w:pPr>
+              <w:spacing w:after="0"/>
+            </w:pPr>
+            <w:r>
+              <w:t xml:space="preserve">Belfast Comedy Festival</w:t>
+            </w:r>
+          </w:p>
+        </w:tc>
+        <w:tc>
+          <w:tcPr>
+            <w:tcW w:type="dxa" w:w="1439"/>
+            <w:tcMar>
+              <w:top w:type="dxa" w:w="60"/>
+              <w:left w:type="dxa" w:w="90"/>
+              <w:bottom w:type="dxa" w:w="60"/>
+              <w:right w:type="dxa" w:w="90"/>
+            </w:tcMar>
+          </w:tcPr>
+          <w:p>
+            <w:pPr>
+              <w:spacing w:after="0"/>
+            </w:pPr>
+            <w:r>
+              <w:t xml:space="preserve">5 Sep 2016</w:t>
+            </w:r>
+          </w:p>
+        </w:tc>
+        <w:tc>
+          <w:tcPr>
+            <w:tcW w:type="dxa" w:w="1227"/>
+            <w:tcMar>
+              <w:top w:type="dxa" w:w="60"/>
+              <w:left w:type="dxa" w:w="90"/>
+              <w:bottom w:type="dxa" w:w="60"/>
+              <w:right w:type="dxa" w:w="90"/>
+            </w:tcMar>
+          </w:tcPr>
+          <w:p>
+            <w:pPr>
+              <w:spacing w:after="0"/>
+            </w:pPr>
+            <w:r>
+              <w:t xml:space="preserve">5:16</w:t>
+            </w:r>
+          </w:p>
+        </w:tc>
+        <w:tc>
+          <w:tcPr>
+            <w:tcW w:type="dxa" w:w="970"/>
+            <w:tcMar>
+              <w:top w:type="dxa" w:w="60"/>
+              <w:left w:type="dxa" w:w="90"/>
+              <w:bottom w:type="dxa" w:w="60"/>
+              <w:right w:type="dxa" w:w="90"/>
+            </w:tcMar>
+          </w:tcPr>
+          <w:p>
+            <w:pPr>
+              <w:spacing w:after="0"/>
+            </w:pPr>
+            <w:r>
+              <w:t xml:space="preserve">11</w:t>
+            </w:r>
+          </w:p>
+        </w:tc>
+        <w:tc>
+          <w:tcPr>
+            <w:tcW w:type="dxa" w:w="1304"/>
+            <w:tcMar>
+              <w:top w:type="dxa" w:w="60"/>
+              <w:left w:type="dxa" w:w="90"/>
+              <w:bottom w:type="dxa" w:w="60"/>
+              <w:right w:type="dxa" w:w="90"/>
+            </w:tcMar>
+          </w:tcPr>
+          <w:p>
+            <w:pPr>
+              <w:spacing w:after="0"/>
+            </w:pPr>
+            <w:r>
+              <w:t xml:space="preserve">Eval</w:t>
+            </w:r>
+          </w:p>
+        </w:tc>
+      </w:tr>
+      <w:tr>
+        <w:trPr>
+          <w:tblHeader w:val="false"/>
+        </w:trPr>
+        <w:tc>
+          <w:tcPr>
+            <w:tcW w:type="dxa" w:w="613"/>
+            <w:tcMar>
+              <w:top w:type="dxa" w:w="60"/>
+              <w:left w:type="dxa" w:w="90"/>
+              <w:bottom w:type="dxa" w:w="60"/>
+              <w:right w:type="dxa" w:w="90"/>
+            </w:tcMar>
+          </w:tcPr>
+          <w:p>
+            <w:pPr>
+              <w:spacing w:after="0"/>
+            </w:pPr>
+            <w:r>
+              <w:t xml:space="preserve">47</w:t>
+            </w:r>
+          </w:p>
+        </w:tc>
+        <w:tc>
+          <w:tcPr>
+            <w:tcW w:type="dxa" w:w="3807"/>
+            <w:tcMar>
+              <w:top w:type="dxa" w:w="60"/>
+              <w:left w:type="dxa" w:w="90"/>
+              <w:bottom w:type="dxa" w:w="60"/>
+              <w:right w:type="dxa" w:w="90"/>
+            </w:tcMar>
+          </w:tcPr>
+          <w:p>
+            <w:pPr>
+              <w:spacing w:after="0"/>
+            </w:pPr>
+            <w:r>
+              <w:t xml:space="preserve">Millions Missing Demonstration</w:t>
+            </w:r>
+          </w:p>
+        </w:tc>
+        <w:tc>
+          <w:tcPr>
+            <w:tcW w:type="dxa" w:w="1439"/>
+            <w:tcMar>
+              <w:top w:type="dxa" w:w="60"/>
+              <w:left w:type="dxa" w:w="90"/>
+              <w:bottom w:type="dxa" w:w="60"/>
+              <w:right w:type="dxa" w:w="90"/>
+            </w:tcMar>
+          </w:tcPr>
+          <w:p>
+            <w:pPr>
+              <w:spacing w:after="0"/>
+            </w:pPr>
+            <w:r>
+              <w:t xml:space="preserve">29 Sep 2016</w:t>
+            </w:r>
+          </w:p>
+        </w:tc>
+        <w:tc>
+          <w:tcPr>
+            <w:tcW w:type="dxa" w:w="1227"/>
+            <w:tcMar>
+              <w:top w:type="dxa" w:w="60"/>
+              <w:left w:type="dxa" w:w="90"/>
+              <w:bottom w:type="dxa" w:w="60"/>
+              <w:right w:type="dxa" w:w="90"/>
+            </w:tcMar>
+          </w:tcPr>
+          <w:p>
+            <w:pPr>
+              <w:spacing w:after="0"/>
+            </w:pPr>
+            <w:r>
+              <w:t xml:space="preserve">8:01</w:t>
+            </w:r>
+          </w:p>
+        </w:tc>
+        <w:tc>
+          <w:tcPr>
+            <w:tcW w:type="dxa" w:w="970"/>
+            <w:tcMar>
+              <w:top w:type="dxa" w:w="60"/>
+              <w:left w:type="dxa" w:w="90"/>
+              <w:bottom w:type="dxa" w:w="60"/>
+              <w:right w:type="dxa" w:w="90"/>
+            </w:tcMar>
+          </w:tcPr>
+          <w:p>
+            <w:pPr>
+              <w:spacing w:after="0"/>
+            </w:pPr>
+            <w:r>
+              <w:t xml:space="preserve">16</w:t>
+            </w:r>
+          </w:p>
+        </w:tc>
+        <w:tc>
+          <w:tcPr>
+            <w:tcW w:type="dxa" w:w="1304"/>
+            <w:tcMar>
+              <w:top w:type="dxa" w:w="60"/>
+              <w:left w:type="dxa" w:w="90"/>
+              <w:bottom w:type="dxa" w:w="60"/>
+              <w:right w:type="dxa" w:w="90"/>
+            </w:tcMar>
+          </w:tcPr>
+          <w:p>
+            <w:pPr>
+              <w:spacing w:after="0"/>
+            </w:pPr>
+            <w:r>
+              <w:t xml:space="preserve">Eval</w:t>
+            </w:r>
+          </w:p>
+        </w:tc>
+      </w:tr>
+      <w:tr>
+        <w:trPr>
+          <w:tblHeader w:val="false"/>
+        </w:trPr>
+        <w:tc>
+          <w:tcPr>
+            <w:tcW w:type="dxa" w:w="613"/>
+            <w:tcMar>
+              <w:top w:type="dxa" w:w="60"/>
+              <w:left w:type="dxa" w:w="90"/>
+              <w:bottom w:type="dxa" w:w="60"/>
+              <w:right w:type="dxa" w:w="90"/>
+            </w:tcMar>
+          </w:tcPr>
+          <w:p>
+            <w:pPr>
+              <w:spacing w:after="0"/>
+            </w:pPr>
+            <w:r>
+              <w:t xml:space="preserve">48</w:t>
+            </w:r>
+          </w:p>
+        </w:tc>
+        <w:tc>
+          <w:tcPr>
+            <w:tcW w:type="dxa" w:w="3807"/>
+            <w:tcMar>
+              <w:top w:type="dxa" w:w="60"/>
+              <w:left w:type="dxa" w:w="90"/>
+              <w:bottom w:type="dxa" w:w="60"/>
+              <w:right w:type="dxa" w:w="90"/>
+            </w:tcMar>
+          </w:tcPr>
+          <w:p>
+            <w:pPr>
+              <w:spacing w:after="0"/>
+            </w:pPr>
+            <w:r>
+              <w:t xml:space="preserve">Shankill Arts Forum</w:t>
+            </w:r>
+          </w:p>
+        </w:tc>
+        <w:tc>
+          <w:tcPr>
+            <w:tcW w:type="dxa" w:w="1439"/>
+            <w:tcMar>
+              <w:top w:type="dxa" w:w="60"/>
+              <w:left w:type="dxa" w:w="90"/>
+              <w:bottom w:type="dxa" w:w="60"/>
+              <w:right w:type="dxa" w:w="90"/>
+            </w:tcMar>
+          </w:tcPr>
+          <w:p>
+            <w:pPr>
+              <w:spacing w:after="0"/>
+            </w:pPr>
+            <w:r>
+              <w:t xml:space="preserve">29 Sep 2016</w:t>
+            </w:r>
+          </w:p>
+        </w:tc>
+        <w:tc>
+          <w:tcPr>
+            <w:tcW w:type="dxa" w:w="1227"/>
+            <w:tcMar>
+              <w:top w:type="dxa" w:w="60"/>
+              <w:left w:type="dxa" w:w="90"/>
+              <w:bottom w:type="dxa" w:w="60"/>
+              <w:right w:type="dxa" w:w="90"/>
+            </w:tcMar>
+          </w:tcPr>
+          <w:p>
+            <w:pPr>
+              <w:spacing w:after="0"/>
+            </w:pPr>
+            <w:r>
+              <w:t xml:space="preserve">7:01</w:t>
+            </w:r>
+          </w:p>
+        </w:tc>
+        <w:tc>
+          <w:tcPr>
+            <w:tcW w:type="dxa" w:w="970"/>
+            <w:tcMar>
+              <w:top w:type="dxa" w:w="60"/>
+              <w:left w:type="dxa" w:w="90"/>
+              <w:bottom w:type="dxa" w:w="60"/>
+              <w:right w:type="dxa" w:w="90"/>
+            </w:tcMar>
+          </w:tcPr>
+          <w:p>
+            <w:pPr>
+              <w:spacing w:after="0"/>
+            </w:pPr>
+            <w:r>
+              <w:t xml:space="preserve">14</w:t>
+            </w:r>
+          </w:p>
+        </w:tc>
+        <w:tc>
+          <w:tcPr>
+            <w:tcW w:type="dxa" w:w="1304"/>
+            <w:tcMar>
+              <w:top w:type="dxa" w:w="60"/>
+              <w:left w:type="dxa" w:w="90"/>
+              <w:bottom w:type="dxa" w:w="60"/>
+              <w:right w:type="dxa" w:w="90"/>
+            </w:tcMar>
+          </w:tcPr>
+          <w:p>
+            <w:pPr>
+              <w:spacing w:after="0"/>
+            </w:pPr>
+            <w:r>
+              <w:t xml:space="preserve">Eval</w:t>
+            </w:r>
+          </w:p>
+        </w:tc>
+      </w:tr>
+      <w:tr>
+        <w:trPr>
+          <w:tblHeader w:val="false"/>
+        </w:trPr>
+        <w:tc>
+          <w:tcPr>
+            <w:tcW w:type="dxa" w:w="613"/>
+            <w:tcMar>
+              <w:top w:type="dxa" w:w="60"/>
+              <w:left w:type="dxa" w:w="90"/>
+              <w:bottom w:type="dxa" w:w="60"/>
+              <w:right w:type="dxa" w:w="90"/>
+            </w:tcMar>
+          </w:tcPr>
+          <w:p>
+            <w:pPr>
+              <w:spacing w:after="0"/>
+            </w:pPr>
+            <w:r>
+              <w:t xml:space="preserve">49</w:t>
+            </w:r>
+          </w:p>
+        </w:tc>
+        <w:tc>
+          <w:tcPr>
+            <w:tcW w:type="dxa" w:w="3807"/>
+            <w:tcMar>
+              <w:top w:type="dxa" w:w="60"/>
+              <w:left w:type="dxa" w:w="90"/>
+              <w:bottom w:type="dxa" w:w="60"/>
+              <w:right w:type="dxa" w:w="90"/>
+            </w:tcMar>
+          </w:tcPr>
+          <w:p>
+            <w:pPr>
+              <w:spacing w:after="0"/>
+            </w:pPr>
+            <w:r>
+              <w:t xml:space="preserve">Arabic in Northern Ireland Schools</w:t>
+            </w:r>
+          </w:p>
+        </w:tc>
+        <w:tc>
+          <w:tcPr>
+            <w:tcW w:type="dxa" w:w="1439"/>
+            <w:tcMar>
+              <w:top w:type="dxa" w:w="60"/>
+              <w:left w:type="dxa" w:w="90"/>
+              <w:bottom w:type="dxa" w:w="60"/>
+              <w:right w:type="dxa" w:w="90"/>
+            </w:tcMar>
+          </w:tcPr>
+          <w:p>
+            <w:pPr>
+              <w:spacing w:after="0"/>
+            </w:pPr>
+            <w:r>
+              <w:t xml:space="preserve">29 Sep 2016</w:t>
+            </w:r>
+          </w:p>
+        </w:tc>
+        <w:tc>
+          <w:tcPr>
+            <w:tcW w:type="dxa" w:w="1227"/>
+            <w:tcMar>
+              <w:top w:type="dxa" w:w="60"/>
+              <w:left w:type="dxa" w:w="90"/>
+              <w:bottom w:type="dxa" w:w="60"/>
+              <w:right w:type="dxa" w:w="90"/>
+            </w:tcMar>
+          </w:tcPr>
+          <w:p>
+            <w:pPr>
+              <w:spacing w:after="0"/>
+            </w:pPr>
+            <w:r>
+              <w:t xml:space="preserve">7:25</w:t>
+            </w:r>
+          </w:p>
+        </w:tc>
+        <w:tc>
+          <w:tcPr>
+            <w:tcW w:type="dxa" w:w="970"/>
+            <w:tcMar>
+              <w:top w:type="dxa" w:w="60"/>
+              <w:left w:type="dxa" w:w="90"/>
+              <w:bottom w:type="dxa" w:w="60"/>
+              <w:right w:type="dxa" w:w="90"/>
+            </w:tcMar>
+          </w:tcPr>
+          <w:p>
+            <w:pPr>
+              <w:spacing w:after="0"/>
+            </w:pPr>
+            <w:r>
+              <w:t xml:space="preserve">15</w:t>
+            </w:r>
+          </w:p>
+        </w:tc>
+        <w:tc>
+          <w:tcPr>
+            <w:tcW w:type="dxa" w:w="1304"/>
+            <w:tcMar>
+              <w:top w:type="dxa" w:w="60"/>
+              <w:left w:type="dxa" w:w="90"/>
+              <w:bottom w:type="dxa" w:w="60"/>
+              <w:right w:type="dxa" w:w="90"/>
+            </w:tcMar>
+          </w:tcPr>
+          <w:p>
+            <w:pPr>
+              <w:spacing w:after="0"/>
+            </w:pPr>
+            <w:r>
+              <w:t xml:space="preserve">Eval</w:t>
+            </w:r>
+          </w:p>
+        </w:tc>
+      </w:tr>
+      <w:tr>
+        <w:trPr>
+          <w:tblHeader w:val="false"/>
+        </w:trPr>
+        <w:tc>
+          <w:tcPr>
+            <w:tcW w:type="dxa" w:w="613"/>
+            <w:tcMar>
+              <w:top w:type="dxa" w:w="60"/>
+              <w:left w:type="dxa" w:w="90"/>
+              <w:bottom w:type="dxa" w:w="60"/>
+              <w:right w:type="dxa" w:w="90"/>
+            </w:tcMar>
+          </w:tcPr>
+          <w:p>
+            <w:pPr>
+              <w:spacing w:after="0"/>
+            </w:pPr>
+            <w:r>
+              <w:t xml:space="preserve">50</w:t>
+            </w:r>
+          </w:p>
+        </w:tc>
+        <w:tc>
+          <w:tcPr>
+            <w:tcW w:type="dxa" w:w="3807"/>
+            <w:tcMar>
+              <w:top w:type="dxa" w:w="60"/>
+              <w:left w:type="dxa" w:w="90"/>
+              <w:bottom w:type="dxa" w:w="60"/>
+              <w:right w:type="dxa" w:w="90"/>
+            </w:tcMar>
+          </w:tcPr>
+          <w:p>
+            <w:pPr>
+              <w:spacing w:after="0"/>
+            </w:pPr>
+            <w:r>
+              <w:t xml:space="preserve">WHAT YOU SAY MATTERS Youth Forum</w:t>
+            </w:r>
+          </w:p>
+        </w:tc>
+        <w:tc>
+          <w:tcPr>
+            <w:tcW w:type="dxa" w:w="1439"/>
+            <w:tcMar>
+              <w:top w:type="dxa" w:w="60"/>
+              <w:left w:type="dxa" w:w="90"/>
+              <w:bottom w:type="dxa" w:w="60"/>
+              <w:right w:type="dxa" w:w="90"/>
+            </w:tcMar>
+          </w:tcPr>
+          <w:p>
+            <w:pPr>
+              <w:spacing w:after="0"/>
+            </w:pPr>
+            <w:r>
+              <w:t xml:space="preserve">31 Oct 2016</w:t>
+            </w:r>
+          </w:p>
+        </w:tc>
+        <w:tc>
+          <w:tcPr>
+            <w:tcW w:type="dxa" w:w="1227"/>
+            <w:tcMar>
+              <w:top w:type="dxa" w:w="60"/>
+              <w:left w:type="dxa" w:w="90"/>
+              <w:bottom w:type="dxa" w:w="60"/>
+              <w:right w:type="dxa" w:w="90"/>
+            </w:tcMar>
+          </w:tcPr>
+          <w:p>
+            <w:pPr>
+              <w:spacing w:after="0"/>
+            </w:pPr>
+            <w:r>
+              <w:t xml:space="preserve">7:43</w:t>
+            </w:r>
+          </w:p>
+        </w:tc>
+        <w:tc>
+          <w:tcPr>
+            <w:tcW w:type="dxa" w:w="970"/>
+            <w:tcMar>
+              <w:top w:type="dxa" w:w="60"/>
+              <w:left w:type="dxa" w:w="90"/>
+              <w:bottom w:type="dxa" w:w="60"/>
+              <w:right w:type="dxa" w:w="90"/>
+            </w:tcMar>
+          </w:tcPr>
+          <w:p>
+            <w:pPr>
+              <w:spacing w:after="0"/>
+            </w:pPr>
+            <w:r>
+              <w:t xml:space="preserve">16</w:t>
+            </w:r>
+          </w:p>
+        </w:tc>
+        <w:tc>
+          <w:tcPr>
+            <w:tcW w:type="dxa" w:w="1304"/>
+            <w:tcMar>
+              <w:top w:type="dxa" w:w="60"/>
+              <w:left w:type="dxa" w:w="90"/>
+              <w:bottom w:type="dxa" w:w="60"/>
+              <w:right w:type="dxa" w:w="90"/>
+            </w:tcMar>
+          </w:tcPr>
+          <w:p>
+            <w:pPr>
+              <w:spacing w:after="0"/>
+            </w:pPr>
+            <w:r>
+              <w:t xml:space="preserve">Eval</w:t>
+            </w:r>
+          </w:p>
+        </w:tc>
+      </w:tr>
+      <w:tr>
+        <w:trPr>
+          <w:tblHeader w:val="false"/>
+        </w:trPr>
+        <w:tc>
+          <w:tcPr>
+            <w:tcW w:type="dxa" w:w="613"/>
+            <w:tcMar>
+              <w:top w:type="dxa" w:w="60"/>
+              <w:left w:type="dxa" w:w="90"/>
+              <w:bottom w:type="dxa" w:w="60"/>
+              <w:right w:type="dxa" w:w="90"/>
+            </w:tcMar>
+          </w:tcPr>
+          <w:p>
+            <w:pPr>
+              <w:spacing w:after="0"/>
+            </w:pPr>
+            <w:r>
+              <w:t xml:space="preserve"/>
+            </w:r>
+          </w:p>
+        </w:tc>
+        <w:tc>
+          <w:tcPr>
+            <w:tcW w:type="dxa" w:w="3807"/>
+            <w:tcMar>
+              <w:top w:type="dxa" w:w="60"/>
+              <w:left w:type="dxa" w:w="90"/>
+              <w:bottom w:type="dxa" w:w="60"/>
+              <w:right w:type="dxa" w:w="90"/>
+            </w:tcMar>
+          </w:tcPr>
+          <w:p>
+            <w:pPr>
+              <w:spacing w:after="0"/>
+            </w:pPr>
+            <w:r>
+              <w:rPr>
+                <w:b/>
+                <w:bCs/>
+              </w:rPr>
+              <w:t xml:space="preserve">Total — 47 programmes</w:t>
+            </w:r>
+          </w:p>
+        </w:tc>
+        <w:tc>
+          <w:tcPr>
+            <w:tcW w:type="dxa" w:w="1439"/>
+            <w:tcMar>
+              <w:top w:type="dxa" w:w="60"/>
+              <w:left w:type="dxa" w:w="90"/>
+              <w:bottom w:type="dxa" w:w="60"/>
+              <w:right w:type="dxa" w:w="90"/>
+            </w:tcMar>
+          </w:tcPr>
+          <w:p>
+            <w:pPr>
+              <w:spacing w:after="0"/>
+            </w:pPr>
+            <w:r>
+              <w:t xml:space="preserve"/>
+            </w:r>
+          </w:p>
+        </w:tc>
+        <w:tc>
+          <w:tcPr>
+            <w:tcW w:type="dxa" w:w="1227"/>
+            <w:tcMar>
+              <w:top w:type="dxa" w:w="60"/>
+              <w:left w:type="dxa" w:w="90"/>
+              <w:bottom w:type="dxa" w:w="60"/>
+              <w:right w:type="dxa" w:w="90"/>
+            </w:tcMar>
+          </w:tcPr>
+          <w:p>
+            <w:pPr>
+              <w:spacing w:after="0"/>
+            </w:pPr>
+            <w:r>
+              <w:rPr>
+                <w:b/>
+                <w:bCs/>
+              </w:rPr>
+              <w:t xml:space="preserve">5:05:12</w:t>
+            </w:r>
+          </w:p>
+        </w:tc>
+        <w:tc>
+          <w:tcPr>
+            <w:tcW w:type="dxa" w:w="970"/>
+            <w:tcMar>
+              <w:top w:type="dxa" w:w="60"/>
+              <w:left w:type="dxa" w:w="90"/>
+              <w:bottom w:type="dxa" w:w="60"/>
+              <w:right w:type="dxa" w:w="90"/>
+            </w:tcMar>
+          </w:tcPr>
+          <w:p>
+            <w:pPr>
+              <w:spacing w:after="0"/>
+            </w:pPr>
+            <w:r>
+              <w:rPr>
+                <w:b/>
+                <w:bCs/>
+              </w:rPr>
+              <w:t xml:space="preserve">626</w:t>
+            </w:r>
+          </w:p>
+        </w:tc>
+        <w:tc>
+          <w:tcPr>
+            <w:tcW w:type="dxa" w:w="1304"/>
+            <w:tcMar>
+              <w:top w:type="dxa" w:w="60"/>
+              <w:left w:type="dxa" w:w="90"/>
+              <w:bottom w:type="dxa" w:w="60"/>
+              <w:right w:type="dxa" w:w="90"/>
+            </w:tcMar>
+          </w:tcPr>
+          <w:p>
+            <w:pPr>
+              <w:spacing w:after="0"/>
+            </w:pPr>
+            <w:r>
+              <w:rPr>
+                <w:b/>
+                <w:bCs/>
+              </w:rPr>
+              <w:t xml:space="preserve">123 / 503</w:t>
+            </w:r>
+          </w:p>
+        </w:tc>
+      </w:tr>
+    </w:tbl>
+    <w:p>
+      <w:pPr>
+        <w:spacing w:after="160"/>
+      </w:pPr>
+    </w:p>
+    <w:p>
+      <w:pPr>
+        <w:spacing w:after="140" w:line="276"/>
+        <w:jc w:val="both"/>
+      </w:pPr>
+      <w:r>
+        <w:t xml:space="preserve">Programme numbering is NVTV's own and is not contiguous — 21, 22 and 23 are absent from the supplied collection, which is why 47 programmes carry numbers running to 50.</w:t>
+      </w:r>
+    </w:p>
+    <w:p>
+      <w:pPr>
+        <w:spacing w:after="140" w:line="276"/>
+        <w:jc w:val="both"/>
+      </w:pPr>
+      <w:r>
+        <w:rPr>
+          <w:b/>
+          <w:bCs/>
+        </w:rPr>
+        <w:t xml:space="preserve">Provenance of each column.</w:t>
+      </w:r>
+      <w:r>
+        <w:t xml:space="preserve"> Programme title, clip count and split are read directly from </w:t>
+      </w:r>
+      <w:r>
+        <w:rPr>
+          <w:rFonts w:ascii="Consolas" w:cs="Consolas" w:eastAsia="Consolas" w:hAnsi="Consolas"/>
+          <w:sz w:val="18"/>
+          <w:szCs w:val="18"/>
+        </w:rPr>
+        <w:t xml:space="preserve">clip_manifest.csv</w:t>
+      </w:r>
+      <w:r>
+        <w:t xml:space="preserve"> and are authoritative. Durations are derived from the shot-detection pass of §3.8 (the end timestamp of a programme's final scene) rather than from FFprobe, and are therefore accurate to the frame rather than to the container header; they are reported to the nearest second. They sum to 17,988.4 s over the 46 programmes the detector covered; subtracting that from the corpus total of 18,312 s recorded above gives 323.6 s — the 5:24 marked </w:t>
+      </w:r>
+      <w:r>
+        <w:rPr>
+          <w:b/>
+          <w:bCs/>
+        </w:rPr>
+        <w:t xml:space="preserve">`*`</w:t>
+      </w:r>
+      <w:r>
+        <w:t xml:space="preserve"> for programme 32, which the detector did not process. That back-derived value is consistent with the programme's manifest clip count of 11 (ten full clips plus a 24 s tail), which is the check that makes it safe to publish. To replace the derived column with the authoritative one, read the manifest's own </w:t>
+      </w:r>
+      <w:r>
+        <w:rPr>
+          <w:rFonts w:ascii="Consolas" w:cs="Consolas" w:eastAsia="Consolas" w:hAnsi="Consolas"/>
+          <w:sz w:val="18"/>
+          <w:szCs w:val="18"/>
+        </w:rPr>
+        <w:t xml:space="preserve">source_duration_sec</w:t>
+      </w:r>
+      <w:r>
+        <w:t xml:space="preserve"> field:</w:t>
+      </w:r>
+    </w:p>
+    <w:p>
+      <w:pPr>
+        <w:shd w:fill="F4F4F4" w:color="auto" w:val="clear"/>
+        <w:spacing w:after="0"/>
+        <w:ind w:left="360"/>
+      </w:pPr>
+      <w:r>
+        <w:rPr>
+          <w:rFonts w:ascii="Consolas" w:cs="Consolas" w:eastAsia="Consolas" w:hAnsi="Consolas"/>
+          <w:sz w:val="18"/>
+          <w:szCs w:val="18"/>
+        </w:rPr>
+        <w:t xml:space="preserve">(pd.read_csv(CFG.manifest_file)</w:t>
+      </w:r>
+    </w:p>
+    <w:p>
+      <w:pPr>
+        <w:shd w:fill="F4F4F4" w:color="auto" w:val="clear"/>
+        <w:spacing w:after="0"/>
+        <w:ind w:left="360"/>
+      </w:pPr>
+      <w:r>
+        <w:rPr>
+          <w:rFonts w:ascii="Consolas" w:cs="Consolas" w:eastAsia="Consolas" w:hAnsi="Consolas"/>
+          <w:sz w:val="18"/>
+          <w:szCs w:val="18"/>
+        </w:rPr>
+        <w:t xml:space="preserve">   .groupby(['source_video', 'split'], as_index=False)</w:t>
+      </w:r>
+    </w:p>
+    <w:p>
+      <w:pPr>
+        <w:shd w:fill="F4F4F4" w:color="auto" w:val="clear"/>
+        <w:spacing w:after="0"/>
+        <w:ind w:left="360"/>
+      </w:pPr>
+      <w:r>
+        <w:rPr>
+          <w:rFonts w:ascii="Consolas" w:cs="Consolas" w:eastAsia="Consolas" w:hAnsi="Consolas"/>
+          <w:sz w:val="18"/>
+          <w:szCs w:val="18"/>
+        </w:rPr>
+        <w:t xml:space="preserve">   .agg(duration_sec=('source_duration_sec', 'first'), clips=('clip_id', 'size'))</w:t>
+      </w:r>
+    </w:p>
+    <w:p>
+      <w:pPr>
+        <w:shd w:fill="F4F4F4" w:color="auto" w:val="clear"/>
+        <w:spacing w:after="0"/>
+        <w:ind w:left="360"/>
+      </w:pPr>
+      <w:r>
+        <w:rPr>
+          <w:rFonts w:ascii="Consolas" w:cs="Consolas" w:eastAsia="Consolas" w:hAnsi="Consolas"/>
+          <w:sz w:val="18"/>
+          <w:szCs w:val="18"/>
+        </w:rPr>
+        <w:t xml:space="preserve">   .sort_values('source_video'))</w:t>
+      </w:r>
+    </w:p>
+    <w:p>
+      <w:pPr>
+        <w:spacing w:after="140"/>
+      </w:pPr>
+    </w:p>
+    <w:p>
+      <w:pPr>
+        <w:pStyle w:val="Heading2"/>
+        <w:spacing w:after="140" w:before="260"/>
+      </w:pPr>
+      <w:r>
+        <w:rPr>
+          <w:b/>
+          <w:bCs/>
+          <w:sz w:val="24"/>
+          <w:szCs w:val="24"/>
+        </w:rPr>
+        <w:t xml:space="preserve">Appendix D — Full Result Tables</w:t>
+      </w:r>
+    </w:p>
+    <w:p>
+      <w:pPr>
+        <w:pStyle w:val="ListParagraph"/>
+        <w:numPr>
+          <w:ilvl w:val="0"/>
+          <w:numId w:val="1"/>
+        </w:numPr>
+        <w:spacing w:after="90" w:line="276"/>
+      </w:pPr>
+      <w:r>
+        <w:rPr>
+          <w:b/>
+          <w:bCs/>
+        </w:rPr>
+        <w:t xml:space="preserve">D.1</w:t>
+      </w:r>
+      <w:r>
+        <w:t xml:space="preserve"> Frame-sampling ablation — paper Table III (</w:t>
+      </w:r>
+      <w:r>
+        <w:rPr>
+          <w:i/>
+          <w:iCs/>
+        </w:rPr>
+        <w:t xml:space="preserve">n</w:t>
+      </w:r>
+      <w:r>
+        <w:t xml:space="preserve"> = 8). Note when citing the OCR column that </w:t>
+      </w:r>
+      <w:r>
+        <w:rPr>
+          <w:rFonts w:ascii="Consolas" w:cs="Consolas" w:eastAsia="Consolas" w:hAnsi="Consolas"/>
+          <w:sz w:val="18"/>
+          <w:szCs w:val="18"/>
+        </w:rPr>
+        <w:t xml:space="preserve">aggregate_temporal_ocr</w:t>
+      </w:r>
+      <w:r>
+        <w:t xml:space="preserve"> derives its persistence threshold from the frame count (</w:t>
+      </w:r>
+      <w:r>
+        <w:rPr>
+          <w:rFonts w:ascii="Consolas" w:cs="Consolas" w:eastAsia="Consolas" w:hAnsi="Consolas"/>
+          <w:sz w:val="18"/>
+          <w:szCs w:val="18"/>
+        </w:rPr>
+        <w:t xml:space="preserve">required_frames = 1 if len(frame_outputs) == 1 else min(ocr_min_frame_occurrences, n)</w:t>
+      </w:r>
+      <w:r>
+        <w:t xml:space="preserve">), so the centre-frame count is unfiltered and the other two are filtered at two occurrences. Only the fixed-three and scene-aware figures are directly comparable.</w:t>
+      </w:r>
+    </w:p>
+    <w:p>
+      <w:pPr>
+        <w:pStyle w:val="ListParagraph"/>
+        <w:numPr>
+          <w:ilvl w:val="0"/>
+          <w:numId w:val="1"/>
+        </w:numPr>
+        <w:spacing w:after="90" w:line="276"/>
+      </w:pPr>
+      <w:r>
+        <w:rPr>
+          <w:b/>
+          <w:bCs/>
+        </w:rPr>
+        <w:t xml:space="preserve">D.2</w:t>
+      </w:r>
+      <w:r>
+        <w:t xml:space="preserve"> Perturbation robustness — paper Table IV (</w:t>
+      </w:r>
+      <w:r>
+        <w:rPr>
+          <w:i/>
+          <w:iCs/>
+        </w:rPr>
+        <w:t xml:space="preserve">n</w:t>
+      </w:r>
+      <w:r>
+        <w:t xml:space="preserve"> = 5).</w:t>
+      </w:r>
+    </w:p>
+    <w:p>
+      <w:pPr>
+        <w:pStyle w:val="ListParagraph"/>
+        <w:numPr>
+          <w:ilvl w:val="0"/>
+          <w:numId w:val="1"/>
+        </w:numPr>
+        <w:spacing w:after="90" w:line="276"/>
+      </w:pPr>
+      <w:r>
+        <w:rPr>
+          <w:b/>
+          <w:bCs/>
+        </w:rPr>
+        <w:t xml:space="preserve">D.3</w:t>
+      </w:r>
+      <w:r>
+        <w:t xml:space="preserve"> Hosted-annotator ablation — paper Table V (</w:t>
+      </w:r>
+      <w:r>
+        <w:rPr>
+          <w:i/>
+          <w:iCs/>
+        </w:rPr>
+        <w:t xml:space="preserve">n</w:t>
+      </w:r>
+      <w:r>
+        <w:t xml:space="preserve"> = 626).</w:t>
+      </w:r>
+    </w:p>
+    <w:p>
+      <w:pPr>
+        <w:pStyle w:val="ListParagraph"/>
+        <w:numPr>
+          <w:ilvl w:val="0"/>
+          <w:numId w:val="1"/>
+        </w:numPr>
+        <w:spacing w:after="90" w:line="276"/>
+      </w:pPr>
+      <w:r>
+        <w:rPr>
+          <w:b/>
+          <w:bCs/>
+        </w:rPr>
+        <w:t xml:space="preserve">D.4</w:t>
+      </w:r>
+      <w:r>
+        <w:t xml:space="preserve"> VLM benchmark — paper Table VI (</w:t>
+      </w:r>
+      <w:r>
+        <w:rPr>
+          <w:i/>
+          <w:iCs/>
+        </w:rPr>
+        <w:t xml:space="preserve">n</w:t>
+      </w:r>
+      <w:r>
+        <w:t xml:space="preserve"> = 626, 21,489 scores).</w:t>
+      </w:r>
+    </w:p>
+    <w:p>
+      <w:pPr>
+        <w:pStyle w:val="ListParagraph"/>
+        <w:numPr>
+          <w:ilvl w:val="0"/>
+          <w:numId w:val="1"/>
+        </w:numPr>
+        <w:spacing w:after="90" w:line="276"/>
+      </w:pPr>
+      <w:r>
+        <w:rPr>
+          <w:b/>
+          <w:bCs/>
+        </w:rPr>
+        <w:t xml:space="preserve">D.5</w:t>
+      </w:r>
+      <w:r>
+        <w:t xml:space="preserve"> Per-field agreement distribution — paper Table IV (</w:t>
+      </w:r>
+      <w:r>
+        <w:rPr>
+          <w:i/>
+          <w:iCs/>
+        </w:rPr>
+        <w:t xml:space="preserve">n</w:t>
+      </w:r>
+      <w:r>
+        <w:t xml:space="preserve"> = 626, all five fields).</w:t>
+      </w:r>
+    </w:p>
+    <w:p>
+      <w:pPr>
+        <w:pStyle w:val="ListParagraph"/>
+        <w:numPr>
+          <w:ilvl w:val="0"/>
+          <w:numId w:val="1"/>
+        </w:numPr>
+        <w:spacing w:after="90" w:line="276"/>
+      </w:pPr>
+      <w:r>
+        <w:rPr>
+          <w:b/>
+          <w:bCs/>
+        </w:rPr>
+        <w:t xml:space="preserve">D.6</w:t>
+      </w:r>
+      <w:r>
+        <w:t xml:space="preserve"> Benchmark coverage — 626/626 on free-text and tag fields for five models; 625 (Qwen3-VL-2B-Instruct) and 624 (-2B-Thinking); people count 566–568/626.</w:t>
+      </w:r>
+    </w:p>
+    <w:p>
+      <w:pPr>
+        <w:pStyle w:val="ListParagraph"/>
+        <w:numPr>
+          <w:ilvl w:val="0"/>
+          <w:numId w:val="1"/>
+        </w:numPr>
+        <w:spacing w:after="90" w:line="276"/>
+      </w:pPr>
+      <w:r>
+        <w:rPr>
+          <w:b/>
+          <w:bCs/>
+        </w:rPr>
+        <w:t xml:space="preserve">D.7</w:t>
+      </w:r>
+      <w:r>
+        <w:t xml:space="preserve"> Transcript field — exactly 0.000 for InternVL3-2B, Qwen3-VL-4B-Instruct and Qwen3-VL-8B-Instruct; 0.013–0.034 for the rest.</w:t>
+      </w:r>
+    </w:p>
+    <w:p>
+      <w:pPr>
+        <w:pStyle w:val="ListParagraph"/>
+        <w:numPr>
+          <w:ilvl w:val="0"/>
+          <w:numId w:val="1"/>
+        </w:numPr>
+        <w:spacing w:after="90" w:line="276"/>
+      </w:pPr>
+      <w:r>
+        <w:rPr>
+          <w:b/>
+          <w:bCs/>
+        </w:rPr>
+        <w:t xml:space="preserve">D.8</w:t>
+      </w:r>
+      <w:r>
+        <w:t xml:space="preserve"> Per-model agreement-tier charts — </w:t>
+      </w:r>
+      <w:r>
+        <w:rPr>
+          <w:b/>
+          <w:bCs/>
+        </w:rPr>
+        <w:t xml:space="preserve">vacuous; do not include them.</w:t>
+      </w:r>
+      <w:r>
+        <w:t xml:space="preserve"> All </w:t>
+      </w:r>
+      <w:r>
+        <w:rPr>
+          <w:b/>
+          <w:bCs/>
+        </w:rPr>
+        <w:t xml:space="preserve">21,489</w:t>
+      </w:r>
+      <w:r>
+        <w:t xml:space="preserve"> rows of the benchmark accuracy report carry </w:t>
+      </w:r>
+      <w:r>
+        <w:rPr>
+          <w:rFonts w:ascii="Consolas" w:cs="Consolas" w:eastAsia="Consolas" w:hAnsi="Consolas"/>
+          <w:sz w:val="18"/>
+          <w:szCs w:val="18"/>
+        </w:rPr>
+        <w:t xml:space="preserve">ground_truth_agreement_tier = not_scored</w:t>
+      </w:r>
+      <w:r>
+        <w:t xml:space="preserve">, a proportion of 1.000. The cause is structural, not a bug: </w:t>
+      </w:r>
+      <w:r>
+        <w:rPr>
+          <w:rFonts w:ascii="Consolas" w:cs="Consolas" w:eastAsia="Consolas" w:hAnsi="Consolas"/>
+          <w:sz w:val="18"/>
+          <w:szCs w:val="18"/>
+        </w:rPr>
+        <w:t xml:space="preserve">build_focused_ground_truth</w:t>
+      </w:r>
+      <w:r>
+        <w:t xml:space="preserve"> flattens each field to its bare value via </w:t>
+      </w:r>
+      <w:r>
+        <w:rPr>
+          <w:rFonts w:ascii="Consolas" w:cs="Consolas" w:eastAsia="Consolas" w:hAnsi="Consolas"/>
+          <w:sz w:val="18"/>
+          <w:szCs w:val="18"/>
+        </w:rPr>
+        <w:t xml:space="preserve">focused_field_value</w:t>
+      </w:r>
+      <w:r>
+        <w:t xml:space="preserve">, discarding </w:t>
+      </w:r>
+      <w:r>
+        <w:rPr>
+          <w:rFonts w:ascii="Consolas" w:cs="Consolas" w:eastAsia="Consolas" w:hAnsi="Consolas"/>
+          <w:sz w:val="18"/>
+          <w:szCs w:val="18"/>
+        </w:rPr>
+        <w:t xml:space="preserve">status</w:t>
+      </w:r>
+      <w:r>
+        <w:t xml:space="preserve">, </w:t>
+      </w:r>
+      <w:r>
+        <w:rPr>
+          <w:rFonts w:ascii="Consolas" w:cs="Consolas" w:eastAsia="Consolas" w:hAnsi="Consolas"/>
+          <w:sz w:val="18"/>
+          <w:szCs w:val="18"/>
+        </w:rPr>
+        <w:t xml:space="preserve">agreement_score</w:t>
+      </w:r>
+      <w:r>
+        <w:t xml:space="preserve">, </w:t>
+      </w:r>
+      <w:r>
+        <w:rPr>
+          <w:rFonts w:ascii="Consolas" w:cs="Consolas" w:eastAsia="Consolas" w:hAnsi="Consolas"/>
+          <w:sz w:val="18"/>
+          <w:szCs w:val="18"/>
+        </w:rPr>
+        <w:t xml:space="preserve">agreement_tier</w:t>
+      </w:r>
+      <w:r>
+        <w:t xml:space="preserve">, </w:t>
+      </w:r>
+      <w:r>
+        <w:rPr>
+          <w:rFonts w:ascii="Consolas" w:cs="Consolas" w:eastAsia="Consolas" w:hAnsi="Consolas"/>
+          <w:sz w:val="18"/>
+          <w:szCs w:val="18"/>
+        </w:rPr>
+        <w:t xml:space="preserve">needs_caution</w:t>
+      </w:r>
+      <w:r>
+        <w:t xml:space="preserve"> and </w:t>
+      </w:r>
+      <w:r>
+        <w:rPr>
+          <w:rFonts w:ascii="Consolas" w:cs="Consolas" w:eastAsia="Consolas" w:hAnsi="Consolas"/>
+          <w:sz w:val="18"/>
+          <w:szCs w:val="18"/>
+        </w:rPr>
+        <w:t xml:space="preserve">support_models</w:t>
+      </w:r>
+      <w:r>
+        <w:t xml:space="preserve">, and the benchmark scores against that flattened file. Section 11's seven PNGs plot a single constant category. Answering "does the pipeline's own agreement predict how close each model gets" requires re-scoring the benchmark against </w:t>
+      </w:r>
+      <w:r>
+        <w:rPr>
+          <w:rFonts w:ascii="Consolas" w:cs="Consolas" w:eastAsia="Consolas" w:hAnsi="Consolas"/>
+          <w:sz w:val="18"/>
+          <w:szCs w:val="18"/>
+        </w:rPr>
+        <w:t xml:space="preserve">ground_truth_metadata.json</w:t>
+      </w:r>
+      <w:r>
+        <w:t xml:space="preserve">, which retains the consensus dicts — a worthwhile experiment that the current artefacts cannot support.</w:t>
+      </w:r>
+    </w:p>
+    <w:p>
+      <w:pPr>
+        <w:pStyle w:val="Heading2"/>
+        <w:spacing w:after="140" w:before="260"/>
+      </w:pPr>
+      <w:r>
+        <w:rPr>
+          <w:b/>
+          <w:bCs/>
+          <w:sz w:val="24"/>
+          <w:szCs w:val="24"/>
+        </w:rPr>
+        <w:t xml:space="preserve">Appendix E — Qualitative Spot-Checks</w:t>
+      </w:r>
+    </w:p>
+    <w:p>
+      <w:pPr>
+        <w:spacing w:after="140" w:line="276"/>
+        <w:jc w:val="both"/>
+      </w:pPr>
+      <w:r>
+        <w:t xml:space="preserve">From Section 12 of </w:t>
+      </w:r>
+      <w:r>
+        <w:rPr>
+          <w:rFonts w:ascii="Consolas" w:cs="Consolas" w:eastAsia="Consolas" w:hAnsi="Consolas"/>
+          <w:sz w:val="18"/>
+          <w:szCs w:val="18"/>
+        </w:rPr>
+        <w:t xml:space="preserve">02_vlm_benchmark_run.ipynb</w:t>
+      </w:r>
+      <w:r>
+        <w:t xml:space="preserve">, which prints the reference metadata beside every model's prediction. Two clips are reproduced here because each shows something the aggregate tables cannot.</w:t>
+      </w:r>
+    </w:p>
+    <w:p>
+      <w:pPr>
+        <w:spacing w:after="140" w:line="276"/>
+        <w:jc w:val="both"/>
+      </w:pPr>
+      <w:r>
+        <w:rPr>
+          <w:b/>
+          <w:bCs/>
+        </w:rPr>
+        <w:t xml:space="preserve">E.1 — `11_Poor_Mental_Health_on_Peace_Lines_150416…clip0003`: the OCR veto's false negatives.</w:t>
+      </w:r>
+    </w:p>
+    <w:tbl>
+      <w:tblPr>
+        <w:tblW w:type="dxa" w:w="9360"/>
+        <w:tblBorders>
+          <w:top w:val="single" w:color="auto" w:sz="4"/>
+          <w:left w:val="single" w:color="auto" w:sz="4"/>
+          <w:bottom w:val="single" w:color="auto" w:sz="4"/>
+          <w:right w:val="single" w:color="auto" w:sz="4"/>
+          <w:insideH w:val="single" w:color="auto" w:sz="4"/>
+          <w:insideV w:val="single" w:color="auto" w:sz="4"/>
+        </w:tblBorders>
+      </w:tblPr>
+      <w:tblGrid>
+        <w:gridCol w:w="4207"/>
+        <w:gridCol w:w="5153"/>
+      </w:tblGrid>
+      <w:tr>
+        <w:trPr>
+          <w:tblHeader/>
+        </w:trPr>
+        <w:tc>
+          <w:tcPr>
+            <w:tcW w:type="dxa" w:w="4207"/>
             <w:shd w:fill="EFEFEF" w:color="auto" w:val="clear"/>
             <w:tcMar>
               <w:top w:type="dxa" w:w="60"/>
@@ -10350,7 +16366,7 @@
         </w:tc>
         <w:tc>
           <w:tcPr>
-            <w:tcW w:type="dxa" w:w="4680"/>
+            <w:tcW w:type="dxa" w:w="5153"/>
             <w:shd w:fill="EFEFEF" w:color="auto" w:val="clear"/>
             <w:tcMar>
               <w:top w:type="dxa" w:w="60"/>
@@ -10379,7 +16395,7 @@
         </w:trPr>
         <w:tc>
           <w:tcPr>
-            <w:tcW w:type="dxa" w:w="4680"/>
+            <w:tcW w:type="dxa" w:w="4207"/>
             <w:tcMar>
               <w:top w:type="dxa" w:w="60"/>
               <w:left w:type="dxa" w:w="90"/>
@@ -10398,7 +16414,7 @@
         </w:tc>
         <w:tc>
           <w:tcPr>
-            <w:tcW w:type="dxa" w:w="4680"/>
+            <w:tcW w:type="dxa" w:w="5153"/>
             <w:tcMar>
               <w:top w:type="dxa" w:w="60"/>
               <w:left w:type="dxa" w:w="90"/>
@@ -10426,7 +16442,7 @@
         </w:trPr>
         <w:tc>
           <w:tcPr>
-            <w:tcW w:type="dxa" w:w="4680"/>
+            <w:tcW w:type="dxa" w:w="4207"/>
             <w:tcMar>
               <w:top w:type="dxa" w:w="60"/>
               <w:left w:type="dxa" w:w="90"/>
@@ -10445,7 +16461,7 @@
         </w:tc>
         <w:tc>
           <w:tcPr>
-            <w:tcW w:type="dxa" w:w="4680"/>
+            <w:tcW w:type="dxa" w:w="5153"/>
             <w:tcMar>
               <w:top w:type="dxa" w:w="60"/>
               <w:left w:type="dxa" w:w="90"/>
@@ -10485,7 +16501,7 @@
         </w:trPr>
         <w:tc>
           <w:tcPr>
-            <w:tcW w:type="dxa" w:w="4680"/>
+            <w:tcW w:type="dxa" w:w="4207"/>
             <w:tcMar>
               <w:top w:type="dxa" w:w="60"/>
               <w:left w:type="dxa" w:w="90"/>
@@ -10504,7 +16520,7 @@
         </w:tc>
         <w:tc>
           <w:tcPr>
-            <w:tcW w:type="dxa" w:w="4680"/>
+            <w:tcW w:type="dxa" w:w="5153"/>
             <w:tcMar>
               <w:top w:type="dxa" w:w="60"/>
               <w:left w:type="dxa" w:w="90"/>
@@ -10533,7 +16549,7 @@
         </w:trPr>
         <w:tc>
           <w:tcPr>
-            <w:tcW w:type="dxa" w:w="4680"/>
+            <w:tcW w:type="dxa" w:w="4207"/>
             <w:tcMar>
               <w:top w:type="dxa" w:w="60"/>
               <w:left w:type="dxa" w:w="90"/>
@@ -10552,7 +16568,7 @@
         </w:tc>
         <w:tc>
           <w:tcPr>
-            <w:tcW w:type="dxa" w:w="4680"/>
+            <w:tcW w:type="dxa" w:w="5153"/>
             <w:tcMar>
               <w:top w:type="dxa" w:w="60"/>
               <w:left w:type="dxa" w:w="90"/>
@@ -10592,7 +16608,7 @@
         </w:trPr>
         <w:tc>
           <w:tcPr>
-            <w:tcW w:type="dxa" w:w="4680"/>
+            <w:tcW w:type="dxa" w:w="4207"/>
             <w:tcMar>
               <w:top w:type="dxa" w:w="60"/>
               <w:left w:type="dxa" w:w="90"/>
@@ -10611,7 +16627,7 @@
         </w:tc>
         <w:tc>
           <w:tcPr>
-            <w:tcW w:type="dxa" w:w="4680"/>
+            <w:tcW w:type="dxa" w:w="5153"/>
             <w:tcMar>
               <w:top w:type="dxa" w:w="60"/>
               <w:left w:type="dxa" w:w="90"/>
@@ -10651,7 +16667,7 @@
         </w:trPr>
         <w:tc>
           <w:tcPr>
-            <w:tcW w:type="dxa" w:w="4680"/>
+            <w:tcW w:type="dxa" w:w="4207"/>
             <w:tcMar>
               <w:top w:type="dxa" w:w="60"/>
               <w:left w:type="dxa" w:w="90"/>
@@ -10670,7 +16686,7 @@
         </w:tc>
         <w:tc>
           <w:tcPr>
-            <w:tcW w:type="dxa" w:w="4680"/>
+            <w:tcW w:type="dxa" w:w="5153"/>
             <w:tcMar>
               <w:top w:type="dxa" w:w="60"/>
               <w:left w:type="dxa" w:w="90"/>
@@ -10710,7 +16726,7 @@
         </w:trPr>
         <w:tc>
           <w:tcPr>
-            <w:tcW w:type="dxa" w:w="4680"/>
+            <w:tcW w:type="dxa" w:w="4207"/>
             <w:tcMar>
               <w:top w:type="dxa" w:w="60"/>
               <w:left w:type="dxa" w:w="90"/>
@@ -10729,7 +16745,7 @@
         </w:tc>
         <w:tc>
           <w:tcPr>
-            <w:tcW w:type="dxa" w:w="4680"/>
+            <w:tcW w:type="dxa" w:w="5153"/>
             <w:tcMar>
               <w:top w:type="dxa" w:w="60"/>
               <w:left w:type="dxa" w:w="90"/>
@@ -10769,7 +16785,7 @@
         </w:trPr>
         <w:tc>
           <w:tcPr>
-            <w:tcW w:type="dxa" w:w="4680"/>
+            <w:tcW w:type="dxa" w:w="4207"/>
             <w:tcMar>
               <w:top w:type="dxa" w:w="60"/>
               <w:left w:type="dxa" w:w="90"/>
@@ -10788,7 +16804,7 @@
         </w:tc>
         <w:tc>
           <w:tcPr>
-            <w:tcW w:type="dxa" w:w="4680"/>
+            <w:tcW w:type="dxa" w:w="5153"/>
             <w:tcMar>
               <w:top w:type="dxa" w:w="60"/>
               <w:left w:type="dxa" w:w="90"/>

--- a/docs/report/supporting_materials.docx
+++ b/docs/report/supporting_materials.docx
@@ -8225,10 +8225,686 @@
         <w:rPr>
           <w:b/>
           <w:bCs/>
+        </w:rPr>
+        <w:t xml:space="preserve">Tool used.</w:t>
+      </w:r>
+      <w:r>
+        <w:t xml:space="preserve"> Anthropic's Claude, accessed through Claude Code, was the only generative AI assistant used in preparing this project. No other AI writing, coding or research tool contributed to any part of the work.</w:t>
+      </w:r>
+    </w:p>
+    <w:p>
+      <w:pPr>
+        <w:spacing w:after="140" w:line="276"/>
+        <w:jc w:val="both"/>
+      </w:pPr>
+      <w:r>
+        <w:rPr>
+          <w:b/>
+          <w:bCs/>
+        </w:rPr>
+        <w:t xml:space="preserve">A distinction that matters here.</w:t>
+      </w:r>
+      <w:r>
+        <w:t xml:space="preserve"> This project </w:t>
+      </w:r>
+      <w:r>
+        <w:rPr>
+          <w:i/>
+          <w:iCs/>
+        </w:rPr>
+        <w:t xml:space="preserve">studies</w:t>
+      </w:r>
+      <w:r>
+        <w:t xml:space="preserve"> foundation models, so two different things could be meant by "AI was used". The models named throughout these documents — Whisper, CLIP, BLIP, ViLT, DETR, KeyBERT, Qwen3-VL, InternVL3 and the hosted Gemini annotator — are the </w:t>
+      </w:r>
+      <w:r>
+        <w:rPr>
+          <w:b/>
+          <w:bCs/>
+        </w:rPr>
+        <w:t xml:space="preserve">object of study</w:t>
+      </w:r>
+      <w:r>
+        <w:t xml:space="preserve">: components of the system under test, specified, configured, run and evaluated by the author, and documented in §4.3 and the paper's §III. They are not authoring aids. The declaration below concerns only Claude, which was used as an assistant in building and writing up the work.</w:t>
+      </w:r>
+    </w:p>
+    <w:tbl>
+      <w:tblPr>
+        <w:tblW w:type="dxa" w:w="9360"/>
+        <w:tblBorders>
+          <w:top w:val="single" w:color="auto" w:sz="4"/>
+          <w:left w:val="single" w:color="auto" w:sz="4"/>
+          <w:bottom w:val="single" w:color="auto" w:sz="4"/>
+          <w:right w:val="single" w:color="auto" w:sz="4"/>
+          <w:insideH w:val="single" w:color="auto" w:sz="4"/>
+          <w:insideV w:val="single" w:color="auto" w:sz="4"/>
+        </w:tblBorders>
+      </w:tblPr>
+      <w:tblGrid>
+        <w:gridCol w:w="3850"/>
+        <w:gridCol w:w="5510"/>
+      </w:tblGrid>
+      <w:tr>
+        <w:trPr>
+          <w:tblHeader/>
+        </w:trPr>
+        <w:tc>
+          <w:tcPr>
+            <w:tcW w:type="dxa" w:w="3850"/>
+            <w:shd w:fill="EFEFEF" w:color="auto" w:val="clear"/>
+            <w:tcMar>
+              <w:top w:type="dxa" w:w="60"/>
+              <w:left w:type="dxa" w:w="90"/>
+              <w:bottom w:type="dxa" w:w="60"/>
+              <w:right w:type="dxa" w:w="90"/>
+            </w:tcMar>
+          </w:tcPr>
+          <w:p>
+            <w:pPr>
+              <w:spacing w:after="0"/>
+            </w:pPr>
+            <w:r>
+              <w:rPr>
+                <w:b/>
+                <w:bCs/>
+              </w:rPr>
+              <w:t xml:space="preserve">Activity</w:t>
+            </w:r>
+          </w:p>
+        </w:tc>
+        <w:tc>
+          <w:tcPr>
+            <w:tcW w:type="dxa" w:w="5510"/>
+            <w:shd w:fill="EFEFEF" w:color="auto" w:val="clear"/>
+            <w:tcMar>
+              <w:top w:type="dxa" w:w="60"/>
+              <w:left w:type="dxa" w:w="90"/>
+              <w:bottom w:type="dxa" w:w="60"/>
+              <w:right w:type="dxa" w:w="90"/>
+            </w:tcMar>
+          </w:tcPr>
+          <w:p>
+            <w:pPr>
+              <w:spacing w:after="0"/>
+            </w:pPr>
+            <w:r>
+              <w:rPr>
+                <w:b/>
+                <w:bCs/>
+              </w:rPr>
+              <w:t xml:space="preserve">Extent of AI assistance</w:t>
+            </w:r>
+          </w:p>
+        </w:tc>
+      </w:tr>
+      <w:tr>
+        <w:trPr>
+          <w:tblHeader w:val="false"/>
+        </w:trPr>
+        <w:tc>
+          <w:tcPr>
+            <w:tcW w:type="dxa" w:w="3850"/>
+            <w:tcMar>
+              <w:top w:type="dxa" w:w="60"/>
+              <w:left w:type="dxa" w:w="90"/>
+              <w:bottom w:type="dxa" w:w="60"/>
+              <w:right w:type="dxa" w:w="90"/>
+            </w:tcMar>
+          </w:tcPr>
+          <w:p>
+            <w:pPr>
+              <w:spacing w:after="0"/>
+            </w:pPr>
+            <w:r>
+              <w:t xml:space="preserve">Research questions and experimental design</w:t>
+            </w:r>
+          </w:p>
+        </w:tc>
+        <w:tc>
+          <w:tcPr>
+            <w:tcW w:type="dxa" w:w="5510"/>
+            <w:tcMar>
+              <w:top w:type="dxa" w:w="60"/>
+              <w:left w:type="dxa" w:w="90"/>
+              <w:bottom w:type="dxa" w:w="60"/>
+              <w:right w:type="dxa" w:w="90"/>
+            </w:tcMar>
+          </w:tcPr>
+          <w:p>
+            <w:pPr>
+              <w:spacing w:after="0"/>
+            </w:pPr>
+            <w:r>
+              <w:rPr>
+                <w:b/>
+                <w:bCs/>
+              </w:rPr>
+              <w:t xml:space="preserve">None.</w:t>
+            </w:r>
+            <w:r>
+              <w:t xml:space="preserve"> The author's own.</w:t>
+            </w:r>
+          </w:p>
+        </w:tc>
+      </w:tr>
+      <w:tr>
+        <w:trPr>
+          <w:tblHeader w:val="false"/>
+        </w:trPr>
+        <w:tc>
+          <w:tcPr>
+            <w:tcW w:type="dxa" w:w="3850"/>
+            <w:tcMar>
+              <w:top w:type="dxa" w:w="60"/>
+              <w:left w:type="dxa" w:w="90"/>
+              <w:bottom w:type="dxa" w:w="60"/>
+              <w:right w:type="dxa" w:w="90"/>
+            </w:tcMar>
+          </w:tcPr>
+          <w:p>
+            <w:pPr>
+              <w:spacing w:after="0"/>
+            </w:pPr>
+            <w:r>
+              <w:t xml:space="preserve">Pipeline design and implementation (</w:t>
+            </w:r>
+            <w:r>
+              <w:rPr>
+                <w:rFonts w:ascii="Consolas" w:cs="Consolas" w:eastAsia="Consolas" w:hAnsi="Consolas"/>
+                <w:sz w:val="18"/>
+                <w:szCs w:val="18"/>
+              </w:rPr>
+              <w:t xml:space="preserve">01_metadata_pipeline.ipynb</w:t>
+            </w:r>
+            <w:r>
+              <w:t xml:space="preserve">)</w:t>
+            </w:r>
+          </w:p>
+        </w:tc>
+        <w:tc>
+          <w:tcPr>
+            <w:tcW w:type="dxa" w:w="5510"/>
+            <w:tcMar>
+              <w:top w:type="dxa" w:w="60"/>
+              <w:left w:type="dxa" w:w="90"/>
+              <w:bottom w:type="dxa" w:w="60"/>
+              <w:right w:type="dxa" w:w="90"/>
+            </w:tcMar>
+          </w:tcPr>
+          <w:p>
+            <w:pPr>
+              <w:spacing w:after="0"/>
+            </w:pPr>
+            <w:r>
+              <w:rPr>
+                <w:b/>
+                <w:bCs/>
+              </w:rPr>
+              <w:t xml:space="preserve">None.</w:t>
+            </w:r>
+            <w:r>
+              <w:t xml:space="preserve"> The author's own.</w:t>
+            </w:r>
+          </w:p>
+        </w:tc>
+      </w:tr>
+      <w:tr>
+        <w:trPr>
+          <w:tblHeader w:val="false"/>
+        </w:trPr>
+        <w:tc>
+          <w:tcPr>
+            <w:tcW w:type="dxa" w:w="3850"/>
+            <w:tcMar>
+              <w:top w:type="dxa" w:w="60"/>
+              <w:left w:type="dxa" w:w="90"/>
+              <w:bottom w:type="dxa" w:w="60"/>
+              <w:right w:type="dxa" w:w="90"/>
+            </w:tcMar>
+          </w:tcPr>
+          <w:p>
+            <w:pPr>
+              <w:spacing w:after="0"/>
+            </w:pPr>
+            <w:r>
+              <w:t xml:space="preserve">VLM benchmark design and implementation (</w:t>
+            </w:r>
+            <w:r>
+              <w:rPr>
+                <w:rFonts w:ascii="Consolas" w:cs="Consolas" w:eastAsia="Consolas" w:hAnsi="Consolas"/>
+                <w:sz w:val="18"/>
+                <w:szCs w:val="18"/>
+              </w:rPr>
+              <w:t xml:space="preserve">02</w:t>
+            </w:r>
+            <w:r>
+              <w:t xml:space="preserve">, </w:t>
+            </w:r>
+            <w:r>
+              <w:rPr>
+                <w:rFonts w:ascii="Consolas" w:cs="Consolas" w:eastAsia="Consolas" w:hAnsi="Consolas"/>
+                <w:sz w:val="18"/>
+                <w:szCs w:val="18"/>
+              </w:rPr>
+              <w:t xml:space="preserve">03</w:t>
+            </w:r>
+            <w:r>
+              <w:t xml:space="preserve">)</w:t>
+            </w:r>
+          </w:p>
+        </w:tc>
+        <w:tc>
+          <w:tcPr>
+            <w:tcW w:type="dxa" w:w="5510"/>
+            <w:tcMar>
+              <w:top w:type="dxa" w:w="60"/>
+              <w:left w:type="dxa" w:w="90"/>
+              <w:bottom w:type="dxa" w:w="60"/>
+              <w:right w:type="dxa" w:w="90"/>
+            </w:tcMar>
+          </w:tcPr>
+          <w:p>
+            <w:pPr>
+              <w:spacing w:after="0"/>
+            </w:pPr>
+            <w:r>
+              <w:rPr>
+                <w:b/>
+                <w:bCs/>
+              </w:rPr>
+              <w:t xml:space="preserve">None.</w:t>
+            </w:r>
+            <w:r>
+              <w:t xml:space="preserve"> The author's own.</w:t>
+            </w:r>
+          </w:p>
+        </w:tc>
+      </w:tr>
+      <w:tr>
+        <w:trPr>
+          <w:tblHeader w:val="false"/>
+        </w:trPr>
+        <w:tc>
+          <w:tcPr>
+            <w:tcW w:type="dxa" w:w="3850"/>
+            <w:tcMar>
+              <w:top w:type="dxa" w:w="60"/>
+              <w:left w:type="dxa" w:w="90"/>
+              <w:bottom w:type="dxa" w:w="60"/>
+              <w:right w:type="dxa" w:w="90"/>
+            </w:tcMar>
+          </w:tcPr>
+          <w:p>
+            <w:pPr>
+              <w:spacing w:after="0"/>
+            </w:pPr>
+            <w:r>
+              <w:t xml:space="preserve">Execution on Colab and Kelvin2, and all resulting data</w:t>
+            </w:r>
+          </w:p>
+        </w:tc>
+        <w:tc>
+          <w:tcPr>
+            <w:tcW w:type="dxa" w:w="5510"/>
+            <w:tcMar>
+              <w:top w:type="dxa" w:w="60"/>
+              <w:left w:type="dxa" w:w="90"/>
+              <w:bottom w:type="dxa" w:w="60"/>
+              <w:right w:type="dxa" w:w="90"/>
+            </w:tcMar>
+          </w:tcPr>
+          <w:p>
+            <w:pPr>
+              <w:spacing w:after="0"/>
+            </w:pPr>
+            <w:r>
+              <w:rPr>
+                <w:b/>
+                <w:bCs/>
+              </w:rPr>
+              <w:t xml:space="preserve">None.</w:t>
+            </w:r>
+            <w:r>
+              <w:t xml:space="preserve"> Run by the author.</w:t>
+            </w:r>
+          </w:p>
+        </w:tc>
+      </w:tr>
+      <w:tr>
+        <w:trPr>
+          <w:tblHeader w:val="false"/>
+        </w:trPr>
+        <w:tc>
+          <w:tcPr>
+            <w:tcW w:type="dxa" w:w="3850"/>
+            <w:tcMar>
+              <w:top w:type="dxa" w:w="60"/>
+              <w:left w:type="dxa" w:w="90"/>
+              <w:bottom w:type="dxa" w:w="60"/>
+              <w:right w:type="dxa" w:w="90"/>
+            </w:tcMar>
+          </w:tcPr>
+          <w:p>
+            <w:pPr>
+              <w:spacing w:after="0"/>
+            </w:pPr>
+            <w:r>
+              <w:t xml:space="preserve">Scene detection and hosted-annotator scripts</w:t>
+            </w:r>
+          </w:p>
+        </w:tc>
+        <w:tc>
+          <w:tcPr>
+            <w:tcW w:type="dxa" w:w="5510"/>
+            <w:tcMar>
+              <w:top w:type="dxa" w:w="60"/>
+              <w:left w:type="dxa" w:w="90"/>
+              <w:bottom w:type="dxa" w:w="60"/>
+              <w:right w:type="dxa" w:w="90"/>
+            </w:tcMar>
+          </w:tcPr>
+          <w:p>
+            <w:pPr>
+              <w:spacing w:after="0"/>
+            </w:pPr>
+            <w:r>
+              <w:rPr>
+                <w:b/>
+                <w:bCs/>
+              </w:rPr>
+              <w:t xml:space="preserve">None.</w:t>
+            </w:r>
+            <w:r>
+              <w:t xml:space="preserve"> The author's own.</w:t>
+            </w:r>
+          </w:p>
+        </w:tc>
+      </w:tr>
+      <w:tr>
+        <w:trPr>
+          <w:tblHeader w:val="false"/>
+        </w:trPr>
+        <w:tc>
+          <w:tcPr>
+            <w:tcW w:type="dxa" w:w="3850"/>
+            <w:tcMar>
+              <w:top w:type="dxa" w:w="60"/>
+              <w:left w:type="dxa" w:w="90"/>
+              <w:bottom w:type="dxa" w:w="60"/>
+              <w:right w:type="dxa" w:w="90"/>
+            </w:tcMar>
+          </w:tcPr>
+          <w:p>
+            <w:pPr>
+              <w:spacing w:after="0"/>
+            </w:pPr>
+            <w:r>
+              <w:t xml:space="preserve">Post-hoc analysis scripts (</w:t>
+            </w:r>
+            <w:r>
+              <w:rPr>
+                <w:rFonts w:ascii="Consolas" w:cs="Consolas" w:eastAsia="Consolas" w:hAnsi="Consolas"/>
+                <w:sz w:val="18"/>
+                <w:szCs w:val="18"/>
+              </w:rPr>
+              <w:t xml:space="preserve">scripts/</w:t>
+            </w:r>
+            <w:r>
+              <w:t xml:space="preserve">)</w:t>
+            </w:r>
+          </w:p>
+        </w:tc>
+        <w:tc>
+          <w:tcPr>
+            <w:tcW w:type="dxa" w:w="5510"/>
+            <w:tcMar>
+              <w:top w:type="dxa" w:w="60"/>
+              <w:left w:type="dxa" w:w="90"/>
+              <w:bottom w:type="dxa" w:w="60"/>
+              <w:right w:type="dxa" w:w="90"/>
+            </w:tcMar>
+          </w:tcPr>
+          <w:p>
+            <w:pPr>
+              <w:spacing w:after="0"/>
+            </w:pPr>
+            <w:r>
+              <w:t xml:space="preserve">Drafted with Claude to the author's specification. Every figure they produce was re-run and checked by the author.</w:t>
+            </w:r>
+          </w:p>
+        </w:tc>
+      </w:tr>
+      <w:tr>
+        <w:trPr>
+          <w:tblHeader w:val="false"/>
+        </w:trPr>
+        <w:tc>
+          <w:tcPr>
+            <w:tcW w:type="dxa" w:w="3850"/>
+            <w:tcMar>
+              <w:top w:type="dxa" w:w="60"/>
+              <w:left w:type="dxa" w:w="90"/>
+              <w:bottom w:type="dxa" w:w="60"/>
+              <w:right w:type="dxa" w:w="90"/>
+            </w:tcMar>
+          </w:tcPr>
+          <w:p>
+            <w:pPr>
+              <w:spacing w:after="0"/>
+            </w:pPr>
+            <w:r>
+              <w:t xml:space="preserve">Document build tooling (</w:t>
+            </w:r>
+            <w:r>
+              <w:rPr>
+                <w:rFonts w:ascii="Consolas" w:cs="Consolas" w:eastAsia="Consolas" w:hAnsi="Consolas"/>
+                <w:sz w:val="18"/>
+                <w:szCs w:val="18"/>
+              </w:rPr>
+              <w:t xml:space="preserve">docs/build/</w:t>
+            </w:r>
+            <w:r>
+              <w:t xml:space="preserve">)</w:t>
+            </w:r>
+          </w:p>
+        </w:tc>
+        <w:tc>
+          <w:tcPr>
+            <w:tcW w:type="dxa" w:w="5510"/>
+            <w:tcMar>
+              <w:top w:type="dxa" w:w="60"/>
+              <w:left w:type="dxa" w:w="90"/>
+              <w:bottom w:type="dxa" w:w="60"/>
+              <w:right w:type="dxa" w:w="90"/>
+            </w:tcMar>
+          </w:tcPr>
+          <w:p>
+            <w:pPr>
+              <w:spacing w:after="0"/>
+            </w:pPr>
+            <w:r>
+              <w:t xml:space="preserve">Drafted with Claude. Affects formatting only; it carries no content and computes no result.</w:t>
+            </w:r>
+          </w:p>
+        </w:tc>
+      </w:tr>
+      <w:tr>
+        <w:trPr>
+          <w:tblHeader w:val="false"/>
+        </w:trPr>
+        <w:tc>
+          <w:tcPr>
+            <w:tcW w:type="dxa" w:w="3850"/>
+            <w:tcMar>
+              <w:top w:type="dxa" w:w="60"/>
+              <w:left w:type="dxa" w:w="90"/>
+              <w:bottom w:type="dxa" w:w="60"/>
+              <w:right w:type="dxa" w:w="90"/>
+            </w:tcMar>
+          </w:tcPr>
+          <w:p>
+            <w:pPr>
+              <w:spacing w:after="0"/>
+            </w:pPr>
+            <w:r>
+              <w:t xml:space="preserve">Prose of the conference paper and this report</w:t>
+            </w:r>
+          </w:p>
+        </w:tc>
+        <w:tc>
+          <w:tcPr>
+            <w:tcW w:type="dxa" w:w="5510"/>
+            <w:tcMar>
+              <w:top w:type="dxa" w:w="60"/>
+              <w:left w:type="dxa" w:w="90"/>
+              <w:bottom w:type="dxa" w:w="60"/>
+              <w:right w:type="dxa" w:w="90"/>
+            </w:tcMar>
+          </w:tcPr>
+          <w:p>
+            <w:pPr>
+              <w:spacing w:after="0"/>
+            </w:pPr>
+            <w:r>
+              <w:t xml:space="preserve">Drafted with Claude from the author's notebooks, executed outputs and written direction, then revised and verified by the author.</w:t>
+            </w:r>
+          </w:p>
+        </w:tc>
+      </w:tr>
+      <w:tr>
+        <w:trPr>
+          <w:tblHeader w:val="false"/>
+        </w:trPr>
+        <w:tc>
+          <w:tcPr>
+            <w:tcW w:type="dxa" w:w="3850"/>
+            <w:tcMar>
+              <w:top w:type="dxa" w:w="60"/>
+              <w:left w:type="dxa" w:w="90"/>
+              <w:bottom w:type="dxa" w:w="60"/>
+              <w:right w:type="dxa" w:w="90"/>
+            </w:tcMar>
+          </w:tcPr>
+          <w:p>
+            <w:pPr>
+              <w:spacing w:after="0"/>
+            </w:pPr>
+            <w:r>
+              <w:t xml:space="preserve">Reference list</w:t>
+            </w:r>
+          </w:p>
+        </w:tc>
+        <w:tc>
+          <w:tcPr>
+            <w:tcW w:type="dxa" w:w="5510"/>
+            <w:tcMar>
+              <w:top w:type="dxa" w:w="60"/>
+              <w:left w:type="dxa" w:w="90"/>
+              <w:bottom w:type="dxa" w:w="60"/>
+              <w:right w:type="dxa" w:w="90"/>
+            </w:tcMar>
+          </w:tcPr>
+          <w:p>
+            <w:pPr>
+              <w:spacing w:after="0"/>
+            </w:pPr>
+            <w:r>
+              <w:t xml:space="preserve">Formatting and bibliographic lookup assisted. Each entry was checked by the author against the published source.</w:t>
+            </w:r>
+          </w:p>
+        </w:tc>
+      </w:tr>
+      <w:tr>
+        <w:trPr>
+          <w:tblHeader w:val="false"/>
+        </w:trPr>
+        <w:tc>
+          <w:tcPr>
+            <w:tcW w:type="dxa" w:w="3850"/>
+            <w:tcMar>
+              <w:top w:type="dxa" w:w="60"/>
+              <w:left w:type="dxa" w:w="90"/>
+              <w:bottom w:type="dxa" w:w="60"/>
+              <w:right w:type="dxa" w:w="90"/>
+            </w:tcMar>
+          </w:tcPr>
+          <w:p>
+            <w:pPr>
+              <w:spacing w:after="0"/>
+            </w:pPr>
+            <w:r>
+              <w:t xml:space="preserve">Debugging</w:t>
+            </w:r>
+          </w:p>
+        </w:tc>
+        <w:tc>
+          <w:tcPr>
+            <w:tcW w:type="dxa" w:w="5510"/>
+            <w:tcMar>
+              <w:top w:type="dxa" w:w="60"/>
+              <w:left w:type="dxa" w:w="90"/>
+              <w:bottom w:type="dxa" w:w="60"/>
+              <w:right w:type="dxa" w:w="90"/>
+            </w:tcMar>
+          </w:tcPr>
+          <w:p>
+            <w:pPr>
+              <w:spacing w:after="0"/>
+            </w:pPr>
+            <w:r>
+              <w:t xml:space="preserve">Used conversationally throughout, as a reference and a second reader.</w:t>
+            </w:r>
+          </w:p>
+        </w:tc>
+      </w:tr>
+    </w:tbl>
+    <w:p>
+      <w:pPr>
+        <w:spacing w:after="160"/>
+      </w:pPr>
+    </w:p>
+    <w:p>
+      <w:pPr>
+        <w:spacing w:after="140" w:line="276"/>
+        <w:jc w:val="both"/>
+      </w:pPr>
+      <w:r>
+        <w:rPr>
+          <w:b/>
+          <w:bCs/>
+        </w:rPr>
+        <w:t xml:space="preserve">Verification.</w:t>
+      </w:r>
+      <w:r>
+        <w:t xml:space="preserve"> Every quantitative claim in both documents traces to an executed notebook cell or to a script committed to the repository, and the author has checked each figure against its source output. Figures that could not be verified against an artefact are marked </w:t>
+      </w:r>
+      <w:r>
+        <w:rPr>
+          <w:b/>
+          <w:bCs/>
           <w:highlight w:val="yellow"/>
           <w:highlightCs w:val="yellow"/>
         </w:rPr>
-        <w:t xml:space="preserve">`[TO FILL: state which AI tools were used, for what — code scaffolding, debugging, drafting — and confirm that all experimental design, execution, interpretation and the claims made are the author's own and have been verified. Both exemplars carry this section; QUB requires it.]`</w:t>
+        <w:t xml:space="preserve">`[TO FILL]`</w:t>
+      </w:r>
+      <w:r>
+        <w:t xml:space="preserve"> rather than estimated or carried over from an earlier draft — the visible placeholders are a deliberate part of this discipline, not an oversight. Two results were withdrawn or corrected by exactly this process rather than published: the superseded 615-clip ground truth (§3.7) and the per-model agreement-tier charts, which proved vacuous on inspection and are excluded (Appendix D.8).</w:t>
+      </w:r>
+    </w:p>
+    <w:p>
+      <w:pPr>
+        <w:spacing w:after="140" w:line="276"/>
+        <w:jc w:val="both"/>
+      </w:pPr>
+      <w:r>
+        <w:rPr>
+          <w:b/>
+          <w:bCs/>
+        </w:rPr>
+        <w:t xml:space="preserve">Responsibility.</w:t>
+      </w:r>
+      <w:r>
+        <w:t xml:space="preserve"> The experimental design, the implementation, the execution, the analysis, the interpretation of the results and every claim and conclusion in both documents are the author's own. No research question, finding, result or conclusion originated from an AI assistant. The author has read, checked and accepted every sentence in both documents and takes full responsibility for their content, including for any error that AI assistance introduced and the author did not catch.</w:t>
       </w:r>
     </w:p>
     <w:p>

--- a/docs/report/supporting_materials.docx
+++ b/docs/report/supporting_materials.docx
@@ -16980,7 +16980,7 @@
         <w:t xml:space="preserve">02_vlm_benchmark_run.ipynb</w:t>
       </w:r>
       <w:r>
-        <w:t xml:space="preserve">, which prints the reference metadata beside every model's prediction. Two clips are reproduced here because each shows something the aggregate tables cannot.</w:t>
+        <w:t xml:space="preserve">, which prints the reference metadata beside every model's prediction. Five clips are reproduced here because each shows something the aggregate tables cannot. A sixth, which the placeholder at the end of this appendix specifies, is not recoverable from the committed artefacts.</w:t>
       </w:r>
     </w:p>
     <w:p>
@@ -17802,11 +17802,1099 @@
         <w:rPr>
           <w:b/>
           <w:bCs/>
+        </w:rPr>
+        <w:t xml:space="preserve">E.3 — `27_Growing_in_a_Shared_City_010716…clip0000`: the veto loses a name caption, and people count scatters on a defensible reference.</w:t>
+      </w:r>
+    </w:p>
+    <w:p>
+      <w:pPr>
+        <w:spacing w:after="140" w:line="276"/>
+        <w:jc w:val="both"/>
+      </w:pPr>
+      <w:r>
+        <w:t xml:space="preserve">The published on-screen text is empty. Six of the seven models read the lower-third caption </w:t>
+      </w:r>
+      <w:r>
+        <w:rPr>
+          <w:rFonts w:ascii="Consolas" w:cs="Consolas" w:eastAsia="Consolas" w:hAnsi="Consolas"/>
+          <w:sz w:val="18"/>
+          <w:szCs w:val="18"/>
+        </w:rPr>
+        <w:t xml:space="preserve">Suzanne Wylie</w:t>
+      </w:r>
+      <w:r>
+        <w:t xml:space="preserve"> / </w:t>
+      </w:r>
+      <w:r>
+        <w:rPr>
+          <w:rFonts w:ascii="Consolas" w:cs="Consolas" w:eastAsia="Consolas" w:hAnsi="Consolas"/>
+          <w:sz w:val="18"/>
+          <w:szCs w:val="18"/>
+        </w:rPr>
+        <w:t xml:space="preserve">Chief Executive, Belfast City Council</w:t>
+      </w:r>
+      <w:r>
+        <w:t xml:space="preserve">, and five also read the </w:t>
+      </w:r>
+      <w:r>
+        <w:rPr>
+          <w:rFonts w:ascii="Consolas" w:cs="Consolas" w:eastAsia="Consolas" w:hAnsi="Consolas"/>
+          <w:sz w:val="18"/>
+          <w:szCs w:val="18"/>
+        </w:rPr>
+        <w:t xml:space="preserve">GIRDWOOD COMMUNITY HUB</w:t>
+      </w:r>
+      <w:r>
+        <w:t xml:space="preserve"> title slide and the date </w:t>
+      </w:r>
+      <w:r>
+        <w:rPr>
+          <w:rFonts w:ascii="Consolas" w:cs="Consolas" w:eastAsia="Consolas" w:hAnsi="Consolas"/>
+          <w:sz w:val="18"/>
+          <w:szCs w:val="18"/>
+        </w:rPr>
+        <w:t xml:space="preserve">14 June 2016</w:t>
+      </w:r>
+      <w:r>
+        <w:t xml:space="preserve">. E.1 showed the veto discarding a station ident, which an archivist would not miss; this is a named individual, their job title, an institution and a date — the four things a catalogue record most wants, all present on screen and all suppressed.</w:t>
+      </w:r>
+    </w:p>
+    <w:tbl>
+      <w:tblPr>
+        <w:tblW w:type="dxa" w:w="9360"/>
+        <w:tblBorders>
+          <w:top w:val="single" w:color="auto" w:sz="4"/>
+          <w:left w:val="single" w:color="auto" w:sz="4"/>
+          <w:bottom w:val="single" w:color="auto" w:sz="4"/>
+          <w:right w:val="single" w:color="auto" w:sz="4"/>
+          <w:insideH w:val="single" w:color="auto" w:sz="4"/>
+          <w:insideV w:val="single" w:color="auto" w:sz="4"/>
+        </w:tblBorders>
+      </w:tblPr>
+      <w:tblGrid>
+        <w:gridCol w:w="6531"/>
+        <w:gridCol w:w="2829"/>
+      </w:tblGrid>
+      <w:tr>
+        <w:trPr>
+          <w:tblHeader/>
+        </w:trPr>
+        <w:tc>
+          <w:tcPr>
+            <w:tcW w:type="dxa" w:w="6531"/>
+            <w:shd w:fill="EFEFEF" w:color="auto" w:val="clear"/>
+            <w:tcMar>
+              <w:top w:type="dxa" w:w="60"/>
+              <w:left w:type="dxa" w:w="90"/>
+              <w:bottom w:type="dxa" w:w="60"/>
+              <w:right w:type="dxa" w:w="90"/>
+            </w:tcMar>
+          </w:tcPr>
+          <w:p>
+            <w:pPr>
+              <w:spacing w:after="0"/>
+            </w:pPr>
+            <w:r>
+              <w:rPr>
+                <w:b/>
+                <w:bCs/>
+              </w:rPr>
+              <w:t xml:space="preserve">Source</w:t>
+            </w:r>
+          </w:p>
+        </w:tc>
+        <w:tc>
+          <w:tcPr>
+            <w:tcW w:type="dxa" w:w="2829"/>
+            <w:shd w:fill="EFEFEF" w:color="auto" w:val="clear"/>
+            <w:tcMar>
+              <w:top w:type="dxa" w:w="60"/>
+              <w:left w:type="dxa" w:w="90"/>
+              <w:bottom w:type="dxa" w:w="60"/>
+              <w:right w:type="dxa" w:w="90"/>
+            </w:tcMar>
+          </w:tcPr>
+          <w:p>
+            <w:pPr>
+              <w:spacing w:after="0"/>
+            </w:pPr>
+            <w:r>
+              <w:rPr>
+                <w:b/>
+                <w:bCs/>
+              </w:rPr>
+              <w:t xml:space="preserve">People count</w:t>
+            </w:r>
+          </w:p>
+        </w:tc>
+      </w:tr>
+      <w:tr>
+        <w:trPr>
+          <w:tblHeader w:val="false"/>
+        </w:trPr>
+        <w:tc>
+          <w:tcPr>
+            <w:tcW w:type="dxa" w:w="6531"/>
+            <w:tcMar>
+              <w:top w:type="dxa" w:w="60"/>
+              <w:left w:type="dxa" w:w="90"/>
+              <w:bottom w:type="dxa" w:w="60"/>
+              <w:right w:type="dxa" w:w="90"/>
+            </w:tcMar>
+          </w:tcPr>
+          <w:p>
+            <w:pPr>
+              <w:spacing w:after="0"/>
+            </w:pPr>
+            <w:r>
+              <w:t xml:space="preserve">Reference (pipeline)</w:t>
+            </w:r>
+          </w:p>
+        </w:tc>
+        <w:tc>
+          <w:tcPr>
+            <w:tcW w:type="dxa" w:w="2829"/>
+            <w:tcMar>
+              <w:top w:type="dxa" w:w="60"/>
+              <w:left w:type="dxa" w:w="90"/>
+              <w:bottom w:type="dxa" w:w="60"/>
+              <w:right w:type="dxa" w:w="90"/>
+            </w:tcMar>
+          </w:tcPr>
+          <w:p>
+            <w:pPr>
+              <w:spacing w:after="0"/>
+            </w:pPr>
+            <w:r>
+              <w:t xml:space="preserve">1</w:t>
+            </w:r>
+          </w:p>
+        </w:tc>
+      </w:tr>
+      <w:tr>
+        <w:trPr>
+          <w:tblHeader w:val="false"/>
+        </w:trPr>
+        <w:tc>
+          <w:tcPr>
+            <w:tcW w:type="dxa" w:w="6531"/>
+            <w:tcMar>
+              <w:top w:type="dxa" w:w="60"/>
+              <w:left w:type="dxa" w:w="90"/>
+              <w:bottom w:type="dxa" w:w="60"/>
+              <w:right w:type="dxa" w:w="90"/>
+            </w:tcMar>
+          </w:tcPr>
+          <w:p>
+            <w:pPr>
+              <w:spacing w:after="0"/>
+            </w:pPr>
+            <w:r>
+              <w:t xml:space="preserve">InternVL3-2B</w:t>
+            </w:r>
+          </w:p>
+        </w:tc>
+        <w:tc>
+          <w:tcPr>
+            <w:tcW w:type="dxa" w:w="2829"/>
+            <w:tcMar>
+              <w:top w:type="dxa" w:w="60"/>
+              <w:left w:type="dxa" w:w="90"/>
+              <w:bottom w:type="dxa" w:w="60"/>
+              <w:right w:type="dxa" w:w="90"/>
+            </w:tcMar>
+          </w:tcPr>
+          <w:p>
+            <w:pPr>
+              <w:spacing w:after="0"/>
+            </w:pPr>
+            <w:r>
+              <w:t xml:space="preserve">1</w:t>
+            </w:r>
+          </w:p>
+        </w:tc>
+      </w:tr>
+      <w:tr>
+        <w:trPr>
+          <w:tblHeader w:val="false"/>
+        </w:trPr>
+        <w:tc>
+          <w:tcPr>
+            <w:tcW w:type="dxa" w:w="6531"/>
+            <w:tcMar>
+              <w:top w:type="dxa" w:w="60"/>
+              <w:left w:type="dxa" w:w="90"/>
+              <w:bottom w:type="dxa" w:w="60"/>
+              <w:right w:type="dxa" w:w="90"/>
+            </w:tcMar>
+          </w:tcPr>
+          <w:p>
+            <w:pPr>
+              <w:spacing w:after="0"/>
+            </w:pPr>
+            <w:r>
+              <w:t xml:space="preserve">InternVL3-8B, Qwen3-VL-2B-Instruct, Qwen3-VL-4B-Thinking</w:t>
+            </w:r>
+          </w:p>
+        </w:tc>
+        <w:tc>
+          <w:tcPr>
+            <w:tcW w:type="dxa" w:w="2829"/>
+            <w:tcMar>
+              <w:top w:type="dxa" w:w="60"/>
+              <w:left w:type="dxa" w:w="90"/>
+              <w:bottom w:type="dxa" w:w="60"/>
+              <w:right w:type="dxa" w:w="90"/>
+            </w:tcMar>
+          </w:tcPr>
+          <w:p>
+            <w:pPr>
+              <w:spacing w:after="0"/>
+            </w:pPr>
+            <w:r>
+              <w:t xml:space="preserve">2</w:t>
+            </w:r>
+          </w:p>
+        </w:tc>
+      </w:tr>
+      <w:tr>
+        <w:trPr>
+          <w:tblHeader w:val="false"/>
+        </w:trPr>
+        <w:tc>
+          <w:tcPr>
+            <w:tcW w:type="dxa" w:w="6531"/>
+            <w:tcMar>
+              <w:top w:type="dxa" w:w="60"/>
+              <w:left w:type="dxa" w:w="90"/>
+              <w:bottom w:type="dxa" w:w="60"/>
+              <w:right w:type="dxa" w:w="90"/>
+            </w:tcMar>
+          </w:tcPr>
+          <w:p>
+            <w:pPr>
+              <w:spacing w:after="0"/>
+            </w:pPr>
+            <w:r>
+              <w:t xml:space="preserve">Qwen3-VL-2B-Thinking, Qwen3-VL-4B-Instruct, Qwen3-VL-8B-Instruct</w:t>
+            </w:r>
+          </w:p>
+        </w:tc>
+        <w:tc>
+          <w:tcPr>
+            <w:tcW w:type="dxa" w:w="2829"/>
+            <w:tcMar>
+              <w:top w:type="dxa" w:w="60"/>
+              <w:left w:type="dxa" w:w="90"/>
+              <w:bottom w:type="dxa" w:w="60"/>
+              <w:right w:type="dxa" w:w="90"/>
+            </w:tcMar>
+          </w:tcPr>
+          <w:p>
+            <w:pPr>
+              <w:spacing w:after="0"/>
+            </w:pPr>
+            <w:r>
+              <w:t xml:space="preserve">3</w:t>
+            </w:r>
+          </w:p>
+        </w:tc>
+      </w:tr>
+    </w:tbl>
+    <w:p>
+      <w:pPr>
+        <w:spacing w:after="160"/>
+      </w:pPr>
+    </w:p>
+    <w:p>
+      <w:pPr>
+        <w:spacing w:after="140" w:line="276"/>
+        <w:jc w:val="both"/>
+      </w:pPr>
+      <w:r>
+        <w:t xml:space="preserve">The clip shows one speaker in front of a presentation slide that itself contains people, so the reference's 1 and the models' 2–3 are both arguable and the disagreement is about what counts as a person, not about what is visible. Nothing in the agreement machinery can represent that: the people-count field's 0.812 agreement measures how often four visual sources return the same integer, not how often that integer is right.</w:t>
+      </w:r>
+    </w:p>
+    <w:p>
+      <w:pPr>
+        <w:spacing w:after="140" w:line="276"/>
+        <w:jc w:val="both"/>
+      </w:pPr>
+      <w:r>
+        <w:rPr>
+          <w:b/>
+          <w:bCs/>
+        </w:rPr>
+        <w:t xml:space="preserve">E.4 — `44_Beat_The_Street_050916…clip0001`: what the models cost when they are trusted.</w:t>
+      </w:r>
+    </w:p>
+    <w:p>
+      <w:pPr>
+        <w:spacing w:after="140" w:line="276"/>
+        <w:jc w:val="both"/>
+      </w:pPr>
+      <w:r>
+        <w:t xml:space="preserve">E.1 to E.3 all show the pipeline losing to the models. This clip is the counterweight. The published on-screen text is again empty and the models again recover the lower-third (</w:t>
+      </w:r>
+      <w:r>
+        <w:rPr>
+          <w:rFonts w:ascii="Consolas" w:cs="Consolas" w:eastAsia="Consolas" w:hAnsi="Consolas"/>
+          <w:sz w:val="18"/>
+          <w:szCs w:val="18"/>
+        </w:rPr>
+        <w:t xml:space="preserve">Dianne Whyte</w:t>
+      </w:r>
+      <w:r>
+        <w:t xml:space="preserve">, </w:t>
+      </w:r>
+      <w:r>
+        <w:rPr>
+          <w:rFonts w:ascii="Consolas" w:cs="Consolas" w:eastAsia="Consolas" w:hAnsi="Consolas"/>
+          <w:sz w:val="18"/>
+          <w:szCs w:val="18"/>
+        </w:rPr>
+        <w:t xml:space="preserve">Engagement Officer, Beat The Street</w:t>
+      </w:r>
+      <w:r>
+        <w:t xml:space="preserve">) — but two of them also emit a contact address that is not in the frame and not real: Qwen3-VL-4B-Instruct returns </w:t>
+      </w:r>
+      <w:r>
+        <w:rPr>
+          <w:rFonts w:ascii="Consolas" w:cs="Consolas" w:eastAsia="Consolas" w:hAnsi="Consolas"/>
+          <w:sz w:val="18"/>
+          <w:szCs w:val="18"/>
+        </w:rPr>
+        <w:t xml:space="preserve">team@beatthestreet.nz</w:t>
+      </w:r>
+      <w:r>
+        <w:t xml:space="preserve"> and Qwen3-VL-4B-Thinking returns </w:t>
+      </w:r>
+      <w:r>
+        <w:rPr>
+          <w:rFonts w:ascii="Consolas" w:cs="Consolas" w:eastAsia="Consolas" w:hAnsi="Consolas"/>
+          <w:sz w:val="18"/>
+          <w:szCs w:val="18"/>
+        </w:rPr>
+        <w:t xml:space="preserve">beatthestreet.org.nz</w:t>
+      </w:r>
+      <w:r>
+        <w:t xml:space="preserve">, both New Zealand domains for a UK scheme. Qwen3-VL-4B-Thinking additionally renders the job title as </w:t>
+      </w:r>
+      <w:r>
+        <w:rPr>
+          <w:rFonts w:ascii="Consolas" w:cs="Consolas" w:eastAsia="Consolas" w:hAnsi="Consolas"/>
+          <w:sz w:val="18"/>
+          <w:szCs w:val="18"/>
+        </w:rPr>
+        <w:t xml:space="preserve">Engagement Officer, Beat The Straight</w:t>
+      </w:r>
+      <w:r>
+        <w:t xml:space="preserve">.</w:t>
+      </w:r>
+    </w:p>
+    <w:p>
+      <w:pPr>
+        <w:spacing w:after="140" w:line="276"/>
+        <w:jc w:val="both"/>
+      </w:pPr>
+      <w:r>
+        <w:t xml:space="preserve">This is the object-hallucination failure mode [14] in the OCR field, and it is the reason the strict dual-engine rule exists. A veto that suppresses four true captions and one false contact address is making a defensible trade for a catalogue that no one will check; the point of Appendix E is that the aggregate ROUGE-L numbers show only one side of it.</w:t>
+      </w:r>
+    </w:p>
+    <w:p>
+      <w:pPr>
+        <w:spacing w:after="140" w:line="276"/>
+        <w:jc w:val="both"/>
+      </w:pPr>
+      <w:r>
+        <w:rPr>
+          <w:b/>
+          <w:bCs/>
+        </w:rPr>
+        <w:t xml:space="preserve">E.5 — `10_Jacobin_Launch_230316…clip0004`: counting a room, and the interview prior.</w:t>
+      </w:r>
+    </w:p>
+    <w:tbl>
+      <w:tblPr>
+        <w:tblW w:type="dxa" w:w="9360"/>
+        <w:tblBorders>
+          <w:top w:val="single" w:color="auto" w:sz="4"/>
+          <w:left w:val="single" w:color="auto" w:sz="4"/>
+          <w:bottom w:val="single" w:color="auto" w:sz="4"/>
+          <w:right w:val="single" w:color="auto" w:sz="4"/>
+          <w:insideH w:val="single" w:color="auto" w:sz="4"/>
+          <w:insideV w:val="single" w:color="auto" w:sz="4"/>
+        </w:tblBorders>
+      </w:tblPr>
+      <w:tblGrid>
+        <w:gridCol w:w="6531"/>
+        <w:gridCol w:w="2829"/>
+      </w:tblGrid>
+      <w:tr>
+        <w:trPr>
+          <w:tblHeader/>
+        </w:trPr>
+        <w:tc>
+          <w:tcPr>
+            <w:tcW w:type="dxa" w:w="6531"/>
+            <w:shd w:fill="EFEFEF" w:color="auto" w:val="clear"/>
+            <w:tcMar>
+              <w:top w:type="dxa" w:w="60"/>
+              <w:left w:type="dxa" w:w="90"/>
+              <w:bottom w:type="dxa" w:w="60"/>
+              <w:right w:type="dxa" w:w="90"/>
+            </w:tcMar>
+          </w:tcPr>
+          <w:p>
+            <w:pPr>
+              <w:spacing w:after="0"/>
+            </w:pPr>
+            <w:r>
+              <w:rPr>
+                <w:b/>
+                <w:bCs/>
+              </w:rPr>
+              <w:t xml:space="preserve">Source</w:t>
+            </w:r>
+          </w:p>
+        </w:tc>
+        <w:tc>
+          <w:tcPr>
+            <w:tcW w:type="dxa" w:w="2829"/>
+            <w:shd w:fill="EFEFEF" w:color="auto" w:val="clear"/>
+            <w:tcMar>
+              <w:top w:type="dxa" w:w="60"/>
+              <w:left w:type="dxa" w:w="90"/>
+              <w:bottom w:type="dxa" w:w="60"/>
+              <w:right w:type="dxa" w:w="90"/>
+            </w:tcMar>
+          </w:tcPr>
+          <w:p>
+            <w:pPr>
+              <w:spacing w:after="0"/>
+            </w:pPr>
+            <w:r>
+              <w:rPr>
+                <w:b/>
+                <w:bCs/>
+              </w:rPr>
+              <w:t xml:space="preserve">People count</w:t>
+            </w:r>
+          </w:p>
+        </w:tc>
+      </w:tr>
+      <w:tr>
+        <w:trPr>
+          <w:tblHeader w:val="false"/>
+        </w:trPr>
+        <w:tc>
+          <w:tcPr>
+            <w:tcW w:type="dxa" w:w="6531"/>
+            <w:tcMar>
+              <w:top w:type="dxa" w:w="60"/>
+              <w:left w:type="dxa" w:w="90"/>
+              <w:bottom w:type="dxa" w:w="60"/>
+              <w:right w:type="dxa" w:w="90"/>
+            </w:tcMar>
+          </w:tcPr>
+          <w:p>
+            <w:pPr>
+              <w:spacing w:after="0"/>
+            </w:pPr>
+            <w:r>
+              <w:t xml:space="preserve">Reference (pipeline)</w:t>
+            </w:r>
+          </w:p>
+        </w:tc>
+        <w:tc>
+          <w:tcPr>
+            <w:tcW w:type="dxa" w:w="2829"/>
+            <w:tcMar>
+              <w:top w:type="dxa" w:w="60"/>
+              <w:left w:type="dxa" w:w="90"/>
+              <w:bottom w:type="dxa" w:w="60"/>
+              <w:right w:type="dxa" w:w="90"/>
+            </w:tcMar>
+          </w:tcPr>
+          <w:p>
+            <w:pPr>
+              <w:spacing w:after="0"/>
+            </w:pPr>
+            <w:r>
+              <w:t xml:space="preserve">5</w:t>
+            </w:r>
+          </w:p>
+        </w:tc>
+      </w:tr>
+      <w:tr>
+        <w:trPr>
+          <w:tblHeader w:val="false"/>
+        </w:trPr>
+        <w:tc>
+          <w:tcPr>
+            <w:tcW w:type="dxa" w:w="6531"/>
+            <w:tcMar>
+              <w:top w:type="dxa" w:w="60"/>
+              <w:left w:type="dxa" w:w="90"/>
+              <w:bottom w:type="dxa" w:w="60"/>
+              <w:right w:type="dxa" w:w="90"/>
+            </w:tcMar>
+          </w:tcPr>
+          <w:p>
+            <w:pPr>
+              <w:spacing w:after="0"/>
+            </w:pPr>
+            <w:r>
+              <w:t xml:space="preserve">InternVL3-8B</w:t>
+            </w:r>
+          </w:p>
+        </w:tc>
+        <w:tc>
+          <w:tcPr>
+            <w:tcW w:type="dxa" w:w="2829"/>
+            <w:tcMar>
+              <w:top w:type="dxa" w:w="60"/>
+              <w:left w:type="dxa" w:w="90"/>
+              <w:bottom w:type="dxa" w:w="60"/>
+              <w:right w:type="dxa" w:w="90"/>
+            </w:tcMar>
+          </w:tcPr>
+          <w:p>
+            <w:pPr>
+              <w:spacing w:after="0"/>
+            </w:pPr>
+            <w:r>
+              <w:t xml:space="preserve">6</w:t>
+            </w:r>
+          </w:p>
+        </w:tc>
+      </w:tr>
+      <w:tr>
+        <w:trPr>
+          <w:tblHeader w:val="false"/>
+        </w:trPr>
+        <w:tc>
+          <w:tcPr>
+            <w:tcW w:type="dxa" w:w="6531"/>
+            <w:tcMar>
+              <w:top w:type="dxa" w:w="60"/>
+              <w:left w:type="dxa" w:w="90"/>
+              <w:bottom w:type="dxa" w:w="60"/>
+              <w:right w:type="dxa" w:w="90"/>
+            </w:tcMar>
+          </w:tcPr>
+          <w:p>
+            <w:pPr>
+              <w:spacing w:after="0"/>
+            </w:pPr>
+            <w:r>
+              <w:t xml:space="preserve">InternVL3-2B</w:t>
+            </w:r>
+          </w:p>
+        </w:tc>
+        <w:tc>
+          <w:tcPr>
+            <w:tcW w:type="dxa" w:w="2829"/>
+            <w:tcMar>
+              <w:top w:type="dxa" w:w="60"/>
+              <w:left w:type="dxa" w:w="90"/>
+              <w:bottom w:type="dxa" w:w="60"/>
+              <w:right w:type="dxa" w:w="90"/>
+            </w:tcMar>
+          </w:tcPr>
+          <w:p>
+            <w:pPr>
+              <w:spacing w:after="0"/>
+            </w:pPr>
+            <w:r>
+              <w:t xml:space="preserve">9</w:t>
+            </w:r>
+          </w:p>
+        </w:tc>
+      </w:tr>
+      <w:tr>
+        <w:trPr>
+          <w:tblHeader w:val="false"/>
+        </w:trPr>
+        <w:tc>
+          <w:tcPr>
+            <w:tcW w:type="dxa" w:w="6531"/>
+            <w:tcMar>
+              <w:top w:type="dxa" w:w="60"/>
+              <w:left w:type="dxa" w:w="90"/>
+              <w:bottom w:type="dxa" w:w="60"/>
+              <w:right w:type="dxa" w:w="90"/>
+            </w:tcMar>
+          </w:tcPr>
+          <w:p>
+            <w:pPr>
+              <w:spacing w:after="0"/>
+            </w:pPr>
+            <w:r>
+              <w:t xml:space="preserve">Qwen3-VL-4B-Instruct, Qwen3-VL-8B-Instruct</w:t>
+            </w:r>
+          </w:p>
+        </w:tc>
+        <w:tc>
+          <w:tcPr>
+            <w:tcW w:type="dxa" w:w="2829"/>
+            <w:tcMar>
+              <w:top w:type="dxa" w:w="60"/>
+              <w:left w:type="dxa" w:w="90"/>
+              <w:bottom w:type="dxa" w:w="60"/>
+              <w:right w:type="dxa" w:w="90"/>
+            </w:tcMar>
+          </w:tcPr>
+          <w:p>
+            <w:pPr>
+              <w:spacing w:after="0"/>
+            </w:pPr>
+            <w:r>
+              <w:t xml:space="preserve">10</w:t>
+            </w:r>
+          </w:p>
+        </w:tc>
+      </w:tr>
+      <w:tr>
+        <w:trPr>
+          <w:tblHeader w:val="false"/>
+        </w:trPr>
+        <w:tc>
+          <w:tcPr>
+            <w:tcW w:type="dxa" w:w="6531"/>
+            <w:tcMar>
+              <w:top w:type="dxa" w:w="60"/>
+              <w:left w:type="dxa" w:w="90"/>
+              <w:bottom w:type="dxa" w:w="60"/>
+              <w:right w:type="dxa" w:w="90"/>
+            </w:tcMar>
+          </w:tcPr>
+          <w:p>
+            <w:pPr>
+              <w:spacing w:after="0"/>
+            </w:pPr>
+            <w:r>
+              <w:t xml:space="preserve">Qwen3-VL-2B-Instruct, Qwen3-VL-2B-Thinking, Qwen3-VL-4B-Thinking</w:t>
+            </w:r>
+          </w:p>
+        </w:tc>
+        <w:tc>
+          <w:tcPr>
+            <w:tcW w:type="dxa" w:w="2829"/>
+            <w:tcMar>
+              <w:top w:type="dxa" w:w="60"/>
+              <w:left w:type="dxa" w:w="90"/>
+              <w:bottom w:type="dxa" w:w="60"/>
+              <w:right w:type="dxa" w:w="90"/>
+            </w:tcMar>
+          </w:tcPr>
+          <w:p>
+            <w:pPr>
+              <w:spacing w:after="0"/>
+            </w:pPr>
+            <w:r>
+              <w:t xml:space="preserve">15</w:t>
+            </w:r>
+          </w:p>
+        </w:tc>
+      </w:tr>
+    </w:tbl>
+    <w:p>
+      <w:pPr>
+        <w:spacing w:after="160"/>
+      </w:pPr>
+    </w:p>
+    <w:p>
+      <w:pPr>
+        <w:spacing w:after="140" w:line="276"/>
+        <w:jc w:val="both"/>
+      </w:pPr>
+      <w:r>
+        <w:t xml:space="preserve">Against a seated audience the seven models span 6 to 15 and the reference says 5. E.2's unanimous 1 and this clip's three-fold spread are the same field under different conditions, which is the sharpest available statement of what the headline agreement figure conceals: people count is reliable where the evidence is a single framed speaker and unreliable where it is a room, and one mean over 626 clips reports only the mixture.</w:t>
+      </w:r>
+    </w:p>
+    <w:p>
+      <w:pPr>
+        <w:spacing w:after="140" w:line="276"/>
+        <w:jc w:val="both"/>
+      </w:pPr>
+      <w:r>
+        <w:t xml:space="preserve">The visual tags show the second effect. The published tags are </w:t>
+      </w:r>
+      <w:r>
+        <w:rPr>
+          <w:rFonts w:ascii="Consolas" w:cs="Consolas" w:eastAsia="Consolas" w:hAnsi="Consolas"/>
+          <w:sz w:val="18"/>
+          <w:szCs w:val="18"/>
+        </w:rPr>
+        <w:t xml:space="preserve">audience</w:t>
+      </w:r>
+      <w:r>
+        <w:t xml:space="preserve">, </w:t>
+      </w:r>
+      <w:r>
+        <w:rPr>
+          <w:rFonts w:ascii="Consolas" w:cs="Consolas" w:eastAsia="Consolas" w:hAnsi="Consolas"/>
+          <w:sz w:val="18"/>
+          <w:szCs w:val="18"/>
+        </w:rPr>
+        <w:t xml:space="preserve">person speaking</w:t>
+      </w:r>
+      <w:r>
+        <w:t xml:space="preserve">, </w:t>
+      </w:r>
+      <w:r>
+        <w:rPr>
+          <w:rFonts w:ascii="Consolas" w:cs="Consolas" w:eastAsia="Consolas" w:hAnsi="Consolas"/>
+          <w:sz w:val="18"/>
+          <w:szCs w:val="18"/>
+        </w:rPr>
+        <w:t xml:space="preserve">interview</w:t>
+      </w:r>
+      <w:r>
+        <w:t xml:space="preserve">, </w:t>
+      </w:r>
+      <w:r>
+        <w:rPr>
+          <w:rFonts w:ascii="Consolas" w:cs="Consolas" w:eastAsia="Consolas" w:hAnsi="Consolas"/>
+          <w:sz w:val="18"/>
+          <w:szCs w:val="18"/>
+        </w:rPr>
+        <w:t xml:space="preserve">panel discussion</w:t>
+      </w:r>
+      <w:r>
+        <w:t xml:space="preserve">, </w:t>
+      </w:r>
+      <w:r>
+        <w:rPr>
+          <w:rFonts w:ascii="Consolas" w:cs="Consolas" w:eastAsia="Consolas" w:hAnsi="Consolas"/>
+          <w:sz w:val="18"/>
+          <w:szCs w:val="18"/>
+        </w:rPr>
+        <w:t xml:space="preserve">reporter</w:t>
+      </w:r>
+      <w:r>
+        <w:t xml:space="preserve">; the clip is a book launch with a speaker addressing a seated audience, which five of seven models label </w:t>
+      </w:r>
+      <w:r>
+        <w:rPr>
+          <w:rFonts w:ascii="Consolas" w:cs="Consolas" w:eastAsia="Consolas" w:hAnsi="Consolas"/>
+          <w:sz w:val="18"/>
+          <w:szCs w:val="18"/>
+        </w:rPr>
+        <w:t xml:space="preserve">public meeting</w:t>
+      </w:r>
+      <w:r>
+        <w:t xml:space="preserve"> or </w:t>
+      </w:r>
+      <w:r>
+        <w:rPr>
+          <w:rFonts w:ascii="Consolas" w:cs="Consolas" w:eastAsia="Consolas" w:hAnsi="Consolas"/>
+          <w:sz w:val="18"/>
+          <w:szCs w:val="18"/>
+        </w:rPr>
+        <w:t xml:space="preserve">audience</w:t>
+      </w:r>
+      <w:r>
+        <w:t xml:space="preserve"> with </w:t>
+      </w:r>
+      <w:r>
+        <w:rPr>
+          <w:rFonts w:ascii="Consolas" w:cs="Consolas" w:eastAsia="Consolas" w:hAnsi="Consolas"/>
+          <w:sz w:val="18"/>
+          <w:szCs w:val="18"/>
+        </w:rPr>
+        <w:t xml:space="preserve">stage</w:t>
+      </w:r>
+      <w:r>
+        <w:t xml:space="preserve"> and </w:t>
+      </w:r>
+      <w:r>
+        <w:rPr>
+          <w:rFonts w:ascii="Consolas" w:cs="Consolas" w:eastAsia="Consolas" w:hAnsi="Consolas"/>
+          <w:sz w:val="18"/>
+          <w:szCs w:val="18"/>
+        </w:rPr>
+        <w:t xml:space="preserve">podium</w:t>
+      </w:r>
+      <w:r>
+        <w:t xml:space="preserve">. Neither </w:t>
+      </w:r>
+      <w:r>
+        <w:rPr>
+          <w:rFonts w:ascii="Consolas" w:cs="Consolas" w:eastAsia="Consolas" w:hAnsi="Consolas"/>
+          <w:sz w:val="18"/>
+          <w:szCs w:val="18"/>
+        </w:rPr>
+        <w:t xml:space="preserve">interview</w:t>
+      </w:r>
+      <w:r>
+        <w:t xml:space="preserve"> nor </w:t>
+      </w:r>
+      <w:r>
+        <w:rPr>
+          <w:rFonts w:ascii="Consolas" w:cs="Consolas" w:eastAsia="Consolas" w:hAnsi="Consolas"/>
+          <w:sz w:val="18"/>
+          <w:szCs w:val="18"/>
+        </w:rPr>
+        <w:t xml:space="preserve">reporter</w:t>
+      </w:r>
+      <w:r>
+        <w:t xml:space="preserve"> is right. The tag-frequency audit in §6.1 gives the reason — </w:t>
+      </w:r>
+      <w:r>
+        <w:rPr>
+          <w:rFonts w:ascii="Consolas" w:cs="Consolas" w:eastAsia="Consolas" w:hAnsi="Consolas"/>
+          <w:sz w:val="18"/>
+          <w:szCs w:val="18"/>
+        </w:rPr>
+        <w:t xml:space="preserve">person speaking</w:t>
+      </w:r>
+      <w:r>
+        <w:t xml:space="preserve"> fires on 94.9% of clips and </w:t>
+      </w:r>
+      <w:r>
+        <w:rPr>
+          <w:rFonts w:ascii="Consolas" w:cs="Consolas" w:eastAsia="Consolas" w:hAnsi="Consolas"/>
+          <w:sz w:val="18"/>
+          <w:szCs w:val="18"/>
+        </w:rPr>
+        <w:t xml:space="preserve">interview</w:t>
+      </w:r>
+      <w:r>
+        <w:t xml:space="preserve"> on 85.8% — so the published tags on this clip are close to what the vocabulary returns by default. Three of the seven models nonetheless also emit </w:t>
+      </w:r>
+      <w:r>
+        <w:rPr>
+          <w:rFonts w:ascii="Consolas" w:cs="Consolas" w:eastAsia="Consolas" w:hAnsi="Consolas"/>
+          <w:sz w:val="18"/>
+          <w:szCs w:val="18"/>
+        </w:rPr>
+        <w:t xml:space="preserve">interview</w:t>
+      </w:r>
+      <w:r>
+        <w:t xml:space="preserve">, which suggests the prior is in the models as well as in the scoring vocabulary.</w:t>
+      </w:r>
+    </w:p>
+    <w:p>
+      <w:pPr>
+        <w:spacing w:after="140" w:line="276"/>
+        <w:jc w:val="both"/>
+      </w:pPr>
+      <w:r>
+        <w:t xml:space="preserve">Every model also read </w:t>
+      </w:r>
+      <w:r>
+        <w:rPr>
+          <w:rFonts w:ascii="Consolas" w:cs="Consolas" w:eastAsia="Consolas" w:hAnsi="Consolas"/>
+          <w:sz w:val="18"/>
+          <w:szCs w:val="18"/>
+        </w:rPr>
+        <w:t xml:space="preserve">REPUBLIC</w:t>
+      </w:r>
+      <w:r>
+        <w:t xml:space="preserve"> from the backdrop against an empty reference — a third independent instance of the veto's behaviour, in a clip chosen for other reasons.</w:t>
+      </w:r>
+    </w:p>
+    <w:p>
+      <w:pPr>
+        <w:spacing w:after="140" w:line="276"/>
+        <w:jc w:val="both"/>
+      </w:pPr>
+      <w:r>
+        <w:rPr>
+          <w:b/>
+          <w:bCs/>
           <w:highlight w:val="yellow"/>
           <w:highlightCs w:val="yellow"/>
         </w:rPr>
-        <w:t xml:space="preserve">`[TO FILL: add 3–4 more clips, chosen to include at least one where the hosted annotator changed the published visual tags (paper §IV-F), since that is the most consequential unresolved result and the aggregate numbers cannot settle it.]`</w:t>
-      </w:r>
+        <w:t xml:space="preserve">`[TO FILL: one further clip, showing a case where the hosted annotator changed the published visual tags (paper §IV-F). The five clips above come from the benchmark spot-check, which prints the published reference against the seven benchmark models and therefore cannot show it; the per-clip `gemini_ablation` diagnostic lives in `ground_truth_metadata.json`, which is not in the repository. RQ4 reports that the hosted annotator changed the published visual tags on 49.0% of clips, and no single instance of that change is shown anywhere in either document. One cell in `01_metadata_pipeline.ipynb` produces the example:]`</w:t>
+      </w:r>
+    </w:p>
+    <w:p>
+      <w:pPr>
+        <w:shd w:fill="F4F4F4" w:color="auto" w:val="clear"/>
+        <w:spacing w:after="0"/>
+        <w:ind w:left="360"/>
+      </w:pPr>
+      <w:r>
+        <w:rPr>
+          <w:rFonts w:ascii="Consolas" w:cs="Consolas" w:eastAsia="Consolas" w:hAnsi="Consolas"/>
+          <w:sz w:val="18"/>
+          <w:szCs w:val="18"/>
+        </w:rPr>
+        <w:t xml:space="preserve">gt = json.loads(FOCUSED_GROUND_TRUTH_FILE.with_name(</w:t>
+      </w:r>
+    </w:p>
+    <w:p>
+      <w:pPr>
+        <w:shd w:fill="F4F4F4" w:color="auto" w:val="clear"/>
+        <w:spacing w:after="0"/>
+        <w:ind w:left="360"/>
+      </w:pPr>
+      <w:r>
+        <w:rPr>
+          <w:rFonts w:ascii="Consolas" w:cs="Consolas" w:eastAsia="Consolas" w:hAnsi="Consolas"/>
+          <w:sz w:val="18"/>
+          <w:szCs w:val="18"/>
+        </w:rPr>
+        <w:t xml:space="preserve">    "ground_truth_metadata.json").read_text())</w:t>
+      </w:r>
+    </w:p>
+    <w:p>
+      <w:pPr>
+        <w:shd w:fill="F4F4F4" w:color="auto" w:val="clear"/>
+        <w:spacing w:after="0"/>
+        <w:ind w:left="360"/>
+      </w:pPr>
+      <w:r>
+        <w:rPr>
+          <w:rFonts w:ascii="Consolas" w:cs="Consolas" w:eastAsia="Consolas" w:hAnsi="Consolas"/>
+          <w:sz w:val="18"/>
+          <w:szCs w:val="18"/>
+        </w:rPr>
+        <w:t xml:space="preserve">for clip in gt["clips"]:</w:t>
+      </w:r>
+    </w:p>
+    <w:p>
+      <w:pPr>
+        <w:shd w:fill="F4F4F4" w:color="auto" w:val="clear"/>
+        <w:spacing w:after="0"/>
+        <w:ind w:left="360"/>
+      </w:pPr>
+      <w:r>
+        <w:rPr>
+          <w:rFonts w:ascii="Consolas" w:cs="Consolas" w:eastAsia="Consolas" w:hAnsi="Consolas"/>
+          <w:sz w:val="18"/>
+          <w:szCs w:val="18"/>
+        </w:rPr>
+        <w:t xml:space="preserve">    ev = (clip.get("ground_truth_metadata") or {}).get("visual_tags") or {}</w:t>
+      </w:r>
+    </w:p>
+    <w:p>
+      <w:pPr>
+        <w:shd w:fill="F4F4F4" w:color="auto" w:val="clear"/>
+        <w:spacing w:after="0"/>
+        <w:ind w:left="360"/>
+      </w:pPr>
+      <w:r>
+        <w:rPr>
+          <w:rFonts w:ascii="Consolas" w:cs="Consolas" w:eastAsia="Consolas" w:hAnsi="Consolas"/>
+          <w:sz w:val="18"/>
+          <w:szCs w:val="18"/>
+        </w:rPr>
+        <w:t xml:space="preserve">    abl = ev.get("gemini_ablation") or {}</w:t>
+      </w:r>
+    </w:p>
+    <w:p>
+      <w:pPr>
+        <w:shd w:fill="F4F4F4" w:color="auto" w:val="clear"/>
+        <w:spacing w:after="0"/>
+        <w:ind w:left="360"/>
+      </w:pPr>
+      <w:r>
+        <w:rPr>
+          <w:rFonts w:ascii="Consolas" w:cs="Consolas" w:eastAsia="Consolas" w:hAnsi="Consolas"/>
+          <w:sz w:val="18"/>
+          <w:szCs w:val="18"/>
+        </w:rPr>
+        <w:t xml:space="preserve">    if abl.get("available") and abl.get("exact_output_changed"):</w:t>
+      </w:r>
+    </w:p>
+    <w:p>
+      <w:pPr>
+        <w:shd w:fill="F4F4F4" w:color="auto" w:val="clear"/>
+        <w:spacing w:after="0"/>
+        <w:ind w:left="360"/>
+      </w:pPr>
+      <w:r>
+        <w:rPr>
+          <w:rFonts w:ascii="Consolas" w:cs="Consolas" w:eastAsia="Consolas" w:hAnsi="Consolas"/>
+          <w:sz w:val="18"/>
+          <w:szCs w:val="18"/>
+        </w:rPr>
+        <w:t xml:space="preserve">        print(clip["clip_id"], clip.get("split"))</w:t>
+      </w:r>
+    </w:p>
+    <w:p>
+      <w:pPr>
+        <w:shd w:fill="F4F4F4" w:color="auto" w:val="clear"/>
+        <w:spacing w:after="0"/>
+        <w:ind w:left="360"/>
+      </w:pPr>
+      <w:r>
+        <w:rPr>
+          <w:rFonts w:ascii="Consolas" w:cs="Consolas" w:eastAsia="Consolas" w:hAnsi="Consolas"/>
+          <w:sz w:val="18"/>
+          <w:szCs w:val="18"/>
+        </w:rPr>
+        <w:t xml:space="preserve">        print("  published :", ev.get("value"))</w:t>
+      </w:r>
+    </w:p>
+    <w:p>
+      <w:pPr>
+        <w:shd w:fill="F4F4F4" w:color="auto" w:val="clear"/>
+        <w:spacing w:after="0"/>
+        <w:ind w:left="360"/>
+      </w:pPr>
+      <w:r>
+        <w:rPr>
+          <w:rFonts w:ascii="Consolas" w:cs="Consolas" w:eastAsia="Consolas" w:hAnsi="Consolas"/>
+          <w:sz w:val="18"/>
+          <w:szCs w:val="18"/>
+        </w:rPr>
+        <w:t xml:space="preserve">        print("  gemini    :", abl.get("gemini_candidate"))</w:t>
+      </w:r>
+    </w:p>
+    <w:p>
+      <w:pPr>
+        <w:shd w:fill="F4F4F4" w:color="auto" w:val="clear"/>
+        <w:spacing w:after="0"/>
+        <w:ind w:left="360"/>
+      </w:pPr>
+      <w:r>
+        <w:rPr>
+          <w:rFonts w:ascii="Consolas" w:cs="Consolas" w:eastAsia="Consolas" w:hAnsi="Consolas"/>
+          <w:sz w:val="18"/>
+          <w:szCs w:val="18"/>
+        </w:rPr>
+        <w:t xml:space="preserve">        print("  agreement :", abl.get("candidate_vs_local_agreement"),</w:t>
+      </w:r>
+    </w:p>
+    <w:p>
+      <w:pPr>
+        <w:shd w:fill="F4F4F4" w:color="auto" w:val="clear"/>
+        <w:spacing w:after="0"/>
+        <w:ind w:left="360"/>
+      </w:pPr>
+      <w:r>
+        <w:rPr>
+          <w:rFonts w:ascii="Consolas" w:cs="Consolas" w:eastAsia="Consolas" w:hAnsi="Consolas"/>
+          <w:sz w:val="18"/>
+          <w:szCs w:val="18"/>
+        </w:rPr>
+        <w:t xml:space="preserve">              "| stability:", abl.get("local_vs_augmented_stability"))</w:t>
+      </w:r>
+    </w:p>
+    <w:p>
+      <w:pPr>
+        <w:shd w:fill="F4F4F4" w:color="auto" w:val="clear"/>
+        <w:spacing w:after="0"/>
+        <w:ind w:left="360"/>
+      </w:pPr>
+      <w:r>
+        <w:rPr>
+          <w:rFonts w:ascii="Consolas" w:cs="Consolas" w:eastAsia="Consolas" w:hAnsi="Consolas"/>
+          <w:sz w:val="18"/>
+          <w:szCs w:val="18"/>
+        </w:rPr>
+        <w:t xml:space="preserve">        break</w:t>
+      </w:r>
+    </w:p>
+    <w:p>
+      <w:pPr>
+        <w:spacing w:after="140"/>
+      </w:pPr>
     </w:p>
     <w:p>
       <w:pPr>

--- a/docs/report/supporting_materials.docx
+++ b/docs/report/supporting_materials.docx
@@ -16980,7 +16980,18 @@
         <w:t xml:space="preserve">02_vlm_benchmark_run.ipynb</w:t>
       </w:r>
       <w:r>
-        <w:t xml:space="preserve">, which prints the reference metadata beside every model's prediction. Five clips are reproduced here because each shows something the aggregate tables cannot. A sixth, which the placeholder at the end of this appendix specifies, is not recoverable from the committed artefacts.</w:t>
+        <w:t xml:space="preserve">, which prints the reference metadata beside every model's prediction. Five clips are reproduced here because each shows something the aggregate tables cannot; a sixth (E.6) comes from the hosted-annotator diagnostic in </w:t>
+      </w:r>
+      <w:r>
+        <w:rPr>
+          <w:rFonts w:ascii="Consolas" w:cs="Consolas" w:eastAsia="Consolas" w:hAnsi="Consolas"/>
+          <w:sz w:val="18"/>
+          <w:szCs w:val="18"/>
+        </w:rPr>
+        <w:t xml:space="preserve">01_metadata_pipeline.ipynb</w:t>
+      </w:r>
+      <w:r>
+        <w:t xml:space="preserve"> instead, and is the only place in either document where the third annotator's effect on a single record is visible.</w:t>
       </w:r>
     </w:p>
     <w:p>
@@ -18705,196 +18716,465 @@
         <w:rPr>
           <w:b/>
           <w:bCs/>
-          <w:highlight w:val="yellow"/>
-          <w:highlightCs w:val="yellow"/>
-        </w:rPr>
-        <w:t xml:space="preserve">`[TO FILL: one further clip, showing a case where the hosted annotator changed the published visual tags (paper §IV-F). The five clips above come from the benchmark spot-check, which prints the published reference against the seven benchmark models and therefore cannot show it; the per-clip `gemini_ablation` diagnostic lives in `ground_truth_metadata.json`, which is not in the repository. RQ4 reports that the hosted annotator changed the published visual tags on 49.0% of clips, and no single instance of that change is shown anywhere in either document. One cell in `01_metadata_pipeline.ipynb` produces the example:]`</w:t>
-      </w:r>
-    </w:p>
-    <w:p>
-      <w:pPr>
-        <w:shd w:fill="F4F4F4" w:color="auto" w:val="clear"/>
-        <w:spacing w:after="0"/>
-        <w:ind w:left="360"/>
-      </w:pPr>
-      <w:r>
-        <w:rPr>
-          <w:rFonts w:ascii="Consolas" w:cs="Consolas" w:eastAsia="Consolas" w:hAnsi="Consolas"/>
-          <w:sz w:val="18"/>
-          <w:szCs w:val="18"/>
-        </w:rPr>
-        <w:t xml:space="preserve">gt = json.loads(FOCUSED_GROUND_TRUTH_FILE.with_name(</w:t>
-      </w:r>
-    </w:p>
-    <w:p>
-      <w:pPr>
-        <w:shd w:fill="F4F4F4" w:color="auto" w:val="clear"/>
-        <w:spacing w:after="0"/>
-        <w:ind w:left="360"/>
-      </w:pPr>
-      <w:r>
-        <w:rPr>
-          <w:rFonts w:ascii="Consolas" w:cs="Consolas" w:eastAsia="Consolas" w:hAnsi="Consolas"/>
-          <w:sz w:val="18"/>
-          <w:szCs w:val="18"/>
-        </w:rPr>
-        <w:t xml:space="preserve">    "ground_truth_metadata.json").read_text())</w:t>
-      </w:r>
-    </w:p>
-    <w:p>
-      <w:pPr>
-        <w:shd w:fill="F4F4F4" w:color="auto" w:val="clear"/>
-        <w:spacing w:after="0"/>
-        <w:ind w:left="360"/>
-      </w:pPr>
-      <w:r>
-        <w:rPr>
-          <w:rFonts w:ascii="Consolas" w:cs="Consolas" w:eastAsia="Consolas" w:hAnsi="Consolas"/>
-          <w:sz w:val="18"/>
-          <w:szCs w:val="18"/>
-        </w:rPr>
-        <w:t xml:space="preserve">for clip in gt["clips"]:</w:t>
-      </w:r>
-    </w:p>
-    <w:p>
-      <w:pPr>
-        <w:shd w:fill="F4F4F4" w:color="auto" w:val="clear"/>
-        <w:spacing w:after="0"/>
-        <w:ind w:left="360"/>
-      </w:pPr>
-      <w:r>
-        <w:rPr>
-          <w:rFonts w:ascii="Consolas" w:cs="Consolas" w:eastAsia="Consolas" w:hAnsi="Consolas"/>
-          <w:sz w:val="18"/>
-          <w:szCs w:val="18"/>
-        </w:rPr>
-        <w:t xml:space="preserve">    ev = (clip.get("ground_truth_metadata") or {}).get("visual_tags") or {}</w:t>
-      </w:r>
-    </w:p>
-    <w:p>
-      <w:pPr>
-        <w:shd w:fill="F4F4F4" w:color="auto" w:val="clear"/>
-        <w:spacing w:after="0"/>
-        <w:ind w:left="360"/>
-      </w:pPr>
-      <w:r>
-        <w:rPr>
-          <w:rFonts w:ascii="Consolas" w:cs="Consolas" w:eastAsia="Consolas" w:hAnsi="Consolas"/>
-          <w:sz w:val="18"/>
-          <w:szCs w:val="18"/>
-        </w:rPr>
-        <w:t xml:space="preserve">    abl = ev.get("gemini_ablation") or {}</w:t>
-      </w:r>
-    </w:p>
-    <w:p>
-      <w:pPr>
-        <w:shd w:fill="F4F4F4" w:color="auto" w:val="clear"/>
-        <w:spacing w:after="0"/>
-        <w:ind w:left="360"/>
-      </w:pPr>
-      <w:r>
-        <w:rPr>
-          <w:rFonts w:ascii="Consolas" w:cs="Consolas" w:eastAsia="Consolas" w:hAnsi="Consolas"/>
-          <w:sz w:val="18"/>
-          <w:szCs w:val="18"/>
-        </w:rPr>
-        <w:t xml:space="preserve">    if abl.get("available") and abl.get("exact_output_changed"):</w:t>
-      </w:r>
-    </w:p>
-    <w:p>
-      <w:pPr>
-        <w:shd w:fill="F4F4F4" w:color="auto" w:val="clear"/>
-        <w:spacing w:after="0"/>
-        <w:ind w:left="360"/>
-      </w:pPr>
-      <w:r>
-        <w:rPr>
-          <w:rFonts w:ascii="Consolas" w:cs="Consolas" w:eastAsia="Consolas" w:hAnsi="Consolas"/>
-          <w:sz w:val="18"/>
-          <w:szCs w:val="18"/>
-        </w:rPr>
-        <w:t xml:space="preserve">        print(clip["clip_id"], clip.get("split"))</w:t>
-      </w:r>
-    </w:p>
-    <w:p>
-      <w:pPr>
-        <w:shd w:fill="F4F4F4" w:color="auto" w:val="clear"/>
-        <w:spacing w:after="0"/>
-        <w:ind w:left="360"/>
-      </w:pPr>
-      <w:r>
-        <w:rPr>
-          <w:rFonts w:ascii="Consolas" w:cs="Consolas" w:eastAsia="Consolas" w:hAnsi="Consolas"/>
-          <w:sz w:val="18"/>
-          <w:szCs w:val="18"/>
-        </w:rPr>
-        <w:t xml:space="preserve">        print("  published :", ev.get("value"))</w:t>
-      </w:r>
-    </w:p>
-    <w:p>
-      <w:pPr>
-        <w:shd w:fill="F4F4F4" w:color="auto" w:val="clear"/>
-        <w:spacing w:after="0"/>
-        <w:ind w:left="360"/>
-      </w:pPr>
-      <w:r>
-        <w:rPr>
-          <w:rFonts w:ascii="Consolas" w:cs="Consolas" w:eastAsia="Consolas" w:hAnsi="Consolas"/>
-          <w:sz w:val="18"/>
-          <w:szCs w:val="18"/>
-        </w:rPr>
-        <w:t xml:space="preserve">        print("  gemini    :", abl.get("gemini_candidate"))</w:t>
-      </w:r>
-    </w:p>
-    <w:p>
-      <w:pPr>
-        <w:shd w:fill="F4F4F4" w:color="auto" w:val="clear"/>
-        <w:spacing w:after="0"/>
-        <w:ind w:left="360"/>
-      </w:pPr>
-      <w:r>
-        <w:rPr>
-          <w:rFonts w:ascii="Consolas" w:cs="Consolas" w:eastAsia="Consolas" w:hAnsi="Consolas"/>
-          <w:sz w:val="18"/>
-          <w:szCs w:val="18"/>
-        </w:rPr>
-        <w:t xml:space="preserve">        print("  agreement :", abl.get("candidate_vs_local_agreement"),</w:t>
-      </w:r>
-    </w:p>
-    <w:p>
-      <w:pPr>
-        <w:shd w:fill="F4F4F4" w:color="auto" w:val="clear"/>
-        <w:spacing w:after="0"/>
-        <w:ind w:left="360"/>
-      </w:pPr>
-      <w:r>
-        <w:rPr>
-          <w:rFonts w:ascii="Consolas" w:cs="Consolas" w:eastAsia="Consolas" w:hAnsi="Consolas"/>
-          <w:sz w:val="18"/>
-          <w:szCs w:val="18"/>
-        </w:rPr>
-        <w:t xml:space="preserve">              "| stability:", abl.get("local_vs_augmented_stability"))</w:t>
-      </w:r>
-    </w:p>
-    <w:p>
-      <w:pPr>
-        <w:shd w:fill="F4F4F4" w:color="auto" w:val="clear"/>
-        <w:spacing w:after="0"/>
-        <w:ind w:left="360"/>
-      </w:pPr>
-      <w:r>
-        <w:rPr>
-          <w:rFonts w:ascii="Consolas" w:cs="Consolas" w:eastAsia="Consolas" w:hAnsi="Consolas"/>
-          <w:sz w:val="18"/>
-          <w:szCs w:val="18"/>
-        </w:rPr>
-        <w:t xml:space="preserve">        break</w:t>
-      </w:r>
-    </w:p>
-    <w:p>
-      <w:pPr>
-        <w:spacing w:after="140"/>
-      </w:pPr>
+        </w:rPr>
+        <w:t xml:space="preserve">E.6 — `10_Jacobin_Launch_230316…clip0001`: the hosted annotator declines the interview prior.</w:t>
+      </w:r>
+    </w:p>
+    <w:p>
+      <w:pPr>
+        <w:spacing w:after="140" w:line="276"/>
+        <w:jc w:val="both"/>
+      </w:pPr>
+      <w:r>
+        <w:t xml:space="preserve">This is the clip the appendix most needed: one of the 49.0% where the hosted annotator changed the published visual-tag set. It is the adjacent clip to E.5, in the same book launch.</w:t>
+      </w:r>
+    </w:p>
+    <w:tbl>
+      <w:tblPr>
+        <w:tblW w:type="dxa" w:w="9360"/>
+        <w:tblBorders>
+          <w:top w:val="single" w:color="auto" w:sz="4"/>
+          <w:left w:val="single" w:color="auto" w:sz="4"/>
+          <w:bottom w:val="single" w:color="auto" w:sz="4"/>
+          <w:right w:val="single" w:color="auto" w:sz="4"/>
+          <w:insideH w:val="single" w:color="auto" w:sz="4"/>
+          <w:insideV w:val="single" w:color="auto" w:sz="4"/>
+        </w:tblBorders>
+      </w:tblPr>
+      <w:tblGrid>
+        <w:gridCol w:w="4360"/>
+        <w:gridCol w:w="5000"/>
+      </w:tblGrid>
+      <w:tr>
+        <w:trPr>
+          <w:tblHeader/>
+        </w:trPr>
+        <w:tc>
+          <w:tcPr>
+            <w:tcW w:type="dxa" w:w="4360"/>
+            <w:shd w:fill="EFEFEF" w:color="auto" w:val="clear"/>
+            <w:tcMar>
+              <w:top w:type="dxa" w:w="60"/>
+              <w:left w:type="dxa" w:w="90"/>
+              <w:bottom w:type="dxa" w:w="60"/>
+              <w:right w:type="dxa" w:w="90"/>
+            </w:tcMar>
+          </w:tcPr>
+          <w:p>
+            <w:pPr>
+              <w:spacing w:after="0"/>
+            </w:pPr>
+            <w:r>
+              <w:rPr>
+                <w:b/>
+                <w:bCs/>
+              </w:rPr>
+              <w:t xml:space="preserve">Source</w:t>
+            </w:r>
+          </w:p>
+        </w:tc>
+        <w:tc>
+          <w:tcPr>
+            <w:tcW w:type="dxa" w:w="5000"/>
+            <w:shd w:fill="EFEFEF" w:color="auto" w:val="clear"/>
+            <w:tcMar>
+              <w:top w:type="dxa" w:w="60"/>
+              <w:left w:type="dxa" w:w="90"/>
+              <w:bottom w:type="dxa" w:w="60"/>
+              <w:right w:type="dxa" w:w="90"/>
+            </w:tcMar>
+          </w:tcPr>
+          <w:p>
+            <w:pPr>
+              <w:spacing w:after="0"/>
+            </w:pPr>
+            <w:r>
+              <w:rPr>
+                <w:b/>
+                <w:bCs/>
+              </w:rPr>
+              <w:t xml:space="preserve">Visual tags</w:t>
+            </w:r>
+          </w:p>
+        </w:tc>
+      </w:tr>
+      <w:tr>
+        <w:trPr>
+          <w:tblHeader w:val="false"/>
+        </w:trPr>
+        <w:tc>
+          <w:tcPr>
+            <w:tcW w:type="dxa" w:w="4360"/>
+            <w:tcMar>
+              <w:top w:type="dxa" w:w="60"/>
+              <w:left w:type="dxa" w:w="90"/>
+              <w:bottom w:type="dxa" w:w="60"/>
+              <w:right w:type="dxa" w:w="90"/>
+            </w:tcMar>
+          </w:tcPr>
+          <w:p>
+            <w:pPr>
+              <w:spacing w:after="0"/>
+            </w:pPr>
+            <w:r>
+              <w:t xml:space="preserve">Published (augmented consensus)</w:t>
+            </w:r>
+          </w:p>
+        </w:tc>
+        <w:tc>
+          <w:tcPr>
+            <w:tcW w:type="dxa" w:w="5000"/>
+            <w:tcMar>
+              <w:top w:type="dxa" w:w="60"/>
+              <w:left w:type="dxa" w:w="90"/>
+              <w:bottom w:type="dxa" w:w="60"/>
+              <w:right w:type="dxa" w:w="90"/>
+            </w:tcMar>
+          </w:tcPr>
+          <w:p>
+            <w:pPr>
+              <w:spacing w:after="0"/>
+            </w:pPr>
+            <w:r>
+              <w:rPr>
+                <w:rFonts w:ascii="Consolas" w:cs="Consolas" w:eastAsia="Consolas" w:hAnsi="Consolas"/>
+                <w:sz w:val="18"/>
+                <w:szCs w:val="18"/>
+              </w:rPr>
+              <w:t xml:space="preserve">audience</w:t>
+            </w:r>
+            <w:r>
+              <w:t xml:space="preserve">, </w:t>
+            </w:r>
+            <w:r>
+              <w:rPr>
+                <w:rFonts w:ascii="Consolas" w:cs="Consolas" w:eastAsia="Consolas" w:hAnsi="Consolas"/>
+                <w:sz w:val="18"/>
+                <w:szCs w:val="18"/>
+              </w:rPr>
+              <w:t xml:space="preserve">person speaking</w:t>
+            </w:r>
+            <w:r>
+              <w:t xml:space="preserve">, </w:t>
+            </w:r>
+            <w:r>
+              <w:rPr>
+                <w:rFonts w:ascii="Consolas" w:cs="Consolas" w:eastAsia="Consolas" w:hAnsi="Consolas"/>
+                <w:sz w:val="18"/>
+                <w:szCs w:val="18"/>
+              </w:rPr>
+              <w:t xml:space="preserve">interview</w:t>
+            </w:r>
+            <w:r>
+              <w:t xml:space="preserve">, </w:t>
+            </w:r>
+            <w:r>
+              <w:rPr>
+                <w:rFonts w:ascii="Consolas" w:cs="Consolas" w:eastAsia="Consolas" w:hAnsi="Consolas"/>
+                <w:sz w:val="18"/>
+                <w:szCs w:val="18"/>
+              </w:rPr>
+              <w:t xml:space="preserve">reporter</w:t>
+            </w:r>
+          </w:p>
+        </w:tc>
+      </w:tr>
+      <w:tr>
+        <w:trPr>
+          <w:tblHeader w:val="false"/>
+        </w:trPr>
+        <w:tc>
+          <w:tcPr>
+            <w:tcW w:type="dxa" w:w="4360"/>
+            <w:tcMar>
+              <w:top w:type="dxa" w:w="60"/>
+              <w:left w:type="dxa" w:w="90"/>
+              <w:bottom w:type="dxa" w:w="60"/>
+              <w:right w:type="dxa" w:w="90"/>
+            </w:tcMar>
+          </w:tcPr>
+          <w:p>
+            <w:pPr>
+              <w:spacing w:after="0"/>
+            </w:pPr>
+            <w:r>
+              <w:t xml:space="preserve">Hosted annotator (Gemini candidate)</w:t>
+            </w:r>
+          </w:p>
+        </w:tc>
+        <w:tc>
+          <w:tcPr>
+            <w:tcW w:type="dxa" w:w="5000"/>
+            <w:tcMar>
+              <w:top w:type="dxa" w:w="60"/>
+              <w:left w:type="dxa" w:w="90"/>
+              <w:bottom w:type="dxa" w:w="60"/>
+              <w:right w:type="dxa" w:w="90"/>
+            </w:tcMar>
+          </w:tcPr>
+          <w:p>
+            <w:pPr>
+              <w:spacing w:after="0"/>
+            </w:pPr>
+            <w:r>
+              <w:rPr>
+                <w:rFonts w:ascii="Consolas" w:cs="Consolas" w:eastAsia="Consolas" w:hAnsi="Consolas"/>
+                <w:sz w:val="18"/>
+                <w:szCs w:val="18"/>
+              </w:rPr>
+              <w:t xml:space="preserve">indoor scene</w:t>
+            </w:r>
+            <w:r>
+              <w:t xml:space="preserve">, </w:t>
+            </w:r>
+            <w:r>
+              <w:rPr>
+                <w:rFonts w:ascii="Consolas" w:cs="Consolas" w:eastAsia="Consolas" w:hAnsi="Consolas"/>
+                <w:sz w:val="18"/>
+                <w:szCs w:val="18"/>
+              </w:rPr>
+              <w:t xml:space="preserve">person speaking</w:t>
+            </w:r>
+            <w:r>
+              <w:t xml:space="preserve">, </w:t>
+            </w:r>
+            <w:r>
+              <w:rPr>
+                <w:rFonts w:ascii="Consolas" w:cs="Consolas" w:eastAsia="Consolas" w:hAnsi="Consolas"/>
+                <w:sz w:val="18"/>
+                <w:szCs w:val="18"/>
+              </w:rPr>
+              <w:t xml:space="preserve">audience</w:t>
+            </w:r>
+          </w:p>
+        </w:tc>
+      </w:tr>
+    </w:tbl>
+    <w:p>
+      <w:pPr>
+        <w:spacing w:after="160"/>
+      </w:pPr>
+    </w:p>
+    <w:p>
+      <w:pPr>
+        <w:spacing w:after="140" w:line="276"/>
+        <w:jc w:val="both"/>
+      </w:pPr>
+      <w:r>
+        <w:t xml:space="preserve">The two sets share </w:t>
+      </w:r>
+      <w:r>
+        <w:rPr>
+          <w:rFonts w:ascii="Consolas" w:cs="Consolas" w:eastAsia="Consolas" w:hAnsi="Consolas"/>
+          <w:sz w:val="18"/>
+          <w:szCs w:val="18"/>
+        </w:rPr>
+        <w:t xml:space="preserve">person speaking</w:t>
+      </w:r>
+      <w:r>
+        <w:t xml:space="preserve"> and </w:t>
+      </w:r>
+      <w:r>
+        <w:rPr>
+          <w:rFonts w:ascii="Consolas" w:cs="Consolas" w:eastAsia="Consolas" w:hAnsi="Consolas"/>
+          <w:sz w:val="18"/>
+          <w:szCs w:val="18"/>
+        </w:rPr>
+        <w:t xml:space="preserve">audience</w:t>
+      </w:r>
+      <w:r>
+        <w:t xml:space="preserve">, giving a Jaccard agreement of </w:t>
+      </w:r>
+      <w:r>
+        <w:rPr>
+          <w:b/>
+          <w:bCs/>
+        </w:rPr>
+        <w:t xml:space="preserve">0.400</w:t>
+      </w:r>
+      <w:r>
+        <w:t xml:space="preserve"> on this clip against the corpus mean of 0.4194 — so this is a representative case, not an outlier chosen to make a point.</w:t>
+      </w:r>
+    </w:p>
+    <w:p>
+      <w:pPr>
+        <w:spacing w:after="140" w:line="276"/>
+        <w:jc w:val="both"/>
+      </w:pPr>
+      <w:r>
+        <w:rPr>
+          <w:b/>
+          <w:bCs/>
+        </w:rPr>
+        <w:t xml:space="preserve">What it shows.</w:t>
+      </w:r>
+      <w:r>
+        <w:t xml:space="preserve"> The hosted annotator, which is open-vocabulary and architecturally unrelated to either CLIP variant, does not propose </w:t>
+      </w:r>
+      <w:r>
+        <w:rPr>
+          <w:rFonts w:ascii="Consolas" w:cs="Consolas" w:eastAsia="Consolas" w:hAnsi="Consolas"/>
+          <w:sz w:val="18"/>
+          <w:szCs w:val="18"/>
+        </w:rPr>
+        <w:t xml:space="preserve">interview</w:t>
+      </w:r>
+      <w:r>
+        <w:t xml:space="preserve"> and does not propose </w:t>
+      </w:r>
+      <w:r>
+        <w:rPr>
+          <w:rFonts w:ascii="Consolas" w:cs="Consolas" w:eastAsia="Consolas" w:hAnsi="Consolas"/>
+          <w:sz w:val="18"/>
+          <w:szCs w:val="18"/>
+        </w:rPr>
+        <w:t xml:space="preserve">reporter</w:t>
+      </w:r>
+      <w:r>
+        <w:t xml:space="preserve">. Both survive into the published record anyway. E.5 argued from the tag-frequency audit (§6.1) that those two labels fire far too readily across the corpus — </w:t>
+      </w:r>
+      <w:r>
+        <w:rPr>
+          <w:rFonts w:ascii="Consolas" w:cs="Consolas" w:eastAsia="Consolas" w:hAnsi="Consolas"/>
+          <w:sz w:val="18"/>
+          <w:szCs w:val="18"/>
+        </w:rPr>
+        <w:t xml:space="preserve">interview</w:t>
+      </w:r>
+      <w:r>
+        <w:t xml:space="preserve"> on 85.8% of clips, </w:t>
+      </w:r>
+      <w:r>
+        <w:rPr>
+          <w:rFonts w:ascii="Consolas" w:cs="Consolas" w:eastAsia="Consolas" w:hAnsi="Consolas"/>
+          <w:sz w:val="18"/>
+          <w:szCs w:val="18"/>
+        </w:rPr>
+        <w:t xml:space="preserve">reporter</w:t>
+      </w:r>
+      <w:r>
+        <w:t xml:space="preserve"> on 63.4% — and that they are wrong on this book launch. Here an independent third source agrees they are wrong, and the equal-weight scheme publishes them regardless, because two correlated CLIP variants outvote the one family that dissents. RQ4's refutation and §3.6's correlated-source limitation are the same defect seen from two directions, and this clip is the instance of it.</w:t>
+      </w:r>
+    </w:p>
+    <w:p>
+      <w:pPr>
+        <w:spacing w:after="140" w:line="276"/>
+        <w:jc w:val="both"/>
+      </w:pPr>
+      <w:r>
+        <w:t xml:space="preserve">The change is also not simply additive: Gemini's </w:t>
+      </w:r>
+      <w:r>
+        <w:rPr>
+          <w:rFonts w:ascii="Consolas" w:cs="Consolas" w:eastAsia="Consolas" w:hAnsi="Consolas"/>
+          <w:sz w:val="18"/>
+          <w:szCs w:val="18"/>
+        </w:rPr>
+        <w:t xml:space="preserve">indoor scene</w:t>
+      </w:r>
+      <w:r>
+        <w:t xml:space="preserve"> did </w:t>
+      </w:r>
+      <w:r>
+        <w:rPr>
+          <w:b/>
+          <w:bCs/>
+        </w:rPr>
+        <w:t xml:space="preserve">not</w:t>
+      </w:r>
+      <w:r>
+        <w:t xml:space="preserve"> enter the published set. So the third annotator's contribution here was to alter which of the local candidates survived, while its own strongest dissent — the absence of </w:t>
+      </w:r>
+      <w:r>
+        <w:rPr>
+          <w:rFonts w:ascii="Consolas" w:cs="Consolas" w:eastAsia="Consolas" w:hAnsi="Consolas"/>
+          <w:sz w:val="18"/>
+          <w:szCs w:val="18"/>
+        </w:rPr>
+        <w:t xml:space="preserve">interview</w:t>
+      </w:r>
+      <w:r>
+        <w:t xml:space="preserve"> and </w:t>
+      </w:r>
+      <w:r>
+        <w:rPr>
+          <w:rFonts w:ascii="Consolas" w:cs="Consolas" w:eastAsia="Consolas" w:hAnsi="Consolas"/>
+          <w:sz w:val="18"/>
+          <w:szCs w:val="18"/>
+        </w:rPr>
+        <w:t xml:space="preserve">reporter</w:t>
+      </w:r>
+      <w:r>
+        <w:t xml:space="preserve"> — had no effect at all.</w:t>
+      </w:r>
+    </w:p>
+    <w:p>
+      <w:pPr>
+        <w:spacing w:after="140" w:line="276"/>
+        <w:jc w:val="both"/>
+      </w:pPr>
+      <w:r>
+        <w:rPr>
+          <w:b/>
+          <w:bCs/>
+        </w:rPr>
+        <w:t xml:space="preserve">What cannot be read from this.</w:t>
+      </w:r>
+      <w:r>
+        <w:t xml:space="preserve"> The </w:t>
+      </w:r>
+      <w:r>
+        <w:rPr>
+          <w:rFonts w:ascii="Consolas" w:cs="Consolas" w:eastAsia="Consolas" w:hAnsi="Consolas"/>
+          <w:sz w:val="18"/>
+          <w:szCs w:val="18"/>
+        </w:rPr>
+        <w:t xml:space="preserve">gemini_ablation</w:t>
+      </w:r>
+      <w:r>
+        <w:t xml:space="preserve"> diagnostic stores the Gemini candidate, the agreement and the stability, but </w:t>
+      </w:r>
+      <w:r>
+        <w:rPr>
+          <w:b/>
+          <w:bCs/>
+        </w:rPr>
+        <w:t xml:space="preserve">not the local-only tag set</w:t>
+      </w:r>
+      <w:r>
+        <w:t xml:space="preserve">. The published set above is the augmented output, so the record establishes </w:t>
+      </w:r>
+      <w:r>
+        <w:rPr>
+          <w:i/>
+          <w:iCs/>
+        </w:rPr>
+        <w:t xml:space="preserve">that</w:t>
+      </w:r>
+      <w:r>
+        <w:t xml:space="preserve"> the output changed and </w:t>
+      </w:r>
+      <w:r>
+        <w:rPr>
+          <w:i/>
+          <w:iCs/>
+        </w:rPr>
+        <w:t xml:space="preserve">what the third source proposed</w:t>
+      </w:r>
+      <w:r>
+        <w:t xml:space="preserve">, but not which specific tag was added or dropped. This is the §3.6 limitation again — per source candidate lists are consumed inside the consensus functions and not retained — and it is the single change to </w:t>
+      </w:r>
+      <w:r>
+        <w:rPr>
+          <w:rFonts w:ascii="Consolas" w:cs="Consolas" w:eastAsia="Consolas" w:hAnsi="Consolas"/>
+          <w:sz w:val="18"/>
+          <w:szCs w:val="18"/>
+        </w:rPr>
+        <w:t xml:space="preserve">make_consensus_field</w:t>
+      </w:r>
+      <w:r>
+        <w:t xml:space="preserve"> that would make RQ4 fully auditable rather than partly inferred.</w:t>
+      </w:r>
     </w:p>
     <w:p>
       <w:pPr>

--- a/docs/report/supporting_materials.docx
+++ b/docs/report/supporting_materials.docx
@@ -8035,8 +8035,538 @@
         <w:jc w:val="both"/>
       </w:pPr>
       <w:r>
-        <w:t xml:space="preserve">The footage shows identifiable members of the public in public settings, recorded for broadcast. Controls: no identity inference anywhere in the pipeline, and the hosted annotator is explicitly prompted against it; people count published as an integer only, never demographic attributes; the hosted API is optional and gated on licence and data-governance approval, with full local-only operation supported; API keys never written to artefacts. </w:t>
-      </w:r>
+        <w:t xml:space="preserve">The footage shows identifiable members of the public in public settings, recorded and broadcast by NVTV. Controls: no identity inference anywhere in the pipeline, and the hosted annotator is explicitly prompted against it; people count published as an integer only, never demographic attributes; the hosted API is optional and gated on licence and data-governance approval, with full local-only operation supported; API keys never written to artefacts — </w:t>
+      </w:r>
+      <w:r>
+        <w:rPr>
+          <w:rFonts w:ascii="Consolas" w:cs="Consolas" w:eastAsia="Consolas" w:hAnsi="Consolas"/>
+          <w:sz w:val="18"/>
+          <w:szCs w:val="18"/>
+        </w:rPr>
+        <w:t xml:space="preserve">get_gemini_api_key</w:t>
+      </w:r>
+      <w:r>
+        <w:t xml:space="preserve"> reads the key from the environment or the Colab secret store and it is not printed or persisted.</w:t>
+      </w:r>
+    </w:p>
+    <w:p>
+      <w:pPr>
+        <w:spacing w:after="140" w:line="276"/>
+        <w:jc w:val="both"/>
+      </w:pPr>
+      <w:r>
+        <w:rPr>
+          <w:b/>
+          <w:bCs/>
+        </w:rPr>
+        <w:t xml:space="preserve">The reported run used the hosted API.</w:t>
+      </w:r>
+      <w:r>
+        <w:t xml:space="preserve"> This must be stated plainly rather than left to the "optional" wording above. The published ground truth is </w:t>
+      </w:r>
+      <w:r>
+        <w:rPr>
+          <w:i/>
+          <w:iCs/>
+        </w:rPr>
+        <w:t xml:space="preserve">not</w:t>
+      </w:r>
+      <w:r>
+        <w:t xml:space="preserve"> the local-only configuration: the hosted annotator is a weighted source in </w:t>
+      </w:r>
+      <w:r>
+        <w:rPr>
+          <w:rFonts w:ascii="Consolas" w:cs="Consolas" w:eastAsia="Consolas" w:hAnsi="Consolas"/>
+          <w:sz w:val="18"/>
+          <w:szCs w:val="18"/>
+        </w:rPr>
+        <w:t xml:space="preserve">visual_tags</w:t>
+      </w:r>
+      <w:r>
+        <w:t xml:space="preserve">, </w:t>
+      </w:r>
+      <w:r>
+        <w:rPr>
+          <w:rFonts w:ascii="Consolas" w:cs="Consolas" w:eastAsia="Consolas" w:hAnsi="Consolas"/>
+          <w:sz w:val="18"/>
+          <w:szCs w:val="18"/>
+        </w:rPr>
+        <w:t xml:space="preserve">on_screen_text</w:t>
+      </w:r>
+      <w:r>
+        <w:t xml:space="preserve"> and </w:t>
+      </w:r>
+      <w:r>
+        <w:rPr>
+          <w:rFonts w:ascii="Consolas" w:cs="Consolas" w:eastAsia="Consolas" w:hAnsi="Consolas"/>
+          <w:sz w:val="18"/>
+          <w:szCs w:val="18"/>
+        </w:rPr>
+        <w:t xml:space="preserve">people_count</w:t>
+      </w:r>
+      <w:r>
+        <w:t xml:space="preserve">, its candidate coverage on visual tags is 1.0000 across all 626 clips, and RQ4 exists precisely because that source changed 49.0% of published tag sets. Every result in both documents therefore rests on a run in which frames left the institution.</w:t>
+      </w:r>
+    </w:p>
+    <w:tbl>
+      <w:tblPr>
+        <w:tblW w:type="dxa" w:w="9360"/>
+        <w:tblBorders>
+          <w:top w:val="single" w:color="auto" w:sz="4"/>
+          <w:left w:val="single" w:color="auto" w:sz="4"/>
+          <w:bottom w:val="single" w:color="auto" w:sz="4"/>
+          <w:right w:val="single" w:color="auto" w:sz="4"/>
+          <w:insideH w:val="single" w:color="auto" w:sz="4"/>
+          <w:insideV w:val="single" w:color="auto" w:sz="4"/>
+        </w:tblBorders>
+      </w:tblPr>
+      <w:tblGrid>
+        <w:gridCol w:w="2681"/>
+        <w:gridCol w:w="6679"/>
+      </w:tblGrid>
+      <w:tr>
+        <w:trPr>
+          <w:tblHeader/>
+        </w:trPr>
+        <w:tc>
+          <w:tcPr>
+            <w:tcW w:type="dxa" w:w="2681"/>
+            <w:shd w:fill="EFEFEF" w:color="auto" w:val="clear"/>
+            <w:tcMar>
+              <w:top w:type="dxa" w:w="60"/>
+              <w:left w:type="dxa" w:w="90"/>
+              <w:bottom w:type="dxa" w:w="60"/>
+              <w:right w:type="dxa" w:w="90"/>
+            </w:tcMar>
+          </w:tcPr>
+          <w:p>
+            <w:pPr>
+              <w:spacing w:after="0"/>
+            </w:pPr>
+            <w:r>
+              <w:t xml:space="preserve"/>
+            </w:r>
+          </w:p>
+        </w:tc>
+        <w:tc>
+          <w:tcPr>
+            <w:tcW w:type="dxa" w:w="6679"/>
+            <w:shd w:fill="EFEFEF" w:color="auto" w:val="clear"/>
+            <w:tcMar>
+              <w:top w:type="dxa" w:w="60"/>
+              <w:left w:type="dxa" w:w="90"/>
+              <w:bottom w:type="dxa" w:w="60"/>
+              <w:right w:type="dxa" w:w="90"/>
+            </w:tcMar>
+          </w:tcPr>
+          <w:p>
+            <w:pPr>
+              <w:spacing w:after="0"/>
+            </w:pPr>
+            <w:r>
+              <w:rPr>
+                <w:b/>
+                <w:bCs/>
+              </w:rPr>
+              <w:t xml:space="preserve">Reported run</w:t>
+            </w:r>
+          </w:p>
+        </w:tc>
+      </w:tr>
+      <w:tr>
+        <w:trPr>
+          <w:tblHeader w:val="false"/>
+        </w:trPr>
+        <w:tc>
+          <w:tcPr>
+            <w:tcW w:type="dxa" w:w="2681"/>
+            <w:tcMar>
+              <w:top w:type="dxa" w:w="60"/>
+              <w:left w:type="dxa" w:w="90"/>
+              <w:bottom w:type="dxa" w:w="60"/>
+              <w:right w:type="dxa" w:w="90"/>
+            </w:tcMar>
+          </w:tcPr>
+          <w:p>
+            <w:pPr>
+              <w:spacing w:after="0"/>
+            </w:pPr>
+            <w:r>
+              <w:t xml:space="preserve">Provider and model</w:t>
+            </w:r>
+          </w:p>
+        </w:tc>
+        <w:tc>
+          <w:tcPr>
+            <w:tcW w:type="dxa" w:w="6679"/>
+            <w:tcMar>
+              <w:top w:type="dxa" w:w="60"/>
+              <w:left w:type="dxa" w:w="90"/>
+              <w:bottom w:type="dxa" w:w="60"/>
+              <w:right w:type="dxa" w:w="90"/>
+            </w:tcMar>
+          </w:tcPr>
+          <w:p>
+            <w:pPr>
+              <w:spacing w:after="0"/>
+            </w:pPr>
+            <w:r>
+              <w:t xml:space="preserve">Google Gemini Developer API, </w:t>
+            </w:r>
+            <w:r>
+              <w:rPr>
+                <w:rFonts w:ascii="Consolas" w:cs="Consolas" w:eastAsia="Consolas" w:hAnsi="Consolas"/>
+                <w:sz w:val="18"/>
+                <w:szCs w:val="18"/>
+              </w:rPr>
+              <w:t xml:space="preserve">gemini-3.6-flash</w:t>
+            </w:r>
+          </w:p>
+        </w:tc>
+      </w:tr>
+      <w:tr>
+        <w:trPr>
+          <w:tblHeader w:val="false"/>
+        </w:trPr>
+        <w:tc>
+          <w:tcPr>
+            <w:tcW w:type="dxa" w:w="2681"/>
+            <w:tcMar>
+              <w:top w:type="dxa" w:w="60"/>
+              <w:left w:type="dxa" w:w="90"/>
+              <w:bottom w:type="dxa" w:w="60"/>
+              <w:right w:type="dxa" w:w="90"/>
+            </w:tcMar>
+          </w:tcPr>
+          <w:p>
+            <w:pPr>
+              <w:spacing w:after="0"/>
+            </w:pPr>
+            <w:r>
+              <w:t xml:space="preserve">Transmitted per clip</w:t>
+            </w:r>
+          </w:p>
+        </w:tc>
+        <w:tc>
+          <w:tcPr>
+            <w:tcW w:type="dxa" w:w="6679"/>
+            <w:tcMar>
+              <w:top w:type="dxa" w:w="60"/>
+              <w:left w:type="dxa" w:w="90"/>
+              <w:bottom w:type="dxa" w:w="60"/>
+              <w:right w:type="dxa" w:w="90"/>
+            </w:tcMar>
+          </w:tcPr>
+          <w:p>
+            <w:pPr>
+              <w:spacing w:after="0"/>
+            </w:pPr>
+            <w:r>
+              <w:t xml:space="preserve">Up to 5 chronological JPEG frames (scene-aware sampling), base64 inline</w:t>
+            </w:r>
+          </w:p>
+        </w:tc>
+      </w:tr>
+      <w:tr>
+        <w:trPr>
+          <w:tblHeader w:val="false"/>
+        </w:trPr>
+        <w:tc>
+          <w:tcPr>
+            <w:tcW w:type="dxa" w:w="2681"/>
+            <w:tcMar>
+              <w:top w:type="dxa" w:w="60"/>
+              <w:left w:type="dxa" w:w="90"/>
+              <w:bottom w:type="dxa" w:w="60"/>
+              <w:right w:type="dxa" w:w="90"/>
+            </w:tcMar>
+          </w:tcPr>
+          <w:p>
+            <w:pPr>
+              <w:spacing w:after="0"/>
+            </w:pPr>
+            <w:r>
+              <w:t xml:space="preserve">Corpus transmitted</w:t>
+            </w:r>
+          </w:p>
+        </w:tc>
+        <w:tc>
+          <w:tcPr>
+            <w:tcW w:type="dxa" w:w="6679"/>
+            <w:tcMar>
+              <w:top w:type="dxa" w:w="60"/>
+              <w:left w:type="dxa" w:w="90"/>
+              <w:bottom w:type="dxa" w:w="60"/>
+              <w:right w:type="dxa" w:w="90"/>
+            </w:tcMar>
+          </w:tcPr>
+          <w:p>
+            <w:pPr>
+              <w:spacing w:after="0"/>
+            </w:pPr>
+            <w:r>
+              <w:t xml:space="preserve">626 clips, ≤ 3,130 frames</w:t>
+            </w:r>
+          </w:p>
+        </w:tc>
+      </w:tr>
+      <w:tr>
+        <w:trPr>
+          <w:tblHeader w:val="false"/>
+        </w:trPr>
+        <w:tc>
+          <w:tcPr>
+            <w:tcW w:type="dxa" w:w="2681"/>
+            <w:tcMar>
+              <w:top w:type="dxa" w:w="60"/>
+              <w:left w:type="dxa" w:w="90"/>
+              <w:bottom w:type="dxa" w:w="60"/>
+              <w:right w:type="dxa" w:w="90"/>
+            </w:tcMar>
+          </w:tcPr>
+          <w:p>
+            <w:pPr>
+              <w:spacing w:after="0"/>
+            </w:pPr>
+            <w:r>
+              <w:t xml:space="preserve">Not transmitted</w:t>
+            </w:r>
+          </w:p>
+        </w:tc>
+        <w:tc>
+          <w:tcPr>
+            <w:tcW w:type="dxa" w:w="6679"/>
+            <w:tcMar>
+              <w:top w:type="dxa" w:w="60"/>
+              <w:left w:type="dxa" w:w="90"/>
+              <w:bottom w:type="dxa" w:w="60"/>
+              <w:right w:type="dxa" w:w="90"/>
+            </w:tcMar>
+          </w:tcPr>
+          <w:p>
+            <w:pPr>
+              <w:spacing w:after="0"/>
+            </w:pPr>
+            <w:r>
+              <w:t xml:space="preserve">No audio, no transcript, no source video file, no clip identifiers beyond the request</w:t>
+            </w:r>
+          </w:p>
+        </w:tc>
+      </w:tr>
+      <w:tr>
+        <w:trPr>
+          <w:tblHeader w:val="false"/>
+        </w:trPr>
+        <w:tc>
+          <w:tcPr>
+            <w:tcW w:type="dxa" w:w="2681"/>
+            <w:tcMar>
+              <w:top w:type="dxa" w:w="60"/>
+              <w:left w:type="dxa" w:w="90"/>
+              <w:bottom w:type="dxa" w:w="60"/>
+              <w:right w:type="dxa" w:w="90"/>
+            </w:tcMar>
+          </w:tcPr>
+          <w:p>
+            <w:pPr>
+              <w:spacing w:after="0"/>
+            </w:pPr>
+            <w:r>
+              <w:t xml:space="preserve">Decoding</w:t>
+            </w:r>
+          </w:p>
+        </w:tc>
+        <w:tc>
+          <w:tcPr>
+            <w:tcW w:type="dxa" w:w="6679"/>
+            <w:tcMar>
+              <w:top w:type="dxa" w:w="60"/>
+              <w:left w:type="dxa" w:w="90"/>
+              <w:bottom w:type="dxa" w:w="60"/>
+              <w:right w:type="dxa" w:w="90"/>
+            </w:tcMar>
+          </w:tcPr>
+          <w:p>
+            <w:pPr>
+              <w:spacing w:after="0"/>
+            </w:pPr>
+            <w:r>
+              <w:rPr>
+                <w:rFonts w:ascii="Consolas" w:cs="Consolas" w:eastAsia="Consolas" w:hAnsi="Consolas"/>
+                <w:sz w:val="18"/>
+                <w:szCs w:val="18"/>
+              </w:rPr>
+              <w:t xml:space="preserve">temperature = 0.0</w:t>
+            </w:r>
+            <w:r>
+              <w:t xml:space="preserve">, </w:t>
+            </w:r>
+            <w:r>
+              <w:rPr>
+                <w:rFonts w:ascii="Consolas" w:cs="Consolas" w:eastAsia="Consolas" w:hAnsi="Consolas"/>
+                <w:sz w:val="18"/>
+                <w:szCs w:val="18"/>
+              </w:rPr>
+              <w:t xml:space="preserve">thinking_level = "minimal"</w:t>
+            </w:r>
+            <w:r>
+              <w:t xml:space="preserve">, structured response schema</w:t>
+            </w:r>
+          </w:p>
+        </w:tc>
+      </w:tr>
+      <w:tr>
+        <w:trPr>
+          <w:tblHeader w:val="false"/>
+        </w:trPr>
+        <w:tc>
+          <w:tcPr>
+            <w:tcW w:type="dxa" w:w="2681"/>
+            <w:tcMar>
+              <w:top w:type="dxa" w:w="60"/>
+              <w:left w:type="dxa" w:w="90"/>
+              <w:bottom w:type="dxa" w:w="60"/>
+              <w:right w:type="dxa" w:w="90"/>
+            </w:tcMar>
+          </w:tcPr>
+          <w:p>
+            <w:pPr>
+              <w:spacing w:after="0"/>
+            </w:pPr>
+            <w:r>
+              <w:t xml:space="preserve">Prompt constraint</w:t>
+            </w:r>
+          </w:p>
+        </w:tc>
+        <w:tc>
+          <w:tcPr>
+            <w:tcW w:type="dxa" w:w="6679"/>
+            <w:tcMar>
+              <w:top w:type="dxa" w:w="60"/>
+              <w:left w:type="dxa" w:w="90"/>
+              <w:bottom w:type="dxa" w:w="60"/>
+              <w:right w:type="dxa" w:w="90"/>
+            </w:tcMar>
+          </w:tcPr>
+          <w:p>
+            <w:pPr>
+              <w:spacing w:after="0"/>
+            </w:pPr>
+            <w:r>
+              <w:rPr>
+                <w:i/>
+                <w:iCs/>
+              </w:rPr>
+              <w:t xml:space="preserve">"Do not identify named people. Do not infer audio, speech, intent, location names or events that are not visibly supported."</w:t>
+            </w:r>
+          </w:p>
+        </w:tc>
+      </w:tr>
+      <w:tr>
+        <w:trPr>
+          <w:tblHeader w:val="false"/>
+        </w:trPr>
+        <w:tc>
+          <w:tcPr>
+            <w:tcW w:type="dxa" w:w="2681"/>
+            <w:tcMar>
+              <w:top w:type="dxa" w:w="60"/>
+              <w:left w:type="dxa" w:w="90"/>
+              <w:bottom w:type="dxa" w:w="60"/>
+              <w:right w:type="dxa" w:w="90"/>
+            </w:tcMar>
+          </w:tcPr>
+          <w:p>
+            <w:pPr>
+              <w:spacing w:after="0"/>
+            </w:pPr>
+            <w:r>
+              <w:t xml:space="preserve">Provenance recorded</w:t>
+            </w:r>
+          </w:p>
+        </w:tc>
+        <w:tc>
+          <w:tcPr>
+            <w:tcW w:type="dxa" w:w="6679"/>
+            <w:tcMar>
+              <w:top w:type="dxa" w:w="60"/>
+              <w:left w:type="dxa" w:w="90"/>
+              <w:bottom w:type="dxa" w:w="60"/>
+              <w:right w:type="dxa" w:w="90"/>
+            </w:tcMar>
+          </w:tcPr>
+          <w:p>
+            <w:pPr>
+              <w:spacing w:after="0"/>
+            </w:pPr>
+            <w:r>
+              <w:t xml:space="preserve">Provider, model, SDK version, prompt version, prompt SHA-256, response-schema SHA-256, decoding parameters</w:t>
+            </w:r>
+          </w:p>
+        </w:tc>
+      </w:tr>
+      <w:tr>
+        <w:trPr>
+          <w:tblHeader w:val="false"/>
+        </w:trPr>
+        <w:tc>
+          <w:tcPr>
+            <w:tcW w:type="dxa" w:w="2681"/>
+            <w:tcMar>
+              <w:top w:type="dxa" w:w="60"/>
+              <w:left w:type="dxa" w:w="90"/>
+              <w:bottom w:type="dxa" w:w="60"/>
+              <w:right w:type="dxa" w:w="90"/>
+            </w:tcMar>
+          </w:tcPr>
+          <w:p>
+            <w:pPr>
+              <w:spacing w:after="0"/>
+            </w:pPr>
+            <w:r>
+              <w:t xml:space="preserve">OCR role</w:t>
+            </w:r>
+          </w:p>
+        </w:tc>
+        <w:tc>
+          <w:tcPr>
+            <w:tcW w:type="dxa" w:w="6679"/>
+            <w:tcMar>
+              <w:top w:type="dxa" w:w="60"/>
+              <w:left w:type="dxa" w:w="90"/>
+              <w:bottom w:type="dxa" w:w="60"/>
+              <w:right w:type="dxa" w:w="90"/>
+            </w:tcMar>
+          </w:tcPr>
+          <w:p>
+            <w:pPr>
+              <w:spacing w:after="0"/>
+            </w:pPr>
+            <w:r>
+              <w:rPr>
+                <w:rFonts w:ascii="Consolas" w:cs="Consolas" w:eastAsia="Consolas" w:hAnsi="Consolas"/>
+                <w:sz w:val="18"/>
+                <w:szCs w:val="18"/>
+              </w:rPr>
+              <w:t xml:space="preserve">diagnostic_only_no_override</w:t>
+            </w:r>
+            <w:r>
+              <w:t xml:space="preserve"> — the hosted annotator cannot override the dual-engine OCR veto</w:t>
+            </w:r>
+          </w:p>
+        </w:tc>
+      </w:tr>
+    </w:tbl>
+    <w:p>
+      <w:pPr>
+        <w:spacing w:after="160"/>
+      </w:pPr>
+    </w:p>
+    <w:p>
+      <w:pPr>
+        <w:spacing w:after="140" w:line="276"/>
+        <w:jc w:val="both"/>
+      </w:pPr>
       <w:r>
         <w:rPr>
           <w:b/>
@@ -8044,7 +8574,98 @@
           <w:highlight w:val="yellow"/>
           <w:highlightCs w:val="yellow"/>
         </w:rPr>
-        <w:t xml:space="preserve">`[TO FILL: NVTV licence terms; QUB ethics/data-governance reference; whether the reported run used the hosted API.]`</w:t>
+        <w:t xml:space="preserve">`[TO FILL — two facts only the author holds. Replace the bracketed text and delete this marker.]`</w:t>
+      </w:r>
+    </w:p>
+    <w:p>
+      <w:pPr>
+        <w:spacing w:after="140" w:line="276"/>
+        <w:jc w:val="both"/>
+      </w:pPr>
+      <w:r>
+        <w:rPr>
+          <w:b/>
+          <w:bCs/>
+        </w:rPr>
+        <w:t xml:space="preserve">Licence.</w:t>
+      </w:r>
+      <w:r>
+        <w:t xml:space="preserve"> The NVTV collection was supplied for this project under </w:t>
+      </w:r>
+      <w:r>
+        <w:rPr>
+          <w:b/>
+          <w:bCs/>
+        </w:rPr>
+        <w:t xml:space="preserve">`[state the basis: a written data-sharing agreement dated __ / written permission from __ at NVTV on __ / publicly available broadcast material reused under __]`</w:t>
+      </w:r>
+      <w:r>
+        <w:t xml:space="preserve">, which permits </w:t>
+      </w:r>
+      <w:r>
+        <w:rPr>
+          <w:b/>
+          <w:bCs/>
+        </w:rPr>
+        <w:t xml:space="preserve">`[research use / research and publication of derived metadata / …]`</w:t>
+      </w:r>
+      <w:r>
+        <w:t xml:space="preserve"> and </w:t>
+      </w:r>
+      <w:r>
+        <w:rPr>
+          <w:b/>
+          <w:bCs/>
+        </w:rPr>
+        <w:t xml:space="preserve">`[does / does not]`</w:t>
+      </w:r>
+      <w:r>
+        <w:t xml:space="preserve"> permit transmission of frames to a third-party processor.</w:t>
+      </w:r>
+    </w:p>
+    <w:p>
+      <w:pPr>
+        <w:spacing w:after="140" w:line="276"/>
+        <w:jc w:val="both"/>
+      </w:pPr>
+      <w:r>
+        <w:rPr>
+          <w:b/>
+          <w:bCs/>
+        </w:rPr>
+        <w:t xml:space="preserve">Ethics and data governance.</w:t>
+      </w:r>
+      <w:r>
+        <w:t xml:space="preserve"> The project was reviewed under </w:t>
+      </w:r>
+      <w:r>
+        <w:rPr>
+          <w:b/>
+          <w:bCs/>
+        </w:rPr>
+        <w:t xml:space="preserve">`[QUB EEECS Faculty Ethics Committee reference __ , granted on __ / the School's low-risk self-assessment procedure, completed on __ ]`</w:t>
+      </w:r>
+      <w:r>
+        <w:t xml:space="preserve">, and the use of a hosted third-party annotator was </w:t>
+      </w:r>
+      <w:r>
+        <w:rPr>
+          <w:b/>
+          <w:bCs/>
+        </w:rPr>
+        <w:t xml:space="preserve">`[covered by that review / notified separately on __ / not separately reviewed]`</w:t>
+      </w:r>
+      <w:r>
+        <w:t xml:space="preserve">.</w:t>
+      </w:r>
+    </w:p>
+    <w:p>
+      <w:pPr>
+        <w:spacing w:after="140" w:line="276"/>
+        <w:jc w:val="both"/>
+      </w:pPr>
+      <w:r>
+        <w:t xml:space="preserve">If the licence or the review does not cover third-party transmission, the honest disclosure is to say so here and to note that the pipeline supports a fully local-only configuration which would have avoided it — not to soften the description of what was run.</w:t>
       </w:r>
     </w:p>
     <w:p>

--- a/docs/report/supporting_materials.docx
+++ b/docs/report/supporting_materials.docx
@@ -2793,7 +2793,7 @@
         <w:t xml:space="preserve">exact output-change rate was 0.0000</w:t>
       </w:r>
       <w:r>
-        <w:t xml:space="preserve">. The veto holds across the whole corpus. This is reported as a result in the paper (Table V) because it is one — a specified safety property, tested at corpus scale and confirmed.</w:t>
+        <w:t xml:space="preserve">. The veto holds across the whole corpus. This is reported as a result in the paper (Table VII) because it is one — a specified safety property, tested at corpus scale and confirmed.</w:t>
       </w:r>
     </w:p>
     <w:p>
@@ -6209,7 +6209,7 @@
           <w:sz w:val="24"/>
           <w:szCs w:val="24"/>
         </w:rPr>
-        <w:t xml:space="preserve">4.2 Pinned Packages</w:t>
+        <w:t xml:space="preserve">4.2 Pinned Packages and What Each Is For</w:t>
       </w:r>
     </w:p>
     <w:p>
@@ -6218,195 +6218,7 @@
         <w:jc w:val="both"/>
       </w:pPr>
       <w:r>
-        <w:rPr>
-          <w:rFonts w:ascii="Consolas" w:cs="Consolas" w:eastAsia="Consolas" w:hAnsi="Consolas"/>
-          <w:sz w:val="18"/>
-          <w:szCs w:val="18"/>
-        </w:rPr>
-        <w:t xml:space="preserve">transformers==4.50.3</w:t>
-      </w:r>
-      <w:r>
-        <w:t xml:space="preserve">, </w:t>
-      </w:r>
-      <w:r>
-        <w:rPr>
-          <w:rFonts w:ascii="Consolas" w:cs="Consolas" w:eastAsia="Consolas" w:hAnsi="Consolas"/>
-          <w:sz w:val="18"/>
-          <w:szCs w:val="18"/>
-        </w:rPr>
-        <w:t xml:space="preserve">openai-whisper==20250625</w:t>
-      </w:r>
-      <w:r>
-        <w:t xml:space="preserve">, </w:t>
-      </w:r>
-      <w:r>
-        <w:rPr>
-          <w:rFonts w:ascii="Consolas" w:cs="Consolas" w:eastAsia="Consolas" w:hAnsi="Consolas"/>
-          <w:sz w:val="18"/>
-          <w:szCs w:val="18"/>
-        </w:rPr>
-        <w:t xml:space="preserve">sentence-transformers==3.4.1</w:t>
-      </w:r>
-      <w:r>
-        <w:t xml:space="preserve">, </w:t>
-      </w:r>
-      <w:r>
-        <w:rPr>
-          <w:rFonts w:ascii="Consolas" w:cs="Consolas" w:eastAsia="Consolas" w:hAnsi="Consolas"/>
-          <w:sz w:val="18"/>
-          <w:szCs w:val="18"/>
-        </w:rPr>
-        <w:t xml:space="preserve">keybert==0.9.0</w:t>
-      </w:r>
-      <w:r>
-        <w:t xml:space="preserve">, </w:t>
-      </w:r>
-      <w:r>
-        <w:rPr>
-          <w:rFonts w:ascii="Consolas" w:cs="Consolas" w:eastAsia="Consolas" w:hAnsi="Consolas"/>
-          <w:sz w:val="18"/>
-          <w:szCs w:val="18"/>
-        </w:rPr>
-        <w:t xml:space="preserve">jiwer==4.0.0</w:t>
-      </w:r>
-      <w:r>
-        <w:t xml:space="preserve">, </w:t>
-      </w:r>
-      <w:r>
-        <w:rPr>
-          <w:rFonts w:ascii="Consolas" w:cs="Consolas" w:eastAsia="Consolas" w:hAnsi="Consolas"/>
-          <w:sz w:val="18"/>
-          <w:szCs w:val="18"/>
-        </w:rPr>
-        <w:t xml:space="preserve">pytesseract==0.3.13</w:t>
-      </w:r>
-      <w:r>
-        <w:t xml:space="preserve">, </w:t>
-      </w:r>
-      <w:r>
-        <w:rPr>
-          <w:rFonts w:ascii="Consolas" w:cs="Consolas" w:eastAsia="Consolas" w:hAnsi="Consolas"/>
-          <w:sz w:val="18"/>
-          <w:szCs w:val="18"/>
-        </w:rPr>
-        <w:t xml:space="preserve">easyocr==1.7.2</w:t>
-      </w:r>
-      <w:r>
-        <w:t xml:space="preserve">, </w:t>
-      </w:r>
-      <w:r>
-        <w:rPr>
-          <w:rFonts w:ascii="Consolas" w:cs="Consolas" w:eastAsia="Consolas" w:hAnsi="Consolas"/>
-          <w:sz w:val="18"/>
-          <w:szCs w:val="18"/>
-        </w:rPr>
-        <w:t xml:space="preserve">yake==0.6.0</w:t>
-      </w:r>
-      <w:r>
-        <w:t xml:space="preserve">, </w:t>
-      </w:r>
-      <w:r>
-        <w:rPr>
-          <w:rFonts w:ascii="Consolas" w:cs="Consolas" w:eastAsia="Consolas" w:hAnsi="Consolas"/>
-          <w:sz w:val="18"/>
-          <w:szCs w:val="18"/>
-        </w:rPr>
-        <w:t xml:space="preserve">scenedetect==0.7.1</w:t>
-      </w:r>
-      <w:r>
-        <w:t xml:space="preserve">, </w:t>
-      </w:r>
-      <w:r>
-        <w:rPr>
-          <w:rFonts w:ascii="Consolas" w:cs="Consolas" w:eastAsia="Consolas" w:hAnsi="Consolas"/>
-          <w:sz w:val="18"/>
-          <w:szCs w:val="18"/>
-        </w:rPr>
-        <w:t xml:space="preserve">jsonschema==4.26.0</w:t>
-      </w:r>
-      <w:r>
-        <w:t xml:space="preserve">, </w:t>
-      </w:r>
-      <w:r>
-        <w:rPr>
-          <w:rFonts w:ascii="Consolas" w:cs="Consolas" w:eastAsia="Consolas" w:hAnsi="Consolas"/>
-          <w:sz w:val="18"/>
-          <w:szCs w:val="18"/>
-        </w:rPr>
-        <w:t xml:space="preserve">flask==3.1.3</w:t>
-      </w:r>
-      <w:r>
-        <w:t xml:space="preserve">, </w:t>
-      </w:r>
-      <w:r>
-        <w:rPr>
-          <w:rFonts w:ascii="Consolas" w:cs="Consolas" w:eastAsia="Consolas" w:hAnsi="Consolas"/>
-          <w:sz w:val="18"/>
-          <w:szCs w:val="18"/>
-        </w:rPr>
-        <w:t xml:space="preserve">pydantic==2.12.5</w:t>
-      </w:r>
-      <w:r>
-        <w:t xml:space="preserve">, </w:t>
-      </w:r>
-      <w:r>
-        <w:rPr>
-          <w:rFonts w:ascii="Consolas" w:cs="Consolas" w:eastAsia="Consolas" w:hAnsi="Consolas"/>
-          <w:sz w:val="18"/>
-          <w:szCs w:val="18"/>
-        </w:rPr>
-        <w:t xml:space="preserve">google-genai==2.17.0</w:t>
-      </w:r>
-      <w:r>
-        <w:t xml:space="preserve">, </w:t>
-      </w:r>
-      <w:r>
-        <w:rPr>
-          <w:rFonts w:ascii="Consolas" w:cs="Consolas" w:eastAsia="Consolas" w:hAnsi="Consolas"/>
-          <w:sz w:val="18"/>
-          <w:szCs w:val="18"/>
-        </w:rPr>
-        <w:t xml:space="preserve">seaborn==0.13.2</w:t>
-      </w:r>
-      <w:r>
-        <w:t xml:space="preserve">, </w:t>
-      </w:r>
-      <w:r>
-        <w:rPr>
-          <w:rFonts w:ascii="Consolas" w:cs="Consolas" w:eastAsia="Consolas" w:hAnsi="Consolas"/>
-          <w:sz w:val="18"/>
-          <w:szCs w:val="18"/>
-        </w:rPr>
-        <w:t xml:space="preserve">rouge-score==0.1.2</w:t>
-      </w:r>
-      <w:r>
-        <w:t xml:space="preserve">. System: FFmpeg, Tesseract via </w:t>
-      </w:r>
-      <w:r>
-        <w:rPr>
-          <w:rFonts w:ascii="Consolas" w:cs="Consolas" w:eastAsia="Consolas" w:hAnsi="Consolas"/>
-          <w:sz w:val="18"/>
-          <w:szCs w:val="18"/>
-        </w:rPr>
-        <w:t xml:space="preserve">apt</w:t>
-      </w:r>
-      <w:r>
-        <w:t xml:space="preserve">.</w:t>
-      </w:r>
-    </w:p>
-    <w:p>
-      <w:pPr>
-        <w:pStyle w:val="Heading2"/>
-        <w:spacing w:after="140" w:before="260"/>
-      </w:pPr>
-      <w:r>
-        <w:rPr>
-          <w:b/>
-          <w:bCs/>
-          <w:sz w:val="24"/>
-          <w:szCs w:val="24"/>
-        </w:rPr>
-        <w:t xml:space="preserve">4.3 Models</w:t>
+        <w:t xml:space="preserve">Every version is pinned; the run that produced the reported results used exactly these.</w:t>
       </w:r>
     </w:p>
     <w:tbl>
@@ -6422,9 +6234,10 @@
         </w:tblBorders>
       </w:tblPr>
       <w:tblGrid>
-        <w:gridCol w:w="2006"/>
-        <w:gridCol w:w="3502"/>
-        <w:gridCol w:w="3852"/>
+        <w:gridCol w:w="1393"/>
+        <w:gridCol w:w="1125"/>
+        <w:gridCol w:w="2599"/>
+        <w:gridCol w:w="4243"/>
       </w:tblGrid>
       <w:tr>
         <w:trPr>
@@ -6432,7 +6245,1307 @@
         </w:trPr>
         <w:tc>
           <w:tcPr>
-            <w:tcW w:type="dxa" w:w="2006"/>
+            <w:tcW w:type="dxa" w:w="1393"/>
+            <w:shd w:fill="EFEFEF" w:color="auto" w:val="clear"/>
+            <w:tcMar>
+              <w:top w:type="dxa" w:w="60"/>
+              <w:left w:type="dxa" w:w="90"/>
+              <w:bottom w:type="dxa" w:w="60"/>
+              <w:right w:type="dxa" w:w="90"/>
+            </w:tcMar>
+          </w:tcPr>
+          <w:p>
+            <w:pPr>
+              <w:spacing w:after="0"/>
+            </w:pPr>
+            <w:r>
+              <w:rPr>
+                <w:b/>
+                <w:bCs/>
+              </w:rPr>
+              <w:t xml:space="preserve">Package</w:t>
+            </w:r>
+          </w:p>
+        </w:tc>
+        <w:tc>
+          <w:tcPr>
+            <w:tcW w:type="dxa" w:w="1125"/>
+            <w:shd w:fill="EFEFEF" w:color="auto" w:val="clear"/>
+            <w:tcMar>
+              <w:top w:type="dxa" w:w="60"/>
+              <w:left w:type="dxa" w:w="90"/>
+              <w:bottom w:type="dxa" w:w="60"/>
+              <w:right w:type="dxa" w:w="90"/>
+            </w:tcMar>
+          </w:tcPr>
+          <w:p>
+            <w:pPr>
+              <w:spacing w:after="0"/>
+            </w:pPr>
+            <w:r>
+              <w:rPr>
+                <w:b/>
+                <w:bCs/>
+              </w:rPr>
+              <w:t xml:space="preserve">Version</w:t>
+            </w:r>
+          </w:p>
+        </w:tc>
+        <w:tc>
+          <w:tcPr>
+            <w:tcW w:type="dxa" w:w="2599"/>
+            <w:shd w:fill="EFEFEF" w:color="auto" w:val="clear"/>
+            <w:tcMar>
+              <w:top w:type="dxa" w:w="60"/>
+              <w:left w:type="dxa" w:w="90"/>
+              <w:bottom w:type="dxa" w:w="60"/>
+              <w:right w:type="dxa" w:w="90"/>
+            </w:tcMar>
+          </w:tcPr>
+          <w:p>
+            <w:pPr>
+              <w:spacing w:after="0"/>
+            </w:pPr>
+            <w:r>
+              <w:rPr>
+                <w:b/>
+                <w:bCs/>
+              </w:rPr>
+              <w:t xml:space="preserve">Role in this project</w:t>
+            </w:r>
+          </w:p>
+        </w:tc>
+        <w:tc>
+          <w:tcPr>
+            <w:tcW w:type="dxa" w:w="4243"/>
+            <w:shd w:fill="EFEFEF" w:color="auto" w:val="clear"/>
+            <w:tcMar>
+              <w:top w:type="dxa" w:w="60"/>
+              <w:left w:type="dxa" w:w="90"/>
+              <w:bottom w:type="dxa" w:w="60"/>
+              <w:right w:type="dxa" w:w="90"/>
+            </w:tcMar>
+          </w:tcPr>
+          <w:p>
+            <w:pPr>
+              <w:spacing w:after="0"/>
+            </w:pPr>
+            <w:r>
+              <w:rPr>
+                <w:b/>
+                <w:bCs/>
+              </w:rPr>
+              <w:t xml:space="preserve">Why this one</w:t>
+            </w:r>
+          </w:p>
+        </w:tc>
+      </w:tr>
+      <w:tr>
+        <w:trPr>
+          <w:tblHeader w:val="false"/>
+        </w:trPr>
+        <w:tc>
+          <w:tcPr>
+            <w:tcW w:type="dxa" w:w="1393"/>
+            <w:tcMar>
+              <w:top w:type="dxa" w:w="60"/>
+              <w:left w:type="dxa" w:w="90"/>
+              <w:bottom w:type="dxa" w:w="60"/>
+              <w:right w:type="dxa" w:w="90"/>
+            </w:tcMar>
+          </w:tcPr>
+          <w:p>
+            <w:pPr>
+              <w:spacing w:after="0"/>
+            </w:pPr>
+            <w:r>
+              <w:rPr>
+                <w:rFonts w:ascii="Consolas" w:cs="Consolas" w:eastAsia="Consolas" w:hAnsi="Consolas"/>
+                <w:sz w:val="18"/>
+                <w:szCs w:val="18"/>
+              </w:rPr>
+              <w:t xml:space="preserve">transformers</w:t>
+            </w:r>
+          </w:p>
+        </w:tc>
+        <w:tc>
+          <w:tcPr>
+            <w:tcW w:type="dxa" w:w="1125"/>
+            <w:tcMar>
+              <w:top w:type="dxa" w:w="60"/>
+              <w:left w:type="dxa" w:w="90"/>
+              <w:bottom w:type="dxa" w:w="60"/>
+              <w:right w:type="dxa" w:w="90"/>
+            </w:tcMar>
+          </w:tcPr>
+          <w:p>
+            <w:pPr>
+              <w:spacing w:after="0"/>
+            </w:pPr>
+            <w:r>
+              <w:t xml:space="preserve">4.50.3</w:t>
+            </w:r>
+          </w:p>
+        </w:tc>
+        <w:tc>
+          <w:tcPr>
+            <w:tcW w:type="dxa" w:w="2599"/>
+            <w:tcMar>
+              <w:top w:type="dxa" w:w="60"/>
+              <w:left w:type="dxa" w:w="90"/>
+              <w:bottom w:type="dxa" w:w="60"/>
+              <w:right w:type="dxa" w:w="90"/>
+            </w:tcMar>
+          </w:tcPr>
+          <w:p>
+            <w:pPr>
+              <w:spacing w:after="0"/>
+            </w:pPr>
+            <w:r>
+              <w:t xml:space="preserve">Loads CLIP, BLIP, ViLT and DETR in the pipeline, and all seven benchmark VLMs</w:t>
+            </w:r>
+          </w:p>
+        </w:tc>
+        <w:tc>
+          <w:tcPr>
+            <w:tcW w:type="dxa" w:w="4243"/>
+            <w:tcMar>
+              <w:top w:type="dxa" w:w="60"/>
+              <w:left w:type="dxa" w:w="90"/>
+              <w:bottom w:type="dxa" w:w="60"/>
+              <w:right w:type="dxa" w:w="90"/>
+            </w:tcMar>
+          </w:tcPr>
+          <w:p>
+            <w:pPr>
+              <w:spacing w:after="0"/>
+            </w:pPr>
+            <w:r>
+              <w:t xml:space="preserve">One interface across every checkpoint; the </w:t>
+            </w:r>
+            <w:r>
+              <w:rPr>
+                <w:rFonts w:ascii="Consolas" w:cs="Consolas" w:eastAsia="Consolas" w:hAnsi="Consolas"/>
+                <w:sz w:val="18"/>
+                <w:szCs w:val="18"/>
+              </w:rPr>
+              <w:t xml:space="preserve">image-text-to-text</w:t>
+            </w:r>
+            <w:r>
+              <w:t xml:space="preserve"> API [23] made the seven-model benchmark a configuration change rather than seven integrations</w:t>
+            </w:r>
+          </w:p>
+        </w:tc>
+      </w:tr>
+      <w:tr>
+        <w:trPr>
+          <w:tblHeader w:val="false"/>
+        </w:trPr>
+        <w:tc>
+          <w:tcPr>
+            <w:tcW w:type="dxa" w:w="1393"/>
+            <w:tcMar>
+              <w:top w:type="dxa" w:w="60"/>
+              <w:left w:type="dxa" w:w="90"/>
+              <w:bottom w:type="dxa" w:w="60"/>
+              <w:right w:type="dxa" w:w="90"/>
+            </w:tcMar>
+          </w:tcPr>
+          <w:p>
+            <w:pPr>
+              <w:spacing w:after="0"/>
+            </w:pPr>
+            <w:r>
+              <w:rPr>
+                <w:rFonts w:ascii="Consolas" w:cs="Consolas" w:eastAsia="Consolas" w:hAnsi="Consolas"/>
+                <w:sz w:val="18"/>
+                <w:szCs w:val="18"/>
+              </w:rPr>
+              <w:t xml:space="preserve">openai-whisper</w:t>
+            </w:r>
+          </w:p>
+        </w:tc>
+        <w:tc>
+          <w:tcPr>
+            <w:tcW w:type="dxa" w:w="1125"/>
+            <w:tcMar>
+              <w:top w:type="dxa" w:w="60"/>
+              <w:left w:type="dxa" w:w="90"/>
+              <w:bottom w:type="dxa" w:w="60"/>
+              <w:right w:type="dxa" w:w="90"/>
+            </w:tcMar>
+          </w:tcPr>
+          <w:p>
+            <w:pPr>
+              <w:spacing w:after="0"/>
+            </w:pPr>
+            <w:r>
+              <w:t xml:space="preserve">20250625</w:t>
+            </w:r>
+          </w:p>
+        </w:tc>
+        <w:tc>
+          <w:tcPr>
+            <w:tcW w:type="dxa" w:w="2599"/>
+            <w:tcMar>
+              <w:top w:type="dxa" w:w="60"/>
+              <w:left w:type="dxa" w:w="90"/>
+              <w:bottom w:type="dxa" w:w="60"/>
+              <w:right w:type="dxa" w:w="90"/>
+            </w:tcMar>
+          </w:tcPr>
+          <w:p>
+            <w:pPr>
+              <w:spacing w:after="0"/>
+            </w:pPr>
+            <w:r>
+              <w:t xml:space="preserve">ASR for the transcript field, both </w:t>
+            </w:r>
+            <w:r>
+              <w:rPr>
+                <w:rFonts w:ascii="Consolas" w:cs="Consolas" w:eastAsia="Consolas" w:hAnsi="Consolas"/>
+                <w:sz w:val="18"/>
+                <w:szCs w:val="18"/>
+              </w:rPr>
+              <w:t xml:space="preserve">small</w:t>
+            </w:r>
+            <w:r>
+              <w:t xml:space="preserve"> and </w:t>
+            </w:r>
+            <w:r>
+              <w:rPr>
+                <w:rFonts w:ascii="Consolas" w:cs="Consolas" w:eastAsia="Consolas" w:hAnsi="Consolas"/>
+                <w:sz w:val="18"/>
+                <w:szCs w:val="18"/>
+              </w:rPr>
+              <w:t xml:space="preserve">turbo</w:t>
+            </w:r>
+          </w:p>
+        </w:tc>
+        <w:tc>
+          <w:tcPr>
+            <w:tcW w:type="dxa" w:w="4243"/>
+            <w:tcMar>
+              <w:top w:type="dxa" w:w="60"/>
+              <w:left w:type="dxa" w:w="90"/>
+              <w:bottom w:type="dxa" w:w="60"/>
+              <w:right w:type="dxa" w:w="90"/>
+            </w:tcMar>
+          </w:tcPr>
+          <w:p>
+            <w:pPr>
+              <w:spacing w:after="0"/>
+            </w:pPr>
+            <w:r>
+              <w:t xml:space="preserve">Reference implementation; exposes segment timings and language identification, both of which the pipeline records</w:t>
+            </w:r>
+          </w:p>
+        </w:tc>
+      </w:tr>
+      <w:tr>
+        <w:trPr>
+          <w:tblHeader w:val="false"/>
+        </w:trPr>
+        <w:tc>
+          <w:tcPr>
+            <w:tcW w:type="dxa" w:w="1393"/>
+            <w:tcMar>
+              <w:top w:type="dxa" w:w="60"/>
+              <w:left w:type="dxa" w:w="90"/>
+              <w:bottom w:type="dxa" w:w="60"/>
+              <w:right w:type="dxa" w:w="90"/>
+            </w:tcMar>
+          </w:tcPr>
+          <w:p>
+            <w:pPr>
+              <w:spacing w:after="0"/>
+            </w:pPr>
+            <w:r>
+              <w:rPr>
+                <w:rFonts w:ascii="Consolas" w:cs="Consolas" w:eastAsia="Consolas" w:hAnsi="Consolas"/>
+                <w:sz w:val="18"/>
+                <w:szCs w:val="18"/>
+              </w:rPr>
+              <w:t xml:space="preserve">pytesseract</w:t>
+            </w:r>
+            <w:r>
+              <w:t xml:space="preserve"> / </w:t>
+            </w:r>
+            <w:r>
+              <w:rPr>
+                <w:rFonts w:ascii="Consolas" w:cs="Consolas" w:eastAsia="Consolas" w:hAnsi="Consolas"/>
+                <w:sz w:val="18"/>
+                <w:szCs w:val="18"/>
+              </w:rPr>
+              <w:t xml:space="preserve">easyocr</w:t>
+            </w:r>
+          </w:p>
+        </w:tc>
+        <w:tc>
+          <w:tcPr>
+            <w:tcW w:type="dxa" w:w="1125"/>
+            <w:tcMar>
+              <w:top w:type="dxa" w:w="60"/>
+              <w:left w:type="dxa" w:w="90"/>
+              <w:bottom w:type="dxa" w:w="60"/>
+              <w:right w:type="dxa" w:w="90"/>
+            </w:tcMar>
+          </w:tcPr>
+          <w:p>
+            <w:pPr>
+              <w:spacing w:after="0"/>
+            </w:pPr>
+            <w:r>
+              <w:t xml:space="preserve">0.3.13 / 1.7.2</w:t>
+            </w:r>
+          </w:p>
+        </w:tc>
+        <w:tc>
+          <w:tcPr>
+            <w:tcW w:type="dxa" w:w="2599"/>
+            <w:tcMar>
+              <w:top w:type="dxa" w:w="60"/>
+              <w:left w:type="dxa" w:w="90"/>
+              <w:bottom w:type="dxa" w:w="60"/>
+              <w:right w:type="dxa" w:w="90"/>
+            </w:tcMar>
+          </w:tcPr>
+          <w:p>
+            <w:pPr>
+              <w:spacing w:after="0"/>
+            </w:pPr>
+            <w:r>
+              <w:t xml:space="preserve">The two OCR engines behind the dual-engine veto</w:t>
+            </w:r>
+          </w:p>
+        </w:tc>
+        <w:tc>
+          <w:tcPr>
+            <w:tcW w:type="dxa" w:w="4243"/>
+            <w:tcMar>
+              <w:top w:type="dxa" w:w="60"/>
+              <w:left w:type="dxa" w:w="90"/>
+              <w:bottom w:type="dxa" w:w="60"/>
+              <w:right w:type="dxa" w:w="90"/>
+            </w:tcMar>
+          </w:tcPr>
+          <w:p>
+            <w:pPr>
+              <w:spacing w:after="0"/>
+            </w:pPr>
+            <w:r>
+              <w:t xml:space="preserve">Deliberately unrelated: Tesseract is a classical LSTM line recogniser, EasyOCR a detection-plus-recognition neural stack. Independence is the point — a shared engine would make the veto meaningless</w:t>
+            </w:r>
+          </w:p>
+        </w:tc>
+      </w:tr>
+      <w:tr>
+        <w:trPr>
+          <w:tblHeader w:val="false"/>
+        </w:trPr>
+        <w:tc>
+          <w:tcPr>
+            <w:tcW w:type="dxa" w:w="1393"/>
+            <w:tcMar>
+              <w:top w:type="dxa" w:w="60"/>
+              <w:left w:type="dxa" w:w="90"/>
+              <w:bottom w:type="dxa" w:w="60"/>
+              <w:right w:type="dxa" w:w="90"/>
+            </w:tcMar>
+          </w:tcPr>
+          <w:p>
+            <w:pPr>
+              <w:spacing w:after="0"/>
+            </w:pPr>
+            <w:r>
+              <w:rPr>
+                <w:rFonts w:ascii="Consolas" w:cs="Consolas" w:eastAsia="Consolas" w:hAnsi="Consolas"/>
+                <w:sz w:val="18"/>
+                <w:szCs w:val="18"/>
+              </w:rPr>
+              <w:t xml:space="preserve">keybert</w:t>
+            </w:r>
+            <w:r>
+              <w:t xml:space="preserve"> / </w:t>
+            </w:r>
+            <w:r>
+              <w:rPr>
+                <w:rFonts w:ascii="Consolas" w:cs="Consolas" w:eastAsia="Consolas" w:hAnsi="Consolas"/>
+                <w:sz w:val="18"/>
+                <w:szCs w:val="18"/>
+              </w:rPr>
+              <w:t xml:space="preserve">yake</w:t>
+            </w:r>
+          </w:p>
+        </w:tc>
+        <w:tc>
+          <w:tcPr>
+            <w:tcW w:type="dxa" w:w="1125"/>
+            <w:tcMar>
+              <w:top w:type="dxa" w:w="60"/>
+              <w:left w:type="dxa" w:w="90"/>
+              <w:bottom w:type="dxa" w:w="60"/>
+              <w:right w:type="dxa" w:w="90"/>
+            </w:tcMar>
+          </w:tcPr>
+          <w:p>
+            <w:pPr>
+              <w:spacing w:after="0"/>
+            </w:pPr>
+            <w:r>
+              <w:t xml:space="preserve">0.9.0 / 0.6.0</w:t>
+            </w:r>
+          </w:p>
+        </w:tc>
+        <w:tc>
+          <w:tcPr>
+            <w:tcW w:type="dxa" w:w="2599"/>
+            <w:tcMar>
+              <w:top w:type="dxa" w:w="60"/>
+              <w:left w:type="dxa" w:w="90"/>
+              <w:bottom w:type="dxa" w:w="60"/>
+              <w:right w:type="dxa" w:w="90"/>
+            </w:tcMar>
+          </w:tcPr>
+          <w:p>
+            <w:pPr>
+              <w:spacing w:after="0"/>
+            </w:pPr>
+            <w:r>
+              <w:t xml:space="preserve">Two of the three keyword extractors</w:t>
+            </w:r>
+          </w:p>
+        </w:tc>
+        <w:tc>
+          <w:tcPr>
+            <w:tcW w:type="dxa" w:w="4243"/>
+            <w:tcMar>
+              <w:top w:type="dxa" w:w="60"/>
+              <w:left w:type="dxa" w:w="90"/>
+              <w:bottom w:type="dxa" w:w="60"/>
+              <w:right w:type="dxa" w:w="90"/>
+            </w:tcMar>
+          </w:tcPr>
+          <w:p>
+            <w:pPr>
+              <w:spacing w:after="0"/>
+            </w:pPr>
+            <w:r>
+              <w:t xml:space="preserve">One embedding-based and one statistical, chosen for mechanism diversity; §3.6 shows the third (TF-IDF, from </w:t>
+            </w:r>
+            <w:r>
+              <w:rPr>
+                <w:rFonts w:ascii="Consolas" w:cs="Consolas" w:eastAsia="Consolas" w:hAnsi="Consolas"/>
+                <w:sz w:val="18"/>
+                <w:szCs w:val="18"/>
+              </w:rPr>
+              <w:t xml:space="preserve">scikit-learn</w:t>
+            </w:r>
+            <w:r>
+              <w:t xml:space="preserve">) agrees far more with YAKE than with KeyBERT, which is the diversity assumption being tested</w:t>
+            </w:r>
+          </w:p>
+        </w:tc>
+      </w:tr>
+      <w:tr>
+        <w:trPr>
+          <w:tblHeader w:val="false"/>
+        </w:trPr>
+        <w:tc>
+          <w:tcPr>
+            <w:tcW w:type="dxa" w:w="1393"/>
+            <w:tcMar>
+              <w:top w:type="dxa" w:w="60"/>
+              <w:left w:type="dxa" w:w="90"/>
+              <w:bottom w:type="dxa" w:w="60"/>
+              <w:right w:type="dxa" w:w="90"/>
+            </w:tcMar>
+          </w:tcPr>
+          <w:p>
+            <w:pPr>
+              <w:spacing w:after="0"/>
+            </w:pPr>
+            <w:r>
+              <w:rPr>
+                <w:rFonts w:ascii="Consolas" w:cs="Consolas" w:eastAsia="Consolas" w:hAnsi="Consolas"/>
+                <w:sz w:val="18"/>
+                <w:szCs w:val="18"/>
+              </w:rPr>
+              <w:t xml:space="preserve">sentence-transformers</w:t>
+            </w:r>
+          </w:p>
+        </w:tc>
+        <w:tc>
+          <w:tcPr>
+            <w:tcW w:type="dxa" w:w="1125"/>
+            <w:tcMar>
+              <w:top w:type="dxa" w:w="60"/>
+              <w:left w:type="dxa" w:w="90"/>
+              <w:bottom w:type="dxa" w:w="60"/>
+              <w:right w:type="dxa" w:w="90"/>
+            </w:tcMar>
+          </w:tcPr>
+          <w:p>
+            <w:pPr>
+              <w:spacing w:after="0"/>
+            </w:pPr>
+            <w:r>
+              <w:t xml:space="preserve">3.4.1</w:t>
+            </w:r>
+          </w:p>
+        </w:tc>
+        <w:tc>
+          <w:tcPr>
+            <w:tcW w:type="dxa" w:w="2599"/>
+            <w:tcMar>
+              <w:top w:type="dxa" w:w="60"/>
+              <w:left w:type="dxa" w:w="90"/>
+              <w:bottom w:type="dxa" w:w="60"/>
+              <w:right w:type="dxa" w:w="90"/>
+            </w:tcMar>
+          </w:tcPr>
+          <w:p>
+            <w:pPr>
+              <w:spacing w:after="0"/>
+            </w:pPr>
+            <w:r>
+              <w:rPr>
+                <w:rFonts w:ascii="Consolas" w:cs="Consolas" w:eastAsia="Consolas" w:hAnsi="Consolas"/>
+                <w:sz w:val="18"/>
+                <w:szCs w:val="18"/>
+              </w:rPr>
+              <w:t xml:space="preserve">all-MiniLM-L6-v2</w:t>
+            </w:r>
+            <w:r>
+              <w:t xml:space="preserve"> [18] embeddings for KeyBERT and for semantic set comparison</w:t>
+            </w:r>
+          </w:p>
+        </w:tc>
+        <w:tc>
+          <w:tcPr>
+            <w:tcW w:type="dxa" w:w="4243"/>
+            <w:tcMar>
+              <w:top w:type="dxa" w:w="60"/>
+              <w:left w:type="dxa" w:w="90"/>
+              <w:bottom w:type="dxa" w:w="60"/>
+              <w:right w:type="dxa" w:w="90"/>
+            </w:tcMar>
+          </w:tcPr>
+          <w:p>
+            <w:pPr>
+              <w:spacing w:after="0"/>
+            </w:pPr>
+            <w:r>
+              <w:t xml:space="preserve">Small enough to run per clip on CPU alongside GPU work</w:t>
+            </w:r>
+          </w:p>
+        </w:tc>
+      </w:tr>
+      <w:tr>
+        <w:trPr>
+          <w:tblHeader w:val="false"/>
+        </w:trPr>
+        <w:tc>
+          <w:tcPr>
+            <w:tcW w:type="dxa" w:w="1393"/>
+            <w:tcMar>
+              <w:top w:type="dxa" w:w="60"/>
+              <w:left w:type="dxa" w:w="90"/>
+              <w:bottom w:type="dxa" w:w="60"/>
+              <w:right w:type="dxa" w:w="90"/>
+            </w:tcMar>
+          </w:tcPr>
+          <w:p>
+            <w:pPr>
+              <w:spacing w:after="0"/>
+            </w:pPr>
+            <w:r>
+              <w:rPr>
+                <w:rFonts w:ascii="Consolas" w:cs="Consolas" w:eastAsia="Consolas" w:hAnsi="Consolas"/>
+                <w:sz w:val="18"/>
+                <w:szCs w:val="18"/>
+              </w:rPr>
+              <w:t xml:space="preserve">scenedetect</w:t>
+            </w:r>
+          </w:p>
+        </w:tc>
+        <w:tc>
+          <w:tcPr>
+            <w:tcW w:type="dxa" w:w="1125"/>
+            <w:tcMar>
+              <w:top w:type="dxa" w:w="60"/>
+              <w:left w:type="dxa" w:w="90"/>
+              <w:bottom w:type="dxa" w:w="60"/>
+              <w:right w:type="dxa" w:w="90"/>
+            </w:tcMar>
+          </w:tcPr>
+          <w:p>
+            <w:pPr>
+              <w:spacing w:after="0"/>
+            </w:pPr>
+            <w:r>
+              <w:t xml:space="preserve">0.7.1</w:t>
+            </w:r>
+          </w:p>
+        </w:tc>
+        <w:tc>
+          <w:tcPr>
+            <w:tcW w:type="dxa" w:w="2599"/>
+            <w:tcMar>
+              <w:top w:type="dxa" w:w="60"/>
+              <w:left w:type="dxa" w:w="90"/>
+              <w:bottom w:type="dxa" w:w="60"/>
+              <w:right w:type="dxa" w:w="90"/>
+            </w:tcMar>
+          </w:tcPr>
+          <w:p>
+            <w:pPr>
+              <w:spacing w:after="0"/>
+            </w:pPr>
+            <w:r>
+              <w:t xml:space="preserve">Scene-aware frame sampling inside a clip, and the §3.8 shot-boundary diagnostic</w:t>
+            </w:r>
+          </w:p>
+        </w:tc>
+        <w:tc>
+          <w:tcPr>
+            <w:tcW w:type="dxa" w:w="4243"/>
+            <w:tcMar>
+              <w:top w:type="dxa" w:w="60"/>
+              <w:left w:type="dxa" w:w="90"/>
+              <w:bottom w:type="dxa" w:w="60"/>
+              <w:right w:type="dxa" w:w="90"/>
+            </w:tcMar>
+          </w:tcPr>
+          <w:p>
+            <w:pPr>
+              <w:spacing w:after="0"/>
+            </w:pPr>
+            <w:r>
+              <w:t xml:space="preserve">CPU-only and roughly 30× realtime, so it does not compete with the GPU stages</w:t>
+            </w:r>
+          </w:p>
+        </w:tc>
+      </w:tr>
+      <w:tr>
+        <w:trPr>
+          <w:tblHeader w:val="false"/>
+        </w:trPr>
+        <w:tc>
+          <w:tcPr>
+            <w:tcW w:type="dxa" w:w="1393"/>
+            <w:tcMar>
+              <w:top w:type="dxa" w:w="60"/>
+              <w:left w:type="dxa" w:w="90"/>
+              <w:bottom w:type="dxa" w:w="60"/>
+              <w:right w:type="dxa" w:w="90"/>
+            </w:tcMar>
+          </w:tcPr>
+          <w:p>
+            <w:pPr>
+              <w:spacing w:after="0"/>
+            </w:pPr>
+            <w:r>
+              <w:rPr>
+                <w:rFonts w:ascii="Consolas" w:cs="Consolas" w:eastAsia="Consolas" w:hAnsi="Consolas"/>
+                <w:sz w:val="18"/>
+                <w:szCs w:val="18"/>
+              </w:rPr>
+              <w:t xml:space="preserve">jiwer</w:t>
+            </w:r>
+            <w:r>
+              <w:t xml:space="preserve"> / </w:t>
+            </w:r>
+            <w:r>
+              <w:rPr>
+                <w:rFonts w:ascii="Consolas" w:cs="Consolas" w:eastAsia="Consolas" w:hAnsi="Consolas"/>
+                <w:sz w:val="18"/>
+                <w:szCs w:val="18"/>
+              </w:rPr>
+              <w:t xml:space="preserve">rouge-score</w:t>
+            </w:r>
+          </w:p>
+        </w:tc>
+        <w:tc>
+          <w:tcPr>
+            <w:tcW w:type="dxa" w:w="1125"/>
+            <w:tcMar>
+              <w:top w:type="dxa" w:w="60"/>
+              <w:left w:type="dxa" w:w="90"/>
+              <w:bottom w:type="dxa" w:w="60"/>
+              <w:right w:type="dxa" w:w="90"/>
+            </w:tcMar>
+          </w:tcPr>
+          <w:p>
+            <w:pPr>
+              <w:spacing w:after="0"/>
+            </w:pPr>
+            <w:r>
+              <w:t xml:space="preserve">4.0.0 / 0.1.2</w:t>
+            </w:r>
+          </w:p>
+        </w:tc>
+        <w:tc>
+          <w:tcPr>
+            <w:tcW w:type="dxa" w:w="2599"/>
+            <w:tcMar>
+              <w:top w:type="dxa" w:w="60"/>
+              <w:left w:type="dxa" w:w="90"/>
+              <w:bottom w:type="dxa" w:w="60"/>
+              <w:right w:type="dxa" w:w="90"/>
+            </w:tcMar>
+          </w:tcPr>
+          <w:p>
+            <w:pPr>
+              <w:spacing w:after="0"/>
+            </w:pPr>
+            <w:r>
+              <w:t xml:space="preserve">Word error rate and ROUGE-L recall for free-text scoring</w:t>
+            </w:r>
+          </w:p>
+        </w:tc>
+        <w:tc>
+          <w:tcPr>
+            <w:tcW w:type="dxa" w:w="4243"/>
+            <w:tcMar>
+              <w:top w:type="dxa" w:w="60"/>
+              <w:left w:type="dxa" w:w="90"/>
+              <w:bottom w:type="dxa" w:w="60"/>
+              <w:right w:type="dxa" w:w="90"/>
+            </w:tcMar>
+          </w:tcPr>
+          <w:p>
+            <w:pPr>
+              <w:spacing w:after="0"/>
+            </w:pPr>
+            <w:r>
+              <w:t xml:space="preserve">Standard implementations; using the published ones rather than hand-rolled scorers keeps the numbers comparable to other work</w:t>
+            </w:r>
+          </w:p>
+        </w:tc>
+      </w:tr>
+      <w:tr>
+        <w:trPr>
+          <w:tblHeader w:val="false"/>
+        </w:trPr>
+        <w:tc>
+          <w:tcPr>
+            <w:tcW w:type="dxa" w:w="1393"/>
+            <w:tcMar>
+              <w:top w:type="dxa" w:w="60"/>
+              <w:left w:type="dxa" w:w="90"/>
+              <w:bottom w:type="dxa" w:w="60"/>
+              <w:right w:type="dxa" w:w="90"/>
+            </w:tcMar>
+          </w:tcPr>
+          <w:p>
+            <w:pPr>
+              <w:spacing w:after="0"/>
+            </w:pPr>
+            <w:r>
+              <w:rPr>
+                <w:rFonts w:ascii="Consolas" w:cs="Consolas" w:eastAsia="Consolas" w:hAnsi="Consolas"/>
+                <w:sz w:val="18"/>
+                <w:szCs w:val="18"/>
+              </w:rPr>
+              <w:t xml:space="preserve">pydantic</w:t>
+            </w:r>
+            <w:r>
+              <w:t xml:space="preserve"> / </w:t>
+            </w:r>
+            <w:r>
+              <w:rPr>
+                <w:rFonts w:ascii="Consolas" w:cs="Consolas" w:eastAsia="Consolas" w:hAnsi="Consolas"/>
+                <w:sz w:val="18"/>
+                <w:szCs w:val="18"/>
+              </w:rPr>
+              <w:t xml:space="preserve">jsonschema</w:t>
+            </w:r>
+          </w:p>
+        </w:tc>
+        <w:tc>
+          <w:tcPr>
+            <w:tcW w:type="dxa" w:w="1125"/>
+            <w:tcMar>
+              <w:top w:type="dxa" w:w="60"/>
+              <w:left w:type="dxa" w:w="90"/>
+              <w:bottom w:type="dxa" w:w="60"/>
+              <w:right w:type="dxa" w:w="90"/>
+            </w:tcMar>
+          </w:tcPr>
+          <w:p>
+            <w:pPr>
+              <w:spacing w:after="0"/>
+            </w:pPr>
+            <w:r>
+              <w:t xml:space="preserve">2.12.5 / 4.26.0</w:t>
+            </w:r>
+          </w:p>
+        </w:tc>
+        <w:tc>
+          <w:tcPr>
+            <w:tcW w:type="dxa" w:w="2599"/>
+            <w:tcMar>
+              <w:top w:type="dxa" w:w="60"/>
+              <w:left w:type="dxa" w:w="90"/>
+              <w:bottom w:type="dxa" w:w="60"/>
+              <w:right w:type="dxa" w:w="90"/>
+            </w:tcMar>
+          </w:tcPr>
+          <w:p>
+            <w:pPr>
+              <w:spacing w:after="0"/>
+            </w:pPr>
+            <w:r>
+              <w:t xml:space="preserve">Constrains the hosted annotator's response and validates every exported artefact</w:t>
+            </w:r>
+          </w:p>
+        </w:tc>
+        <w:tc>
+          <w:tcPr>
+            <w:tcW w:type="dxa" w:w="4243"/>
+            <w:tcMar>
+              <w:top w:type="dxa" w:w="60"/>
+              <w:left w:type="dxa" w:w="90"/>
+              <w:bottom w:type="dxa" w:w="60"/>
+              <w:right w:type="dxa" w:w="90"/>
+            </w:tcMar>
+          </w:tcPr>
+          <w:p>
+            <w:pPr>
+              <w:spacing w:after="0"/>
+            </w:pPr>
+            <w:r>
+              <w:t xml:space="preserve">A schema-constrained response is what makes the hosted output parseable at all; validation at export is what makes a malformed record fail loudly</w:t>
+            </w:r>
+          </w:p>
+        </w:tc>
+      </w:tr>
+      <w:tr>
+        <w:trPr>
+          <w:tblHeader w:val="false"/>
+        </w:trPr>
+        <w:tc>
+          <w:tcPr>
+            <w:tcW w:type="dxa" w:w="1393"/>
+            <w:tcMar>
+              <w:top w:type="dxa" w:w="60"/>
+              <w:left w:type="dxa" w:w="90"/>
+              <w:bottom w:type="dxa" w:w="60"/>
+              <w:right w:type="dxa" w:w="90"/>
+            </w:tcMar>
+          </w:tcPr>
+          <w:p>
+            <w:pPr>
+              <w:spacing w:after="0"/>
+            </w:pPr>
+            <w:r>
+              <w:rPr>
+                <w:rFonts w:ascii="Consolas" w:cs="Consolas" w:eastAsia="Consolas" w:hAnsi="Consolas"/>
+                <w:sz w:val="18"/>
+                <w:szCs w:val="18"/>
+              </w:rPr>
+              <w:t xml:space="preserve">google-genai</w:t>
+            </w:r>
+          </w:p>
+        </w:tc>
+        <w:tc>
+          <w:tcPr>
+            <w:tcW w:type="dxa" w:w="1125"/>
+            <w:tcMar>
+              <w:top w:type="dxa" w:w="60"/>
+              <w:left w:type="dxa" w:w="90"/>
+              <w:bottom w:type="dxa" w:w="60"/>
+              <w:right w:type="dxa" w:w="90"/>
+            </w:tcMar>
+          </w:tcPr>
+          <w:p>
+            <w:pPr>
+              <w:spacing w:after="0"/>
+            </w:pPr>
+            <w:r>
+              <w:t xml:space="preserve">2.17.0</w:t>
+            </w:r>
+          </w:p>
+        </w:tc>
+        <w:tc>
+          <w:tcPr>
+            <w:tcW w:type="dxa" w:w="2599"/>
+            <w:tcMar>
+              <w:top w:type="dxa" w:w="60"/>
+              <w:left w:type="dxa" w:w="90"/>
+              <w:bottom w:type="dxa" w:w="60"/>
+              <w:right w:type="dxa" w:w="90"/>
+            </w:tcMar>
+          </w:tcPr>
+          <w:p>
+            <w:pPr>
+              <w:spacing w:after="0"/>
+            </w:pPr>
+            <w:r>
+              <w:t xml:space="preserve">Hosted-annotator client</w:t>
+            </w:r>
+          </w:p>
+        </w:tc>
+        <w:tc>
+          <w:tcPr>
+            <w:tcW w:type="dxa" w:w="4243"/>
+            <w:tcMar>
+              <w:top w:type="dxa" w:w="60"/>
+              <w:left w:type="dxa" w:w="90"/>
+              <w:bottom w:type="dxa" w:w="60"/>
+              <w:right w:type="dxa" w:w="90"/>
+            </w:tcMar>
+          </w:tcPr>
+          <w:p>
+            <w:pPr>
+              <w:spacing w:after="0"/>
+            </w:pPr>
+            <w:r>
+              <w:t xml:space="preserve">Official SDK; its version is recorded in the provenance block so the run is identifiable</w:t>
+            </w:r>
+          </w:p>
+        </w:tc>
+      </w:tr>
+      <w:tr>
+        <w:trPr>
+          <w:tblHeader w:val="false"/>
+        </w:trPr>
+        <w:tc>
+          <w:tcPr>
+            <w:tcW w:type="dxa" w:w="1393"/>
+            <w:tcMar>
+              <w:top w:type="dxa" w:w="60"/>
+              <w:left w:type="dxa" w:w="90"/>
+              <w:bottom w:type="dxa" w:w="60"/>
+              <w:right w:type="dxa" w:w="90"/>
+            </w:tcMar>
+          </w:tcPr>
+          <w:p>
+            <w:pPr>
+              <w:spacing w:after="0"/>
+            </w:pPr>
+            <w:r>
+              <w:rPr>
+                <w:rFonts w:ascii="Consolas" w:cs="Consolas" w:eastAsia="Consolas" w:hAnsi="Consolas"/>
+                <w:sz w:val="18"/>
+                <w:szCs w:val="18"/>
+              </w:rPr>
+              <w:t xml:space="preserve">flask</w:t>
+            </w:r>
+          </w:p>
+        </w:tc>
+        <w:tc>
+          <w:tcPr>
+            <w:tcW w:type="dxa" w:w="1125"/>
+            <w:tcMar>
+              <w:top w:type="dxa" w:w="60"/>
+              <w:left w:type="dxa" w:w="90"/>
+              <w:bottom w:type="dxa" w:w="60"/>
+              <w:right w:type="dxa" w:w="90"/>
+            </w:tcMar>
+          </w:tcPr>
+          <w:p>
+            <w:pPr>
+              <w:spacing w:after="0"/>
+            </w:pPr>
+            <w:r>
+              <w:t xml:space="preserve">3.1.3</w:t>
+            </w:r>
+          </w:p>
+        </w:tc>
+        <w:tc>
+          <w:tcPr>
+            <w:tcW w:type="dxa" w:w="2599"/>
+            <w:tcMar>
+              <w:top w:type="dxa" w:w="60"/>
+              <w:left w:type="dxa" w:w="90"/>
+              <w:bottom w:type="dxa" w:w="60"/>
+              <w:right w:type="dxa" w:w="90"/>
+            </w:tcMar>
+          </w:tcPr>
+          <w:p>
+            <w:pPr>
+              <w:spacing w:after="0"/>
+            </w:pPr>
+            <w:r>
+              <w:t xml:space="preserve">The local review dashboard</w:t>
+            </w:r>
+          </w:p>
+        </w:tc>
+        <w:tc>
+          <w:tcPr>
+            <w:tcW w:type="dxa" w:w="4243"/>
+            <w:tcMar>
+              <w:top w:type="dxa" w:w="60"/>
+              <w:left w:type="dxa" w:w="90"/>
+              <w:bottom w:type="dxa" w:w="60"/>
+              <w:right w:type="dxa" w:w="90"/>
+            </w:tcMar>
+          </w:tcPr>
+          <w:p>
+            <w:pPr>
+              <w:spacing w:after="0"/>
+            </w:pPr>
+            <w:r>
+              <w:t xml:space="preserve">A reviewer needs to see the clip beside its record; a notebook table cannot play video</w:t>
+            </w:r>
+          </w:p>
+        </w:tc>
+      </w:tr>
+      <w:tr>
+        <w:trPr>
+          <w:tblHeader w:val="false"/>
+        </w:trPr>
+        <w:tc>
+          <w:tcPr>
+            <w:tcW w:type="dxa" w:w="1393"/>
+            <w:tcMar>
+              <w:top w:type="dxa" w:w="60"/>
+              <w:left w:type="dxa" w:w="90"/>
+              <w:bottom w:type="dxa" w:w="60"/>
+              <w:right w:type="dxa" w:w="90"/>
+            </w:tcMar>
+          </w:tcPr>
+          <w:p>
+            <w:pPr>
+              <w:spacing w:after="0"/>
+            </w:pPr>
+            <w:r>
+              <w:rPr>
+                <w:rFonts w:ascii="Consolas" w:cs="Consolas" w:eastAsia="Consolas" w:hAnsi="Consolas"/>
+                <w:sz w:val="18"/>
+                <w:szCs w:val="18"/>
+              </w:rPr>
+              <w:t xml:space="preserve">seaborn</w:t>
+            </w:r>
+            <w:r>
+              <w:t xml:space="preserve"> / </w:t>
+            </w:r>
+            <w:r>
+              <w:rPr>
+                <w:rFonts w:ascii="Consolas" w:cs="Consolas" w:eastAsia="Consolas" w:hAnsi="Consolas"/>
+                <w:sz w:val="18"/>
+                <w:szCs w:val="18"/>
+              </w:rPr>
+              <w:t xml:space="preserve">matplotlib</w:t>
+            </w:r>
+          </w:p>
+        </w:tc>
+        <w:tc>
+          <w:tcPr>
+            <w:tcW w:type="dxa" w:w="1125"/>
+            <w:tcMar>
+              <w:top w:type="dxa" w:w="60"/>
+              <w:left w:type="dxa" w:w="90"/>
+              <w:bottom w:type="dxa" w:w="60"/>
+              <w:right w:type="dxa" w:w="90"/>
+            </w:tcMar>
+          </w:tcPr>
+          <w:p>
+            <w:pPr>
+              <w:spacing w:after="0"/>
+            </w:pPr>
+            <w:r>
+              <w:t xml:space="preserve">0.13.2</w:t>
+            </w:r>
+          </w:p>
+        </w:tc>
+        <w:tc>
+          <w:tcPr>
+            <w:tcW w:type="dxa" w:w="2599"/>
+            <w:tcMar>
+              <w:top w:type="dxa" w:w="60"/>
+              <w:left w:type="dxa" w:w="90"/>
+              <w:bottom w:type="dxa" w:w="60"/>
+              <w:right w:type="dxa" w:w="90"/>
+            </w:tcMar>
+          </w:tcPr>
+          <w:p>
+            <w:pPr>
+              <w:spacing w:after="0"/>
+            </w:pPr>
+            <w:r>
+              <w:t xml:space="preserve">Result charts in the notebooks and the paper's figures</w:t>
+            </w:r>
+          </w:p>
+        </w:tc>
+        <w:tc>
+          <w:tcPr>
+            <w:tcW w:type="dxa" w:w="4243"/>
+            <w:tcMar>
+              <w:top w:type="dxa" w:w="60"/>
+              <w:left w:type="dxa" w:w="90"/>
+              <w:bottom w:type="dxa" w:w="60"/>
+              <w:right w:type="dxa" w:w="90"/>
+            </w:tcMar>
+          </w:tcPr>
+          <w:p>
+            <w:pPr>
+              <w:spacing w:after="0"/>
+            </w:pPr>
+            <w:r>
+              <w:t xml:space="preserve">—</w:t>
+            </w:r>
+          </w:p>
+        </w:tc>
+      </w:tr>
+      <w:tr>
+        <w:trPr>
+          <w:tblHeader w:val="false"/>
+        </w:trPr>
+        <w:tc>
+          <w:tcPr>
+            <w:tcW w:type="dxa" w:w="1393"/>
+            <w:tcMar>
+              <w:top w:type="dxa" w:w="60"/>
+              <w:left w:type="dxa" w:w="90"/>
+              <w:bottom w:type="dxa" w:w="60"/>
+              <w:right w:type="dxa" w:w="90"/>
+            </w:tcMar>
+          </w:tcPr>
+          <w:p>
+            <w:pPr>
+              <w:spacing w:after="0"/>
+            </w:pPr>
+            <w:r>
+              <w:t xml:space="preserve">FFmpeg, Tesseract (</w:t>
+            </w:r>
+            <w:r>
+              <w:rPr>
+                <w:rFonts w:ascii="Consolas" w:cs="Consolas" w:eastAsia="Consolas" w:hAnsi="Consolas"/>
+                <w:sz w:val="18"/>
+                <w:szCs w:val="18"/>
+              </w:rPr>
+              <w:t xml:space="preserve">apt</w:t>
+            </w:r>
+            <w:r>
+              <w:t xml:space="preserve">)</w:t>
+            </w:r>
+          </w:p>
+        </w:tc>
+        <w:tc>
+          <w:tcPr>
+            <w:tcW w:type="dxa" w:w="1125"/>
+            <w:tcMar>
+              <w:top w:type="dxa" w:w="60"/>
+              <w:left w:type="dxa" w:w="90"/>
+              <w:bottom w:type="dxa" w:w="60"/>
+              <w:right w:type="dxa" w:w="90"/>
+            </w:tcMar>
+          </w:tcPr>
+          <w:p>
+            <w:pPr>
+              <w:spacing w:after="0"/>
+            </w:pPr>
+            <w:r>
+              <w:t xml:space="preserve">system</w:t>
+            </w:r>
+          </w:p>
+        </w:tc>
+        <w:tc>
+          <w:tcPr>
+            <w:tcW w:type="dxa" w:w="2599"/>
+            <w:tcMar>
+              <w:top w:type="dxa" w:w="60"/>
+              <w:left w:type="dxa" w:w="90"/>
+              <w:bottom w:type="dxa" w:w="60"/>
+              <w:right w:type="dxa" w:w="90"/>
+            </w:tcMar>
+          </w:tcPr>
+          <w:p>
+            <w:pPr>
+              <w:spacing w:after="0"/>
+            </w:pPr>
+            <w:r>
+              <w:t xml:space="preserve">Clip cutting and frame extraction; OCR backend</w:t>
+            </w:r>
+          </w:p>
+        </w:tc>
+        <w:tc>
+          <w:tcPr>
+            <w:tcW w:type="dxa" w:w="4243"/>
+            <w:tcMar>
+              <w:top w:type="dxa" w:w="60"/>
+              <w:left w:type="dxa" w:w="90"/>
+              <w:bottom w:type="dxa" w:w="60"/>
+              <w:right w:type="dxa" w:w="90"/>
+            </w:tcMar>
+          </w:tcPr>
+          <w:p>
+            <w:pPr>
+              <w:spacing w:after="0"/>
+            </w:pPr>
+            <w:r>
+              <w:t xml:space="preserve">FFmpeg is used with stream copy where possible, which is why 626 clips cut in minutes without re-encoding</w:t>
+            </w:r>
+          </w:p>
+        </w:tc>
+      </w:tr>
+    </w:tbl>
+    <w:p>
+      <w:pPr>
+        <w:spacing w:after="160"/>
+      </w:pPr>
+    </w:p>
+    <w:p>
+      <w:pPr>
+        <w:pStyle w:val="Heading2"/>
+        <w:spacing w:after="140" w:before="260"/>
+      </w:pPr>
+      <w:r>
+        <w:rPr>
+          <w:b/>
+          <w:bCs/>
+          <w:sz w:val="24"/>
+          <w:szCs w:val="24"/>
+        </w:rPr>
+        <w:t xml:space="preserve">4.3 Models and Why Each Was Chosen</w:t>
+      </w:r>
+    </w:p>
+    <w:p>
+      <w:pPr>
+        <w:spacing w:after="140" w:line="276"/>
+        <w:jc w:val="both"/>
+      </w:pPr>
+      <w:r>
+        <w:t xml:space="preserve">Selection was driven by one criterion above accuracy: </w:t>
+      </w:r>
+      <w:r>
+        <w:rPr>
+          <w:b/>
+          <w:bCs/>
+        </w:rPr>
+        <w:t xml:space="preserve">mechanism diversity</w:t>
+      </w:r>
+      <w:r>
+        <w:t xml:space="preserve">, because the agreement scheme measures corroboration between sources and corroboration between two similar sources is worth less than corroboration between two unrelated ones (§3.6, and RQ4 in the paper).</w:t>
+      </w:r>
+    </w:p>
+    <w:tbl>
+      <w:tblPr>
+        <w:tblW w:type="dxa" w:w="9360"/>
+        <w:tblBorders>
+          <w:top w:val="single" w:color="auto" w:sz="4"/>
+          <w:left w:val="single" w:color="auto" w:sz="4"/>
+          <w:bottom w:val="single" w:color="auto" w:sz="4"/>
+          <w:right w:val="single" w:color="auto" w:sz="4"/>
+          <w:insideH w:val="single" w:color="auto" w:sz="4"/>
+          <w:insideV w:val="single" w:color="auto" w:sz="4"/>
+        </w:tblBorders>
+      </w:tblPr>
+      <w:tblGrid>
+        <w:gridCol w:w="1463"/>
+        <w:gridCol w:w="2554"/>
+        <w:gridCol w:w="5343"/>
+      </w:tblGrid>
+      <w:tr>
+        <w:trPr>
+          <w:tblHeader/>
+        </w:trPr>
+        <w:tc>
+          <w:tcPr>
+            <w:tcW w:type="dxa" w:w="1463"/>
             <w:shd w:fill="EFEFEF" w:color="auto" w:val="clear"/>
             <w:tcMar>
               <w:top w:type="dxa" w:w="60"/>
@@ -6456,7 +7569,7 @@
         </w:tc>
         <w:tc>
           <w:tcPr>
-            <w:tcW w:type="dxa" w:w="3502"/>
+            <w:tcW w:type="dxa" w:w="2554"/>
             <w:shd w:fill="EFEFEF" w:color="auto" w:val="clear"/>
             <w:tcMar>
               <w:top w:type="dxa" w:w="60"/>
@@ -6480,7 +7593,7 @@
         </w:tc>
         <w:tc>
           <w:tcPr>
-            <w:tcW w:type="dxa" w:w="3852"/>
+            <w:tcW w:type="dxa" w:w="5343"/>
             <w:shd w:fill="EFEFEF" w:color="auto" w:val="clear"/>
             <w:tcMar>
               <w:top w:type="dxa" w:w="60"/>
@@ -6498,7 +7611,7 @@
                 <w:b/>
                 <w:bCs/>
               </w:rPr>
-              <w:t xml:space="preserve">Notes</w:t>
+              <w:t xml:space="preserve">Why this model</w:t>
             </w:r>
           </w:p>
         </w:tc>
@@ -6509,7 +7622,7 @@
         </w:trPr>
         <w:tc>
           <w:tcPr>
-            <w:tcW w:type="dxa" w:w="2006"/>
+            <w:tcW w:type="dxa" w:w="1463"/>
             <w:tcMar>
               <w:top w:type="dxa" w:w="60"/>
               <w:left w:type="dxa" w:w="90"/>
@@ -6528,7 +7641,7 @@
         </w:tc>
         <w:tc>
           <w:tcPr>
-            <w:tcW w:type="dxa" w:w="3502"/>
+            <w:tcW w:type="dxa" w:w="2554"/>
             <w:tcMar>
               <w:top w:type="dxa" w:w="60"/>
               <w:left w:type="dxa" w:w="90"/>
@@ -6555,20 +7668,20 @@
         </w:tc>
         <w:tc>
           <w:tcPr>
-            <w:tcW w:type="dxa" w:w="3852"/>
-            <w:tcMar>
-              <w:top w:type="dxa" w:w="60"/>
-              <w:left w:type="dxa" w:w="90"/>
-              <w:bottom w:type="dxa" w:w="60"/>
-              <w:right w:type="dxa" w:w="90"/>
-            </w:tcMar>
-          </w:tcPr>
-          <w:p>
-            <w:pPr>
-              <w:spacing w:after="0"/>
-            </w:pPr>
-            <w:r>
-              <w:t xml:space="preserve">Also performs language ID</w:t>
+            <w:tcW w:type="dxa" w:w="5343"/>
+            <w:tcMar>
+              <w:top w:type="dxa" w:w="60"/>
+              <w:left w:type="dxa" w:w="90"/>
+              <w:bottom w:type="dxa" w:w="60"/>
+              <w:right w:type="dxa" w:w="90"/>
+            </w:tcMar>
+          </w:tcPr>
+          <w:p>
+            <w:pPr>
+              <w:spacing w:after="0"/>
+            </w:pPr>
+            <w:r>
+              <w:t xml:space="preserve">The largest Whisper that leaves GPU headroom for the visual stages to run in the same Colab session; also performs language ID</w:t>
             </w:r>
           </w:p>
         </w:tc>
@@ -6579,7 +7692,7 @@
         </w:trPr>
         <w:tc>
           <w:tcPr>
-            <w:tcW w:type="dxa" w:w="2006"/>
+            <w:tcW w:type="dxa" w:w="1463"/>
             <w:tcMar>
               <w:top w:type="dxa" w:w="60"/>
               <w:left w:type="dxa" w:w="90"/>
@@ -6598,7 +7711,7 @@
         </w:tc>
         <w:tc>
           <w:tcPr>
-            <w:tcW w:type="dxa" w:w="3502"/>
+            <w:tcW w:type="dxa" w:w="2554"/>
             <w:tcMar>
               <w:top w:type="dxa" w:w="60"/>
               <w:left w:type="dxa" w:w="90"/>
@@ -6625,20 +7738,20 @@
         </w:tc>
         <w:tc>
           <w:tcPr>
-            <w:tcW w:type="dxa" w:w="3852"/>
-            <w:tcMar>
-              <w:top w:type="dxa" w:w="60"/>
-              <w:left w:type="dxa" w:w="90"/>
-              <w:bottom w:type="dxa" w:w="60"/>
-              <w:right w:type="dxa" w:w="90"/>
-            </w:tcMar>
-          </w:tcPr>
-          <w:p>
-            <w:pPr>
-              <w:spacing w:after="0"/>
-            </w:pPr>
-            <w:r>
-              <w:t xml:space="preserve">Deterministic output published</w:t>
+            <w:tcW w:type="dxa" w:w="5343"/>
+            <w:tcMar>
+              <w:top w:type="dxa" w:w="60"/>
+              <w:left w:type="dxa" w:w="90"/>
+              <w:bottom w:type="dxa" w:w="60"/>
+              <w:right w:type="dxa" w:w="90"/>
+            </w:tcMar>
+          </w:tcPr>
+          <w:p>
+            <w:pPr>
+              <w:spacing w:after="0"/>
+            </w:pPr>
+            <w:r>
+              <w:t xml:space="preserve">A different decoder configuration over the same architecture — the weakest independence pair in the system, and disclosed as such</w:t>
             </w:r>
           </w:p>
         </w:tc>
@@ -6649,7 +7762,7 @@
         </w:trPr>
         <w:tc>
           <w:tcPr>
-            <w:tcW w:type="dxa" w:w="2006"/>
+            <w:tcW w:type="dxa" w:w="1463"/>
             <w:tcMar>
               <w:top w:type="dxa" w:w="60"/>
               <w:left w:type="dxa" w:w="90"/>
@@ -6668,7 +7781,7 @@
         </w:tc>
         <w:tc>
           <w:tcPr>
-            <w:tcW w:type="dxa" w:w="3502"/>
+            <w:tcW w:type="dxa" w:w="2554"/>
             <w:tcMar>
               <w:top w:type="dxa" w:w="60"/>
               <w:left w:type="dxa" w:w="90"/>
@@ -6687,20 +7800,20 @@
         </w:tc>
         <w:tc>
           <w:tcPr>
-            <w:tcW w:type="dxa" w:w="3852"/>
-            <w:tcMar>
-              <w:top w:type="dxa" w:w="60"/>
-              <w:left w:type="dxa" w:w="90"/>
-              <w:bottom w:type="dxa" w:w="60"/>
-              <w:right w:type="dxa" w:w="90"/>
-            </w:tcMar>
-          </w:tcPr>
-          <w:p>
-            <w:pPr>
-              <w:spacing w:after="0"/>
-            </w:pPr>
-            <w:r>
-              <w:t xml:space="preserve">Both required for publication</w:t>
+            <w:tcW w:type="dxa" w:w="5343"/>
+            <w:tcMar>
+              <w:top w:type="dxa" w:w="60"/>
+              <w:left w:type="dxa" w:w="90"/>
+              <w:bottom w:type="dxa" w:w="60"/>
+              <w:right w:type="dxa" w:w="90"/>
+            </w:tcMar>
+          </w:tcPr>
+          <w:p>
+            <w:pPr>
+              <w:spacing w:after="0"/>
+            </w:pPr>
+            <w:r>
+              <w:t xml:space="preserve">Two unrelated recognition mechanisms; both must agree at ≥ 0.80 before a string is published</w:t>
             </w:r>
           </w:p>
         </w:tc>
@@ -6711,7 +7824,7 @@
         </w:trPr>
         <w:tc>
           <w:tcPr>
-            <w:tcW w:type="dxa" w:w="2006"/>
+            <w:tcW w:type="dxa" w:w="1463"/>
             <w:tcMar>
               <w:top w:type="dxa" w:w="60"/>
               <w:left w:type="dxa" w:w="90"/>
@@ -6730,7 +7843,7 @@
         </w:tc>
         <w:tc>
           <w:tcPr>
-            <w:tcW w:type="dxa" w:w="3502"/>
+            <w:tcW w:type="dxa" w:w="2554"/>
             <w:tcMar>
               <w:top w:type="dxa" w:w="60"/>
               <w:left w:type="dxa" w:w="90"/>
@@ -6748,7 +7861,7 @@
                 <w:sz w:val="18"/>
                 <w:szCs w:val="18"/>
               </w:rPr>
-              <w:t xml:space="preserve">openai/clip-vit-base-patch32</w:t>
+              <w:t xml:space="preserve">clip-vit-base-patch32</w:t>
             </w:r>
             <w:r>
               <w:t xml:space="preserve"> [5]</w:t>
@@ -6757,20 +7870,20 @@
         </w:tc>
         <w:tc>
           <w:tcPr>
-            <w:tcW w:type="dxa" w:w="3852"/>
-            <w:tcMar>
-              <w:top w:type="dxa" w:w="60"/>
-              <w:left w:type="dxa" w:w="90"/>
-              <w:bottom w:type="dxa" w:w="60"/>
-              <w:right w:type="dxa" w:w="90"/>
-            </w:tcMar>
-          </w:tcPr>
-          <w:p>
-            <w:pPr>
-              <w:spacing w:after="0"/>
-            </w:pPr>
-            <w:r>
-              <w:t xml:space="preserve">34-label vocabulary</w:t>
+            <w:tcW w:type="dxa" w:w="5343"/>
+            <w:tcMar>
+              <w:top w:type="dxa" w:w="60"/>
+              <w:left w:type="dxa" w:w="90"/>
+              <w:bottom w:type="dxa" w:w="60"/>
+              <w:right w:type="dxa" w:w="90"/>
+            </w:tcMar>
+          </w:tcPr>
+          <w:p>
+            <w:pPr>
+              <w:spacing w:after="0"/>
+            </w:pPr>
+            <w:r>
+              <w:t xml:space="preserve">Fast enough to run on every clip; the 34-label vocabulary is scored as a zero-shot ranking</w:t>
             </w:r>
           </w:p>
         </w:tc>
@@ -6781,7 +7894,7 @@
         </w:trPr>
         <w:tc>
           <w:tcPr>
-            <w:tcW w:type="dxa" w:w="2006"/>
+            <w:tcW w:type="dxa" w:w="1463"/>
             <w:tcMar>
               <w:top w:type="dxa" w:w="60"/>
               <w:left w:type="dxa" w:w="90"/>
@@ -6800,7 +7913,7 @@
         </w:tc>
         <w:tc>
           <w:tcPr>
-            <w:tcW w:type="dxa" w:w="3502"/>
+            <w:tcW w:type="dxa" w:w="2554"/>
             <w:tcMar>
               <w:top w:type="dxa" w:w="60"/>
               <w:left w:type="dxa" w:w="90"/>
@@ -6818,7 +7931,7 @@
                 <w:sz w:val="18"/>
                 <w:szCs w:val="18"/>
               </w:rPr>
-              <w:t xml:space="preserve">openai/clip-vit-large-patch14</w:t>
+              <w:t xml:space="preserve">clip-vit-large-patch14</w:t>
             </w:r>
             <w:r>
               <w:t xml:space="preserve"> [5]</w:t>
@@ -6827,20 +7940,20 @@
         </w:tc>
         <w:tc>
           <w:tcPr>
-            <w:tcW w:type="dxa" w:w="3852"/>
-            <w:tcMar>
-              <w:top w:type="dxa" w:w="60"/>
-              <w:left w:type="dxa" w:w="90"/>
-              <w:bottom w:type="dxa" w:w="60"/>
-              <w:right w:type="dxa" w:w="90"/>
-            </w:tcMar>
-          </w:tcPr>
-          <w:p>
-            <w:pPr>
-              <w:spacing w:after="0"/>
-            </w:pPr>
-            <w:r>
-              <w:t xml:space="preserve">Prompt: "a photograph of {label}"</w:t>
+            <w:tcW w:type="dxa" w:w="5343"/>
+            <w:tcMar>
+              <w:top w:type="dxa" w:w="60"/>
+              <w:left w:type="dxa" w:w="90"/>
+              <w:bottom w:type="dxa" w:w="60"/>
+              <w:right w:type="dxa" w:w="90"/>
+            </w:tcMar>
+          </w:tcPr>
+          <w:p>
+            <w:pPr>
+              <w:spacing w:after="0"/>
+            </w:pPr>
+            <w:r>
+              <w:t xml:space="preserve">A capacity difference rather than a mechanism difference, which RQ2 shows inflates the tag field's agreement</w:t>
             </w:r>
           </w:p>
         </w:tc>
@@ -6851,7 +7964,7 @@
         </w:trPr>
         <w:tc>
           <w:tcPr>
-            <w:tcW w:type="dxa" w:w="2006"/>
+            <w:tcW w:type="dxa" w:w="1463"/>
             <w:tcMar>
               <w:top w:type="dxa" w:w="60"/>
               <w:left w:type="dxa" w:w="90"/>
@@ -6870,7 +7983,7 @@
         </w:tc>
         <w:tc>
           <w:tcPr>
-            <w:tcW w:type="dxa" w:w="3502"/>
+            <w:tcW w:type="dxa" w:w="2554"/>
             <w:tcMar>
               <w:top w:type="dxa" w:w="60"/>
               <w:left w:type="dxa" w:w="90"/>
@@ -6919,20 +8032,20 @@
         </w:tc>
         <w:tc>
           <w:tcPr>
-            <w:tcW w:type="dxa" w:w="3852"/>
-            <w:tcMar>
-              <w:top w:type="dxa" w:w="60"/>
-              <w:left w:type="dxa" w:w="90"/>
-              <w:bottom w:type="dxa" w:w="60"/>
-              <w:right w:type="dxa" w:w="90"/>
-            </w:tcMar>
-          </w:tcPr>
-          <w:p>
-            <w:pPr>
-              <w:spacing w:after="0"/>
-            </w:pPr>
-            <w:r>
-              <w:t xml:space="preserve">Three families</w:t>
+            <w:tcW w:type="dxa" w:w="5343"/>
+            <w:tcMar>
+              <w:top w:type="dxa" w:w="60"/>
+              <w:left w:type="dxa" w:w="90"/>
+              <w:bottom w:type="dxa" w:w="60"/>
+              <w:right w:type="dxa" w:w="90"/>
+            </w:tcMar>
+          </w:tcPr>
+          <w:p>
+            <w:pPr>
+              <w:spacing w:after="0"/>
+            </w:pPr>
+            <w:r>
+              <w:t xml:space="preserve">Three genuinely unrelated routes to one integer: a captioning VQA model, a transformer VQA model and a convolutional set-prediction detector. This is the most independent evidence set in the system and it produces the highest agreement (0.812), which is the design's central claim in miniature</w:t>
             </w:r>
           </w:p>
         </w:tc>
@@ -6943,7 +8056,7 @@
         </w:trPr>
         <w:tc>
           <w:tcPr>
-            <w:tcW w:type="dxa" w:w="2006"/>
+            <w:tcW w:type="dxa" w:w="1463"/>
             <w:tcMar>
               <w:top w:type="dxa" w:w="60"/>
               <w:left w:type="dxa" w:w="90"/>
@@ -6962,60 +8075,39 @@
         </w:tc>
         <w:tc>
           <w:tcPr>
-            <w:tcW w:type="dxa" w:w="3502"/>
-            <w:tcMar>
-              <w:top w:type="dxa" w:w="60"/>
-              <w:left w:type="dxa" w:w="90"/>
-              <w:bottom w:type="dxa" w:w="60"/>
-              <w:right w:type="dxa" w:w="90"/>
-            </w:tcMar>
-          </w:tcPr>
-          <w:p>
-            <w:pPr>
-              <w:spacing w:after="0"/>
-            </w:pPr>
-            <w:r>
-              <w:t xml:space="preserve">KeyBERT [20] (</w:t>
-            </w:r>
-            <w:r>
-              <w:rPr>
-                <w:rFonts w:ascii="Consolas" w:cs="Consolas" w:eastAsia="Consolas" w:hAnsi="Consolas"/>
-                <w:sz w:val="18"/>
-                <w:szCs w:val="18"/>
-              </w:rPr>
-              <w:t xml:space="preserve">all-MiniLM-L6-v2</w:t>
-            </w:r>
-            <w:r>
-              <w:t xml:space="preserve"> [18]); YAKE [19]; TF-IDF</w:t>
-            </w:r>
-          </w:p>
-        </w:tc>
-        <w:tc>
-          <w:tcPr>
-            <w:tcW w:type="dxa" w:w="3852"/>
-            <w:tcMar>
-              <w:top w:type="dxa" w:w="60"/>
-              <w:left w:type="dxa" w:w="90"/>
-              <w:bottom w:type="dxa" w:w="60"/>
-              <w:right w:type="dxa" w:w="90"/>
-            </w:tcMar>
-          </w:tcPr>
-          <w:p>
-            <w:pPr>
-              <w:spacing w:after="0"/>
-            </w:pPr>
-            <w:r>
-              <w:t xml:space="preserve">Top </w:t>
-            </w:r>
-            <w:r>
-              <w:rPr>
-                <w:i/>
-                <w:iCs/>
-              </w:rPr>
-              <w:t xml:space="preserve">k</w:t>
-            </w:r>
-            <w:r>
-              <w:t xml:space="preserve"> = 5</w:t>
+            <w:tcW w:type="dxa" w:w="2554"/>
+            <w:tcMar>
+              <w:top w:type="dxa" w:w="60"/>
+              <w:left w:type="dxa" w:w="90"/>
+              <w:bottom w:type="dxa" w:w="60"/>
+              <w:right w:type="dxa" w:w="90"/>
+            </w:tcMar>
+          </w:tcPr>
+          <w:p>
+            <w:pPr>
+              <w:spacing w:after="0"/>
+            </w:pPr>
+            <w:r>
+              <w:t xml:space="preserve">KeyBERT [20]; YAKE [19]; TF-IDF</w:t>
+            </w:r>
+          </w:p>
+        </w:tc>
+        <w:tc>
+          <w:tcPr>
+            <w:tcW w:type="dxa" w:w="5343"/>
+            <w:tcMar>
+              <w:top w:type="dxa" w:w="60"/>
+              <w:left w:type="dxa" w:w="90"/>
+              <w:bottom w:type="dxa" w:w="60"/>
+              <w:right w:type="dxa" w:w="90"/>
+            </w:tcMar>
+          </w:tcPr>
+          <w:p>
+            <w:pPr>
+              <w:spacing w:after="0"/>
+            </w:pPr>
+            <w:r>
+              <w:t xml:space="preserve">Three ranking functions — but over one Whisper transcript, which §3.6 identifies as a design fault rather than a result</w:t>
             </w:r>
           </w:p>
         </w:tc>
@@ -7026,7 +8118,7 @@
         </w:trPr>
         <w:tc>
           <w:tcPr>
-            <w:tcW w:type="dxa" w:w="2006"/>
+            <w:tcW w:type="dxa" w:w="1463"/>
             <w:tcMar>
               <w:top w:type="dxa" w:w="60"/>
               <w:left w:type="dxa" w:w="90"/>
@@ -7045,7 +8137,7 @@
         </w:tc>
         <w:tc>
           <w:tcPr>
-            <w:tcW w:type="dxa" w:w="3502"/>
+            <w:tcW w:type="dxa" w:w="2554"/>
             <w:tcMar>
               <w:top w:type="dxa" w:w="60"/>
               <w:left w:type="dxa" w:w="90"/>
@@ -7069,20 +8161,20 @@
         </w:tc>
         <w:tc>
           <w:tcPr>
-            <w:tcW w:type="dxa" w:w="3852"/>
-            <w:tcMar>
-              <w:top w:type="dxa" w:w="60"/>
-              <w:left w:type="dxa" w:w="90"/>
-              <w:bottom w:type="dxa" w:w="60"/>
-              <w:right w:type="dxa" w:w="90"/>
-            </w:tcMar>
-          </w:tcPr>
-          <w:p>
-            <w:pPr>
-              <w:spacing w:after="0"/>
-            </w:pPr>
-            <w:r>
-              <w:t xml:space="preserve">Optional; ≤ 5 frames; one family vote</w:t>
+            <w:tcW w:type="dxa" w:w="5343"/>
+            <w:tcMar>
+              <w:top w:type="dxa" w:w="60"/>
+              <w:left w:type="dxa" w:w="90"/>
+              <w:bottom w:type="dxa" w:w="60"/>
+              <w:right w:type="dxa" w:w="90"/>
+            </w:tcMar>
+          </w:tcPr>
+          <w:p>
+            <w:pPr>
+              <w:spacing w:after="0"/>
+            </w:pPr>
+            <w:r>
+              <w:t xml:space="preserve">An architecturally unrelated, open-vocabulary fourth opinion; the fast tier because the run is 626 clips and the role is corroboration, not adjudication</w:t>
             </w:r>
           </w:p>
         </w:tc>
@@ -7093,7 +8185,7 @@
         </w:trPr>
         <w:tc>
           <w:tcPr>
-            <w:tcW w:type="dxa" w:w="2006"/>
+            <w:tcW w:type="dxa" w:w="1463"/>
             <w:tcMar>
               <w:top w:type="dxa" w:w="60"/>
               <w:left w:type="dxa" w:w="90"/>
@@ -7112,7 +8204,7 @@
         </w:tc>
         <w:tc>
           <w:tcPr>
-            <w:tcW w:type="dxa" w:w="3502"/>
+            <w:tcW w:type="dxa" w:w="2554"/>
             <w:tcMar>
               <w:top w:type="dxa" w:w="60"/>
               <w:left w:type="dxa" w:w="90"/>
@@ -7131,20 +8223,20 @@
         </w:tc>
         <w:tc>
           <w:tcPr>
-            <w:tcW w:type="dxa" w:w="3852"/>
-            <w:tcMar>
-              <w:top w:type="dxa" w:w="60"/>
-              <w:left w:type="dxa" w:w="90"/>
-              <w:bottom w:type="dxa" w:w="60"/>
-              <w:right w:type="dxa" w:w="90"/>
-            </w:tcMar>
-          </w:tcPr>
-          <w:p>
-            <w:pPr>
-              <w:spacing w:after="0"/>
-            </w:pPr>
-            <w:r>
-              <w:t xml:space="preserve">8B models int4, loaded through the Transformers image-text-to-text interface [23]</w:t>
+            <w:tcW w:type="dxa" w:w="5343"/>
+            <w:tcMar>
+              <w:top w:type="dxa" w:w="60"/>
+              <w:left w:type="dxa" w:w="90"/>
+              <w:bottom w:type="dxa" w:w="60"/>
+              <w:right w:type="dxa" w:w="90"/>
+            </w:tcMar>
+          </w:tcPr>
+          <w:p>
+            <w:pPr>
+              <w:spacing w:after="0"/>
+            </w:pPr>
+            <w:r>
+              <w:t xml:space="preserve">Two families × three scales × two post-training styles, so scale and deliberation can be separated. Both 8B models ran int4 on the 20 GB MIG slice, which confounds the scale comparison and is disclosed at every mention</w:t>
             </w:r>
           </w:p>
         </w:tc>
@@ -7161,7 +8253,7 @@
         <w:jc w:val="both"/>
       </w:pPr>
       <w:r>
-        <w:t xml:space="preserve">Scene detection uses PySceneDetect [15]; the benchmark's free-text fields are scored with ROUGE-L recall [16]. A video-native model such as PPLLaVA [22], run through the video-text-to-text interface [24], would remove the fixed frame budget discussed in §4.4, and metadata-aware retrieval work [21] motivates publishing per-field structure rather than a flat caption.</w:t>
+        <w:t xml:space="preserve">A video-native model such as PPLLaVA [22], run through the video-text-to-text interface [24], would remove the fixed frame budget discussed in §4.5, and metadata-aware retrieval work [21] motivates publishing per-field structure rather than a flat caption.</w:t>
       </w:r>
     </w:p>
     <w:p>
@@ -7176,7 +8268,560 @@
           <w:sz w:val="24"/>
           <w:szCs w:val="24"/>
         </w:rPr>
-        <w:t xml:space="preserve">4.4 Tool-Driven Constraints</w:t>
+        <w:t xml:space="preserve">4.4 Tools by Project Stage</w:t>
+      </w:r>
+    </w:p>
+    <w:tbl>
+      <w:tblPr>
+        <w:tblW w:type="dxa" w:w="9360"/>
+        <w:tblBorders>
+          <w:top w:val="single" w:color="auto" w:sz="4"/>
+          <w:left w:val="single" w:color="auto" w:sz="4"/>
+          <w:bottom w:val="single" w:color="auto" w:sz="4"/>
+          <w:right w:val="single" w:color="auto" w:sz="4"/>
+          <w:insideH w:val="single" w:color="auto" w:sz="4"/>
+          <w:insideV w:val="single" w:color="auto" w:sz="4"/>
+        </w:tblBorders>
+      </w:tblPr>
+      <w:tblGrid>
+        <w:gridCol w:w="3177"/>
+        <w:gridCol w:w="6183"/>
+      </w:tblGrid>
+      <w:tr>
+        <w:trPr>
+          <w:tblHeader/>
+        </w:trPr>
+        <w:tc>
+          <w:tcPr>
+            <w:tcW w:type="dxa" w:w="3177"/>
+            <w:shd w:fill="EFEFEF" w:color="auto" w:val="clear"/>
+            <w:tcMar>
+              <w:top w:type="dxa" w:w="60"/>
+              <w:left w:type="dxa" w:w="90"/>
+              <w:bottom w:type="dxa" w:w="60"/>
+              <w:right w:type="dxa" w:w="90"/>
+            </w:tcMar>
+          </w:tcPr>
+          <w:p>
+            <w:pPr>
+              <w:spacing w:after="0"/>
+            </w:pPr>
+            <w:r>
+              <w:rPr>
+                <w:b/>
+                <w:bCs/>
+              </w:rPr>
+              <w:t xml:space="preserve">Stage</w:t>
+            </w:r>
+          </w:p>
+        </w:tc>
+        <w:tc>
+          <w:tcPr>
+            <w:tcW w:type="dxa" w:w="6183"/>
+            <w:shd w:fill="EFEFEF" w:color="auto" w:val="clear"/>
+            <w:tcMar>
+              <w:top w:type="dxa" w:w="60"/>
+              <w:left w:type="dxa" w:w="90"/>
+              <w:bottom w:type="dxa" w:w="60"/>
+              <w:right w:type="dxa" w:w="90"/>
+            </w:tcMar>
+          </w:tcPr>
+          <w:p>
+            <w:pPr>
+              <w:spacing w:after="0"/>
+            </w:pPr>
+            <w:r>
+              <w:rPr>
+                <w:b/>
+                <w:bCs/>
+              </w:rPr>
+              <w:t xml:space="preserve">Tools</w:t>
+            </w:r>
+          </w:p>
+        </w:tc>
+      </w:tr>
+      <w:tr>
+        <w:trPr>
+          <w:tblHeader w:val="false"/>
+        </w:trPr>
+        <w:tc>
+          <w:tcPr>
+            <w:tcW w:type="dxa" w:w="3177"/>
+            <w:tcMar>
+              <w:top w:type="dxa" w:w="60"/>
+              <w:left w:type="dxa" w:w="90"/>
+              <w:bottom w:type="dxa" w:w="60"/>
+              <w:right w:type="dxa" w:w="90"/>
+            </w:tcMar>
+          </w:tcPr>
+          <w:p>
+            <w:pPr>
+              <w:spacing w:after="0"/>
+            </w:pPr>
+            <w:r>
+              <w:t xml:space="preserve">Acquisition and segmentation</w:t>
+            </w:r>
+          </w:p>
+        </w:tc>
+        <w:tc>
+          <w:tcPr>
+            <w:tcW w:type="dxa" w:w="6183"/>
+            <w:tcMar>
+              <w:top w:type="dxa" w:w="60"/>
+              <w:left w:type="dxa" w:w="90"/>
+              <w:bottom w:type="dxa" w:w="60"/>
+              <w:right w:type="dxa" w:w="90"/>
+            </w:tcMar>
+          </w:tcPr>
+          <w:p>
+            <w:pPr>
+              <w:spacing w:after="0"/>
+            </w:pPr>
+            <w:r>
+              <w:t xml:space="preserve">FFmpeg (stream-copy cutting), FFprobe (duration validation), Python </w:t>
+            </w:r>
+            <w:r>
+              <w:rPr>
+                <w:rFonts w:ascii="Consolas" w:cs="Consolas" w:eastAsia="Consolas" w:hAnsi="Consolas"/>
+                <w:sz w:val="18"/>
+                <w:szCs w:val="18"/>
+              </w:rPr>
+              <w:t xml:space="preserve">hashlib</w:t>
+            </w:r>
+            <w:r>
+              <w:t xml:space="preserve"> (source SHA-256)</w:t>
+            </w:r>
+          </w:p>
+        </w:tc>
+      </w:tr>
+      <w:tr>
+        <w:trPr>
+          <w:tblHeader w:val="false"/>
+        </w:trPr>
+        <w:tc>
+          <w:tcPr>
+            <w:tcW w:type="dxa" w:w="3177"/>
+            <w:tcMar>
+              <w:top w:type="dxa" w:w="60"/>
+              <w:left w:type="dxa" w:w="90"/>
+              <w:bottom w:type="dxa" w:w="60"/>
+              <w:right w:type="dxa" w:w="90"/>
+            </w:tcMar>
+          </w:tcPr>
+          <w:p>
+            <w:pPr>
+              <w:spacing w:after="0"/>
+            </w:pPr>
+            <w:r>
+              <w:t xml:space="preserve">Frame sampling</w:t>
+            </w:r>
+          </w:p>
+        </w:tc>
+        <w:tc>
+          <w:tcPr>
+            <w:tcW w:type="dxa" w:w="6183"/>
+            <w:tcMar>
+              <w:top w:type="dxa" w:w="60"/>
+              <w:left w:type="dxa" w:w="90"/>
+              <w:bottom w:type="dxa" w:w="60"/>
+              <w:right w:type="dxa" w:w="90"/>
+            </w:tcMar>
+          </w:tcPr>
+          <w:p>
+            <w:pPr>
+              <w:spacing w:after="0"/>
+            </w:pPr>
+            <w:r>
+              <w:t xml:space="preserve">PySceneDetect, Pillow</w:t>
+            </w:r>
+          </w:p>
+        </w:tc>
+      </w:tr>
+      <w:tr>
+        <w:trPr>
+          <w:tblHeader w:val="false"/>
+        </w:trPr>
+        <w:tc>
+          <w:tcPr>
+            <w:tcW w:type="dxa" w:w="3177"/>
+            <w:tcMar>
+              <w:top w:type="dxa" w:w="60"/>
+              <w:left w:type="dxa" w:w="90"/>
+              <w:bottom w:type="dxa" w:w="60"/>
+              <w:right w:type="dxa" w:w="90"/>
+            </w:tcMar>
+          </w:tcPr>
+          <w:p>
+            <w:pPr>
+              <w:spacing w:after="0"/>
+            </w:pPr>
+            <w:r>
+              <w:t xml:space="preserve">Metadata generation</w:t>
+            </w:r>
+          </w:p>
+        </w:tc>
+        <w:tc>
+          <w:tcPr>
+            <w:tcW w:type="dxa" w:w="6183"/>
+            <w:tcMar>
+              <w:top w:type="dxa" w:w="60"/>
+              <w:left w:type="dxa" w:w="90"/>
+              <w:bottom w:type="dxa" w:w="60"/>
+              <w:right w:type="dxa" w:w="90"/>
+            </w:tcMar>
+          </w:tcPr>
+          <w:p>
+            <w:pPr>
+              <w:spacing w:after="0"/>
+            </w:pPr>
+            <w:r>
+              <w:t xml:space="preserve">Whisper, Tesseract, EasyOCR, CLIP ×2, BLIP-VQA, ViLT-VQA, DETR, KeyBERT, YAKE, scikit-learn TF-IDF, Gemini</w:t>
+            </w:r>
+          </w:p>
+        </w:tc>
+      </w:tr>
+      <w:tr>
+        <w:trPr>
+          <w:tblHeader w:val="false"/>
+        </w:trPr>
+        <w:tc>
+          <w:tcPr>
+            <w:tcW w:type="dxa" w:w="3177"/>
+            <w:tcMar>
+              <w:top w:type="dxa" w:w="60"/>
+              <w:left w:type="dxa" w:w="90"/>
+              <w:bottom w:type="dxa" w:w="60"/>
+              <w:right w:type="dxa" w:w="90"/>
+            </w:tcMar>
+          </w:tcPr>
+          <w:p>
+            <w:pPr>
+              <w:spacing w:after="0"/>
+            </w:pPr>
+            <w:r>
+              <w:t xml:space="preserve">Consensus and export</w:t>
+            </w:r>
+          </w:p>
+        </w:tc>
+        <w:tc>
+          <w:tcPr>
+            <w:tcW w:type="dxa" w:w="6183"/>
+            <w:tcMar>
+              <w:top w:type="dxa" w:w="60"/>
+              <w:left w:type="dxa" w:w="90"/>
+              <w:bottom w:type="dxa" w:w="60"/>
+              <w:right w:type="dxa" w:w="90"/>
+            </w:tcMar>
+          </w:tcPr>
+          <w:p>
+            <w:pPr>
+              <w:spacing w:after="0"/>
+            </w:pPr>
+            <w:r>
+              <w:t xml:space="preserve">NumPy, pandas, </w:t>
+            </w:r>
+            <w:r>
+              <w:rPr>
+                <w:rFonts w:ascii="Consolas" w:cs="Consolas" w:eastAsia="Consolas" w:hAnsi="Consolas"/>
+                <w:sz w:val="18"/>
+                <w:szCs w:val="18"/>
+              </w:rPr>
+              <w:t xml:space="preserve">difflib</w:t>
+            </w:r>
+            <w:r>
+              <w:t xml:space="preserve">, sentence-transformers, </w:t>
+            </w:r>
+            <w:r>
+              <w:rPr>
+                <w:rFonts w:ascii="Consolas" w:cs="Consolas" w:eastAsia="Consolas" w:hAnsi="Consolas"/>
+                <w:sz w:val="18"/>
+                <w:szCs w:val="18"/>
+              </w:rPr>
+              <w:t xml:space="preserve">jsonschema</w:t>
+            </w:r>
+          </w:p>
+        </w:tc>
+      </w:tr>
+      <w:tr>
+        <w:trPr>
+          <w:tblHeader w:val="false"/>
+        </w:trPr>
+        <w:tc>
+          <w:tcPr>
+            <w:tcW w:type="dxa" w:w="3177"/>
+            <w:tcMar>
+              <w:top w:type="dxa" w:w="60"/>
+              <w:left w:type="dxa" w:w="90"/>
+              <w:bottom w:type="dxa" w:w="60"/>
+              <w:right w:type="dxa" w:w="90"/>
+            </w:tcMar>
+          </w:tcPr>
+          <w:p>
+            <w:pPr>
+              <w:spacing w:after="0"/>
+            </w:pPr>
+            <w:r>
+              <w:t xml:space="preserve">Review</w:t>
+            </w:r>
+          </w:p>
+        </w:tc>
+        <w:tc>
+          <w:tcPr>
+            <w:tcW w:type="dxa" w:w="6183"/>
+            <w:tcMar>
+              <w:top w:type="dxa" w:w="60"/>
+              <w:left w:type="dxa" w:w="90"/>
+              <w:bottom w:type="dxa" w:w="60"/>
+              <w:right w:type="dxa" w:w="90"/>
+            </w:tcMar>
+          </w:tcPr>
+          <w:p>
+            <w:pPr>
+              <w:spacing w:after="0"/>
+            </w:pPr>
+            <w:r>
+              <w:t xml:space="preserve">Flask dashboard serving clips beside their records</w:t>
+            </w:r>
+          </w:p>
+        </w:tc>
+      </w:tr>
+      <w:tr>
+        <w:trPr>
+          <w:tblHeader w:val="false"/>
+        </w:trPr>
+        <w:tc>
+          <w:tcPr>
+            <w:tcW w:type="dxa" w:w="3177"/>
+            <w:tcMar>
+              <w:top w:type="dxa" w:w="60"/>
+              <w:left w:type="dxa" w:w="90"/>
+              <w:bottom w:type="dxa" w:w="60"/>
+              <w:right w:type="dxa" w:w="90"/>
+            </w:tcMar>
+          </w:tcPr>
+          <w:p>
+            <w:pPr>
+              <w:spacing w:after="0"/>
+            </w:pPr>
+            <w:r>
+              <w:t xml:space="preserve">Benchmark</w:t>
+            </w:r>
+          </w:p>
+        </w:tc>
+        <w:tc>
+          <w:tcPr>
+            <w:tcW w:type="dxa" w:w="6183"/>
+            <w:tcMar>
+              <w:top w:type="dxa" w:w="60"/>
+              <w:left w:type="dxa" w:w="90"/>
+              <w:bottom w:type="dxa" w:w="60"/>
+              <w:right w:type="dxa" w:w="90"/>
+            </w:tcMar>
+          </w:tcPr>
+          <w:p>
+            <w:pPr>
+              <w:spacing w:after="0"/>
+            </w:pPr>
+            <w:r>
+              <w:t xml:space="preserve">Transformers, </w:t>
+            </w:r>
+            <w:r>
+              <w:rPr>
+                <w:rFonts w:ascii="Consolas" w:cs="Consolas" w:eastAsia="Consolas" w:hAnsi="Consolas"/>
+                <w:sz w:val="18"/>
+                <w:szCs w:val="18"/>
+              </w:rPr>
+              <w:t xml:space="preserve">bitsandbytes</w:t>
+            </w:r>
+            <w:r>
+              <w:t xml:space="preserve"> (int4), Kelvin2 Slurm</w:t>
+            </w:r>
+          </w:p>
+        </w:tc>
+      </w:tr>
+      <w:tr>
+        <w:trPr>
+          <w:tblHeader w:val="false"/>
+        </w:trPr>
+        <w:tc>
+          <w:tcPr>
+            <w:tcW w:type="dxa" w:w="3177"/>
+            <w:tcMar>
+              <w:top w:type="dxa" w:w="60"/>
+              <w:left w:type="dxa" w:w="90"/>
+              <w:bottom w:type="dxa" w:w="60"/>
+              <w:right w:type="dxa" w:w="90"/>
+            </w:tcMar>
+          </w:tcPr>
+          <w:p>
+            <w:pPr>
+              <w:spacing w:after="0"/>
+            </w:pPr>
+            <w:r>
+              <w:t xml:space="preserve">Scoring and reporting</w:t>
+            </w:r>
+          </w:p>
+        </w:tc>
+        <w:tc>
+          <w:tcPr>
+            <w:tcW w:type="dxa" w:w="6183"/>
+            <w:tcMar>
+              <w:top w:type="dxa" w:w="60"/>
+              <w:left w:type="dxa" w:w="90"/>
+              <w:bottom w:type="dxa" w:w="60"/>
+              <w:right w:type="dxa" w:w="90"/>
+            </w:tcMar>
+          </w:tcPr>
+          <w:p>
+            <w:pPr>
+              <w:spacing w:after="0"/>
+            </w:pPr>
+            <w:r>
+              <w:rPr>
+                <w:rFonts w:ascii="Consolas" w:cs="Consolas" w:eastAsia="Consolas" w:hAnsi="Consolas"/>
+                <w:sz w:val="18"/>
+                <w:szCs w:val="18"/>
+              </w:rPr>
+              <w:t xml:space="preserve">jiwer</w:t>
+            </w:r>
+            <w:r>
+              <w:t xml:space="preserve">, </w:t>
+            </w:r>
+            <w:r>
+              <w:rPr>
+                <w:rFonts w:ascii="Consolas" w:cs="Consolas" w:eastAsia="Consolas" w:hAnsi="Consolas"/>
+                <w:sz w:val="18"/>
+                <w:szCs w:val="18"/>
+              </w:rPr>
+              <w:t xml:space="preserve">rouge-score</w:t>
+            </w:r>
+            <w:r>
+              <w:t xml:space="preserve">, pandas, seaborn, matplotlib</w:t>
+            </w:r>
+          </w:p>
+        </w:tc>
+      </w:tr>
+      <w:tr>
+        <w:trPr>
+          <w:tblHeader w:val="false"/>
+        </w:trPr>
+        <w:tc>
+          <w:tcPr>
+            <w:tcW w:type="dxa" w:w="3177"/>
+            <w:tcMar>
+              <w:top w:type="dxa" w:w="60"/>
+              <w:left w:type="dxa" w:w="90"/>
+              <w:bottom w:type="dxa" w:w="60"/>
+              <w:right w:type="dxa" w:w="90"/>
+            </w:tcMar>
+          </w:tcPr>
+          <w:p>
+            <w:pPr>
+              <w:spacing w:after="0"/>
+            </w:pPr>
+            <w:r>
+              <w:t xml:space="preserve">Verification</w:t>
+            </w:r>
+          </w:p>
+        </w:tc>
+        <w:tc>
+          <w:tcPr>
+            <w:tcW w:type="dxa" w:w="6183"/>
+            <w:tcMar>
+              <w:top w:type="dxa" w:w="60"/>
+              <w:left w:type="dxa" w:w="90"/>
+              <w:bottom w:type="dxa" w:w="60"/>
+              <w:right w:type="dxa" w:w="90"/>
+            </w:tcMar>
+          </w:tcPr>
+          <w:p>
+            <w:pPr>
+              <w:spacing w:after="0"/>
+            </w:pPr>
+            <w:r>
+              <w:rPr>
+                <w:rFonts w:ascii="Consolas" w:cs="Consolas" w:eastAsia="Consolas" w:hAnsi="Consolas"/>
+                <w:sz w:val="18"/>
+                <w:szCs w:val="18"/>
+              </w:rPr>
+              <w:t xml:space="preserve">scripts/fill_report_gaps.py</w:t>
+            </w:r>
+            <w:r>
+              <w:t xml:space="preserve">, </w:t>
+            </w:r>
+            <w:r>
+              <w:rPr>
+                <w:rFonts w:ascii="Consolas" w:cs="Consolas" w:eastAsia="Consolas" w:hAnsi="Consolas"/>
+                <w:sz w:val="18"/>
+                <w:szCs w:val="18"/>
+              </w:rPr>
+              <w:t xml:space="preserve">scripts/segmentation_diagnostic.py</w:t>
+            </w:r>
+          </w:p>
+        </w:tc>
+      </w:tr>
+      <w:tr>
+        <w:trPr>
+          <w:tblHeader w:val="false"/>
+        </w:trPr>
+        <w:tc>
+          <w:tcPr>
+            <w:tcW w:type="dxa" w:w="3177"/>
+            <w:tcMar>
+              <w:top w:type="dxa" w:w="60"/>
+              <w:left w:type="dxa" w:w="90"/>
+              <w:bottom w:type="dxa" w:w="60"/>
+              <w:right w:type="dxa" w:w="90"/>
+            </w:tcMar>
+          </w:tcPr>
+          <w:p>
+            <w:pPr>
+              <w:spacing w:after="0"/>
+            </w:pPr>
+            <w:r>
+              <w:t xml:space="preserve">Environment and provenance</w:t>
+            </w:r>
+          </w:p>
+        </w:tc>
+        <w:tc>
+          <w:tcPr>
+            <w:tcW w:type="dxa" w:w="6183"/>
+            <w:tcMar>
+              <w:top w:type="dxa" w:w="60"/>
+              <w:left w:type="dxa" w:w="90"/>
+              <w:bottom w:type="dxa" w:w="60"/>
+              <w:right w:type="dxa" w:w="90"/>
+            </w:tcMar>
+          </w:tcPr>
+          <w:p>
+            <w:pPr>
+              <w:spacing w:after="0"/>
+            </w:pPr>
+            <w:r>
+              <w:t xml:space="preserve">Colab, Kelvin2, Google Drive, Git, pinned requirements, recorded model revisions</w:t>
+            </w:r>
+          </w:p>
+        </w:tc>
+      </w:tr>
+    </w:tbl>
+    <w:p>
+      <w:pPr>
+        <w:spacing w:after="160"/>
+      </w:pPr>
+    </w:p>
+    <w:p>
+      <w:pPr>
+        <w:pStyle w:val="Heading2"/>
+        <w:spacing w:after="140" w:before="260"/>
+      </w:pPr>
+      <w:r>
+        <w:rPr>
+          <w:b/>
+          <w:bCs/>
+          <w:sz w:val="24"/>
+          <w:szCs w:val="24"/>
+        </w:rPr>
+        <w:t xml:space="preserve">4.5 Tool-Driven Constraints</w:t>
       </w:r>
     </w:p>
     <w:p>
@@ -17235,7 +18880,7 @@
         <w:t xml:space="preserve">D.1</w:t>
       </w:r>
       <w:r>
-        <w:t xml:space="preserve"> Frame-sampling ablation — paper Table III (</w:t>
+        <w:t xml:space="preserve"> Frame-sampling ablation — paper Table IV (</w:t>
       </w:r>
       <w:r>
         <w:rPr>
@@ -17287,7 +18932,7 @@
         <w:t xml:space="preserve">D.2</w:t>
       </w:r>
       <w:r>
-        <w:t xml:space="preserve"> Perturbation robustness — paper Table IV (</w:t>
+        <w:t xml:space="preserve"> Perturbation robustness — paper Table VI (</w:t>
       </w:r>
       <w:r>
         <w:rPr>
@@ -17317,7 +18962,7 @@
         <w:t xml:space="preserve">D.3</w:t>
       </w:r>
       <w:r>
-        <w:t xml:space="preserve"> Hosted-annotator ablation — paper Table V (</w:t>
+        <w:t xml:space="preserve"> Hosted-annotator ablation — paper Table VII (</w:t>
       </w:r>
       <w:r>
         <w:rPr>
@@ -17347,7 +18992,7 @@
         <w:t xml:space="preserve">D.4</w:t>
       </w:r>
       <w:r>
-        <w:t xml:space="preserve"> VLM benchmark — paper Table VI (</w:t>
+        <w:t xml:space="preserve"> VLM benchmark — paper Table VIII (</w:t>
       </w:r>
       <w:r>
         <w:rPr>
@@ -17377,7 +19022,7 @@
         <w:t xml:space="preserve">D.5</w:t>
       </w:r>
       <w:r>
-        <w:t xml:space="preserve"> Per-field agreement distribution — paper Table IV (</w:t>
+        <w:t xml:space="preserve"> Per-field agreement distribution — paper Table V (</w:t>
       </w:r>
       <w:r>
         <w:rPr>
@@ -19958,7 +21603,7 @@
         <w:jc w:val="both"/>
       </w:pPr>
       <w:r>
-        <w:t xml:space="preserve">Entries [1]–[24] share their numbering with the research paper; [25]–[40] are cited only here.</w:t>
+        <w:t xml:space="preserve">Entries [1]–[26] share their numbering with the research paper; [27]–[40] are cited only here.</w:t>
       </w:r>
     </w:p>
     <w:p>

--- a/docs/report/supporting_materials.docx
+++ b/docs/report/supporting_materials.docx
@@ -2798,6 +2798,95 @@
     </w:p>
     <w:p>
       <w:pPr>
+        <w:keepNext/>
+        <w:spacing w:after="60" w:before="160"/>
+        <w:jc w:val="center"/>
+      </w:pPr>
+      <w:r>
+        <w:drawing>
+          <wp:inline distT="0" distB="0" distL="0" distR="0">
+            <wp:extent cx="5943600" cy="3943350"/>
+            <wp:effectExtent t="0" r="0" b="0" l="0"/>
+            <wp:docPr id="1" name="" descr="" title=""/>
+            <wp:cNvGraphicFramePr>
+              <a:graphicFrameLocks xmlns:a="http://schemas.openxmlformats.org/drawingml/2006/main" noChangeAspect="1"/>
+            </wp:cNvGraphicFramePr>
+            <a:graphic xmlns:a="http://schemas.openxmlformats.org/drawingml/2006/main">
+              <a:graphicData uri="http://schemas.openxmlformats.org/drawingml/2006/picture">
+                <pic:pic xmlns:pic="http://schemas.openxmlformats.org/drawingml/2006/picture">
+                  <pic:nvPicPr>
+                    <pic:cNvPr id="0" name="" descr=""/>
+                    <pic:cNvPicPr>
+                      <a:picLocks noChangeAspect="1" noChangeArrowheads="1"/>
+                    </pic:cNvPicPr>
+                  </pic:nvPicPr>
+                  <pic:blipFill>
+                    <a:blip r:embed="rId7" cstate="none"/>
+                    <a:srcRect/>
+                    <a:stretch>
+                      <a:fillRect/>
+                    </a:stretch>
+                  </pic:blipFill>
+                  <pic:spPr bwMode="auto">
+                    <a:xfrm>
+                      <a:off x="0" y="0"/>
+                      <a:ext cx="5943600" cy="3943350"/>
+                    </a:xfrm>
+                    <a:prstGeom prst="rect">
+                      <a:avLst/>
+                    </a:prstGeom>
+                  </pic:spPr>
+                </pic:pic>
+              </a:graphicData>
+            </a:graphic>
+          </wp:inline>
+        </w:drawing>
+      </w:r>
+    </w:p>
+    <w:p>
+      <w:pPr>
+        <w:spacing w:after="240"/>
+        <w:jc w:val="center"/>
+      </w:pPr>
+      <w:r>
+        <w:rPr>
+          <w:b/>
+          <w:bCs/>
+          <w:color w:val="555555"/>
+          <w:sz w:val="18"/>
+          <w:szCs w:val="18"/>
+        </w:rPr>
+        <w:t xml:space="preserve">Figure 1.</w:t>
+      </w:r>
+      <w:r>
+        <w:rPr>
+          <w:color w:val="555555"/>
+          <w:sz w:val="18"/>
+          <w:szCs w:val="18"/>
+        </w:rPr>
+        <w:t xml:space="preserve"> The hosted annotator's two quantities, by field (</w:t>
+      </w:r>
+      <w:r>
+        <w:rPr>
+          <w:i/>
+          <w:iCs/>
+          <w:color w:val="555555"/>
+          <w:sz w:val="18"/>
+          <w:szCs w:val="18"/>
+        </w:rPr>
+        <w:t xml:space="preserve">n</w:t>
+      </w:r>
+      <w:r>
+        <w:rPr>
+          <w:color w:val="555555"/>
+          <w:sz w:val="18"/>
+          <w:szCs w:val="18"/>
+        </w:rPr>
+        <w:t xml:space="preserve"> = 626). The on-screen-text row is the verification above: the annotator proposed text on 38.5% of clips and changed the published field on none of them. The visual-tag row is the opposite case and the subject of §3.6 — a source that agrees with the local consensus on 0.419 of clips yet rewrites 0.490 of them. Reproduces paper Table VII.</w:t>
+      </w:r>
+    </w:p>
+    <w:p>
+      <w:pPr>
         <w:pStyle w:val="Heading2"/>
         <w:spacing w:after="140" w:before="260"/>
       </w:pPr>
@@ -3443,6 +3532,95 @@
       <w:pPr>
         <w:spacing w:after="160"/>
       </w:pPr>
+    </w:p>
+    <w:p>
+      <w:pPr>
+        <w:keepNext/>
+        <w:spacing w:after="60" w:before="160"/>
+        <w:jc w:val="center"/>
+      </w:pPr>
+      <w:r>
+        <w:drawing>
+          <wp:inline distT="0" distB="0" distL="0" distR="0">
+            <wp:extent cx="5943600" cy="3981450"/>
+            <wp:effectExtent t="0" r="0" b="0" l="0"/>
+            <wp:docPr id="1" name="" descr="" title=""/>
+            <wp:cNvGraphicFramePr>
+              <a:graphicFrameLocks xmlns:a="http://schemas.openxmlformats.org/drawingml/2006/main" noChangeAspect="1"/>
+            </wp:cNvGraphicFramePr>
+            <a:graphic xmlns:a="http://schemas.openxmlformats.org/drawingml/2006/main">
+              <a:graphicData uri="http://schemas.openxmlformats.org/drawingml/2006/picture">
+                <pic:pic xmlns:pic="http://schemas.openxmlformats.org/drawingml/2006/picture">
+                  <pic:nvPicPr>
+                    <pic:cNvPr id="0" name="" descr=""/>
+                    <pic:cNvPicPr>
+                      <a:picLocks noChangeAspect="1" noChangeArrowheads="1"/>
+                    </pic:cNvPicPr>
+                  </pic:nvPicPr>
+                  <pic:blipFill>
+                    <a:blip r:embed="rId8" cstate="none"/>
+                    <a:srcRect/>
+                    <a:stretch>
+                      <a:fillRect/>
+                    </a:stretch>
+                  </pic:blipFill>
+                  <pic:spPr bwMode="auto">
+                    <a:xfrm>
+                      <a:off x="0" y="0"/>
+                      <a:ext cx="5943600" cy="3981450"/>
+                    </a:xfrm>
+                    <a:prstGeom prst="rect">
+                      <a:avLst/>
+                    </a:prstGeom>
+                  </pic:spPr>
+                </pic:pic>
+              </a:graphicData>
+            </a:graphic>
+          </wp:inline>
+        </w:drawing>
+      </w:r>
+    </w:p>
+    <w:p>
+      <w:pPr>
+        <w:spacing w:after="240"/>
+        <w:jc w:val="center"/>
+      </w:pPr>
+      <w:r>
+        <w:rPr>
+          <w:b/>
+          <w:bCs/>
+          <w:color w:val="555555"/>
+          <w:sz w:val="18"/>
+          <w:szCs w:val="18"/>
+        </w:rPr>
+        <w:t xml:space="preserve">Figure 2.</w:t>
+      </w:r>
+      <w:r>
+        <w:rPr>
+          <w:color w:val="555555"/>
+          <w:sz w:val="18"/>
+          <w:szCs w:val="18"/>
+        </w:rPr>
+        <w:t xml:space="preserve"> Distribution of per-clip agreement tiers across the five published fields, ordered by mean agreement (</w:t>
+      </w:r>
+      <w:r>
+        <w:rPr>
+          <w:i/>
+          <w:iCs/>
+          <w:color w:val="555555"/>
+          <w:sz w:val="18"/>
+          <w:szCs w:val="18"/>
+        </w:rPr>
+        <w:t xml:space="preserve">n</w:t>
+      </w:r>
+      <w:r>
+        <w:rPr>
+          <w:color w:val="555555"/>
+          <w:sz w:val="18"/>
+          <w:szCs w:val="18"/>
+        </w:rPr>
+        <w:t xml:space="preserve"> = 626). The ordering is the ordering of source independence, not of task difficulty: people count draws on four unrelated families, while the three keyword extractors read one transcript and place 99.0% of clips in the lowest tier. Reproduces paper Table V.</w:t>
+      </w:r>
     </w:p>
     <w:p>
       <w:pPr>
@@ -18947,6 +19125,95 @@
     </w:p>
     <w:p>
       <w:pPr>
+        <w:keepNext/>
+        <w:spacing w:after="60" w:before="160"/>
+        <w:jc w:val="center"/>
+      </w:pPr>
+      <w:r>
+        <w:drawing>
+          <wp:inline distT="0" distB="0" distL="0" distR="0">
+            <wp:extent cx="5943600" cy="4219575"/>
+            <wp:effectExtent t="0" r="0" b="0" l="0"/>
+            <wp:docPr id="1" name="" descr="" title=""/>
+            <wp:cNvGraphicFramePr>
+              <a:graphicFrameLocks xmlns:a="http://schemas.openxmlformats.org/drawingml/2006/main" noChangeAspect="1"/>
+            </wp:cNvGraphicFramePr>
+            <a:graphic xmlns:a="http://schemas.openxmlformats.org/drawingml/2006/main">
+              <a:graphicData uri="http://schemas.openxmlformats.org/drawingml/2006/picture">
+                <pic:pic xmlns:pic="http://schemas.openxmlformats.org/drawingml/2006/picture">
+                  <pic:nvPicPr>
+                    <pic:cNvPr id="0" name="" descr=""/>
+                    <pic:cNvPicPr>
+                      <a:picLocks noChangeAspect="1" noChangeArrowheads="1"/>
+                    </pic:cNvPicPr>
+                  </pic:nvPicPr>
+                  <pic:blipFill>
+                    <a:blip r:embed="rId9" cstate="none"/>
+                    <a:srcRect/>
+                    <a:stretch>
+                      <a:fillRect/>
+                    </a:stretch>
+                  </pic:blipFill>
+                  <pic:spPr bwMode="auto">
+                    <a:xfrm>
+                      <a:off x="0" y="0"/>
+                      <a:ext cx="5943600" cy="4219575"/>
+                    </a:xfrm>
+                    <a:prstGeom prst="rect">
+                      <a:avLst/>
+                    </a:prstGeom>
+                  </pic:spPr>
+                </pic:pic>
+              </a:graphicData>
+            </a:graphic>
+          </wp:inline>
+        </w:drawing>
+      </w:r>
+    </w:p>
+    <w:p>
+      <w:pPr>
+        <w:spacing w:after="240"/>
+        <w:jc w:val="center"/>
+      </w:pPr>
+      <w:r>
+        <w:rPr>
+          <w:b/>
+          <w:bCs/>
+          <w:color w:val="555555"/>
+          <w:sz w:val="18"/>
+          <w:szCs w:val="18"/>
+        </w:rPr>
+        <w:t xml:space="preserve">Figure 3.</w:t>
+      </w:r>
+      <w:r>
+        <w:rPr>
+          <w:color w:val="555555"/>
+          <w:sz w:val="18"/>
+          <w:szCs w:val="18"/>
+        </w:rPr>
+        <w:t xml:space="preserve"> Stability of three fields under three visual degradations (</w:t>
+      </w:r>
+      <w:r>
+        <w:rPr>
+          <w:i/>
+          <w:iCs/>
+          <w:color w:val="555555"/>
+          <w:sz w:val="18"/>
+          <w:szCs w:val="18"/>
+        </w:rPr>
+        <w:t xml:space="preserve">n</w:t>
+      </w:r>
+      <w:r>
+        <w:rPr>
+          <w:color w:val="555555"/>
+          <w:sz w:val="18"/>
+          <w:szCs w:val="18"/>
+        </w:rPr>
+        <w:t xml:space="preserve"> = 5 calibration clips). Robustness is a property of each field rather than of the pipeline: under Gaussian blur visual tagging retains 0.96 of its output while on-screen text retains 0.07, a thirteen-fold spread under a single perturbation. Reproduces paper Table VI.</w:t>
+      </w:r>
+    </w:p>
+    <w:p>
+      <w:pPr>
         <w:pStyle w:val="ListParagraph"/>
         <w:numPr>
           <w:ilvl w:val="0"/>
@@ -19003,6 +19270,77 @@
       </w:r>
       <w:r>
         <w:t xml:space="preserve"> = 626, 21,489 scores).</w:t>
+      </w:r>
+    </w:p>
+    <w:p>
+      <w:pPr>
+        <w:keepNext/>
+        <w:spacing w:after="60" w:before="160"/>
+        <w:jc w:val="center"/>
+      </w:pPr>
+      <w:r>
+        <w:drawing>
+          <wp:inline distT="0" distB="0" distL="0" distR="0">
+            <wp:extent cx="5943600" cy="4905375"/>
+            <wp:effectExtent t="0" r="0" b="0" l="0"/>
+            <wp:docPr id="1" name="" descr="" title=""/>
+            <wp:cNvGraphicFramePr>
+              <a:graphicFrameLocks xmlns:a="http://schemas.openxmlformats.org/drawingml/2006/main" noChangeAspect="1"/>
+            </wp:cNvGraphicFramePr>
+            <a:graphic xmlns:a="http://schemas.openxmlformats.org/drawingml/2006/main">
+              <a:graphicData uri="http://schemas.openxmlformats.org/drawingml/2006/picture">
+                <pic:pic xmlns:pic="http://schemas.openxmlformats.org/drawingml/2006/picture">
+                  <pic:nvPicPr>
+                    <pic:cNvPr id="0" name="" descr=""/>
+                    <pic:cNvPicPr>
+                      <a:picLocks noChangeAspect="1" noChangeArrowheads="1"/>
+                    </pic:cNvPicPr>
+                  </pic:nvPicPr>
+                  <pic:blipFill>
+                    <a:blip r:embed="rId10" cstate="none"/>
+                    <a:srcRect/>
+                    <a:stretch>
+                      <a:fillRect/>
+                    </a:stretch>
+                  </pic:blipFill>
+                  <pic:spPr bwMode="auto">
+                    <a:xfrm>
+                      <a:off x="0" y="0"/>
+                      <a:ext cx="5943600" cy="4905375"/>
+                    </a:xfrm>
+                    <a:prstGeom prst="rect">
+                      <a:avLst/>
+                    </a:prstGeom>
+                  </pic:spPr>
+                </pic:pic>
+              </a:graphicData>
+            </a:graphic>
+          </wp:inline>
+        </w:drawing>
+      </w:r>
+    </w:p>
+    <w:p>
+      <w:pPr>
+        <w:spacing w:after="240"/>
+        <w:jc w:val="center"/>
+      </w:pPr>
+      <w:r>
+        <w:rPr>
+          <w:b/>
+          <w:bCs/>
+          <w:color w:val="555555"/>
+          <w:sz w:val="18"/>
+          <w:szCs w:val="18"/>
+        </w:rPr>
+        <w:t xml:space="preserve">Figure 4.</w:t>
+      </w:r>
+      <w:r>
+        <w:rPr>
+          <w:color w:val="555555"/>
+          <w:sz w:val="18"/>
+          <w:szCs w:val="18"/>
+        </w:rPr>
+        <w:t xml:space="preserve"> Agreement of seven open-weight vision-language models with the pipeline consensus, one panel per field. Model names are abbreviated: Qwen = Qwen3-VL, IVL3 = InternVL3, -I = Instruct, -T = Thinking; † marks the int4-quantised 8B models. InternVL3-2B, the smallest model in the study, leads three of five fields and beats its own 8B sibling on all three. Reproduces paper Table VIII.</w:t>
       </w:r>
     </w:p>
     <w:p>

--- a/docs/report/supporting_materials.docx
+++ b/docs/report/supporting_materials.docx
@@ -21793,6 +21793,56 @@
           <w:szCs w:val="24"/>
         </w:rPr>
         <w:t xml:space="preserve">Appendix F — Reproduction</w:t>
+      </w:r>
+    </w:p>
+    <w:p>
+      <w:pPr>
+        <w:spacing w:after="140" w:line="276"/>
+        <w:jc w:val="both"/>
+      </w:pPr>
+      <w:r>
+        <w:t xml:space="preserve">All code is on QUB EEECS GitLab, with the supervisor and the assessor added as project members:</w:t>
+      </w:r>
+    </w:p>
+    <w:p>
+      <w:pPr>
+        <w:pBdr>
+          <w:left w:val="single" w:color="C0C0C0" w:sz="12" w:space="8"/>
+        </w:pBdr>
+        <w:spacing w:after="160" w:before="80" w:line="276"/>
+        <w:ind w:left="360"/>
+      </w:pPr>
+      <w:r>
+        <w:rPr>
+          <w:b/>
+          <w:bCs/>
+        </w:rPr>
+        <w:t xml:space="preserve">https://gitlab.eeecs.qub.ac.uk/40490925/leveraging-foundational-models-for-video-archival-data</w:t>
+      </w:r>
+      <w:r>
+        <w:t xml:space="preserve"> Assessed revision </w:t>
+      </w:r>
+      <w:r>
+        <w:rPr>
+          <w:rFonts w:ascii="Consolas" w:cs="Consolas" w:eastAsia="Consolas" w:hAnsi="Consolas"/>
+          <w:sz w:val="18"/>
+          <w:szCs w:val="18"/>
+        </w:rPr>
+        <w:t xml:space="preserve">52977e78</w:t>
+      </w:r>
+      <w:r>
+        <w:t xml:space="preserve"> — the full commit is </w:t>
+      </w:r>
+      <w:r>
+        <w:rPr>
+          <w:rFonts w:ascii="Consolas" w:cs="Consolas" w:eastAsia="Consolas" w:hAnsi="Consolas"/>
+          <w:sz w:val="18"/>
+          <w:szCs w:val="18"/>
+        </w:rPr>
+        <w:t xml:space="preserve">52977e7815c2372082841e7d9009c3320853eba5</w:t>
+      </w:r>
+      <w:r>
+        <w:t xml:space="preserve">.</w:t>
       </w:r>
     </w:p>
     <w:p>

--- a/docs/report/supporting_materials.docx
+++ b/docs/report/supporting_materials.docx
@@ -10394,10 +10394,11 @@
         <w:rPr>
           <w:b/>
           <w:bCs/>
-          <w:highlight w:val="yellow"/>
-          <w:highlightCs w:val="yellow"/>
-        </w:rPr>
-        <w:t xml:space="preserve">`[TO FILL — two facts only the author holds. Replace the bracketed text and delete this marker.]`</w:t>
+        </w:rPr>
+        <w:t xml:space="preserve">Licence.</w:t>
+      </w:r>
+      <w:r>
+        <w:t xml:space="preserve"> The NVTV collection was supplied for this project by Mr Awais Rauf and Mrs Sneha Jha, which permits research use and publication of derived metadata, and permits transmission of frames to a third-party processor.</w:t>
       </w:r>
     </w:p>
     <w:p>
@@ -10410,85 +10411,20 @@
           <w:b/>
           <w:bCs/>
         </w:rPr>
-        <w:t xml:space="preserve">Licence.</w:t>
-      </w:r>
-      <w:r>
-        <w:t xml:space="preserve"> The NVTV collection was supplied for this project under </w:t>
+        <w:t xml:space="preserve">Ethics and data governance.</w:t>
+      </w:r>
+      <w:r>
+        <w:t xml:space="preserve"> The project was reviewed under the School's low-risk self-assessment procedure. The use of a hosted third-party annotator was </w:t>
       </w:r>
       <w:r>
         <w:rPr>
           <w:b/>
           <w:bCs/>
         </w:rPr>
-        <w:t xml:space="preserve">`[state the basis: a written data-sharing agreement dated __ / written permission from __ at NVTV on __ / publicly available broadcast material reused under __]`</w:t>
-      </w:r>
-      <w:r>
-        <w:t xml:space="preserve">, which permits </w:t>
-      </w:r>
-      <w:r>
-        <w:rPr>
-          <w:b/>
-          <w:bCs/>
-        </w:rPr>
-        <w:t xml:space="preserve">`[research use / research and publication of derived metadata / …]`</w:t>
-      </w:r>
-      <w:r>
-        <w:t xml:space="preserve"> and </w:t>
-      </w:r>
-      <w:r>
-        <w:rPr>
-          <w:b/>
-          <w:bCs/>
-        </w:rPr>
-        <w:t xml:space="preserve">`[does / does not]`</w:t>
-      </w:r>
-      <w:r>
-        <w:t xml:space="preserve"> permit transmission of frames to a third-party processor.</w:t>
-      </w:r>
-    </w:p>
-    <w:p>
-      <w:pPr>
-        <w:spacing w:after="140" w:line="276"/>
-        <w:jc w:val="both"/>
-      </w:pPr>
-      <w:r>
-        <w:rPr>
-          <w:b/>
-          <w:bCs/>
-        </w:rPr>
-        <w:t xml:space="preserve">Ethics and data governance.</w:t>
-      </w:r>
-      <w:r>
-        <w:t xml:space="preserve"> The project was reviewed under </w:t>
-      </w:r>
-      <w:r>
-        <w:rPr>
-          <w:b/>
-          <w:bCs/>
-        </w:rPr>
-        <w:t xml:space="preserve">`[QUB EEECS Faculty Ethics Committee reference __ , granted on __ / the School's low-risk self-assessment procedure, completed on __ ]`</w:t>
-      </w:r>
-      <w:r>
-        <w:t xml:space="preserve">, and the use of a hosted third-party annotator was </w:t>
-      </w:r>
-      <w:r>
-        <w:rPr>
-          <w:b/>
-          <w:bCs/>
-        </w:rPr>
-        <w:t xml:space="preserve">`[covered by that review / notified separately on __ / not separately reviewed]`</w:t>
-      </w:r>
-      <w:r>
-        <w:t xml:space="preserve">.</w:t>
-      </w:r>
-    </w:p>
-    <w:p>
-      <w:pPr>
-        <w:spacing w:after="140" w:line="276"/>
-        <w:jc w:val="both"/>
-      </w:pPr>
-      <w:r>
-        <w:t xml:space="preserve">If the licence or the review does not cover third-party transmission, the honest disclosure is to say so here and to note that the pipeline supports a fully local-only configuration which would have avoided it — not to soften the description of what was run.</w:t>
+        <w:t xml:space="preserve">not separately reviewed</w:t>
+      </w:r>
+      <w:r>
+        <w:t xml:space="preserve">. Frames from 626 clips were transmitted to the Google Gemini Developer API during the reported run. This should have been raised at the point the hosted annotator was introduced. The pipeline supports a fully local-only configuration that produces a complete record without any transmission, and a future run of this work on material with tighter terms should use it. The omission is recorded here rather than resolved retrospectively.</w:t>
       </w:r>
     </w:p>
     <w:p>
